--- a/LMS/documantation/srs document.docx
+++ b/LMS/documantation/srs document.docx
@@ -24,6 +24,349 @@
       <w:proofErr w:type="spellEnd"/>
       <w:r>
         <w:t xml:space="preserve"> Central College</w:t>
+      </w:r>
+    </w:p>
+    <w:p/>
+    <w:p>
+      <w:pPr>
+        <w:pStyle w:val="ListParagraph"/>
+        <w:numPr>
+          <w:ilvl w:val="0"/>
+          <w:numId w:val="1"/>
+        </w:numPr>
+      </w:pPr>
+      <w:r>
+        <w:t>INTRODUCTION</w:t>
+      </w:r>
+      <w:r>
+        <w:t>.</w:t>
+      </w:r>
+    </w:p>
+    <w:p>
+      <w:r>
+        <w:t>1.1 Purpose</w:t>
+      </w:r>
+    </w:p>
+    <w:p>
+      <w:r>
+        <w:t xml:space="preserve">The purpose of this document is to define the requirements for a web-based Learning Management System (LMS) for </w:t>
+      </w:r>
+      <w:proofErr w:type="spellStart"/>
+      <w:r>
+        <w:t>Rajasinghe</w:t>
+      </w:r>
+      <w:proofErr w:type="spellEnd"/>
+      <w:r>
+        <w:t xml:space="preserve"> Central College. The system will digitalize academic activities such as user management, mark handling, study material sharing, and reporting.</w:t>
+      </w:r>
+    </w:p>
+    <w:p/>
+    <w:p>
+      <w:r>
+        <w:t>1.2 Scope</w:t>
+      </w:r>
+    </w:p>
+    <w:p>
+      <w:r>
+        <w:t>The system will:</w:t>
+      </w:r>
+    </w:p>
+    <w:p>
+      <w:r>
+        <w:t>Manage students, teachers, and IT/admin users</w:t>
+      </w:r>
+    </w:p>
+    <w:p>
+      <w:r>
+        <w:t>Handle academic records (marks, classes, subjects)</w:t>
+      </w:r>
+    </w:p>
+    <w:p>
+      <w:r>
+        <w:t>Provide study materials (PDF &amp; YouTube links)</w:t>
+      </w:r>
+    </w:p>
+    <w:p>
+      <w:r>
+        <w:t>Generate reports for students, teachers, and administration</w:t>
+      </w:r>
+    </w:p>
+    <w:p>
+      <w:r>
+        <w:t>Support bilingual education (Sinhala &amp; English)</w:t>
+      </w:r>
+    </w:p>
+    <w:p>
+      <w:r>
+        <w:t xml:space="preserve">Provide a </w:t>
+      </w:r>
+      <w:proofErr w:type="gramStart"/>
+      <w:r>
+        <w:t>public school</w:t>
+      </w:r>
+      <w:proofErr w:type="gramEnd"/>
+      <w:r>
+        <w:t xml:space="preserve"> website</w:t>
+      </w:r>
+    </w:p>
+    <w:p/>
+    <w:p/>
+    <w:p>
+      <w:r>
+        <w:t>1.3 Intended Audience</w:t>
+      </w:r>
+    </w:p>
+    <w:p>
+      <w:r>
+        <w:t>Project supervisor / lecturers</w:t>
+      </w:r>
+    </w:p>
+    <w:p>
+      <w:r>
+        <w:t>Development team</w:t>
+      </w:r>
+    </w:p>
+    <w:p>
+      <w:r>
+        <w:t>School administration</w:t>
+      </w:r>
+    </w:p>
+    <w:p/>
+    <w:p>
+      <w:r>
+        <w:lastRenderedPageBreak/>
+        <w:t>1.4 Technologies Used</w:t>
+      </w:r>
+    </w:p>
+    <w:p>
+      <w:r>
+        <w:t>Frontend: React.js</w:t>
+      </w:r>
+    </w:p>
+    <w:p>
+      <w:r>
+        <w:t>Backend: Node.js + Express.js</w:t>
+      </w:r>
+    </w:p>
+    <w:p>
+      <w:r>
+        <w:t>Database: MongoDB</w:t>
+      </w:r>
+    </w:p>
+    <w:p>
+      <w:r>
+        <w:t xml:space="preserve">File Storage: Cloud </w:t>
+      </w:r>
+      <w:r>
+        <w:t>base</w:t>
+      </w:r>
+    </w:p>
+    <w:p/>
+    <w:p/>
+    <w:p/>
+    <w:p>
+      <w:pPr>
+        <w:pStyle w:val="ListParagraph"/>
+        <w:numPr>
+          <w:ilvl w:val="0"/>
+          <w:numId w:val="1"/>
+        </w:numPr>
+      </w:pPr>
+      <w:r>
+        <w:t>OVERALL DESCRIPTION</w:t>
+      </w:r>
+    </w:p>
+    <w:p>
+      <w:r>
+        <w:t>2.1 Product Perspective</w:t>
+      </w:r>
+    </w:p>
+    <w:p>
+      <w:r>
+        <w:t>The LMS is a standalone web-based system integrated with the school environment, replacing manual record-keeping with a centralized digital platform.</w:t>
+      </w:r>
+    </w:p>
+    <w:p/>
+    <w:p/>
+    <w:p>
+      <w:r>
+        <w:t>2.2 User Classes and Characteristics</w:t>
+      </w:r>
+    </w:p>
+    <w:p>
+      <w:r>
+        <w:t>Admin</w:t>
+      </w:r>
+    </w:p>
+    <w:p>
+      <w:r>
+        <w:t>Full system control</w:t>
+      </w:r>
+    </w:p>
+    <w:p>
+      <w:r>
+        <w:t>User and class management</w:t>
+      </w:r>
+    </w:p>
+    <w:p>
+      <w:r>
+        <w:t>Report generation</w:t>
+      </w:r>
+    </w:p>
+    <w:p/>
+    <w:p>
+      <w:r>
+        <w:t>IT Section</w:t>
+      </w:r>
+      <w:r>
+        <w:t>/technical officer</w:t>
+      </w:r>
+    </w:p>
+    <w:p>
+      <w:r>
+        <w:t>Manage users and classes</w:t>
+      </w:r>
+    </w:p>
+    <w:p>
+      <w:r>
+        <w:t>Update website content</w:t>
+      </w:r>
+    </w:p>
+    <w:p>
+      <w:r>
+        <w:t>System maintenance</w:t>
+      </w:r>
+    </w:p>
+    <w:p/>
+    <w:p/>
+    <w:p>
+      <w:r>
+        <w:lastRenderedPageBreak/>
+        <w:t>Teacher</w:t>
+      </w:r>
+    </w:p>
+    <w:p>
+      <w:r>
+        <w:t>Upload marks</w:t>
+      </w:r>
+    </w:p>
+    <w:p>
+      <w:r>
+        <w:t>Upload study materials</w:t>
+      </w:r>
+    </w:p>
+    <w:p>
+      <w:r>
+        <w:t>View student performance</w:t>
+      </w:r>
+    </w:p>
+    <w:p/>
+    <w:p>
+      <w:r>
+        <w:t>Student</w:t>
+      </w:r>
+    </w:p>
+    <w:p>
+      <w:r>
+        <w:t>View marks and materials</w:t>
+      </w:r>
+    </w:p>
+    <w:p>
+      <w:r>
+        <w:t>Access reports (parent view)</w:t>
+      </w:r>
+    </w:p>
+    <w:p>
+      <w:r>
+        <w:t>Manage profile</w:t>
+      </w:r>
+    </w:p>
+    <w:p/>
+    <w:p/>
+    <w:p>
+      <w:r>
+        <w:t>2.3 Operating Environment</w:t>
+      </w:r>
+    </w:p>
+    <w:p>
+      <w:r>
+        <w:t>Web-based system</w:t>
+      </w:r>
+    </w:p>
+    <w:p>
+      <w:r>
+        <w:t>Runs on modern browsers (</w:t>
+      </w:r>
+      <w:proofErr w:type="spellStart"/>
+      <w:proofErr w:type="gramStart"/>
+      <w:r>
+        <w:t>Chrome,Edge</w:t>
+      </w:r>
+      <w:proofErr w:type="spellEnd"/>
+      <w:proofErr w:type="gramEnd"/>
+      <w:r>
+        <w:t>)</w:t>
+      </w:r>
+    </w:p>
+    <w:p>
+      <w:r>
+        <w:t>Cloud-hosted backend and database</w:t>
+      </w:r>
+    </w:p>
+    <w:p/>
+    <w:p>
+      <w:r>
+        <w:t>2.4 Design Constraints</w:t>
+      </w:r>
+    </w:p>
+    <w:p>
+      <w:r>
+        <w:t>Only Admin/</w:t>
+      </w:r>
+      <w:r>
+        <w:t>Technical Officer</w:t>
+      </w:r>
+      <w:r>
+        <w:t xml:space="preserve"> can create users</w:t>
+      </w:r>
+    </w:p>
+    <w:p>
+      <w:r>
+        <w:t>Users cannot change username/password</w:t>
+      </w:r>
+    </w:p>
+    <w:p>
+      <w:r>
+        <w:t xml:space="preserve">Must be responsive </w:t>
+      </w:r>
+      <w:proofErr w:type="gramStart"/>
+      <w:r>
+        <w:t>for</w:t>
+      </w:r>
+      <w:proofErr w:type="gramEnd"/>
+      <w:r>
+        <w:t xml:space="preserve"> mobile devices</w:t>
+      </w:r>
+    </w:p>
+    <w:p/>
+    <w:p>
+      <w:r>
+        <w:t>2.5 Assumptions</w:t>
+      </w:r>
+    </w:p>
+    <w:p>
+      <w:r>
+        <w:t>Users have internet access</w:t>
+      </w:r>
+    </w:p>
+    <w:p>
+      <w:r>
+        <w:t>School staff will be trained to use system</w:t>
+      </w:r>
+    </w:p>
+    <w:p>
+      <w:r>
+        <w:t>Cloud hosting services will be available</w:t>
       </w:r>
     </w:p>
     <w:sectPr>
@@ -34,6 +377,103 @@
     </w:sectPr>
   </w:body>
 </w:document>
+</file>
+
+<file path=word/numbering.xml><?xml version="1.0" encoding="utf-8"?>
+<w:numbering xmlns:wpc="http://schemas.microsoft.com/office/word/2010/wordprocessingCanvas" xmlns:cx="http://schemas.microsoft.com/office/drawing/2014/chartex" xmlns:cx1="http://schemas.microsoft.com/office/drawing/2015/9/8/chartex" xmlns:cx2="http://schemas.microsoft.com/office/drawing/2015/10/21/chartex" xmlns:cx3="http://schemas.microsoft.com/office/drawing/2016/5/9/chartex" xmlns:cx4="http://schemas.microsoft.com/office/drawing/2016/5/10/chartex" xmlns:cx5="http://schemas.microsoft.com/office/drawing/2016/5/11/chartex" xmlns:cx6="http://schemas.microsoft.com/office/drawing/2016/5/12/chartex" xmlns:cx7="http://schemas.microsoft.com/office/drawing/2016/5/13/chartex" xmlns:cx8="http://schemas.microsoft.com/office/drawing/2016/5/14/chartex" xmlns:mc="http://schemas.openxmlformats.org/markup-compatibility/2006" xmlns:aink="http://schemas.microsoft.com/office/drawing/2016/ink" xmlns:am3d="http://schemas.microsoft.com/office/drawing/2017/model3d" xmlns:o="urn:schemas-microsoft-com:office:office" xmlns:oel="http://schemas.microsoft.com/office/2019/extlst" xmlns:r="http://schemas.openxmlformats.org/officeDocument/2006/relationships" xmlns:m="http://schemas.openxmlformats.org/officeDocument/2006/math" xmlns:v="urn:schemas-microsoft-com:vml" xmlns:wp14="http://schemas.microsoft.com/office/word/2010/wordprocessingDrawing" xmlns:wp="http://schemas.openxmlformats.org/drawingml/2006/wordprocessingDrawing" xmlns:w10="urn:schemas-microsoft-com:office:word" xmlns:w="http://schemas.openxmlformats.org/wordprocessingml/2006/main" xmlns:w14="http://schemas.microsoft.com/office/word/2010/wordml" xmlns:w15="http://schemas.microsoft.com/office/word/2012/wordml" xmlns:w16cex="http://schemas.microsoft.com/office/word/2018/wordml/cex" xmlns:w16cid="http://schemas.microsoft.com/office/word/2016/wordml/cid" xmlns:w16="http://schemas.microsoft.com/office/word/2018/wordml" xmlns:w16du="http://schemas.microsoft.com/office/word/2023/wordml/word16du" xmlns:w16sdtdh="http://schemas.microsoft.com/office/word/2020/wordml/sdtdatahash" xmlns:w16sdtfl="http://schemas.microsoft.com/office/word/2024/wordml/sdtformatlock" xmlns:w16se="http://schemas.microsoft.com/office/word/2015/wordml/symex" xmlns:wpg="http://schemas.microsoft.com/office/word/2010/wordprocessingGroup" xmlns:wpi="http://schemas.microsoft.com/office/word/2010/wordprocessingInk" xmlns:wne="http://schemas.microsoft.com/office/word/2006/wordml" xmlns:wps="http://schemas.microsoft.com/office/word/2010/wordprocessingShape" mc:Ignorable="w14 w15 w16se w16cid w16 w16cex w16sdtdh w16sdtfl w16du wp14">
+  <w:abstractNum w:abstractNumId="0" w15:restartNumberingAfterBreak="0">
+    <w:nsid w:val="28725409"/>
+    <w:multiLevelType w:val="hybridMultilevel"/>
+    <w:tmpl w:val="620828FC"/>
+    <w:lvl w:ilvl="0" w:tplc="0409000F">
+      <w:start w:val="1"/>
+      <w:numFmt w:val="decimal"/>
+      <w:lvlText w:val="%1."/>
+      <w:lvlJc w:val="left"/>
+      <w:pPr>
+        <w:ind w:left="720" w:hanging="360"/>
+      </w:pPr>
+      <w:rPr>
+        <w:rFonts w:hint="default"/>
+      </w:rPr>
+    </w:lvl>
+    <w:lvl w:ilvl="1" w:tplc="04090019" w:tentative="1">
+      <w:start w:val="1"/>
+      <w:numFmt w:val="lowerLetter"/>
+      <w:lvlText w:val="%2."/>
+      <w:lvlJc w:val="left"/>
+      <w:pPr>
+        <w:ind w:left="1440" w:hanging="360"/>
+      </w:pPr>
+    </w:lvl>
+    <w:lvl w:ilvl="2" w:tplc="0409001B" w:tentative="1">
+      <w:start w:val="1"/>
+      <w:numFmt w:val="lowerRoman"/>
+      <w:lvlText w:val="%3."/>
+      <w:lvlJc w:val="right"/>
+      <w:pPr>
+        <w:ind w:left="2160" w:hanging="180"/>
+      </w:pPr>
+    </w:lvl>
+    <w:lvl w:ilvl="3" w:tplc="0409000F" w:tentative="1">
+      <w:start w:val="1"/>
+      <w:numFmt w:val="decimal"/>
+      <w:lvlText w:val="%4."/>
+      <w:lvlJc w:val="left"/>
+      <w:pPr>
+        <w:ind w:left="2880" w:hanging="360"/>
+      </w:pPr>
+    </w:lvl>
+    <w:lvl w:ilvl="4" w:tplc="04090019" w:tentative="1">
+      <w:start w:val="1"/>
+      <w:numFmt w:val="lowerLetter"/>
+      <w:lvlText w:val="%5."/>
+      <w:lvlJc w:val="left"/>
+      <w:pPr>
+        <w:ind w:left="3600" w:hanging="360"/>
+      </w:pPr>
+    </w:lvl>
+    <w:lvl w:ilvl="5" w:tplc="0409001B" w:tentative="1">
+      <w:start w:val="1"/>
+      <w:numFmt w:val="lowerRoman"/>
+      <w:lvlText w:val="%6."/>
+      <w:lvlJc w:val="right"/>
+      <w:pPr>
+        <w:ind w:left="4320" w:hanging="180"/>
+      </w:pPr>
+    </w:lvl>
+    <w:lvl w:ilvl="6" w:tplc="0409000F" w:tentative="1">
+      <w:start w:val="1"/>
+      <w:numFmt w:val="decimal"/>
+      <w:lvlText w:val="%7."/>
+      <w:lvlJc w:val="left"/>
+      <w:pPr>
+        <w:ind w:left="5040" w:hanging="360"/>
+      </w:pPr>
+    </w:lvl>
+    <w:lvl w:ilvl="7" w:tplc="04090019" w:tentative="1">
+      <w:start w:val="1"/>
+      <w:numFmt w:val="lowerLetter"/>
+      <w:lvlText w:val="%8."/>
+      <w:lvlJc w:val="left"/>
+      <w:pPr>
+        <w:ind w:left="5760" w:hanging="360"/>
+      </w:pPr>
+    </w:lvl>
+    <w:lvl w:ilvl="8" w:tplc="0409001B" w:tentative="1">
+      <w:start w:val="1"/>
+      <w:numFmt w:val="lowerRoman"/>
+      <w:lvlText w:val="%9."/>
+      <w:lvlJc w:val="right"/>
+      <w:pPr>
+        <w:ind w:left="6480" w:hanging="180"/>
+      </w:pPr>
+    </w:lvl>
+  </w:abstractNum>
+  <w:num w:numId="1" w16cid:durableId="747073040">
+    <w:abstractNumId w:val="0"/>
+  </w:num>
+</w:numbering>
 </file>
 
 <file path=word/styles.xml><?xml version="1.0" encoding="utf-8"?>

--- a/LMS/documantation/srs document.docx
+++ b/LMS/documantation/srs document.docx
@@ -369,6 +369,389 @@
         <w:t>Cloud hosting services will be available</w:t>
       </w:r>
     </w:p>
+    <w:p/>
+    <w:p>
+      <w:pPr>
+        <w:pStyle w:val="ListParagraph"/>
+        <w:numPr>
+          <w:ilvl w:val="0"/>
+          <w:numId w:val="1"/>
+        </w:numPr>
+      </w:pPr>
+      <w:r>
+        <w:lastRenderedPageBreak/>
+        <w:t>FUNCTIONAL REQUIREMENTS</w:t>
+      </w:r>
+    </w:p>
+    <w:p>
+      <w:r>
+        <w:t>3.1 User Management</w:t>
+      </w:r>
+    </w:p>
+    <w:p>
+      <w:r>
+        <w:t>The system shall allow Admin and IT Section to add new users (Teachers and Students).</w:t>
+      </w:r>
+    </w:p>
+    <w:p>
+      <w:r>
+        <w:t>The system shall allow Admin and IT Section to remove existing users.</w:t>
+      </w:r>
+    </w:p>
+    <w:p>
+      <w:r>
+        <w:t>The system shall assign roles to users (Admin, IT, Teacher, Student).</w:t>
+      </w:r>
+    </w:p>
+    <w:p>
+      <w:r>
+        <w:t xml:space="preserve">The system </w:t>
+      </w:r>
+      <w:proofErr w:type="gramStart"/>
+      <w:r>
+        <w:t>shall</w:t>
+      </w:r>
+      <w:proofErr w:type="gramEnd"/>
+      <w:r>
+        <w:t xml:space="preserve"> display user profiles based on role access.</w:t>
+      </w:r>
+    </w:p>
+    <w:p/>
+    <w:p>
+      <w:r>
+        <w:t>3.2 Authentication System</w:t>
+      </w:r>
+    </w:p>
+    <w:p>
+      <w:r>
+        <w:t xml:space="preserve">The system </w:t>
+      </w:r>
+      <w:proofErr w:type="gramStart"/>
+      <w:r>
+        <w:t>shall</w:t>
+      </w:r>
+      <w:proofErr w:type="gramEnd"/>
+      <w:r>
+        <w:t xml:space="preserve"> provide secure </w:t>
+      </w:r>
+      <w:proofErr w:type="gramStart"/>
+      <w:r>
+        <w:t>login</w:t>
+      </w:r>
+      <w:proofErr w:type="gramEnd"/>
+      <w:r>
+        <w:t xml:space="preserve"> for all users.</w:t>
+      </w:r>
+    </w:p>
+    <w:p>
+      <w:r>
+        <w:t xml:space="preserve">The system shall authenticate users using </w:t>
+      </w:r>
+      <w:proofErr w:type="gramStart"/>
+      <w:r>
+        <w:t>username</w:t>
+      </w:r>
+      <w:proofErr w:type="gramEnd"/>
+      <w:r>
+        <w:t xml:space="preserve"> </w:t>
+      </w:r>
+      <w:r>
+        <w:t xml:space="preserve">and </w:t>
+      </w:r>
+      <w:proofErr w:type="gramStart"/>
+      <w:r>
+        <w:t>password</w:t>
+      </w:r>
+      <w:proofErr w:type="gramEnd"/>
+      <w:r>
+        <w:t>.</w:t>
+      </w:r>
+    </w:p>
+    <w:p>
+      <w:r>
+        <w:t>The system shall restrict access based on user roles.</w:t>
+      </w:r>
+    </w:p>
+    <w:p>
+      <w:r>
+        <w:t xml:space="preserve">The system </w:t>
+      </w:r>
+      <w:proofErr w:type="gramStart"/>
+      <w:r>
+        <w:t>shall</w:t>
+      </w:r>
+      <w:proofErr w:type="gramEnd"/>
+      <w:r>
+        <w:t xml:space="preserve"> not allow users to change their username or password.</w:t>
+      </w:r>
+    </w:p>
+    <w:p/>
+    <w:p>
+      <w:r>
+        <w:t>3.3 Class Management</w:t>
+      </w:r>
+    </w:p>
+    <w:p>
+      <w:r>
+        <w:t>The system shall allow Admin and IT Section to create and manage classes (Grade 6–11).</w:t>
+      </w:r>
+    </w:p>
+    <w:p>
+      <w:r>
+        <w:t xml:space="preserve">The </w:t>
+      </w:r>
+      <w:proofErr w:type="gramStart"/>
+      <w:r>
+        <w:t>system shall</w:t>
+      </w:r>
+      <w:proofErr w:type="gramEnd"/>
+      <w:r>
+        <w:t xml:space="preserve"> allow assignment of students to classes manually.</w:t>
+      </w:r>
+    </w:p>
+    <w:p>
+      <w:r>
+        <w:t>The system shall allow viewing of class details and student lists.</w:t>
+      </w:r>
+    </w:p>
+    <w:p/>
+    <w:p>
+      <w:r>
+        <w:t>3.4 Subject Management</w:t>
+      </w:r>
+    </w:p>
+    <w:p>
+      <w:r>
+        <w:t>The system shall allow creation and assignment of subjects to classes.</w:t>
+      </w:r>
+    </w:p>
+    <w:p>
+      <w:r>
+        <w:t>The system shall allow assigning teachers to subjects.</w:t>
+      </w:r>
+    </w:p>
+    <w:p>
+      <w:r>
+        <w:t>The system shall support Sinhala and English medium subjects.</w:t>
+      </w:r>
+    </w:p>
+    <w:p/>
+    <w:p>
+      <w:pPr>
+        <w:rPr>
+          <w:rFonts w:ascii="Segoe UI Emoji" w:hAnsi="Segoe UI Emoji" w:cs="Segoe UI Emoji"/>
+        </w:rPr>
+      </w:pPr>
+    </w:p>
+    <w:p>
+      <w:pPr>
+        <w:rPr>
+          <w:rFonts w:ascii="Segoe UI Emoji" w:hAnsi="Segoe UI Emoji" w:cs="Segoe UI Emoji"/>
+        </w:rPr>
+      </w:pPr>
+    </w:p>
+    <w:p>
+      <w:pPr>
+        <w:rPr>
+          <w:rFonts w:ascii="Segoe UI Emoji" w:hAnsi="Segoe UI Emoji" w:cs="Segoe UI Emoji"/>
+        </w:rPr>
+      </w:pPr>
+    </w:p>
+    <w:p>
+      <w:r>
+        <w:lastRenderedPageBreak/>
+        <w:t>3.5 Marks Management</w:t>
+      </w:r>
+    </w:p>
+    <w:p>
+      <w:r>
+        <w:t xml:space="preserve">The </w:t>
+      </w:r>
+      <w:proofErr w:type="gramStart"/>
+      <w:r>
+        <w:t>system shall</w:t>
+      </w:r>
+      <w:proofErr w:type="gramEnd"/>
+      <w:r>
+        <w:t xml:space="preserve"> allow teachers to upload student marks.</w:t>
+      </w:r>
+    </w:p>
+    <w:p>
+      <w:r>
+        <w:t>The system shall allow students to view their marks.</w:t>
+      </w:r>
+    </w:p>
+    <w:p>
+      <w:r>
+        <w:t>The system shall store term-based marks (Term 1, Term 2, Term 3).</w:t>
+      </w:r>
+    </w:p>
+    <w:p>
+      <w:r>
+        <w:t>The system shall calculate and display performance reports.</w:t>
+      </w:r>
+    </w:p>
+    <w:p/>
+    <w:p>
+      <w:r>
+        <w:t>3.6 Study Material Management</w:t>
+      </w:r>
+    </w:p>
+    <w:p>
+      <w:r>
+        <w:t xml:space="preserve">The </w:t>
+      </w:r>
+      <w:proofErr w:type="gramStart"/>
+      <w:r>
+        <w:t>system shall</w:t>
+      </w:r>
+      <w:proofErr w:type="gramEnd"/>
+      <w:r>
+        <w:t xml:space="preserve"> allow teachers to upload study materials in PDF format.</w:t>
+      </w:r>
+    </w:p>
+    <w:p>
+      <w:r>
+        <w:t xml:space="preserve">The </w:t>
+      </w:r>
+      <w:proofErr w:type="gramStart"/>
+      <w:r>
+        <w:t>system shall</w:t>
+      </w:r>
+      <w:proofErr w:type="gramEnd"/>
+      <w:r>
+        <w:t xml:space="preserve"> allow teachers to add YouTube video links.</w:t>
+      </w:r>
+    </w:p>
+    <w:p>
+      <w:r>
+        <w:t>The system shall allow students to download and view study materials.</w:t>
+      </w:r>
+    </w:p>
+    <w:p/>
+    <w:p>
+      <w:r>
+        <w:t>3.7 Report Generation</w:t>
+      </w:r>
+    </w:p>
+    <w:p>
+      <w:r>
+        <w:t>The system shall generate student performance reports.</w:t>
+      </w:r>
+    </w:p>
+    <w:p>
+      <w:r>
+        <w:t>The system shall generate class-wise academic reports.</w:t>
+      </w:r>
+    </w:p>
+    <w:p>
+      <w:r>
+        <w:t>The system shall generate overall school reports for Admin and IT Section.</w:t>
+      </w:r>
+    </w:p>
+    <w:p>
+      <w:r>
+        <w:t>The system shall allow students to view reports for parent reference.</w:t>
+      </w:r>
+    </w:p>
+    <w:p/>
+    <w:p>
+      <w:r>
+        <w:t>3.8 School Website Management</w:t>
+      </w:r>
+    </w:p>
+    <w:p>
+      <w:r>
+        <w:t xml:space="preserve">The system </w:t>
+      </w:r>
+      <w:proofErr w:type="gramStart"/>
+      <w:r>
+        <w:t>shall</w:t>
+      </w:r>
+      <w:proofErr w:type="gramEnd"/>
+      <w:r>
+        <w:t xml:space="preserve"> provide a </w:t>
+      </w:r>
+      <w:proofErr w:type="gramStart"/>
+      <w:r>
+        <w:t>public school</w:t>
+      </w:r>
+      <w:proofErr w:type="gramEnd"/>
+      <w:r>
+        <w:t xml:space="preserve"> website.</w:t>
+      </w:r>
+    </w:p>
+    <w:p>
+      <w:r>
+        <w:t xml:space="preserve">The </w:t>
+      </w:r>
+      <w:proofErr w:type="gramStart"/>
+      <w:r>
+        <w:t>system shall</w:t>
+      </w:r>
+      <w:proofErr w:type="gramEnd"/>
+      <w:r>
+        <w:t xml:space="preserve"> display pages such as Home, Academic, Sports, Events, and Contact.</w:t>
+      </w:r>
+    </w:p>
+    <w:p>
+      <w:r>
+        <w:t>The system shall allow IT Section to update website content.</w:t>
+      </w:r>
+    </w:p>
+    <w:p/>
+    <w:p>
+      <w:r>
+        <w:t>3.9 Student Profile Management</w:t>
+      </w:r>
+    </w:p>
+    <w:p>
+      <w:r>
+        <w:t>The system shall allow students to view their profiles.</w:t>
+      </w:r>
+    </w:p>
+    <w:p>
+      <w:r>
+        <w:t>The system shall allow Admin/T</w:t>
+      </w:r>
+      <w:r>
+        <w:t>echnical Officer</w:t>
+      </w:r>
+      <w:r>
+        <w:t xml:space="preserve"> to update student information.</w:t>
+      </w:r>
+    </w:p>
+    <w:p>
+      <w:r>
+        <w:t>The system shall store student academic details securely.</w:t>
+      </w:r>
+    </w:p>
+    <w:p>
+      <w:r>
+        <w:rPr>
+          <w:rFonts w:ascii="Segoe UI Emoji" w:hAnsi="Segoe UI Emoji" w:cs="Segoe UI Emoji"/>
+        </w:rPr>
+        <w:lastRenderedPageBreak/>
+        <w:t>🎥</w:t>
+      </w:r>
+      <w:r>
+        <w:t xml:space="preserve"> 3.10 External Integration</w:t>
+      </w:r>
+    </w:p>
+    <w:p>
+      <w:r>
+        <w:t>The system shall support embedding YouTube videos.</w:t>
+      </w:r>
+    </w:p>
+    <w:p>
+      <w:r>
+        <w:t>The system shall support PDF document uploads and downloads.</w:t>
+      </w:r>
+    </w:p>
+    <w:p/>
+    <w:p/>
+    <w:p/>
+    <w:p/>
     <w:sectPr>
       <w:pgSz w:w="12240" w:h="15840"/>
       <w:pgMar w:top="1440" w:right="1440" w:bottom="1440" w:left="1440" w:header="720" w:footer="720" w:gutter="0"/>

--- a/LMS/documantation/srs document.docx
+++ b/LMS/documantation/srs document.docx
@@ -750,8 +750,248 @@
     </w:p>
     <w:p/>
     <w:p/>
-    <w:p/>
-    <w:p/>
+    <w:p>
+      <w:pPr>
+        <w:pStyle w:val="ListParagraph"/>
+        <w:numPr>
+          <w:ilvl w:val="0"/>
+          <w:numId w:val="1"/>
+        </w:numPr>
+      </w:pPr>
+      <w:r>
+        <w:t>NON-FUNCTIONAL REQUIREMENTS</w:t>
+      </w:r>
+    </w:p>
+    <w:p>
+      <w:r>
+        <w:t>4.1 Performance Requirements</w:t>
+      </w:r>
+    </w:p>
+    <w:p>
+      <w:r>
+        <w:t xml:space="preserve">The system shall respond to user requests within </w:t>
+      </w:r>
+      <w:r>
+        <w:t>fast</w:t>
+      </w:r>
+      <w:r>
+        <w:t>.</w:t>
+      </w:r>
+    </w:p>
+    <w:p>
+      <w:r>
+        <w:t>The system shall support multiple users accessing simultaneously.</w:t>
+      </w:r>
+    </w:p>
+    <w:p>
+      <w:r>
+        <w:t>The system shall optimize database queries for fast data retrieval.</w:t>
+      </w:r>
+    </w:p>
+    <w:p/>
+    <w:p>
+      <w:r>
+        <w:t>4.2 Security Requirements</w:t>
+      </w:r>
+    </w:p>
+    <w:p>
+      <w:r>
+        <w:t xml:space="preserve">The system shall encrypt all passwords using secure </w:t>
+      </w:r>
+      <w:proofErr w:type="gramStart"/>
+      <w:r>
+        <w:t>hashing .</w:t>
+      </w:r>
+      <w:proofErr w:type="gramEnd"/>
+    </w:p>
+    <w:p>
+      <w:r>
+        <w:t xml:space="preserve">The system </w:t>
+      </w:r>
+      <w:proofErr w:type="gramStart"/>
+      <w:r>
+        <w:t>shall</w:t>
+      </w:r>
+      <w:proofErr w:type="gramEnd"/>
+      <w:r>
+        <w:t xml:space="preserve"> implement role-based access control.</w:t>
+      </w:r>
+    </w:p>
+    <w:p>
+      <w:r>
+        <w:t>The system shall prevent unauthorized access to sensitive data.</w:t>
+      </w:r>
+    </w:p>
+    <w:p/>
+    <w:p>
+      <w:r>
+        <w:t>4.3 Usability Requirements</w:t>
+      </w:r>
+    </w:p>
+    <w:p>
+      <w:r>
+        <w:t xml:space="preserve">The system </w:t>
+      </w:r>
+      <w:proofErr w:type="gramStart"/>
+      <w:r>
+        <w:t>shall</w:t>
+      </w:r>
+      <w:proofErr w:type="gramEnd"/>
+      <w:r>
+        <w:t xml:space="preserve"> provide a user-friendly interface.</w:t>
+      </w:r>
+    </w:p>
+    <w:p>
+      <w:r>
+        <w:t xml:space="preserve">The system </w:t>
+      </w:r>
+      <w:proofErr w:type="gramStart"/>
+      <w:r>
+        <w:t>shall</w:t>
+      </w:r>
+      <w:proofErr w:type="gramEnd"/>
+      <w:r>
+        <w:t xml:space="preserve"> have simple navigation for all user types.</w:t>
+      </w:r>
+    </w:p>
+    <w:p>
+      <w:r>
+        <w:t xml:space="preserve">The system </w:t>
+      </w:r>
+      <w:proofErr w:type="gramStart"/>
+      <w:r>
+        <w:t>shall</w:t>
+      </w:r>
+      <w:proofErr w:type="gramEnd"/>
+      <w:r>
+        <w:t xml:space="preserve"> be easy to use for non-technical school staff.</w:t>
+      </w:r>
+    </w:p>
+    <w:p/>
+    <w:p>
+      <w:r>
+        <w:t>4.4 Reliability Requirements</w:t>
+      </w:r>
+    </w:p>
+    <w:p>
+      <w:r>
+        <w:t>The system shall be available 24/7 through cloud hosting.</w:t>
+      </w:r>
+    </w:p>
+    <w:p>
+      <w:r>
+        <w:t xml:space="preserve">The system </w:t>
+      </w:r>
+      <w:proofErr w:type="gramStart"/>
+      <w:r>
+        <w:t>shall</w:t>
+      </w:r>
+      <w:proofErr w:type="gramEnd"/>
+      <w:r>
+        <w:t xml:space="preserve"> ensure data consistency and backup.</w:t>
+      </w:r>
+    </w:p>
+    <w:p/>
+    <w:p>
+      <w:pPr>
+        <w:rPr>
+          <w:rFonts w:ascii="Segoe UI Emoji" w:hAnsi="Segoe UI Emoji" w:cs="Segoe UI Emoji"/>
+        </w:rPr>
+      </w:pPr>
+    </w:p>
+    <w:p>
+      <w:r>
+        <w:lastRenderedPageBreak/>
+        <w:t>4.5 Scalability Requirements</w:t>
+      </w:r>
+    </w:p>
+    <w:p>
+      <w:r>
+        <w:t>The system shall support expansion to more grades and students.</w:t>
+      </w:r>
+    </w:p>
+    <w:p>
+      <w:r>
+        <w:t>The system architecture shall allow adding new features easily.</w:t>
+      </w:r>
+    </w:p>
+    <w:p/>
+    <w:p>
+      <w:r>
+        <w:t>4.6 Maintainability Requirements</w:t>
+      </w:r>
+    </w:p>
+    <w:p>
+      <w:r>
+        <w:t>The system shall follow modular MERN architecture.</w:t>
+      </w:r>
+    </w:p>
+    <w:p>
+      <w:r>
+        <w:t xml:space="preserve">The system </w:t>
+      </w:r>
+      <w:proofErr w:type="gramStart"/>
+      <w:r>
+        <w:t>shall</w:t>
+      </w:r>
+      <w:proofErr w:type="gramEnd"/>
+      <w:r>
+        <w:t xml:space="preserve"> separate frontend and backend clearly.</w:t>
+      </w:r>
+    </w:p>
+    <w:p>
+      <w:r>
+        <w:t>The system shall allow easy updates and bug fixes.</w:t>
+      </w:r>
+    </w:p>
+    <w:p/>
+    <w:p>
+      <w:r>
+        <w:t>4.7 Compatibility Requirements</w:t>
+      </w:r>
+    </w:p>
+    <w:p>
+      <w:r>
+        <w:t xml:space="preserve">The system </w:t>
+      </w:r>
+      <w:proofErr w:type="gramStart"/>
+      <w:r>
+        <w:t>shall</w:t>
+      </w:r>
+      <w:proofErr w:type="gramEnd"/>
+      <w:r>
+        <w:t xml:space="preserve"> run on modern web browsers.</w:t>
+      </w:r>
+    </w:p>
+    <w:p>
+      <w:r>
+        <w:t>The system shall be responsive on mobile, tablet, and desktop devices.</w:t>
+      </w:r>
+    </w:p>
+    <w:p/>
+    <w:p>
+      <w:r>
+        <w:t>4.8 Deployment Requirements</w:t>
+      </w:r>
+    </w:p>
+    <w:p>
+      <w:r>
+        <w:t xml:space="preserve">The system </w:t>
+      </w:r>
+      <w:proofErr w:type="gramStart"/>
+      <w:r>
+        <w:t>shall</w:t>
+      </w:r>
+      <w:proofErr w:type="gramEnd"/>
+      <w:r>
+        <w:t xml:space="preserve"> be deployed on cloud platforms.</w:t>
+      </w:r>
+    </w:p>
+    <w:p>
+      <w:r>
+        <w:t>The system shall use MongoDB for database hosting.</w:t>
+      </w:r>
+    </w:p>
     <w:sectPr>
       <w:pgSz w:w="12240" w:h="15840"/>
       <w:pgMar w:top="1440" w:right="1440" w:bottom="1440" w:left="1440" w:header="720" w:footer="720" w:gutter="0"/>

--- a/LMS/documantation/srs document.docx
+++ b/LMS/documantation/srs document.docx
@@ -992,6 +992,88 @@
         <w:t>The system shall use MongoDB for database hosting.</w:t>
       </w:r>
     </w:p>
+    <w:p/>
+    <w:p/>
+    <w:p/>
+    <w:p>
+      <w:pPr>
+        <w:pStyle w:val="ListParagraph"/>
+        <w:numPr>
+          <w:ilvl w:val="0"/>
+          <w:numId w:val="1"/>
+        </w:numPr>
+      </w:pPr>
+      <w:r>
+        <w:t>SYSTEM ARCHITECTURE</w:t>
+      </w:r>
+    </w:p>
+    <w:p>
+      <w:r>
+        <w:t>5.1 Architecture Model</w:t>
+      </w:r>
+    </w:p>
+    <w:p>
+      <w:r>
+        <w:t>React Frontend</w:t>
+      </w:r>
+      <w:r>
+        <w:t xml:space="preserve"> </w:t>
+      </w:r>
+      <w:r>
+        <w:sym w:font="Wingdings" w:char="F0E0"/>
+      </w:r>
+      <w:r>
+        <w:t xml:space="preserve"> </w:t>
+      </w:r>
+      <w:r>
+        <w:t>Express API (Node.js)</w:t>
+      </w:r>
+      <w:r>
+        <w:t xml:space="preserve"> </w:t>
+      </w:r>
+      <w:r>
+        <w:sym w:font="Wingdings" w:char="F0E0"/>
+      </w:r>
+      <w:r>
+        <w:t xml:space="preserve"> </w:t>
+      </w:r>
+      <w:r>
+        <w:t>MongoDB Database</w:t>
+      </w:r>
+    </w:p>
+    <w:p/>
+    <w:p/>
+    <w:p/>
+    <w:p/>
+    <w:p>
+      <w:r>
+        <w:lastRenderedPageBreak/>
+        <w:t>5.2 Components</w:t>
+      </w:r>
+    </w:p>
+    <w:p>
+      <w:r>
+        <w:t>Frontend (React UI)</w:t>
+      </w:r>
+    </w:p>
+    <w:p>
+      <w:r>
+        <w:t>Backend (REST API)</w:t>
+      </w:r>
+    </w:p>
+    <w:p>
+      <w:r>
+        <w:t>Database (MongoDB)</w:t>
+      </w:r>
+    </w:p>
+    <w:p>
+      <w:r>
+        <w:t xml:space="preserve">Cloud Storage </w:t>
+      </w:r>
+    </w:p>
+    <w:p/>
+    <w:p/>
+    <w:p/>
     <w:sectPr>
       <w:pgSz w:w="12240" w:h="15840"/>
       <w:pgMar w:top="1440" w:right="1440" w:bottom="1440" w:left="1440" w:header="720" w:footer="720" w:gutter="0"/>

--- a/LMS/documantation/srs document.docx
+++ b/LMS/documantation/srs document.docx
@@ -15,15 +15,7 @@
     </w:p>
     <w:p>
       <w:r>
-        <w:t xml:space="preserve">Learning Management System for </w:t>
-      </w:r>
-      <w:proofErr w:type="spellStart"/>
-      <w:r>
-        <w:t>Rajasinghe</w:t>
-      </w:r>
-      <w:proofErr w:type="spellEnd"/>
-      <w:r>
-        <w:t xml:space="preserve"> Central College</w:t>
+        <w:t>Learning Management System for Rajasinghe Central College</w:t>
       </w:r>
     </w:p>
     <w:p/>
@@ -49,15 +41,7 @@
     </w:p>
     <w:p>
       <w:r>
-        <w:t xml:space="preserve">The purpose of this document is to define the requirements for a web-based Learning Management System (LMS) for </w:t>
-      </w:r>
-      <w:proofErr w:type="spellStart"/>
-      <w:r>
-        <w:t>Rajasinghe</w:t>
-      </w:r>
-      <w:proofErr w:type="spellEnd"/>
-      <w:r>
-        <w:t xml:space="preserve"> Central College. The system will digitalize academic activities such as user management, mark handling, study material sharing, and reporting.</w:t>
+        <w:t>The purpose of this document is to define the requirements for a web-based Learning Management System (LMS) for Rajasinghe Central College. The system will digitalize academic activities such as user management, mark handling, study material sharing, and reporting.</w:t>
       </w:r>
     </w:p>
     <w:p/>
@@ -98,15 +82,7 @@
     </w:p>
     <w:p>
       <w:r>
-        <w:t xml:space="preserve">Provide a </w:t>
-      </w:r>
-      <w:proofErr w:type="gramStart"/>
-      <w:r>
-        <w:t>public school</w:t>
-      </w:r>
-      <w:proofErr w:type="gramEnd"/>
-      <w:r>
-        <w:t xml:space="preserve"> website</w:t>
+        <w:t>Provide a public school website</w:t>
       </w:r>
     </w:p>
     <w:p/>
@@ -295,17 +271,7 @@
     </w:p>
     <w:p>
       <w:r>
-        <w:t>Runs on modern browsers (</w:t>
-      </w:r>
-      <w:proofErr w:type="spellStart"/>
-      <w:proofErr w:type="gramStart"/>
-      <w:r>
-        <w:t>Chrome,Edge</w:t>
-      </w:r>
-      <w:proofErr w:type="spellEnd"/>
-      <w:proofErr w:type="gramEnd"/>
-      <w:r>
-        <w:t>)</w:t>
+        <w:t>Runs on modern browsers (Chrome,Edge)</w:t>
       </w:r>
     </w:p>
     <w:p>
@@ -337,15 +303,7 @@
     </w:p>
     <w:p>
       <w:r>
-        <w:t xml:space="preserve">Must be responsive </w:t>
-      </w:r>
-      <w:proofErr w:type="gramStart"/>
-      <w:r>
-        <w:t>for</w:t>
-      </w:r>
-      <w:proofErr w:type="gramEnd"/>
-      <w:r>
-        <w:t xml:space="preserve"> mobile devices</w:t>
+        <w:t>Must be responsive for mobile devices</w:t>
       </w:r>
     </w:p>
     <w:p/>
@@ -405,15 +363,7 @@
     </w:p>
     <w:p>
       <w:r>
-        <w:t xml:space="preserve">The system </w:t>
-      </w:r>
-      <w:proofErr w:type="gramStart"/>
-      <w:r>
-        <w:t>shall</w:t>
-      </w:r>
-      <w:proofErr w:type="gramEnd"/>
-      <w:r>
-        <w:t xml:space="preserve"> display user profiles based on role access.</w:t>
+        <w:t>The system shall display user profiles based on role access.</w:t>
       </w:r>
     </w:p>
     <w:p/>
@@ -424,47 +374,18 @@
     </w:p>
     <w:p>
       <w:r>
-        <w:t xml:space="preserve">The system </w:t>
-      </w:r>
-      <w:proofErr w:type="gramStart"/>
-      <w:r>
-        <w:t>shall</w:t>
-      </w:r>
-      <w:proofErr w:type="gramEnd"/>
-      <w:r>
-        <w:t xml:space="preserve"> provide secure </w:t>
-      </w:r>
-      <w:proofErr w:type="gramStart"/>
-      <w:r>
-        <w:t>login</w:t>
-      </w:r>
-      <w:proofErr w:type="gramEnd"/>
-      <w:r>
-        <w:t xml:space="preserve"> for all users.</w:t>
+        <w:t>The system shall provide secure login for all users.</w:t>
       </w:r>
     </w:p>
     <w:p>
       <w:r>
         <w:t xml:space="preserve">The system shall authenticate users using </w:t>
       </w:r>
-      <w:proofErr w:type="gramStart"/>
-      <w:r>
-        <w:t>username</w:t>
-      </w:r>
-      <w:proofErr w:type="gramEnd"/>
-      <w:r>
-        <w:t xml:space="preserve"> </w:t>
-      </w:r>
-      <w:r>
-        <w:t xml:space="preserve">and </w:t>
-      </w:r>
-      <w:proofErr w:type="gramStart"/>
-      <w:r>
-        <w:t>password</w:t>
-      </w:r>
-      <w:proofErr w:type="gramEnd"/>
-      <w:r>
-        <w:t>.</w:t>
+      <w:r>
+        <w:t xml:space="preserve">username </w:t>
+      </w:r>
+      <w:r>
+        <w:t>and password.</w:t>
       </w:r>
     </w:p>
     <w:p>
@@ -474,15 +395,7 @@
     </w:p>
     <w:p>
       <w:r>
-        <w:t xml:space="preserve">The system </w:t>
-      </w:r>
-      <w:proofErr w:type="gramStart"/>
-      <w:r>
-        <w:t>shall</w:t>
-      </w:r>
-      <w:proofErr w:type="gramEnd"/>
-      <w:r>
-        <w:t xml:space="preserve"> not allow users to change their username or password.</w:t>
+        <w:t>The system shall not allow users to change their username or password.</w:t>
       </w:r>
     </w:p>
     <w:p/>
@@ -498,15 +411,7 @@
     </w:p>
     <w:p>
       <w:r>
-        <w:t xml:space="preserve">The </w:t>
-      </w:r>
-      <w:proofErr w:type="gramStart"/>
-      <w:r>
-        <w:t>system shall</w:t>
-      </w:r>
-      <w:proofErr w:type="gramEnd"/>
-      <w:r>
-        <w:t xml:space="preserve"> allow assignment of students to classes manually.</w:t>
+        <w:t>The system shall allow assignment of students to classes manually.</w:t>
       </w:r>
     </w:p>
     <w:p>
@@ -565,15 +470,7 @@
     </w:p>
     <w:p>
       <w:r>
-        <w:t xml:space="preserve">The </w:t>
-      </w:r>
-      <w:proofErr w:type="gramStart"/>
-      <w:r>
-        <w:t>system shall</w:t>
-      </w:r>
-      <w:proofErr w:type="gramEnd"/>
-      <w:r>
-        <w:t xml:space="preserve"> allow teachers to upload student marks.</w:t>
+        <w:t>The system shall allow teachers to upload student marks.</w:t>
       </w:r>
     </w:p>
     <w:p>
@@ -599,28 +496,12 @@
     </w:p>
     <w:p>
       <w:r>
-        <w:t xml:space="preserve">The </w:t>
-      </w:r>
-      <w:proofErr w:type="gramStart"/>
-      <w:r>
-        <w:t>system shall</w:t>
-      </w:r>
-      <w:proofErr w:type="gramEnd"/>
-      <w:r>
-        <w:t xml:space="preserve"> allow teachers to upload study materials in PDF format.</w:t>
-      </w:r>
-    </w:p>
-    <w:p>
-      <w:r>
-        <w:t xml:space="preserve">The </w:t>
-      </w:r>
-      <w:proofErr w:type="gramStart"/>
-      <w:r>
-        <w:t>system shall</w:t>
-      </w:r>
-      <w:proofErr w:type="gramEnd"/>
-      <w:r>
-        <w:t xml:space="preserve"> allow teachers to add YouTube video links.</w:t>
+        <w:t>The system shall allow teachers to upload study materials in PDF format.</w:t>
+      </w:r>
+    </w:p>
+    <w:p>
+      <w:r>
+        <w:t>The system shall allow teachers to add YouTube video links.</w:t>
       </w:r>
     </w:p>
     <w:p>
@@ -662,36 +543,12 @@
     </w:p>
     <w:p>
       <w:r>
-        <w:t xml:space="preserve">The system </w:t>
-      </w:r>
-      <w:proofErr w:type="gramStart"/>
-      <w:r>
-        <w:t>shall</w:t>
-      </w:r>
-      <w:proofErr w:type="gramEnd"/>
-      <w:r>
-        <w:t xml:space="preserve"> provide a </w:t>
-      </w:r>
-      <w:proofErr w:type="gramStart"/>
-      <w:r>
-        <w:t>public school</w:t>
-      </w:r>
-      <w:proofErr w:type="gramEnd"/>
-      <w:r>
-        <w:t xml:space="preserve"> website.</w:t>
-      </w:r>
-    </w:p>
-    <w:p>
-      <w:r>
-        <w:t xml:space="preserve">The </w:t>
-      </w:r>
-      <w:proofErr w:type="gramStart"/>
-      <w:r>
-        <w:t>system shall</w:t>
-      </w:r>
-      <w:proofErr w:type="gramEnd"/>
-      <w:r>
-        <w:t xml:space="preserve"> display pages such as Home, Academic, Sports, Events, and Contact.</w:t>
+        <w:t>The system shall provide a public school website.</w:t>
+      </w:r>
+    </w:p>
+    <w:p>
+      <w:r>
+        <w:t>The system shall display pages such as Home, Academic, Sports, Events, and Contact.</w:t>
       </w:r>
     </w:p>
     <w:p>
@@ -796,25 +653,12 @@
     </w:p>
     <w:p>
       <w:r>
-        <w:t xml:space="preserve">The system shall encrypt all passwords using secure </w:t>
-      </w:r>
-      <w:proofErr w:type="gramStart"/>
-      <w:r>
-        <w:t>hashing .</w:t>
-      </w:r>
-      <w:proofErr w:type="gramEnd"/>
-    </w:p>
-    <w:p>
-      <w:r>
-        <w:t xml:space="preserve">The system </w:t>
-      </w:r>
-      <w:proofErr w:type="gramStart"/>
-      <w:r>
-        <w:t>shall</w:t>
-      </w:r>
-      <w:proofErr w:type="gramEnd"/>
-      <w:r>
-        <w:t xml:space="preserve"> implement role-based access control.</w:t>
+        <w:t>The system shall encrypt all passwords using secure hashing .</w:t>
+      </w:r>
+    </w:p>
+    <w:p>
+      <w:r>
+        <w:t>The system shall implement role-based access control.</w:t>
       </w:r>
     </w:p>
     <w:p>
@@ -830,41 +674,17 @@
     </w:p>
     <w:p>
       <w:r>
-        <w:t xml:space="preserve">The system </w:t>
-      </w:r>
-      <w:proofErr w:type="gramStart"/>
-      <w:r>
-        <w:t>shall</w:t>
-      </w:r>
-      <w:proofErr w:type="gramEnd"/>
-      <w:r>
-        <w:t xml:space="preserve"> provide a user-friendly interface.</w:t>
-      </w:r>
-    </w:p>
-    <w:p>
-      <w:r>
-        <w:t xml:space="preserve">The system </w:t>
-      </w:r>
-      <w:proofErr w:type="gramStart"/>
-      <w:r>
-        <w:t>shall</w:t>
-      </w:r>
-      <w:proofErr w:type="gramEnd"/>
-      <w:r>
-        <w:t xml:space="preserve"> have simple navigation for all user types.</w:t>
-      </w:r>
-    </w:p>
-    <w:p>
-      <w:r>
-        <w:t xml:space="preserve">The system </w:t>
-      </w:r>
-      <w:proofErr w:type="gramStart"/>
-      <w:r>
-        <w:t>shall</w:t>
-      </w:r>
-      <w:proofErr w:type="gramEnd"/>
-      <w:r>
-        <w:t xml:space="preserve"> be easy to use for non-technical school staff.</w:t>
+        <w:t>The system shall provide a user-friendly interface.</w:t>
+      </w:r>
+    </w:p>
+    <w:p>
+      <w:r>
+        <w:t>The system shall have simple navigation for all user types.</w:t>
+      </w:r>
+    </w:p>
+    <w:p>
+      <w:r>
+        <w:t>The system shall be easy to use for non-technical school staff.</w:t>
       </w:r>
     </w:p>
     <w:p/>
@@ -880,15 +700,7 @@
     </w:p>
     <w:p>
       <w:r>
-        <w:t xml:space="preserve">The system </w:t>
-      </w:r>
-      <w:proofErr w:type="gramStart"/>
-      <w:r>
-        <w:t>shall</w:t>
-      </w:r>
-      <w:proofErr w:type="gramEnd"/>
-      <w:r>
-        <w:t xml:space="preserve"> ensure data consistency and backup.</w:t>
+        <w:t>The system shall ensure data consistency and backup.</w:t>
       </w:r>
     </w:p>
     <w:p/>
@@ -928,15 +740,7 @@
     </w:p>
     <w:p>
       <w:r>
-        <w:t xml:space="preserve">The system </w:t>
-      </w:r>
-      <w:proofErr w:type="gramStart"/>
-      <w:r>
-        <w:t>shall</w:t>
-      </w:r>
-      <w:proofErr w:type="gramEnd"/>
-      <w:r>
-        <w:t xml:space="preserve"> separate frontend and backend clearly.</w:t>
+        <w:t>The system shall separate frontend and backend clearly.</w:t>
       </w:r>
     </w:p>
     <w:p>
@@ -952,15 +756,7 @@
     </w:p>
     <w:p>
       <w:r>
-        <w:t xml:space="preserve">The system </w:t>
-      </w:r>
-      <w:proofErr w:type="gramStart"/>
-      <w:r>
-        <w:t>shall</w:t>
-      </w:r>
-      <w:proofErr w:type="gramEnd"/>
-      <w:r>
-        <w:t xml:space="preserve"> run on modern web browsers.</w:t>
+        <w:t>The system shall run on modern web browsers.</w:t>
       </w:r>
     </w:p>
     <w:p>
@@ -976,15 +772,7 @@
     </w:p>
     <w:p>
       <w:r>
-        <w:t xml:space="preserve">The system </w:t>
-      </w:r>
-      <w:proofErr w:type="gramStart"/>
-      <w:r>
-        <w:t>shall</w:t>
-      </w:r>
-      <w:proofErr w:type="gramEnd"/>
-      <w:r>
-        <w:t xml:space="preserve"> be deployed on cloud platforms.</w:t>
+        <w:t>The system shall be deployed on cloud platforms.</w:t>
       </w:r>
     </w:p>
     <w:p>
@@ -1073,7 +861,533 @@
     </w:p>
     <w:p/>
     <w:p/>
-    <w:p/>
+    <w:p>
+      <w:pPr>
+        <w:pStyle w:val="ListParagraph"/>
+        <w:numPr>
+          <w:ilvl w:val="0"/>
+          <w:numId w:val="1"/>
+        </w:numPr>
+      </w:pPr>
+      <w:r>
+        <w:t>DATABASE REQUIREMENTS</w:t>
+      </w:r>
+    </w:p>
+    <w:p/>
+    <w:p/>
+    <w:p>
+      <w:pPr>
+        <w:pStyle w:val="ListParagraph"/>
+        <w:numPr>
+          <w:ilvl w:val="0"/>
+          <w:numId w:val="1"/>
+        </w:numPr>
+      </w:pPr>
+      <w:r>
+        <w:t>USER ROLES AND PERMISSIONS</w:t>
+      </w:r>
+    </w:p>
+    <w:tbl>
+      <w:tblPr>
+        <w:tblStyle w:val="TableGrid"/>
+        <w:tblW w:w="9370" w:type="dxa"/>
+        <w:tblLook w:val="04A0" w:firstRow="1" w:lastRow="0" w:firstColumn="1" w:lastColumn="0" w:noHBand="0" w:noVBand="1"/>
+      </w:tblPr>
+      <w:tblGrid>
+        <w:gridCol w:w="1874"/>
+        <w:gridCol w:w="1874"/>
+        <w:gridCol w:w="1874"/>
+        <w:gridCol w:w="1874"/>
+        <w:gridCol w:w="1874"/>
+      </w:tblGrid>
+      <w:tr>
+        <w:trPr>
+          <w:trHeight w:val="432"/>
+        </w:trPr>
+        <w:tc>
+          <w:tcPr>
+            <w:tcW w:w="1874" w:type="dxa"/>
+          </w:tcPr>
+          <w:p>
+            <w:r>
+              <w:t>Feature</w:t>
+            </w:r>
+          </w:p>
+        </w:tc>
+        <w:tc>
+          <w:tcPr>
+            <w:tcW w:w="1874" w:type="dxa"/>
+          </w:tcPr>
+          <w:p>
+            <w:r>
+              <w:t>Admin</w:t>
+            </w:r>
+          </w:p>
+        </w:tc>
+        <w:tc>
+          <w:tcPr>
+            <w:tcW w:w="1874" w:type="dxa"/>
+          </w:tcPr>
+          <w:p>
+            <w:r>
+              <w:t>T.O</w:t>
+            </w:r>
+          </w:p>
+        </w:tc>
+        <w:tc>
+          <w:tcPr>
+            <w:tcW w:w="1874" w:type="dxa"/>
+          </w:tcPr>
+          <w:p>
+            <w:r>
+              <w:t>Teacher</w:t>
+            </w:r>
+          </w:p>
+        </w:tc>
+        <w:tc>
+          <w:tcPr>
+            <w:tcW w:w="1874" w:type="dxa"/>
+          </w:tcPr>
+          <w:p>
+            <w:r>
+              <w:t>Student</w:t>
+            </w:r>
+          </w:p>
+        </w:tc>
+      </w:tr>
+      <w:tr>
+        <w:trPr>
+          <w:trHeight w:val="432"/>
+        </w:trPr>
+        <w:tc>
+          <w:tcPr>
+            <w:tcW w:w="1874" w:type="dxa"/>
+          </w:tcPr>
+          <w:p>
+            <w:r>
+              <w:t>Manage Users</w:t>
+            </w:r>
+          </w:p>
+        </w:tc>
+        <w:tc>
+          <w:tcPr>
+            <w:tcW w:w="1874" w:type="dxa"/>
+          </w:tcPr>
+          <w:p>
+            <w:r>
+              <w:t>Can</w:t>
+            </w:r>
+          </w:p>
+        </w:tc>
+        <w:tc>
+          <w:tcPr>
+            <w:tcW w:w="1874" w:type="dxa"/>
+          </w:tcPr>
+          <w:p>
+            <w:r>
+              <w:t>C</w:t>
+            </w:r>
+            <w:r>
+              <w:t>an</w:t>
+            </w:r>
+          </w:p>
+        </w:tc>
+        <w:tc>
+          <w:tcPr>
+            <w:tcW w:w="1874" w:type="dxa"/>
+          </w:tcPr>
+          <w:p>
+            <w:r>
+              <w:t>Can not</w:t>
+            </w:r>
+          </w:p>
+        </w:tc>
+        <w:tc>
+          <w:tcPr>
+            <w:tcW w:w="1874" w:type="dxa"/>
+          </w:tcPr>
+          <w:p>
+            <w:r>
+              <w:t>Can not</w:t>
+            </w:r>
+          </w:p>
+        </w:tc>
+      </w:tr>
+      <w:tr>
+        <w:trPr>
+          <w:trHeight w:val="450"/>
+        </w:trPr>
+        <w:tc>
+          <w:tcPr>
+            <w:tcW w:w="1874" w:type="dxa"/>
+          </w:tcPr>
+          <w:p>
+            <w:r>
+              <w:t>Manage Classes</w:t>
+            </w:r>
+          </w:p>
+        </w:tc>
+        <w:tc>
+          <w:tcPr>
+            <w:tcW w:w="1874" w:type="dxa"/>
+          </w:tcPr>
+          <w:p>
+            <w:r>
+              <w:t>C</w:t>
+            </w:r>
+            <w:r>
+              <w:t>an</w:t>
+            </w:r>
+          </w:p>
+        </w:tc>
+        <w:tc>
+          <w:tcPr>
+            <w:tcW w:w="1874" w:type="dxa"/>
+          </w:tcPr>
+          <w:p>
+            <w:r>
+              <w:t>C</w:t>
+            </w:r>
+            <w:r>
+              <w:t>an</w:t>
+            </w:r>
+          </w:p>
+        </w:tc>
+        <w:tc>
+          <w:tcPr>
+            <w:tcW w:w="1874" w:type="dxa"/>
+          </w:tcPr>
+          <w:p>
+            <w:r>
+              <w:t>Can not</w:t>
+            </w:r>
+          </w:p>
+        </w:tc>
+        <w:tc>
+          <w:tcPr>
+            <w:tcW w:w="1874" w:type="dxa"/>
+          </w:tcPr>
+          <w:p>
+            <w:r>
+              <w:t>Can not</w:t>
+            </w:r>
+          </w:p>
+        </w:tc>
+      </w:tr>
+      <w:tr>
+        <w:trPr>
+          <w:trHeight w:val="432"/>
+        </w:trPr>
+        <w:tc>
+          <w:tcPr>
+            <w:tcW w:w="1874" w:type="dxa"/>
+          </w:tcPr>
+          <w:p>
+            <w:r>
+              <w:t>Upload Marks</w:t>
+            </w:r>
+          </w:p>
+        </w:tc>
+        <w:tc>
+          <w:tcPr>
+            <w:tcW w:w="1874" w:type="dxa"/>
+          </w:tcPr>
+          <w:p>
+            <w:r>
+              <w:t>Can not</w:t>
+            </w:r>
+          </w:p>
+        </w:tc>
+        <w:tc>
+          <w:tcPr>
+            <w:tcW w:w="1874" w:type="dxa"/>
+          </w:tcPr>
+          <w:p>
+            <w:r>
+              <w:t>Can not</w:t>
+            </w:r>
+          </w:p>
+        </w:tc>
+        <w:tc>
+          <w:tcPr>
+            <w:tcW w:w="1874" w:type="dxa"/>
+          </w:tcPr>
+          <w:p>
+            <w:r>
+              <w:t>C</w:t>
+            </w:r>
+            <w:r>
+              <w:t>an</w:t>
+            </w:r>
+          </w:p>
+        </w:tc>
+        <w:tc>
+          <w:tcPr>
+            <w:tcW w:w="1874" w:type="dxa"/>
+          </w:tcPr>
+          <w:p>
+            <w:r>
+              <w:t>Can not</w:t>
+            </w:r>
+          </w:p>
+        </w:tc>
+      </w:tr>
+      <w:tr>
+        <w:trPr>
+          <w:trHeight w:val="432"/>
+        </w:trPr>
+        <w:tc>
+          <w:tcPr>
+            <w:tcW w:w="1874" w:type="dxa"/>
+          </w:tcPr>
+          <w:p>
+            <w:r>
+              <w:t>View Marks</w:t>
+            </w:r>
+          </w:p>
+        </w:tc>
+        <w:tc>
+          <w:tcPr>
+            <w:tcW w:w="1874" w:type="dxa"/>
+          </w:tcPr>
+          <w:p>
+            <w:r>
+              <w:t>C</w:t>
+            </w:r>
+            <w:r>
+              <w:t>an</w:t>
+            </w:r>
+          </w:p>
+        </w:tc>
+        <w:tc>
+          <w:tcPr>
+            <w:tcW w:w="1874" w:type="dxa"/>
+          </w:tcPr>
+          <w:p>
+            <w:r>
+              <w:t>C</w:t>
+            </w:r>
+            <w:r>
+              <w:t>an</w:t>
+            </w:r>
+          </w:p>
+        </w:tc>
+        <w:tc>
+          <w:tcPr>
+            <w:tcW w:w="1874" w:type="dxa"/>
+          </w:tcPr>
+          <w:p>
+            <w:r>
+              <w:t>C</w:t>
+            </w:r>
+            <w:r>
+              <w:t>an</w:t>
+            </w:r>
+          </w:p>
+        </w:tc>
+        <w:tc>
+          <w:tcPr>
+            <w:tcW w:w="1874" w:type="dxa"/>
+          </w:tcPr>
+          <w:p>
+            <w:r>
+              <w:t>C</w:t>
+            </w:r>
+            <w:r>
+              <w:t>an</w:t>
+            </w:r>
+          </w:p>
+        </w:tc>
+      </w:tr>
+      <w:tr>
+        <w:trPr>
+          <w:trHeight w:val="432"/>
+        </w:trPr>
+        <w:tc>
+          <w:tcPr>
+            <w:tcW w:w="1874" w:type="dxa"/>
+          </w:tcPr>
+          <w:p>
+            <w:r>
+              <w:t>Upload Materials</w:t>
+            </w:r>
+          </w:p>
+        </w:tc>
+        <w:tc>
+          <w:tcPr>
+            <w:tcW w:w="1874" w:type="dxa"/>
+          </w:tcPr>
+          <w:p>
+            <w:r>
+              <w:t>Can not</w:t>
+            </w:r>
+          </w:p>
+        </w:tc>
+        <w:tc>
+          <w:tcPr>
+            <w:tcW w:w="1874" w:type="dxa"/>
+          </w:tcPr>
+          <w:p>
+            <w:r>
+              <w:t>Can not</w:t>
+            </w:r>
+          </w:p>
+        </w:tc>
+        <w:tc>
+          <w:tcPr>
+            <w:tcW w:w="1874" w:type="dxa"/>
+          </w:tcPr>
+          <w:p>
+            <w:r>
+              <w:t>C</w:t>
+            </w:r>
+            <w:r>
+              <w:t>an</w:t>
+            </w:r>
+          </w:p>
+        </w:tc>
+        <w:tc>
+          <w:tcPr>
+            <w:tcW w:w="1874" w:type="dxa"/>
+          </w:tcPr>
+          <w:p>
+            <w:r>
+              <w:t>Can not</w:t>
+            </w:r>
+          </w:p>
+        </w:tc>
+      </w:tr>
+      <w:tr>
+        <w:trPr>
+          <w:trHeight w:val="450"/>
+        </w:trPr>
+        <w:tc>
+          <w:tcPr>
+            <w:tcW w:w="1874" w:type="dxa"/>
+          </w:tcPr>
+          <w:p>
+            <w:r>
+              <w:t>View Reports</w:t>
+            </w:r>
+          </w:p>
+        </w:tc>
+        <w:tc>
+          <w:tcPr>
+            <w:tcW w:w="1874" w:type="dxa"/>
+          </w:tcPr>
+          <w:p>
+            <w:r>
+              <w:t>C</w:t>
+            </w:r>
+            <w:r>
+              <w:t>an</w:t>
+            </w:r>
+          </w:p>
+        </w:tc>
+        <w:tc>
+          <w:tcPr>
+            <w:tcW w:w="1874" w:type="dxa"/>
+          </w:tcPr>
+          <w:p>
+            <w:r>
+              <w:t>C</w:t>
+            </w:r>
+            <w:r>
+              <w:t>an</w:t>
+            </w:r>
+          </w:p>
+        </w:tc>
+        <w:tc>
+          <w:tcPr>
+            <w:tcW w:w="1874" w:type="dxa"/>
+          </w:tcPr>
+          <w:p>
+            <w:r>
+              <w:t>C</w:t>
+            </w:r>
+            <w:r>
+              <w:t>an</w:t>
+            </w:r>
+          </w:p>
+        </w:tc>
+        <w:tc>
+          <w:tcPr>
+            <w:tcW w:w="1874" w:type="dxa"/>
+          </w:tcPr>
+          <w:p>
+            <w:r>
+              <w:t>C</w:t>
+            </w:r>
+            <w:r>
+              <w:t>an</w:t>
+            </w:r>
+          </w:p>
+        </w:tc>
+      </w:tr>
+    </w:tbl>
+    <w:p/>
+    <w:p/>
+    <w:p/>
+    <w:p>
+      <w:pPr>
+        <w:pStyle w:val="ListParagraph"/>
+        <w:numPr>
+          <w:ilvl w:val="0"/>
+          <w:numId w:val="1"/>
+        </w:numPr>
+      </w:pPr>
+      <w:r>
+        <w:t>SYSTEM REQUIREMENTS</w:t>
+      </w:r>
+    </w:p>
+    <w:p>
+      <w:r>
+        <w:t>8.1 Hardware</w:t>
+      </w:r>
+    </w:p>
+    <w:p>
+      <w:r>
+        <w:t>Standard server or cloud hosting</w:t>
+      </w:r>
+    </w:p>
+    <w:p>
+      <w:r>
+        <w:t>2GB RAM minimum (development)</w:t>
+      </w:r>
+    </w:p>
+    <w:p/>
+    <w:p>
+      <w:r>
+        <w:lastRenderedPageBreak/>
+        <w:t>8.2 Software</w:t>
+      </w:r>
+    </w:p>
+    <w:p>
+      <w:r>
+        <w:t>Node.js</w:t>
+      </w:r>
+    </w:p>
+    <w:p>
+      <w:r>
+        <w:t>MongoDB</w:t>
+      </w:r>
+    </w:p>
+    <w:p>
+      <w:r>
+        <w:t>React.js</w:t>
+      </w:r>
+    </w:p>
+    <w:p>
+      <w:r>
+        <w:t xml:space="preserve">Browser </w:t>
+      </w:r>
+      <w:r>
+        <w:t xml:space="preserve">should </w:t>
+      </w:r>
+      <w:r>
+        <w:t>support</w:t>
+      </w:r>
+    </w:p>
     <w:sectPr>
       <w:pgSz w:w="12240" w:h="15840"/>
       <w:pgMar w:top="1440" w:right="1440" w:bottom="1440" w:left="1440" w:header="720" w:footer="720" w:gutter="0"/>
@@ -2098,6 +2412,25 @@
       <w:spacing w:val="5"/>
     </w:rPr>
   </w:style>
+  <w:style w:type="table" w:styleId="TableGrid">
+    <w:name w:val="Table Grid"/>
+    <w:basedOn w:val="TableNormal"/>
+    <w:uiPriority w:val="39"/>
+    <w:rsid w:val="003D27CB"/>
+    <w:pPr>
+      <w:spacing w:after="0" w:line="240" w:lineRule="auto"/>
+    </w:pPr>
+    <w:tblPr>
+      <w:tblBorders>
+        <w:top w:val="single" w:sz="4" w:space="0" w:color="auto"/>
+        <w:left w:val="single" w:sz="4" w:space="0" w:color="auto"/>
+        <w:bottom w:val="single" w:sz="4" w:space="0" w:color="auto"/>
+        <w:right w:val="single" w:sz="4" w:space="0" w:color="auto"/>
+        <w:insideH w:val="single" w:sz="4" w:space="0" w:color="auto"/>
+        <w:insideV w:val="single" w:sz="4" w:space="0" w:color="auto"/>
+      </w:tblBorders>
+    </w:tblPr>
+  </w:style>
 </w:styles>
 </file>
 

--- a/LMS/documantation/srs document.docx
+++ b/LMS/documantation/srs document.docx
@@ -15,7 +15,15 @@
     </w:p>
     <w:p>
       <w:r>
-        <w:t>Learning Management System for Rajasinghe Central College</w:t>
+        <w:t xml:space="preserve">Learning Management System for </w:t>
+      </w:r>
+      <w:proofErr w:type="spellStart"/>
+      <w:r>
+        <w:t>Rajasinghe</w:t>
+      </w:r>
+      <w:proofErr w:type="spellEnd"/>
+      <w:r>
+        <w:t xml:space="preserve"> Central College</w:t>
       </w:r>
     </w:p>
     <w:p/>
@@ -41,7 +49,15 @@
     </w:p>
     <w:p>
       <w:r>
-        <w:t>The purpose of this document is to define the requirements for a web-based Learning Management System (LMS) for Rajasinghe Central College. The system will digitalize academic activities such as user management, mark handling, study material sharing, and reporting.</w:t>
+        <w:t xml:space="preserve">The purpose of this document is to define the requirements for a web-based Learning Management System (LMS) for </w:t>
+      </w:r>
+      <w:proofErr w:type="spellStart"/>
+      <w:r>
+        <w:t>Rajasinghe</w:t>
+      </w:r>
+      <w:proofErr w:type="spellEnd"/>
+      <w:r>
+        <w:t xml:space="preserve"> Central College. The system will digitalize academic activities such as user management, mark handling, study material sharing, and reporting.</w:t>
       </w:r>
     </w:p>
     <w:p/>
@@ -271,7 +287,15 @@
     </w:p>
     <w:p>
       <w:r>
-        <w:t>Runs on modern browsers (Chrome,Edge)</w:t>
+        <w:t>Runs on modern browsers (</w:t>
+      </w:r>
+      <w:proofErr w:type="spellStart"/>
+      <w:r>
+        <w:t>Chrome,Edge</w:t>
+      </w:r>
+      <w:proofErr w:type="spellEnd"/>
+      <w:r>
+        <w:t>)</w:t>
       </w:r>
     </w:p>
     <w:p>
@@ -1386,6 +1410,92 @@
       </w:r>
       <w:r>
         <w:t>support</w:t>
+      </w:r>
+    </w:p>
+    <w:p/>
+    <w:p/>
+    <w:p/>
+    <w:p>
+      <w:pPr>
+        <w:pStyle w:val="ListParagraph"/>
+        <w:numPr>
+          <w:ilvl w:val="0"/>
+          <w:numId w:val="1"/>
+        </w:numPr>
+      </w:pPr>
+      <w:r>
+        <w:t>SYSTEM LIMITATIONS</w:t>
+      </w:r>
+    </w:p>
+    <w:p>
+      <w:r>
+        <w:t>Requires internet connection</w:t>
+      </w:r>
+    </w:p>
+    <w:p>
+      <w:r>
+        <w:t>No offline mode</w:t>
+      </w:r>
+    </w:p>
+    <w:p>
+      <w:r>
+        <w:t>Requires user training</w:t>
+      </w:r>
+    </w:p>
+    <w:p/>
+    <w:p/>
+    <w:p>
+      <w:pPr>
+        <w:pStyle w:val="ListParagraph"/>
+        <w:numPr>
+          <w:ilvl w:val="0"/>
+          <w:numId w:val="1"/>
+        </w:numPr>
+      </w:pPr>
+      <w:r>
+        <w:t>FUTURE ENHANCEMENTS</w:t>
+      </w:r>
+    </w:p>
+    <w:p>
+      <w:r>
+        <w:t>Live class streaming</w:t>
+      </w:r>
+    </w:p>
+    <w:p>
+      <w:r>
+        <w:t>Online examinations system</w:t>
+      </w:r>
+    </w:p>
+    <w:p>
+      <w:r>
+        <w:t>Parent login portal</w:t>
+      </w:r>
+    </w:p>
+    <w:p/>
+    <w:p/>
+    <w:p>
+      <w:pPr>
+        <w:pStyle w:val="ListParagraph"/>
+        <w:numPr>
+          <w:ilvl w:val="0"/>
+          <w:numId w:val="1"/>
+        </w:numPr>
+      </w:pPr>
+      <w:r>
+        <w:t>CONCLUSION</w:t>
+      </w:r>
+    </w:p>
+    <w:p>
+      <w:r>
+        <w:t xml:space="preserve">The proposed Learning Management System for </w:t>
+      </w:r>
+      <w:proofErr w:type="spellStart"/>
+      <w:r>
+        <w:t>Rajasinghe</w:t>
+      </w:r>
+      <w:proofErr w:type="spellEnd"/>
+      <w:r>
+        <w:t xml:space="preserve"> Central College is a simple and useful web system to manage school activities. It helps to store and handle student, teacher, and academic information in one place. This system reduces manual work, improves communication, and makes learning easier for students through a digital platform.</w:t>
       </w:r>
     </w:p>
     <w:sectPr>
@@ -2098,7 +2208,6 @@
   <w:style w:type="character" w:default="1" w:styleId="DefaultParagraphFont">
     <w:name w:val="Default Paragraph Font"/>
     <w:uiPriority w:val="1"/>
-    <w:semiHidden/>
     <w:unhideWhenUsed/>
   </w:style>
   <w:style w:type="table" w:default="1" w:styleId="TableNormal">

--- a/LMS/documantation/srs document.docx
+++ b/LMS/documantation/srs document.docx
@@ -3,30 +3,83 @@
 <w:document xmlns:wpc="http://schemas.microsoft.com/office/word/2010/wordprocessingCanvas" xmlns:cx="http://schemas.microsoft.com/office/drawing/2014/chartex" xmlns:cx1="http://schemas.microsoft.com/office/drawing/2015/9/8/chartex" xmlns:cx2="http://schemas.microsoft.com/office/drawing/2015/10/21/chartex" xmlns:cx3="http://schemas.microsoft.com/office/drawing/2016/5/9/chartex" xmlns:cx4="http://schemas.microsoft.com/office/drawing/2016/5/10/chartex" xmlns:cx5="http://schemas.microsoft.com/office/drawing/2016/5/11/chartex" xmlns:cx6="http://schemas.microsoft.com/office/drawing/2016/5/12/chartex" xmlns:cx7="http://schemas.microsoft.com/office/drawing/2016/5/13/chartex" xmlns:cx8="http://schemas.microsoft.com/office/drawing/2016/5/14/chartex" xmlns:mc="http://schemas.openxmlformats.org/markup-compatibility/2006" xmlns:aink="http://schemas.microsoft.com/office/drawing/2016/ink" xmlns:am3d="http://schemas.microsoft.com/office/drawing/2017/model3d" xmlns:o="urn:schemas-microsoft-com:office:office" xmlns:oel="http://schemas.microsoft.com/office/2019/extlst" xmlns:r="http://schemas.openxmlformats.org/officeDocument/2006/relationships" xmlns:m="http://schemas.openxmlformats.org/officeDocument/2006/math" xmlns:v="urn:schemas-microsoft-com:vml" xmlns:wp14="http://schemas.microsoft.com/office/word/2010/wordprocessingDrawing" xmlns:wp="http://schemas.openxmlformats.org/drawingml/2006/wordprocessingDrawing" xmlns:w10="urn:schemas-microsoft-com:office:word" xmlns:w="http://schemas.openxmlformats.org/wordprocessingml/2006/main" xmlns:w14="http://schemas.microsoft.com/office/word/2010/wordml" xmlns:w15="http://schemas.microsoft.com/office/word/2012/wordml" xmlns:w16cex="http://schemas.microsoft.com/office/word/2018/wordml/cex" xmlns:w16cid="http://schemas.microsoft.com/office/word/2016/wordml/cid" xmlns:w16="http://schemas.microsoft.com/office/word/2018/wordml" xmlns:w16du="http://schemas.microsoft.com/office/word/2023/wordml/word16du" xmlns:w16sdtdh="http://schemas.microsoft.com/office/word/2020/wordml/sdtdatahash" xmlns:w16sdtfl="http://schemas.microsoft.com/office/word/2024/wordml/sdtformatlock" xmlns:w16se="http://schemas.microsoft.com/office/word/2015/wordml/symex" xmlns:wpg="http://schemas.microsoft.com/office/word/2010/wordprocessingGroup" xmlns:wpi="http://schemas.microsoft.com/office/word/2010/wordprocessingInk" xmlns:wne="http://schemas.microsoft.com/office/word/2006/wordml" xmlns:wps="http://schemas.microsoft.com/office/word/2010/wordprocessingShape" mc:Ignorable="w14 w15 w16se w16cid w16 w16cex w16sdtdh w16sdtfl w16du wp14">
   <w:body>
     <w:p>
-      <w:r>
+      <w:pPr>
+        <w:jc w:val="center"/>
+        <w:rPr>
+          <w:rFonts w:ascii="Times New Roman" w:hAnsi="Times New Roman" w:cs="Times New Roman"/>
+          <w:b/>
+          <w:bCs/>
+          <w:u w:val="thick"/>
+        </w:rPr>
+      </w:pPr>
+      <w:r>
+        <w:rPr>
+          <w:rFonts w:ascii="Times New Roman" w:hAnsi="Times New Roman" w:cs="Times New Roman"/>
+          <w:b/>
+          <w:bCs/>
+          <w:u w:val="thick"/>
+        </w:rPr>
         <w:t>SOFTWARE REQUIREMENTS SPECIFICATION (SRS)</w:t>
       </w:r>
     </w:p>
-    <w:p/>
-    <w:p>
-      <w:r>
+    <w:p>
+      <w:pPr>
+        <w:rPr>
+          <w:rFonts w:ascii="Times New Roman" w:hAnsi="Times New Roman" w:cs="Times New Roman"/>
+        </w:rPr>
+      </w:pPr>
+    </w:p>
+    <w:p>
+      <w:pPr>
+        <w:rPr>
+          <w:rFonts w:ascii="Times New Roman" w:hAnsi="Times New Roman" w:cs="Times New Roman"/>
+          <w:b/>
+          <w:bCs/>
+        </w:rPr>
+      </w:pPr>
+      <w:r>
+        <w:rPr>
+          <w:rFonts w:ascii="Times New Roman" w:hAnsi="Times New Roman" w:cs="Times New Roman"/>
+          <w:b/>
+          <w:bCs/>
+        </w:rPr>
         <w:t>Project Title:</w:t>
       </w:r>
     </w:p>
     <w:p>
-      <w:r>
+      <w:pPr>
+        <w:rPr>
+          <w:rFonts w:ascii="Times New Roman" w:hAnsi="Times New Roman" w:cs="Times New Roman"/>
+        </w:rPr>
+      </w:pPr>
+      <w:r>
+        <w:rPr>
+          <w:rFonts w:ascii="Times New Roman" w:hAnsi="Times New Roman" w:cs="Times New Roman"/>
+        </w:rPr>
         <w:t xml:space="preserve">Learning Management System for </w:t>
       </w:r>
       <w:proofErr w:type="spellStart"/>
       <w:r>
+        <w:rPr>
+          <w:rFonts w:ascii="Times New Roman" w:hAnsi="Times New Roman" w:cs="Times New Roman"/>
+        </w:rPr>
         <w:t>Rajasinghe</w:t>
       </w:r>
       <w:proofErr w:type="spellEnd"/>
       <w:r>
+        <w:rPr>
+          <w:rFonts w:ascii="Times New Roman" w:hAnsi="Times New Roman" w:cs="Times New Roman"/>
+        </w:rPr>
         <w:t xml:space="preserve"> Central College</w:t>
       </w:r>
     </w:p>
-    <w:p/>
+    <w:p>
+      <w:pPr>
+        <w:rPr>
+          <w:rFonts w:ascii="Times New Roman" w:hAnsi="Times New Roman" w:cs="Times New Roman"/>
+        </w:rPr>
+      </w:pPr>
+    </w:p>
     <w:p>
       <w:pPr>
         <w:pStyle w:val="ListParagraph"/>
@@ -34,128 +87,465 @@
           <w:ilvl w:val="0"/>
           <w:numId w:val="1"/>
         </w:numPr>
-      </w:pPr>
-      <w:r>
+        <w:rPr>
+          <w:rFonts w:ascii="Times New Roman" w:hAnsi="Times New Roman" w:cs="Times New Roman"/>
+          <w:b/>
+          <w:bCs/>
+        </w:rPr>
+      </w:pPr>
+      <w:r>
+        <w:rPr>
+          <w:rFonts w:ascii="Times New Roman" w:hAnsi="Times New Roman" w:cs="Times New Roman"/>
+          <w:b/>
+          <w:bCs/>
+        </w:rPr>
         <w:t>INTRODUCTION</w:t>
       </w:r>
       <w:r>
+        <w:rPr>
+          <w:rFonts w:ascii="Times New Roman" w:hAnsi="Times New Roman" w:cs="Times New Roman"/>
+          <w:b/>
+          <w:bCs/>
+        </w:rPr>
         <w:t>.</w:t>
       </w:r>
     </w:p>
     <w:p>
-      <w:r>
+      <w:pPr>
+        <w:ind w:left="720"/>
+        <w:rPr>
+          <w:rFonts w:ascii="Times New Roman" w:hAnsi="Times New Roman" w:cs="Times New Roman"/>
+          <w:b/>
+          <w:bCs/>
+        </w:rPr>
+      </w:pPr>
+      <w:r>
+        <w:rPr>
+          <w:rFonts w:ascii="Times New Roman" w:hAnsi="Times New Roman" w:cs="Times New Roman"/>
+          <w:b/>
+          <w:bCs/>
+        </w:rPr>
         <w:t>1.1 Purpose</w:t>
       </w:r>
     </w:p>
     <w:p>
-      <w:r>
-        <w:t xml:space="preserve">The purpose of this document is to define the requirements for a web-based Learning Management System (LMS) for </w:t>
+      <w:pPr>
+        <w:ind w:left="720"/>
+        <w:rPr>
+          <w:rFonts w:ascii="Times New Roman" w:hAnsi="Times New Roman" w:cs="Times New Roman"/>
+        </w:rPr>
+      </w:pPr>
+      <w:r>
+        <w:rPr>
+          <w:rFonts w:ascii="Times New Roman" w:hAnsi="Times New Roman" w:cs="Times New Roman"/>
+        </w:rPr>
+        <w:t xml:space="preserve">The purpose of this document is to define the requirements for a </w:t>
+      </w:r>
+      <w:proofErr w:type="gramStart"/>
+      <w:r>
+        <w:rPr>
+          <w:rFonts w:ascii="Times New Roman" w:hAnsi="Times New Roman" w:cs="Times New Roman"/>
+        </w:rPr>
+        <w:t>web</w:t>
+      </w:r>
+      <w:r>
+        <w:rPr>
+          <w:rFonts w:ascii="Times New Roman" w:hAnsi="Times New Roman" w:cs="Times New Roman"/>
+        </w:rPr>
+        <w:t xml:space="preserve"> </w:t>
+      </w:r>
+      <w:r>
+        <w:rPr>
+          <w:rFonts w:ascii="Times New Roman" w:hAnsi="Times New Roman" w:cs="Times New Roman"/>
+        </w:rPr>
+        <w:t>based</w:t>
+      </w:r>
+      <w:proofErr w:type="gramEnd"/>
+      <w:r>
+        <w:rPr>
+          <w:rFonts w:ascii="Times New Roman" w:hAnsi="Times New Roman" w:cs="Times New Roman"/>
+        </w:rPr>
+        <w:t xml:space="preserve"> Learning Management System (LMS) for </w:t>
       </w:r>
       <w:proofErr w:type="spellStart"/>
       <w:r>
+        <w:rPr>
+          <w:rFonts w:ascii="Times New Roman" w:hAnsi="Times New Roman" w:cs="Times New Roman"/>
+        </w:rPr>
         <w:t>Rajasinghe</w:t>
       </w:r>
       <w:proofErr w:type="spellEnd"/>
       <w:r>
+        <w:rPr>
+          <w:rFonts w:ascii="Times New Roman" w:hAnsi="Times New Roman" w:cs="Times New Roman"/>
+        </w:rPr>
         <w:t xml:space="preserve"> Central College. The system will digitalize academic activities such as user management, mark handling, study material sharing, and reporting.</w:t>
       </w:r>
     </w:p>
-    <w:p/>
-    <w:p>
-      <w:r>
+    <w:p>
+      <w:pPr>
+        <w:rPr>
+          <w:rFonts w:ascii="Times New Roman" w:hAnsi="Times New Roman" w:cs="Times New Roman"/>
+        </w:rPr>
+      </w:pPr>
+    </w:p>
+    <w:p>
+      <w:pPr>
+        <w:ind w:left="720"/>
+        <w:rPr>
+          <w:rFonts w:ascii="Times New Roman" w:hAnsi="Times New Roman" w:cs="Times New Roman"/>
+          <w:b/>
+          <w:bCs/>
+        </w:rPr>
+      </w:pPr>
+      <w:r>
+        <w:rPr>
+          <w:rFonts w:ascii="Times New Roman" w:hAnsi="Times New Roman" w:cs="Times New Roman"/>
+          <w:b/>
+          <w:bCs/>
+        </w:rPr>
         <w:t>1.2 Scope</w:t>
       </w:r>
     </w:p>
     <w:p>
-      <w:r>
-        <w:t>The system will:</w:t>
-      </w:r>
-    </w:p>
-    <w:p>
-      <w:r>
+      <w:pPr>
+        <w:ind w:left="720"/>
+        <w:rPr>
+          <w:rFonts w:ascii="Times New Roman" w:hAnsi="Times New Roman" w:cs="Times New Roman"/>
+        </w:rPr>
+      </w:pPr>
+      <w:r>
+        <w:rPr>
+          <w:rFonts w:ascii="Times New Roman" w:hAnsi="Times New Roman" w:cs="Times New Roman"/>
+        </w:rPr>
+        <w:t>The system will</w:t>
+      </w:r>
+      <w:r>
+        <w:rPr>
+          <w:rFonts w:ascii="Times New Roman" w:hAnsi="Times New Roman" w:cs="Times New Roman"/>
+        </w:rPr>
+        <w:t>,</w:t>
+      </w:r>
+    </w:p>
+    <w:p>
+      <w:pPr>
+        <w:pStyle w:val="ListParagraph"/>
+        <w:numPr>
+          <w:ilvl w:val="0"/>
+          <w:numId w:val="2"/>
+        </w:numPr>
+        <w:rPr>
+          <w:rFonts w:ascii="Times New Roman" w:hAnsi="Times New Roman" w:cs="Times New Roman"/>
+        </w:rPr>
+      </w:pPr>
+      <w:r>
+        <w:rPr>
+          <w:rFonts w:ascii="Times New Roman" w:hAnsi="Times New Roman" w:cs="Times New Roman"/>
+        </w:rPr>
         <w:t>Manage students, teachers, and IT/admin users</w:t>
       </w:r>
     </w:p>
     <w:p>
-      <w:r>
+      <w:pPr>
+        <w:pStyle w:val="ListParagraph"/>
+        <w:numPr>
+          <w:ilvl w:val="0"/>
+          <w:numId w:val="2"/>
+        </w:numPr>
+        <w:rPr>
+          <w:rFonts w:ascii="Times New Roman" w:hAnsi="Times New Roman" w:cs="Times New Roman"/>
+        </w:rPr>
+      </w:pPr>
+      <w:r>
+        <w:rPr>
+          <w:rFonts w:ascii="Times New Roman" w:hAnsi="Times New Roman" w:cs="Times New Roman"/>
+        </w:rPr>
         <w:t>Handle academic records (marks, classes, subjects)</w:t>
       </w:r>
     </w:p>
     <w:p>
-      <w:r>
+      <w:pPr>
+        <w:pStyle w:val="ListParagraph"/>
+        <w:numPr>
+          <w:ilvl w:val="0"/>
+          <w:numId w:val="2"/>
+        </w:numPr>
+        <w:rPr>
+          <w:rFonts w:ascii="Times New Roman" w:hAnsi="Times New Roman" w:cs="Times New Roman"/>
+        </w:rPr>
+      </w:pPr>
+      <w:r>
+        <w:rPr>
+          <w:rFonts w:ascii="Times New Roman" w:hAnsi="Times New Roman" w:cs="Times New Roman"/>
+        </w:rPr>
         <w:t>Provide study materials (PDF &amp; YouTube links)</w:t>
       </w:r>
     </w:p>
     <w:p>
-      <w:r>
+      <w:pPr>
+        <w:pStyle w:val="ListParagraph"/>
+        <w:numPr>
+          <w:ilvl w:val="0"/>
+          <w:numId w:val="2"/>
+        </w:numPr>
+        <w:rPr>
+          <w:rFonts w:ascii="Times New Roman" w:hAnsi="Times New Roman" w:cs="Times New Roman"/>
+        </w:rPr>
+      </w:pPr>
+      <w:r>
+        <w:rPr>
+          <w:rFonts w:ascii="Times New Roman" w:hAnsi="Times New Roman" w:cs="Times New Roman"/>
+        </w:rPr>
         <w:t>Generate reports for students, teachers, and administration</w:t>
       </w:r>
     </w:p>
     <w:p>
-      <w:r>
+      <w:pPr>
+        <w:pStyle w:val="ListParagraph"/>
+        <w:numPr>
+          <w:ilvl w:val="0"/>
+          <w:numId w:val="2"/>
+        </w:numPr>
+        <w:rPr>
+          <w:rFonts w:ascii="Times New Roman" w:hAnsi="Times New Roman" w:cs="Times New Roman"/>
+        </w:rPr>
+      </w:pPr>
+      <w:r>
+        <w:rPr>
+          <w:rFonts w:ascii="Times New Roman" w:hAnsi="Times New Roman" w:cs="Times New Roman"/>
+        </w:rPr>
         <w:t>Support bilingual education (Sinhala &amp; English)</w:t>
       </w:r>
     </w:p>
     <w:p>
-      <w:r>
-        <w:t>Provide a public school website</w:t>
-      </w:r>
-    </w:p>
-    <w:p/>
-    <w:p/>
-    <w:p>
-      <w:r>
+      <w:pPr>
+        <w:pStyle w:val="ListParagraph"/>
+        <w:numPr>
+          <w:ilvl w:val="0"/>
+          <w:numId w:val="2"/>
+        </w:numPr>
+        <w:rPr>
+          <w:rFonts w:ascii="Times New Roman" w:hAnsi="Times New Roman" w:cs="Times New Roman"/>
+        </w:rPr>
+      </w:pPr>
+      <w:r>
+        <w:rPr>
+          <w:rFonts w:ascii="Times New Roman" w:hAnsi="Times New Roman" w:cs="Times New Roman"/>
+        </w:rPr>
+        <w:t xml:space="preserve">Provide a </w:t>
+      </w:r>
+      <w:proofErr w:type="gramStart"/>
+      <w:r>
+        <w:rPr>
+          <w:rFonts w:ascii="Times New Roman" w:hAnsi="Times New Roman" w:cs="Times New Roman"/>
+        </w:rPr>
+        <w:t>public school</w:t>
+      </w:r>
+      <w:proofErr w:type="gramEnd"/>
+      <w:r>
+        <w:rPr>
+          <w:rFonts w:ascii="Times New Roman" w:hAnsi="Times New Roman" w:cs="Times New Roman"/>
+        </w:rPr>
+        <w:t xml:space="preserve"> website</w:t>
+      </w:r>
+      <w:r>
+        <w:rPr>
+          <w:rFonts w:ascii="Times New Roman" w:hAnsi="Times New Roman" w:cs="Times New Roman"/>
+        </w:rPr>
+        <w:t>.</w:t>
+      </w:r>
+    </w:p>
+    <w:p>
+      <w:pPr>
+        <w:rPr>
+          <w:rFonts w:ascii="Times New Roman" w:hAnsi="Times New Roman" w:cs="Times New Roman"/>
+        </w:rPr>
+      </w:pPr>
+    </w:p>
+    <w:p>
+      <w:pPr>
+        <w:ind w:left="720"/>
+        <w:rPr>
+          <w:rFonts w:ascii="Times New Roman" w:hAnsi="Times New Roman" w:cs="Times New Roman"/>
+          <w:b/>
+          <w:bCs/>
+        </w:rPr>
+      </w:pPr>
+      <w:r>
+        <w:rPr>
+          <w:rFonts w:ascii="Times New Roman" w:hAnsi="Times New Roman" w:cs="Times New Roman"/>
+          <w:b/>
+          <w:bCs/>
+        </w:rPr>
         <w:t>1.3 Intended Audience</w:t>
       </w:r>
     </w:p>
     <w:p>
-      <w:r>
+      <w:pPr>
+        <w:pStyle w:val="ListParagraph"/>
+        <w:numPr>
+          <w:ilvl w:val="0"/>
+          <w:numId w:val="3"/>
+        </w:numPr>
+        <w:rPr>
+          <w:rFonts w:ascii="Times New Roman" w:hAnsi="Times New Roman" w:cs="Times New Roman"/>
+        </w:rPr>
+      </w:pPr>
+      <w:r>
+        <w:rPr>
+          <w:rFonts w:ascii="Times New Roman" w:hAnsi="Times New Roman" w:cs="Times New Roman"/>
+        </w:rPr>
         <w:t>Project supervisor / lecturers</w:t>
       </w:r>
     </w:p>
     <w:p>
-      <w:r>
+      <w:pPr>
+        <w:pStyle w:val="ListParagraph"/>
+        <w:numPr>
+          <w:ilvl w:val="0"/>
+          <w:numId w:val="3"/>
+        </w:numPr>
+        <w:rPr>
+          <w:rFonts w:ascii="Times New Roman" w:hAnsi="Times New Roman" w:cs="Times New Roman"/>
+        </w:rPr>
+      </w:pPr>
+      <w:r>
+        <w:rPr>
+          <w:rFonts w:ascii="Times New Roman" w:hAnsi="Times New Roman" w:cs="Times New Roman"/>
+        </w:rPr>
         <w:t>Development team</w:t>
       </w:r>
     </w:p>
     <w:p>
-      <w:r>
+      <w:pPr>
+        <w:pStyle w:val="ListParagraph"/>
+        <w:numPr>
+          <w:ilvl w:val="0"/>
+          <w:numId w:val="3"/>
+        </w:numPr>
+        <w:rPr>
+          <w:rFonts w:ascii="Times New Roman" w:hAnsi="Times New Roman" w:cs="Times New Roman"/>
+        </w:rPr>
+      </w:pPr>
+      <w:r>
+        <w:rPr>
+          <w:rFonts w:ascii="Times New Roman" w:hAnsi="Times New Roman" w:cs="Times New Roman"/>
+        </w:rPr>
         <w:t>School administration</w:t>
       </w:r>
     </w:p>
-    <w:p/>
-    <w:p>
-      <w:r>
-        <w:lastRenderedPageBreak/>
+    <w:p>
+      <w:pPr>
+        <w:rPr>
+          <w:rFonts w:ascii="Times New Roman" w:hAnsi="Times New Roman" w:cs="Times New Roman"/>
+        </w:rPr>
+      </w:pPr>
+    </w:p>
+    <w:p>
+      <w:pPr>
+        <w:ind w:left="720"/>
+        <w:rPr>
+          <w:rFonts w:ascii="Times New Roman" w:hAnsi="Times New Roman" w:cs="Times New Roman"/>
+          <w:b/>
+          <w:bCs/>
+        </w:rPr>
+      </w:pPr>
+      <w:r>
+        <w:rPr>
+          <w:rFonts w:ascii="Times New Roman" w:hAnsi="Times New Roman" w:cs="Times New Roman"/>
+          <w:b/>
+          <w:bCs/>
+        </w:rPr>
         <w:t>1.4 Technologies Used</w:t>
       </w:r>
     </w:p>
     <w:p>
-      <w:r>
+      <w:pPr>
+        <w:pStyle w:val="ListParagraph"/>
+        <w:numPr>
+          <w:ilvl w:val="0"/>
+          <w:numId w:val="4"/>
+        </w:numPr>
+        <w:rPr>
+          <w:rFonts w:ascii="Times New Roman" w:hAnsi="Times New Roman" w:cs="Times New Roman"/>
+        </w:rPr>
+      </w:pPr>
+      <w:r>
+        <w:rPr>
+          <w:rFonts w:ascii="Times New Roman" w:hAnsi="Times New Roman" w:cs="Times New Roman"/>
+        </w:rPr>
         <w:t>Frontend: React.js</w:t>
       </w:r>
     </w:p>
     <w:p>
-      <w:r>
+      <w:pPr>
+        <w:pStyle w:val="ListParagraph"/>
+        <w:numPr>
+          <w:ilvl w:val="0"/>
+          <w:numId w:val="4"/>
+        </w:numPr>
+        <w:rPr>
+          <w:rFonts w:ascii="Times New Roman" w:hAnsi="Times New Roman" w:cs="Times New Roman"/>
+        </w:rPr>
+      </w:pPr>
+      <w:r>
+        <w:rPr>
+          <w:rFonts w:ascii="Times New Roman" w:hAnsi="Times New Roman" w:cs="Times New Roman"/>
+        </w:rPr>
         <w:t>Backend: Node.js + Express.js</w:t>
       </w:r>
     </w:p>
     <w:p>
-      <w:r>
+      <w:pPr>
+        <w:pStyle w:val="ListParagraph"/>
+        <w:numPr>
+          <w:ilvl w:val="0"/>
+          <w:numId w:val="4"/>
+        </w:numPr>
+        <w:rPr>
+          <w:rFonts w:ascii="Times New Roman" w:hAnsi="Times New Roman" w:cs="Times New Roman"/>
+        </w:rPr>
+      </w:pPr>
+      <w:r>
+        <w:rPr>
+          <w:rFonts w:ascii="Times New Roman" w:hAnsi="Times New Roman" w:cs="Times New Roman"/>
+        </w:rPr>
         <w:t>Database: MongoDB</w:t>
       </w:r>
     </w:p>
     <w:p>
-      <w:r>
+      <w:pPr>
+        <w:pStyle w:val="ListParagraph"/>
+        <w:numPr>
+          <w:ilvl w:val="0"/>
+          <w:numId w:val="4"/>
+        </w:numPr>
+        <w:rPr>
+          <w:rFonts w:ascii="Times New Roman" w:hAnsi="Times New Roman" w:cs="Times New Roman"/>
+        </w:rPr>
+      </w:pPr>
+      <w:r>
+        <w:rPr>
+          <w:rFonts w:ascii="Times New Roman" w:hAnsi="Times New Roman" w:cs="Times New Roman"/>
+        </w:rPr>
         <w:t xml:space="preserve">File Storage: Cloud </w:t>
       </w:r>
       <w:r>
+        <w:rPr>
+          <w:rFonts w:ascii="Times New Roman" w:hAnsi="Times New Roman" w:cs="Times New Roman"/>
+        </w:rPr>
         <w:t>base</w:t>
       </w:r>
     </w:p>
-    <w:p/>
-    <w:p/>
-    <w:p/>
+    <w:p>
+      <w:pPr>
+        <w:pStyle w:val="ListParagraph"/>
+        <w:ind w:left="1440"/>
+        <w:rPr>
+          <w:rFonts w:ascii="Times New Roman" w:hAnsi="Times New Roman" w:cs="Times New Roman"/>
+        </w:rPr>
+      </w:pPr>
+    </w:p>
     <w:p>
       <w:pPr>
         <w:pStyle w:val="ListParagraph"/>
@@ -163,195 +553,546 @@
           <w:ilvl w:val="0"/>
           <w:numId w:val="1"/>
         </w:numPr>
-      </w:pPr>
-      <w:r>
+        <w:rPr>
+          <w:rFonts w:ascii="Times New Roman" w:hAnsi="Times New Roman" w:cs="Times New Roman"/>
+        </w:rPr>
+      </w:pPr>
+      <w:r>
+        <w:rPr>
+          <w:rFonts w:ascii="Times New Roman" w:hAnsi="Times New Roman" w:cs="Times New Roman"/>
+        </w:rPr>
+        <w:lastRenderedPageBreak/>
         <w:t>OVERALL DESCRIPTION</w:t>
       </w:r>
     </w:p>
     <w:p>
-      <w:r>
+      <w:pPr>
+        <w:rPr>
+          <w:rFonts w:ascii="Times New Roman" w:hAnsi="Times New Roman" w:cs="Times New Roman"/>
+        </w:rPr>
+      </w:pPr>
+      <w:r>
+        <w:rPr>
+          <w:rFonts w:ascii="Times New Roman" w:hAnsi="Times New Roman" w:cs="Times New Roman"/>
+        </w:rPr>
         <w:t>2.1 Product Perspective</w:t>
       </w:r>
     </w:p>
     <w:p>
-      <w:r>
+      <w:pPr>
+        <w:rPr>
+          <w:rFonts w:ascii="Times New Roman" w:hAnsi="Times New Roman" w:cs="Times New Roman"/>
+        </w:rPr>
+      </w:pPr>
+      <w:r>
+        <w:rPr>
+          <w:rFonts w:ascii="Times New Roman" w:hAnsi="Times New Roman" w:cs="Times New Roman"/>
+        </w:rPr>
         <w:t>The LMS is a standalone web-based system integrated with the school environment, replacing manual record-keeping with a centralized digital platform.</w:t>
       </w:r>
     </w:p>
-    <w:p/>
-    <w:p/>
-    <w:p>
-      <w:r>
+    <w:p>
+      <w:pPr>
+        <w:rPr>
+          <w:rFonts w:ascii="Times New Roman" w:hAnsi="Times New Roman" w:cs="Times New Roman"/>
+        </w:rPr>
+      </w:pPr>
+    </w:p>
+    <w:p>
+      <w:pPr>
+        <w:rPr>
+          <w:rFonts w:ascii="Times New Roman" w:hAnsi="Times New Roman" w:cs="Times New Roman"/>
+        </w:rPr>
+      </w:pPr>
+    </w:p>
+    <w:p>
+      <w:pPr>
+        <w:rPr>
+          <w:rFonts w:ascii="Times New Roman" w:hAnsi="Times New Roman" w:cs="Times New Roman"/>
+        </w:rPr>
+      </w:pPr>
+      <w:r>
+        <w:rPr>
+          <w:rFonts w:ascii="Times New Roman" w:hAnsi="Times New Roman" w:cs="Times New Roman"/>
+        </w:rPr>
         <w:t>2.2 User Classes and Characteristics</w:t>
       </w:r>
     </w:p>
     <w:p>
-      <w:r>
+      <w:pPr>
+        <w:rPr>
+          <w:rFonts w:ascii="Times New Roman" w:hAnsi="Times New Roman" w:cs="Times New Roman"/>
+        </w:rPr>
+      </w:pPr>
+      <w:r>
+        <w:rPr>
+          <w:rFonts w:ascii="Times New Roman" w:hAnsi="Times New Roman" w:cs="Times New Roman"/>
+        </w:rPr>
         <w:t>Admin</w:t>
       </w:r>
     </w:p>
     <w:p>
-      <w:r>
+      <w:pPr>
+        <w:rPr>
+          <w:rFonts w:ascii="Times New Roman" w:hAnsi="Times New Roman" w:cs="Times New Roman"/>
+        </w:rPr>
+      </w:pPr>
+      <w:r>
+        <w:rPr>
+          <w:rFonts w:ascii="Times New Roman" w:hAnsi="Times New Roman" w:cs="Times New Roman"/>
+        </w:rPr>
         <w:t>Full system control</w:t>
       </w:r>
     </w:p>
     <w:p>
-      <w:r>
+      <w:pPr>
+        <w:rPr>
+          <w:rFonts w:ascii="Times New Roman" w:hAnsi="Times New Roman" w:cs="Times New Roman"/>
+        </w:rPr>
+      </w:pPr>
+      <w:r>
+        <w:rPr>
+          <w:rFonts w:ascii="Times New Roman" w:hAnsi="Times New Roman" w:cs="Times New Roman"/>
+        </w:rPr>
         <w:t>User and class management</w:t>
       </w:r>
     </w:p>
     <w:p>
-      <w:r>
+      <w:pPr>
+        <w:rPr>
+          <w:rFonts w:ascii="Times New Roman" w:hAnsi="Times New Roman" w:cs="Times New Roman"/>
+        </w:rPr>
+      </w:pPr>
+      <w:r>
+        <w:rPr>
+          <w:rFonts w:ascii="Times New Roman" w:hAnsi="Times New Roman" w:cs="Times New Roman"/>
+        </w:rPr>
         <w:t>Report generation</w:t>
       </w:r>
     </w:p>
-    <w:p/>
-    <w:p>
-      <w:r>
+    <w:p>
+      <w:pPr>
+        <w:rPr>
+          <w:rFonts w:ascii="Times New Roman" w:hAnsi="Times New Roman" w:cs="Times New Roman"/>
+        </w:rPr>
+      </w:pPr>
+    </w:p>
+    <w:p>
+      <w:pPr>
+        <w:rPr>
+          <w:rFonts w:ascii="Times New Roman" w:hAnsi="Times New Roman" w:cs="Times New Roman"/>
+        </w:rPr>
+      </w:pPr>
+      <w:r>
+        <w:rPr>
+          <w:rFonts w:ascii="Times New Roman" w:hAnsi="Times New Roman" w:cs="Times New Roman"/>
+        </w:rPr>
         <w:t>IT Section</w:t>
       </w:r>
       <w:r>
+        <w:rPr>
+          <w:rFonts w:ascii="Times New Roman" w:hAnsi="Times New Roman" w:cs="Times New Roman"/>
+        </w:rPr>
         <w:t>/technical officer</w:t>
       </w:r>
     </w:p>
     <w:p>
-      <w:r>
+      <w:pPr>
+        <w:rPr>
+          <w:rFonts w:ascii="Times New Roman" w:hAnsi="Times New Roman" w:cs="Times New Roman"/>
+        </w:rPr>
+      </w:pPr>
+      <w:r>
+        <w:rPr>
+          <w:rFonts w:ascii="Times New Roman" w:hAnsi="Times New Roman" w:cs="Times New Roman"/>
+        </w:rPr>
         <w:t>Manage users and classes</w:t>
       </w:r>
     </w:p>
     <w:p>
-      <w:r>
+      <w:pPr>
+        <w:rPr>
+          <w:rFonts w:ascii="Times New Roman" w:hAnsi="Times New Roman" w:cs="Times New Roman"/>
+        </w:rPr>
+      </w:pPr>
+      <w:r>
+        <w:rPr>
+          <w:rFonts w:ascii="Times New Roman" w:hAnsi="Times New Roman" w:cs="Times New Roman"/>
+        </w:rPr>
         <w:t>Update website content</w:t>
       </w:r>
     </w:p>
     <w:p>
-      <w:r>
+      <w:pPr>
+        <w:rPr>
+          <w:rFonts w:ascii="Times New Roman" w:hAnsi="Times New Roman" w:cs="Times New Roman"/>
+        </w:rPr>
+      </w:pPr>
+      <w:r>
+        <w:rPr>
+          <w:rFonts w:ascii="Times New Roman" w:hAnsi="Times New Roman" w:cs="Times New Roman"/>
+        </w:rPr>
         <w:t>System maintenance</w:t>
       </w:r>
     </w:p>
-    <w:p/>
-    <w:p/>
-    <w:p>
-      <w:r>
-        <w:lastRenderedPageBreak/>
+    <w:p>
+      <w:pPr>
+        <w:rPr>
+          <w:rFonts w:ascii="Times New Roman" w:hAnsi="Times New Roman" w:cs="Times New Roman"/>
+        </w:rPr>
+      </w:pPr>
+    </w:p>
+    <w:p>
+      <w:pPr>
+        <w:rPr>
+          <w:rFonts w:ascii="Times New Roman" w:hAnsi="Times New Roman" w:cs="Times New Roman"/>
+        </w:rPr>
+      </w:pPr>
+    </w:p>
+    <w:p>
+      <w:pPr>
+        <w:rPr>
+          <w:rFonts w:ascii="Times New Roman" w:hAnsi="Times New Roman" w:cs="Times New Roman"/>
+        </w:rPr>
+      </w:pPr>
+      <w:r>
+        <w:rPr>
+          <w:rFonts w:ascii="Times New Roman" w:hAnsi="Times New Roman" w:cs="Times New Roman"/>
+        </w:rPr>
         <w:t>Teacher</w:t>
       </w:r>
     </w:p>
     <w:p>
-      <w:r>
+      <w:pPr>
+        <w:rPr>
+          <w:rFonts w:ascii="Times New Roman" w:hAnsi="Times New Roman" w:cs="Times New Roman"/>
+        </w:rPr>
+      </w:pPr>
+      <w:r>
+        <w:rPr>
+          <w:rFonts w:ascii="Times New Roman" w:hAnsi="Times New Roman" w:cs="Times New Roman"/>
+        </w:rPr>
         <w:t>Upload marks</w:t>
       </w:r>
     </w:p>
     <w:p>
-      <w:r>
+      <w:pPr>
+        <w:rPr>
+          <w:rFonts w:ascii="Times New Roman" w:hAnsi="Times New Roman" w:cs="Times New Roman"/>
+        </w:rPr>
+      </w:pPr>
+      <w:r>
+        <w:rPr>
+          <w:rFonts w:ascii="Times New Roman" w:hAnsi="Times New Roman" w:cs="Times New Roman"/>
+        </w:rPr>
         <w:t>Upload study materials</w:t>
       </w:r>
     </w:p>
     <w:p>
-      <w:r>
+      <w:pPr>
+        <w:rPr>
+          <w:rFonts w:ascii="Times New Roman" w:hAnsi="Times New Roman" w:cs="Times New Roman"/>
+        </w:rPr>
+      </w:pPr>
+      <w:r>
+        <w:rPr>
+          <w:rFonts w:ascii="Times New Roman" w:hAnsi="Times New Roman" w:cs="Times New Roman"/>
+        </w:rPr>
         <w:t>View student performance</w:t>
       </w:r>
     </w:p>
-    <w:p/>
-    <w:p>
-      <w:r>
+    <w:p>
+      <w:pPr>
+        <w:rPr>
+          <w:rFonts w:ascii="Times New Roman" w:hAnsi="Times New Roman" w:cs="Times New Roman"/>
+        </w:rPr>
+      </w:pPr>
+    </w:p>
+    <w:p>
+      <w:pPr>
+        <w:rPr>
+          <w:rFonts w:ascii="Times New Roman" w:hAnsi="Times New Roman" w:cs="Times New Roman"/>
+        </w:rPr>
+      </w:pPr>
+      <w:r>
+        <w:rPr>
+          <w:rFonts w:ascii="Times New Roman" w:hAnsi="Times New Roman" w:cs="Times New Roman"/>
+        </w:rPr>
         <w:t>Student</w:t>
       </w:r>
     </w:p>
     <w:p>
-      <w:r>
+      <w:pPr>
+        <w:rPr>
+          <w:rFonts w:ascii="Times New Roman" w:hAnsi="Times New Roman" w:cs="Times New Roman"/>
+        </w:rPr>
+      </w:pPr>
+      <w:r>
+        <w:rPr>
+          <w:rFonts w:ascii="Times New Roman" w:hAnsi="Times New Roman" w:cs="Times New Roman"/>
+        </w:rPr>
         <w:t>View marks and materials</w:t>
       </w:r>
     </w:p>
     <w:p>
-      <w:r>
+      <w:pPr>
+        <w:rPr>
+          <w:rFonts w:ascii="Times New Roman" w:hAnsi="Times New Roman" w:cs="Times New Roman"/>
+        </w:rPr>
+      </w:pPr>
+      <w:r>
+        <w:rPr>
+          <w:rFonts w:ascii="Times New Roman" w:hAnsi="Times New Roman" w:cs="Times New Roman"/>
+        </w:rPr>
         <w:t>Access reports (parent view)</w:t>
       </w:r>
     </w:p>
     <w:p>
-      <w:r>
+      <w:pPr>
+        <w:rPr>
+          <w:rFonts w:ascii="Times New Roman" w:hAnsi="Times New Roman" w:cs="Times New Roman"/>
+        </w:rPr>
+      </w:pPr>
+      <w:r>
+        <w:rPr>
+          <w:rFonts w:ascii="Times New Roman" w:hAnsi="Times New Roman" w:cs="Times New Roman"/>
+        </w:rPr>
         <w:t>Manage profile</w:t>
       </w:r>
     </w:p>
-    <w:p/>
-    <w:p/>
-    <w:p>
-      <w:r>
+    <w:p>
+      <w:pPr>
+        <w:rPr>
+          <w:rFonts w:ascii="Times New Roman" w:hAnsi="Times New Roman" w:cs="Times New Roman"/>
+        </w:rPr>
+      </w:pPr>
+    </w:p>
+    <w:p>
+      <w:pPr>
+        <w:rPr>
+          <w:rFonts w:ascii="Times New Roman" w:hAnsi="Times New Roman" w:cs="Times New Roman"/>
+        </w:rPr>
+      </w:pPr>
+    </w:p>
+    <w:p>
+      <w:pPr>
+        <w:rPr>
+          <w:rFonts w:ascii="Times New Roman" w:hAnsi="Times New Roman" w:cs="Times New Roman"/>
+        </w:rPr>
+      </w:pPr>
+      <w:r>
+        <w:rPr>
+          <w:rFonts w:ascii="Times New Roman" w:hAnsi="Times New Roman" w:cs="Times New Roman"/>
+        </w:rPr>
         <w:t>2.3 Operating Environment</w:t>
       </w:r>
     </w:p>
     <w:p>
-      <w:r>
+      <w:pPr>
+        <w:rPr>
+          <w:rFonts w:ascii="Times New Roman" w:hAnsi="Times New Roman" w:cs="Times New Roman"/>
+        </w:rPr>
+      </w:pPr>
+      <w:r>
+        <w:rPr>
+          <w:rFonts w:ascii="Times New Roman" w:hAnsi="Times New Roman" w:cs="Times New Roman"/>
+        </w:rPr>
         <w:t>Web-based system</w:t>
       </w:r>
     </w:p>
     <w:p>
-      <w:r>
+      <w:pPr>
+        <w:rPr>
+          <w:rFonts w:ascii="Times New Roman" w:hAnsi="Times New Roman" w:cs="Times New Roman"/>
+        </w:rPr>
+      </w:pPr>
+      <w:r>
+        <w:rPr>
+          <w:rFonts w:ascii="Times New Roman" w:hAnsi="Times New Roman" w:cs="Times New Roman"/>
+        </w:rPr>
         <w:t>Runs on modern browsers (</w:t>
       </w:r>
       <w:proofErr w:type="spellStart"/>
-      <w:r>
+      <w:proofErr w:type="gramStart"/>
+      <w:r>
+        <w:rPr>
+          <w:rFonts w:ascii="Times New Roman" w:hAnsi="Times New Roman" w:cs="Times New Roman"/>
+        </w:rPr>
         <w:t>Chrome,Edge</w:t>
       </w:r>
       <w:proofErr w:type="spellEnd"/>
-      <w:r>
+      <w:proofErr w:type="gramEnd"/>
+      <w:r>
+        <w:rPr>
+          <w:rFonts w:ascii="Times New Roman" w:hAnsi="Times New Roman" w:cs="Times New Roman"/>
+        </w:rPr>
         <w:t>)</w:t>
       </w:r>
     </w:p>
     <w:p>
-      <w:r>
+      <w:pPr>
+        <w:rPr>
+          <w:rFonts w:ascii="Times New Roman" w:hAnsi="Times New Roman" w:cs="Times New Roman"/>
+        </w:rPr>
+      </w:pPr>
+      <w:r>
+        <w:rPr>
+          <w:rFonts w:ascii="Times New Roman" w:hAnsi="Times New Roman" w:cs="Times New Roman"/>
+        </w:rPr>
         <w:t>Cloud-hosted backend and database</w:t>
       </w:r>
     </w:p>
-    <w:p/>
-    <w:p>
-      <w:r>
+    <w:p>
+      <w:pPr>
+        <w:rPr>
+          <w:rFonts w:ascii="Times New Roman" w:hAnsi="Times New Roman" w:cs="Times New Roman"/>
+        </w:rPr>
+      </w:pPr>
+    </w:p>
+    <w:p>
+      <w:pPr>
+        <w:rPr>
+          <w:rFonts w:ascii="Times New Roman" w:hAnsi="Times New Roman" w:cs="Times New Roman"/>
+        </w:rPr>
+      </w:pPr>
+      <w:r>
+        <w:rPr>
+          <w:rFonts w:ascii="Times New Roman" w:hAnsi="Times New Roman" w:cs="Times New Roman"/>
+        </w:rPr>
         <w:t>2.4 Design Constraints</w:t>
       </w:r>
     </w:p>
     <w:p>
-      <w:r>
+      <w:pPr>
+        <w:rPr>
+          <w:rFonts w:ascii="Times New Roman" w:hAnsi="Times New Roman" w:cs="Times New Roman"/>
+        </w:rPr>
+      </w:pPr>
+      <w:r>
+        <w:rPr>
+          <w:rFonts w:ascii="Times New Roman" w:hAnsi="Times New Roman" w:cs="Times New Roman"/>
+        </w:rPr>
         <w:t>Only Admin/</w:t>
       </w:r>
       <w:r>
+        <w:rPr>
+          <w:rFonts w:ascii="Times New Roman" w:hAnsi="Times New Roman" w:cs="Times New Roman"/>
+        </w:rPr>
         <w:t>Technical Officer</w:t>
       </w:r>
       <w:r>
+        <w:rPr>
+          <w:rFonts w:ascii="Times New Roman" w:hAnsi="Times New Roman" w:cs="Times New Roman"/>
+        </w:rPr>
         <w:t xml:space="preserve"> can create users</w:t>
       </w:r>
     </w:p>
     <w:p>
-      <w:r>
+      <w:pPr>
+        <w:rPr>
+          <w:rFonts w:ascii="Times New Roman" w:hAnsi="Times New Roman" w:cs="Times New Roman"/>
+        </w:rPr>
+      </w:pPr>
+      <w:r>
+        <w:rPr>
+          <w:rFonts w:ascii="Times New Roman" w:hAnsi="Times New Roman" w:cs="Times New Roman"/>
+        </w:rPr>
         <w:t>Users cannot change username/password</w:t>
       </w:r>
     </w:p>
     <w:p>
-      <w:r>
-        <w:t>Must be responsive for mobile devices</w:t>
-      </w:r>
-    </w:p>
-    <w:p/>
-    <w:p>
-      <w:r>
+      <w:pPr>
+        <w:rPr>
+          <w:rFonts w:ascii="Times New Roman" w:hAnsi="Times New Roman" w:cs="Times New Roman"/>
+        </w:rPr>
+      </w:pPr>
+      <w:r>
+        <w:rPr>
+          <w:rFonts w:ascii="Times New Roman" w:hAnsi="Times New Roman" w:cs="Times New Roman"/>
+        </w:rPr>
+        <w:t xml:space="preserve">Must be responsive </w:t>
+      </w:r>
+      <w:proofErr w:type="gramStart"/>
+      <w:r>
+        <w:rPr>
+          <w:rFonts w:ascii="Times New Roman" w:hAnsi="Times New Roman" w:cs="Times New Roman"/>
+        </w:rPr>
+        <w:t>for</w:t>
+      </w:r>
+      <w:proofErr w:type="gramEnd"/>
+      <w:r>
+        <w:rPr>
+          <w:rFonts w:ascii="Times New Roman" w:hAnsi="Times New Roman" w:cs="Times New Roman"/>
+        </w:rPr>
+        <w:t xml:space="preserve"> mobile devices</w:t>
+      </w:r>
+    </w:p>
+    <w:p>
+      <w:pPr>
+        <w:rPr>
+          <w:rFonts w:ascii="Times New Roman" w:hAnsi="Times New Roman" w:cs="Times New Roman"/>
+        </w:rPr>
+      </w:pPr>
+    </w:p>
+    <w:p>
+      <w:pPr>
+        <w:rPr>
+          <w:rFonts w:ascii="Times New Roman" w:hAnsi="Times New Roman" w:cs="Times New Roman"/>
+        </w:rPr>
+      </w:pPr>
+      <w:r>
+        <w:rPr>
+          <w:rFonts w:ascii="Times New Roman" w:hAnsi="Times New Roman" w:cs="Times New Roman"/>
+        </w:rPr>
         <w:t>2.5 Assumptions</w:t>
       </w:r>
     </w:p>
     <w:p>
-      <w:r>
+      <w:pPr>
+        <w:rPr>
+          <w:rFonts w:ascii="Times New Roman" w:hAnsi="Times New Roman" w:cs="Times New Roman"/>
+        </w:rPr>
+      </w:pPr>
+      <w:r>
+        <w:rPr>
+          <w:rFonts w:ascii="Times New Roman" w:hAnsi="Times New Roman" w:cs="Times New Roman"/>
+        </w:rPr>
         <w:t>Users have internet access</w:t>
       </w:r>
     </w:p>
     <w:p>
-      <w:r>
+      <w:pPr>
+        <w:rPr>
+          <w:rFonts w:ascii="Times New Roman" w:hAnsi="Times New Roman" w:cs="Times New Roman"/>
+        </w:rPr>
+      </w:pPr>
+      <w:r>
+        <w:rPr>
+          <w:rFonts w:ascii="Times New Roman" w:hAnsi="Times New Roman" w:cs="Times New Roman"/>
+        </w:rPr>
         <w:t>School staff will be trained to use system</w:t>
       </w:r>
     </w:p>
     <w:p>
-      <w:r>
+      <w:pPr>
+        <w:rPr>
+          <w:rFonts w:ascii="Times New Roman" w:hAnsi="Times New Roman" w:cs="Times New Roman"/>
+        </w:rPr>
+      </w:pPr>
+      <w:r>
+        <w:rPr>
+          <w:rFonts w:ascii="Times New Roman" w:hAnsi="Times New Roman" w:cs="Times New Roman"/>
+        </w:rPr>
         <w:t>Cloud hosting services will be available</w:t>
       </w:r>
     </w:p>
-    <w:p/>
+    <w:p>
+      <w:pPr>
+        <w:rPr>
+          <w:rFonts w:ascii="Times New Roman" w:hAnsi="Times New Roman" w:cs="Times New Roman"/>
+        </w:rPr>
+      </w:pPr>
+    </w:p>
     <w:p>
       <w:pPr>
         <w:pStyle w:val="ListParagraph"/>
@@ -359,278 +1100,875 @@
           <w:ilvl w:val="0"/>
           <w:numId w:val="1"/>
         </w:numPr>
-      </w:pPr>
-      <w:r>
+        <w:rPr>
+          <w:rFonts w:ascii="Times New Roman" w:hAnsi="Times New Roman" w:cs="Times New Roman"/>
+        </w:rPr>
+      </w:pPr>
+      <w:r>
+        <w:rPr>
+          <w:rFonts w:ascii="Times New Roman" w:hAnsi="Times New Roman" w:cs="Times New Roman"/>
+        </w:rPr>
+        <w:t>FUNCTIONAL REQUIREMENTS</w:t>
+      </w:r>
+    </w:p>
+    <w:p>
+      <w:pPr>
+        <w:rPr>
+          <w:rFonts w:ascii="Times New Roman" w:hAnsi="Times New Roman" w:cs="Times New Roman"/>
+        </w:rPr>
+      </w:pPr>
+      <w:r>
+        <w:rPr>
+          <w:rFonts w:ascii="Times New Roman" w:hAnsi="Times New Roman" w:cs="Times New Roman"/>
+        </w:rPr>
+        <w:t>3.1 User Management</w:t>
+      </w:r>
+    </w:p>
+    <w:p>
+      <w:pPr>
+        <w:rPr>
+          <w:rFonts w:ascii="Times New Roman" w:hAnsi="Times New Roman" w:cs="Times New Roman"/>
+        </w:rPr>
+      </w:pPr>
+      <w:r>
+        <w:rPr>
+          <w:rFonts w:ascii="Times New Roman" w:hAnsi="Times New Roman" w:cs="Times New Roman"/>
+        </w:rPr>
+        <w:t>The system shall allow Admin and IT Section to add new users (Teachers and Students).</w:t>
+      </w:r>
+    </w:p>
+    <w:p>
+      <w:pPr>
+        <w:rPr>
+          <w:rFonts w:ascii="Times New Roman" w:hAnsi="Times New Roman" w:cs="Times New Roman"/>
+        </w:rPr>
+      </w:pPr>
+      <w:r>
+        <w:rPr>
+          <w:rFonts w:ascii="Times New Roman" w:hAnsi="Times New Roman" w:cs="Times New Roman"/>
+        </w:rPr>
+        <w:t>The system shall allow Admin and IT Section to remove existing users.</w:t>
+      </w:r>
+    </w:p>
+    <w:p>
+      <w:pPr>
+        <w:rPr>
+          <w:rFonts w:ascii="Times New Roman" w:hAnsi="Times New Roman" w:cs="Times New Roman"/>
+        </w:rPr>
+      </w:pPr>
+      <w:r>
+        <w:rPr>
+          <w:rFonts w:ascii="Times New Roman" w:hAnsi="Times New Roman" w:cs="Times New Roman"/>
+        </w:rPr>
+        <w:t>The system shall assign roles to users (Admin, IT, Teacher, Student).</w:t>
+      </w:r>
+    </w:p>
+    <w:p>
+      <w:pPr>
+        <w:rPr>
+          <w:rFonts w:ascii="Times New Roman" w:hAnsi="Times New Roman" w:cs="Times New Roman"/>
+        </w:rPr>
+      </w:pPr>
+      <w:r>
+        <w:rPr>
+          <w:rFonts w:ascii="Times New Roman" w:hAnsi="Times New Roman" w:cs="Times New Roman"/>
+        </w:rPr>
+        <w:t xml:space="preserve">The system </w:t>
+      </w:r>
+      <w:proofErr w:type="gramStart"/>
+      <w:r>
+        <w:rPr>
+          <w:rFonts w:ascii="Times New Roman" w:hAnsi="Times New Roman" w:cs="Times New Roman"/>
+        </w:rPr>
+        <w:t>shall</w:t>
+      </w:r>
+      <w:proofErr w:type="gramEnd"/>
+      <w:r>
+        <w:rPr>
+          <w:rFonts w:ascii="Times New Roman" w:hAnsi="Times New Roman" w:cs="Times New Roman"/>
+        </w:rPr>
+        <w:t xml:space="preserve"> display user profiles based on role access.</w:t>
+      </w:r>
+    </w:p>
+    <w:p>
+      <w:pPr>
+        <w:rPr>
+          <w:rFonts w:ascii="Times New Roman" w:hAnsi="Times New Roman" w:cs="Times New Roman"/>
+        </w:rPr>
+      </w:pPr>
+    </w:p>
+    <w:p>
+      <w:pPr>
+        <w:rPr>
+          <w:rFonts w:ascii="Times New Roman" w:hAnsi="Times New Roman" w:cs="Times New Roman"/>
+        </w:rPr>
+      </w:pPr>
+      <w:r>
+        <w:rPr>
+          <w:rFonts w:ascii="Times New Roman" w:hAnsi="Times New Roman" w:cs="Times New Roman"/>
+        </w:rPr>
+        <w:t>3.2 Authentication System</w:t>
+      </w:r>
+    </w:p>
+    <w:p>
+      <w:pPr>
+        <w:rPr>
+          <w:rFonts w:ascii="Times New Roman" w:hAnsi="Times New Roman" w:cs="Times New Roman"/>
+        </w:rPr>
+      </w:pPr>
+      <w:r>
+        <w:rPr>
+          <w:rFonts w:ascii="Times New Roman" w:hAnsi="Times New Roman" w:cs="Times New Roman"/>
+        </w:rPr>
+        <w:t xml:space="preserve">The system </w:t>
+      </w:r>
+      <w:proofErr w:type="gramStart"/>
+      <w:r>
+        <w:rPr>
+          <w:rFonts w:ascii="Times New Roman" w:hAnsi="Times New Roman" w:cs="Times New Roman"/>
+        </w:rPr>
+        <w:t>shall</w:t>
+      </w:r>
+      <w:proofErr w:type="gramEnd"/>
+      <w:r>
+        <w:rPr>
+          <w:rFonts w:ascii="Times New Roman" w:hAnsi="Times New Roman" w:cs="Times New Roman"/>
+        </w:rPr>
+        <w:t xml:space="preserve"> provide secure </w:t>
+      </w:r>
+      <w:proofErr w:type="gramStart"/>
+      <w:r>
+        <w:rPr>
+          <w:rFonts w:ascii="Times New Roman" w:hAnsi="Times New Roman" w:cs="Times New Roman"/>
+        </w:rPr>
+        <w:t>login</w:t>
+      </w:r>
+      <w:proofErr w:type="gramEnd"/>
+      <w:r>
+        <w:rPr>
+          <w:rFonts w:ascii="Times New Roman" w:hAnsi="Times New Roman" w:cs="Times New Roman"/>
+        </w:rPr>
+        <w:t xml:space="preserve"> for all users.</w:t>
+      </w:r>
+    </w:p>
+    <w:p>
+      <w:pPr>
+        <w:rPr>
+          <w:rFonts w:ascii="Times New Roman" w:hAnsi="Times New Roman" w:cs="Times New Roman"/>
+        </w:rPr>
+      </w:pPr>
+      <w:r>
+        <w:rPr>
+          <w:rFonts w:ascii="Times New Roman" w:hAnsi="Times New Roman" w:cs="Times New Roman"/>
+        </w:rPr>
+        <w:t xml:space="preserve">The system shall authenticate users using </w:t>
+      </w:r>
+      <w:proofErr w:type="gramStart"/>
+      <w:r>
+        <w:rPr>
+          <w:rFonts w:ascii="Times New Roman" w:hAnsi="Times New Roman" w:cs="Times New Roman"/>
+        </w:rPr>
+        <w:t>username</w:t>
+      </w:r>
+      <w:proofErr w:type="gramEnd"/>
+      <w:r>
+        <w:rPr>
+          <w:rFonts w:ascii="Times New Roman" w:hAnsi="Times New Roman" w:cs="Times New Roman"/>
+        </w:rPr>
+        <w:t xml:space="preserve"> </w:t>
+      </w:r>
+      <w:r>
+        <w:rPr>
+          <w:rFonts w:ascii="Times New Roman" w:hAnsi="Times New Roman" w:cs="Times New Roman"/>
+        </w:rPr>
+        <w:t xml:space="preserve">and </w:t>
+      </w:r>
+      <w:proofErr w:type="gramStart"/>
+      <w:r>
+        <w:rPr>
+          <w:rFonts w:ascii="Times New Roman" w:hAnsi="Times New Roman" w:cs="Times New Roman"/>
+        </w:rPr>
+        <w:t>password</w:t>
+      </w:r>
+      <w:proofErr w:type="gramEnd"/>
+      <w:r>
+        <w:rPr>
+          <w:rFonts w:ascii="Times New Roman" w:hAnsi="Times New Roman" w:cs="Times New Roman"/>
+        </w:rPr>
+        <w:t>.</w:t>
+      </w:r>
+    </w:p>
+    <w:p>
+      <w:pPr>
+        <w:rPr>
+          <w:rFonts w:ascii="Times New Roman" w:hAnsi="Times New Roman" w:cs="Times New Roman"/>
+        </w:rPr>
+      </w:pPr>
+      <w:r>
+        <w:rPr>
+          <w:rFonts w:ascii="Times New Roman" w:hAnsi="Times New Roman" w:cs="Times New Roman"/>
+        </w:rPr>
         <w:lastRenderedPageBreak/>
-        <w:t>FUNCTIONAL REQUIREMENTS</w:t>
-      </w:r>
-    </w:p>
-    <w:p>
-      <w:r>
-        <w:t>3.1 User Management</w:t>
-      </w:r>
-    </w:p>
-    <w:p>
-      <w:r>
-        <w:t>The system shall allow Admin and IT Section to add new users (Teachers and Students).</w:t>
-      </w:r>
-    </w:p>
-    <w:p>
-      <w:r>
-        <w:t>The system shall allow Admin and IT Section to remove existing users.</w:t>
-      </w:r>
-    </w:p>
-    <w:p>
-      <w:r>
-        <w:t>The system shall assign roles to users (Admin, IT, Teacher, Student).</w:t>
-      </w:r>
-    </w:p>
-    <w:p>
-      <w:r>
-        <w:t>The system shall display user profiles based on role access.</w:t>
-      </w:r>
-    </w:p>
-    <w:p/>
-    <w:p>
-      <w:r>
-        <w:t>3.2 Authentication System</w:t>
-      </w:r>
-    </w:p>
-    <w:p>
-      <w:r>
-        <w:t>The system shall provide secure login for all users.</w:t>
-      </w:r>
-    </w:p>
-    <w:p>
-      <w:r>
-        <w:t xml:space="preserve">The system shall authenticate users using </w:t>
-      </w:r>
-      <w:r>
-        <w:t xml:space="preserve">username </w:t>
-      </w:r>
-      <w:r>
-        <w:t>and password.</w:t>
-      </w:r>
-    </w:p>
-    <w:p>
-      <w:r>
         <w:t>The system shall restrict access based on user roles.</w:t>
       </w:r>
     </w:p>
     <w:p>
-      <w:r>
-        <w:t>The system shall not allow users to change their username or password.</w:t>
-      </w:r>
-    </w:p>
-    <w:p/>
-    <w:p>
-      <w:r>
+      <w:pPr>
+        <w:rPr>
+          <w:rFonts w:ascii="Times New Roman" w:hAnsi="Times New Roman" w:cs="Times New Roman"/>
+        </w:rPr>
+      </w:pPr>
+      <w:r>
+        <w:rPr>
+          <w:rFonts w:ascii="Times New Roman" w:hAnsi="Times New Roman" w:cs="Times New Roman"/>
+        </w:rPr>
+        <w:t xml:space="preserve">The system </w:t>
+      </w:r>
+      <w:proofErr w:type="gramStart"/>
+      <w:r>
+        <w:rPr>
+          <w:rFonts w:ascii="Times New Roman" w:hAnsi="Times New Roman" w:cs="Times New Roman"/>
+        </w:rPr>
+        <w:t>shall</w:t>
+      </w:r>
+      <w:proofErr w:type="gramEnd"/>
+      <w:r>
+        <w:rPr>
+          <w:rFonts w:ascii="Times New Roman" w:hAnsi="Times New Roman" w:cs="Times New Roman"/>
+        </w:rPr>
+        <w:t xml:space="preserve"> not allow users to change their username or password.</w:t>
+      </w:r>
+    </w:p>
+    <w:p>
+      <w:pPr>
+        <w:rPr>
+          <w:rFonts w:ascii="Times New Roman" w:hAnsi="Times New Roman" w:cs="Times New Roman"/>
+        </w:rPr>
+      </w:pPr>
+    </w:p>
+    <w:p>
+      <w:pPr>
+        <w:rPr>
+          <w:rFonts w:ascii="Times New Roman" w:hAnsi="Times New Roman" w:cs="Times New Roman"/>
+        </w:rPr>
+      </w:pPr>
+      <w:r>
+        <w:rPr>
+          <w:rFonts w:ascii="Times New Roman" w:hAnsi="Times New Roman" w:cs="Times New Roman"/>
+        </w:rPr>
         <w:t>3.3 Class Management</w:t>
       </w:r>
     </w:p>
     <w:p>
-      <w:r>
+      <w:pPr>
+        <w:rPr>
+          <w:rFonts w:ascii="Times New Roman" w:hAnsi="Times New Roman" w:cs="Times New Roman"/>
+        </w:rPr>
+      </w:pPr>
+      <w:r>
+        <w:rPr>
+          <w:rFonts w:ascii="Times New Roman" w:hAnsi="Times New Roman" w:cs="Times New Roman"/>
+        </w:rPr>
         <w:t>The system shall allow Admin and IT Section to create and manage classes (Grade 6–11).</w:t>
       </w:r>
     </w:p>
     <w:p>
-      <w:r>
-        <w:t>The system shall allow assignment of students to classes manually.</w:t>
-      </w:r>
-    </w:p>
-    <w:p>
-      <w:r>
+      <w:pPr>
+        <w:rPr>
+          <w:rFonts w:ascii="Times New Roman" w:hAnsi="Times New Roman" w:cs="Times New Roman"/>
+        </w:rPr>
+      </w:pPr>
+      <w:r>
+        <w:rPr>
+          <w:rFonts w:ascii="Times New Roman" w:hAnsi="Times New Roman" w:cs="Times New Roman"/>
+        </w:rPr>
+        <w:t xml:space="preserve">The </w:t>
+      </w:r>
+      <w:proofErr w:type="gramStart"/>
+      <w:r>
+        <w:rPr>
+          <w:rFonts w:ascii="Times New Roman" w:hAnsi="Times New Roman" w:cs="Times New Roman"/>
+        </w:rPr>
+        <w:t>system shall</w:t>
+      </w:r>
+      <w:proofErr w:type="gramEnd"/>
+      <w:r>
+        <w:rPr>
+          <w:rFonts w:ascii="Times New Roman" w:hAnsi="Times New Roman" w:cs="Times New Roman"/>
+        </w:rPr>
+        <w:t xml:space="preserve"> allow assignment of students to classes manually.</w:t>
+      </w:r>
+    </w:p>
+    <w:p>
+      <w:pPr>
+        <w:rPr>
+          <w:rFonts w:ascii="Times New Roman" w:hAnsi="Times New Roman" w:cs="Times New Roman"/>
+        </w:rPr>
+      </w:pPr>
+      <w:r>
+        <w:rPr>
+          <w:rFonts w:ascii="Times New Roman" w:hAnsi="Times New Roman" w:cs="Times New Roman"/>
+        </w:rPr>
         <w:t>The system shall allow viewing of class details and student lists.</w:t>
       </w:r>
     </w:p>
-    <w:p/>
-    <w:p>
-      <w:r>
+    <w:p>
+      <w:pPr>
+        <w:rPr>
+          <w:rFonts w:ascii="Times New Roman" w:hAnsi="Times New Roman" w:cs="Times New Roman"/>
+        </w:rPr>
+      </w:pPr>
+    </w:p>
+    <w:p>
+      <w:pPr>
+        <w:rPr>
+          <w:rFonts w:ascii="Times New Roman" w:hAnsi="Times New Roman" w:cs="Times New Roman"/>
+        </w:rPr>
+      </w:pPr>
+      <w:r>
+        <w:rPr>
+          <w:rFonts w:ascii="Times New Roman" w:hAnsi="Times New Roman" w:cs="Times New Roman"/>
+        </w:rPr>
         <w:t>3.4 Subject Management</w:t>
       </w:r>
     </w:p>
     <w:p>
-      <w:r>
+      <w:pPr>
+        <w:rPr>
+          <w:rFonts w:ascii="Times New Roman" w:hAnsi="Times New Roman" w:cs="Times New Roman"/>
+        </w:rPr>
+      </w:pPr>
+      <w:r>
+        <w:rPr>
+          <w:rFonts w:ascii="Times New Roman" w:hAnsi="Times New Roman" w:cs="Times New Roman"/>
+        </w:rPr>
         <w:t>The system shall allow creation and assignment of subjects to classes.</w:t>
       </w:r>
     </w:p>
     <w:p>
-      <w:r>
+      <w:pPr>
+        <w:rPr>
+          <w:rFonts w:ascii="Times New Roman" w:hAnsi="Times New Roman" w:cs="Times New Roman"/>
+        </w:rPr>
+      </w:pPr>
+      <w:r>
+        <w:rPr>
+          <w:rFonts w:ascii="Times New Roman" w:hAnsi="Times New Roman" w:cs="Times New Roman"/>
+        </w:rPr>
         <w:t>The system shall allow assigning teachers to subjects.</w:t>
       </w:r>
     </w:p>
     <w:p>
-      <w:r>
+      <w:pPr>
+        <w:rPr>
+          <w:rFonts w:ascii="Times New Roman" w:hAnsi="Times New Roman" w:cs="Times New Roman"/>
+        </w:rPr>
+      </w:pPr>
+      <w:r>
+        <w:rPr>
+          <w:rFonts w:ascii="Times New Roman" w:hAnsi="Times New Roman" w:cs="Times New Roman"/>
+        </w:rPr>
         <w:t>The system shall support Sinhala and English medium subjects.</w:t>
       </w:r>
     </w:p>
-    <w:p/>
-    <w:p>
-      <w:pPr>
+    <w:p>
+      <w:pPr>
+        <w:rPr>
+          <w:rFonts w:ascii="Times New Roman" w:hAnsi="Times New Roman" w:cs="Times New Roman"/>
+        </w:rPr>
+      </w:pPr>
+    </w:p>
+    <w:p>
+      <w:pPr>
+        <w:rPr>
+          <w:rFonts w:ascii="Times New Roman" w:hAnsi="Times New Roman" w:cs="Times New Roman"/>
+        </w:rPr>
+      </w:pPr>
+    </w:p>
+    <w:p>
+      <w:pPr>
+        <w:rPr>
+          <w:rFonts w:ascii="Times New Roman" w:hAnsi="Times New Roman" w:cs="Times New Roman"/>
+        </w:rPr>
+      </w:pPr>
+    </w:p>
+    <w:p>
+      <w:pPr>
+        <w:rPr>
+          <w:rFonts w:ascii="Times New Roman" w:hAnsi="Times New Roman" w:cs="Times New Roman"/>
+        </w:rPr>
+      </w:pPr>
+    </w:p>
+    <w:p>
+      <w:pPr>
+        <w:rPr>
+          <w:rFonts w:ascii="Times New Roman" w:hAnsi="Times New Roman" w:cs="Times New Roman"/>
+        </w:rPr>
+      </w:pPr>
+      <w:r>
+        <w:rPr>
+          <w:rFonts w:ascii="Times New Roman" w:hAnsi="Times New Roman" w:cs="Times New Roman"/>
+        </w:rPr>
+        <w:t>3.5 Marks Management</w:t>
+      </w:r>
+    </w:p>
+    <w:p>
+      <w:pPr>
+        <w:rPr>
+          <w:rFonts w:ascii="Times New Roman" w:hAnsi="Times New Roman" w:cs="Times New Roman"/>
+        </w:rPr>
+      </w:pPr>
+      <w:r>
+        <w:rPr>
+          <w:rFonts w:ascii="Times New Roman" w:hAnsi="Times New Roman" w:cs="Times New Roman"/>
+        </w:rPr>
+        <w:t xml:space="preserve">The </w:t>
+      </w:r>
+      <w:proofErr w:type="gramStart"/>
+      <w:r>
+        <w:rPr>
+          <w:rFonts w:ascii="Times New Roman" w:hAnsi="Times New Roman" w:cs="Times New Roman"/>
+        </w:rPr>
+        <w:t>system shall</w:t>
+      </w:r>
+      <w:proofErr w:type="gramEnd"/>
+      <w:r>
+        <w:rPr>
+          <w:rFonts w:ascii="Times New Roman" w:hAnsi="Times New Roman" w:cs="Times New Roman"/>
+        </w:rPr>
+        <w:t xml:space="preserve"> allow teachers to upload student marks.</w:t>
+      </w:r>
+    </w:p>
+    <w:p>
+      <w:pPr>
+        <w:rPr>
+          <w:rFonts w:ascii="Times New Roman" w:hAnsi="Times New Roman" w:cs="Times New Roman"/>
+        </w:rPr>
+      </w:pPr>
+      <w:r>
+        <w:rPr>
+          <w:rFonts w:ascii="Times New Roman" w:hAnsi="Times New Roman" w:cs="Times New Roman"/>
+        </w:rPr>
+        <w:t>The system shall allow students to view their marks.</w:t>
+      </w:r>
+    </w:p>
+    <w:p>
+      <w:pPr>
+        <w:rPr>
+          <w:rFonts w:ascii="Times New Roman" w:hAnsi="Times New Roman" w:cs="Times New Roman"/>
+        </w:rPr>
+      </w:pPr>
+      <w:r>
+        <w:rPr>
+          <w:rFonts w:ascii="Times New Roman" w:hAnsi="Times New Roman" w:cs="Times New Roman"/>
+        </w:rPr>
+        <w:t>The system shall store term-based marks (Term 1, Term 2, Term 3).</w:t>
+      </w:r>
+    </w:p>
+    <w:p>
+      <w:pPr>
+        <w:rPr>
+          <w:rFonts w:ascii="Times New Roman" w:hAnsi="Times New Roman" w:cs="Times New Roman"/>
+        </w:rPr>
+      </w:pPr>
+      <w:r>
+        <w:rPr>
+          <w:rFonts w:ascii="Times New Roman" w:hAnsi="Times New Roman" w:cs="Times New Roman"/>
+        </w:rPr>
+        <w:t>The system shall calculate and display performance reports.</w:t>
+      </w:r>
+    </w:p>
+    <w:p>
+      <w:pPr>
+        <w:rPr>
+          <w:rFonts w:ascii="Times New Roman" w:hAnsi="Times New Roman" w:cs="Times New Roman"/>
+        </w:rPr>
+      </w:pPr>
+    </w:p>
+    <w:p>
+      <w:pPr>
+        <w:rPr>
+          <w:rFonts w:ascii="Times New Roman" w:hAnsi="Times New Roman" w:cs="Times New Roman"/>
+        </w:rPr>
+      </w:pPr>
+      <w:r>
+        <w:rPr>
+          <w:rFonts w:ascii="Times New Roman" w:hAnsi="Times New Roman" w:cs="Times New Roman"/>
+        </w:rPr>
+        <w:t>3.6 Study Material Management</w:t>
+      </w:r>
+    </w:p>
+    <w:p>
+      <w:pPr>
+        <w:rPr>
+          <w:rFonts w:ascii="Times New Roman" w:hAnsi="Times New Roman" w:cs="Times New Roman"/>
+        </w:rPr>
+      </w:pPr>
+      <w:r>
+        <w:rPr>
+          <w:rFonts w:ascii="Times New Roman" w:hAnsi="Times New Roman" w:cs="Times New Roman"/>
+        </w:rPr>
+        <w:t xml:space="preserve">The </w:t>
+      </w:r>
+      <w:proofErr w:type="gramStart"/>
+      <w:r>
+        <w:rPr>
+          <w:rFonts w:ascii="Times New Roman" w:hAnsi="Times New Roman" w:cs="Times New Roman"/>
+        </w:rPr>
+        <w:t>system shall</w:t>
+      </w:r>
+      <w:proofErr w:type="gramEnd"/>
+      <w:r>
+        <w:rPr>
+          <w:rFonts w:ascii="Times New Roman" w:hAnsi="Times New Roman" w:cs="Times New Roman"/>
+        </w:rPr>
+        <w:t xml:space="preserve"> allow teachers to upload study materials in PDF format.</w:t>
+      </w:r>
+    </w:p>
+    <w:p>
+      <w:pPr>
+        <w:rPr>
+          <w:rFonts w:ascii="Times New Roman" w:hAnsi="Times New Roman" w:cs="Times New Roman"/>
+        </w:rPr>
+      </w:pPr>
+      <w:r>
+        <w:rPr>
+          <w:rFonts w:ascii="Times New Roman" w:hAnsi="Times New Roman" w:cs="Times New Roman"/>
+        </w:rPr>
+        <w:t xml:space="preserve">The </w:t>
+      </w:r>
+      <w:proofErr w:type="gramStart"/>
+      <w:r>
+        <w:rPr>
+          <w:rFonts w:ascii="Times New Roman" w:hAnsi="Times New Roman" w:cs="Times New Roman"/>
+        </w:rPr>
+        <w:t>system shall</w:t>
+      </w:r>
+      <w:proofErr w:type="gramEnd"/>
+      <w:r>
+        <w:rPr>
+          <w:rFonts w:ascii="Times New Roman" w:hAnsi="Times New Roman" w:cs="Times New Roman"/>
+        </w:rPr>
+        <w:t xml:space="preserve"> allow teachers to add YouTube video links.</w:t>
+      </w:r>
+    </w:p>
+    <w:p>
+      <w:pPr>
+        <w:rPr>
+          <w:rFonts w:ascii="Times New Roman" w:hAnsi="Times New Roman" w:cs="Times New Roman"/>
+        </w:rPr>
+      </w:pPr>
+      <w:r>
+        <w:rPr>
+          <w:rFonts w:ascii="Times New Roman" w:hAnsi="Times New Roman" w:cs="Times New Roman"/>
+        </w:rPr>
+        <w:t>The system shall allow students to download and view study materials.</w:t>
+      </w:r>
+    </w:p>
+    <w:p>
+      <w:pPr>
+        <w:rPr>
+          <w:rFonts w:ascii="Times New Roman" w:hAnsi="Times New Roman" w:cs="Times New Roman"/>
+        </w:rPr>
+      </w:pPr>
+    </w:p>
+    <w:p>
+      <w:pPr>
+        <w:rPr>
+          <w:rFonts w:ascii="Times New Roman" w:hAnsi="Times New Roman" w:cs="Times New Roman"/>
+        </w:rPr>
+      </w:pPr>
+      <w:r>
+        <w:rPr>
+          <w:rFonts w:ascii="Times New Roman" w:hAnsi="Times New Roman" w:cs="Times New Roman"/>
+        </w:rPr>
+        <w:lastRenderedPageBreak/>
+        <w:t>3.7 Report Generation</w:t>
+      </w:r>
+    </w:p>
+    <w:p>
+      <w:pPr>
+        <w:rPr>
+          <w:rFonts w:ascii="Times New Roman" w:hAnsi="Times New Roman" w:cs="Times New Roman"/>
+        </w:rPr>
+      </w:pPr>
+      <w:r>
+        <w:rPr>
+          <w:rFonts w:ascii="Times New Roman" w:hAnsi="Times New Roman" w:cs="Times New Roman"/>
+        </w:rPr>
+        <w:t>The system shall generate student performance reports.</w:t>
+      </w:r>
+    </w:p>
+    <w:p>
+      <w:pPr>
+        <w:rPr>
+          <w:rFonts w:ascii="Times New Roman" w:hAnsi="Times New Roman" w:cs="Times New Roman"/>
+        </w:rPr>
+      </w:pPr>
+      <w:r>
+        <w:rPr>
+          <w:rFonts w:ascii="Times New Roman" w:hAnsi="Times New Roman" w:cs="Times New Roman"/>
+        </w:rPr>
+        <w:t>The system shall generate class-wise academic reports.</w:t>
+      </w:r>
+    </w:p>
+    <w:p>
+      <w:pPr>
+        <w:rPr>
+          <w:rFonts w:ascii="Times New Roman" w:hAnsi="Times New Roman" w:cs="Times New Roman"/>
+        </w:rPr>
+      </w:pPr>
+      <w:r>
+        <w:rPr>
+          <w:rFonts w:ascii="Times New Roman" w:hAnsi="Times New Roman" w:cs="Times New Roman"/>
+        </w:rPr>
+        <w:t>The system shall generate overall school reports for Admin and IT Section.</w:t>
+      </w:r>
+    </w:p>
+    <w:p>
+      <w:pPr>
+        <w:rPr>
+          <w:rFonts w:ascii="Times New Roman" w:hAnsi="Times New Roman" w:cs="Times New Roman"/>
+        </w:rPr>
+      </w:pPr>
+      <w:r>
+        <w:rPr>
+          <w:rFonts w:ascii="Times New Roman" w:hAnsi="Times New Roman" w:cs="Times New Roman"/>
+        </w:rPr>
+        <w:t>The system shall allow students to view reports for parent reference.</w:t>
+      </w:r>
+    </w:p>
+    <w:p>
+      <w:pPr>
+        <w:rPr>
+          <w:rFonts w:ascii="Times New Roman" w:hAnsi="Times New Roman" w:cs="Times New Roman"/>
+        </w:rPr>
+      </w:pPr>
+    </w:p>
+    <w:p>
+      <w:pPr>
+        <w:rPr>
+          <w:rFonts w:ascii="Times New Roman" w:hAnsi="Times New Roman" w:cs="Times New Roman"/>
+        </w:rPr>
+      </w:pPr>
+      <w:r>
+        <w:rPr>
+          <w:rFonts w:ascii="Times New Roman" w:hAnsi="Times New Roman" w:cs="Times New Roman"/>
+        </w:rPr>
+        <w:t>3.8 School Website Management</w:t>
+      </w:r>
+    </w:p>
+    <w:p>
+      <w:pPr>
+        <w:rPr>
+          <w:rFonts w:ascii="Times New Roman" w:hAnsi="Times New Roman" w:cs="Times New Roman"/>
+        </w:rPr>
+      </w:pPr>
+      <w:r>
+        <w:rPr>
+          <w:rFonts w:ascii="Times New Roman" w:hAnsi="Times New Roman" w:cs="Times New Roman"/>
+        </w:rPr>
+        <w:t xml:space="preserve">The system </w:t>
+      </w:r>
+      <w:proofErr w:type="gramStart"/>
+      <w:r>
+        <w:rPr>
+          <w:rFonts w:ascii="Times New Roman" w:hAnsi="Times New Roman" w:cs="Times New Roman"/>
+        </w:rPr>
+        <w:t>shall</w:t>
+      </w:r>
+      <w:proofErr w:type="gramEnd"/>
+      <w:r>
+        <w:rPr>
+          <w:rFonts w:ascii="Times New Roman" w:hAnsi="Times New Roman" w:cs="Times New Roman"/>
+        </w:rPr>
+        <w:t xml:space="preserve"> provide a </w:t>
+      </w:r>
+      <w:proofErr w:type="gramStart"/>
+      <w:r>
+        <w:rPr>
+          <w:rFonts w:ascii="Times New Roman" w:hAnsi="Times New Roman" w:cs="Times New Roman"/>
+        </w:rPr>
+        <w:t>public school</w:t>
+      </w:r>
+      <w:proofErr w:type="gramEnd"/>
+      <w:r>
+        <w:rPr>
+          <w:rFonts w:ascii="Times New Roman" w:hAnsi="Times New Roman" w:cs="Times New Roman"/>
+        </w:rPr>
+        <w:t xml:space="preserve"> website.</w:t>
+      </w:r>
+    </w:p>
+    <w:p>
+      <w:pPr>
+        <w:rPr>
+          <w:rFonts w:ascii="Times New Roman" w:hAnsi="Times New Roman" w:cs="Times New Roman"/>
+        </w:rPr>
+      </w:pPr>
+      <w:r>
+        <w:rPr>
+          <w:rFonts w:ascii="Times New Roman" w:hAnsi="Times New Roman" w:cs="Times New Roman"/>
+        </w:rPr>
+        <w:t xml:space="preserve">The </w:t>
+      </w:r>
+      <w:proofErr w:type="gramStart"/>
+      <w:r>
+        <w:rPr>
+          <w:rFonts w:ascii="Times New Roman" w:hAnsi="Times New Roman" w:cs="Times New Roman"/>
+        </w:rPr>
+        <w:t>system shall</w:t>
+      </w:r>
+      <w:proofErr w:type="gramEnd"/>
+      <w:r>
+        <w:rPr>
+          <w:rFonts w:ascii="Times New Roman" w:hAnsi="Times New Roman" w:cs="Times New Roman"/>
+        </w:rPr>
+        <w:t xml:space="preserve"> display pages such as Home, Academic, Sports, Events, and Contact.</w:t>
+      </w:r>
+    </w:p>
+    <w:p>
+      <w:pPr>
+        <w:rPr>
+          <w:rFonts w:ascii="Times New Roman" w:hAnsi="Times New Roman" w:cs="Times New Roman"/>
+        </w:rPr>
+      </w:pPr>
+      <w:r>
+        <w:rPr>
+          <w:rFonts w:ascii="Times New Roman" w:hAnsi="Times New Roman" w:cs="Times New Roman"/>
+        </w:rPr>
+        <w:t>The system shall allow IT Section to update website content.</w:t>
+      </w:r>
+    </w:p>
+    <w:p>
+      <w:pPr>
+        <w:rPr>
+          <w:rFonts w:ascii="Times New Roman" w:hAnsi="Times New Roman" w:cs="Times New Roman"/>
+        </w:rPr>
+      </w:pPr>
+    </w:p>
+    <w:p>
+      <w:pPr>
+        <w:rPr>
+          <w:rFonts w:ascii="Times New Roman" w:hAnsi="Times New Roman" w:cs="Times New Roman"/>
+        </w:rPr>
+      </w:pPr>
+      <w:r>
+        <w:rPr>
+          <w:rFonts w:ascii="Times New Roman" w:hAnsi="Times New Roman" w:cs="Times New Roman"/>
+        </w:rPr>
+        <w:t>3.9 Student Profile Management</w:t>
+      </w:r>
+    </w:p>
+    <w:p>
+      <w:pPr>
+        <w:rPr>
+          <w:rFonts w:ascii="Times New Roman" w:hAnsi="Times New Roman" w:cs="Times New Roman"/>
+        </w:rPr>
+      </w:pPr>
+      <w:r>
+        <w:rPr>
+          <w:rFonts w:ascii="Times New Roman" w:hAnsi="Times New Roman" w:cs="Times New Roman"/>
+        </w:rPr>
+        <w:t>The system shall allow students to view their profiles.</w:t>
+      </w:r>
+    </w:p>
+    <w:p>
+      <w:pPr>
+        <w:rPr>
+          <w:rFonts w:ascii="Times New Roman" w:hAnsi="Times New Roman" w:cs="Times New Roman"/>
+        </w:rPr>
+      </w:pPr>
+      <w:r>
+        <w:rPr>
+          <w:rFonts w:ascii="Times New Roman" w:hAnsi="Times New Roman" w:cs="Times New Roman"/>
+        </w:rPr>
+        <w:t>The system shall allow Admin/T</w:t>
+      </w:r>
+      <w:r>
+        <w:rPr>
+          <w:rFonts w:ascii="Times New Roman" w:hAnsi="Times New Roman" w:cs="Times New Roman"/>
+        </w:rPr>
+        <w:t>echnical Officer</w:t>
+      </w:r>
+      <w:r>
+        <w:rPr>
+          <w:rFonts w:ascii="Times New Roman" w:hAnsi="Times New Roman" w:cs="Times New Roman"/>
+        </w:rPr>
+        <w:t xml:space="preserve"> to update student information.</w:t>
+      </w:r>
+    </w:p>
+    <w:p>
+      <w:pPr>
+        <w:rPr>
+          <w:rFonts w:ascii="Times New Roman" w:hAnsi="Times New Roman" w:cs="Times New Roman"/>
+        </w:rPr>
+      </w:pPr>
+      <w:r>
+        <w:rPr>
+          <w:rFonts w:ascii="Times New Roman" w:hAnsi="Times New Roman" w:cs="Times New Roman"/>
+        </w:rPr>
+        <w:t>The system shall store student academic details securely.</w:t>
+      </w:r>
+    </w:p>
+    <w:p>
+      <w:pPr>
+        <w:rPr>
+          <w:rFonts w:ascii="Times New Roman" w:hAnsi="Times New Roman" w:cs="Times New Roman"/>
+        </w:rPr>
+      </w:pPr>
+      <w:r>
         <w:rPr>
           <w:rFonts w:ascii="Segoe UI Emoji" w:hAnsi="Segoe UI Emoji" w:cs="Segoe UI Emoji"/>
         </w:rPr>
-      </w:pPr>
-    </w:p>
-    <w:p>
-      <w:pPr>
-        <w:rPr>
-          <w:rFonts w:ascii="Segoe UI Emoji" w:hAnsi="Segoe UI Emoji" w:cs="Segoe UI Emoji"/>
-        </w:rPr>
-      </w:pPr>
-    </w:p>
-    <w:p>
-      <w:pPr>
-        <w:rPr>
-          <w:rFonts w:ascii="Segoe UI Emoji" w:hAnsi="Segoe UI Emoji" w:cs="Segoe UI Emoji"/>
-        </w:rPr>
-      </w:pPr>
-    </w:p>
-    <w:p>
-      <w:r>
-        <w:lastRenderedPageBreak/>
-        <w:t>3.5 Marks Management</w:t>
-      </w:r>
-    </w:p>
-    <w:p>
-      <w:r>
-        <w:t>The system shall allow teachers to upload student marks.</w:t>
-      </w:r>
-    </w:p>
-    <w:p>
-      <w:r>
-        <w:t>The system shall allow students to view their marks.</w:t>
-      </w:r>
-    </w:p>
-    <w:p>
-      <w:r>
-        <w:t>The system shall store term-based marks (Term 1, Term 2, Term 3).</w:t>
-      </w:r>
-    </w:p>
-    <w:p>
-      <w:r>
-        <w:t>The system shall calculate and display performance reports.</w:t>
-      </w:r>
-    </w:p>
-    <w:p/>
-    <w:p>
-      <w:r>
-        <w:t>3.6 Study Material Management</w:t>
-      </w:r>
-    </w:p>
-    <w:p>
-      <w:r>
-        <w:t>The system shall allow teachers to upload study materials in PDF format.</w:t>
-      </w:r>
-    </w:p>
-    <w:p>
-      <w:r>
-        <w:t>The system shall allow teachers to add YouTube video links.</w:t>
-      </w:r>
-    </w:p>
-    <w:p>
-      <w:r>
-        <w:t>The system shall allow students to download and view study materials.</w:t>
-      </w:r>
-    </w:p>
-    <w:p/>
-    <w:p>
-      <w:r>
-        <w:t>3.7 Report Generation</w:t>
-      </w:r>
-    </w:p>
-    <w:p>
-      <w:r>
-        <w:t>The system shall generate student performance reports.</w:t>
-      </w:r>
-    </w:p>
-    <w:p>
-      <w:r>
-        <w:t>The system shall generate class-wise academic reports.</w:t>
-      </w:r>
-    </w:p>
-    <w:p>
-      <w:r>
-        <w:t>The system shall generate overall school reports for Admin and IT Section.</w:t>
-      </w:r>
-    </w:p>
-    <w:p>
-      <w:r>
-        <w:t>The system shall allow students to view reports for parent reference.</w:t>
-      </w:r>
-    </w:p>
-    <w:p/>
-    <w:p>
-      <w:r>
-        <w:t>3.8 School Website Management</w:t>
-      </w:r>
-    </w:p>
-    <w:p>
-      <w:r>
-        <w:t>The system shall provide a public school website.</w:t>
-      </w:r>
-    </w:p>
-    <w:p>
-      <w:r>
-        <w:t>The system shall display pages such as Home, Academic, Sports, Events, and Contact.</w:t>
-      </w:r>
-    </w:p>
-    <w:p>
-      <w:r>
-        <w:t>The system shall allow IT Section to update website content.</w:t>
-      </w:r>
-    </w:p>
-    <w:p/>
-    <w:p>
-      <w:r>
-        <w:t>3.9 Student Profile Management</w:t>
-      </w:r>
-    </w:p>
-    <w:p>
-      <w:r>
-        <w:t>The system shall allow students to view their profiles.</w:t>
-      </w:r>
-    </w:p>
-    <w:p>
-      <w:r>
-        <w:t>The system shall allow Admin/T</w:t>
-      </w:r>
-      <w:r>
-        <w:t>echnical Officer</w:t>
-      </w:r>
-      <w:r>
-        <w:t xml:space="preserve"> to update student information.</w:t>
-      </w:r>
-    </w:p>
-    <w:p>
-      <w:r>
-        <w:t>The system shall store student academic details securely.</w:t>
-      </w:r>
-    </w:p>
-    <w:p>
-      <w:r>
-        <w:rPr>
-          <w:rFonts w:ascii="Segoe UI Emoji" w:hAnsi="Segoe UI Emoji" w:cs="Segoe UI Emoji"/>
-        </w:rPr>
-        <w:lastRenderedPageBreak/>
         <w:t>🎥</w:t>
       </w:r>
       <w:r>
+        <w:rPr>
+          <w:rFonts w:ascii="Times New Roman" w:hAnsi="Times New Roman" w:cs="Times New Roman"/>
+        </w:rPr>
         <w:t xml:space="preserve"> 3.10 External Integration</w:t>
       </w:r>
     </w:p>
     <w:p>
-      <w:r>
+      <w:pPr>
+        <w:rPr>
+          <w:rFonts w:ascii="Times New Roman" w:hAnsi="Times New Roman" w:cs="Times New Roman"/>
+        </w:rPr>
+      </w:pPr>
+      <w:r>
+        <w:rPr>
+          <w:rFonts w:ascii="Times New Roman" w:hAnsi="Times New Roman" w:cs="Times New Roman"/>
+        </w:rPr>
         <w:t>The system shall support embedding YouTube videos.</w:t>
       </w:r>
     </w:p>
     <w:p>
-      <w:r>
+      <w:pPr>
+        <w:rPr>
+          <w:rFonts w:ascii="Times New Roman" w:hAnsi="Times New Roman" w:cs="Times New Roman"/>
+        </w:rPr>
+      </w:pPr>
+      <w:r>
+        <w:rPr>
+          <w:rFonts w:ascii="Times New Roman" w:hAnsi="Times New Roman" w:cs="Times New Roman"/>
+        </w:rPr>
         <w:t>The system shall support PDF document uploads and downloads.</w:t>
       </w:r>
     </w:p>
-    <w:p/>
-    <w:p/>
+    <w:p>
+      <w:pPr>
+        <w:rPr>
+          <w:rFonts w:ascii="Times New Roman" w:hAnsi="Times New Roman" w:cs="Times New Roman"/>
+        </w:rPr>
+      </w:pPr>
+    </w:p>
+    <w:p>
+      <w:pPr>
+        <w:rPr>
+          <w:rFonts w:ascii="Times New Roman" w:hAnsi="Times New Roman" w:cs="Times New Roman"/>
+        </w:rPr>
+      </w:pPr>
+    </w:p>
     <w:p>
       <w:pPr>
         <w:pStyle w:val="ListParagraph"/>
@@ -638,175 +1976,592 @@
           <w:ilvl w:val="0"/>
           <w:numId w:val="1"/>
         </w:numPr>
-      </w:pPr>
-      <w:r>
+        <w:rPr>
+          <w:rFonts w:ascii="Times New Roman" w:hAnsi="Times New Roman" w:cs="Times New Roman"/>
+        </w:rPr>
+      </w:pPr>
+      <w:r>
+        <w:rPr>
+          <w:rFonts w:ascii="Times New Roman" w:hAnsi="Times New Roman" w:cs="Times New Roman"/>
+        </w:rPr>
         <w:t>NON-FUNCTIONAL REQUIREMENTS</w:t>
       </w:r>
     </w:p>
     <w:p>
-      <w:r>
+      <w:pPr>
+        <w:rPr>
+          <w:rFonts w:ascii="Times New Roman" w:hAnsi="Times New Roman" w:cs="Times New Roman"/>
+        </w:rPr>
+      </w:pPr>
+      <w:r>
+        <w:rPr>
+          <w:rFonts w:ascii="Times New Roman" w:hAnsi="Times New Roman" w:cs="Times New Roman"/>
+        </w:rPr>
         <w:t>4.1 Performance Requirements</w:t>
       </w:r>
     </w:p>
     <w:p>
-      <w:r>
+      <w:pPr>
+        <w:rPr>
+          <w:rFonts w:ascii="Times New Roman" w:hAnsi="Times New Roman" w:cs="Times New Roman"/>
+        </w:rPr>
+      </w:pPr>
+      <w:r>
+        <w:rPr>
+          <w:rFonts w:ascii="Times New Roman" w:hAnsi="Times New Roman" w:cs="Times New Roman"/>
+        </w:rPr>
         <w:t xml:space="preserve">The system shall respond to user requests within </w:t>
       </w:r>
       <w:r>
+        <w:rPr>
+          <w:rFonts w:ascii="Times New Roman" w:hAnsi="Times New Roman" w:cs="Times New Roman"/>
+        </w:rPr>
         <w:t>fast</w:t>
       </w:r>
       <w:r>
+        <w:rPr>
+          <w:rFonts w:ascii="Times New Roman" w:hAnsi="Times New Roman" w:cs="Times New Roman"/>
+        </w:rPr>
         <w:t>.</w:t>
       </w:r>
     </w:p>
     <w:p>
-      <w:r>
+      <w:pPr>
+        <w:rPr>
+          <w:rFonts w:ascii="Times New Roman" w:hAnsi="Times New Roman" w:cs="Times New Roman"/>
+        </w:rPr>
+      </w:pPr>
+      <w:r>
+        <w:rPr>
+          <w:rFonts w:ascii="Times New Roman" w:hAnsi="Times New Roman" w:cs="Times New Roman"/>
+        </w:rPr>
         <w:t>The system shall support multiple users accessing simultaneously.</w:t>
       </w:r>
     </w:p>
     <w:p>
-      <w:r>
+      <w:pPr>
+        <w:rPr>
+          <w:rFonts w:ascii="Times New Roman" w:hAnsi="Times New Roman" w:cs="Times New Roman"/>
+        </w:rPr>
+      </w:pPr>
+      <w:r>
+        <w:rPr>
+          <w:rFonts w:ascii="Times New Roman" w:hAnsi="Times New Roman" w:cs="Times New Roman"/>
+        </w:rPr>
         <w:t>The system shall optimize database queries for fast data retrieval.</w:t>
       </w:r>
     </w:p>
-    <w:p/>
-    <w:p>
-      <w:r>
+    <w:p>
+      <w:pPr>
+        <w:rPr>
+          <w:rFonts w:ascii="Times New Roman" w:hAnsi="Times New Roman" w:cs="Times New Roman"/>
+        </w:rPr>
+      </w:pPr>
+    </w:p>
+    <w:p>
+      <w:pPr>
+        <w:rPr>
+          <w:rFonts w:ascii="Times New Roman" w:hAnsi="Times New Roman" w:cs="Times New Roman"/>
+        </w:rPr>
+      </w:pPr>
+      <w:r>
+        <w:rPr>
+          <w:rFonts w:ascii="Times New Roman" w:hAnsi="Times New Roman" w:cs="Times New Roman"/>
+        </w:rPr>
         <w:t>4.2 Security Requirements</w:t>
       </w:r>
     </w:p>
     <w:p>
-      <w:r>
-        <w:t>The system shall encrypt all passwords using secure hashing .</w:t>
-      </w:r>
-    </w:p>
-    <w:p>
-      <w:r>
-        <w:t>The system shall implement role-based access control.</w:t>
-      </w:r>
-    </w:p>
-    <w:p>
-      <w:r>
+      <w:pPr>
+        <w:rPr>
+          <w:rFonts w:ascii="Times New Roman" w:hAnsi="Times New Roman" w:cs="Times New Roman"/>
+        </w:rPr>
+      </w:pPr>
+      <w:r>
+        <w:rPr>
+          <w:rFonts w:ascii="Times New Roman" w:hAnsi="Times New Roman" w:cs="Times New Roman"/>
+        </w:rPr>
+        <w:lastRenderedPageBreak/>
+        <w:t xml:space="preserve">The system shall encrypt all passwords using secure </w:t>
+      </w:r>
+      <w:proofErr w:type="gramStart"/>
+      <w:r>
+        <w:rPr>
+          <w:rFonts w:ascii="Times New Roman" w:hAnsi="Times New Roman" w:cs="Times New Roman"/>
+        </w:rPr>
+        <w:t>hashing .</w:t>
+      </w:r>
+      <w:proofErr w:type="gramEnd"/>
+    </w:p>
+    <w:p>
+      <w:pPr>
+        <w:rPr>
+          <w:rFonts w:ascii="Times New Roman" w:hAnsi="Times New Roman" w:cs="Times New Roman"/>
+        </w:rPr>
+      </w:pPr>
+      <w:r>
+        <w:rPr>
+          <w:rFonts w:ascii="Times New Roman" w:hAnsi="Times New Roman" w:cs="Times New Roman"/>
+        </w:rPr>
+        <w:t xml:space="preserve">The system </w:t>
+      </w:r>
+      <w:proofErr w:type="gramStart"/>
+      <w:r>
+        <w:rPr>
+          <w:rFonts w:ascii="Times New Roman" w:hAnsi="Times New Roman" w:cs="Times New Roman"/>
+        </w:rPr>
+        <w:t>shall</w:t>
+      </w:r>
+      <w:proofErr w:type="gramEnd"/>
+      <w:r>
+        <w:rPr>
+          <w:rFonts w:ascii="Times New Roman" w:hAnsi="Times New Roman" w:cs="Times New Roman"/>
+        </w:rPr>
+        <w:t xml:space="preserve"> implement role-based access control.</w:t>
+      </w:r>
+    </w:p>
+    <w:p>
+      <w:pPr>
+        <w:rPr>
+          <w:rFonts w:ascii="Times New Roman" w:hAnsi="Times New Roman" w:cs="Times New Roman"/>
+        </w:rPr>
+      </w:pPr>
+      <w:r>
+        <w:rPr>
+          <w:rFonts w:ascii="Times New Roman" w:hAnsi="Times New Roman" w:cs="Times New Roman"/>
+        </w:rPr>
         <w:t>The system shall prevent unauthorized access to sensitive data.</w:t>
       </w:r>
     </w:p>
-    <w:p/>
-    <w:p>
-      <w:r>
+    <w:p>
+      <w:pPr>
+        <w:rPr>
+          <w:rFonts w:ascii="Times New Roman" w:hAnsi="Times New Roman" w:cs="Times New Roman"/>
+        </w:rPr>
+      </w:pPr>
+    </w:p>
+    <w:p>
+      <w:pPr>
+        <w:rPr>
+          <w:rFonts w:ascii="Times New Roman" w:hAnsi="Times New Roman" w:cs="Times New Roman"/>
+        </w:rPr>
+      </w:pPr>
+      <w:r>
+        <w:rPr>
+          <w:rFonts w:ascii="Times New Roman" w:hAnsi="Times New Roman" w:cs="Times New Roman"/>
+        </w:rPr>
         <w:t>4.3 Usability Requirements</w:t>
       </w:r>
     </w:p>
     <w:p>
-      <w:r>
-        <w:t>The system shall provide a user-friendly interface.</w:t>
-      </w:r>
-    </w:p>
-    <w:p>
-      <w:r>
-        <w:t>The system shall have simple navigation for all user types.</w:t>
-      </w:r>
-    </w:p>
-    <w:p>
-      <w:r>
-        <w:t>The system shall be easy to use for non-technical school staff.</w:t>
-      </w:r>
-    </w:p>
-    <w:p/>
-    <w:p>
-      <w:r>
+      <w:pPr>
+        <w:rPr>
+          <w:rFonts w:ascii="Times New Roman" w:hAnsi="Times New Roman" w:cs="Times New Roman"/>
+        </w:rPr>
+      </w:pPr>
+      <w:r>
+        <w:rPr>
+          <w:rFonts w:ascii="Times New Roman" w:hAnsi="Times New Roman" w:cs="Times New Roman"/>
+        </w:rPr>
+        <w:t xml:space="preserve">The system </w:t>
+      </w:r>
+      <w:proofErr w:type="gramStart"/>
+      <w:r>
+        <w:rPr>
+          <w:rFonts w:ascii="Times New Roman" w:hAnsi="Times New Roman" w:cs="Times New Roman"/>
+        </w:rPr>
+        <w:t>shall</w:t>
+      </w:r>
+      <w:proofErr w:type="gramEnd"/>
+      <w:r>
+        <w:rPr>
+          <w:rFonts w:ascii="Times New Roman" w:hAnsi="Times New Roman" w:cs="Times New Roman"/>
+        </w:rPr>
+        <w:t xml:space="preserve"> provide a user-friendly interface.</w:t>
+      </w:r>
+    </w:p>
+    <w:p>
+      <w:pPr>
+        <w:rPr>
+          <w:rFonts w:ascii="Times New Roman" w:hAnsi="Times New Roman" w:cs="Times New Roman"/>
+        </w:rPr>
+      </w:pPr>
+      <w:r>
+        <w:rPr>
+          <w:rFonts w:ascii="Times New Roman" w:hAnsi="Times New Roman" w:cs="Times New Roman"/>
+        </w:rPr>
+        <w:t xml:space="preserve">The system </w:t>
+      </w:r>
+      <w:proofErr w:type="gramStart"/>
+      <w:r>
+        <w:rPr>
+          <w:rFonts w:ascii="Times New Roman" w:hAnsi="Times New Roman" w:cs="Times New Roman"/>
+        </w:rPr>
+        <w:t>shall</w:t>
+      </w:r>
+      <w:proofErr w:type="gramEnd"/>
+      <w:r>
+        <w:rPr>
+          <w:rFonts w:ascii="Times New Roman" w:hAnsi="Times New Roman" w:cs="Times New Roman"/>
+        </w:rPr>
+        <w:t xml:space="preserve"> have simple navigation for all user types.</w:t>
+      </w:r>
+    </w:p>
+    <w:p>
+      <w:pPr>
+        <w:rPr>
+          <w:rFonts w:ascii="Times New Roman" w:hAnsi="Times New Roman" w:cs="Times New Roman"/>
+        </w:rPr>
+      </w:pPr>
+      <w:r>
+        <w:rPr>
+          <w:rFonts w:ascii="Times New Roman" w:hAnsi="Times New Roman" w:cs="Times New Roman"/>
+        </w:rPr>
+        <w:t xml:space="preserve">The system </w:t>
+      </w:r>
+      <w:proofErr w:type="gramStart"/>
+      <w:r>
+        <w:rPr>
+          <w:rFonts w:ascii="Times New Roman" w:hAnsi="Times New Roman" w:cs="Times New Roman"/>
+        </w:rPr>
+        <w:t>shall</w:t>
+      </w:r>
+      <w:proofErr w:type="gramEnd"/>
+      <w:r>
+        <w:rPr>
+          <w:rFonts w:ascii="Times New Roman" w:hAnsi="Times New Roman" w:cs="Times New Roman"/>
+        </w:rPr>
+        <w:t xml:space="preserve"> be easy to use for non-technical school staff.</w:t>
+      </w:r>
+    </w:p>
+    <w:p>
+      <w:pPr>
+        <w:rPr>
+          <w:rFonts w:ascii="Times New Roman" w:hAnsi="Times New Roman" w:cs="Times New Roman"/>
+        </w:rPr>
+      </w:pPr>
+    </w:p>
+    <w:p>
+      <w:pPr>
+        <w:rPr>
+          <w:rFonts w:ascii="Times New Roman" w:hAnsi="Times New Roman" w:cs="Times New Roman"/>
+        </w:rPr>
+      </w:pPr>
+      <w:r>
+        <w:rPr>
+          <w:rFonts w:ascii="Times New Roman" w:hAnsi="Times New Roman" w:cs="Times New Roman"/>
+        </w:rPr>
         <w:t>4.4 Reliability Requirements</w:t>
       </w:r>
     </w:p>
     <w:p>
-      <w:r>
+      <w:pPr>
+        <w:rPr>
+          <w:rFonts w:ascii="Times New Roman" w:hAnsi="Times New Roman" w:cs="Times New Roman"/>
+        </w:rPr>
+      </w:pPr>
+      <w:r>
+        <w:rPr>
+          <w:rFonts w:ascii="Times New Roman" w:hAnsi="Times New Roman" w:cs="Times New Roman"/>
+        </w:rPr>
         <w:t>The system shall be available 24/7 through cloud hosting.</w:t>
       </w:r>
     </w:p>
     <w:p>
-      <w:r>
-        <w:t>The system shall ensure data consistency and backup.</w:t>
-      </w:r>
-    </w:p>
-    <w:p/>
-    <w:p>
-      <w:pPr>
-        <w:rPr>
-          <w:rFonts w:ascii="Segoe UI Emoji" w:hAnsi="Segoe UI Emoji" w:cs="Segoe UI Emoji"/>
-        </w:rPr>
-      </w:pPr>
-    </w:p>
-    <w:p>
-      <w:r>
+      <w:pPr>
+        <w:rPr>
+          <w:rFonts w:ascii="Times New Roman" w:hAnsi="Times New Roman" w:cs="Times New Roman"/>
+        </w:rPr>
+      </w:pPr>
+      <w:r>
+        <w:rPr>
+          <w:rFonts w:ascii="Times New Roman" w:hAnsi="Times New Roman" w:cs="Times New Roman"/>
+        </w:rPr>
+        <w:t xml:space="preserve">The system </w:t>
+      </w:r>
+      <w:proofErr w:type="gramStart"/>
+      <w:r>
+        <w:rPr>
+          <w:rFonts w:ascii="Times New Roman" w:hAnsi="Times New Roman" w:cs="Times New Roman"/>
+        </w:rPr>
+        <w:t>shall</w:t>
+      </w:r>
+      <w:proofErr w:type="gramEnd"/>
+      <w:r>
+        <w:rPr>
+          <w:rFonts w:ascii="Times New Roman" w:hAnsi="Times New Roman" w:cs="Times New Roman"/>
+        </w:rPr>
+        <w:t xml:space="preserve"> ensure data consistency and backup.</w:t>
+      </w:r>
+    </w:p>
+    <w:p>
+      <w:pPr>
+        <w:rPr>
+          <w:rFonts w:ascii="Times New Roman" w:hAnsi="Times New Roman" w:cs="Times New Roman"/>
+        </w:rPr>
+      </w:pPr>
+    </w:p>
+    <w:p>
+      <w:pPr>
+        <w:rPr>
+          <w:rFonts w:ascii="Times New Roman" w:hAnsi="Times New Roman" w:cs="Times New Roman"/>
+        </w:rPr>
+      </w:pPr>
+    </w:p>
+    <w:p>
+      <w:pPr>
+        <w:rPr>
+          <w:rFonts w:ascii="Times New Roman" w:hAnsi="Times New Roman" w:cs="Times New Roman"/>
+        </w:rPr>
+      </w:pPr>
+      <w:r>
+        <w:rPr>
+          <w:rFonts w:ascii="Times New Roman" w:hAnsi="Times New Roman" w:cs="Times New Roman"/>
+        </w:rPr>
+        <w:t>4.5 Scalability Requirements</w:t>
+      </w:r>
+    </w:p>
+    <w:p>
+      <w:pPr>
+        <w:rPr>
+          <w:rFonts w:ascii="Times New Roman" w:hAnsi="Times New Roman" w:cs="Times New Roman"/>
+        </w:rPr>
+      </w:pPr>
+      <w:r>
+        <w:rPr>
+          <w:rFonts w:ascii="Times New Roman" w:hAnsi="Times New Roman" w:cs="Times New Roman"/>
+        </w:rPr>
+        <w:t>The system shall support expansion to more grades and students.</w:t>
+      </w:r>
+    </w:p>
+    <w:p>
+      <w:pPr>
+        <w:rPr>
+          <w:rFonts w:ascii="Times New Roman" w:hAnsi="Times New Roman" w:cs="Times New Roman"/>
+        </w:rPr>
+      </w:pPr>
+      <w:r>
+        <w:rPr>
+          <w:rFonts w:ascii="Times New Roman" w:hAnsi="Times New Roman" w:cs="Times New Roman"/>
+        </w:rPr>
+        <w:t>The system architecture shall allow adding new features easily.</w:t>
+      </w:r>
+    </w:p>
+    <w:p>
+      <w:pPr>
+        <w:rPr>
+          <w:rFonts w:ascii="Times New Roman" w:hAnsi="Times New Roman" w:cs="Times New Roman"/>
+        </w:rPr>
+      </w:pPr>
+    </w:p>
+    <w:p>
+      <w:pPr>
+        <w:rPr>
+          <w:rFonts w:ascii="Times New Roman" w:hAnsi="Times New Roman" w:cs="Times New Roman"/>
+        </w:rPr>
+      </w:pPr>
+      <w:r>
+        <w:rPr>
+          <w:rFonts w:ascii="Times New Roman" w:hAnsi="Times New Roman" w:cs="Times New Roman"/>
+        </w:rPr>
+        <w:t>4.6 Maintainability Requirements</w:t>
+      </w:r>
+    </w:p>
+    <w:p>
+      <w:pPr>
+        <w:rPr>
+          <w:rFonts w:ascii="Times New Roman" w:hAnsi="Times New Roman" w:cs="Times New Roman"/>
+        </w:rPr>
+      </w:pPr>
+      <w:r>
+        <w:rPr>
+          <w:rFonts w:ascii="Times New Roman" w:hAnsi="Times New Roman" w:cs="Times New Roman"/>
+        </w:rPr>
+        <w:t>The system shall follow modular MERN architecture.</w:t>
+      </w:r>
+    </w:p>
+    <w:p>
+      <w:pPr>
+        <w:rPr>
+          <w:rFonts w:ascii="Times New Roman" w:hAnsi="Times New Roman" w:cs="Times New Roman"/>
+        </w:rPr>
+      </w:pPr>
+      <w:r>
+        <w:rPr>
+          <w:rFonts w:ascii="Times New Roman" w:hAnsi="Times New Roman" w:cs="Times New Roman"/>
+        </w:rPr>
+        <w:t xml:space="preserve">The system </w:t>
+      </w:r>
+      <w:proofErr w:type="gramStart"/>
+      <w:r>
+        <w:rPr>
+          <w:rFonts w:ascii="Times New Roman" w:hAnsi="Times New Roman" w:cs="Times New Roman"/>
+        </w:rPr>
+        <w:t>shall</w:t>
+      </w:r>
+      <w:proofErr w:type="gramEnd"/>
+      <w:r>
+        <w:rPr>
+          <w:rFonts w:ascii="Times New Roman" w:hAnsi="Times New Roman" w:cs="Times New Roman"/>
+        </w:rPr>
+        <w:t xml:space="preserve"> separate frontend and backend clearly.</w:t>
+      </w:r>
+    </w:p>
+    <w:p>
+      <w:pPr>
+        <w:rPr>
+          <w:rFonts w:ascii="Times New Roman" w:hAnsi="Times New Roman" w:cs="Times New Roman"/>
+        </w:rPr>
+      </w:pPr>
+      <w:r>
+        <w:rPr>
+          <w:rFonts w:ascii="Times New Roman" w:hAnsi="Times New Roman" w:cs="Times New Roman"/>
+        </w:rPr>
+        <w:t>The system shall allow easy updates and bug fixes.</w:t>
+      </w:r>
+    </w:p>
+    <w:p>
+      <w:pPr>
+        <w:rPr>
+          <w:rFonts w:ascii="Times New Roman" w:hAnsi="Times New Roman" w:cs="Times New Roman"/>
+        </w:rPr>
+      </w:pPr>
+    </w:p>
+    <w:p>
+      <w:pPr>
+        <w:rPr>
+          <w:rFonts w:ascii="Times New Roman" w:hAnsi="Times New Roman" w:cs="Times New Roman"/>
+        </w:rPr>
+      </w:pPr>
+      <w:r>
+        <w:rPr>
+          <w:rFonts w:ascii="Times New Roman" w:hAnsi="Times New Roman" w:cs="Times New Roman"/>
+        </w:rPr>
+        <w:t>4.7 Compatibility Requirements</w:t>
+      </w:r>
+    </w:p>
+    <w:p>
+      <w:pPr>
+        <w:rPr>
+          <w:rFonts w:ascii="Times New Roman" w:hAnsi="Times New Roman" w:cs="Times New Roman"/>
+        </w:rPr>
+      </w:pPr>
+      <w:r>
+        <w:rPr>
+          <w:rFonts w:ascii="Times New Roman" w:hAnsi="Times New Roman" w:cs="Times New Roman"/>
+        </w:rPr>
+        <w:t xml:space="preserve">The system </w:t>
+      </w:r>
+      <w:proofErr w:type="gramStart"/>
+      <w:r>
+        <w:rPr>
+          <w:rFonts w:ascii="Times New Roman" w:hAnsi="Times New Roman" w:cs="Times New Roman"/>
+        </w:rPr>
+        <w:t>shall</w:t>
+      </w:r>
+      <w:proofErr w:type="gramEnd"/>
+      <w:r>
+        <w:rPr>
+          <w:rFonts w:ascii="Times New Roman" w:hAnsi="Times New Roman" w:cs="Times New Roman"/>
+        </w:rPr>
+        <w:t xml:space="preserve"> run on modern web browsers.</w:t>
+      </w:r>
+    </w:p>
+    <w:p>
+      <w:pPr>
+        <w:rPr>
+          <w:rFonts w:ascii="Times New Roman" w:hAnsi="Times New Roman" w:cs="Times New Roman"/>
+        </w:rPr>
+      </w:pPr>
+      <w:r>
+        <w:rPr>
+          <w:rFonts w:ascii="Times New Roman" w:hAnsi="Times New Roman" w:cs="Times New Roman"/>
+        </w:rPr>
+        <w:t>The system shall be responsive on mobile, tablet, and desktop devices.</w:t>
+      </w:r>
+    </w:p>
+    <w:p>
+      <w:pPr>
+        <w:rPr>
+          <w:rFonts w:ascii="Times New Roman" w:hAnsi="Times New Roman" w:cs="Times New Roman"/>
+        </w:rPr>
+      </w:pPr>
+    </w:p>
+    <w:p>
+      <w:pPr>
+        <w:rPr>
+          <w:rFonts w:ascii="Times New Roman" w:hAnsi="Times New Roman" w:cs="Times New Roman"/>
+        </w:rPr>
+      </w:pPr>
+      <w:r>
+        <w:rPr>
+          <w:rFonts w:ascii="Times New Roman" w:hAnsi="Times New Roman" w:cs="Times New Roman"/>
+        </w:rPr>
         <w:lastRenderedPageBreak/>
-        <w:t>4.5 Scalability Requirements</w:t>
-      </w:r>
-    </w:p>
-    <w:p>
-      <w:r>
-        <w:t>The system shall support expansion to more grades and students.</w:t>
-      </w:r>
-    </w:p>
-    <w:p>
-      <w:r>
-        <w:t>The system architecture shall allow adding new features easily.</w:t>
-      </w:r>
-    </w:p>
-    <w:p/>
-    <w:p>
-      <w:r>
-        <w:t>4.6 Maintainability Requirements</w:t>
-      </w:r>
-    </w:p>
-    <w:p>
-      <w:r>
-        <w:t>The system shall follow modular MERN architecture.</w:t>
-      </w:r>
-    </w:p>
-    <w:p>
-      <w:r>
-        <w:t>The system shall separate frontend and backend clearly.</w:t>
-      </w:r>
-    </w:p>
-    <w:p>
-      <w:r>
-        <w:t>The system shall allow easy updates and bug fixes.</w:t>
-      </w:r>
-    </w:p>
-    <w:p/>
-    <w:p>
-      <w:r>
-        <w:t>4.7 Compatibility Requirements</w:t>
-      </w:r>
-    </w:p>
-    <w:p>
-      <w:r>
-        <w:t>The system shall run on modern web browsers.</w:t>
-      </w:r>
-    </w:p>
-    <w:p>
-      <w:r>
-        <w:t>The system shall be responsive on mobile, tablet, and desktop devices.</w:t>
-      </w:r>
-    </w:p>
-    <w:p/>
-    <w:p>
-      <w:r>
         <w:t>4.8 Deployment Requirements</w:t>
       </w:r>
     </w:p>
     <w:p>
-      <w:r>
-        <w:t>The system shall be deployed on cloud platforms.</w:t>
-      </w:r>
-    </w:p>
-    <w:p>
-      <w:r>
+      <w:pPr>
+        <w:rPr>
+          <w:rFonts w:ascii="Times New Roman" w:hAnsi="Times New Roman" w:cs="Times New Roman"/>
+        </w:rPr>
+      </w:pPr>
+      <w:r>
+        <w:rPr>
+          <w:rFonts w:ascii="Times New Roman" w:hAnsi="Times New Roman" w:cs="Times New Roman"/>
+        </w:rPr>
+        <w:t xml:space="preserve">The system </w:t>
+      </w:r>
+      <w:proofErr w:type="gramStart"/>
+      <w:r>
+        <w:rPr>
+          <w:rFonts w:ascii="Times New Roman" w:hAnsi="Times New Roman" w:cs="Times New Roman"/>
+        </w:rPr>
+        <w:t>shall</w:t>
+      </w:r>
+      <w:proofErr w:type="gramEnd"/>
+      <w:r>
+        <w:rPr>
+          <w:rFonts w:ascii="Times New Roman" w:hAnsi="Times New Roman" w:cs="Times New Roman"/>
+        </w:rPr>
+        <w:t xml:space="preserve"> be deployed on cloud platforms.</w:t>
+      </w:r>
+    </w:p>
+    <w:p>
+      <w:pPr>
+        <w:rPr>
+          <w:rFonts w:ascii="Times New Roman" w:hAnsi="Times New Roman" w:cs="Times New Roman"/>
+        </w:rPr>
+      </w:pPr>
+      <w:r>
+        <w:rPr>
+          <w:rFonts w:ascii="Times New Roman" w:hAnsi="Times New Roman" w:cs="Times New Roman"/>
+        </w:rPr>
         <w:t>The system shall use MongoDB for database hosting.</w:t>
       </w:r>
     </w:p>
-    <w:p/>
-    <w:p/>
-    <w:p/>
+    <w:p>
+      <w:pPr>
+        <w:rPr>
+          <w:rFonts w:ascii="Times New Roman" w:hAnsi="Times New Roman" w:cs="Times New Roman"/>
+        </w:rPr>
+      </w:pPr>
+    </w:p>
+    <w:p>
+      <w:pPr>
+        <w:rPr>
+          <w:rFonts w:ascii="Times New Roman" w:hAnsi="Times New Roman" w:cs="Times New Roman"/>
+        </w:rPr>
+      </w:pPr>
+    </w:p>
+    <w:p>
+      <w:pPr>
+        <w:rPr>
+          <w:rFonts w:ascii="Times New Roman" w:hAnsi="Times New Roman" w:cs="Times New Roman"/>
+        </w:rPr>
+      </w:pPr>
+    </w:p>
     <w:p>
       <w:pPr>
         <w:pStyle w:val="ListParagraph"/>
@@ -814,77 +2569,198 @@
           <w:ilvl w:val="0"/>
           <w:numId w:val="1"/>
         </w:numPr>
-      </w:pPr>
-      <w:r>
+        <w:rPr>
+          <w:rFonts w:ascii="Times New Roman" w:hAnsi="Times New Roman" w:cs="Times New Roman"/>
+        </w:rPr>
+      </w:pPr>
+      <w:r>
+        <w:rPr>
+          <w:rFonts w:ascii="Times New Roman" w:hAnsi="Times New Roman" w:cs="Times New Roman"/>
+        </w:rPr>
         <w:t>SYSTEM ARCHITECTURE</w:t>
       </w:r>
     </w:p>
     <w:p>
-      <w:r>
+      <w:pPr>
+        <w:rPr>
+          <w:rFonts w:ascii="Times New Roman" w:hAnsi="Times New Roman" w:cs="Times New Roman"/>
+        </w:rPr>
+      </w:pPr>
+      <w:r>
+        <w:rPr>
+          <w:rFonts w:ascii="Times New Roman" w:hAnsi="Times New Roman" w:cs="Times New Roman"/>
+        </w:rPr>
         <w:t>5.1 Architecture Model</w:t>
       </w:r>
     </w:p>
     <w:p>
-      <w:r>
+      <w:pPr>
+        <w:rPr>
+          <w:rFonts w:ascii="Times New Roman" w:hAnsi="Times New Roman" w:cs="Times New Roman"/>
+        </w:rPr>
+      </w:pPr>
+      <w:r>
+        <w:rPr>
+          <w:rFonts w:ascii="Times New Roman" w:hAnsi="Times New Roman" w:cs="Times New Roman"/>
+        </w:rPr>
         <w:t>React Frontend</w:t>
       </w:r>
       <w:r>
+        <w:rPr>
+          <w:rFonts w:ascii="Times New Roman" w:hAnsi="Times New Roman" w:cs="Times New Roman"/>
+        </w:rPr>
         <w:t xml:space="preserve"> </w:t>
       </w:r>
       <w:r>
+        <w:rPr>
+          <w:rFonts w:ascii="Times New Roman" w:hAnsi="Times New Roman" w:cs="Times New Roman"/>
+        </w:rPr>
         <w:sym w:font="Wingdings" w:char="F0E0"/>
       </w:r>
       <w:r>
+        <w:rPr>
+          <w:rFonts w:ascii="Times New Roman" w:hAnsi="Times New Roman" w:cs="Times New Roman"/>
+        </w:rPr>
         <w:t xml:space="preserve"> </w:t>
       </w:r>
       <w:r>
+        <w:rPr>
+          <w:rFonts w:ascii="Times New Roman" w:hAnsi="Times New Roman" w:cs="Times New Roman"/>
+        </w:rPr>
         <w:t>Express API (Node.js)</w:t>
       </w:r>
       <w:r>
+        <w:rPr>
+          <w:rFonts w:ascii="Times New Roman" w:hAnsi="Times New Roman" w:cs="Times New Roman"/>
+        </w:rPr>
         <w:t xml:space="preserve"> </w:t>
       </w:r>
       <w:r>
+        <w:rPr>
+          <w:rFonts w:ascii="Times New Roman" w:hAnsi="Times New Roman" w:cs="Times New Roman"/>
+        </w:rPr>
         <w:sym w:font="Wingdings" w:char="F0E0"/>
       </w:r>
       <w:r>
+        <w:rPr>
+          <w:rFonts w:ascii="Times New Roman" w:hAnsi="Times New Roman" w:cs="Times New Roman"/>
+        </w:rPr>
         <w:t xml:space="preserve"> </w:t>
       </w:r>
       <w:r>
+        <w:rPr>
+          <w:rFonts w:ascii="Times New Roman" w:hAnsi="Times New Roman" w:cs="Times New Roman"/>
+        </w:rPr>
         <w:t>MongoDB Database</w:t>
       </w:r>
     </w:p>
-    <w:p/>
-    <w:p/>
-    <w:p/>
-    <w:p/>
-    <w:p>
-      <w:r>
-        <w:lastRenderedPageBreak/>
+    <w:p>
+      <w:pPr>
+        <w:rPr>
+          <w:rFonts w:ascii="Times New Roman" w:hAnsi="Times New Roman" w:cs="Times New Roman"/>
+        </w:rPr>
+      </w:pPr>
+    </w:p>
+    <w:p>
+      <w:pPr>
+        <w:rPr>
+          <w:rFonts w:ascii="Times New Roman" w:hAnsi="Times New Roman" w:cs="Times New Roman"/>
+        </w:rPr>
+      </w:pPr>
+    </w:p>
+    <w:p>
+      <w:pPr>
+        <w:rPr>
+          <w:rFonts w:ascii="Times New Roman" w:hAnsi="Times New Roman" w:cs="Times New Roman"/>
+        </w:rPr>
+      </w:pPr>
+    </w:p>
+    <w:p>
+      <w:pPr>
+        <w:rPr>
+          <w:rFonts w:ascii="Times New Roman" w:hAnsi="Times New Roman" w:cs="Times New Roman"/>
+        </w:rPr>
+      </w:pPr>
+    </w:p>
+    <w:p>
+      <w:pPr>
+        <w:rPr>
+          <w:rFonts w:ascii="Times New Roman" w:hAnsi="Times New Roman" w:cs="Times New Roman"/>
+        </w:rPr>
+      </w:pPr>
+      <w:r>
+        <w:rPr>
+          <w:rFonts w:ascii="Times New Roman" w:hAnsi="Times New Roman" w:cs="Times New Roman"/>
+        </w:rPr>
         <w:t>5.2 Components</w:t>
       </w:r>
     </w:p>
     <w:p>
-      <w:r>
+      <w:pPr>
+        <w:rPr>
+          <w:rFonts w:ascii="Times New Roman" w:hAnsi="Times New Roman" w:cs="Times New Roman"/>
+        </w:rPr>
+      </w:pPr>
+      <w:r>
+        <w:rPr>
+          <w:rFonts w:ascii="Times New Roman" w:hAnsi="Times New Roman" w:cs="Times New Roman"/>
+        </w:rPr>
         <w:t>Frontend (React UI)</w:t>
       </w:r>
     </w:p>
     <w:p>
-      <w:r>
+      <w:pPr>
+        <w:rPr>
+          <w:rFonts w:ascii="Times New Roman" w:hAnsi="Times New Roman" w:cs="Times New Roman"/>
+        </w:rPr>
+      </w:pPr>
+      <w:r>
+        <w:rPr>
+          <w:rFonts w:ascii="Times New Roman" w:hAnsi="Times New Roman" w:cs="Times New Roman"/>
+        </w:rPr>
         <w:t>Backend (REST API)</w:t>
       </w:r>
     </w:p>
     <w:p>
-      <w:r>
+      <w:pPr>
+        <w:rPr>
+          <w:rFonts w:ascii="Times New Roman" w:hAnsi="Times New Roman" w:cs="Times New Roman"/>
+        </w:rPr>
+      </w:pPr>
+      <w:r>
+        <w:rPr>
+          <w:rFonts w:ascii="Times New Roman" w:hAnsi="Times New Roman" w:cs="Times New Roman"/>
+        </w:rPr>
         <w:t>Database (MongoDB)</w:t>
       </w:r>
     </w:p>
     <w:p>
-      <w:r>
+      <w:pPr>
+        <w:rPr>
+          <w:rFonts w:ascii="Times New Roman" w:hAnsi="Times New Roman" w:cs="Times New Roman"/>
+        </w:rPr>
+      </w:pPr>
+      <w:r>
+        <w:rPr>
+          <w:rFonts w:ascii="Times New Roman" w:hAnsi="Times New Roman" w:cs="Times New Roman"/>
+        </w:rPr>
         <w:t xml:space="preserve">Cloud Storage </w:t>
       </w:r>
     </w:p>
-    <w:p/>
-    <w:p/>
+    <w:p>
+      <w:pPr>
+        <w:rPr>
+          <w:rFonts w:ascii="Times New Roman" w:hAnsi="Times New Roman" w:cs="Times New Roman"/>
+        </w:rPr>
+      </w:pPr>
+    </w:p>
+    <w:p>
+      <w:pPr>
+        <w:rPr>
+          <w:rFonts w:ascii="Times New Roman" w:hAnsi="Times New Roman" w:cs="Times New Roman"/>
+        </w:rPr>
+      </w:pPr>
+    </w:p>
     <w:p>
       <w:pPr>
         <w:pStyle w:val="ListParagraph"/>
@@ -892,13 +2768,31 @@
           <w:ilvl w:val="0"/>
           <w:numId w:val="1"/>
         </w:numPr>
-      </w:pPr>
-      <w:r>
+        <w:rPr>
+          <w:rFonts w:ascii="Times New Roman" w:hAnsi="Times New Roman" w:cs="Times New Roman"/>
+        </w:rPr>
+      </w:pPr>
+      <w:r>
+        <w:rPr>
+          <w:rFonts w:ascii="Times New Roman" w:hAnsi="Times New Roman" w:cs="Times New Roman"/>
+        </w:rPr>
         <w:t>DATABASE REQUIREMENTS</w:t>
       </w:r>
     </w:p>
-    <w:p/>
-    <w:p/>
+    <w:p>
+      <w:pPr>
+        <w:rPr>
+          <w:rFonts w:ascii="Times New Roman" w:hAnsi="Times New Roman" w:cs="Times New Roman"/>
+        </w:rPr>
+      </w:pPr>
+    </w:p>
+    <w:p>
+      <w:pPr>
+        <w:rPr>
+          <w:rFonts w:ascii="Times New Roman" w:hAnsi="Times New Roman" w:cs="Times New Roman"/>
+        </w:rPr>
+      </w:pPr>
+    </w:p>
     <w:p>
       <w:pPr>
         <w:pStyle w:val="ListParagraph"/>
@@ -906,8 +2800,14 @@
           <w:ilvl w:val="0"/>
           <w:numId w:val="1"/>
         </w:numPr>
-      </w:pPr>
-      <w:r>
+        <w:rPr>
+          <w:rFonts w:ascii="Times New Roman" w:hAnsi="Times New Roman" w:cs="Times New Roman"/>
+        </w:rPr>
+      </w:pPr>
+      <w:r>
+        <w:rPr>
+          <w:rFonts w:ascii="Times New Roman" w:hAnsi="Times New Roman" w:cs="Times New Roman"/>
+        </w:rPr>
         <w:t>USER ROLES AND PERMISSIONS</w:t>
       </w:r>
     </w:p>
@@ -933,7 +2833,15 @@
             <w:tcW w:w="1874" w:type="dxa"/>
           </w:tcPr>
           <w:p>
+            <w:pPr>
+              <w:rPr>
+                <w:rFonts w:ascii="Times New Roman" w:hAnsi="Times New Roman" w:cs="Times New Roman"/>
+              </w:rPr>
+            </w:pPr>
             <w:r>
+              <w:rPr>
+                <w:rFonts w:ascii="Times New Roman" w:hAnsi="Times New Roman" w:cs="Times New Roman"/>
+              </w:rPr>
               <w:t>Feature</w:t>
             </w:r>
           </w:p>
@@ -943,7 +2851,15 @@
             <w:tcW w:w="1874" w:type="dxa"/>
           </w:tcPr>
           <w:p>
+            <w:pPr>
+              <w:rPr>
+                <w:rFonts w:ascii="Times New Roman" w:hAnsi="Times New Roman" w:cs="Times New Roman"/>
+              </w:rPr>
+            </w:pPr>
             <w:r>
+              <w:rPr>
+                <w:rFonts w:ascii="Times New Roman" w:hAnsi="Times New Roman" w:cs="Times New Roman"/>
+              </w:rPr>
               <w:t>Admin</w:t>
             </w:r>
           </w:p>
@@ -953,9 +2869,19 @@
             <w:tcW w:w="1874" w:type="dxa"/>
           </w:tcPr>
           <w:p>
+            <w:pPr>
+              <w:rPr>
+                <w:rFonts w:ascii="Times New Roman" w:hAnsi="Times New Roman" w:cs="Times New Roman"/>
+              </w:rPr>
+            </w:pPr>
+            <w:proofErr w:type="gramStart"/>
             <w:r>
+              <w:rPr>
+                <w:rFonts w:ascii="Times New Roman" w:hAnsi="Times New Roman" w:cs="Times New Roman"/>
+              </w:rPr>
               <w:t>T.O</w:t>
             </w:r>
+            <w:proofErr w:type="gramEnd"/>
           </w:p>
         </w:tc>
         <w:tc>
@@ -963,7 +2889,15 @@
             <w:tcW w:w="1874" w:type="dxa"/>
           </w:tcPr>
           <w:p>
+            <w:pPr>
+              <w:rPr>
+                <w:rFonts w:ascii="Times New Roman" w:hAnsi="Times New Roman" w:cs="Times New Roman"/>
+              </w:rPr>
+            </w:pPr>
             <w:r>
+              <w:rPr>
+                <w:rFonts w:ascii="Times New Roman" w:hAnsi="Times New Roman" w:cs="Times New Roman"/>
+              </w:rPr>
               <w:t>Teacher</w:t>
             </w:r>
           </w:p>
@@ -973,7 +2907,15 @@
             <w:tcW w:w="1874" w:type="dxa"/>
           </w:tcPr>
           <w:p>
+            <w:pPr>
+              <w:rPr>
+                <w:rFonts w:ascii="Times New Roman" w:hAnsi="Times New Roman" w:cs="Times New Roman"/>
+              </w:rPr>
+            </w:pPr>
             <w:r>
+              <w:rPr>
+                <w:rFonts w:ascii="Times New Roman" w:hAnsi="Times New Roman" w:cs="Times New Roman"/>
+              </w:rPr>
               <w:t>Student</w:t>
             </w:r>
           </w:p>
@@ -988,7 +2930,15 @@
             <w:tcW w:w="1874" w:type="dxa"/>
           </w:tcPr>
           <w:p>
+            <w:pPr>
+              <w:rPr>
+                <w:rFonts w:ascii="Times New Roman" w:hAnsi="Times New Roman" w:cs="Times New Roman"/>
+              </w:rPr>
+            </w:pPr>
             <w:r>
+              <w:rPr>
+                <w:rFonts w:ascii="Times New Roman" w:hAnsi="Times New Roman" w:cs="Times New Roman"/>
+              </w:rPr>
               <w:t>Manage Users</w:t>
             </w:r>
           </w:p>
@@ -998,7 +2948,15 @@
             <w:tcW w:w="1874" w:type="dxa"/>
           </w:tcPr>
           <w:p>
+            <w:pPr>
+              <w:rPr>
+                <w:rFonts w:ascii="Times New Roman" w:hAnsi="Times New Roman" w:cs="Times New Roman"/>
+              </w:rPr>
+            </w:pPr>
             <w:r>
+              <w:rPr>
+                <w:rFonts w:ascii="Times New Roman" w:hAnsi="Times New Roman" w:cs="Times New Roman"/>
+              </w:rPr>
               <w:t>Can</w:t>
             </w:r>
           </w:p>
@@ -1008,10 +2966,21 @@
             <w:tcW w:w="1874" w:type="dxa"/>
           </w:tcPr>
           <w:p>
+            <w:pPr>
+              <w:rPr>
+                <w:rFonts w:ascii="Times New Roman" w:hAnsi="Times New Roman" w:cs="Times New Roman"/>
+              </w:rPr>
+            </w:pPr>
             <w:r>
+              <w:rPr>
+                <w:rFonts w:ascii="Times New Roman" w:hAnsi="Times New Roman" w:cs="Times New Roman"/>
+              </w:rPr>
               <w:t>C</w:t>
             </w:r>
             <w:r>
+              <w:rPr>
+                <w:rFonts w:ascii="Times New Roman" w:hAnsi="Times New Roman" w:cs="Times New Roman"/>
+              </w:rPr>
               <w:t>an</w:t>
             </w:r>
           </w:p>
@@ -1021,7 +2990,15 @@
             <w:tcW w:w="1874" w:type="dxa"/>
           </w:tcPr>
           <w:p>
+            <w:pPr>
+              <w:rPr>
+                <w:rFonts w:ascii="Times New Roman" w:hAnsi="Times New Roman" w:cs="Times New Roman"/>
+              </w:rPr>
+            </w:pPr>
             <w:r>
+              <w:rPr>
+                <w:rFonts w:ascii="Times New Roman" w:hAnsi="Times New Roman" w:cs="Times New Roman"/>
+              </w:rPr>
               <w:t>Can not</w:t>
             </w:r>
           </w:p>
@@ -1031,7 +3008,15 @@
             <w:tcW w:w="1874" w:type="dxa"/>
           </w:tcPr>
           <w:p>
+            <w:pPr>
+              <w:rPr>
+                <w:rFonts w:ascii="Times New Roman" w:hAnsi="Times New Roman" w:cs="Times New Roman"/>
+              </w:rPr>
+            </w:pPr>
             <w:r>
+              <w:rPr>
+                <w:rFonts w:ascii="Times New Roman" w:hAnsi="Times New Roman" w:cs="Times New Roman"/>
+              </w:rPr>
               <w:t>Can not</w:t>
             </w:r>
           </w:p>
@@ -1046,7 +3031,15 @@
             <w:tcW w:w="1874" w:type="dxa"/>
           </w:tcPr>
           <w:p>
+            <w:pPr>
+              <w:rPr>
+                <w:rFonts w:ascii="Times New Roman" w:hAnsi="Times New Roman" w:cs="Times New Roman"/>
+              </w:rPr>
+            </w:pPr>
             <w:r>
+              <w:rPr>
+                <w:rFonts w:ascii="Times New Roman" w:hAnsi="Times New Roman" w:cs="Times New Roman"/>
+              </w:rPr>
               <w:t>Manage Classes</w:t>
             </w:r>
           </w:p>
@@ -1056,10 +3049,21 @@
             <w:tcW w:w="1874" w:type="dxa"/>
           </w:tcPr>
           <w:p>
+            <w:pPr>
+              <w:rPr>
+                <w:rFonts w:ascii="Times New Roman" w:hAnsi="Times New Roman" w:cs="Times New Roman"/>
+              </w:rPr>
+            </w:pPr>
             <w:r>
+              <w:rPr>
+                <w:rFonts w:ascii="Times New Roman" w:hAnsi="Times New Roman" w:cs="Times New Roman"/>
+              </w:rPr>
               <w:t>C</w:t>
             </w:r>
             <w:r>
+              <w:rPr>
+                <w:rFonts w:ascii="Times New Roman" w:hAnsi="Times New Roman" w:cs="Times New Roman"/>
+              </w:rPr>
               <w:t>an</w:t>
             </w:r>
           </w:p>
@@ -1069,10 +3073,21 @@
             <w:tcW w:w="1874" w:type="dxa"/>
           </w:tcPr>
           <w:p>
+            <w:pPr>
+              <w:rPr>
+                <w:rFonts w:ascii="Times New Roman" w:hAnsi="Times New Roman" w:cs="Times New Roman"/>
+              </w:rPr>
+            </w:pPr>
             <w:r>
+              <w:rPr>
+                <w:rFonts w:ascii="Times New Roman" w:hAnsi="Times New Roman" w:cs="Times New Roman"/>
+              </w:rPr>
               <w:t>C</w:t>
             </w:r>
             <w:r>
+              <w:rPr>
+                <w:rFonts w:ascii="Times New Roman" w:hAnsi="Times New Roman" w:cs="Times New Roman"/>
+              </w:rPr>
               <w:t>an</w:t>
             </w:r>
           </w:p>
@@ -1082,7 +3097,15 @@
             <w:tcW w:w="1874" w:type="dxa"/>
           </w:tcPr>
           <w:p>
+            <w:pPr>
+              <w:rPr>
+                <w:rFonts w:ascii="Times New Roman" w:hAnsi="Times New Roman" w:cs="Times New Roman"/>
+              </w:rPr>
+            </w:pPr>
             <w:r>
+              <w:rPr>
+                <w:rFonts w:ascii="Times New Roman" w:hAnsi="Times New Roman" w:cs="Times New Roman"/>
+              </w:rPr>
               <w:t>Can not</w:t>
             </w:r>
           </w:p>
@@ -1092,7 +3115,15 @@
             <w:tcW w:w="1874" w:type="dxa"/>
           </w:tcPr>
           <w:p>
+            <w:pPr>
+              <w:rPr>
+                <w:rFonts w:ascii="Times New Roman" w:hAnsi="Times New Roman" w:cs="Times New Roman"/>
+              </w:rPr>
+            </w:pPr>
             <w:r>
+              <w:rPr>
+                <w:rFonts w:ascii="Times New Roman" w:hAnsi="Times New Roman" w:cs="Times New Roman"/>
+              </w:rPr>
               <w:t>Can not</w:t>
             </w:r>
           </w:p>
@@ -1107,7 +3138,16 @@
             <w:tcW w:w="1874" w:type="dxa"/>
           </w:tcPr>
           <w:p>
+            <w:pPr>
+              <w:rPr>
+                <w:rFonts w:ascii="Times New Roman" w:hAnsi="Times New Roman" w:cs="Times New Roman"/>
+              </w:rPr>
+            </w:pPr>
             <w:r>
+              <w:rPr>
+                <w:rFonts w:ascii="Times New Roman" w:hAnsi="Times New Roman" w:cs="Times New Roman"/>
+              </w:rPr>
+              <w:lastRenderedPageBreak/>
               <w:t>Upload Marks</w:t>
             </w:r>
           </w:p>
@@ -1117,7 +3157,15 @@
             <w:tcW w:w="1874" w:type="dxa"/>
           </w:tcPr>
           <w:p>
+            <w:pPr>
+              <w:rPr>
+                <w:rFonts w:ascii="Times New Roman" w:hAnsi="Times New Roman" w:cs="Times New Roman"/>
+              </w:rPr>
+            </w:pPr>
             <w:r>
+              <w:rPr>
+                <w:rFonts w:ascii="Times New Roman" w:hAnsi="Times New Roman" w:cs="Times New Roman"/>
+              </w:rPr>
               <w:t>Can not</w:t>
             </w:r>
           </w:p>
@@ -1127,7 +3175,15 @@
             <w:tcW w:w="1874" w:type="dxa"/>
           </w:tcPr>
           <w:p>
+            <w:pPr>
+              <w:rPr>
+                <w:rFonts w:ascii="Times New Roman" w:hAnsi="Times New Roman" w:cs="Times New Roman"/>
+              </w:rPr>
+            </w:pPr>
             <w:r>
+              <w:rPr>
+                <w:rFonts w:ascii="Times New Roman" w:hAnsi="Times New Roman" w:cs="Times New Roman"/>
+              </w:rPr>
               <w:t>Can not</w:t>
             </w:r>
           </w:p>
@@ -1137,10 +3193,21 @@
             <w:tcW w:w="1874" w:type="dxa"/>
           </w:tcPr>
           <w:p>
+            <w:pPr>
+              <w:rPr>
+                <w:rFonts w:ascii="Times New Roman" w:hAnsi="Times New Roman" w:cs="Times New Roman"/>
+              </w:rPr>
+            </w:pPr>
             <w:r>
+              <w:rPr>
+                <w:rFonts w:ascii="Times New Roman" w:hAnsi="Times New Roman" w:cs="Times New Roman"/>
+              </w:rPr>
               <w:t>C</w:t>
             </w:r>
             <w:r>
+              <w:rPr>
+                <w:rFonts w:ascii="Times New Roman" w:hAnsi="Times New Roman" w:cs="Times New Roman"/>
+              </w:rPr>
               <w:t>an</w:t>
             </w:r>
           </w:p>
@@ -1150,7 +3217,15 @@
             <w:tcW w:w="1874" w:type="dxa"/>
           </w:tcPr>
           <w:p>
+            <w:pPr>
+              <w:rPr>
+                <w:rFonts w:ascii="Times New Roman" w:hAnsi="Times New Roman" w:cs="Times New Roman"/>
+              </w:rPr>
+            </w:pPr>
             <w:r>
+              <w:rPr>
+                <w:rFonts w:ascii="Times New Roman" w:hAnsi="Times New Roman" w:cs="Times New Roman"/>
+              </w:rPr>
               <w:t>Can not</w:t>
             </w:r>
           </w:p>
@@ -1165,7 +3240,15 @@
             <w:tcW w:w="1874" w:type="dxa"/>
           </w:tcPr>
           <w:p>
+            <w:pPr>
+              <w:rPr>
+                <w:rFonts w:ascii="Times New Roman" w:hAnsi="Times New Roman" w:cs="Times New Roman"/>
+              </w:rPr>
+            </w:pPr>
             <w:r>
+              <w:rPr>
+                <w:rFonts w:ascii="Times New Roman" w:hAnsi="Times New Roman" w:cs="Times New Roman"/>
+              </w:rPr>
               <w:t>View Marks</w:t>
             </w:r>
           </w:p>
@@ -1175,10 +3258,21 @@
             <w:tcW w:w="1874" w:type="dxa"/>
           </w:tcPr>
           <w:p>
+            <w:pPr>
+              <w:rPr>
+                <w:rFonts w:ascii="Times New Roman" w:hAnsi="Times New Roman" w:cs="Times New Roman"/>
+              </w:rPr>
+            </w:pPr>
             <w:r>
+              <w:rPr>
+                <w:rFonts w:ascii="Times New Roman" w:hAnsi="Times New Roman" w:cs="Times New Roman"/>
+              </w:rPr>
               <w:t>C</w:t>
             </w:r>
             <w:r>
+              <w:rPr>
+                <w:rFonts w:ascii="Times New Roman" w:hAnsi="Times New Roman" w:cs="Times New Roman"/>
+              </w:rPr>
               <w:t>an</w:t>
             </w:r>
           </w:p>
@@ -1188,10 +3282,21 @@
             <w:tcW w:w="1874" w:type="dxa"/>
           </w:tcPr>
           <w:p>
+            <w:pPr>
+              <w:rPr>
+                <w:rFonts w:ascii="Times New Roman" w:hAnsi="Times New Roman" w:cs="Times New Roman"/>
+              </w:rPr>
+            </w:pPr>
             <w:r>
+              <w:rPr>
+                <w:rFonts w:ascii="Times New Roman" w:hAnsi="Times New Roman" w:cs="Times New Roman"/>
+              </w:rPr>
               <w:t>C</w:t>
             </w:r>
             <w:r>
+              <w:rPr>
+                <w:rFonts w:ascii="Times New Roman" w:hAnsi="Times New Roman" w:cs="Times New Roman"/>
+              </w:rPr>
               <w:t>an</w:t>
             </w:r>
           </w:p>
@@ -1201,10 +3306,21 @@
             <w:tcW w:w="1874" w:type="dxa"/>
           </w:tcPr>
           <w:p>
+            <w:pPr>
+              <w:rPr>
+                <w:rFonts w:ascii="Times New Roman" w:hAnsi="Times New Roman" w:cs="Times New Roman"/>
+              </w:rPr>
+            </w:pPr>
             <w:r>
+              <w:rPr>
+                <w:rFonts w:ascii="Times New Roman" w:hAnsi="Times New Roman" w:cs="Times New Roman"/>
+              </w:rPr>
               <w:t>C</w:t>
             </w:r>
             <w:r>
+              <w:rPr>
+                <w:rFonts w:ascii="Times New Roman" w:hAnsi="Times New Roman" w:cs="Times New Roman"/>
+              </w:rPr>
               <w:t>an</w:t>
             </w:r>
           </w:p>
@@ -1214,10 +3330,21 @@
             <w:tcW w:w="1874" w:type="dxa"/>
           </w:tcPr>
           <w:p>
+            <w:pPr>
+              <w:rPr>
+                <w:rFonts w:ascii="Times New Roman" w:hAnsi="Times New Roman" w:cs="Times New Roman"/>
+              </w:rPr>
+            </w:pPr>
             <w:r>
+              <w:rPr>
+                <w:rFonts w:ascii="Times New Roman" w:hAnsi="Times New Roman" w:cs="Times New Roman"/>
+              </w:rPr>
               <w:t>C</w:t>
             </w:r>
             <w:r>
+              <w:rPr>
+                <w:rFonts w:ascii="Times New Roman" w:hAnsi="Times New Roman" w:cs="Times New Roman"/>
+              </w:rPr>
               <w:t>an</w:t>
             </w:r>
           </w:p>
@@ -1232,7 +3359,15 @@
             <w:tcW w:w="1874" w:type="dxa"/>
           </w:tcPr>
           <w:p>
+            <w:pPr>
+              <w:rPr>
+                <w:rFonts w:ascii="Times New Roman" w:hAnsi="Times New Roman" w:cs="Times New Roman"/>
+              </w:rPr>
+            </w:pPr>
             <w:r>
+              <w:rPr>
+                <w:rFonts w:ascii="Times New Roman" w:hAnsi="Times New Roman" w:cs="Times New Roman"/>
+              </w:rPr>
               <w:t>Upload Materials</w:t>
             </w:r>
           </w:p>
@@ -1242,7 +3377,15 @@
             <w:tcW w:w="1874" w:type="dxa"/>
           </w:tcPr>
           <w:p>
+            <w:pPr>
+              <w:rPr>
+                <w:rFonts w:ascii="Times New Roman" w:hAnsi="Times New Roman" w:cs="Times New Roman"/>
+              </w:rPr>
+            </w:pPr>
             <w:r>
+              <w:rPr>
+                <w:rFonts w:ascii="Times New Roman" w:hAnsi="Times New Roman" w:cs="Times New Roman"/>
+              </w:rPr>
               <w:t>Can not</w:t>
             </w:r>
           </w:p>
@@ -1252,7 +3395,15 @@
             <w:tcW w:w="1874" w:type="dxa"/>
           </w:tcPr>
           <w:p>
+            <w:pPr>
+              <w:rPr>
+                <w:rFonts w:ascii="Times New Roman" w:hAnsi="Times New Roman" w:cs="Times New Roman"/>
+              </w:rPr>
+            </w:pPr>
             <w:r>
+              <w:rPr>
+                <w:rFonts w:ascii="Times New Roman" w:hAnsi="Times New Roman" w:cs="Times New Roman"/>
+              </w:rPr>
               <w:t>Can not</w:t>
             </w:r>
           </w:p>
@@ -1262,10 +3413,21 @@
             <w:tcW w:w="1874" w:type="dxa"/>
           </w:tcPr>
           <w:p>
+            <w:pPr>
+              <w:rPr>
+                <w:rFonts w:ascii="Times New Roman" w:hAnsi="Times New Roman" w:cs="Times New Roman"/>
+              </w:rPr>
+            </w:pPr>
             <w:r>
+              <w:rPr>
+                <w:rFonts w:ascii="Times New Roman" w:hAnsi="Times New Roman" w:cs="Times New Roman"/>
+              </w:rPr>
               <w:t>C</w:t>
             </w:r>
             <w:r>
+              <w:rPr>
+                <w:rFonts w:ascii="Times New Roman" w:hAnsi="Times New Roman" w:cs="Times New Roman"/>
+              </w:rPr>
               <w:t>an</w:t>
             </w:r>
           </w:p>
@@ -1275,7 +3437,15 @@
             <w:tcW w:w="1874" w:type="dxa"/>
           </w:tcPr>
           <w:p>
+            <w:pPr>
+              <w:rPr>
+                <w:rFonts w:ascii="Times New Roman" w:hAnsi="Times New Roman" w:cs="Times New Roman"/>
+              </w:rPr>
+            </w:pPr>
             <w:r>
+              <w:rPr>
+                <w:rFonts w:ascii="Times New Roman" w:hAnsi="Times New Roman" w:cs="Times New Roman"/>
+              </w:rPr>
               <w:t>Can not</w:t>
             </w:r>
           </w:p>
@@ -1290,7 +3460,15 @@
             <w:tcW w:w="1874" w:type="dxa"/>
           </w:tcPr>
           <w:p>
+            <w:pPr>
+              <w:rPr>
+                <w:rFonts w:ascii="Times New Roman" w:hAnsi="Times New Roman" w:cs="Times New Roman"/>
+              </w:rPr>
+            </w:pPr>
             <w:r>
+              <w:rPr>
+                <w:rFonts w:ascii="Times New Roman" w:hAnsi="Times New Roman" w:cs="Times New Roman"/>
+              </w:rPr>
               <w:t>View Reports</w:t>
             </w:r>
           </w:p>
@@ -1300,10 +3478,21 @@
             <w:tcW w:w="1874" w:type="dxa"/>
           </w:tcPr>
           <w:p>
+            <w:pPr>
+              <w:rPr>
+                <w:rFonts w:ascii="Times New Roman" w:hAnsi="Times New Roman" w:cs="Times New Roman"/>
+              </w:rPr>
+            </w:pPr>
             <w:r>
+              <w:rPr>
+                <w:rFonts w:ascii="Times New Roman" w:hAnsi="Times New Roman" w:cs="Times New Roman"/>
+              </w:rPr>
               <w:t>C</w:t>
             </w:r>
             <w:r>
+              <w:rPr>
+                <w:rFonts w:ascii="Times New Roman" w:hAnsi="Times New Roman" w:cs="Times New Roman"/>
+              </w:rPr>
               <w:t>an</w:t>
             </w:r>
           </w:p>
@@ -1313,10 +3502,21 @@
             <w:tcW w:w="1874" w:type="dxa"/>
           </w:tcPr>
           <w:p>
+            <w:pPr>
+              <w:rPr>
+                <w:rFonts w:ascii="Times New Roman" w:hAnsi="Times New Roman" w:cs="Times New Roman"/>
+              </w:rPr>
+            </w:pPr>
             <w:r>
+              <w:rPr>
+                <w:rFonts w:ascii="Times New Roman" w:hAnsi="Times New Roman" w:cs="Times New Roman"/>
+              </w:rPr>
               <w:t>C</w:t>
             </w:r>
             <w:r>
+              <w:rPr>
+                <w:rFonts w:ascii="Times New Roman" w:hAnsi="Times New Roman" w:cs="Times New Roman"/>
+              </w:rPr>
               <w:t>an</w:t>
             </w:r>
           </w:p>
@@ -1326,10 +3526,21 @@
             <w:tcW w:w="1874" w:type="dxa"/>
           </w:tcPr>
           <w:p>
+            <w:pPr>
+              <w:rPr>
+                <w:rFonts w:ascii="Times New Roman" w:hAnsi="Times New Roman" w:cs="Times New Roman"/>
+              </w:rPr>
+            </w:pPr>
             <w:r>
+              <w:rPr>
+                <w:rFonts w:ascii="Times New Roman" w:hAnsi="Times New Roman" w:cs="Times New Roman"/>
+              </w:rPr>
               <w:t>C</w:t>
             </w:r>
             <w:r>
+              <w:rPr>
+                <w:rFonts w:ascii="Times New Roman" w:hAnsi="Times New Roman" w:cs="Times New Roman"/>
+              </w:rPr>
               <w:t>an</w:t>
             </w:r>
           </w:p>
@@ -1339,19 +3550,48 @@
             <w:tcW w:w="1874" w:type="dxa"/>
           </w:tcPr>
           <w:p>
+            <w:pPr>
+              <w:rPr>
+                <w:rFonts w:ascii="Times New Roman" w:hAnsi="Times New Roman" w:cs="Times New Roman"/>
+              </w:rPr>
+            </w:pPr>
             <w:r>
+              <w:rPr>
+                <w:rFonts w:ascii="Times New Roman" w:hAnsi="Times New Roman" w:cs="Times New Roman"/>
+              </w:rPr>
               <w:t>C</w:t>
             </w:r>
             <w:r>
+              <w:rPr>
+                <w:rFonts w:ascii="Times New Roman" w:hAnsi="Times New Roman" w:cs="Times New Roman"/>
+              </w:rPr>
               <w:t>an</w:t>
             </w:r>
           </w:p>
         </w:tc>
       </w:tr>
     </w:tbl>
-    <w:p/>
-    <w:p/>
-    <w:p/>
+    <w:p>
+      <w:pPr>
+        <w:rPr>
+          <w:rFonts w:ascii="Times New Roman" w:hAnsi="Times New Roman" w:cs="Times New Roman"/>
+        </w:rPr>
+      </w:pPr>
+    </w:p>
+    <w:p>
+      <w:pPr>
+        <w:rPr>
+          <w:rFonts w:ascii="Times New Roman" w:hAnsi="Times New Roman" w:cs="Times New Roman"/>
+        </w:rPr>
+      </w:pPr>
+    </w:p>
+    <w:p>
+      <w:pPr>
+        <w:rPr>
+          <w:rFonts w:ascii="Times New Roman" w:hAnsi="Times New Roman" w:cs="Times New Roman"/>
+        </w:rPr>
+      </w:pPr>
+    </w:p>
     <w:p>
       <w:pPr>
         <w:pStyle w:val="ListParagraph"/>
@@ -1359,62 +3599,175 @@
           <w:ilvl w:val="0"/>
           <w:numId w:val="1"/>
         </w:numPr>
-      </w:pPr>
-      <w:r>
+        <w:rPr>
+          <w:rFonts w:ascii="Times New Roman" w:hAnsi="Times New Roman" w:cs="Times New Roman"/>
+        </w:rPr>
+      </w:pPr>
+      <w:r>
+        <w:rPr>
+          <w:rFonts w:ascii="Times New Roman" w:hAnsi="Times New Roman" w:cs="Times New Roman"/>
+        </w:rPr>
         <w:t>SYSTEM REQUIREMENTS</w:t>
       </w:r>
     </w:p>
     <w:p>
-      <w:r>
+      <w:pPr>
+        <w:rPr>
+          <w:rFonts w:ascii="Times New Roman" w:hAnsi="Times New Roman" w:cs="Times New Roman"/>
+        </w:rPr>
+      </w:pPr>
+      <w:r>
+        <w:rPr>
+          <w:rFonts w:ascii="Times New Roman" w:hAnsi="Times New Roman" w:cs="Times New Roman"/>
+        </w:rPr>
         <w:t>8.1 Hardware</w:t>
       </w:r>
     </w:p>
     <w:p>
-      <w:r>
+      <w:pPr>
+        <w:rPr>
+          <w:rFonts w:ascii="Times New Roman" w:hAnsi="Times New Roman" w:cs="Times New Roman"/>
+        </w:rPr>
+      </w:pPr>
+      <w:r>
+        <w:rPr>
+          <w:rFonts w:ascii="Times New Roman" w:hAnsi="Times New Roman" w:cs="Times New Roman"/>
+        </w:rPr>
         <w:t>Standard server or cloud hosting</w:t>
       </w:r>
     </w:p>
     <w:p>
-      <w:r>
-        <w:t>2GB RAM minimum (development)</w:t>
-      </w:r>
-    </w:p>
-    <w:p/>
-    <w:p>
-      <w:r>
-        <w:lastRenderedPageBreak/>
+      <w:pPr>
+        <w:rPr>
+          <w:rFonts w:ascii="Times New Roman" w:hAnsi="Times New Roman" w:cs="Times New Roman"/>
+        </w:rPr>
+      </w:pPr>
+      <w:r>
+        <w:rPr>
+          <w:rFonts w:ascii="Times New Roman" w:hAnsi="Times New Roman" w:cs="Times New Roman"/>
+        </w:rPr>
+        <w:t xml:space="preserve">2GB </w:t>
+      </w:r>
+      <w:proofErr w:type="gramStart"/>
+      <w:r>
+        <w:rPr>
+          <w:rFonts w:ascii="Times New Roman" w:hAnsi="Times New Roman" w:cs="Times New Roman"/>
+        </w:rPr>
+        <w:t>RAM minimum</w:t>
+      </w:r>
+      <w:proofErr w:type="gramEnd"/>
+      <w:r>
+        <w:rPr>
+          <w:rFonts w:ascii="Times New Roman" w:hAnsi="Times New Roman" w:cs="Times New Roman"/>
+        </w:rPr>
+        <w:t xml:space="preserve"> (development)</w:t>
+      </w:r>
+    </w:p>
+    <w:p>
+      <w:pPr>
+        <w:rPr>
+          <w:rFonts w:ascii="Times New Roman" w:hAnsi="Times New Roman" w:cs="Times New Roman"/>
+        </w:rPr>
+      </w:pPr>
+    </w:p>
+    <w:p>
+      <w:pPr>
+        <w:rPr>
+          <w:rFonts w:ascii="Times New Roman" w:hAnsi="Times New Roman" w:cs="Times New Roman"/>
+        </w:rPr>
+      </w:pPr>
+      <w:r>
+        <w:rPr>
+          <w:rFonts w:ascii="Times New Roman" w:hAnsi="Times New Roman" w:cs="Times New Roman"/>
+        </w:rPr>
         <w:t>8.2 Software</w:t>
       </w:r>
     </w:p>
     <w:p>
-      <w:r>
+      <w:pPr>
+        <w:rPr>
+          <w:rFonts w:ascii="Times New Roman" w:hAnsi="Times New Roman" w:cs="Times New Roman"/>
+        </w:rPr>
+      </w:pPr>
+      <w:r>
+        <w:rPr>
+          <w:rFonts w:ascii="Times New Roman" w:hAnsi="Times New Roman" w:cs="Times New Roman"/>
+        </w:rPr>
         <w:t>Node.js</w:t>
       </w:r>
     </w:p>
     <w:p>
-      <w:r>
+      <w:pPr>
+        <w:rPr>
+          <w:rFonts w:ascii="Times New Roman" w:hAnsi="Times New Roman" w:cs="Times New Roman"/>
+        </w:rPr>
+      </w:pPr>
+      <w:r>
+        <w:rPr>
+          <w:rFonts w:ascii="Times New Roman" w:hAnsi="Times New Roman" w:cs="Times New Roman"/>
+        </w:rPr>
         <w:t>MongoDB</w:t>
       </w:r>
     </w:p>
     <w:p>
-      <w:r>
+      <w:pPr>
+        <w:rPr>
+          <w:rFonts w:ascii="Times New Roman" w:hAnsi="Times New Roman" w:cs="Times New Roman"/>
+        </w:rPr>
+      </w:pPr>
+      <w:r>
+        <w:rPr>
+          <w:rFonts w:ascii="Times New Roman" w:hAnsi="Times New Roman" w:cs="Times New Roman"/>
+        </w:rPr>
         <w:t>React.js</w:t>
       </w:r>
     </w:p>
     <w:p>
-      <w:r>
+      <w:pPr>
+        <w:rPr>
+          <w:rFonts w:ascii="Times New Roman" w:hAnsi="Times New Roman" w:cs="Times New Roman"/>
+        </w:rPr>
+      </w:pPr>
+      <w:r>
+        <w:rPr>
+          <w:rFonts w:ascii="Times New Roman" w:hAnsi="Times New Roman" w:cs="Times New Roman"/>
+        </w:rPr>
         <w:t xml:space="preserve">Browser </w:t>
       </w:r>
       <w:r>
+        <w:rPr>
+          <w:rFonts w:ascii="Times New Roman" w:hAnsi="Times New Roman" w:cs="Times New Roman"/>
+        </w:rPr>
         <w:t xml:space="preserve">should </w:t>
       </w:r>
       <w:r>
+        <w:rPr>
+          <w:rFonts w:ascii="Times New Roman" w:hAnsi="Times New Roman" w:cs="Times New Roman"/>
+        </w:rPr>
         <w:t>support</w:t>
       </w:r>
     </w:p>
-    <w:p/>
-    <w:p/>
-    <w:p/>
+    <w:p>
+      <w:pPr>
+        <w:rPr>
+          <w:rFonts w:ascii="Times New Roman" w:hAnsi="Times New Roman" w:cs="Times New Roman"/>
+        </w:rPr>
+      </w:pPr>
+    </w:p>
+    <w:p>
+      <w:pPr>
+        <w:rPr>
+          <w:rFonts w:ascii="Times New Roman" w:hAnsi="Times New Roman" w:cs="Times New Roman"/>
+        </w:rPr>
+      </w:pPr>
+    </w:p>
+    <w:p>
+      <w:pPr>
+        <w:rPr>
+          <w:rFonts w:ascii="Times New Roman" w:hAnsi="Times New Roman" w:cs="Times New Roman"/>
+        </w:rPr>
+      </w:pPr>
+    </w:p>
     <w:p>
       <w:pPr>
         <w:pStyle w:val="ListParagraph"/>
@@ -1422,28 +3775,70 @@
           <w:ilvl w:val="0"/>
           <w:numId w:val="1"/>
         </w:numPr>
-      </w:pPr>
-      <w:r>
+        <w:rPr>
+          <w:rFonts w:ascii="Times New Roman" w:hAnsi="Times New Roman" w:cs="Times New Roman"/>
+        </w:rPr>
+      </w:pPr>
+      <w:r>
+        <w:rPr>
+          <w:rFonts w:ascii="Times New Roman" w:hAnsi="Times New Roman" w:cs="Times New Roman"/>
+        </w:rPr>
         <w:t>SYSTEM LIMITATIONS</w:t>
       </w:r>
     </w:p>
     <w:p>
-      <w:r>
+      <w:pPr>
+        <w:rPr>
+          <w:rFonts w:ascii="Times New Roman" w:hAnsi="Times New Roman" w:cs="Times New Roman"/>
+        </w:rPr>
+      </w:pPr>
+      <w:r>
+        <w:rPr>
+          <w:rFonts w:ascii="Times New Roman" w:hAnsi="Times New Roman" w:cs="Times New Roman"/>
+        </w:rPr>
         <w:t>Requires internet connection</w:t>
       </w:r>
     </w:p>
     <w:p>
-      <w:r>
+      <w:pPr>
+        <w:rPr>
+          <w:rFonts w:ascii="Times New Roman" w:hAnsi="Times New Roman" w:cs="Times New Roman"/>
+        </w:rPr>
+      </w:pPr>
+      <w:r>
+        <w:rPr>
+          <w:rFonts w:ascii="Times New Roman" w:hAnsi="Times New Roman" w:cs="Times New Roman"/>
+        </w:rPr>
         <w:t>No offline mode</w:t>
       </w:r>
     </w:p>
     <w:p>
-      <w:r>
+      <w:pPr>
+        <w:rPr>
+          <w:rFonts w:ascii="Times New Roman" w:hAnsi="Times New Roman" w:cs="Times New Roman"/>
+        </w:rPr>
+      </w:pPr>
+      <w:r>
+        <w:rPr>
+          <w:rFonts w:ascii="Times New Roman" w:hAnsi="Times New Roman" w:cs="Times New Roman"/>
+        </w:rPr>
         <w:t>Requires user training</w:t>
       </w:r>
     </w:p>
-    <w:p/>
-    <w:p/>
+    <w:p>
+      <w:pPr>
+        <w:rPr>
+          <w:rFonts w:ascii="Times New Roman" w:hAnsi="Times New Roman" w:cs="Times New Roman"/>
+        </w:rPr>
+      </w:pPr>
+    </w:p>
+    <w:p>
+      <w:pPr>
+        <w:rPr>
+          <w:rFonts w:ascii="Times New Roman" w:hAnsi="Times New Roman" w:cs="Times New Roman"/>
+        </w:rPr>
+      </w:pPr>
+    </w:p>
     <w:p>
       <w:pPr>
         <w:pStyle w:val="ListParagraph"/>
@@ -1451,28 +3846,71 @@
           <w:ilvl w:val="0"/>
           <w:numId w:val="1"/>
         </w:numPr>
-      </w:pPr>
-      <w:r>
+        <w:rPr>
+          <w:rFonts w:ascii="Times New Roman" w:hAnsi="Times New Roman" w:cs="Times New Roman"/>
+        </w:rPr>
+      </w:pPr>
+      <w:r>
+        <w:rPr>
+          <w:rFonts w:ascii="Times New Roman" w:hAnsi="Times New Roman" w:cs="Times New Roman"/>
+        </w:rPr>
         <w:t>FUTURE ENHANCEMENTS</w:t>
       </w:r>
     </w:p>
     <w:p>
-      <w:r>
+      <w:pPr>
+        <w:rPr>
+          <w:rFonts w:ascii="Times New Roman" w:hAnsi="Times New Roman" w:cs="Times New Roman"/>
+        </w:rPr>
+      </w:pPr>
+      <w:r>
+        <w:rPr>
+          <w:rFonts w:ascii="Times New Roman" w:hAnsi="Times New Roman" w:cs="Times New Roman"/>
+        </w:rPr>
+        <w:lastRenderedPageBreak/>
         <w:t>Live class streaming</w:t>
       </w:r>
     </w:p>
     <w:p>
-      <w:r>
+      <w:pPr>
+        <w:rPr>
+          <w:rFonts w:ascii="Times New Roman" w:hAnsi="Times New Roman" w:cs="Times New Roman"/>
+        </w:rPr>
+      </w:pPr>
+      <w:r>
+        <w:rPr>
+          <w:rFonts w:ascii="Times New Roman" w:hAnsi="Times New Roman" w:cs="Times New Roman"/>
+        </w:rPr>
         <w:t>Online examinations system</w:t>
       </w:r>
     </w:p>
     <w:p>
-      <w:r>
+      <w:pPr>
+        <w:rPr>
+          <w:rFonts w:ascii="Times New Roman" w:hAnsi="Times New Roman" w:cs="Times New Roman"/>
+        </w:rPr>
+      </w:pPr>
+      <w:r>
+        <w:rPr>
+          <w:rFonts w:ascii="Times New Roman" w:hAnsi="Times New Roman" w:cs="Times New Roman"/>
+        </w:rPr>
         <w:t>Parent login portal</w:t>
       </w:r>
     </w:p>
-    <w:p/>
-    <w:p/>
+    <w:p>
+      <w:pPr>
+        <w:rPr>
+          <w:rFonts w:ascii="Times New Roman" w:hAnsi="Times New Roman" w:cs="Times New Roman"/>
+        </w:rPr>
+      </w:pPr>
+    </w:p>
+    <w:p>
+      <w:pPr>
+        <w:rPr>
+          <w:rFonts w:ascii="Times New Roman" w:hAnsi="Times New Roman" w:cs="Times New Roman"/>
+        </w:rPr>
+      </w:pPr>
+    </w:p>
     <w:p>
       <w:pPr>
         <w:pStyle w:val="ListParagraph"/>
@@ -1480,22 +3918,70 @@
           <w:ilvl w:val="0"/>
           <w:numId w:val="1"/>
         </w:numPr>
-      </w:pPr>
-      <w:r>
+        <w:rPr>
+          <w:rFonts w:ascii="Times New Roman" w:hAnsi="Times New Roman" w:cs="Times New Roman"/>
+        </w:rPr>
+      </w:pPr>
+      <w:r>
+        <w:rPr>
+          <w:rFonts w:ascii="Times New Roman" w:hAnsi="Times New Roman" w:cs="Times New Roman"/>
+        </w:rPr>
         <w:t>CONCLUSION</w:t>
       </w:r>
     </w:p>
     <w:p>
-      <w:r>
+      <w:pPr>
+        <w:rPr>
+          <w:rFonts w:ascii="Times New Roman" w:hAnsi="Times New Roman" w:cs="Times New Roman"/>
+        </w:rPr>
+      </w:pPr>
+      <w:r>
+        <w:rPr>
+          <w:rFonts w:ascii="Times New Roman" w:hAnsi="Times New Roman" w:cs="Times New Roman"/>
+        </w:rPr>
         <w:t xml:space="preserve">The proposed Learning Management System for </w:t>
       </w:r>
       <w:proofErr w:type="spellStart"/>
       <w:r>
+        <w:rPr>
+          <w:rFonts w:ascii="Times New Roman" w:hAnsi="Times New Roman" w:cs="Times New Roman"/>
+        </w:rPr>
         <w:t>Rajasinghe</w:t>
       </w:r>
       <w:proofErr w:type="spellEnd"/>
       <w:r>
-        <w:t xml:space="preserve"> Central College is a simple and useful web system to manage school activities. It helps to store and handle student, teacher, and academic information in one place. This system reduces manual work, improves communication, and makes learning easier for students through a digital platform.</w:t>
+        <w:rPr>
+          <w:rFonts w:ascii="Times New Roman" w:hAnsi="Times New Roman" w:cs="Times New Roman"/>
+        </w:rPr>
+        <w:t xml:space="preserve"> Central College is a simple and useful web system to manage school activities. It helps to store and handle </w:t>
+      </w:r>
+      <w:proofErr w:type="gramStart"/>
+      <w:r>
+        <w:rPr>
+          <w:rFonts w:ascii="Times New Roman" w:hAnsi="Times New Roman" w:cs="Times New Roman"/>
+        </w:rPr>
+        <w:t>student</w:t>
+      </w:r>
+      <w:proofErr w:type="gramEnd"/>
+      <w:r>
+        <w:rPr>
+          <w:rFonts w:ascii="Times New Roman" w:hAnsi="Times New Roman" w:cs="Times New Roman"/>
+        </w:rPr>
+        <w:t xml:space="preserve">, </w:t>
+      </w:r>
+      <w:proofErr w:type="gramStart"/>
+      <w:r>
+        <w:rPr>
+          <w:rFonts w:ascii="Times New Roman" w:hAnsi="Times New Roman" w:cs="Times New Roman"/>
+        </w:rPr>
+        <w:t>teacher</w:t>
+      </w:r>
+      <w:proofErr w:type="gramEnd"/>
+      <w:r>
+        <w:rPr>
+          <w:rFonts w:ascii="Times New Roman" w:hAnsi="Times New Roman" w:cs="Times New Roman"/>
+        </w:rPr>
+        <w:t>, and academic information in one place. This system reduces manual work, improves communication, and makes learning easier for students through a digital platform.</w:t>
       </w:r>
     </w:p>
     <w:sectPr>
@@ -1511,6 +3997,232 @@
 <file path=word/numbering.xml><?xml version="1.0" encoding="utf-8"?>
 <w:numbering xmlns:wpc="http://schemas.microsoft.com/office/word/2010/wordprocessingCanvas" xmlns:cx="http://schemas.microsoft.com/office/drawing/2014/chartex" xmlns:cx1="http://schemas.microsoft.com/office/drawing/2015/9/8/chartex" xmlns:cx2="http://schemas.microsoft.com/office/drawing/2015/10/21/chartex" xmlns:cx3="http://schemas.microsoft.com/office/drawing/2016/5/9/chartex" xmlns:cx4="http://schemas.microsoft.com/office/drawing/2016/5/10/chartex" xmlns:cx5="http://schemas.microsoft.com/office/drawing/2016/5/11/chartex" xmlns:cx6="http://schemas.microsoft.com/office/drawing/2016/5/12/chartex" xmlns:cx7="http://schemas.microsoft.com/office/drawing/2016/5/13/chartex" xmlns:cx8="http://schemas.microsoft.com/office/drawing/2016/5/14/chartex" xmlns:mc="http://schemas.openxmlformats.org/markup-compatibility/2006" xmlns:aink="http://schemas.microsoft.com/office/drawing/2016/ink" xmlns:am3d="http://schemas.microsoft.com/office/drawing/2017/model3d" xmlns:o="urn:schemas-microsoft-com:office:office" xmlns:oel="http://schemas.microsoft.com/office/2019/extlst" xmlns:r="http://schemas.openxmlformats.org/officeDocument/2006/relationships" xmlns:m="http://schemas.openxmlformats.org/officeDocument/2006/math" xmlns:v="urn:schemas-microsoft-com:vml" xmlns:wp14="http://schemas.microsoft.com/office/word/2010/wordprocessingDrawing" xmlns:wp="http://schemas.openxmlformats.org/drawingml/2006/wordprocessingDrawing" xmlns:w10="urn:schemas-microsoft-com:office:word" xmlns:w="http://schemas.openxmlformats.org/wordprocessingml/2006/main" xmlns:w14="http://schemas.microsoft.com/office/word/2010/wordml" xmlns:w15="http://schemas.microsoft.com/office/word/2012/wordml" xmlns:w16cex="http://schemas.microsoft.com/office/word/2018/wordml/cex" xmlns:w16cid="http://schemas.microsoft.com/office/word/2016/wordml/cid" xmlns:w16="http://schemas.microsoft.com/office/word/2018/wordml" xmlns:w16du="http://schemas.microsoft.com/office/word/2023/wordml/word16du" xmlns:w16sdtdh="http://schemas.microsoft.com/office/word/2020/wordml/sdtdatahash" xmlns:w16sdtfl="http://schemas.microsoft.com/office/word/2024/wordml/sdtformatlock" xmlns:w16se="http://schemas.microsoft.com/office/word/2015/wordml/symex" xmlns:wpg="http://schemas.microsoft.com/office/word/2010/wordprocessingGroup" xmlns:wpi="http://schemas.microsoft.com/office/word/2010/wordprocessingInk" xmlns:wne="http://schemas.microsoft.com/office/word/2006/wordml" xmlns:wps="http://schemas.microsoft.com/office/word/2010/wordprocessingShape" mc:Ignorable="w14 w15 w16se w16cid w16 w16cex w16sdtdh w16sdtfl w16du wp14">
   <w:abstractNum w:abstractNumId="0" w15:restartNumberingAfterBreak="0">
+    <w:nsid w:val="1F52335F"/>
+    <w:multiLevelType w:val="hybridMultilevel"/>
+    <w:tmpl w:val="EA043856"/>
+    <w:lvl w:ilvl="0" w:tplc="04090005">
+      <w:start w:val="1"/>
+      <w:numFmt w:val="bullet"/>
+      <w:lvlText w:val=""/>
+      <w:lvlJc w:val="left"/>
+      <w:pPr>
+        <w:ind w:left="1440" w:hanging="360"/>
+      </w:pPr>
+      <w:rPr>
+        <w:rFonts w:ascii="Wingdings" w:hAnsi="Wingdings" w:hint="default"/>
+      </w:rPr>
+    </w:lvl>
+    <w:lvl w:ilvl="1" w:tplc="04090003" w:tentative="1">
+      <w:start w:val="1"/>
+      <w:numFmt w:val="bullet"/>
+      <w:lvlText w:val="o"/>
+      <w:lvlJc w:val="left"/>
+      <w:pPr>
+        <w:ind w:left="2160" w:hanging="360"/>
+      </w:pPr>
+      <w:rPr>
+        <w:rFonts w:ascii="Courier New" w:hAnsi="Courier New" w:cs="Courier New" w:hint="default"/>
+      </w:rPr>
+    </w:lvl>
+    <w:lvl w:ilvl="2" w:tplc="04090005" w:tentative="1">
+      <w:start w:val="1"/>
+      <w:numFmt w:val="bullet"/>
+      <w:lvlText w:val=""/>
+      <w:lvlJc w:val="left"/>
+      <w:pPr>
+        <w:ind w:left="2880" w:hanging="360"/>
+      </w:pPr>
+      <w:rPr>
+        <w:rFonts w:ascii="Wingdings" w:hAnsi="Wingdings" w:hint="default"/>
+      </w:rPr>
+    </w:lvl>
+    <w:lvl w:ilvl="3" w:tplc="04090001" w:tentative="1">
+      <w:start w:val="1"/>
+      <w:numFmt w:val="bullet"/>
+      <w:lvlText w:val=""/>
+      <w:lvlJc w:val="left"/>
+      <w:pPr>
+        <w:ind w:left="3600" w:hanging="360"/>
+      </w:pPr>
+      <w:rPr>
+        <w:rFonts w:ascii="Symbol" w:hAnsi="Symbol" w:hint="default"/>
+      </w:rPr>
+    </w:lvl>
+    <w:lvl w:ilvl="4" w:tplc="04090003" w:tentative="1">
+      <w:start w:val="1"/>
+      <w:numFmt w:val="bullet"/>
+      <w:lvlText w:val="o"/>
+      <w:lvlJc w:val="left"/>
+      <w:pPr>
+        <w:ind w:left="4320" w:hanging="360"/>
+      </w:pPr>
+      <w:rPr>
+        <w:rFonts w:ascii="Courier New" w:hAnsi="Courier New" w:cs="Courier New" w:hint="default"/>
+      </w:rPr>
+    </w:lvl>
+    <w:lvl w:ilvl="5" w:tplc="04090005" w:tentative="1">
+      <w:start w:val="1"/>
+      <w:numFmt w:val="bullet"/>
+      <w:lvlText w:val=""/>
+      <w:lvlJc w:val="left"/>
+      <w:pPr>
+        <w:ind w:left="5040" w:hanging="360"/>
+      </w:pPr>
+      <w:rPr>
+        <w:rFonts w:ascii="Wingdings" w:hAnsi="Wingdings" w:hint="default"/>
+      </w:rPr>
+    </w:lvl>
+    <w:lvl w:ilvl="6" w:tplc="04090001" w:tentative="1">
+      <w:start w:val="1"/>
+      <w:numFmt w:val="bullet"/>
+      <w:lvlText w:val=""/>
+      <w:lvlJc w:val="left"/>
+      <w:pPr>
+        <w:ind w:left="5760" w:hanging="360"/>
+      </w:pPr>
+      <w:rPr>
+        <w:rFonts w:ascii="Symbol" w:hAnsi="Symbol" w:hint="default"/>
+      </w:rPr>
+    </w:lvl>
+    <w:lvl w:ilvl="7" w:tplc="04090003" w:tentative="1">
+      <w:start w:val="1"/>
+      <w:numFmt w:val="bullet"/>
+      <w:lvlText w:val="o"/>
+      <w:lvlJc w:val="left"/>
+      <w:pPr>
+        <w:ind w:left="6480" w:hanging="360"/>
+      </w:pPr>
+      <w:rPr>
+        <w:rFonts w:ascii="Courier New" w:hAnsi="Courier New" w:cs="Courier New" w:hint="default"/>
+      </w:rPr>
+    </w:lvl>
+    <w:lvl w:ilvl="8" w:tplc="04090005" w:tentative="1">
+      <w:start w:val="1"/>
+      <w:numFmt w:val="bullet"/>
+      <w:lvlText w:val=""/>
+      <w:lvlJc w:val="left"/>
+      <w:pPr>
+        <w:ind w:left="7200" w:hanging="360"/>
+      </w:pPr>
+      <w:rPr>
+        <w:rFonts w:ascii="Wingdings" w:hAnsi="Wingdings" w:hint="default"/>
+      </w:rPr>
+    </w:lvl>
+  </w:abstractNum>
+  <w:abstractNum w:abstractNumId="1" w15:restartNumberingAfterBreak="0">
+    <w:nsid w:val="1F941555"/>
+    <w:multiLevelType w:val="hybridMultilevel"/>
+    <w:tmpl w:val="4920C9DC"/>
+    <w:lvl w:ilvl="0" w:tplc="04090005">
+      <w:start w:val="1"/>
+      <w:numFmt w:val="bullet"/>
+      <w:lvlText w:val=""/>
+      <w:lvlJc w:val="left"/>
+      <w:pPr>
+        <w:ind w:left="1440" w:hanging="360"/>
+      </w:pPr>
+      <w:rPr>
+        <w:rFonts w:ascii="Wingdings" w:hAnsi="Wingdings" w:hint="default"/>
+      </w:rPr>
+    </w:lvl>
+    <w:lvl w:ilvl="1" w:tplc="04090003" w:tentative="1">
+      <w:start w:val="1"/>
+      <w:numFmt w:val="bullet"/>
+      <w:lvlText w:val="o"/>
+      <w:lvlJc w:val="left"/>
+      <w:pPr>
+        <w:ind w:left="2160" w:hanging="360"/>
+      </w:pPr>
+      <w:rPr>
+        <w:rFonts w:ascii="Courier New" w:hAnsi="Courier New" w:cs="Courier New" w:hint="default"/>
+      </w:rPr>
+    </w:lvl>
+    <w:lvl w:ilvl="2" w:tplc="04090005" w:tentative="1">
+      <w:start w:val="1"/>
+      <w:numFmt w:val="bullet"/>
+      <w:lvlText w:val=""/>
+      <w:lvlJc w:val="left"/>
+      <w:pPr>
+        <w:ind w:left="2880" w:hanging="360"/>
+      </w:pPr>
+      <w:rPr>
+        <w:rFonts w:ascii="Wingdings" w:hAnsi="Wingdings" w:hint="default"/>
+      </w:rPr>
+    </w:lvl>
+    <w:lvl w:ilvl="3" w:tplc="04090001" w:tentative="1">
+      <w:start w:val="1"/>
+      <w:numFmt w:val="bullet"/>
+      <w:lvlText w:val=""/>
+      <w:lvlJc w:val="left"/>
+      <w:pPr>
+        <w:ind w:left="3600" w:hanging="360"/>
+      </w:pPr>
+      <w:rPr>
+        <w:rFonts w:ascii="Symbol" w:hAnsi="Symbol" w:hint="default"/>
+      </w:rPr>
+    </w:lvl>
+    <w:lvl w:ilvl="4" w:tplc="04090003" w:tentative="1">
+      <w:start w:val="1"/>
+      <w:numFmt w:val="bullet"/>
+      <w:lvlText w:val="o"/>
+      <w:lvlJc w:val="left"/>
+      <w:pPr>
+        <w:ind w:left="4320" w:hanging="360"/>
+      </w:pPr>
+      <w:rPr>
+        <w:rFonts w:ascii="Courier New" w:hAnsi="Courier New" w:cs="Courier New" w:hint="default"/>
+      </w:rPr>
+    </w:lvl>
+    <w:lvl w:ilvl="5" w:tplc="04090005" w:tentative="1">
+      <w:start w:val="1"/>
+      <w:numFmt w:val="bullet"/>
+      <w:lvlText w:val=""/>
+      <w:lvlJc w:val="left"/>
+      <w:pPr>
+        <w:ind w:left="5040" w:hanging="360"/>
+      </w:pPr>
+      <w:rPr>
+        <w:rFonts w:ascii="Wingdings" w:hAnsi="Wingdings" w:hint="default"/>
+      </w:rPr>
+    </w:lvl>
+    <w:lvl w:ilvl="6" w:tplc="04090001" w:tentative="1">
+      <w:start w:val="1"/>
+      <w:numFmt w:val="bullet"/>
+      <w:lvlText w:val=""/>
+      <w:lvlJc w:val="left"/>
+      <w:pPr>
+        <w:ind w:left="5760" w:hanging="360"/>
+      </w:pPr>
+      <w:rPr>
+        <w:rFonts w:ascii="Symbol" w:hAnsi="Symbol" w:hint="default"/>
+      </w:rPr>
+    </w:lvl>
+    <w:lvl w:ilvl="7" w:tplc="04090003" w:tentative="1">
+      <w:start w:val="1"/>
+      <w:numFmt w:val="bullet"/>
+      <w:lvlText w:val="o"/>
+      <w:lvlJc w:val="left"/>
+      <w:pPr>
+        <w:ind w:left="6480" w:hanging="360"/>
+      </w:pPr>
+      <w:rPr>
+        <w:rFonts w:ascii="Courier New" w:hAnsi="Courier New" w:cs="Courier New" w:hint="default"/>
+      </w:rPr>
+    </w:lvl>
+    <w:lvl w:ilvl="8" w:tplc="04090005" w:tentative="1">
+      <w:start w:val="1"/>
+      <w:numFmt w:val="bullet"/>
+      <w:lvlText w:val=""/>
+      <w:lvlJc w:val="left"/>
+      <w:pPr>
+        <w:ind w:left="7200" w:hanging="360"/>
+      </w:pPr>
+      <w:rPr>
+        <w:rFonts w:ascii="Wingdings" w:hAnsi="Wingdings" w:hint="default"/>
+      </w:rPr>
+    </w:lvl>
+  </w:abstractNum>
+  <w:abstractNum w:abstractNumId="2" w15:restartNumberingAfterBreak="0">
     <w:nsid w:val="28725409"/>
     <w:multiLevelType w:val="hybridMultilevel"/>
     <w:tmpl w:val="620828FC"/>
@@ -1599,8 +4311,130 @@
       </w:pPr>
     </w:lvl>
   </w:abstractNum>
+  <w:abstractNum w:abstractNumId="3" w15:restartNumberingAfterBreak="0">
+    <w:nsid w:val="77AD020B"/>
+    <w:multiLevelType w:val="hybridMultilevel"/>
+    <w:tmpl w:val="F9A833AE"/>
+    <w:lvl w:ilvl="0" w:tplc="04090005">
+      <w:start w:val="1"/>
+      <w:numFmt w:val="bullet"/>
+      <w:lvlText w:val=""/>
+      <w:lvlJc w:val="left"/>
+      <w:pPr>
+        <w:ind w:left="1440" w:hanging="360"/>
+      </w:pPr>
+      <w:rPr>
+        <w:rFonts w:ascii="Wingdings" w:hAnsi="Wingdings" w:hint="default"/>
+      </w:rPr>
+    </w:lvl>
+    <w:lvl w:ilvl="1" w:tplc="04090003" w:tentative="1">
+      <w:start w:val="1"/>
+      <w:numFmt w:val="bullet"/>
+      <w:lvlText w:val="o"/>
+      <w:lvlJc w:val="left"/>
+      <w:pPr>
+        <w:ind w:left="2160" w:hanging="360"/>
+      </w:pPr>
+      <w:rPr>
+        <w:rFonts w:ascii="Courier New" w:hAnsi="Courier New" w:cs="Courier New" w:hint="default"/>
+      </w:rPr>
+    </w:lvl>
+    <w:lvl w:ilvl="2" w:tplc="04090005" w:tentative="1">
+      <w:start w:val="1"/>
+      <w:numFmt w:val="bullet"/>
+      <w:lvlText w:val=""/>
+      <w:lvlJc w:val="left"/>
+      <w:pPr>
+        <w:ind w:left="2880" w:hanging="360"/>
+      </w:pPr>
+      <w:rPr>
+        <w:rFonts w:ascii="Wingdings" w:hAnsi="Wingdings" w:hint="default"/>
+      </w:rPr>
+    </w:lvl>
+    <w:lvl w:ilvl="3" w:tplc="04090001" w:tentative="1">
+      <w:start w:val="1"/>
+      <w:numFmt w:val="bullet"/>
+      <w:lvlText w:val=""/>
+      <w:lvlJc w:val="left"/>
+      <w:pPr>
+        <w:ind w:left="3600" w:hanging="360"/>
+      </w:pPr>
+      <w:rPr>
+        <w:rFonts w:ascii="Symbol" w:hAnsi="Symbol" w:hint="default"/>
+      </w:rPr>
+    </w:lvl>
+    <w:lvl w:ilvl="4" w:tplc="04090003" w:tentative="1">
+      <w:start w:val="1"/>
+      <w:numFmt w:val="bullet"/>
+      <w:lvlText w:val="o"/>
+      <w:lvlJc w:val="left"/>
+      <w:pPr>
+        <w:ind w:left="4320" w:hanging="360"/>
+      </w:pPr>
+      <w:rPr>
+        <w:rFonts w:ascii="Courier New" w:hAnsi="Courier New" w:cs="Courier New" w:hint="default"/>
+      </w:rPr>
+    </w:lvl>
+    <w:lvl w:ilvl="5" w:tplc="04090005" w:tentative="1">
+      <w:start w:val="1"/>
+      <w:numFmt w:val="bullet"/>
+      <w:lvlText w:val=""/>
+      <w:lvlJc w:val="left"/>
+      <w:pPr>
+        <w:ind w:left="5040" w:hanging="360"/>
+      </w:pPr>
+      <w:rPr>
+        <w:rFonts w:ascii="Wingdings" w:hAnsi="Wingdings" w:hint="default"/>
+      </w:rPr>
+    </w:lvl>
+    <w:lvl w:ilvl="6" w:tplc="04090001" w:tentative="1">
+      <w:start w:val="1"/>
+      <w:numFmt w:val="bullet"/>
+      <w:lvlText w:val=""/>
+      <w:lvlJc w:val="left"/>
+      <w:pPr>
+        <w:ind w:left="5760" w:hanging="360"/>
+      </w:pPr>
+      <w:rPr>
+        <w:rFonts w:ascii="Symbol" w:hAnsi="Symbol" w:hint="default"/>
+      </w:rPr>
+    </w:lvl>
+    <w:lvl w:ilvl="7" w:tplc="04090003" w:tentative="1">
+      <w:start w:val="1"/>
+      <w:numFmt w:val="bullet"/>
+      <w:lvlText w:val="o"/>
+      <w:lvlJc w:val="left"/>
+      <w:pPr>
+        <w:ind w:left="6480" w:hanging="360"/>
+      </w:pPr>
+      <w:rPr>
+        <w:rFonts w:ascii="Courier New" w:hAnsi="Courier New" w:cs="Courier New" w:hint="default"/>
+      </w:rPr>
+    </w:lvl>
+    <w:lvl w:ilvl="8" w:tplc="04090005" w:tentative="1">
+      <w:start w:val="1"/>
+      <w:numFmt w:val="bullet"/>
+      <w:lvlText w:val=""/>
+      <w:lvlJc w:val="left"/>
+      <w:pPr>
+        <w:ind w:left="7200" w:hanging="360"/>
+      </w:pPr>
+      <w:rPr>
+        <w:rFonts w:ascii="Wingdings" w:hAnsi="Wingdings" w:hint="default"/>
+      </w:rPr>
+    </w:lvl>
+  </w:abstractNum>
   <w:num w:numId="1" w16cid:durableId="747073040">
+    <w:abstractNumId w:val="2"/>
+  </w:num>
+  <w:num w:numId="2" w16cid:durableId="1598948762">
+    <w:abstractNumId w:val="1"/>
+  </w:num>
+  <w:num w:numId="3" w16cid:durableId="1002199960">
     <w:abstractNumId w:val="0"/>
+  </w:num>
+  <w:num w:numId="4" w16cid:durableId="1485776877">
+    <w:abstractNumId w:val="3"/>
   </w:num>
 </w:numbering>
 </file>

--- a/LMS/documantation/srs document.docx
+++ b/LMS/documantation/srs document.docx
@@ -555,11 +555,15 @@
         </w:numPr>
         <w:rPr>
           <w:rFonts w:ascii="Times New Roman" w:hAnsi="Times New Roman" w:cs="Times New Roman"/>
-        </w:rPr>
-      </w:pPr>
-      <w:r>
-        <w:rPr>
-          <w:rFonts w:ascii="Times New Roman" w:hAnsi="Times New Roman" w:cs="Times New Roman"/>
+          <w:b/>
+          <w:bCs/>
+        </w:rPr>
+      </w:pPr>
+      <w:r>
+        <w:rPr>
+          <w:rFonts w:ascii="Times New Roman" w:hAnsi="Times New Roman" w:cs="Times New Roman"/>
+          <w:b/>
+          <w:bCs/>
         </w:rPr>
         <w:lastRenderedPageBreak/>
         <w:t>OVERALL DESCRIPTION</w:t>
@@ -567,19 +571,25 @@
     </w:p>
     <w:p>
       <w:pPr>
-        <w:rPr>
-          <w:rFonts w:ascii="Times New Roman" w:hAnsi="Times New Roman" w:cs="Times New Roman"/>
-        </w:rPr>
-      </w:pPr>
-      <w:r>
-        <w:rPr>
-          <w:rFonts w:ascii="Times New Roman" w:hAnsi="Times New Roman" w:cs="Times New Roman"/>
+        <w:ind w:left="720"/>
+        <w:rPr>
+          <w:rFonts w:ascii="Times New Roman" w:hAnsi="Times New Roman" w:cs="Times New Roman"/>
+          <w:b/>
+          <w:bCs/>
+        </w:rPr>
+      </w:pPr>
+      <w:r>
+        <w:rPr>
+          <w:rFonts w:ascii="Times New Roman" w:hAnsi="Times New Roman" w:cs="Times New Roman"/>
+          <w:b/>
+          <w:bCs/>
         </w:rPr>
         <w:t>2.1 Product Perspective</w:t>
       </w:r>
     </w:p>
     <w:p>
       <w:pPr>
+        <w:ind w:left="720"/>
         <w:rPr>
           <w:rFonts w:ascii="Times New Roman" w:hAnsi="Times New Roman" w:cs="Times New Roman"/>
         </w:rPr>
@@ -607,19 +617,25 @@
     </w:p>
     <w:p>
       <w:pPr>
-        <w:rPr>
-          <w:rFonts w:ascii="Times New Roman" w:hAnsi="Times New Roman" w:cs="Times New Roman"/>
-        </w:rPr>
-      </w:pPr>
-      <w:r>
-        <w:rPr>
-          <w:rFonts w:ascii="Times New Roman" w:hAnsi="Times New Roman" w:cs="Times New Roman"/>
+        <w:ind w:left="720"/>
+        <w:rPr>
+          <w:rFonts w:ascii="Times New Roman" w:hAnsi="Times New Roman" w:cs="Times New Roman"/>
+          <w:b/>
+          <w:bCs/>
+        </w:rPr>
+      </w:pPr>
+      <w:r>
+        <w:rPr>
+          <w:rFonts w:ascii="Times New Roman" w:hAnsi="Times New Roman" w:cs="Times New Roman"/>
+          <w:b/>
+          <w:bCs/>
         </w:rPr>
         <w:t>2.2 User Classes and Characteristics</w:t>
       </w:r>
     </w:p>
     <w:p>
       <w:pPr>
+        <w:ind w:left="720"/>
         <w:rPr>
           <w:rFonts w:ascii="Times New Roman" w:hAnsi="Times New Roman" w:cs="Times New Roman"/>
         </w:rPr>
@@ -633,6 +649,11 @@
     </w:p>
     <w:p>
       <w:pPr>
+        <w:pStyle w:val="ListParagraph"/>
+        <w:numPr>
+          <w:ilvl w:val="0"/>
+          <w:numId w:val="5"/>
+        </w:numPr>
         <w:rPr>
           <w:rFonts w:ascii="Times New Roman" w:hAnsi="Times New Roman" w:cs="Times New Roman"/>
         </w:rPr>
@@ -646,6 +667,11 @@
     </w:p>
     <w:p>
       <w:pPr>
+        <w:pStyle w:val="ListParagraph"/>
+        <w:numPr>
+          <w:ilvl w:val="0"/>
+          <w:numId w:val="5"/>
+        </w:numPr>
         <w:rPr>
           <w:rFonts w:ascii="Times New Roman" w:hAnsi="Times New Roman" w:cs="Times New Roman"/>
         </w:rPr>
@@ -659,6 +685,11 @@
     </w:p>
     <w:p>
       <w:pPr>
+        <w:pStyle w:val="ListParagraph"/>
+        <w:numPr>
+          <w:ilvl w:val="0"/>
+          <w:numId w:val="5"/>
+        </w:numPr>
         <w:rPr>
           <w:rFonts w:ascii="Times New Roman" w:hAnsi="Times New Roman" w:cs="Times New Roman"/>
         </w:rPr>
@@ -679,6 +710,7 @@
     </w:p>
     <w:p>
       <w:pPr>
+        <w:ind w:left="720"/>
         <w:rPr>
           <w:rFonts w:ascii="Times New Roman" w:hAnsi="Times New Roman" w:cs="Times New Roman"/>
         </w:rPr>
@@ -698,6 +730,11 @@
     </w:p>
     <w:p>
       <w:pPr>
+        <w:pStyle w:val="ListParagraph"/>
+        <w:numPr>
+          <w:ilvl w:val="0"/>
+          <w:numId w:val="6"/>
+        </w:numPr>
         <w:rPr>
           <w:rFonts w:ascii="Times New Roman" w:hAnsi="Times New Roman" w:cs="Times New Roman"/>
         </w:rPr>
@@ -711,6 +748,11 @@
     </w:p>
     <w:p>
       <w:pPr>
+        <w:pStyle w:val="ListParagraph"/>
+        <w:numPr>
+          <w:ilvl w:val="0"/>
+          <w:numId w:val="6"/>
+        </w:numPr>
         <w:rPr>
           <w:rFonts w:ascii="Times New Roman" w:hAnsi="Times New Roman" w:cs="Times New Roman"/>
         </w:rPr>
@@ -724,6 +766,11 @@
     </w:p>
     <w:p>
       <w:pPr>
+        <w:pStyle w:val="ListParagraph"/>
+        <w:numPr>
+          <w:ilvl w:val="0"/>
+          <w:numId w:val="6"/>
+        </w:numPr>
         <w:rPr>
           <w:rFonts w:ascii="Times New Roman" w:hAnsi="Times New Roman" w:cs="Times New Roman"/>
         </w:rPr>
@@ -744,13 +791,7 @@
     </w:p>
     <w:p>
       <w:pPr>
-        <w:rPr>
-          <w:rFonts w:ascii="Times New Roman" w:hAnsi="Times New Roman" w:cs="Times New Roman"/>
-        </w:rPr>
-      </w:pPr>
-    </w:p>
-    <w:p>
-      <w:pPr>
+        <w:ind w:left="720"/>
         <w:rPr>
           <w:rFonts w:ascii="Times New Roman" w:hAnsi="Times New Roman" w:cs="Times New Roman"/>
         </w:rPr>
@@ -764,6 +805,11 @@
     </w:p>
     <w:p>
       <w:pPr>
+        <w:pStyle w:val="ListParagraph"/>
+        <w:numPr>
+          <w:ilvl w:val="0"/>
+          <w:numId w:val="7"/>
+        </w:numPr>
         <w:rPr>
           <w:rFonts w:ascii="Times New Roman" w:hAnsi="Times New Roman" w:cs="Times New Roman"/>
         </w:rPr>
@@ -777,6 +823,11 @@
     </w:p>
     <w:p>
       <w:pPr>
+        <w:pStyle w:val="ListParagraph"/>
+        <w:numPr>
+          <w:ilvl w:val="0"/>
+          <w:numId w:val="7"/>
+        </w:numPr>
         <w:rPr>
           <w:rFonts w:ascii="Times New Roman" w:hAnsi="Times New Roman" w:cs="Times New Roman"/>
         </w:rPr>
@@ -790,6 +841,11 @@
     </w:p>
     <w:p>
       <w:pPr>
+        <w:pStyle w:val="ListParagraph"/>
+        <w:numPr>
+          <w:ilvl w:val="0"/>
+          <w:numId w:val="7"/>
+        </w:numPr>
         <w:rPr>
           <w:rFonts w:ascii="Times New Roman" w:hAnsi="Times New Roman" w:cs="Times New Roman"/>
         </w:rPr>
@@ -810,6 +866,7 @@
     </w:p>
     <w:p>
       <w:pPr>
+        <w:ind w:left="720"/>
         <w:rPr>
           <w:rFonts w:ascii="Times New Roman" w:hAnsi="Times New Roman" w:cs="Times New Roman"/>
         </w:rPr>
@@ -823,6 +880,11 @@
     </w:p>
     <w:p>
       <w:pPr>
+        <w:pStyle w:val="ListParagraph"/>
+        <w:numPr>
+          <w:ilvl w:val="0"/>
+          <w:numId w:val="8"/>
+        </w:numPr>
         <w:rPr>
           <w:rFonts w:ascii="Times New Roman" w:hAnsi="Times New Roman" w:cs="Times New Roman"/>
         </w:rPr>
@@ -836,6 +898,11 @@
     </w:p>
     <w:p>
       <w:pPr>
+        <w:pStyle w:val="ListParagraph"/>
+        <w:numPr>
+          <w:ilvl w:val="0"/>
+          <w:numId w:val="8"/>
+        </w:numPr>
         <w:rPr>
           <w:rFonts w:ascii="Times New Roman" w:hAnsi="Times New Roman" w:cs="Times New Roman"/>
         </w:rPr>
@@ -849,6 +916,11 @@
     </w:p>
     <w:p>
       <w:pPr>
+        <w:pStyle w:val="ListParagraph"/>
+        <w:numPr>
+          <w:ilvl w:val="0"/>
+          <w:numId w:val="8"/>
+        </w:numPr>
         <w:rPr>
           <w:rFonts w:ascii="Times New Roman" w:hAnsi="Times New Roman" w:cs="Times New Roman"/>
         </w:rPr>
@@ -880,15 +952,40 @@
           <w:rFonts w:ascii="Times New Roman" w:hAnsi="Times New Roman" w:cs="Times New Roman"/>
         </w:rPr>
       </w:pPr>
-      <w:r>
-        <w:rPr>
-          <w:rFonts w:ascii="Times New Roman" w:hAnsi="Times New Roman" w:cs="Times New Roman"/>
-        </w:rPr>
+    </w:p>
+    <w:p>
+      <w:pPr>
+        <w:rPr>
+          <w:rFonts w:ascii="Times New Roman" w:hAnsi="Times New Roman" w:cs="Times New Roman"/>
+        </w:rPr>
+      </w:pPr>
+    </w:p>
+    <w:p>
+      <w:pPr>
+        <w:ind w:left="720"/>
+        <w:rPr>
+          <w:rFonts w:ascii="Times New Roman" w:hAnsi="Times New Roman" w:cs="Times New Roman"/>
+          <w:b/>
+          <w:bCs/>
+        </w:rPr>
+      </w:pPr>
+      <w:r>
+        <w:rPr>
+          <w:rFonts w:ascii="Times New Roman" w:hAnsi="Times New Roman" w:cs="Times New Roman"/>
+          <w:b/>
+          <w:bCs/>
+        </w:rPr>
+        <w:lastRenderedPageBreak/>
         <w:t>2.3 Operating Environment</w:t>
       </w:r>
     </w:p>
     <w:p>
       <w:pPr>
+        <w:pStyle w:val="ListParagraph"/>
+        <w:numPr>
+          <w:ilvl w:val="0"/>
+          <w:numId w:val="9"/>
+        </w:numPr>
         <w:rPr>
           <w:rFonts w:ascii="Times New Roman" w:hAnsi="Times New Roman" w:cs="Times New Roman"/>
         </w:rPr>
@@ -902,6 +999,11 @@
     </w:p>
     <w:p>
       <w:pPr>
+        <w:pStyle w:val="ListParagraph"/>
+        <w:numPr>
+          <w:ilvl w:val="0"/>
+          <w:numId w:val="9"/>
+        </w:numPr>
         <w:rPr>
           <w:rFonts w:ascii="Times New Roman" w:hAnsi="Times New Roman" w:cs="Times New Roman"/>
         </w:rPr>
@@ -931,6 +1033,11 @@
     </w:p>
     <w:p>
       <w:pPr>
+        <w:pStyle w:val="ListParagraph"/>
+        <w:numPr>
+          <w:ilvl w:val="0"/>
+          <w:numId w:val="9"/>
+        </w:numPr>
         <w:rPr>
           <w:rFonts w:ascii="Times New Roman" w:hAnsi="Times New Roman" w:cs="Times New Roman"/>
         </w:rPr>
@@ -944,26 +1051,37 @@
     </w:p>
     <w:p>
       <w:pPr>
-        <w:rPr>
-          <w:rFonts w:ascii="Times New Roman" w:hAnsi="Times New Roman" w:cs="Times New Roman"/>
-        </w:rPr>
-      </w:pPr>
-    </w:p>
-    <w:p>
-      <w:pPr>
-        <w:rPr>
-          <w:rFonts w:ascii="Times New Roman" w:hAnsi="Times New Roman" w:cs="Times New Roman"/>
-        </w:rPr>
-      </w:pPr>
-      <w:r>
-        <w:rPr>
-          <w:rFonts w:ascii="Times New Roman" w:hAnsi="Times New Roman" w:cs="Times New Roman"/>
+        <w:ind w:left="720"/>
+        <w:rPr>
+          <w:rFonts w:ascii="Times New Roman" w:hAnsi="Times New Roman" w:cs="Times New Roman"/>
+        </w:rPr>
+      </w:pPr>
+    </w:p>
+    <w:p>
+      <w:pPr>
+        <w:ind w:left="720"/>
+        <w:rPr>
+          <w:rFonts w:ascii="Times New Roman" w:hAnsi="Times New Roman" w:cs="Times New Roman"/>
+          <w:b/>
+          <w:bCs/>
+        </w:rPr>
+      </w:pPr>
+      <w:r>
+        <w:rPr>
+          <w:rFonts w:ascii="Times New Roman" w:hAnsi="Times New Roman" w:cs="Times New Roman"/>
+          <w:b/>
+          <w:bCs/>
         </w:rPr>
         <w:t>2.4 Design Constraints</w:t>
       </w:r>
     </w:p>
     <w:p>
       <w:pPr>
+        <w:pStyle w:val="ListParagraph"/>
+        <w:numPr>
+          <w:ilvl w:val="0"/>
+          <w:numId w:val="10"/>
+        </w:numPr>
         <w:rPr>
           <w:rFonts w:ascii="Times New Roman" w:hAnsi="Times New Roman" w:cs="Times New Roman"/>
         </w:rPr>
@@ -989,6 +1107,11 @@
     </w:p>
     <w:p>
       <w:pPr>
+        <w:pStyle w:val="ListParagraph"/>
+        <w:numPr>
+          <w:ilvl w:val="0"/>
+          <w:numId w:val="10"/>
+        </w:numPr>
         <w:rPr>
           <w:rFonts w:ascii="Times New Roman" w:hAnsi="Times New Roman" w:cs="Times New Roman"/>
         </w:rPr>
@@ -1002,6 +1125,11 @@
     </w:p>
     <w:p>
       <w:pPr>
+        <w:pStyle w:val="ListParagraph"/>
+        <w:numPr>
+          <w:ilvl w:val="0"/>
+          <w:numId w:val="10"/>
+        </w:numPr>
         <w:rPr>
           <w:rFonts w:ascii="Times New Roman" w:hAnsi="Times New Roman" w:cs="Times New Roman"/>
         </w:rPr>
@@ -1029,26 +1157,37 @@
     </w:p>
     <w:p>
       <w:pPr>
-        <w:rPr>
-          <w:rFonts w:ascii="Times New Roman" w:hAnsi="Times New Roman" w:cs="Times New Roman"/>
-        </w:rPr>
-      </w:pPr>
-    </w:p>
-    <w:p>
-      <w:pPr>
-        <w:rPr>
-          <w:rFonts w:ascii="Times New Roman" w:hAnsi="Times New Roman" w:cs="Times New Roman"/>
-        </w:rPr>
-      </w:pPr>
-      <w:r>
-        <w:rPr>
-          <w:rFonts w:ascii="Times New Roman" w:hAnsi="Times New Roman" w:cs="Times New Roman"/>
+        <w:ind w:left="720"/>
+        <w:rPr>
+          <w:rFonts w:ascii="Times New Roman" w:hAnsi="Times New Roman" w:cs="Times New Roman"/>
+        </w:rPr>
+      </w:pPr>
+    </w:p>
+    <w:p>
+      <w:pPr>
+        <w:ind w:left="720"/>
+        <w:rPr>
+          <w:rFonts w:ascii="Times New Roman" w:hAnsi="Times New Roman" w:cs="Times New Roman"/>
+          <w:b/>
+          <w:bCs/>
+        </w:rPr>
+      </w:pPr>
+      <w:r>
+        <w:rPr>
+          <w:rFonts w:ascii="Times New Roman" w:hAnsi="Times New Roman" w:cs="Times New Roman"/>
+          <w:b/>
+          <w:bCs/>
         </w:rPr>
         <w:t>2.5 Assumptions</w:t>
       </w:r>
     </w:p>
     <w:p>
       <w:pPr>
+        <w:pStyle w:val="ListParagraph"/>
+        <w:numPr>
+          <w:ilvl w:val="0"/>
+          <w:numId w:val="11"/>
+        </w:numPr>
         <w:rPr>
           <w:rFonts w:ascii="Times New Roman" w:hAnsi="Times New Roman" w:cs="Times New Roman"/>
         </w:rPr>
@@ -1062,6 +1201,11 @@
     </w:p>
     <w:p>
       <w:pPr>
+        <w:pStyle w:val="ListParagraph"/>
+        <w:numPr>
+          <w:ilvl w:val="0"/>
+          <w:numId w:val="11"/>
+        </w:numPr>
         <w:rPr>
           <w:rFonts w:ascii="Times New Roman" w:hAnsi="Times New Roman" w:cs="Times New Roman"/>
         </w:rPr>
@@ -1075,6 +1219,11 @@
     </w:p>
     <w:p>
       <w:pPr>
+        <w:pStyle w:val="ListParagraph"/>
+        <w:numPr>
+          <w:ilvl w:val="0"/>
+          <w:numId w:val="11"/>
+        </w:numPr>
         <w:rPr>
           <w:rFonts w:ascii="Times New Roman" w:hAnsi="Times New Roman" w:cs="Times New Roman"/>
         </w:rPr>
@@ -1095,6 +1244,104 @@
     </w:p>
     <w:p>
       <w:pPr>
+        <w:rPr>
+          <w:rFonts w:ascii="Times New Roman" w:hAnsi="Times New Roman" w:cs="Times New Roman"/>
+        </w:rPr>
+      </w:pPr>
+    </w:p>
+    <w:p>
+      <w:pPr>
+        <w:rPr>
+          <w:rFonts w:ascii="Times New Roman" w:hAnsi="Times New Roman" w:cs="Times New Roman"/>
+        </w:rPr>
+      </w:pPr>
+    </w:p>
+    <w:p>
+      <w:pPr>
+        <w:rPr>
+          <w:rFonts w:ascii="Times New Roman" w:hAnsi="Times New Roman" w:cs="Times New Roman"/>
+        </w:rPr>
+      </w:pPr>
+    </w:p>
+    <w:p>
+      <w:pPr>
+        <w:rPr>
+          <w:rFonts w:ascii="Times New Roman" w:hAnsi="Times New Roman" w:cs="Times New Roman"/>
+        </w:rPr>
+      </w:pPr>
+    </w:p>
+    <w:p>
+      <w:pPr>
+        <w:rPr>
+          <w:rFonts w:ascii="Times New Roman" w:hAnsi="Times New Roman" w:cs="Times New Roman"/>
+        </w:rPr>
+      </w:pPr>
+    </w:p>
+    <w:p>
+      <w:pPr>
+        <w:rPr>
+          <w:rFonts w:ascii="Times New Roman" w:hAnsi="Times New Roman" w:cs="Times New Roman"/>
+        </w:rPr>
+      </w:pPr>
+    </w:p>
+    <w:p>
+      <w:pPr>
+        <w:rPr>
+          <w:rFonts w:ascii="Times New Roman" w:hAnsi="Times New Roman" w:cs="Times New Roman"/>
+        </w:rPr>
+      </w:pPr>
+    </w:p>
+    <w:p>
+      <w:pPr>
+        <w:rPr>
+          <w:rFonts w:ascii="Times New Roman" w:hAnsi="Times New Roman" w:cs="Times New Roman"/>
+        </w:rPr>
+      </w:pPr>
+    </w:p>
+    <w:p>
+      <w:pPr>
+        <w:rPr>
+          <w:rFonts w:ascii="Times New Roman" w:hAnsi="Times New Roman" w:cs="Times New Roman"/>
+        </w:rPr>
+      </w:pPr>
+    </w:p>
+    <w:p>
+      <w:pPr>
+        <w:rPr>
+          <w:rFonts w:ascii="Times New Roman" w:hAnsi="Times New Roman" w:cs="Times New Roman"/>
+        </w:rPr>
+      </w:pPr>
+    </w:p>
+    <w:p>
+      <w:pPr>
+        <w:rPr>
+          <w:rFonts w:ascii="Times New Roman" w:hAnsi="Times New Roman" w:cs="Times New Roman"/>
+        </w:rPr>
+      </w:pPr>
+    </w:p>
+    <w:p>
+      <w:pPr>
+        <w:rPr>
+          <w:rFonts w:ascii="Times New Roman" w:hAnsi="Times New Roman" w:cs="Times New Roman"/>
+        </w:rPr>
+      </w:pPr>
+    </w:p>
+    <w:p>
+      <w:pPr>
+        <w:rPr>
+          <w:rFonts w:ascii="Times New Roman" w:hAnsi="Times New Roman" w:cs="Times New Roman"/>
+        </w:rPr>
+      </w:pPr>
+    </w:p>
+    <w:p>
+      <w:pPr>
+        <w:rPr>
+          <w:rFonts w:ascii="Times New Roman" w:hAnsi="Times New Roman" w:cs="Times New Roman"/>
+        </w:rPr>
+      </w:pPr>
+    </w:p>
+    <w:p>
+      <w:pPr>
         <w:pStyle w:val="ListParagraph"/>
         <w:numPr>
           <w:ilvl w:val="0"/>
@@ -1102,30 +1349,45 @@
         </w:numPr>
         <w:rPr>
           <w:rFonts w:ascii="Times New Roman" w:hAnsi="Times New Roman" w:cs="Times New Roman"/>
-        </w:rPr>
-      </w:pPr>
-      <w:r>
-        <w:rPr>
-          <w:rFonts w:ascii="Times New Roman" w:hAnsi="Times New Roman" w:cs="Times New Roman"/>
-        </w:rPr>
+          <w:b/>
+          <w:bCs/>
+        </w:rPr>
+      </w:pPr>
+      <w:r>
+        <w:rPr>
+          <w:rFonts w:ascii="Times New Roman" w:hAnsi="Times New Roman" w:cs="Times New Roman"/>
+          <w:b/>
+          <w:bCs/>
+        </w:rPr>
+        <w:lastRenderedPageBreak/>
         <w:t>FUNCTIONAL REQUIREMENTS</w:t>
       </w:r>
     </w:p>
     <w:p>
       <w:pPr>
-        <w:rPr>
-          <w:rFonts w:ascii="Times New Roman" w:hAnsi="Times New Roman" w:cs="Times New Roman"/>
-        </w:rPr>
-      </w:pPr>
-      <w:r>
-        <w:rPr>
-          <w:rFonts w:ascii="Times New Roman" w:hAnsi="Times New Roman" w:cs="Times New Roman"/>
+        <w:ind w:left="720"/>
+        <w:rPr>
+          <w:rFonts w:ascii="Times New Roman" w:hAnsi="Times New Roman" w:cs="Times New Roman"/>
+          <w:b/>
+          <w:bCs/>
+        </w:rPr>
+      </w:pPr>
+      <w:r>
+        <w:rPr>
+          <w:rFonts w:ascii="Times New Roman" w:hAnsi="Times New Roman" w:cs="Times New Roman"/>
+          <w:b/>
+          <w:bCs/>
         </w:rPr>
         <w:t>3.1 User Management</w:t>
       </w:r>
     </w:p>
     <w:p>
       <w:pPr>
+        <w:pStyle w:val="ListParagraph"/>
+        <w:numPr>
+          <w:ilvl w:val="0"/>
+          <w:numId w:val="12"/>
+        </w:numPr>
         <w:rPr>
           <w:rFonts w:ascii="Times New Roman" w:hAnsi="Times New Roman" w:cs="Times New Roman"/>
         </w:rPr>
@@ -1139,6 +1401,11 @@
     </w:p>
     <w:p>
       <w:pPr>
+        <w:pStyle w:val="ListParagraph"/>
+        <w:numPr>
+          <w:ilvl w:val="0"/>
+          <w:numId w:val="12"/>
+        </w:numPr>
         <w:rPr>
           <w:rFonts w:ascii="Times New Roman" w:hAnsi="Times New Roman" w:cs="Times New Roman"/>
         </w:rPr>
@@ -1152,6 +1419,11 @@
     </w:p>
     <w:p>
       <w:pPr>
+        <w:pStyle w:val="ListParagraph"/>
+        <w:numPr>
+          <w:ilvl w:val="0"/>
+          <w:numId w:val="12"/>
+        </w:numPr>
         <w:rPr>
           <w:rFonts w:ascii="Times New Roman" w:hAnsi="Times New Roman" w:cs="Times New Roman"/>
         </w:rPr>
@@ -1165,6 +1437,11 @@
     </w:p>
     <w:p>
       <w:pPr>
+        <w:pStyle w:val="ListParagraph"/>
+        <w:numPr>
+          <w:ilvl w:val="0"/>
+          <w:numId w:val="12"/>
+        </w:numPr>
         <w:rPr>
           <w:rFonts w:ascii="Times New Roman" w:hAnsi="Times New Roman" w:cs="Times New Roman"/>
         </w:rPr>
@@ -1192,26 +1469,37 @@
     </w:p>
     <w:p>
       <w:pPr>
-        <w:rPr>
-          <w:rFonts w:ascii="Times New Roman" w:hAnsi="Times New Roman" w:cs="Times New Roman"/>
-        </w:rPr>
-      </w:pPr>
-    </w:p>
-    <w:p>
-      <w:pPr>
-        <w:rPr>
-          <w:rFonts w:ascii="Times New Roman" w:hAnsi="Times New Roman" w:cs="Times New Roman"/>
-        </w:rPr>
-      </w:pPr>
-      <w:r>
-        <w:rPr>
-          <w:rFonts w:ascii="Times New Roman" w:hAnsi="Times New Roman" w:cs="Times New Roman"/>
+        <w:ind w:left="720"/>
+        <w:rPr>
+          <w:rFonts w:ascii="Times New Roman" w:hAnsi="Times New Roman" w:cs="Times New Roman"/>
+        </w:rPr>
+      </w:pPr>
+    </w:p>
+    <w:p>
+      <w:pPr>
+        <w:ind w:left="720"/>
+        <w:rPr>
+          <w:rFonts w:ascii="Times New Roman" w:hAnsi="Times New Roman" w:cs="Times New Roman"/>
+          <w:b/>
+          <w:bCs/>
+        </w:rPr>
+      </w:pPr>
+      <w:r>
+        <w:rPr>
+          <w:rFonts w:ascii="Times New Roman" w:hAnsi="Times New Roman" w:cs="Times New Roman"/>
+          <w:b/>
+          <w:bCs/>
         </w:rPr>
         <w:t>3.2 Authentication System</w:t>
       </w:r>
     </w:p>
     <w:p>
       <w:pPr>
+        <w:pStyle w:val="ListParagraph"/>
+        <w:numPr>
+          <w:ilvl w:val="0"/>
+          <w:numId w:val="13"/>
+        </w:numPr>
         <w:rPr>
           <w:rFonts w:ascii="Times New Roman" w:hAnsi="Times New Roman" w:cs="Times New Roman"/>
         </w:rPr>
@@ -1253,6 +1541,11 @@
     </w:p>
     <w:p>
       <w:pPr>
+        <w:pStyle w:val="ListParagraph"/>
+        <w:numPr>
+          <w:ilvl w:val="0"/>
+          <w:numId w:val="13"/>
+        </w:numPr>
         <w:rPr>
           <w:rFonts w:ascii="Times New Roman" w:hAnsi="Times New Roman" w:cs="Times New Roman"/>
         </w:rPr>
@@ -1300,20 +1593,588 @@
     </w:p>
     <w:p>
       <w:pPr>
-        <w:rPr>
-          <w:rFonts w:ascii="Times New Roman" w:hAnsi="Times New Roman" w:cs="Times New Roman"/>
-        </w:rPr>
-      </w:pPr>
-      <w:r>
-        <w:rPr>
-          <w:rFonts w:ascii="Times New Roman" w:hAnsi="Times New Roman" w:cs="Times New Roman"/>
+        <w:pStyle w:val="ListParagraph"/>
+        <w:numPr>
+          <w:ilvl w:val="0"/>
+          <w:numId w:val="13"/>
+        </w:numPr>
+        <w:rPr>
+          <w:rFonts w:ascii="Times New Roman" w:hAnsi="Times New Roman" w:cs="Times New Roman"/>
+        </w:rPr>
+      </w:pPr>
+      <w:r>
+        <w:rPr>
+          <w:rFonts w:ascii="Times New Roman" w:hAnsi="Times New Roman" w:cs="Times New Roman"/>
+        </w:rPr>
+        <w:t>The system shall restrict access based on user roles.</w:t>
+      </w:r>
+    </w:p>
+    <w:p>
+      <w:pPr>
+        <w:pStyle w:val="ListParagraph"/>
+        <w:numPr>
+          <w:ilvl w:val="0"/>
+          <w:numId w:val="13"/>
+        </w:numPr>
+        <w:rPr>
+          <w:rFonts w:ascii="Times New Roman" w:hAnsi="Times New Roman" w:cs="Times New Roman"/>
+        </w:rPr>
+      </w:pPr>
+      <w:r>
+        <w:rPr>
+          <w:rFonts w:ascii="Times New Roman" w:hAnsi="Times New Roman" w:cs="Times New Roman"/>
+        </w:rPr>
+        <w:t xml:space="preserve">The system </w:t>
+      </w:r>
+      <w:proofErr w:type="gramStart"/>
+      <w:r>
+        <w:rPr>
+          <w:rFonts w:ascii="Times New Roman" w:hAnsi="Times New Roman" w:cs="Times New Roman"/>
+        </w:rPr>
+        <w:t>shall</w:t>
+      </w:r>
+      <w:proofErr w:type="gramEnd"/>
+      <w:r>
+        <w:rPr>
+          <w:rFonts w:ascii="Times New Roman" w:hAnsi="Times New Roman" w:cs="Times New Roman"/>
+        </w:rPr>
+        <w:t xml:space="preserve"> not allow users to change their username or password.</w:t>
+      </w:r>
+    </w:p>
+    <w:p>
+      <w:pPr>
+        <w:rPr>
+          <w:rFonts w:ascii="Times New Roman" w:hAnsi="Times New Roman" w:cs="Times New Roman"/>
+        </w:rPr>
+      </w:pPr>
+    </w:p>
+    <w:p>
+      <w:pPr>
+        <w:ind w:left="720"/>
+        <w:rPr>
+          <w:rFonts w:ascii="Times New Roman" w:hAnsi="Times New Roman" w:cs="Times New Roman"/>
+          <w:b/>
+          <w:bCs/>
+        </w:rPr>
+      </w:pPr>
+    </w:p>
+    <w:p>
+      <w:pPr>
+        <w:ind w:left="720"/>
+        <w:rPr>
+          <w:rFonts w:ascii="Times New Roman" w:hAnsi="Times New Roman" w:cs="Times New Roman"/>
+          <w:b/>
+          <w:bCs/>
+        </w:rPr>
+      </w:pPr>
+      <w:r>
+        <w:rPr>
+          <w:rFonts w:ascii="Times New Roman" w:hAnsi="Times New Roman" w:cs="Times New Roman"/>
+          <w:b/>
+          <w:bCs/>
+        </w:rPr>
+        <w:t>3.3 Class Management</w:t>
+      </w:r>
+    </w:p>
+    <w:p>
+      <w:pPr>
+        <w:pStyle w:val="ListParagraph"/>
+        <w:numPr>
+          <w:ilvl w:val="0"/>
+          <w:numId w:val="14"/>
+        </w:numPr>
+        <w:rPr>
+          <w:rFonts w:ascii="Times New Roman" w:hAnsi="Times New Roman" w:cs="Times New Roman"/>
+        </w:rPr>
+      </w:pPr>
+      <w:r>
+        <w:rPr>
+          <w:rFonts w:ascii="Times New Roman" w:hAnsi="Times New Roman" w:cs="Times New Roman"/>
+        </w:rPr>
+        <w:t>The system shall allow Admin and IT Section to create and manage classes (Grade 6–11).</w:t>
+      </w:r>
+    </w:p>
+    <w:p>
+      <w:pPr>
+        <w:pStyle w:val="ListParagraph"/>
+        <w:numPr>
+          <w:ilvl w:val="0"/>
+          <w:numId w:val="14"/>
+        </w:numPr>
+        <w:rPr>
+          <w:rFonts w:ascii="Times New Roman" w:hAnsi="Times New Roman" w:cs="Times New Roman"/>
+        </w:rPr>
+      </w:pPr>
+      <w:r>
+        <w:rPr>
+          <w:rFonts w:ascii="Times New Roman" w:hAnsi="Times New Roman" w:cs="Times New Roman"/>
+        </w:rPr>
+        <w:t xml:space="preserve">The </w:t>
+      </w:r>
+      <w:proofErr w:type="gramStart"/>
+      <w:r>
+        <w:rPr>
+          <w:rFonts w:ascii="Times New Roman" w:hAnsi="Times New Roman" w:cs="Times New Roman"/>
+        </w:rPr>
+        <w:t>system shall</w:t>
+      </w:r>
+      <w:proofErr w:type="gramEnd"/>
+      <w:r>
+        <w:rPr>
+          <w:rFonts w:ascii="Times New Roman" w:hAnsi="Times New Roman" w:cs="Times New Roman"/>
+        </w:rPr>
+        <w:t xml:space="preserve"> allow assignment of students to classes manually.</w:t>
+      </w:r>
+    </w:p>
+    <w:p>
+      <w:pPr>
+        <w:pStyle w:val="ListParagraph"/>
+        <w:numPr>
+          <w:ilvl w:val="0"/>
+          <w:numId w:val="14"/>
+        </w:numPr>
+        <w:rPr>
+          <w:rFonts w:ascii="Times New Roman" w:hAnsi="Times New Roman" w:cs="Times New Roman"/>
+        </w:rPr>
+      </w:pPr>
+      <w:r>
+        <w:rPr>
+          <w:rFonts w:ascii="Times New Roman" w:hAnsi="Times New Roman" w:cs="Times New Roman"/>
+        </w:rPr>
+        <w:t>The system shall allow viewing of class details and student lists.</w:t>
+      </w:r>
+    </w:p>
+    <w:p>
+      <w:pPr>
+        <w:ind w:left="720"/>
+        <w:rPr>
+          <w:rFonts w:ascii="Times New Roman" w:hAnsi="Times New Roman" w:cs="Times New Roman"/>
+        </w:rPr>
+      </w:pPr>
+    </w:p>
+    <w:p>
+      <w:pPr>
+        <w:ind w:left="720"/>
+        <w:rPr>
+          <w:rFonts w:ascii="Times New Roman" w:hAnsi="Times New Roman" w:cs="Times New Roman"/>
+          <w:b/>
+          <w:bCs/>
+        </w:rPr>
+      </w:pPr>
+      <w:r>
+        <w:rPr>
+          <w:rFonts w:ascii="Times New Roman" w:hAnsi="Times New Roman" w:cs="Times New Roman"/>
+          <w:b/>
+          <w:bCs/>
+        </w:rPr>
+        <w:t>3.4 Subject Management</w:t>
+      </w:r>
+    </w:p>
+    <w:p>
+      <w:pPr>
+        <w:pStyle w:val="ListParagraph"/>
+        <w:numPr>
+          <w:ilvl w:val="0"/>
+          <w:numId w:val="15"/>
+        </w:numPr>
+        <w:rPr>
+          <w:rFonts w:ascii="Times New Roman" w:hAnsi="Times New Roman" w:cs="Times New Roman"/>
+        </w:rPr>
+      </w:pPr>
+      <w:r>
+        <w:rPr>
+          <w:rFonts w:ascii="Times New Roman" w:hAnsi="Times New Roman" w:cs="Times New Roman"/>
+        </w:rPr>
+        <w:t>The system shall allow creation and assignment of subjects to classes.</w:t>
+      </w:r>
+    </w:p>
+    <w:p>
+      <w:pPr>
+        <w:pStyle w:val="ListParagraph"/>
+        <w:numPr>
+          <w:ilvl w:val="0"/>
+          <w:numId w:val="15"/>
+        </w:numPr>
+        <w:rPr>
+          <w:rFonts w:ascii="Times New Roman" w:hAnsi="Times New Roman" w:cs="Times New Roman"/>
+        </w:rPr>
+      </w:pPr>
+      <w:r>
+        <w:rPr>
+          <w:rFonts w:ascii="Times New Roman" w:hAnsi="Times New Roman" w:cs="Times New Roman"/>
+        </w:rPr>
+        <w:t>The system shall allow assigning teachers to subjects.</w:t>
+      </w:r>
+    </w:p>
+    <w:p>
+      <w:pPr>
+        <w:pStyle w:val="ListParagraph"/>
+        <w:numPr>
+          <w:ilvl w:val="0"/>
+          <w:numId w:val="15"/>
+        </w:numPr>
+        <w:rPr>
+          <w:rFonts w:ascii="Times New Roman" w:hAnsi="Times New Roman" w:cs="Times New Roman"/>
+        </w:rPr>
+      </w:pPr>
+      <w:r>
+        <w:rPr>
+          <w:rFonts w:ascii="Times New Roman" w:hAnsi="Times New Roman" w:cs="Times New Roman"/>
+        </w:rPr>
+        <w:t>The system shall support Sinhala and English medium subjects.</w:t>
+      </w:r>
+    </w:p>
+    <w:p>
+      <w:pPr>
+        <w:rPr>
+          <w:rFonts w:ascii="Times New Roman" w:hAnsi="Times New Roman" w:cs="Times New Roman"/>
+        </w:rPr>
+      </w:pPr>
+    </w:p>
+    <w:p>
+      <w:pPr>
+        <w:ind w:left="720"/>
+        <w:rPr>
+          <w:rFonts w:ascii="Times New Roman" w:hAnsi="Times New Roman" w:cs="Times New Roman"/>
+          <w:b/>
+          <w:bCs/>
+        </w:rPr>
+      </w:pPr>
+      <w:r>
+        <w:rPr>
+          <w:rFonts w:ascii="Times New Roman" w:hAnsi="Times New Roman" w:cs="Times New Roman"/>
+          <w:b/>
+          <w:bCs/>
+        </w:rPr>
+        <w:t>3.5 Marks Management</w:t>
+      </w:r>
+    </w:p>
+    <w:p>
+      <w:pPr>
+        <w:pStyle w:val="ListParagraph"/>
+        <w:numPr>
+          <w:ilvl w:val="0"/>
+          <w:numId w:val="16"/>
+        </w:numPr>
+        <w:rPr>
+          <w:rFonts w:ascii="Times New Roman" w:hAnsi="Times New Roman" w:cs="Times New Roman"/>
+        </w:rPr>
+      </w:pPr>
+      <w:r>
+        <w:rPr>
+          <w:rFonts w:ascii="Times New Roman" w:hAnsi="Times New Roman" w:cs="Times New Roman"/>
+        </w:rPr>
+        <w:t xml:space="preserve">The </w:t>
+      </w:r>
+      <w:proofErr w:type="gramStart"/>
+      <w:r>
+        <w:rPr>
+          <w:rFonts w:ascii="Times New Roman" w:hAnsi="Times New Roman" w:cs="Times New Roman"/>
+        </w:rPr>
+        <w:t>system shall</w:t>
+      </w:r>
+      <w:proofErr w:type="gramEnd"/>
+      <w:r>
+        <w:rPr>
+          <w:rFonts w:ascii="Times New Roman" w:hAnsi="Times New Roman" w:cs="Times New Roman"/>
+        </w:rPr>
+        <w:t xml:space="preserve"> allow teachers to upload student marks.</w:t>
+      </w:r>
+    </w:p>
+    <w:p>
+      <w:pPr>
+        <w:pStyle w:val="ListParagraph"/>
+        <w:numPr>
+          <w:ilvl w:val="0"/>
+          <w:numId w:val="16"/>
+        </w:numPr>
+        <w:rPr>
+          <w:rFonts w:ascii="Times New Roman" w:hAnsi="Times New Roman" w:cs="Times New Roman"/>
+        </w:rPr>
+      </w:pPr>
+      <w:r>
+        <w:rPr>
+          <w:rFonts w:ascii="Times New Roman" w:hAnsi="Times New Roman" w:cs="Times New Roman"/>
+        </w:rPr>
+        <w:t>The system shall allow students to view their marks.</w:t>
+      </w:r>
+    </w:p>
+    <w:p>
+      <w:pPr>
+        <w:pStyle w:val="ListParagraph"/>
+        <w:numPr>
+          <w:ilvl w:val="0"/>
+          <w:numId w:val="16"/>
+        </w:numPr>
+        <w:rPr>
+          <w:rFonts w:ascii="Times New Roman" w:hAnsi="Times New Roman" w:cs="Times New Roman"/>
+        </w:rPr>
+      </w:pPr>
+      <w:r>
+        <w:rPr>
+          <w:rFonts w:ascii="Times New Roman" w:hAnsi="Times New Roman" w:cs="Times New Roman"/>
+        </w:rPr>
+        <w:t>The system shall store term-based marks (Term 1, Term 2, Term 3).</w:t>
+      </w:r>
+    </w:p>
+    <w:p>
+      <w:pPr>
+        <w:pStyle w:val="ListParagraph"/>
+        <w:numPr>
+          <w:ilvl w:val="0"/>
+          <w:numId w:val="16"/>
+        </w:numPr>
+        <w:rPr>
+          <w:rFonts w:ascii="Times New Roman" w:hAnsi="Times New Roman" w:cs="Times New Roman"/>
+        </w:rPr>
+      </w:pPr>
+      <w:r>
+        <w:rPr>
+          <w:rFonts w:ascii="Times New Roman" w:hAnsi="Times New Roman" w:cs="Times New Roman"/>
+        </w:rPr>
+        <w:t>The system shall calculate and display performance reports.</w:t>
+      </w:r>
+    </w:p>
+    <w:p>
+      <w:pPr>
+        <w:ind w:left="720"/>
+        <w:rPr>
+          <w:rFonts w:ascii="Times New Roman" w:hAnsi="Times New Roman" w:cs="Times New Roman"/>
+        </w:rPr>
+      </w:pPr>
+    </w:p>
+    <w:p>
+      <w:pPr>
+        <w:ind w:left="720"/>
+        <w:rPr>
+          <w:rFonts w:ascii="Times New Roman" w:hAnsi="Times New Roman" w:cs="Times New Roman"/>
+          <w:b/>
+          <w:bCs/>
+        </w:rPr>
+      </w:pPr>
+      <w:r>
+        <w:rPr>
+          <w:rFonts w:ascii="Times New Roman" w:hAnsi="Times New Roman" w:cs="Times New Roman"/>
+          <w:b/>
+          <w:bCs/>
         </w:rPr>
         <w:lastRenderedPageBreak/>
-        <w:t>The system shall restrict access based on user roles.</w:t>
-      </w:r>
-    </w:p>
-    <w:p>
-      <w:pPr>
+        <w:t>3.6 Study Material Management</w:t>
+      </w:r>
+    </w:p>
+    <w:p>
+      <w:pPr>
+        <w:pStyle w:val="ListParagraph"/>
+        <w:numPr>
+          <w:ilvl w:val="0"/>
+          <w:numId w:val="17"/>
+        </w:numPr>
+        <w:rPr>
+          <w:rFonts w:ascii="Times New Roman" w:hAnsi="Times New Roman" w:cs="Times New Roman"/>
+        </w:rPr>
+      </w:pPr>
+      <w:r>
+        <w:rPr>
+          <w:rFonts w:ascii="Times New Roman" w:hAnsi="Times New Roman" w:cs="Times New Roman"/>
+        </w:rPr>
+        <w:t xml:space="preserve">The </w:t>
+      </w:r>
+      <w:proofErr w:type="gramStart"/>
+      <w:r>
+        <w:rPr>
+          <w:rFonts w:ascii="Times New Roman" w:hAnsi="Times New Roman" w:cs="Times New Roman"/>
+        </w:rPr>
+        <w:t>system shall</w:t>
+      </w:r>
+      <w:proofErr w:type="gramEnd"/>
+      <w:r>
+        <w:rPr>
+          <w:rFonts w:ascii="Times New Roman" w:hAnsi="Times New Roman" w:cs="Times New Roman"/>
+        </w:rPr>
+        <w:t xml:space="preserve"> allow teachers to upload study materials in PDF format.</w:t>
+      </w:r>
+    </w:p>
+    <w:p>
+      <w:pPr>
+        <w:pStyle w:val="ListParagraph"/>
+        <w:numPr>
+          <w:ilvl w:val="0"/>
+          <w:numId w:val="17"/>
+        </w:numPr>
+        <w:rPr>
+          <w:rFonts w:ascii="Times New Roman" w:hAnsi="Times New Roman" w:cs="Times New Roman"/>
+        </w:rPr>
+      </w:pPr>
+      <w:r>
+        <w:rPr>
+          <w:rFonts w:ascii="Times New Roman" w:hAnsi="Times New Roman" w:cs="Times New Roman"/>
+        </w:rPr>
+        <w:t xml:space="preserve">The </w:t>
+      </w:r>
+      <w:proofErr w:type="gramStart"/>
+      <w:r>
+        <w:rPr>
+          <w:rFonts w:ascii="Times New Roman" w:hAnsi="Times New Roman" w:cs="Times New Roman"/>
+        </w:rPr>
+        <w:t>system shall</w:t>
+      </w:r>
+      <w:proofErr w:type="gramEnd"/>
+      <w:r>
+        <w:rPr>
+          <w:rFonts w:ascii="Times New Roman" w:hAnsi="Times New Roman" w:cs="Times New Roman"/>
+        </w:rPr>
+        <w:t xml:space="preserve"> allow teachers to add YouTube video links.</w:t>
+      </w:r>
+    </w:p>
+    <w:p>
+      <w:pPr>
+        <w:pStyle w:val="ListParagraph"/>
+        <w:numPr>
+          <w:ilvl w:val="0"/>
+          <w:numId w:val="17"/>
+        </w:numPr>
+        <w:rPr>
+          <w:rFonts w:ascii="Times New Roman" w:hAnsi="Times New Roman" w:cs="Times New Roman"/>
+        </w:rPr>
+      </w:pPr>
+      <w:r>
+        <w:rPr>
+          <w:rFonts w:ascii="Times New Roman" w:hAnsi="Times New Roman" w:cs="Times New Roman"/>
+        </w:rPr>
+        <w:t>The system shall allow students to download and view study materials.</w:t>
+      </w:r>
+    </w:p>
+    <w:p>
+      <w:pPr>
+        <w:ind w:left="720"/>
+        <w:rPr>
+          <w:rFonts w:ascii="Times New Roman" w:hAnsi="Times New Roman" w:cs="Times New Roman"/>
+        </w:rPr>
+      </w:pPr>
+    </w:p>
+    <w:p>
+      <w:pPr>
+        <w:ind w:left="720"/>
+        <w:rPr>
+          <w:rFonts w:ascii="Times New Roman" w:hAnsi="Times New Roman" w:cs="Times New Roman"/>
+          <w:b/>
+          <w:bCs/>
+        </w:rPr>
+      </w:pPr>
+      <w:r>
+        <w:rPr>
+          <w:rFonts w:ascii="Times New Roman" w:hAnsi="Times New Roman" w:cs="Times New Roman"/>
+          <w:b/>
+          <w:bCs/>
+        </w:rPr>
+        <w:t>3.7 Report Generation</w:t>
+      </w:r>
+    </w:p>
+    <w:p>
+      <w:pPr>
+        <w:pStyle w:val="ListParagraph"/>
+        <w:numPr>
+          <w:ilvl w:val="1"/>
+          <w:numId w:val="19"/>
+        </w:numPr>
+        <w:rPr>
+          <w:rFonts w:ascii="Times New Roman" w:hAnsi="Times New Roman" w:cs="Times New Roman"/>
+        </w:rPr>
+      </w:pPr>
+      <w:r>
+        <w:rPr>
+          <w:rFonts w:ascii="Times New Roman" w:hAnsi="Times New Roman" w:cs="Times New Roman"/>
+        </w:rPr>
+        <w:t>The system shall generate student performance reports.</w:t>
+      </w:r>
+    </w:p>
+    <w:p>
+      <w:pPr>
+        <w:pStyle w:val="ListParagraph"/>
+        <w:numPr>
+          <w:ilvl w:val="1"/>
+          <w:numId w:val="19"/>
+        </w:numPr>
+        <w:rPr>
+          <w:rFonts w:ascii="Times New Roman" w:hAnsi="Times New Roman" w:cs="Times New Roman"/>
+        </w:rPr>
+      </w:pPr>
+      <w:r>
+        <w:rPr>
+          <w:rFonts w:ascii="Times New Roman" w:hAnsi="Times New Roman" w:cs="Times New Roman"/>
+        </w:rPr>
+        <w:t>The system shall generate class-wise academic reports.</w:t>
+      </w:r>
+    </w:p>
+    <w:p>
+      <w:pPr>
+        <w:pStyle w:val="ListParagraph"/>
+        <w:numPr>
+          <w:ilvl w:val="1"/>
+          <w:numId w:val="19"/>
+        </w:numPr>
+        <w:rPr>
+          <w:rFonts w:ascii="Times New Roman" w:hAnsi="Times New Roman" w:cs="Times New Roman"/>
+        </w:rPr>
+      </w:pPr>
+      <w:r>
+        <w:rPr>
+          <w:rFonts w:ascii="Times New Roman" w:hAnsi="Times New Roman" w:cs="Times New Roman"/>
+        </w:rPr>
+        <w:t>The system shall generate overall school reports for Admin and IT Section.</w:t>
+      </w:r>
+    </w:p>
+    <w:p>
+      <w:pPr>
+        <w:pStyle w:val="ListParagraph"/>
+        <w:numPr>
+          <w:ilvl w:val="1"/>
+          <w:numId w:val="19"/>
+        </w:numPr>
+        <w:rPr>
+          <w:rFonts w:ascii="Times New Roman" w:hAnsi="Times New Roman" w:cs="Times New Roman"/>
+        </w:rPr>
+      </w:pPr>
+      <w:r>
+        <w:rPr>
+          <w:rFonts w:ascii="Times New Roman" w:hAnsi="Times New Roman" w:cs="Times New Roman"/>
+        </w:rPr>
+        <w:t>The system shall allow students to view reports for parent reference.</w:t>
+      </w:r>
+    </w:p>
+    <w:p>
+      <w:pPr>
+        <w:ind w:left="720"/>
+        <w:rPr>
+          <w:rFonts w:ascii="Times New Roman" w:hAnsi="Times New Roman" w:cs="Times New Roman"/>
+        </w:rPr>
+      </w:pPr>
+    </w:p>
+    <w:p>
+      <w:pPr>
+        <w:ind w:left="720"/>
+        <w:rPr>
+          <w:rFonts w:ascii="Times New Roman" w:hAnsi="Times New Roman" w:cs="Times New Roman"/>
+          <w:b/>
+          <w:bCs/>
+        </w:rPr>
+      </w:pPr>
+      <w:r>
+        <w:rPr>
+          <w:rFonts w:ascii="Times New Roman" w:hAnsi="Times New Roman" w:cs="Times New Roman"/>
+          <w:b/>
+          <w:bCs/>
+        </w:rPr>
+        <w:t>3.8 School Website Management</w:t>
+      </w:r>
+    </w:p>
+    <w:p>
+      <w:pPr>
+        <w:pStyle w:val="ListParagraph"/>
+        <w:numPr>
+          <w:ilvl w:val="0"/>
+          <w:numId w:val="20"/>
+        </w:numPr>
         <w:rPr>
           <w:rFonts w:ascii="Times New Roman" w:hAnsi="Times New Roman" w:cs="Times New Roman"/>
         </w:rPr>
@@ -1336,44 +2197,30 @@
         <w:rPr>
           <w:rFonts w:ascii="Times New Roman" w:hAnsi="Times New Roman" w:cs="Times New Roman"/>
         </w:rPr>
-        <w:t xml:space="preserve"> not allow users to change their username or password.</w:t>
-      </w:r>
-    </w:p>
-    <w:p>
-      <w:pPr>
-        <w:rPr>
-          <w:rFonts w:ascii="Times New Roman" w:hAnsi="Times New Roman" w:cs="Times New Roman"/>
-        </w:rPr>
-      </w:pPr>
-    </w:p>
-    <w:p>
-      <w:pPr>
-        <w:rPr>
-          <w:rFonts w:ascii="Times New Roman" w:hAnsi="Times New Roman" w:cs="Times New Roman"/>
-        </w:rPr>
-      </w:pPr>
-      <w:r>
-        <w:rPr>
-          <w:rFonts w:ascii="Times New Roman" w:hAnsi="Times New Roman" w:cs="Times New Roman"/>
-        </w:rPr>
-        <w:t>3.3 Class Management</w:t>
-      </w:r>
-    </w:p>
-    <w:p>
-      <w:pPr>
-        <w:rPr>
-          <w:rFonts w:ascii="Times New Roman" w:hAnsi="Times New Roman" w:cs="Times New Roman"/>
-        </w:rPr>
-      </w:pPr>
-      <w:r>
-        <w:rPr>
-          <w:rFonts w:ascii="Times New Roman" w:hAnsi="Times New Roman" w:cs="Times New Roman"/>
-        </w:rPr>
-        <w:t>The system shall allow Admin and IT Section to create and manage classes (Grade 6–11).</w:t>
-      </w:r>
-    </w:p>
-    <w:p>
-      <w:pPr>
+        <w:t xml:space="preserve"> provide a </w:t>
+      </w:r>
+      <w:proofErr w:type="gramStart"/>
+      <w:r>
+        <w:rPr>
+          <w:rFonts w:ascii="Times New Roman" w:hAnsi="Times New Roman" w:cs="Times New Roman"/>
+        </w:rPr>
+        <w:t>public school</w:t>
+      </w:r>
+      <w:proofErr w:type="gramEnd"/>
+      <w:r>
+        <w:rPr>
+          <w:rFonts w:ascii="Times New Roman" w:hAnsi="Times New Roman" w:cs="Times New Roman"/>
+        </w:rPr>
+        <w:t xml:space="preserve"> website.</w:t>
+      </w:r>
+    </w:p>
+    <w:p>
+      <w:pPr>
+        <w:pStyle w:val="ListParagraph"/>
+        <w:numPr>
+          <w:ilvl w:val="0"/>
+          <w:numId w:val="20"/>
+        </w:numPr>
         <w:rPr>
           <w:rFonts w:ascii="Times New Roman" w:hAnsi="Times New Roman" w:cs="Times New Roman"/>
         </w:rPr>
@@ -1396,370 +2243,824 @@
         <w:rPr>
           <w:rFonts w:ascii="Times New Roman" w:hAnsi="Times New Roman" w:cs="Times New Roman"/>
         </w:rPr>
-        <w:t xml:space="preserve"> allow assignment of students to classes manually.</w:t>
-      </w:r>
-    </w:p>
-    <w:p>
-      <w:pPr>
-        <w:rPr>
-          <w:rFonts w:ascii="Times New Roman" w:hAnsi="Times New Roman" w:cs="Times New Roman"/>
-        </w:rPr>
-      </w:pPr>
-      <w:r>
-        <w:rPr>
-          <w:rFonts w:ascii="Times New Roman" w:hAnsi="Times New Roman" w:cs="Times New Roman"/>
-        </w:rPr>
-        <w:t>The system shall allow viewing of class details and student lists.</w:t>
-      </w:r>
-    </w:p>
-    <w:p>
-      <w:pPr>
-        <w:rPr>
-          <w:rFonts w:ascii="Times New Roman" w:hAnsi="Times New Roman" w:cs="Times New Roman"/>
-        </w:rPr>
-      </w:pPr>
-    </w:p>
-    <w:p>
-      <w:pPr>
-        <w:rPr>
-          <w:rFonts w:ascii="Times New Roman" w:hAnsi="Times New Roman" w:cs="Times New Roman"/>
-        </w:rPr>
-      </w:pPr>
-      <w:r>
-        <w:rPr>
-          <w:rFonts w:ascii="Times New Roman" w:hAnsi="Times New Roman" w:cs="Times New Roman"/>
-        </w:rPr>
-        <w:t>3.4 Subject Management</w:t>
-      </w:r>
-    </w:p>
-    <w:p>
-      <w:pPr>
-        <w:rPr>
-          <w:rFonts w:ascii="Times New Roman" w:hAnsi="Times New Roman" w:cs="Times New Roman"/>
-        </w:rPr>
-      </w:pPr>
-      <w:r>
-        <w:rPr>
-          <w:rFonts w:ascii="Times New Roman" w:hAnsi="Times New Roman" w:cs="Times New Roman"/>
-        </w:rPr>
-        <w:t>The system shall allow creation and assignment of subjects to classes.</w:t>
-      </w:r>
-    </w:p>
-    <w:p>
-      <w:pPr>
-        <w:rPr>
-          <w:rFonts w:ascii="Times New Roman" w:hAnsi="Times New Roman" w:cs="Times New Roman"/>
-        </w:rPr>
-      </w:pPr>
-      <w:r>
-        <w:rPr>
-          <w:rFonts w:ascii="Times New Roman" w:hAnsi="Times New Roman" w:cs="Times New Roman"/>
-        </w:rPr>
-        <w:t>The system shall allow assigning teachers to subjects.</w:t>
-      </w:r>
-    </w:p>
-    <w:p>
-      <w:pPr>
-        <w:rPr>
-          <w:rFonts w:ascii="Times New Roman" w:hAnsi="Times New Roman" w:cs="Times New Roman"/>
-        </w:rPr>
-      </w:pPr>
-      <w:r>
-        <w:rPr>
-          <w:rFonts w:ascii="Times New Roman" w:hAnsi="Times New Roman" w:cs="Times New Roman"/>
-        </w:rPr>
-        <w:t>The system shall support Sinhala and English medium subjects.</w:t>
-      </w:r>
-    </w:p>
-    <w:p>
-      <w:pPr>
-        <w:rPr>
-          <w:rFonts w:ascii="Times New Roman" w:hAnsi="Times New Roman" w:cs="Times New Roman"/>
-        </w:rPr>
-      </w:pPr>
-    </w:p>
-    <w:p>
-      <w:pPr>
-        <w:rPr>
-          <w:rFonts w:ascii="Times New Roman" w:hAnsi="Times New Roman" w:cs="Times New Roman"/>
-        </w:rPr>
-      </w:pPr>
-    </w:p>
-    <w:p>
-      <w:pPr>
-        <w:rPr>
-          <w:rFonts w:ascii="Times New Roman" w:hAnsi="Times New Roman" w:cs="Times New Roman"/>
-        </w:rPr>
-      </w:pPr>
-    </w:p>
-    <w:p>
-      <w:pPr>
-        <w:rPr>
-          <w:rFonts w:ascii="Times New Roman" w:hAnsi="Times New Roman" w:cs="Times New Roman"/>
-        </w:rPr>
-      </w:pPr>
-    </w:p>
-    <w:p>
-      <w:pPr>
-        <w:rPr>
-          <w:rFonts w:ascii="Times New Roman" w:hAnsi="Times New Roman" w:cs="Times New Roman"/>
-        </w:rPr>
-      </w:pPr>
-      <w:r>
-        <w:rPr>
-          <w:rFonts w:ascii="Times New Roman" w:hAnsi="Times New Roman" w:cs="Times New Roman"/>
-        </w:rPr>
-        <w:t>3.5 Marks Management</w:t>
-      </w:r>
-    </w:p>
-    <w:p>
-      <w:pPr>
-        <w:rPr>
-          <w:rFonts w:ascii="Times New Roman" w:hAnsi="Times New Roman" w:cs="Times New Roman"/>
-        </w:rPr>
-      </w:pPr>
-      <w:r>
-        <w:rPr>
-          <w:rFonts w:ascii="Times New Roman" w:hAnsi="Times New Roman" w:cs="Times New Roman"/>
-        </w:rPr>
-        <w:t xml:space="preserve">The </w:t>
+        <w:t xml:space="preserve"> display pages such as Home, Academic, Sports, Events, and Contact.</w:t>
+      </w:r>
+    </w:p>
+    <w:p>
+      <w:pPr>
+        <w:pStyle w:val="ListParagraph"/>
+        <w:numPr>
+          <w:ilvl w:val="0"/>
+          <w:numId w:val="20"/>
+        </w:numPr>
+        <w:rPr>
+          <w:rFonts w:ascii="Times New Roman" w:hAnsi="Times New Roman" w:cs="Times New Roman"/>
+        </w:rPr>
+      </w:pPr>
+      <w:r>
+        <w:rPr>
+          <w:rFonts w:ascii="Times New Roman" w:hAnsi="Times New Roman" w:cs="Times New Roman"/>
+        </w:rPr>
+        <w:t>The system shall allow IT Section to update website content.</w:t>
+      </w:r>
+    </w:p>
+    <w:p>
+      <w:pPr>
+        <w:rPr>
+          <w:rFonts w:ascii="Times New Roman" w:hAnsi="Times New Roman" w:cs="Times New Roman"/>
+        </w:rPr>
+      </w:pPr>
+    </w:p>
+    <w:p>
+      <w:pPr>
+        <w:ind w:left="720"/>
+        <w:rPr>
+          <w:rFonts w:ascii="Times New Roman" w:hAnsi="Times New Roman" w:cs="Times New Roman"/>
+          <w:b/>
+          <w:bCs/>
+        </w:rPr>
+      </w:pPr>
+      <w:r>
+        <w:rPr>
+          <w:rFonts w:ascii="Times New Roman" w:hAnsi="Times New Roman" w:cs="Times New Roman"/>
+          <w:b/>
+          <w:bCs/>
+        </w:rPr>
+        <w:t>3.9 Student Profile Management</w:t>
+      </w:r>
+    </w:p>
+    <w:p>
+      <w:pPr>
+        <w:pStyle w:val="ListParagraph"/>
+        <w:numPr>
+          <w:ilvl w:val="0"/>
+          <w:numId w:val="21"/>
+        </w:numPr>
+        <w:rPr>
+          <w:rFonts w:ascii="Times New Roman" w:hAnsi="Times New Roman" w:cs="Times New Roman"/>
+        </w:rPr>
+      </w:pPr>
+      <w:r>
+        <w:rPr>
+          <w:rFonts w:ascii="Times New Roman" w:hAnsi="Times New Roman" w:cs="Times New Roman"/>
+        </w:rPr>
+        <w:t>The system shall allow students to view their profiles.</w:t>
+      </w:r>
+    </w:p>
+    <w:p>
+      <w:pPr>
+        <w:pStyle w:val="ListParagraph"/>
+        <w:numPr>
+          <w:ilvl w:val="0"/>
+          <w:numId w:val="21"/>
+        </w:numPr>
+        <w:rPr>
+          <w:rFonts w:ascii="Times New Roman" w:hAnsi="Times New Roman" w:cs="Times New Roman"/>
+        </w:rPr>
+      </w:pPr>
+      <w:r>
+        <w:rPr>
+          <w:rFonts w:ascii="Times New Roman" w:hAnsi="Times New Roman" w:cs="Times New Roman"/>
+        </w:rPr>
+        <w:t>The system shall allow Admin/T</w:t>
+      </w:r>
+      <w:r>
+        <w:rPr>
+          <w:rFonts w:ascii="Times New Roman" w:hAnsi="Times New Roman" w:cs="Times New Roman"/>
+        </w:rPr>
+        <w:t>echnical Officer</w:t>
+      </w:r>
+      <w:r>
+        <w:rPr>
+          <w:rFonts w:ascii="Times New Roman" w:hAnsi="Times New Roman" w:cs="Times New Roman"/>
+        </w:rPr>
+        <w:t xml:space="preserve"> to update student information.</w:t>
+      </w:r>
+    </w:p>
+    <w:p>
+      <w:pPr>
+        <w:pStyle w:val="ListParagraph"/>
+        <w:numPr>
+          <w:ilvl w:val="0"/>
+          <w:numId w:val="21"/>
+        </w:numPr>
+        <w:rPr>
+          <w:rFonts w:ascii="Times New Roman" w:hAnsi="Times New Roman" w:cs="Times New Roman"/>
+        </w:rPr>
+      </w:pPr>
+      <w:r>
+        <w:rPr>
+          <w:rFonts w:ascii="Times New Roman" w:hAnsi="Times New Roman" w:cs="Times New Roman"/>
+        </w:rPr>
+        <w:t>The system shall store student academic details securely.</w:t>
+      </w:r>
+    </w:p>
+    <w:p>
+      <w:pPr>
+        <w:rPr>
+          <w:rFonts w:ascii="Times New Roman" w:hAnsi="Times New Roman" w:cs="Times New Roman"/>
+        </w:rPr>
+      </w:pPr>
+    </w:p>
+    <w:p>
+      <w:pPr>
+        <w:ind w:left="720"/>
+        <w:rPr>
+          <w:rFonts w:ascii="Times New Roman" w:hAnsi="Times New Roman" w:cs="Times New Roman"/>
+          <w:b/>
+          <w:bCs/>
+        </w:rPr>
+      </w:pPr>
+      <w:r>
+        <w:rPr>
+          <w:rFonts w:ascii="Times New Roman" w:hAnsi="Times New Roman" w:cs="Times New Roman"/>
+          <w:b/>
+          <w:bCs/>
+        </w:rPr>
+        <w:t>3.10 External Integration</w:t>
+      </w:r>
+    </w:p>
+    <w:p>
+      <w:pPr>
+        <w:pStyle w:val="ListParagraph"/>
+        <w:numPr>
+          <w:ilvl w:val="0"/>
+          <w:numId w:val="22"/>
+        </w:numPr>
+        <w:rPr>
+          <w:rFonts w:ascii="Times New Roman" w:hAnsi="Times New Roman" w:cs="Times New Roman"/>
+        </w:rPr>
+      </w:pPr>
+      <w:r>
+        <w:rPr>
+          <w:rFonts w:ascii="Times New Roman" w:hAnsi="Times New Roman" w:cs="Times New Roman"/>
+        </w:rPr>
+        <w:t>The system shall support embedding YouTube videos.</w:t>
+      </w:r>
+    </w:p>
+    <w:p>
+      <w:pPr>
+        <w:pStyle w:val="ListParagraph"/>
+        <w:numPr>
+          <w:ilvl w:val="0"/>
+          <w:numId w:val="22"/>
+        </w:numPr>
+        <w:rPr>
+          <w:rFonts w:ascii="Times New Roman" w:hAnsi="Times New Roman" w:cs="Times New Roman"/>
+        </w:rPr>
+      </w:pPr>
+      <w:r>
+        <w:rPr>
+          <w:rFonts w:ascii="Times New Roman" w:hAnsi="Times New Roman" w:cs="Times New Roman"/>
+        </w:rPr>
+        <w:t>The system shall support PDF document uploads and downloads.</w:t>
+      </w:r>
+    </w:p>
+    <w:p>
+      <w:pPr>
+        <w:rPr>
+          <w:rFonts w:ascii="Times New Roman" w:hAnsi="Times New Roman" w:cs="Times New Roman"/>
+        </w:rPr>
+      </w:pPr>
+    </w:p>
+    <w:p>
+      <w:pPr>
+        <w:rPr>
+          <w:rFonts w:ascii="Times New Roman" w:hAnsi="Times New Roman" w:cs="Times New Roman"/>
+        </w:rPr>
+      </w:pPr>
+    </w:p>
+    <w:p>
+      <w:pPr>
+        <w:rPr>
+          <w:rFonts w:ascii="Times New Roman" w:hAnsi="Times New Roman" w:cs="Times New Roman"/>
+        </w:rPr>
+      </w:pPr>
+    </w:p>
+    <w:p>
+      <w:pPr>
+        <w:rPr>
+          <w:rFonts w:ascii="Times New Roman" w:hAnsi="Times New Roman" w:cs="Times New Roman"/>
+        </w:rPr>
+      </w:pPr>
+    </w:p>
+    <w:p>
+      <w:pPr>
+        <w:rPr>
+          <w:rFonts w:ascii="Times New Roman" w:hAnsi="Times New Roman" w:cs="Times New Roman"/>
+        </w:rPr>
+      </w:pPr>
+    </w:p>
+    <w:p>
+      <w:pPr>
+        <w:rPr>
+          <w:rFonts w:ascii="Times New Roman" w:hAnsi="Times New Roman" w:cs="Times New Roman"/>
+        </w:rPr>
+      </w:pPr>
+    </w:p>
+    <w:p>
+      <w:pPr>
+        <w:pStyle w:val="ListParagraph"/>
+        <w:numPr>
+          <w:ilvl w:val="0"/>
+          <w:numId w:val="1"/>
+        </w:numPr>
+        <w:rPr>
+          <w:rFonts w:ascii="Times New Roman" w:hAnsi="Times New Roman" w:cs="Times New Roman"/>
+          <w:b/>
+          <w:bCs/>
+        </w:rPr>
+      </w:pPr>
+      <w:r>
+        <w:rPr>
+          <w:rFonts w:ascii="Times New Roman" w:hAnsi="Times New Roman" w:cs="Times New Roman"/>
+          <w:b/>
+          <w:bCs/>
+        </w:rPr>
+        <w:lastRenderedPageBreak/>
+        <w:t>NON-FUNCTIONAL REQUIREMENTS</w:t>
+      </w:r>
+    </w:p>
+    <w:p>
+      <w:pPr>
+        <w:ind w:left="720"/>
+        <w:rPr>
+          <w:rFonts w:ascii="Times New Roman" w:hAnsi="Times New Roman" w:cs="Times New Roman"/>
+          <w:b/>
+          <w:bCs/>
+        </w:rPr>
+      </w:pPr>
+      <w:r>
+        <w:rPr>
+          <w:rFonts w:ascii="Times New Roman" w:hAnsi="Times New Roman" w:cs="Times New Roman"/>
+          <w:b/>
+          <w:bCs/>
+        </w:rPr>
+        <w:t>4.1 Performance Requirements</w:t>
+      </w:r>
+    </w:p>
+    <w:p>
+      <w:pPr>
+        <w:pStyle w:val="ListParagraph"/>
+        <w:numPr>
+          <w:ilvl w:val="0"/>
+          <w:numId w:val="23"/>
+        </w:numPr>
+        <w:rPr>
+          <w:rFonts w:ascii="Times New Roman" w:hAnsi="Times New Roman" w:cs="Times New Roman"/>
+        </w:rPr>
+      </w:pPr>
+      <w:r>
+        <w:rPr>
+          <w:rFonts w:ascii="Times New Roman" w:hAnsi="Times New Roman" w:cs="Times New Roman"/>
+        </w:rPr>
+        <w:t xml:space="preserve">The system shall respond to user requests within </w:t>
+      </w:r>
+      <w:r>
+        <w:rPr>
+          <w:rFonts w:ascii="Times New Roman" w:hAnsi="Times New Roman" w:cs="Times New Roman"/>
+        </w:rPr>
+        <w:t>fast</w:t>
+      </w:r>
+      <w:r>
+        <w:rPr>
+          <w:rFonts w:ascii="Times New Roman" w:hAnsi="Times New Roman" w:cs="Times New Roman"/>
+        </w:rPr>
+        <w:t>.</w:t>
+      </w:r>
+    </w:p>
+    <w:p>
+      <w:pPr>
+        <w:pStyle w:val="ListParagraph"/>
+        <w:numPr>
+          <w:ilvl w:val="0"/>
+          <w:numId w:val="23"/>
+        </w:numPr>
+        <w:rPr>
+          <w:rFonts w:ascii="Times New Roman" w:hAnsi="Times New Roman" w:cs="Times New Roman"/>
+        </w:rPr>
+      </w:pPr>
+      <w:r>
+        <w:rPr>
+          <w:rFonts w:ascii="Times New Roman" w:hAnsi="Times New Roman" w:cs="Times New Roman"/>
+        </w:rPr>
+        <w:t>The system shall support multiple users accessing simultaneously.</w:t>
+      </w:r>
+    </w:p>
+    <w:p>
+      <w:pPr>
+        <w:pStyle w:val="ListParagraph"/>
+        <w:numPr>
+          <w:ilvl w:val="0"/>
+          <w:numId w:val="23"/>
+        </w:numPr>
+        <w:rPr>
+          <w:rFonts w:ascii="Times New Roman" w:hAnsi="Times New Roman" w:cs="Times New Roman"/>
+        </w:rPr>
+      </w:pPr>
+      <w:r>
+        <w:rPr>
+          <w:rFonts w:ascii="Times New Roman" w:hAnsi="Times New Roman" w:cs="Times New Roman"/>
+        </w:rPr>
+        <w:t>The system shall optimize database queries for fast data retrieval.</w:t>
+      </w:r>
+    </w:p>
+    <w:p>
+      <w:pPr>
+        <w:ind w:left="720"/>
+        <w:rPr>
+          <w:rFonts w:ascii="Times New Roman" w:hAnsi="Times New Roman" w:cs="Times New Roman"/>
+        </w:rPr>
+      </w:pPr>
+    </w:p>
+    <w:p>
+      <w:pPr>
+        <w:ind w:left="720"/>
+        <w:rPr>
+          <w:rFonts w:ascii="Times New Roman" w:hAnsi="Times New Roman" w:cs="Times New Roman"/>
+          <w:b/>
+          <w:bCs/>
+        </w:rPr>
+      </w:pPr>
+      <w:r>
+        <w:rPr>
+          <w:rFonts w:ascii="Times New Roman" w:hAnsi="Times New Roman" w:cs="Times New Roman"/>
+          <w:b/>
+          <w:bCs/>
+        </w:rPr>
+        <w:t>4.2 Security Requirements</w:t>
+      </w:r>
+    </w:p>
+    <w:p>
+      <w:pPr>
+        <w:pStyle w:val="ListParagraph"/>
+        <w:numPr>
+          <w:ilvl w:val="0"/>
+          <w:numId w:val="24"/>
+        </w:numPr>
+        <w:rPr>
+          <w:rFonts w:ascii="Times New Roman" w:hAnsi="Times New Roman" w:cs="Times New Roman"/>
+        </w:rPr>
+      </w:pPr>
+      <w:r>
+        <w:rPr>
+          <w:rFonts w:ascii="Times New Roman" w:hAnsi="Times New Roman" w:cs="Times New Roman"/>
+        </w:rPr>
+        <w:t xml:space="preserve">The system shall encrypt all passwords using secure </w:t>
       </w:r>
       <w:proofErr w:type="gramStart"/>
       <w:r>
         <w:rPr>
           <w:rFonts w:ascii="Times New Roman" w:hAnsi="Times New Roman" w:cs="Times New Roman"/>
         </w:rPr>
-        <w:t>system shall</w:t>
+        <w:t>hashing .</w:t>
       </w:r>
       <w:proofErr w:type="gramEnd"/>
-      <w:r>
-        <w:rPr>
-          <w:rFonts w:ascii="Times New Roman" w:hAnsi="Times New Roman" w:cs="Times New Roman"/>
-        </w:rPr>
-        <w:t xml:space="preserve"> allow teachers to upload student marks.</w:t>
-      </w:r>
-    </w:p>
-    <w:p>
-      <w:pPr>
-        <w:rPr>
-          <w:rFonts w:ascii="Times New Roman" w:hAnsi="Times New Roman" w:cs="Times New Roman"/>
-        </w:rPr>
-      </w:pPr>
-      <w:r>
-        <w:rPr>
-          <w:rFonts w:ascii="Times New Roman" w:hAnsi="Times New Roman" w:cs="Times New Roman"/>
-        </w:rPr>
-        <w:t>The system shall allow students to view their marks.</w:t>
-      </w:r>
-    </w:p>
-    <w:p>
-      <w:pPr>
-        <w:rPr>
-          <w:rFonts w:ascii="Times New Roman" w:hAnsi="Times New Roman" w:cs="Times New Roman"/>
-        </w:rPr>
-      </w:pPr>
-      <w:r>
-        <w:rPr>
-          <w:rFonts w:ascii="Times New Roman" w:hAnsi="Times New Roman" w:cs="Times New Roman"/>
-        </w:rPr>
-        <w:t>The system shall store term-based marks (Term 1, Term 2, Term 3).</w:t>
-      </w:r>
-    </w:p>
-    <w:p>
-      <w:pPr>
-        <w:rPr>
-          <w:rFonts w:ascii="Times New Roman" w:hAnsi="Times New Roman" w:cs="Times New Roman"/>
-        </w:rPr>
-      </w:pPr>
-      <w:r>
-        <w:rPr>
-          <w:rFonts w:ascii="Times New Roman" w:hAnsi="Times New Roman" w:cs="Times New Roman"/>
-        </w:rPr>
-        <w:t>The system shall calculate and display performance reports.</w:t>
-      </w:r>
-    </w:p>
-    <w:p>
-      <w:pPr>
-        <w:rPr>
-          <w:rFonts w:ascii="Times New Roman" w:hAnsi="Times New Roman" w:cs="Times New Roman"/>
-        </w:rPr>
-      </w:pPr>
-    </w:p>
-    <w:p>
-      <w:pPr>
-        <w:rPr>
-          <w:rFonts w:ascii="Times New Roman" w:hAnsi="Times New Roman" w:cs="Times New Roman"/>
-        </w:rPr>
-      </w:pPr>
-      <w:r>
-        <w:rPr>
-          <w:rFonts w:ascii="Times New Roman" w:hAnsi="Times New Roman" w:cs="Times New Roman"/>
-        </w:rPr>
-        <w:t>3.6 Study Material Management</w:t>
-      </w:r>
-    </w:p>
-    <w:p>
-      <w:pPr>
-        <w:rPr>
-          <w:rFonts w:ascii="Times New Roman" w:hAnsi="Times New Roman" w:cs="Times New Roman"/>
-        </w:rPr>
-      </w:pPr>
-      <w:r>
-        <w:rPr>
-          <w:rFonts w:ascii="Times New Roman" w:hAnsi="Times New Roman" w:cs="Times New Roman"/>
-        </w:rPr>
-        <w:t xml:space="preserve">The </w:t>
+    </w:p>
+    <w:p>
+      <w:pPr>
+        <w:pStyle w:val="ListParagraph"/>
+        <w:numPr>
+          <w:ilvl w:val="0"/>
+          <w:numId w:val="24"/>
+        </w:numPr>
+        <w:rPr>
+          <w:rFonts w:ascii="Times New Roman" w:hAnsi="Times New Roman" w:cs="Times New Roman"/>
+        </w:rPr>
+      </w:pPr>
+      <w:r>
+        <w:rPr>
+          <w:rFonts w:ascii="Times New Roman" w:hAnsi="Times New Roman" w:cs="Times New Roman"/>
+        </w:rPr>
+        <w:t xml:space="preserve">The system </w:t>
       </w:r>
       <w:proofErr w:type="gramStart"/>
       <w:r>
         <w:rPr>
           <w:rFonts w:ascii="Times New Roman" w:hAnsi="Times New Roman" w:cs="Times New Roman"/>
         </w:rPr>
-        <w:t>system shall</w:t>
+        <w:t>shall</w:t>
       </w:r>
       <w:proofErr w:type="gramEnd"/>
       <w:r>
         <w:rPr>
           <w:rFonts w:ascii="Times New Roman" w:hAnsi="Times New Roman" w:cs="Times New Roman"/>
         </w:rPr>
-        <w:t xml:space="preserve"> allow teachers to upload study materials in PDF format.</w:t>
-      </w:r>
-    </w:p>
-    <w:p>
-      <w:pPr>
-        <w:rPr>
-          <w:rFonts w:ascii="Times New Roman" w:hAnsi="Times New Roman" w:cs="Times New Roman"/>
-        </w:rPr>
-      </w:pPr>
-      <w:r>
-        <w:rPr>
-          <w:rFonts w:ascii="Times New Roman" w:hAnsi="Times New Roman" w:cs="Times New Roman"/>
-        </w:rPr>
-        <w:t xml:space="preserve">The </w:t>
+        <w:t xml:space="preserve"> implement role-based access control.</w:t>
+      </w:r>
+    </w:p>
+    <w:p>
+      <w:pPr>
+        <w:pStyle w:val="ListParagraph"/>
+        <w:numPr>
+          <w:ilvl w:val="0"/>
+          <w:numId w:val="24"/>
+        </w:numPr>
+        <w:rPr>
+          <w:rFonts w:ascii="Times New Roman" w:hAnsi="Times New Roman" w:cs="Times New Roman"/>
+        </w:rPr>
+      </w:pPr>
+      <w:r>
+        <w:rPr>
+          <w:rFonts w:ascii="Times New Roman" w:hAnsi="Times New Roman" w:cs="Times New Roman"/>
+        </w:rPr>
+        <w:t>The system shall prevent unauthorized access to sensitive data.</w:t>
+      </w:r>
+    </w:p>
+    <w:p>
+      <w:pPr>
+        <w:ind w:left="720"/>
+        <w:rPr>
+          <w:rFonts w:ascii="Times New Roman" w:hAnsi="Times New Roman" w:cs="Times New Roman"/>
+        </w:rPr>
+      </w:pPr>
+    </w:p>
+    <w:p>
+      <w:pPr>
+        <w:ind w:left="720"/>
+        <w:rPr>
+          <w:rFonts w:ascii="Times New Roman" w:hAnsi="Times New Roman" w:cs="Times New Roman"/>
+          <w:b/>
+          <w:bCs/>
+        </w:rPr>
+      </w:pPr>
+      <w:r>
+        <w:rPr>
+          <w:rFonts w:ascii="Times New Roman" w:hAnsi="Times New Roman" w:cs="Times New Roman"/>
+          <w:b/>
+          <w:bCs/>
+        </w:rPr>
+        <w:t>4.3 Usability Requirements</w:t>
+      </w:r>
+    </w:p>
+    <w:p>
+      <w:pPr>
+        <w:pStyle w:val="ListParagraph"/>
+        <w:numPr>
+          <w:ilvl w:val="0"/>
+          <w:numId w:val="25"/>
+        </w:numPr>
+        <w:rPr>
+          <w:rFonts w:ascii="Times New Roman" w:hAnsi="Times New Roman" w:cs="Times New Roman"/>
+        </w:rPr>
+      </w:pPr>
+      <w:r>
+        <w:rPr>
+          <w:rFonts w:ascii="Times New Roman" w:hAnsi="Times New Roman" w:cs="Times New Roman"/>
+        </w:rPr>
+        <w:t xml:space="preserve">The system </w:t>
       </w:r>
       <w:proofErr w:type="gramStart"/>
       <w:r>
         <w:rPr>
           <w:rFonts w:ascii="Times New Roman" w:hAnsi="Times New Roman" w:cs="Times New Roman"/>
         </w:rPr>
-        <w:t>system shall</w:t>
+        <w:t>shall</w:t>
       </w:r>
       <w:proofErr w:type="gramEnd"/>
       <w:r>
         <w:rPr>
           <w:rFonts w:ascii="Times New Roman" w:hAnsi="Times New Roman" w:cs="Times New Roman"/>
         </w:rPr>
-        <w:t xml:space="preserve"> allow teachers to add YouTube video links.</w:t>
-      </w:r>
-    </w:p>
-    <w:p>
-      <w:pPr>
-        <w:rPr>
-          <w:rFonts w:ascii="Times New Roman" w:hAnsi="Times New Roman" w:cs="Times New Roman"/>
-        </w:rPr>
-      </w:pPr>
-      <w:r>
-        <w:rPr>
-          <w:rFonts w:ascii="Times New Roman" w:hAnsi="Times New Roman" w:cs="Times New Roman"/>
-        </w:rPr>
-        <w:t>The system shall allow students to download and view study materials.</w:t>
-      </w:r>
-    </w:p>
-    <w:p>
-      <w:pPr>
-        <w:rPr>
-          <w:rFonts w:ascii="Times New Roman" w:hAnsi="Times New Roman" w:cs="Times New Roman"/>
-        </w:rPr>
-      </w:pPr>
-    </w:p>
-    <w:p>
-      <w:pPr>
-        <w:rPr>
-          <w:rFonts w:ascii="Times New Roman" w:hAnsi="Times New Roman" w:cs="Times New Roman"/>
-        </w:rPr>
-      </w:pPr>
-      <w:r>
-        <w:rPr>
-          <w:rFonts w:ascii="Times New Roman" w:hAnsi="Times New Roman" w:cs="Times New Roman"/>
+        <w:t xml:space="preserve"> provide a user-friendly interface.</w:t>
+      </w:r>
+    </w:p>
+    <w:p>
+      <w:pPr>
+        <w:pStyle w:val="ListParagraph"/>
+        <w:numPr>
+          <w:ilvl w:val="0"/>
+          <w:numId w:val="25"/>
+        </w:numPr>
+        <w:rPr>
+          <w:rFonts w:ascii="Times New Roman" w:hAnsi="Times New Roman" w:cs="Times New Roman"/>
+        </w:rPr>
+      </w:pPr>
+      <w:r>
+        <w:rPr>
+          <w:rFonts w:ascii="Times New Roman" w:hAnsi="Times New Roman" w:cs="Times New Roman"/>
+        </w:rPr>
+        <w:t xml:space="preserve">The system </w:t>
+      </w:r>
+      <w:proofErr w:type="gramStart"/>
+      <w:r>
+        <w:rPr>
+          <w:rFonts w:ascii="Times New Roman" w:hAnsi="Times New Roman" w:cs="Times New Roman"/>
+        </w:rPr>
+        <w:t>shall</w:t>
+      </w:r>
+      <w:proofErr w:type="gramEnd"/>
+      <w:r>
+        <w:rPr>
+          <w:rFonts w:ascii="Times New Roman" w:hAnsi="Times New Roman" w:cs="Times New Roman"/>
+        </w:rPr>
+        <w:t xml:space="preserve"> have simple navigation for all user types.</w:t>
+      </w:r>
+    </w:p>
+    <w:p>
+      <w:pPr>
+        <w:pStyle w:val="ListParagraph"/>
+        <w:numPr>
+          <w:ilvl w:val="0"/>
+          <w:numId w:val="25"/>
+        </w:numPr>
+        <w:rPr>
+          <w:rFonts w:ascii="Times New Roman" w:hAnsi="Times New Roman" w:cs="Times New Roman"/>
+        </w:rPr>
+      </w:pPr>
+      <w:r>
+        <w:rPr>
+          <w:rFonts w:ascii="Times New Roman" w:hAnsi="Times New Roman" w:cs="Times New Roman"/>
+        </w:rPr>
+        <w:t xml:space="preserve">The system </w:t>
+      </w:r>
+      <w:proofErr w:type="gramStart"/>
+      <w:r>
+        <w:rPr>
+          <w:rFonts w:ascii="Times New Roman" w:hAnsi="Times New Roman" w:cs="Times New Roman"/>
+        </w:rPr>
+        <w:t>shall</w:t>
+      </w:r>
+      <w:proofErr w:type="gramEnd"/>
+      <w:r>
+        <w:rPr>
+          <w:rFonts w:ascii="Times New Roman" w:hAnsi="Times New Roman" w:cs="Times New Roman"/>
+        </w:rPr>
+        <w:t xml:space="preserve"> be easy to use for non-technical school staff.</w:t>
+      </w:r>
+    </w:p>
+    <w:p>
+      <w:pPr>
+        <w:rPr>
+          <w:rFonts w:ascii="Times New Roman" w:hAnsi="Times New Roman" w:cs="Times New Roman"/>
+        </w:rPr>
+      </w:pPr>
+    </w:p>
+    <w:p>
+      <w:pPr>
+        <w:ind w:left="720"/>
+        <w:rPr>
+          <w:rFonts w:ascii="Times New Roman" w:hAnsi="Times New Roman" w:cs="Times New Roman"/>
+          <w:b/>
+          <w:bCs/>
+        </w:rPr>
+      </w:pPr>
+      <w:r>
+        <w:rPr>
+          <w:rFonts w:ascii="Times New Roman" w:hAnsi="Times New Roman" w:cs="Times New Roman"/>
+          <w:b/>
+          <w:bCs/>
+        </w:rPr>
+        <w:t>4.4 Reliability Requirements</w:t>
+      </w:r>
+    </w:p>
+    <w:p>
+      <w:pPr>
+        <w:pStyle w:val="ListParagraph"/>
+        <w:numPr>
+          <w:ilvl w:val="0"/>
+          <w:numId w:val="26"/>
+        </w:numPr>
+        <w:rPr>
+          <w:rFonts w:ascii="Times New Roman" w:hAnsi="Times New Roman" w:cs="Times New Roman"/>
+        </w:rPr>
+      </w:pPr>
+      <w:r>
+        <w:rPr>
+          <w:rFonts w:ascii="Times New Roman" w:hAnsi="Times New Roman" w:cs="Times New Roman"/>
+        </w:rPr>
+        <w:t>The system shall be available 24/7 through cloud hosting.</w:t>
+      </w:r>
+    </w:p>
+    <w:p>
+      <w:pPr>
+        <w:pStyle w:val="ListParagraph"/>
+        <w:numPr>
+          <w:ilvl w:val="0"/>
+          <w:numId w:val="26"/>
+        </w:numPr>
+        <w:rPr>
+          <w:rFonts w:ascii="Times New Roman" w:hAnsi="Times New Roman" w:cs="Times New Roman"/>
+        </w:rPr>
+      </w:pPr>
+      <w:r>
+        <w:rPr>
+          <w:rFonts w:ascii="Times New Roman" w:hAnsi="Times New Roman" w:cs="Times New Roman"/>
+        </w:rPr>
+        <w:t xml:space="preserve">The system </w:t>
+      </w:r>
+      <w:proofErr w:type="gramStart"/>
+      <w:r>
+        <w:rPr>
+          <w:rFonts w:ascii="Times New Roman" w:hAnsi="Times New Roman" w:cs="Times New Roman"/>
+        </w:rPr>
+        <w:t>shall</w:t>
+      </w:r>
+      <w:proofErr w:type="gramEnd"/>
+      <w:r>
+        <w:rPr>
+          <w:rFonts w:ascii="Times New Roman" w:hAnsi="Times New Roman" w:cs="Times New Roman"/>
+        </w:rPr>
+        <w:t xml:space="preserve"> ensure data consistency and backup.</w:t>
+      </w:r>
+    </w:p>
+    <w:p>
+      <w:pPr>
+        <w:ind w:left="720"/>
+        <w:rPr>
+          <w:rFonts w:ascii="Times New Roman" w:hAnsi="Times New Roman" w:cs="Times New Roman"/>
+        </w:rPr>
+      </w:pPr>
+    </w:p>
+    <w:p>
+      <w:pPr>
+        <w:ind w:left="720"/>
+        <w:rPr>
+          <w:rFonts w:ascii="Times New Roman" w:hAnsi="Times New Roman" w:cs="Times New Roman"/>
+        </w:rPr>
+      </w:pPr>
+    </w:p>
+    <w:p>
+      <w:pPr>
+        <w:ind w:left="720"/>
+        <w:rPr>
+          <w:rFonts w:ascii="Times New Roman" w:hAnsi="Times New Roman" w:cs="Times New Roman"/>
+          <w:b/>
+          <w:bCs/>
+        </w:rPr>
+      </w:pPr>
+      <w:r>
+        <w:rPr>
+          <w:rFonts w:ascii="Times New Roman" w:hAnsi="Times New Roman" w:cs="Times New Roman"/>
+          <w:b/>
+          <w:bCs/>
+        </w:rPr>
+        <w:t>4.5 Scalability Requirements</w:t>
+      </w:r>
+    </w:p>
+    <w:p>
+      <w:pPr>
+        <w:pStyle w:val="ListParagraph"/>
+        <w:numPr>
+          <w:ilvl w:val="0"/>
+          <w:numId w:val="27"/>
+        </w:numPr>
+        <w:rPr>
+          <w:rFonts w:ascii="Times New Roman" w:hAnsi="Times New Roman" w:cs="Times New Roman"/>
+        </w:rPr>
+      </w:pPr>
+      <w:r>
+        <w:rPr>
+          <w:rFonts w:ascii="Times New Roman" w:hAnsi="Times New Roman" w:cs="Times New Roman"/>
+        </w:rPr>
+        <w:t>The system shall support expansion to more grades and students.</w:t>
+      </w:r>
+    </w:p>
+    <w:p>
+      <w:pPr>
+        <w:pStyle w:val="ListParagraph"/>
+        <w:numPr>
+          <w:ilvl w:val="0"/>
+          <w:numId w:val="27"/>
+        </w:numPr>
+        <w:rPr>
+          <w:rFonts w:ascii="Times New Roman" w:hAnsi="Times New Roman" w:cs="Times New Roman"/>
+        </w:rPr>
+      </w:pPr>
+      <w:r>
+        <w:rPr>
+          <w:rFonts w:ascii="Times New Roman" w:hAnsi="Times New Roman" w:cs="Times New Roman"/>
+        </w:rPr>
+        <w:t>The system architecture shall allow adding new features easily.</w:t>
+      </w:r>
+    </w:p>
+    <w:p>
+      <w:pPr>
+        <w:ind w:left="720"/>
+        <w:rPr>
+          <w:rFonts w:ascii="Times New Roman" w:hAnsi="Times New Roman" w:cs="Times New Roman"/>
+        </w:rPr>
+      </w:pPr>
+    </w:p>
+    <w:p>
+      <w:pPr>
+        <w:ind w:left="720"/>
+        <w:rPr>
+          <w:rFonts w:ascii="Times New Roman" w:hAnsi="Times New Roman" w:cs="Times New Roman"/>
+          <w:b/>
+          <w:bCs/>
+        </w:rPr>
+      </w:pPr>
+      <w:r>
+        <w:rPr>
+          <w:rFonts w:ascii="Times New Roman" w:hAnsi="Times New Roman" w:cs="Times New Roman"/>
+          <w:b/>
+          <w:bCs/>
+        </w:rPr>
+        <w:t>4.6 Maintainability Requirements</w:t>
+      </w:r>
+    </w:p>
+    <w:p>
+      <w:pPr>
+        <w:pStyle w:val="ListParagraph"/>
+        <w:numPr>
+          <w:ilvl w:val="0"/>
+          <w:numId w:val="28"/>
+        </w:numPr>
+        <w:rPr>
+          <w:rFonts w:ascii="Times New Roman" w:hAnsi="Times New Roman" w:cs="Times New Roman"/>
+        </w:rPr>
+      </w:pPr>
+      <w:r>
+        <w:rPr>
+          <w:rFonts w:ascii="Times New Roman" w:hAnsi="Times New Roman" w:cs="Times New Roman"/>
+        </w:rPr>
+        <w:t>The system shall follow modular MERN architecture.</w:t>
+      </w:r>
+    </w:p>
+    <w:p>
+      <w:pPr>
+        <w:pStyle w:val="ListParagraph"/>
+        <w:numPr>
+          <w:ilvl w:val="0"/>
+          <w:numId w:val="28"/>
+        </w:numPr>
+        <w:rPr>
+          <w:rFonts w:ascii="Times New Roman" w:hAnsi="Times New Roman" w:cs="Times New Roman"/>
+        </w:rPr>
+      </w:pPr>
+      <w:r>
+        <w:rPr>
+          <w:rFonts w:ascii="Times New Roman" w:hAnsi="Times New Roman" w:cs="Times New Roman"/>
+        </w:rPr>
+        <w:t xml:space="preserve">The system </w:t>
+      </w:r>
+      <w:proofErr w:type="gramStart"/>
+      <w:r>
+        <w:rPr>
+          <w:rFonts w:ascii="Times New Roman" w:hAnsi="Times New Roman" w:cs="Times New Roman"/>
+        </w:rPr>
+        <w:t>shall</w:t>
+      </w:r>
+      <w:proofErr w:type="gramEnd"/>
+      <w:r>
+        <w:rPr>
+          <w:rFonts w:ascii="Times New Roman" w:hAnsi="Times New Roman" w:cs="Times New Roman"/>
+        </w:rPr>
+        <w:t xml:space="preserve"> separate frontend and backend clearly.</w:t>
+      </w:r>
+    </w:p>
+    <w:p>
+      <w:pPr>
+        <w:pStyle w:val="ListParagraph"/>
+        <w:numPr>
+          <w:ilvl w:val="0"/>
+          <w:numId w:val="28"/>
+        </w:numPr>
+        <w:rPr>
+          <w:rFonts w:ascii="Times New Roman" w:hAnsi="Times New Roman" w:cs="Times New Roman"/>
+        </w:rPr>
+      </w:pPr>
+      <w:r>
+        <w:rPr>
+          <w:rFonts w:ascii="Times New Roman" w:hAnsi="Times New Roman" w:cs="Times New Roman"/>
+        </w:rPr>
+        <w:t>The system shall allow easy updates and bug fixes.</w:t>
+      </w:r>
+    </w:p>
+    <w:p>
+      <w:pPr>
+        <w:rPr>
+          <w:rFonts w:ascii="Times New Roman" w:hAnsi="Times New Roman" w:cs="Times New Roman"/>
+        </w:rPr>
+      </w:pPr>
+    </w:p>
+    <w:p>
+      <w:pPr>
+        <w:ind w:left="720"/>
+        <w:rPr>
+          <w:rFonts w:ascii="Times New Roman" w:hAnsi="Times New Roman" w:cs="Times New Roman"/>
+          <w:b/>
+          <w:bCs/>
+        </w:rPr>
+      </w:pPr>
+      <w:r>
+        <w:rPr>
+          <w:rFonts w:ascii="Times New Roman" w:hAnsi="Times New Roman" w:cs="Times New Roman"/>
+          <w:b/>
+          <w:bCs/>
         </w:rPr>
         <w:lastRenderedPageBreak/>
-        <w:t>3.7 Report Generation</w:t>
-      </w:r>
-    </w:p>
-    <w:p>
-      <w:pPr>
-        <w:rPr>
-          <w:rFonts w:ascii="Times New Roman" w:hAnsi="Times New Roman" w:cs="Times New Roman"/>
-        </w:rPr>
-      </w:pPr>
-      <w:r>
-        <w:rPr>
-          <w:rFonts w:ascii="Times New Roman" w:hAnsi="Times New Roman" w:cs="Times New Roman"/>
-        </w:rPr>
-        <w:t>The system shall generate student performance reports.</w:t>
-      </w:r>
-    </w:p>
-    <w:p>
-      <w:pPr>
-        <w:rPr>
-          <w:rFonts w:ascii="Times New Roman" w:hAnsi="Times New Roman" w:cs="Times New Roman"/>
-        </w:rPr>
-      </w:pPr>
-      <w:r>
-        <w:rPr>
-          <w:rFonts w:ascii="Times New Roman" w:hAnsi="Times New Roman" w:cs="Times New Roman"/>
-        </w:rPr>
-        <w:t>The system shall generate class-wise academic reports.</w:t>
-      </w:r>
-    </w:p>
-    <w:p>
-      <w:pPr>
-        <w:rPr>
-          <w:rFonts w:ascii="Times New Roman" w:hAnsi="Times New Roman" w:cs="Times New Roman"/>
-        </w:rPr>
-      </w:pPr>
-      <w:r>
-        <w:rPr>
-          <w:rFonts w:ascii="Times New Roman" w:hAnsi="Times New Roman" w:cs="Times New Roman"/>
-        </w:rPr>
-        <w:t>The system shall generate overall school reports for Admin and IT Section.</w:t>
-      </w:r>
-    </w:p>
-    <w:p>
-      <w:pPr>
-        <w:rPr>
-          <w:rFonts w:ascii="Times New Roman" w:hAnsi="Times New Roman" w:cs="Times New Roman"/>
-        </w:rPr>
-      </w:pPr>
-      <w:r>
-        <w:rPr>
-          <w:rFonts w:ascii="Times New Roman" w:hAnsi="Times New Roman" w:cs="Times New Roman"/>
-        </w:rPr>
-        <w:t>The system shall allow students to view reports for parent reference.</w:t>
-      </w:r>
-    </w:p>
-    <w:p>
-      <w:pPr>
-        <w:rPr>
-          <w:rFonts w:ascii="Times New Roman" w:hAnsi="Times New Roman" w:cs="Times New Roman"/>
-        </w:rPr>
-      </w:pPr>
-    </w:p>
-    <w:p>
-      <w:pPr>
-        <w:rPr>
-          <w:rFonts w:ascii="Times New Roman" w:hAnsi="Times New Roman" w:cs="Times New Roman"/>
-        </w:rPr>
-      </w:pPr>
-      <w:r>
-        <w:rPr>
-          <w:rFonts w:ascii="Times New Roman" w:hAnsi="Times New Roman" w:cs="Times New Roman"/>
-        </w:rPr>
-        <w:t>3.8 School Website Management</w:t>
-      </w:r>
-    </w:p>
-    <w:p>
-      <w:pPr>
+        <w:t>4.7 Compatibility Requirements</w:t>
+      </w:r>
+    </w:p>
+    <w:p>
+      <w:pPr>
+        <w:pStyle w:val="ListParagraph"/>
+        <w:numPr>
+          <w:ilvl w:val="0"/>
+          <w:numId w:val="29"/>
+        </w:numPr>
         <w:rPr>
           <w:rFonts w:ascii="Times New Roman" w:hAnsi="Times New Roman" w:cs="Times New Roman"/>
         </w:rPr>
@@ -1782,178 +3083,107 @@
         <w:rPr>
           <w:rFonts w:ascii="Times New Roman" w:hAnsi="Times New Roman" w:cs="Times New Roman"/>
         </w:rPr>
-        <w:t xml:space="preserve"> provide a </w:t>
-      </w:r>
-      <w:proofErr w:type="gramStart"/>
-      <w:r>
-        <w:rPr>
-          <w:rFonts w:ascii="Times New Roman" w:hAnsi="Times New Roman" w:cs="Times New Roman"/>
-        </w:rPr>
-        <w:t>public school</w:t>
-      </w:r>
-      <w:proofErr w:type="gramEnd"/>
-      <w:r>
-        <w:rPr>
-          <w:rFonts w:ascii="Times New Roman" w:hAnsi="Times New Roman" w:cs="Times New Roman"/>
-        </w:rPr>
-        <w:t xml:space="preserve"> website.</w:t>
-      </w:r>
-    </w:p>
-    <w:p>
-      <w:pPr>
-        <w:rPr>
-          <w:rFonts w:ascii="Times New Roman" w:hAnsi="Times New Roman" w:cs="Times New Roman"/>
-        </w:rPr>
-      </w:pPr>
-      <w:r>
-        <w:rPr>
-          <w:rFonts w:ascii="Times New Roman" w:hAnsi="Times New Roman" w:cs="Times New Roman"/>
-        </w:rPr>
-        <w:t xml:space="preserve">The </w:t>
-      </w:r>
-      <w:proofErr w:type="gramStart"/>
-      <w:r>
-        <w:rPr>
-          <w:rFonts w:ascii="Times New Roman" w:hAnsi="Times New Roman" w:cs="Times New Roman"/>
-        </w:rPr>
-        <w:t>system shall</w:t>
-      </w:r>
-      <w:proofErr w:type="gramEnd"/>
-      <w:r>
-        <w:rPr>
-          <w:rFonts w:ascii="Times New Roman" w:hAnsi="Times New Roman" w:cs="Times New Roman"/>
-        </w:rPr>
-        <w:t xml:space="preserve"> display pages such as Home, Academic, Sports, Events, and Contact.</w:t>
-      </w:r>
-    </w:p>
-    <w:p>
-      <w:pPr>
-        <w:rPr>
-          <w:rFonts w:ascii="Times New Roman" w:hAnsi="Times New Roman" w:cs="Times New Roman"/>
-        </w:rPr>
-      </w:pPr>
-      <w:r>
-        <w:rPr>
-          <w:rFonts w:ascii="Times New Roman" w:hAnsi="Times New Roman" w:cs="Times New Roman"/>
-        </w:rPr>
-        <w:t>The system shall allow IT Section to update website content.</w:t>
-      </w:r>
-    </w:p>
-    <w:p>
-      <w:pPr>
-        <w:rPr>
-          <w:rFonts w:ascii="Times New Roman" w:hAnsi="Times New Roman" w:cs="Times New Roman"/>
-        </w:rPr>
-      </w:pPr>
-    </w:p>
-    <w:p>
-      <w:pPr>
-        <w:rPr>
-          <w:rFonts w:ascii="Times New Roman" w:hAnsi="Times New Roman" w:cs="Times New Roman"/>
-        </w:rPr>
-      </w:pPr>
-      <w:r>
-        <w:rPr>
-          <w:rFonts w:ascii="Times New Roman" w:hAnsi="Times New Roman" w:cs="Times New Roman"/>
-        </w:rPr>
-        <w:t>3.9 Student Profile Management</w:t>
-      </w:r>
-    </w:p>
-    <w:p>
-      <w:pPr>
-        <w:rPr>
-          <w:rFonts w:ascii="Times New Roman" w:hAnsi="Times New Roman" w:cs="Times New Roman"/>
-        </w:rPr>
-      </w:pPr>
-      <w:r>
-        <w:rPr>
-          <w:rFonts w:ascii="Times New Roman" w:hAnsi="Times New Roman" w:cs="Times New Roman"/>
-        </w:rPr>
-        <w:t>The system shall allow students to view their profiles.</w:t>
-      </w:r>
-    </w:p>
-    <w:p>
-      <w:pPr>
-        <w:rPr>
-          <w:rFonts w:ascii="Times New Roman" w:hAnsi="Times New Roman" w:cs="Times New Roman"/>
-        </w:rPr>
-      </w:pPr>
-      <w:r>
-        <w:rPr>
-          <w:rFonts w:ascii="Times New Roman" w:hAnsi="Times New Roman" w:cs="Times New Roman"/>
-        </w:rPr>
-        <w:t>The system shall allow Admin/T</w:t>
-      </w:r>
-      <w:r>
-        <w:rPr>
-          <w:rFonts w:ascii="Times New Roman" w:hAnsi="Times New Roman" w:cs="Times New Roman"/>
-        </w:rPr>
-        <w:t>echnical Officer</w:t>
-      </w:r>
-      <w:r>
-        <w:rPr>
-          <w:rFonts w:ascii="Times New Roman" w:hAnsi="Times New Roman" w:cs="Times New Roman"/>
-        </w:rPr>
-        <w:t xml:space="preserve"> to update student information.</w:t>
-      </w:r>
-    </w:p>
-    <w:p>
-      <w:pPr>
-        <w:rPr>
-          <w:rFonts w:ascii="Times New Roman" w:hAnsi="Times New Roman" w:cs="Times New Roman"/>
-        </w:rPr>
-      </w:pPr>
-      <w:r>
-        <w:rPr>
-          <w:rFonts w:ascii="Times New Roman" w:hAnsi="Times New Roman" w:cs="Times New Roman"/>
-        </w:rPr>
-        <w:t>The system shall store student academic details securely.</w:t>
-      </w:r>
-    </w:p>
-    <w:p>
-      <w:pPr>
-        <w:rPr>
-          <w:rFonts w:ascii="Times New Roman" w:hAnsi="Times New Roman" w:cs="Times New Roman"/>
-        </w:rPr>
-      </w:pPr>
-      <w:r>
-        <w:rPr>
-          <w:rFonts w:ascii="Segoe UI Emoji" w:hAnsi="Segoe UI Emoji" w:cs="Segoe UI Emoji"/>
-        </w:rPr>
-        <w:t>🎥</w:t>
-      </w:r>
-      <w:r>
-        <w:rPr>
-          <w:rFonts w:ascii="Times New Roman" w:hAnsi="Times New Roman" w:cs="Times New Roman"/>
-        </w:rPr>
-        <w:t xml:space="preserve"> 3.10 External Integration</w:t>
-      </w:r>
-    </w:p>
-    <w:p>
-      <w:pPr>
-        <w:rPr>
-          <w:rFonts w:ascii="Times New Roman" w:hAnsi="Times New Roman" w:cs="Times New Roman"/>
-        </w:rPr>
-      </w:pPr>
-      <w:r>
-        <w:rPr>
-          <w:rFonts w:ascii="Times New Roman" w:hAnsi="Times New Roman" w:cs="Times New Roman"/>
-        </w:rPr>
-        <w:t>The system shall support embedding YouTube videos.</w:t>
-      </w:r>
-    </w:p>
-    <w:p>
-      <w:pPr>
-        <w:rPr>
-          <w:rFonts w:ascii="Times New Roman" w:hAnsi="Times New Roman" w:cs="Times New Roman"/>
-        </w:rPr>
-      </w:pPr>
-      <w:r>
-        <w:rPr>
-          <w:rFonts w:ascii="Times New Roman" w:hAnsi="Times New Roman" w:cs="Times New Roman"/>
-        </w:rPr>
-        <w:t>The system shall support PDF document uploads and downloads.</w:t>
-      </w:r>
+        <w:t xml:space="preserve"> run on modern web browsers.</w:t>
+      </w:r>
+    </w:p>
+    <w:p>
+      <w:pPr>
+        <w:pStyle w:val="ListParagraph"/>
+        <w:numPr>
+          <w:ilvl w:val="0"/>
+          <w:numId w:val="29"/>
+        </w:numPr>
+        <w:rPr>
+          <w:rFonts w:ascii="Times New Roman" w:hAnsi="Times New Roman" w:cs="Times New Roman"/>
+        </w:rPr>
+      </w:pPr>
+      <w:r>
+        <w:rPr>
+          <w:rFonts w:ascii="Times New Roman" w:hAnsi="Times New Roman" w:cs="Times New Roman"/>
+        </w:rPr>
+        <w:t>The system shall be responsive on mobile, tablet, and desktop devices.</w:t>
+      </w:r>
+    </w:p>
+    <w:p>
+      <w:pPr>
+        <w:ind w:left="720"/>
+        <w:rPr>
+          <w:rFonts w:ascii="Times New Roman" w:hAnsi="Times New Roman" w:cs="Times New Roman"/>
+        </w:rPr>
+      </w:pPr>
+    </w:p>
+    <w:p>
+      <w:pPr>
+        <w:ind w:left="720"/>
+        <w:rPr>
+          <w:rFonts w:ascii="Times New Roman" w:hAnsi="Times New Roman" w:cs="Times New Roman"/>
+          <w:b/>
+          <w:bCs/>
+        </w:rPr>
+      </w:pPr>
+      <w:r>
+        <w:rPr>
+          <w:rFonts w:ascii="Times New Roman" w:hAnsi="Times New Roman" w:cs="Times New Roman"/>
+          <w:b/>
+          <w:bCs/>
+        </w:rPr>
+        <w:t>4.8 Deployment Requirements</w:t>
+      </w:r>
+    </w:p>
+    <w:p>
+      <w:pPr>
+        <w:pStyle w:val="ListParagraph"/>
+        <w:numPr>
+          <w:ilvl w:val="0"/>
+          <w:numId w:val="30"/>
+        </w:numPr>
+        <w:rPr>
+          <w:rFonts w:ascii="Times New Roman" w:hAnsi="Times New Roman" w:cs="Times New Roman"/>
+        </w:rPr>
+      </w:pPr>
+      <w:r>
+        <w:rPr>
+          <w:rFonts w:ascii="Times New Roman" w:hAnsi="Times New Roman" w:cs="Times New Roman"/>
+        </w:rPr>
+        <w:t>The system shall be deployed on cloud</w:t>
+      </w:r>
+      <w:r>
+        <w:rPr>
+          <w:rFonts w:ascii="Times New Roman" w:hAnsi="Times New Roman" w:cs="Times New Roman"/>
+        </w:rPr>
+        <w:t xml:space="preserve"> base</w:t>
+      </w:r>
+      <w:r>
+        <w:rPr>
+          <w:rFonts w:ascii="Times New Roman" w:hAnsi="Times New Roman" w:cs="Times New Roman"/>
+        </w:rPr>
+        <w:t xml:space="preserve"> platform.</w:t>
+      </w:r>
+    </w:p>
+    <w:p>
+      <w:pPr>
+        <w:pStyle w:val="ListParagraph"/>
+        <w:numPr>
+          <w:ilvl w:val="0"/>
+          <w:numId w:val="30"/>
+        </w:numPr>
+        <w:rPr>
+          <w:rFonts w:ascii="Times New Roman" w:hAnsi="Times New Roman" w:cs="Times New Roman"/>
+        </w:rPr>
+      </w:pPr>
+      <w:r>
+        <w:rPr>
+          <w:rFonts w:ascii="Times New Roman" w:hAnsi="Times New Roman" w:cs="Times New Roman"/>
+        </w:rPr>
+        <w:t>The system shall use MongoDB for database hosting.</w:t>
+      </w:r>
+    </w:p>
+    <w:p>
+      <w:pPr>
+        <w:rPr>
+          <w:rFonts w:ascii="Times New Roman" w:hAnsi="Times New Roman" w:cs="Times New Roman"/>
+        </w:rPr>
+      </w:pPr>
     </w:p>
     <w:p>
       <w:pPr>
@@ -1978,836 +3208,301 @@
         </w:numPr>
         <w:rPr>
           <w:rFonts w:ascii="Times New Roman" w:hAnsi="Times New Roman" w:cs="Times New Roman"/>
-        </w:rPr>
-      </w:pPr>
-      <w:r>
-        <w:rPr>
-          <w:rFonts w:ascii="Times New Roman" w:hAnsi="Times New Roman" w:cs="Times New Roman"/>
-        </w:rPr>
-        <w:t>NON-FUNCTIONAL REQUIREMENTS</w:t>
-      </w:r>
-    </w:p>
-    <w:p>
-      <w:pPr>
-        <w:rPr>
-          <w:rFonts w:ascii="Times New Roman" w:hAnsi="Times New Roman" w:cs="Times New Roman"/>
-        </w:rPr>
-      </w:pPr>
-      <w:r>
-        <w:rPr>
-          <w:rFonts w:ascii="Times New Roman" w:hAnsi="Times New Roman" w:cs="Times New Roman"/>
-        </w:rPr>
-        <w:t>4.1 Performance Requirements</w:t>
-      </w:r>
-    </w:p>
-    <w:p>
-      <w:pPr>
-        <w:rPr>
-          <w:rFonts w:ascii="Times New Roman" w:hAnsi="Times New Roman" w:cs="Times New Roman"/>
-        </w:rPr>
-      </w:pPr>
-      <w:r>
-        <w:rPr>
-          <w:rFonts w:ascii="Times New Roman" w:hAnsi="Times New Roman" w:cs="Times New Roman"/>
-        </w:rPr>
-        <w:t xml:space="preserve">The system shall respond to user requests within </w:t>
-      </w:r>
-      <w:r>
-        <w:rPr>
-          <w:rFonts w:ascii="Times New Roman" w:hAnsi="Times New Roman" w:cs="Times New Roman"/>
-        </w:rPr>
-        <w:t>fast</w:t>
-      </w:r>
-      <w:r>
-        <w:rPr>
-          <w:rFonts w:ascii="Times New Roman" w:hAnsi="Times New Roman" w:cs="Times New Roman"/>
-        </w:rPr>
-        <w:t>.</w:t>
-      </w:r>
-    </w:p>
-    <w:p>
-      <w:pPr>
-        <w:rPr>
-          <w:rFonts w:ascii="Times New Roman" w:hAnsi="Times New Roman" w:cs="Times New Roman"/>
-        </w:rPr>
-      </w:pPr>
-      <w:r>
-        <w:rPr>
-          <w:rFonts w:ascii="Times New Roman" w:hAnsi="Times New Roman" w:cs="Times New Roman"/>
-        </w:rPr>
-        <w:t>The system shall support multiple users accessing simultaneously.</w:t>
-      </w:r>
-    </w:p>
-    <w:p>
-      <w:pPr>
-        <w:rPr>
-          <w:rFonts w:ascii="Times New Roman" w:hAnsi="Times New Roman" w:cs="Times New Roman"/>
-        </w:rPr>
-      </w:pPr>
-      <w:r>
-        <w:rPr>
-          <w:rFonts w:ascii="Times New Roman" w:hAnsi="Times New Roman" w:cs="Times New Roman"/>
-        </w:rPr>
-        <w:t>The system shall optimize database queries for fast data retrieval.</w:t>
-      </w:r>
-    </w:p>
-    <w:p>
-      <w:pPr>
-        <w:rPr>
-          <w:rFonts w:ascii="Times New Roman" w:hAnsi="Times New Roman" w:cs="Times New Roman"/>
-        </w:rPr>
-      </w:pPr>
-    </w:p>
-    <w:p>
-      <w:pPr>
-        <w:rPr>
-          <w:rFonts w:ascii="Times New Roman" w:hAnsi="Times New Roman" w:cs="Times New Roman"/>
-        </w:rPr>
-      </w:pPr>
-      <w:r>
-        <w:rPr>
-          <w:rFonts w:ascii="Times New Roman" w:hAnsi="Times New Roman" w:cs="Times New Roman"/>
-        </w:rPr>
-        <w:t>4.2 Security Requirements</w:t>
-      </w:r>
-    </w:p>
-    <w:p>
-      <w:pPr>
-        <w:rPr>
-          <w:rFonts w:ascii="Times New Roman" w:hAnsi="Times New Roman" w:cs="Times New Roman"/>
-        </w:rPr>
-      </w:pPr>
-      <w:r>
-        <w:rPr>
-          <w:rFonts w:ascii="Times New Roman" w:hAnsi="Times New Roman" w:cs="Times New Roman"/>
+          <w:b/>
+          <w:bCs/>
+        </w:rPr>
+      </w:pPr>
+      <w:r>
+        <w:rPr>
+          <w:rFonts w:ascii="Times New Roman" w:hAnsi="Times New Roman" w:cs="Times New Roman"/>
+          <w:b/>
+          <w:bCs/>
+        </w:rPr>
+        <w:t>SYSTEM ARCHITECTURE</w:t>
+      </w:r>
+    </w:p>
+    <w:p>
+      <w:pPr>
+        <w:ind w:left="720"/>
+        <w:rPr>
+          <w:rFonts w:ascii="Times New Roman" w:hAnsi="Times New Roman" w:cs="Times New Roman"/>
+          <w:b/>
+          <w:bCs/>
+        </w:rPr>
+      </w:pPr>
+      <w:r>
+        <w:rPr>
+          <w:rFonts w:ascii="Times New Roman" w:hAnsi="Times New Roman" w:cs="Times New Roman"/>
+          <w:b/>
+          <w:bCs/>
+        </w:rPr>
+        <w:t>5.1 Architecture Model</w:t>
+      </w:r>
+    </w:p>
+    <w:p>
+      <w:pPr>
+        <w:ind w:left="720" w:firstLine="720"/>
+        <w:rPr>
+          <w:rFonts w:ascii="Times New Roman" w:hAnsi="Times New Roman" w:cs="Times New Roman"/>
+        </w:rPr>
+      </w:pPr>
+      <w:r>
+        <w:rPr>
+          <w:rFonts w:ascii="Times New Roman" w:hAnsi="Times New Roman" w:cs="Times New Roman"/>
+        </w:rPr>
+        <w:t>React Frontend</w:t>
+      </w:r>
+      <w:r>
+        <w:rPr>
+          <w:rFonts w:ascii="Times New Roman" w:hAnsi="Times New Roman" w:cs="Times New Roman"/>
+        </w:rPr>
+        <w:t xml:space="preserve"> </w:t>
+      </w:r>
+      <w:r>
+        <w:rPr>
+          <w:rFonts w:ascii="Times New Roman" w:hAnsi="Times New Roman" w:cs="Times New Roman"/>
+        </w:rPr>
+        <w:sym w:font="Wingdings" w:char="F0E0"/>
+      </w:r>
+      <w:r>
+        <w:rPr>
+          <w:rFonts w:ascii="Times New Roman" w:hAnsi="Times New Roman" w:cs="Times New Roman"/>
+        </w:rPr>
+        <w:t xml:space="preserve"> </w:t>
+      </w:r>
+      <w:r>
+        <w:rPr>
+          <w:rFonts w:ascii="Times New Roman" w:hAnsi="Times New Roman" w:cs="Times New Roman"/>
+        </w:rPr>
+        <w:t>Express API (Node.js)</w:t>
+      </w:r>
+      <w:r>
+        <w:rPr>
+          <w:rFonts w:ascii="Times New Roman" w:hAnsi="Times New Roman" w:cs="Times New Roman"/>
+        </w:rPr>
+        <w:t xml:space="preserve"> </w:t>
+      </w:r>
+      <w:r>
+        <w:rPr>
+          <w:rFonts w:ascii="Times New Roman" w:hAnsi="Times New Roman" w:cs="Times New Roman"/>
+        </w:rPr>
+        <w:sym w:font="Wingdings" w:char="F0E0"/>
+      </w:r>
+      <w:r>
+        <w:rPr>
+          <w:rFonts w:ascii="Times New Roman" w:hAnsi="Times New Roman" w:cs="Times New Roman"/>
+        </w:rPr>
+        <w:t xml:space="preserve"> </w:t>
+      </w:r>
+      <w:r>
+        <w:rPr>
+          <w:rFonts w:ascii="Times New Roman" w:hAnsi="Times New Roman" w:cs="Times New Roman"/>
+        </w:rPr>
+        <w:t>MongoDB Database</w:t>
+      </w:r>
+    </w:p>
+    <w:p>
+      <w:pPr>
+        <w:rPr>
+          <w:rFonts w:ascii="Times New Roman" w:hAnsi="Times New Roman" w:cs="Times New Roman"/>
+        </w:rPr>
+      </w:pPr>
+    </w:p>
+    <w:p>
+      <w:pPr>
+        <w:ind w:left="720"/>
+        <w:rPr>
+          <w:rFonts w:ascii="Times New Roman" w:hAnsi="Times New Roman" w:cs="Times New Roman"/>
+          <w:b/>
+          <w:bCs/>
+        </w:rPr>
+      </w:pPr>
+      <w:r>
+        <w:rPr>
+          <w:rFonts w:ascii="Times New Roman" w:hAnsi="Times New Roman" w:cs="Times New Roman"/>
+          <w:b/>
+          <w:bCs/>
+        </w:rPr>
+        <w:t>5.2 Components</w:t>
+      </w:r>
+    </w:p>
+    <w:p>
+      <w:pPr>
+        <w:pStyle w:val="ListParagraph"/>
+        <w:numPr>
+          <w:ilvl w:val="0"/>
+          <w:numId w:val="31"/>
+        </w:numPr>
+        <w:rPr>
+          <w:rFonts w:ascii="Times New Roman" w:hAnsi="Times New Roman" w:cs="Times New Roman"/>
+        </w:rPr>
+      </w:pPr>
+      <w:r>
+        <w:rPr>
+          <w:rFonts w:ascii="Times New Roman" w:hAnsi="Times New Roman" w:cs="Times New Roman"/>
+        </w:rPr>
+        <w:t>Frontend (React UI)</w:t>
+      </w:r>
+    </w:p>
+    <w:p>
+      <w:pPr>
+        <w:pStyle w:val="ListParagraph"/>
+        <w:numPr>
+          <w:ilvl w:val="0"/>
+          <w:numId w:val="31"/>
+        </w:numPr>
+        <w:rPr>
+          <w:rFonts w:ascii="Times New Roman" w:hAnsi="Times New Roman" w:cs="Times New Roman"/>
+        </w:rPr>
+      </w:pPr>
+      <w:r>
+        <w:rPr>
+          <w:rFonts w:ascii="Times New Roman" w:hAnsi="Times New Roman" w:cs="Times New Roman"/>
+        </w:rPr>
+        <w:t>Backend (REST API)</w:t>
+      </w:r>
+    </w:p>
+    <w:p>
+      <w:pPr>
+        <w:pStyle w:val="ListParagraph"/>
+        <w:numPr>
+          <w:ilvl w:val="0"/>
+          <w:numId w:val="31"/>
+        </w:numPr>
+        <w:rPr>
+          <w:rFonts w:ascii="Times New Roman" w:hAnsi="Times New Roman" w:cs="Times New Roman"/>
+        </w:rPr>
+      </w:pPr>
+      <w:r>
+        <w:rPr>
+          <w:rFonts w:ascii="Times New Roman" w:hAnsi="Times New Roman" w:cs="Times New Roman"/>
+        </w:rPr>
+        <w:t>Database (MongoDB)</w:t>
+      </w:r>
+    </w:p>
+    <w:p>
+      <w:pPr>
+        <w:pStyle w:val="ListParagraph"/>
+        <w:numPr>
+          <w:ilvl w:val="0"/>
+          <w:numId w:val="31"/>
+        </w:numPr>
+        <w:rPr>
+          <w:rFonts w:ascii="Times New Roman" w:hAnsi="Times New Roman" w:cs="Times New Roman"/>
+        </w:rPr>
+      </w:pPr>
+      <w:r>
+        <w:rPr>
+          <w:rFonts w:ascii="Times New Roman" w:hAnsi="Times New Roman" w:cs="Times New Roman"/>
+        </w:rPr>
+        <w:t xml:space="preserve">Cloud Storage </w:t>
+      </w:r>
+    </w:p>
+    <w:p>
+      <w:pPr>
+        <w:rPr>
+          <w:rFonts w:ascii="Times New Roman" w:hAnsi="Times New Roman" w:cs="Times New Roman"/>
+        </w:rPr>
+      </w:pPr>
+    </w:p>
+    <w:p>
+      <w:pPr>
+        <w:rPr>
+          <w:rFonts w:ascii="Times New Roman" w:hAnsi="Times New Roman" w:cs="Times New Roman"/>
+        </w:rPr>
+      </w:pPr>
+    </w:p>
+    <w:p>
+      <w:pPr>
+        <w:pStyle w:val="ListParagraph"/>
+        <w:numPr>
+          <w:ilvl w:val="0"/>
+          <w:numId w:val="1"/>
+        </w:numPr>
+        <w:rPr>
+          <w:rFonts w:ascii="Times New Roman" w:hAnsi="Times New Roman" w:cs="Times New Roman"/>
+          <w:b/>
+          <w:bCs/>
+        </w:rPr>
+      </w:pPr>
+      <w:r>
+        <w:rPr>
+          <w:rFonts w:ascii="Times New Roman" w:hAnsi="Times New Roman" w:cs="Times New Roman"/>
+          <w:b/>
+          <w:bCs/>
+        </w:rPr>
+        <w:t>DATABASE REQUIREMENTS</w:t>
+      </w:r>
+    </w:p>
+    <w:p>
+      <w:pPr>
+        <w:rPr>
+          <w:rFonts w:ascii="Times New Roman" w:hAnsi="Times New Roman" w:cs="Times New Roman"/>
+        </w:rPr>
+      </w:pPr>
+    </w:p>
+    <w:p>
+      <w:pPr>
+        <w:rPr>
+          <w:rFonts w:ascii="Times New Roman" w:hAnsi="Times New Roman" w:cs="Times New Roman"/>
+        </w:rPr>
+      </w:pPr>
+    </w:p>
+    <w:p>
+      <w:pPr>
+        <w:rPr>
+          <w:rFonts w:ascii="Times New Roman" w:hAnsi="Times New Roman" w:cs="Times New Roman"/>
+        </w:rPr>
+      </w:pPr>
+    </w:p>
+    <w:p>
+      <w:pPr>
+        <w:rPr>
+          <w:rFonts w:ascii="Times New Roman" w:hAnsi="Times New Roman" w:cs="Times New Roman"/>
+        </w:rPr>
+      </w:pPr>
+    </w:p>
+    <w:p>
+      <w:pPr>
+        <w:rPr>
+          <w:rFonts w:ascii="Times New Roman" w:hAnsi="Times New Roman" w:cs="Times New Roman"/>
+        </w:rPr>
+      </w:pPr>
+    </w:p>
+    <w:p>
+      <w:pPr>
+        <w:rPr>
+          <w:rFonts w:ascii="Times New Roman" w:hAnsi="Times New Roman" w:cs="Times New Roman"/>
+        </w:rPr>
+      </w:pPr>
+    </w:p>
+    <w:p>
+      <w:pPr>
+        <w:rPr>
+          <w:rFonts w:ascii="Times New Roman" w:hAnsi="Times New Roman" w:cs="Times New Roman"/>
+        </w:rPr>
+      </w:pPr>
+    </w:p>
+    <w:p>
+      <w:pPr>
+        <w:pStyle w:val="ListParagraph"/>
+        <w:numPr>
+          <w:ilvl w:val="0"/>
+          <w:numId w:val="1"/>
+        </w:numPr>
+        <w:rPr>
+          <w:rFonts w:ascii="Times New Roman" w:hAnsi="Times New Roman" w:cs="Times New Roman"/>
+          <w:b/>
+          <w:bCs/>
+        </w:rPr>
+      </w:pPr>
+      <w:r>
+        <w:rPr>
+          <w:rFonts w:ascii="Times New Roman" w:hAnsi="Times New Roman" w:cs="Times New Roman"/>
+          <w:b/>
+          <w:bCs/>
         </w:rPr>
         <w:lastRenderedPageBreak/>
-        <w:t xml:space="preserve">The system shall encrypt all passwords using secure </w:t>
-      </w:r>
-      <w:proofErr w:type="gramStart"/>
-      <w:r>
-        <w:rPr>
-          <w:rFonts w:ascii="Times New Roman" w:hAnsi="Times New Roman" w:cs="Times New Roman"/>
-        </w:rPr>
-        <w:t>hashing .</w:t>
-      </w:r>
-      <w:proofErr w:type="gramEnd"/>
-    </w:p>
-    <w:p>
-      <w:pPr>
-        <w:rPr>
-          <w:rFonts w:ascii="Times New Roman" w:hAnsi="Times New Roman" w:cs="Times New Roman"/>
-        </w:rPr>
-      </w:pPr>
-      <w:r>
-        <w:rPr>
-          <w:rFonts w:ascii="Times New Roman" w:hAnsi="Times New Roman" w:cs="Times New Roman"/>
-        </w:rPr>
-        <w:t xml:space="preserve">The system </w:t>
-      </w:r>
-      <w:proofErr w:type="gramStart"/>
-      <w:r>
-        <w:rPr>
-          <w:rFonts w:ascii="Times New Roman" w:hAnsi="Times New Roman" w:cs="Times New Roman"/>
-        </w:rPr>
-        <w:t>shall</w:t>
-      </w:r>
-      <w:proofErr w:type="gramEnd"/>
-      <w:r>
-        <w:rPr>
-          <w:rFonts w:ascii="Times New Roman" w:hAnsi="Times New Roman" w:cs="Times New Roman"/>
-        </w:rPr>
-        <w:t xml:space="preserve"> implement role-based access control.</w:t>
-      </w:r>
-    </w:p>
-    <w:p>
-      <w:pPr>
-        <w:rPr>
-          <w:rFonts w:ascii="Times New Roman" w:hAnsi="Times New Roman" w:cs="Times New Roman"/>
-        </w:rPr>
-      </w:pPr>
-      <w:r>
-        <w:rPr>
-          <w:rFonts w:ascii="Times New Roman" w:hAnsi="Times New Roman" w:cs="Times New Roman"/>
-        </w:rPr>
-        <w:t>The system shall prevent unauthorized access to sensitive data.</w:t>
-      </w:r>
-    </w:p>
-    <w:p>
-      <w:pPr>
-        <w:rPr>
-          <w:rFonts w:ascii="Times New Roman" w:hAnsi="Times New Roman" w:cs="Times New Roman"/>
-        </w:rPr>
-      </w:pPr>
-    </w:p>
-    <w:p>
-      <w:pPr>
-        <w:rPr>
-          <w:rFonts w:ascii="Times New Roman" w:hAnsi="Times New Roman" w:cs="Times New Roman"/>
-        </w:rPr>
-      </w:pPr>
-      <w:r>
-        <w:rPr>
-          <w:rFonts w:ascii="Times New Roman" w:hAnsi="Times New Roman" w:cs="Times New Roman"/>
-        </w:rPr>
-        <w:t>4.3 Usability Requirements</w:t>
-      </w:r>
-    </w:p>
-    <w:p>
-      <w:pPr>
-        <w:rPr>
-          <w:rFonts w:ascii="Times New Roman" w:hAnsi="Times New Roman" w:cs="Times New Roman"/>
-        </w:rPr>
-      </w:pPr>
-      <w:r>
-        <w:rPr>
-          <w:rFonts w:ascii="Times New Roman" w:hAnsi="Times New Roman" w:cs="Times New Roman"/>
-        </w:rPr>
-        <w:t xml:space="preserve">The system </w:t>
-      </w:r>
-      <w:proofErr w:type="gramStart"/>
-      <w:r>
-        <w:rPr>
-          <w:rFonts w:ascii="Times New Roman" w:hAnsi="Times New Roman" w:cs="Times New Roman"/>
-        </w:rPr>
-        <w:t>shall</w:t>
-      </w:r>
-      <w:proofErr w:type="gramEnd"/>
-      <w:r>
-        <w:rPr>
-          <w:rFonts w:ascii="Times New Roman" w:hAnsi="Times New Roman" w:cs="Times New Roman"/>
-        </w:rPr>
-        <w:t xml:space="preserve"> provide a user-friendly interface.</w:t>
-      </w:r>
-    </w:p>
-    <w:p>
-      <w:pPr>
-        <w:rPr>
-          <w:rFonts w:ascii="Times New Roman" w:hAnsi="Times New Roman" w:cs="Times New Roman"/>
-        </w:rPr>
-      </w:pPr>
-      <w:r>
-        <w:rPr>
-          <w:rFonts w:ascii="Times New Roman" w:hAnsi="Times New Roman" w:cs="Times New Roman"/>
-        </w:rPr>
-        <w:t xml:space="preserve">The system </w:t>
-      </w:r>
-      <w:proofErr w:type="gramStart"/>
-      <w:r>
-        <w:rPr>
-          <w:rFonts w:ascii="Times New Roman" w:hAnsi="Times New Roman" w:cs="Times New Roman"/>
-        </w:rPr>
-        <w:t>shall</w:t>
-      </w:r>
-      <w:proofErr w:type="gramEnd"/>
-      <w:r>
-        <w:rPr>
-          <w:rFonts w:ascii="Times New Roman" w:hAnsi="Times New Roman" w:cs="Times New Roman"/>
-        </w:rPr>
-        <w:t xml:space="preserve"> have simple navigation for all user types.</w:t>
-      </w:r>
-    </w:p>
-    <w:p>
-      <w:pPr>
-        <w:rPr>
-          <w:rFonts w:ascii="Times New Roman" w:hAnsi="Times New Roman" w:cs="Times New Roman"/>
-        </w:rPr>
-      </w:pPr>
-      <w:r>
-        <w:rPr>
-          <w:rFonts w:ascii="Times New Roman" w:hAnsi="Times New Roman" w:cs="Times New Roman"/>
-        </w:rPr>
-        <w:t xml:space="preserve">The system </w:t>
-      </w:r>
-      <w:proofErr w:type="gramStart"/>
-      <w:r>
-        <w:rPr>
-          <w:rFonts w:ascii="Times New Roman" w:hAnsi="Times New Roman" w:cs="Times New Roman"/>
-        </w:rPr>
-        <w:t>shall</w:t>
-      </w:r>
-      <w:proofErr w:type="gramEnd"/>
-      <w:r>
-        <w:rPr>
-          <w:rFonts w:ascii="Times New Roman" w:hAnsi="Times New Roman" w:cs="Times New Roman"/>
-        </w:rPr>
-        <w:t xml:space="preserve"> be easy to use for non-technical school staff.</w:t>
-      </w:r>
-    </w:p>
-    <w:p>
-      <w:pPr>
-        <w:rPr>
-          <w:rFonts w:ascii="Times New Roman" w:hAnsi="Times New Roman" w:cs="Times New Roman"/>
-        </w:rPr>
-      </w:pPr>
-    </w:p>
-    <w:p>
-      <w:pPr>
-        <w:rPr>
-          <w:rFonts w:ascii="Times New Roman" w:hAnsi="Times New Roman" w:cs="Times New Roman"/>
-        </w:rPr>
-      </w:pPr>
-      <w:r>
-        <w:rPr>
-          <w:rFonts w:ascii="Times New Roman" w:hAnsi="Times New Roman" w:cs="Times New Roman"/>
-        </w:rPr>
-        <w:t>4.4 Reliability Requirements</w:t>
-      </w:r>
-    </w:p>
-    <w:p>
-      <w:pPr>
-        <w:rPr>
-          <w:rFonts w:ascii="Times New Roman" w:hAnsi="Times New Roman" w:cs="Times New Roman"/>
-        </w:rPr>
-      </w:pPr>
-      <w:r>
-        <w:rPr>
-          <w:rFonts w:ascii="Times New Roman" w:hAnsi="Times New Roman" w:cs="Times New Roman"/>
-        </w:rPr>
-        <w:t>The system shall be available 24/7 through cloud hosting.</w:t>
-      </w:r>
-    </w:p>
-    <w:p>
-      <w:pPr>
-        <w:rPr>
-          <w:rFonts w:ascii="Times New Roman" w:hAnsi="Times New Roman" w:cs="Times New Roman"/>
-        </w:rPr>
-      </w:pPr>
-      <w:r>
-        <w:rPr>
-          <w:rFonts w:ascii="Times New Roman" w:hAnsi="Times New Roman" w:cs="Times New Roman"/>
-        </w:rPr>
-        <w:t xml:space="preserve">The system </w:t>
-      </w:r>
-      <w:proofErr w:type="gramStart"/>
-      <w:r>
-        <w:rPr>
-          <w:rFonts w:ascii="Times New Roman" w:hAnsi="Times New Roman" w:cs="Times New Roman"/>
-        </w:rPr>
-        <w:t>shall</w:t>
-      </w:r>
-      <w:proofErr w:type="gramEnd"/>
-      <w:r>
-        <w:rPr>
-          <w:rFonts w:ascii="Times New Roman" w:hAnsi="Times New Roman" w:cs="Times New Roman"/>
-        </w:rPr>
-        <w:t xml:space="preserve"> ensure data consistency and backup.</w:t>
-      </w:r>
-    </w:p>
-    <w:p>
-      <w:pPr>
-        <w:rPr>
-          <w:rFonts w:ascii="Times New Roman" w:hAnsi="Times New Roman" w:cs="Times New Roman"/>
-        </w:rPr>
-      </w:pPr>
-    </w:p>
-    <w:p>
-      <w:pPr>
-        <w:rPr>
-          <w:rFonts w:ascii="Times New Roman" w:hAnsi="Times New Roman" w:cs="Times New Roman"/>
-        </w:rPr>
-      </w:pPr>
-    </w:p>
-    <w:p>
-      <w:pPr>
-        <w:rPr>
-          <w:rFonts w:ascii="Times New Roman" w:hAnsi="Times New Roman" w:cs="Times New Roman"/>
-        </w:rPr>
-      </w:pPr>
-      <w:r>
-        <w:rPr>
-          <w:rFonts w:ascii="Times New Roman" w:hAnsi="Times New Roman" w:cs="Times New Roman"/>
-        </w:rPr>
-        <w:t>4.5 Scalability Requirements</w:t>
-      </w:r>
-    </w:p>
-    <w:p>
-      <w:pPr>
-        <w:rPr>
-          <w:rFonts w:ascii="Times New Roman" w:hAnsi="Times New Roman" w:cs="Times New Roman"/>
-        </w:rPr>
-      </w:pPr>
-      <w:r>
-        <w:rPr>
-          <w:rFonts w:ascii="Times New Roman" w:hAnsi="Times New Roman" w:cs="Times New Roman"/>
-        </w:rPr>
-        <w:t>The system shall support expansion to more grades and students.</w:t>
-      </w:r>
-    </w:p>
-    <w:p>
-      <w:pPr>
-        <w:rPr>
-          <w:rFonts w:ascii="Times New Roman" w:hAnsi="Times New Roman" w:cs="Times New Roman"/>
-        </w:rPr>
-      </w:pPr>
-      <w:r>
-        <w:rPr>
-          <w:rFonts w:ascii="Times New Roman" w:hAnsi="Times New Roman" w:cs="Times New Roman"/>
-        </w:rPr>
-        <w:t>The system architecture shall allow adding new features easily.</w:t>
-      </w:r>
-    </w:p>
-    <w:p>
-      <w:pPr>
-        <w:rPr>
-          <w:rFonts w:ascii="Times New Roman" w:hAnsi="Times New Roman" w:cs="Times New Roman"/>
-        </w:rPr>
-      </w:pPr>
-    </w:p>
-    <w:p>
-      <w:pPr>
-        <w:rPr>
-          <w:rFonts w:ascii="Times New Roman" w:hAnsi="Times New Roman" w:cs="Times New Roman"/>
-        </w:rPr>
-      </w:pPr>
-      <w:r>
-        <w:rPr>
-          <w:rFonts w:ascii="Times New Roman" w:hAnsi="Times New Roman" w:cs="Times New Roman"/>
-        </w:rPr>
-        <w:t>4.6 Maintainability Requirements</w:t>
-      </w:r>
-    </w:p>
-    <w:p>
-      <w:pPr>
-        <w:rPr>
-          <w:rFonts w:ascii="Times New Roman" w:hAnsi="Times New Roman" w:cs="Times New Roman"/>
-        </w:rPr>
-      </w:pPr>
-      <w:r>
-        <w:rPr>
-          <w:rFonts w:ascii="Times New Roman" w:hAnsi="Times New Roman" w:cs="Times New Roman"/>
-        </w:rPr>
-        <w:t>The system shall follow modular MERN architecture.</w:t>
-      </w:r>
-    </w:p>
-    <w:p>
-      <w:pPr>
-        <w:rPr>
-          <w:rFonts w:ascii="Times New Roman" w:hAnsi="Times New Roman" w:cs="Times New Roman"/>
-        </w:rPr>
-      </w:pPr>
-      <w:r>
-        <w:rPr>
-          <w:rFonts w:ascii="Times New Roman" w:hAnsi="Times New Roman" w:cs="Times New Roman"/>
-        </w:rPr>
-        <w:t xml:space="preserve">The system </w:t>
-      </w:r>
-      <w:proofErr w:type="gramStart"/>
-      <w:r>
-        <w:rPr>
-          <w:rFonts w:ascii="Times New Roman" w:hAnsi="Times New Roman" w:cs="Times New Roman"/>
-        </w:rPr>
-        <w:t>shall</w:t>
-      </w:r>
-      <w:proofErr w:type="gramEnd"/>
-      <w:r>
-        <w:rPr>
-          <w:rFonts w:ascii="Times New Roman" w:hAnsi="Times New Roman" w:cs="Times New Roman"/>
-        </w:rPr>
-        <w:t xml:space="preserve"> separate frontend and backend clearly.</w:t>
-      </w:r>
-    </w:p>
-    <w:p>
-      <w:pPr>
-        <w:rPr>
-          <w:rFonts w:ascii="Times New Roman" w:hAnsi="Times New Roman" w:cs="Times New Roman"/>
-        </w:rPr>
-      </w:pPr>
-      <w:r>
-        <w:rPr>
-          <w:rFonts w:ascii="Times New Roman" w:hAnsi="Times New Roman" w:cs="Times New Roman"/>
-        </w:rPr>
-        <w:t>The system shall allow easy updates and bug fixes.</w:t>
-      </w:r>
-    </w:p>
-    <w:p>
-      <w:pPr>
-        <w:rPr>
-          <w:rFonts w:ascii="Times New Roman" w:hAnsi="Times New Roman" w:cs="Times New Roman"/>
-        </w:rPr>
-      </w:pPr>
-    </w:p>
-    <w:p>
-      <w:pPr>
-        <w:rPr>
-          <w:rFonts w:ascii="Times New Roman" w:hAnsi="Times New Roman" w:cs="Times New Roman"/>
-        </w:rPr>
-      </w:pPr>
-      <w:r>
-        <w:rPr>
-          <w:rFonts w:ascii="Times New Roman" w:hAnsi="Times New Roman" w:cs="Times New Roman"/>
-        </w:rPr>
-        <w:t>4.7 Compatibility Requirements</w:t>
-      </w:r>
-    </w:p>
-    <w:p>
-      <w:pPr>
-        <w:rPr>
-          <w:rFonts w:ascii="Times New Roman" w:hAnsi="Times New Roman" w:cs="Times New Roman"/>
-        </w:rPr>
-      </w:pPr>
-      <w:r>
-        <w:rPr>
-          <w:rFonts w:ascii="Times New Roman" w:hAnsi="Times New Roman" w:cs="Times New Roman"/>
-        </w:rPr>
-        <w:t xml:space="preserve">The system </w:t>
-      </w:r>
-      <w:proofErr w:type="gramStart"/>
-      <w:r>
-        <w:rPr>
-          <w:rFonts w:ascii="Times New Roman" w:hAnsi="Times New Roman" w:cs="Times New Roman"/>
-        </w:rPr>
-        <w:t>shall</w:t>
-      </w:r>
-      <w:proofErr w:type="gramEnd"/>
-      <w:r>
-        <w:rPr>
-          <w:rFonts w:ascii="Times New Roman" w:hAnsi="Times New Roman" w:cs="Times New Roman"/>
-        </w:rPr>
-        <w:t xml:space="preserve"> run on modern web browsers.</w:t>
-      </w:r>
-    </w:p>
-    <w:p>
-      <w:pPr>
-        <w:rPr>
-          <w:rFonts w:ascii="Times New Roman" w:hAnsi="Times New Roman" w:cs="Times New Roman"/>
-        </w:rPr>
-      </w:pPr>
-      <w:r>
-        <w:rPr>
-          <w:rFonts w:ascii="Times New Roman" w:hAnsi="Times New Roman" w:cs="Times New Roman"/>
-        </w:rPr>
-        <w:t>The system shall be responsive on mobile, tablet, and desktop devices.</w:t>
-      </w:r>
-    </w:p>
-    <w:p>
-      <w:pPr>
-        <w:rPr>
-          <w:rFonts w:ascii="Times New Roman" w:hAnsi="Times New Roman" w:cs="Times New Roman"/>
-        </w:rPr>
-      </w:pPr>
-    </w:p>
-    <w:p>
-      <w:pPr>
-        <w:rPr>
-          <w:rFonts w:ascii="Times New Roman" w:hAnsi="Times New Roman" w:cs="Times New Roman"/>
-        </w:rPr>
-      </w:pPr>
-      <w:r>
-        <w:rPr>
-          <w:rFonts w:ascii="Times New Roman" w:hAnsi="Times New Roman" w:cs="Times New Roman"/>
-        </w:rPr>
-        <w:lastRenderedPageBreak/>
-        <w:t>4.8 Deployment Requirements</w:t>
-      </w:r>
-    </w:p>
-    <w:p>
-      <w:pPr>
-        <w:rPr>
-          <w:rFonts w:ascii="Times New Roman" w:hAnsi="Times New Roman" w:cs="Times New Roman"/>
-        </w:rPr>
-      </w:pPr>
-      <w:r>
-        <w:rPr>
-          <w:rFonts w:ascii="Times New Roman" w:hAnsi="Times New Roman" w:cs="Times New Roman"/>
-        </w:rPr>
-        <w:t xml:space="preserve">The system </w:t>
-      </w:r>
-      <w:proofErr w:type="gramStart"/>
-      <w:r>
-        <w:rPr>
-          <w:rFonts w:ascii="Times New Roman" w:hAnsi="Times New Roman" w:cs="Times New Roman"/>
-        </w:rPr>
-        <w:t>shall</w:t>
-      </w:r>
-      <w:proofErr w:type="gramEnd"/>
-      <w:r>
-        <w:rPr>
-          <w:rFonts w:ascii="Times New Roman" w:hAnsi="Times New Roman" w:cs="Times New Roman"/>
-        </w:rPr>
-        <w:t xml:space="preserve"> be deployed on cloud platforms.</w:t>
-      </w:r>
-    </w:p>
-    <w:p>
-      <w:pPr>
-        <w:rPr>
-          <w:rFonts w:ascii="Times New Roman" w:hAnsi="Times New Roman" w:cs="Times New Roman"/>
-        </w:rPr>
-      </w:pPr>
-      <w:r>
-        <w:rPr>
-          <w:rFonts w:ascii="Times New Roman" w:hAnsi="Times New Roman" w:cs="Times New Roman"/>
-        </w:rPr>
-        <w:t>The system shall use MongoDB for database hosting.</w:t>
-      </w:r>
-    </w:p>
-    <w:p>
-      <w:pPr>
-        <w:rPr>
-          <w:rFonts w:ascii="Times New Roman" w:hAnsi="Times New Roman" w:cs="Times New Roman"/>
-        </w:rPr>
-      </w:pPr>
-    </w:p>
-    <w:p>
-      <w:pPr>
-        <w:rPr>
-          <w:rFonts w:ascii="Times New Roman" w:hAnsi="Times New Roman" w:cs="Times New Roman"/>
-        </w:rPr>
-      </w:pPr>
-    </w:p>
-    <w:p>
-      <w:pPr>
-        <w:rPr>
-          <w:rFonts w:ascii="Times New Roman" w:hAnsi="Times New Roman" w:cs="Times New Roman"/>
-        </w:rPr>
-      </w:pPr>
-    </w:p>
-    <w:p>
-      <w:pPr>
-        <w:pStyle w:val="ListParagraph"/>
-        <w:numPr>
-          <w:ilvl w:val="0"/>
-          <w:numId w:val="1"/>
-        </w:numPr>
-        <w:rPr>
-          <w:rFonts w:ascii="Times New Roman" w:hAnsi="Times New Roman" w:cs="Times New Roman"/>
-        </w:rPr>
-      </w:pPr>
-      <w:r>
-        <w:rPr>
-          <w:rFonts w:ascii="Times New Roman" w:hAnsi="Times New Roman" w:cs="Times New Roman"/>
-        </w:rPr>
-        <w:t>SYSTEM ARCHITECTURE</w:t>
-      </w:r>
-    </w:p>
-    <w:p>
-      <w:pPr>
-        <w:rPr>
-          <w:rFonts w:ascii="Times New Roman" w:hAnsi="Times New Roman" w:cs="Times New Roman"/>
-        </w:rPr>
-      </w:pPr>
-      <w:r>
-        <w:rPr>
-          <w:rFonts w:ascii="Times New Roman" w:hAnsi="Times New Roman" w:cs="Times New Roman"/>
-        </w:rPr>
-        <w:t>5.1 Architecture Model</w:t>
-      </w:r>
-    </w:p>
-    <w:p>
-      <w:pPr>
-        <w:rPr>
-          <w:rFonts w:ascii="Times New Roman" w:hAnsi="Times New Roman" w:cs="Times New Roman"/>
-        </w:rPr>
-      </w:pPr>
-      <w:r>
-        <w:rPr>
-          <w:rFonts w:ascii="Times New Roman" w:hAnsi="Times New Roman" w:cs="Times New Roman"/>
-        </w:rPr>
-        <w:t>React Frontend</w:t>
-      </w:r>
-      <w:r>
-        <w:rPr>
-          <w:rFonts w:ascii="Times New Roman" w:hAnsi="Times New Roman" w:cs="Times New Roman"/>
-        </w:rPr>
-        <w:t xml:space="preserve"> </w:t>
-      </w:r>
-      <w:r>
-        <w:rPr>
-          <w:rFonts w:ascii="Times New Roman" w:hAnsi="Times New Roman" w:cs="Times New Roman"/>
-        </w:rPr>
-        <w:sym w:font="Wingdings" w:char="F0E0"/>
-      </w:r>
-      <w:r>
-        <w:rPr>
-          <w:rFonts w:ascii="Times New Roman" w:hAnsi="Times New Roman" w:cs="Times New Roman"/>
-        </w:rPr>
-        <w:t xml:space="preserve"> </w:t>
-      </w:r>
-      <w:r>
-        <w:rPr>
-          <w:rFonts w:ascii="Times New Roman" w:hAnsi="Times New Roman" w:cs="Times New Roman"/>
-        </w:rPr>
-        <w:t>Express API (Node.js)</w:t>
-      </w:r>
-      <w:r>
-        <w:rPr>
-          <w:rFonts w:ascii="Times New Roman" w:hAnsi="Times New Roman" w:cs="Times New Roman"/>
-        </w:rPr>
-        <w:t xml:space="preserve"> </w:t>
-      </w:r>
-      <w:r>
-        <w:rPr>
-          <w:rFonts w:ascii="Times New Roman" w:hAnsi="Times New Roman" w:cs="Times New Roman"/>
-        </w:rPr>
-        <w:sym w:font="Wingdings" w:char="F0E0"/>
-      </w:r>
-      <w:r>
-        <w:rPr>
-          <w:rFonts w:ascii="Times New Roman" w:hAnsi="Times New Roman" w:cs="Times New Roman"/>
-        </w:rPr>
-        <w:t xml:space="preserve"> </w:t>
-      </w:r>
-      <w:r>
-        <w:rPr>
-          <w:rFonts w:ascii="Times New Roman" w:hAnsi="Times New Roman" w:cs="Times New Roman"/>
-        </w:rPr>
-        <w:t>MongoDB Database</w:t>
-      </w:r>
-    </w:p>
-    <w:p>
-      <w:pPr>
-        <w:rPr>
-          <w:rFonts w:ascii="Times New Roman" w:hAnsi="Times New Roman" w:cs="Times New Roman"/>
-        </w:rPr>
-      </w:pPr>
-    </w:p>
-    <w:p>
-      <w:pPr>
-        <w:rPr>
-          <w:rFonts w:ascii="Times New Roman" w:hAnsi="Times New Roman" w:cs="Times New Roman"/>
-        </w:rPr>
-      </w:pPr>
-    </w:p>
-    <w:p>
-      <w:pPr>
-        <w:rPr>
-          <w:rFonts w:ascii="Times New Roman" w:hAnsi="Times New Roman" w:cs="Times New Roman"/>
-        </w:rPr>
-      </w:pPr>
-    </w:p>
-    <w:p>
-      <w:pPr>
-        <w:rPr>
-          <w:rFonts w:ascii="Times New Roman" w:hAnsi="Times New Roman" w:cs="Times New Roman"/>
-        </w:rPr>
-      </w:pPr>
-    </w:p>
-    <w:p>
-      <w:pPr>
-        <w:rPr>
-          <w:rFonts w:ascii="Times New Roman" w:hAnsi="Times New Roman" w:cs="Times New Roman"/>
-        </w:rPr>
-      </w:pPr>
-      <w:r>
-        <w:rPr>
-          <w:rFonts w:ascii="Times New Roman" w:hAnsi="Times New Roman" w:cs="Times New Roman"/>
-        </w:rPr>
-        <w:t>5.2 Components</w:t>
-      </w:r>
-    </w:p>
-    <w:p>
-      <w:pPr>
-        <w:rPr>
-          <w:rFonts w:ascii="Times New Roman" w:hAnsi="Times New Roman" w:cs="Times New Roman"/>
-        </w:rPr>
-      </w:pPr>
-      <w:r>
-        <w:rPr>
-          <w:rFonts w:ascii="Times New Roman" w:hAnsi="Times New Roman" w:cs="Times New Roman"/>
-        </w:rPr>
-        <w:t>Frontend (React UI)</w:t>
-      </w:r>
-    </w:p>
-    <w:p>
-      <w:pPr>
-        <w:rPr>
-          <w:rFonts w:ascii="Times New Roman" w:hAnsi="Times New Roman" w:cs="Times New Roman"/>
-        </w:rPr>
-      </w:pPr>
-      <w:r>
-        <w:rPr>
-          <w:rFonts w:ascii="Times New Roman" w:hAnsi="Times New Roman" w:cs="Times New Roman"/>
-        </w:rPr>
-        <w:t>Backend (REST API)</w:t>
-      </w:r>
-    </w:p>
-    <w:p>
-      <w:pPr>
-        <w:rPr>
-          <w:rFonts w:ascii="Times New Roman" w:hAnsi="Times New Roman" w:cs="Times New Roman"/>
-        </w:rPr>
-      </w:pPr>
-      <w:r>
-        <w:rPr>
-          <w:rFonts w:ascii="Times New Roman" w:hAnsi="Times New Roman" w:cs="Times New Roman"/>
-        </w:rPr>
-        <w:t>Database (MongoDB)</w:t>
-      </w:r>
-    </w:p>
-    <w:p>
-      <w:pPr>
-        <w:rPr>
-          <w:rFonts w:ascii="Times New Roman" w:hAnsi="Times New Roman" w:cs="Times New Roman"/>
-        </w:rPr>
-      </w:pPr>
-      <w:r>
-        <w:rPr>
-          <w:rFonts w:ascii="Times New Roman" w:hAnsi="Times New Roman" w:cs="Times New Roman"/>
-        </w:rPr>
-        <w:t xml:space="preserve">Cloud Storage </w:t>
-      </w:r>
-    </w:p>
-    <w:p>
-      <w:pPr>
-        <w:rPr>
-          <w:rFonts w:ascii="Times New Roman" w:hAnsi="Times New Roman" w:cs="Times New Roman"/>
-        </w:rPr>
-      </w:pPr>
-    </w:p>
-    <w:p>
-      <w:pPr>
-        <w:rPr>
-          <w:rFonts w:ascii="Times New Roman" w:hAnsi="Times New Roman" w:cs="Times New Roman"/>
-        </w:rPr>
-      </w:pPr>
-    </w:p>
-    <w:p>
-      <w:pPr>
-        <w:pStyle w:val="ListParagraph"/>
-        <w:numPr>
-          <w:ilvl w:val="0"/>
-          <w:numId w:val="1"/>
-        </w:numPr>
-        <w:rPr>
-          <w:rFonts w:ascii="Times New Roman" w:hAnsi="Times New Roman" w:cs="Times New Roman"/>
-        </w:rPr>
-      </w:pPr>
-      <w:r>
-        <w:rPr>
-          <w:rFonts w:ascii="Times New Roman" w:hAnsi="Times New Roman" w:cs="Times New Roman"/>
-        </w:rPr>
-        <w:t>DATABASE REQUIREMENTS</w:t>
-      </w:r>
-    </w:p>
-    <w:p>
-      <w:pPr>
-        <w:rPr>
-          <w:rFonts w:ascii="Times New Roman" w:hAnsi="Times New Roman" w:cs="Times New Roman"/>
-        </w:rPr>
-      </w:pPr>
-    </w:p>
-    <w:p>
-      <w:pPr>
-        <w:rPr>
-          <w:rFonts w:ascii="Times New Roman" w:hAnsi="Times New Roman" w:cs="Times New Roman"/>
-        </w:rPr>
-      </w:pPr>
-    </w:p>
-    <w:p>
-      <w:pPr>
-        <w:pStyle w:val="ListParagraph"/>
-        <w:numPr>
-          <w:ilvl w:val="0"/>
-          <w:numId w:val="1"/>
-        </w:numPr>
-        <w:rPr>
-          <w:rFonts w:ascii="Times New Roman" w:hAnsi="Times New Roman" w:cs="Times New Roman"/>
-        </w:rPr>
-      </w:pPr>
-      <w:r>
-        <w:rPr>
-          <w:rFonts w:ascii="Times New Roman" w:hAnsi="Times New Roman" w:cs="Times New Roman"/>
-        </w:rPr>
         <w:t>USER ROLES AND PERMISSIONS</w:t>
       </w:r>
     </w:p>
@@ -2836,11 +3531,15 @@
             <w:pPr>
               <w:rPr>
                 <w:rFonts w:ascii="Times New Roman" w:hAnsi="Times New Roman" w:cs="Times New Roman"/>
+                <w:b/>
+                <w:bCs/>
               </w:rPr>
             </w:pPr>
             <w:r>
               <w:rPr>
                 <w:rFonts w:ascii="Times New Roman" w:hAnsi="Times New Roman" w:cs="Times New Roman"/>
+                <w:b/>
+                <w:bCs/>
               </w:rPr>
               <w:t>Feature</w:t>
             </w:r>
@@ -2854,11 +3553,15 @@
             <w:pPr>
               <w:rPr>
                 <w:rFonts w:ascii="Times New Roman" w:hAnsi="Times New Roman" w:cs="Times New Roman"/>
+                <w:b/>
+                <w:bCs/>
               </w:rPr>
             </w:pPr>
             <w:r>
               <w:rPr>
                 <w:rFonts w:ascii="Times New Roman" w:hAnsi="Times New Roman" w:cs="Times New Roman"/>
+                <w:b/>
+                <w:bCs/>
               </w:rPr>
               <w:t>Admin</w:t>
             </w:r>
@@ -2872,12 +3575,16 @@
             <w:pPr>
               <w:rPr>
                 <w:rFonts w:ascii="Times New Roman" w:hAnsi="Times New Roman" w:cs="Times New Roman"/>
+                <w:b/>
+                <w:bCs/>
               </w:rPr>
             </w:pPr>
             <w:proofErr w:type="gramStart"/>
             <w:r>
               <w:rPr>
                 <w:rFonts w:ascii="Times New Roman" w:hAnsi="Times New Roman" w:cs="Times New Roman"/>
+                <w:b/>
+                <w:bCs/>
               </w:rPr>
               <w:t>T.O</w:t>
             </w:r>
@@ -2892,11 +3599,15 @@
             <w:pPr>
               <w:rPr>
                 <w:rFonts w:ascii="Times New Roman" w:hAnsi="Times New Roman" w:cs="Times New Roman"/>
+                <w:b/>
+                <w:bCs/>
               </w:rPr>
             </w:pPr>
             <w:r>
               <w:rPr>
                 <w:rFonts w:ascii="Times New Roman" w:hAnsi="Times New Roman" w:cs="Times New Roman"/>
+                <w:b/>
+                <w:bCs/>
               </w:rPr>
               <w:t>Teacher</w:t>
             </w:r>
@@ -2910,11 +3621,15 @@
             <w:pPr>
               <w:rPr>
                 <w:rFonts w:ascii="Times New Roman" w:hAnsi="Times New Roman" w:cs="Times New Roman"/>
+                <w:b/>
+                <w:bCs/>
               </w:rPr>
             </w:pPr>
             <w:r>
               <w:rPr>
                 <w:rFonts w:ascii="Times New Roman" w:hAnsi="Times New Roman" w:cs="Times New Roman"/>
+                <w:b/>
+                <w:bCs/>
               </w:rPr>
               <w:t>Student</w:t>
             </w:r>
@@ -2933,11 +3648,15 @@
             <w:pPr>
               <w:rPr>
                 <w:rFonts w:ascii="Times New Roman" w:hAnsi="Times New Roman" w:cs="Times New Roman"/>
+                <w:b/>
+                <w:bCs/>
               </w:rPr>
             </w:pPr>
             <w:r>
               <w:rPr>
                 <w:rFonts w:ascii="Times New Roman" w:hAnsi="Times New Roman" w:cs="Times New Roman"/>
+                <w:b/>
+                <w:bCs/>
               </w:rPr>
               <w:t>Manage Users</w:t>
             </w:r>
@@ -3034,11 +3753,15 @@
             <w:pPr>
               <w:rPr>
                 <w:rFonts w:ascii="Times New Roman" w:hAnsi="Times New Roman" w:cs="Times New Roman"/>
+                <w:b/>
+                <w:bCs/>
               </w:rPr>
             </w:pPr>
             <w:r>
               <w:rPr>
                 <w:rFonts w:ascii="Times New Roman" w:hAnsi="Times New Roman" w:cs="Times New Roman"/>
+                <w:b/>
+                <w:bCs/>
               </w:rPr>
               <w:t>Manage Classes</w:t>
             </w:r>
@@ -3141,13 +3864,16 @@
             <w:pPr>
               <w:rPr>
                 <w:rFonts w:ascii="Times New Roman" w:hAnsi="Times New Roman" w:cs="Times New Roman"/>
+                <w:b/>
+                <w:bCs/>
               </w:rPr>
             </w:pPr>
             <w:r>
               <w:rPr>
                 <w:rFonts w:ascii="Times New Roman" w:hAnsi="Times New Roman" w:cs="Times New Roman"/>
+                <w:b/>
+                <w:bCs/>
               </w:rPr>
-              <w:lastRenderedPageBreak/>
               <w:t>Upload Marks</w:t>
             </w:r>
           </w:p>
@@ -3243,11 +3969,15 @@
             <w:pPr>
               <w:rPr>
                 <w:rFonts w:ascii="Times New Roman" w:hAnsi="Times New Roman" w:cs="Times New Roman"/>
+                <w:b/>
+                <w:bCs/>
               </w:rPr>
             </w:pPr>
             <w:r>
               <w:rPr>
                 <w:rFonts w:ascii="Times New Roman" w:hAnsi="Times New Roman" w:cs="Times New Roman"/>
+                <w:b/>
+                <w:bCs/>
               </w:rPr>
               <w:t>View Marks</w:t>
             </w:r>
@@ -3362,11 +4092,15 @@
             <w:pPr>
               <w:rPr>
                 <w:rFonts w:ascii="Times New Roman" w:hAnsi="Times New Roman" w:cs="Times New Roman"/>
+                <w:b/>
+                <w:bCs/>
               </w:rPr>
             </w:pPr>
             <w:r>
               <w:rPr>
                 <w:rFonts w:ascii="Times New Roman" w:hAnsi="Times New Roman" w:cs="Times New Roman"/>
+                <w:b/>
+                <w:bCs/>
               </w:rPr>
               <w:t>Upload Materials</w:t>
             </w:r>
@@ -3463,11 +4197,15 @@
             <w:pPr>
               <w:rPr>
                 <w:rFonts w:ascii="Times New Roman" w:hAnsi="Times New Roman" w:cs="Times New Roman"/>
+                <w:b/>
+                <w:bCs/>
               </w:rPr>
             </w:pPr>
             <w:r>
               <w:rPr>
                 <w:rFonts w:ascii="Times New Roman" w:hAnsi="Times New Roman" w:cs="Times New Roman"/>
+                <w:b/>
+                <w:bCs/>
               </w:rPr>
               <w:t>View Reports</w:t>
             </w:r>
@@ -3601,30 +4339,44 @@
         </w:numPr>
         <w:rPr>
           <w:rFonts w:ascii="Times New Roman" w:hAnsi="Times New Roman" w:cs="Times New Roman"/>
-        </w:rPr>
-      </w:pPr>
-      <w:r>
-        <w:rPr>
-          <w:rFonts w:ascii="Times New Roman" w:hAnsi="Times New Roman" w:cs="Times New Roman"/>
+          <w:b/>
+          <w:bCs/>
+        </w:rPr>
+      </w:pPr>
+      <w:r>
+        <w:rPr>
+          <w:rFonts w:ascii="Times New Roman" w:hAnsi="Times New Roman" w:cs="Times New Roman"/>
+          <w:b/>
+          <w:bCs/>
         </w:rPr>
         <w:t>SYSTEM REQUIREMENTS</w:t>
       </w:r>
     </w:p>
     <w:p>
       <w:pPr>
-        <w:rPr>
-          <w:rFonts w:ascii="Times New Roman" w:hAnsi="Times New Roman" w:cs="Times New Roman"/>
-        </w:rPr>
-      </w:pPr>
-      <w:r>
-        <w:rPr>
-          <w:rFonts w:ascii="Times New Roman" w:hAnsi="Times New Roman" w:cs="Times New Roman"/>
+        <w:ind w:left="720"/>
+        <w:rPr>
+          <w:rFonts w:ascii="Times New Roman" w:hAnsi="Times New Roman" w:cs="Times New Roman"/>
+          <w:b/>
+          <w:bCs/>
+        </w:rPr>
+      </w:pPr>
+      <w:r>
+        <w:rPr>
+          <w:rFonts w:ascii="Times New Roman" w:hAnsi="Times New Roman" w:cs="Times New Roman"/>
+          <w:b/>
+          <w:bCs/>
         </w:rPr>
         <w:t>8.1 Hardware</w:t>
       </w:r>
     </w:p>
     <w:p>
       <w:pPr>
+        <w:pStyle w:val="ListParagraph"/>
+        <w:numPr>
+          <w:ilvl w:val="0"/>
+          <w:numId w:val="32"/>
+        </w:numPr>
         <w:rPr>
           <w:rFonts w:ascii="Times New Roman" w:hAnsi="Times New Roman" w:cs="Times New Roman"/>
         </w:rPr>
@@ -3638,6 +4390,11 @@
     </w:p>
     <w:p>
       <w:pPr>
+        <w:pStyle w:val="ListParagraph"/>
+        <w:numPr>
+          <w:ilvl w:val="0"/>
+          <w:numId w:val="32"/>
+        </w:numPr>
         <w:rPr>
           <w:rFonts w:ascii="Times New Roman" w:hAnsi="Times New Roman" w:cs="Times New Roman"/>
         </w:rPr>
@@ -3665,26 +4422,37 @@
     </w:p>
     <w:p>
       <w:pPr>
-        <w:rPr>
-          <w:rFonts w:ascii="Times New Roman" w:hAnsi="Times New Roman" w:cs="Times New Roman"/>
-        </w:rPr>
-      </w:pPr>
-    </w:p>
-    <w:p>
-      <w:pPr>
-        <w:rPr>
-          <w:rFonts w:ascii="Times New Roman" w:hAnsi="Times New Roman" w:cs="Times New Roman"/>
-        </w:rPr>
-      </w:pPr>
-      <w:r>
-        <w:rPr>
-          <w:rFonts w:ascii="Times New Roman" w:hAnsi="Times New Roman" w:cs="Times New Roman"/>
+        <w:ind w:left="720"/>
+        <w:rPr>
+          <w:rFonts w:ascii="Times New Roman" w:hAnsi="Times New Roman" w:cs="Times New Roman"/>
+        </w:rPr>
+      </w:pPr>
+    </w:p>
+    <w:p>
+      <w:pPr>
+        <w:ind w:left="720"/>
+        <w:rPr>
+          <w:rFonts w:ascii="Times New Roman" w:hAnsi="Times New Roman" w:cs="Times New Roman"/>
+          <w:b/>
+          <w:bCs/>
+        </w:rPr>
+      </w:pPr>
+      <w:r>
+        <w:rPr>
+          <w:rFonts w:ascii="Times New Roman" w:hAnsi="Times New Roman" w:cs="Times New Roman"/>
+          <w:b/>
+          <w:bCs/>
         </w:rPr>
         <w:t>8.2 Software</w:t>
       </w:r>
     </w:p>
     <w:p>
       <w:pPr>
+        <w:pStyle w:val="ListParagraph"/>
+        <w:numPr>
+          <w:ilvl w:val="0"/>
+          <w:numId w:val="33"/>
+        </w:numPr>
         <w:rPr>
           <w:rFonts w:ascii="Times New Roman" w:hAnsi="Times New Roman" w:cs="Times New Roman"/>
         </w:rPr>
@@ -3698,6 +4466,11 @@
     </w:p>
     <w:p>
       <w:pPr>
+        <w:pStyle w:val="ListParagraph"/>
+        <w:numPr>
+          <w:ilvl w:val="0"/>
+          <w:numId w:val="33"/>
+        </w:numPr>
         <w:rPr>
           <w:rFonts w:ascii="Times New Roman" w:hAnsi="Times New Roman" w:cs="Times New Roman"/>
         </w:rPr>
@@ -3711,6 +4484,11 @@
     </w:p>
     <w:p>
       <w:pPr>
+        <w:pStyle w:val="ListParagraph"/>
+        <w:numPr>
+          <w:ilvl w:val="0"/>
+          <w:numId w:val="33"/>
+        </w:numPr>
         <w:rPr>
           <w:rFonts w:ascii="Times New Roman" w:hAnsi="Times New Roman" w:cs="Times New Roman"/>
         </w:rPr>
@@ -3724,6 +4502,11 @@
     </w:p>
     <w:p>
       <w:pPr>
+        <w:pStyle w:val="ListParagraph"/>
+        <w:numPr>
+          <w:ilvl w:val="0"/>
+          <w:numId w:val="33"/>
+        </w:numPr>
         <w:rPr>
           <w:rFonts w:ascii="Times New Roman" w:hAnsi="Times New Roman" w:cs="Times New Roman"/>
         </w:rPr>
@@ -3777,17 +4560,26 @@
         </w:numPr>
         <w:rPr>
           <w:rFonts w:ascii="Times New Roman" w:hAnsi="Times New Roman" w:cs="Times New Roman"/>
-        </w:rPr>
-      </w:pPr>
-      <w:r>
-        <w:rPr>
-          <w:rFonts w:ascii="Times New Roman" w:hAnsi="Times New Roman" w:cs="Times New Roman"/>
+          <w:b/>
+          <w:bCs/>
+        </w:rPr>
+      </w:pPr>
+      <w:r>
+        <w:rPr>
+          <w:rFonts w:ascii="Times New Roman" w:hAnsi="Times New Roman" w:cs="Times New Roman"/>
+          <w:b/>
+          <w:bCs/>
         </w:rPr>
         <w:t>SYSTEM LIMITATIONS</w:t>
       </w:r>
     </w:p>
     <w:p>
       <w:pPr>
+        <w:pStyle w:val="ListParagraph"/>
+        <w:numPr>
+          <w:ilvl w:val="0"/>
+          <w:numId w:val="34"/>
+        </w:numPr>
         <w:rPr>
           <w:rFonts w:ascii="Times New Roman" w:hAnsi="Times New Roman" w:cs="Times New Roman"/>
         </w:rPr>
@@ -3801,6 +4593,11 @@
     </w:p>
     <w:p>
       <w:pPr>
+        <w:pStyle w:val="ListParagraph"/>
+        <w:numPr>
+          <w:ilvl w:val="0"/>
+          <w:numId w:val="34"/>
+        </w:numPr>
         <w:rPr>
           <w:rFonts w:ascii="Times New Roman" w:hAnsi="Times New Roman" w:cs="Times New Roman"/>
         </w:rPr>
@@ -3814,6 +4611,11 @@
     </w:p>
     <w:p>
       <w:pPr>
+        <w:pStyle w:val="ListParagraph"/>
+        <w:numPr>
+          <w:ilvl w:val="0"/>
+          <w:numId w:val="34"/>
+        </w:numPr>
         <w:rPr>
           <w:rFonts w:ascii="Times New Roman" w:hAnsi="Times New Roman" w:cs="Times New Roman"/>
         </w:rPr>
@@ -3848,31 +4650,44 @@
         </w:numPr>
         <w:rPr>
           <w:rFonts w:ascii="Times New Roman" w:hAnsi="Times New Roman" w:cs="Times New Roman"/>
-        </w:rPr>
-      </w:pPr>
-      <w:r>
-        <w:rPr>
-          <w:rFonts w:ascii="Times New Roman" w:hAnsi="Times New Roman" w:cs="Times New Roman"/>
+          <w:b/>
+          <w:bCs/>
+        </w:rPr>
+      </w:pPr>
+      <w:r>
+        <w:rPr>
+          <w:rFonts w:ascii="Times New Roman" w:hAnsi="Times New Roman" w:cs="Times New Roman"/>
+          <w:b/>
+          <w:bCs/>
         </w:rPr>
         <w:t>FUTURE ENHANCEMENTS</w:t>
       </w:r>
     </w:p>
     <w:p>
       <w:pPr>
-        <w:rPr>
-          <w:rFonts w:ascii="Times New Roman" w:hAnsi="Times New Roman" w:cs="Times New Roman"/>
-        </w:rPr>
-      </w:pPr>
-      <w:r>
-        <w:rPr>
-          <w:rFonts w:ascii="Times New Roman" w:hAnsi="Times New Roman" w:cs="Times New Roman"/>
-        </w:rPr>
-        <w:lastRenderedPageBreak/>
+        <w:pStyle w:val="ListParagraph"/>
+        <w:numPr>
+          <w:ilvl w:val="0"/>
+          <w:numId w:val="35"/>
+        </w:numPr>
+        <w:rPr>
+          <w:rFonts w:ascii="Times New Roman" w:hAnsi="Times New Roman" w:cs="Times New Roman"/>
+        </w:rPr>
+      </w:pPr>
+      <w:r>
+        <w:rPr>
+          <w:rFonts w:ascii="Times New Roman" w:hAnsi="Times New Roman" w:cs="Times New Roman"/>
+        </w:rPr>
         <w:t>Live class streaming</w:t>
       </w:r>
     </w:p>
     <w:p>
       <w:pPr>
+        <w:pStyle w:val="ListParagraph"/>
+        <w:numPr>
+          <w:ilvl w:val="0"/>
+          <w:numId w:val="35"/>
+        </w:numPr>
         <w:rPr>
           <w:rFonts w:ascii="Times New Roman" w:hAnsi="Times New Roman" w:cs="Times New Roman"/>
         </w:rPr>
@@ -3886,6 +4701,11 @@
     </w:p>
     <w:p>
       <w:pPr>
+        <w:pStyle w:val="ListParagraph"/>
+        <w:numPr>
+          <w:ilvl w:val="0"/>
+          <w:numId w:val="35"/>
+        </w:numPr>
         <w:rPr>
           <w:rFonts w:ascii="Times New Roman" w:hAnsi="Times New Roman" w:cs="Times New Roman"/>
         </w:rPr>
@@ -3920,17 +4740,22 @@
         </w:numPr>
         <w:rPr>
           <w:rFonts w:ascii="Times New Roman" w:hAnsi="Times New Roman" w:cs="Times New Roman"/>
-        </w:rPr>
-      </w:pPr>
-      <w:r>
-        <w:rPr>
-          <w:rFonts w:ascii="Times New Roman" w:hAnsi="Times New Roman" w:cs="Times New Roman"/>
+          <w:b/>
+          <w:bCs/>
+        </w:rPr>
+      </w:pPr>
+      <w:r>
+        <w:rPr>
+          <w:rFonts w:ascii="Times New Roman" w:hAnsi="Times New Roman" w:cs="Times New Roman"/>
+          <w:b/>
+          <w:bCs/>
         </w:rPr>
         <w:t>CONCLUSION</w:t>
       </w:r>
     </w:p>
     <w:p>
       <w:pPr>
+        <w:ind w:left="360"/>
         <w:rPr>
           <w:rFonts w:ascii="Times New Roman" w:hAnsi="Times New Roman" w:cs="Times New Roman"/>
         </w:rPr>
@@ -3997,6 +4822,1249 @@
 <file path=word/numbering.xml><?xml version="1.0" encoding="utf-8"?>
 <w:numbering xmlns:wpc="http://schemas.microsoft.com/office/word/2010/wordprocessingCanvas" xmlns:cx="http://schemas.microsoft.com/office/drawing/2014/chartex" xmlns:cx1="http://schemas.microsoft.com/office/drawing/2015/9/8/chartex" xmlns:cx2="http://schemas.microsoft.com/office/drawing/2015/10/21/chartex" xmlns:cx3="http://schemas.microsoft.com/office/drawing/2016/5/9/chartex" xmlns:cx4="http://schemas.microsoft.com/office/drawing/2016/5/10/chartex" xmlns:cx5="http://schemas.microsoft.com/office/drawing/2016/5/11/chartex" xmlns:cx6="http://schemas.microsoft.com/office/drawing/2016/5/12/chartex" xmlns:cx7="http://schemas.microsoft.com/office/drawing/2016/5/13/chartex" xmlns:cx8="http://schemas.microsoft.com/office/drawing/2016/5/14/chartex" xmlns:mc="http://schemas.openxmlformats.org/markup-compatibility/2006" xmlns:aink="http://schemas.microsoft.com/office/drawing/2016/ink" xmlns:am3d="http://schemas.microsoft.com/office/drawing/2017/model3d" xmlns:o="urn:schemas-microsoft-com:office:office" xmlns:oel="http://schemas.microsoft.com/office/2019/extlst" xmlns:r="http://schemas.openxmlformats.org/officeDocument/2006/relationships" xmlns:m="http://schemas.openxmlformats.org/officeDocument/2006/math" xmlns:v="urn:schemas-microsoft-com:vml" xmlns:wp14="http://schemas.microsoft.com/office/word/2010/wordprocessingDrawing" xmlns:wp="http://schemas.openxmlformats.org/drawingml/2006/wordprocessingDrawing" xmlns:w10="urn:schemas-microsoft-com:office:word" xmlns:w="http://schemas.openxmlformats.org/wordprocessingml/2006/main" xmlns:w14="http://schemas.microsoft.com/office/word/2010/wordml" xmlns:w15="http://schemas.microsoft.com/office/word/2012/wordml" xmlns:w16cex="http://schemas.microsoft.com/office/word/2018/wordml/cex" xmlns:w16cid="http://schemas.microsoft.com/office/word/2016/wordml/cid" xmlns:w16="http://schemas.microsoft.com/office/word/2018/wordml" xmlns:w16du="http://schemas.microsoft.com/office/word/2023/wordml/word16du" xmlns:w16sdtdh="http://schemas.microsoft.com/office/word/2020/wordml/sdtdatahash" xmlns:w16sdtfl="http://schemas.microsoft.com/office/word/2024/wordml/sdtformatlock" xmlns:w16se="http://schemas.microsoft.com/office/word/2015/wordml/symex" xmlns:wpg="http://schemas.microsoft.com/office/word/2010/wordprocessingGroup" xmlns:wpi="http://schemas.microsoft.com/office/word/2010/wordprocessingInk" xmlns:wne="http://schemas.microsoft.com/office/word/2006/wordml" xmlns:wps="http://schemas.microsoft.com/office/word/2010/wordprocessingShape" mc:Ignorable="w14 w15 w16se w16cid w16 w16cex w16sdtdh w16sdtfl w16du wp14">
   <w:abstractNum w:abstractNumId="0" w15:restartNumberingAfterBreak="0">
+    <w:nsid w:val="00404042"/>
+    <w:multiLevelType w:val="hybridMultilevel"/>
+    <w:tmpl w:val="BC7EA53C"/>
+    <w:lvl w:ilvl="0" w:tplc="04090005">
+      <w:start w:val="1"/>
+      <w:numFmt w:val="bullet"/>
+      <w:lvlText w:val=""/>
+      <w:lvlJc w:val="left"/>
+      <w:pPr>
+        <w:ind w:left="1440" w:hanging="360"/>
+      </w:pPr>
+      <w:rPr>
+        <w:rFonts w:ascii="Wingdings" w:hAnsi="Wingdings" w:hint="default"/>
+      </w:rPr>
+    </w:lvl>
+    <w:lvl w:ilvl="1" w:tplc="04090003" w:tentative="1">
+      <w:start w:val="1"/>
+      <w:numFmt w:val="bullet"/>
+      <w:lvlText w:val="o"/>
+      <w:lvlJc w:val="left"/>
+      <w:pPr>
+        <w:ind w:left="2160" w:hanging="360"/>
+      </w:pPr>
+      <w:rPr>
+        <w:rFonts w:ascii="Courier New" w:hAnsi="Courier New" w:cs="Courier New" w:hint="default"/>
+      </w:rPr>
+    </w:lvl>
+    <w:lvl w:ilvl="2" w:tplc="04090005" w:tentative="1">
+      <w:start w:val="1"/>
+      <w:numFmt w:val="bullet"/>
+      <w:lvlText w:val=""/>
+      <w:lvlJc w:val="left"/>
+      <w:pPr>
+        <w:ind w:left="2880" w:hanging="360"/>
+      </w:pPr>
+      <w:rPr>
+        <w:rFonts w:ascii="Wingdings" w:hAnsi="Wingdings" w:hint="default"/>
+      </w:rPr>
+    </w:lvl>
+    <w:lvl w:ilvl="3" w:tplc="04090001" w:tentative="1">
+      <w:start w:val="1"/>
+      <w:numFmt w:val="bullet"/>
+      <w:lvlText w:val=""/>
+      <w:lvlJc w:val="left"/>
+      <w:pPr>
+        <w:ind w:left="3600" w:hanging="360"/>
+      </w:pPr>
+      <w:rPr>
+        <w:rFonts w:ascii="Symbol" w:hAnsi="Symbol" w:hint="default"/>
+      </w:rPr>
+    </w:lvl>
+    <w:lvl w:ilvl="4" w:tplc="04090003" w:tentative="1">
+      <w:start w:val="1"/>
+      <w:numFmt w:val="bullet"/>
+      <w:lvlText w:val="o"/>
+      <w:lvlJc w:val="left"/>
+      <w:pPr>
+        <w:ind w:left="4320" w:hanging="360"/>
+      </w:pPr>
+      <w:rPr>
+        <w:rFonts w:ascii="Courier New" w:hAnsi="Courier New" w:cs="Courier New" w:hint="default"/>
+      </w:rPr>
+    </w:lvl>
+    <w:lvl w:ilvl="5" w:tplc="04090005" w:tentative="1">
+      <w:start w:val="1"/>
+      <w:numFmt w:val="bullet"/>
+      <w:lvlText w:val=""/>
+      <w:lvlJc w:val="left"/>
+      <w:pPr>
+        <w:ind w:left="5040" w:hanging="360"/>
+      </w:pPr>
+      <w:rPr>
+        <w:rFonts w:ascii="Wingdings" w:hAnsi="Wingdings" w:hint="default"/>
+      </w:rPr>
+    </w:lvl>
+    <w:lvl w:ilvl="6" w:tplc="04090001" w:tentative="1">
+      <w:start w:val="1"/>
+      <w:numFmt w:val="bullet"/>
+      <w:lvlText w:val=""/>
+      <w:lvlJc w:val="left"/>
+      <w:pPr>
+        <w:ind w:left="5760" w:hanging="360"/>
+      </w:pPr>
+      <w:rPr>
+        <w:rFonts w:ascii="Symbol" w:hAnsi="Symbol" w:hint="default"/>
+      </w:rPr>
+    </w:lvl>
+    <w:lvl w:ilvl="7" w:tplc="04090003" w:tentative="1">
+      <w:start w:val="1"/>
+      <w:numFmt w:val="bullet"/>
+      <w:lvlText w:val="o"/>
+      <w:lvlJc w:val="left"/>
+      <w:pPr>
+        <w:ind w:left="6480" w:hanging="360"/>
+      </w:pPr>
+      <w:rPr>
+        <w:rFonts w:ascii="Courier New" w:hAnsi="Courier New" w:cs="Courier New" w:hint="default"/>
+      </w:rPr>
+    </w:lvl>
+    <w:lvl w:ilvl="8" w:tplc="04090005" w:tentative="1">
+      <w:start w:val="1"/>
+      <w:numFmt w:val="bullet"/>
+      <w:lvlText w:val=""/>
+      <w:lvlJc w:val="left"/>
+      <w:pPr>
+        <w:ind w:left="7200" w:hanging="360"/>
+      </w:pPr>
+      <w:rPr>
+        <w:rFonts w:ascii="Wingdings" w:hAnsi="Wingdings" w:hint="default"/>
+      </w:rPr>
+    </w:lvl>
+  </w:abstractNum>
+  <w:abstractNum w:abstractNumId="1" w15:restartNumberingAfterBreak="0">
+    <w:nsid w:val="051D4915"/>
+    <w:multiLevelType w:val="hybridMultilevel"/>
+    <w:tmpl w:val="DF321F50"/>
+    <w:lvl w:ilvl="0" w:tplc="04090005">
+      <w:start w:val="1"/>
+      <w:numFmt w:val="bullet"/>
+      <w:lvlText w:val=""/>
+      <w:lvlJc w:val="left"/>
+      <w:pPr>
+        <w:ind w:left="1440" w:hanging="360"/>
+      </w:pPr>
+      <w:rPr>
+        <w:rFonts w:ascii="Wingdings" w:hAnsi="Wingdings" w:hint="default"/>
+      </w:rPr>
+    </w:lvl>
+    <w:lvl w:ilvl="1" w:tplc="04090003" w:tentative="1">
+      <w:start w:val="1"/>
+      <w:numFmt w:val="bullet"/>
+      <w:lvlText w:val="o"/>
+      <w:lvlJc w:val="left"/>
+      <w:pPr>
+        <w:ind w:left="2160" w:hanging="360"/>
+      </w:pPr>
+      <w:rPr>
+        <w:rFonts w:ascii="Courier New" w:hAnsi="Courier New" w:cs="Courier New" w:hint="default"/>
+      </w:rPr>
+    </w:lvl>
+    <w:lvl w:ilvl="2" w:tplc="04090005" w:tentative="1">
+      <w:start w:val="1"/>
+      <w:numFmt w:val="bullet"/>
+      <w:lvlText w:val=""/>
+      <w:lvlJc w:val="left"/>
+      <w:pPr>
+        <w:ind w:left="2880" w:hanging="360"/>
+      </w:pPr>
+      <w:rPr>
+        <w:rFonts w:ascii="Wingdings" w:hAnsi="Wingdings" w:hint="default"/>
+      </w:rPr>
+    </w:lvl>
+    <w:lvl w:ilvl="3" w:tplc="04090001" w:tentative="1">
+      <w:start w:val="1"/>
+      <w:numFmt w:val="bullet"/>
+      <w:lvlText w:val=""/>
+      <w:lvlJc w:val="left"/>
+      <w:pPr>
+        <w:ind w:left="3600" w:hanging="360"/>
+      </w:pPr>
+      <w:rPr>
+        <w:rFonts w:ascii="Symbol" w:hAnsi="Symbol" w:hint="default"/>
+      </w:rPr>
+    </w:lvl>
+    <w:lvl w:ilvl="4" w:tplc="04090003" w:tentative="1">
+      <w:start w:val="1"/>
+      <w:numFmt w:val="bullet"/>
+      <w:lvlText w:val="o"/>
+      <w:lvlJc w:val="left"/>
+      <w:pPr>
+        <w:ind w:left="4320" w:hanging="360"/>
+      </w:pPr>
+      <w:rPr>
+        <w:rFonts w:ascii="Courier New" w:hAnsi="Courier New" w:cs="Courier New" w:hint="default"/>
+      </w:rPr>
+    </w:lvl>
+    <w:lvl w:ilvl="5" w:tplc="04090005" w:tentative="1">
+      <w:start w:val="1"/>
+      <w:numFmt w:val="bullet"/>
+      <w:lvlText w:val=""/>
+      <w:lvlJc w:val="left"/>
+      <w:pPr>
+        <w:ind w:left="5040" w:hanging="360"/>
+      </w:pPr>
+      <w:rPr>
+        <w:rFonts w:ascii="Wingdings" w:hAnsi="Wingdings" w:hint="default"/>
+      </w:rPr>
+    </w:lvl>
+    <w:lvl w:ilvl="6" w:tplc="04090001" w:tentative="1">
+      <w:start w:val="1"/>
+      <w:numFmt w:val="bullet"/>
+      <w:lvlText w:val=""/>
+      <w:lvlJc w:val="left"/>
+      <w:pPr>
+        <w:ind w:left="5760" w:hanging="360"/>
+      </w:pPr>
+      <w:rPr>
+        <w:rFonts w:ascii="Symbol" w:hAnsi="Symbol" w:hint="default"/>
+      </w:rPr>
+    </w:lvl>
+    <w:lvl w:ilvl="7" w:tplc="04090003" w:tentative="1">
+      <w:start w:val="1"/>
+      <w:numFmt w:val="bullet"/>
+      <w:lvlText w:val="o"/>
+      <w:lvlJc w:val="left"/>
+      <w:pPr>
+        <w:ind w:left="6480" w:hanging="360"/>
+      </w:pPr>
+      <w:rPr>
+        <w:rFonts w:ascii="Courier New" w:hAnsi="Courier New" w:cs="Courier New" w:hint="default"/>
+      </w:rPr>
+    </w:lvl>
+    <w:lvl w:ilvl="8" w:tplc="04090005" w:tentative="1">
+      <w:start w:val="1"/>
+      <w:numFmt w:val="bullet"/>
+      <w:lvlText w:val=""/>
+      <w:lvlJc w:val="left"/>
+      <w:pPr>
+        <w:ind w:left="7200" w:hanging="360"/>
+      </w:pPr>
+      <w:rPr>
+        <w:rFonts w:ascii="Wingdings" w:hAnsi="Wingdings" w:hint="default"/>
+      </w:rPr>
+    </w:lvl>
+  </w:abstractNum>
+  <w:abstractNum w:abstractNumId="2" w15:restartNumberingAfterBreak="0">
+    <w:nsid w:val="0D0D4CBD"/>
+    <w:multiLevelType w:val="hybridMultilevel"/>
+    <w:tmpl w:val="4FFAC22C"/>
+    <w:lvl w:ilvl="0" w:tplc="04090005">
+      <w:start w:val="1"/>
+      <w:numFmt w:val="bullet"/>
+      <w:lvlText w:val=""/>
+      <w:lvlJc w:val="left"/>
+      <w:pPr>
+        <w:ind w:left="1440" w:hanging="360"/>
+      </w:pPr>
+      <w:rPr>
+        <w:rFonts w:ascii="Wingdings" w:hAnsi="Wingdings" w:hint="default"/>
+      </w:rPr>
+    </w:lvl>
+    <w:lvl w:ilvl="1" w:tplc="04090003" w:tentative="1">
+      <w:start w:val="1"/>
+      <w:numFmt w:val="bullet"/>
+      <w:lvlText w:val="o"/>
+      <w:lvlJc w:val="left"/>
+      <w:pPr>
+        <w:ind w:left="2160" w:hanging="360"/>
+      </w:pPr>
+      <w:rPr>
+        <w:rFonts w:ascii="Courier New" w:hAnsi="Courier New" w:cs="Courier New" w:hint="default"/>
+      </w:rPr>
+    </w:lvl>
+    <w:lvl w:ilvl="2" w:tplc="04090005" w:tentative="1">
+      <w:start w:val="1"/>
+      <w:numFmt w:val="bullet"/>
+      <w:lvlText w:val=""/>
+      <w:lvlJc w:val="left"/>
+      <w:pPr>
+        <w:ind w:left="2880" w:hanging="360"/>
+      </w:pPr>
+      <w:rPr>
+        <w:rFonts w:ascii="Wingdings" w:hAnsi="Wingdings" w:hint="default"/>
+      </w:rPr>
+    </w:lvl>
+    <w:lvl w:ilvl="3" w:tplc="04090001" w:tentative="1">
+      <w:start w:val="1"/>
+      <w:numFmt w:val="bullet"/>
+      <w:lvlText w:val=""/>
+      <w:lvlJc w:val="left"/>
+      <w:pPr>
+        <w:ind w:left="3600" w:hanging="360"/>
+      </w:pPr>
+      <w:rPr>
+        <w:rFonts w:ascii="Symbol" w:hAnsi="Symbol" w:hint="default"/>
+      </w:rPr>
+    </w:lvl>
+    <w:lvl w:ilvl="4" w:tplc="04090003" w:tentative="1">
+      <w:start w:val="1"/>
+      <w:numFmt w:val="bullet"/>
+      <w:lvlText w:val="o"/>
+      <w:lvlJc w:val="left"/>
+      <w:pPr>
+        <w:ind w:left="4320" w:hanging="360"/>
+      </w:pPr>
+      <w:rPr>
+        <w:rFonts w:ascii="Courier New" w:hAnsi="Courier New" w:cs="Courier New" w:hint="default"/>
+      </w:rPr>
+    </w:lvl>
+    <w:lvl w:ilvl="5" w:tplc="04090005" w:tentative="1">
+      <w:start w:val="1"/>
+      <w:numFmt w:val="bullet"/>
+      <w:lvlText w:val=""/>
+      <w:lvlJc w:val="left"/>
+      <w:pPr>
+        <w:ind w:left="5040" w:hanging="360"/>
+      </w:pPr>
+      <w:rPr>
+        <w:rFonts w:ascii="Wingdings" w:hAnsi="Wingdings" w:hint="default"/>
+      </w:rPr>
+    </w:lvl>
+    <w:lvl w:ilvl="6" w:tplc="04090001" w:tentative="1">
+      <w:start w:val="1"/>
+      <w:numFmt w:val="bullet"/>
+      <w:lvlText w:val=""/>
+      <w:lvlJc w:val="left"/>
+      <w:pPr>
+        <w:ind w:left="5760" w:hanging="360"/>
+      </w:pPr>
+      <w:rPr>
+        <w:rFonts w:ascii="Symbol" w:hAnsi="Symbol" w:hint="default"/>
+      </w:rPr>
+    </w:lvl>
+    <w:lvl w:ilvl="7" w:tplc="04090003" w:tentative="1">
+      <w:start w:val="1"/>
+      <w:numFmt w:val="bullet"/>
+      <w:lvlText w:val="o"/>
+      <w:lvlJc w:val="left"/>
+      <w:pPr>
+        <w:ind w:left="6480" w:hanging="360"/>
+      </w:pPr>
+      <w:rPr>
+        <w:rFonts w:ascii="Courier New" w:hAnsi="Courier New" w:cs="Courier New" w:hint="default"/>
+      </w:rPr>
+    </w:lvl>
+    <w:lvl w:ilvl="8" w:tplc="04090005" w:tentative="1">
+      <w:start w:val="1"/>
+      <w:numFmt w:val="bullet"/>
+      <w:lvlText w:val=""/>
+      <w:lvlJc w:val="left"/>
+      <w:pPr>
+        <w:ind w:left="7200" w:hanging="360"/>
+      </w:pPr>
+      <w:rPr>
+        <w:rFonts w:ascii="Wingdings" w:hAnsi="Wingdings" w:hint="default"/>
+      </w:rPr>
+    </w:lvl>
+  </w:abstractNum>
+  <w:abstractNum w:abstractNumId="3" w15:restartNumberingAfterBreak="0">
+    <w:nsid w:val="0D484322"/>
+    <w:multiLevelType w:val="hybridMultilevel"/>
+    <w:tmpl w:val="73A03260"/>
+    <w:lvl w:ilvl="0" w:tplc="04090001">
+      <w:start w:val="1"/>
+      <w:numFmt w:val="bullet"/>
+      <w:lvlText w:val=""/>
+      <w:lvlJc w:val="left"/>
+      <w:pPr>
+        <w:ind w:left="720" w:hanging="360"/>
+      </w:pPr>
+      <w:rPr>
+        <w:rFonts w:ascii="Symbol" w:hAnsi="Symbol" w:hint="default"/>
+      </w:rPr>
+    </w:lvl>
+    <w:lvl w:ilvl="1" w:tplc="04090003">
+      <w:start w:val="1"/>
+      <w:numFmt w:val="bullet"/>
+      <w:lvlText w:val="o"/>
+      <w:lvlJc w:val="left"/>
+      <w:pPr>
+        <w:ind w:left="1440" w:hanging="360"/>
+      </w:pPr>
+      <w:rPr>
+        <w:rFonts w:ascii="Courier New" w:hAnsi="Courier New" w:cs="Courier New" w:hint="default"/>
+      </w:rPr>
+    </w:lvl>
+    <w:lvl w:ilvl="2" w:tplc="04090005" w:tentative="1">
+      <w:start w:val="1"/>
+      <w:numFmt w:val="bullet"/>
+      <w:lvlText w:val=""/>
+      <w:lvlJc w:val="left"/>
+      <w:pPr>
+        <w:ind w:left="2160" w:hanging="360"/>
+      </w:pPr>
+      <w:rPr>
+        <w:rFonts w:ascii="Wingdings" w:hAnsi="Wingdings" w:hint="default"/>
+      </w:rPr>
+    </w:lvl>
+    <w:lvl w:ilvl="3" w:tplc="04090001" w:tentative="1">
+      <w:start w:val="1"/>
+      <w:numFmt w:val="bullet"/>
+      <w:lvlText w:val=""/>
+      <w:lvlJc w:val="left"/>
+      <w:pPr>
+        <w:ind w:left="2880" w:hanging="360"/>
+      </w:pPr>
+      <w:rPr>
+        <w:rFonts w:ascii="Symbol" w:hAnsi="Symbol" w:hint="default"/>
+      </w:rPr>
+    </w:lvl>
+    <w:lvl w:ilvl="4" w:tplc="04090003" w:tentative="1">
+      <w:start w:val="1"/>
+      <w:numFmt w:val="bullet"/>
+      <w:lvlText w:val="o"/>
+      <w:lvlJc w:val="left"/>
+      <w:pPr>
+        <w:ind w:left="3600" w:hanging="360"/>
+      </w:pPr>
+      <w:rPr>
+        <w:rFonts w:ascii="Courier New" w:hAnsi="Courier New" w:cs="Courier New" w:hint="default"/>
+      </w:rPr>
+    </w:lvl>
+    <w:lvl w:ilvl="5" w:tplc="04090005" w:tentative="1">
+      <w:start w:val="1"/>
+      <w:numFmt w:val="bullet"/>
+      <w:lvlText w:val=""/>
+      <w:lvlJc w:val="left"/>
+      <w:pPr>
+        <w:ind w:left="4320" w:hanging="360"/>
+      </w:pPr>
+      <w:rPr>
+        <w:rFonts w:ascii="Wingdings" w:hAnsi="Wingdings" w:hint="default"/>
+      </w:rPr>
+    </w:lvl>
+    <w:lvl w:ilvl="6" w:tplc="04090001" w:tentative="1">
+      <w:start w:val="1"/>
+      <w:numFmt w:val="bullet"/>
+      <w:lvlText w:val=""/>
+      <w:lvlJc w:val="left"/>
+      <w:pPr>
+        <w:ind w:left="5040" w:hanging="360"/>
+      </w:pPr>
+      <w:rPr>
+        <w:rFonts w:ascii="Symbol" w:hAnsi="Symbol" w:hint="default"/>
+      </w:rPr>
+    </w:lvl>
+    <w:lvl w:ilvl="7" w:tplc="04090003" w:tentative="1">
+      <w:start w:val="1"/>
+      <w:numFmt w:val="bullet"/>
+      <w:lvlText w:val="o"/>
+      <w:lvlJc w:val="left"/>
+      <w:pPr>
+        <w:ind w:left="5760" w:hanging="360"/>
+      </w:pPr>
+      <w:rPr>
+        <w:rFonts w:ascii="Courier New" w:hAnsi="Courier New" w:cs="Courier New" w:hint="default"/>
+      </w:rPr>
+    </w:lvl>
+    <w:lvl w:ilvl="8" w:tplc="04090005" w:tentative="1">
+      <w:start w:val="1"/>
+      <w:numFmt w:val="bullet"/>
+      <w:lvlText w:val=""/>
+      <w:lvlJc w:val="left"/>
+      <w:pPr>
+        <w:ind w:left="6480" w:hanging="360"/>
+      </w:pPr>
+      <w:rPr>
+        <w:rFonts w:ascii="Wingdings" w:hAnsi="Wingdings" w:hint="default"/>
+      </w:rPr>
+    </w:lvl>
+  </w:abstractNum>
+  <w:abstractNum w:abstractNumId="4" w15:restartNumberingAfterBreak="0">
+    <w:nsid w:val="0DF23E50"/>
+    <w:multiLevelType w:val="hybridMultilevel"/>
+    <w:tmpl w:val="704C9DBE"/>
+    <w:lvl w:ilvl="0" w:tplc="04090005">
+      <w:start w:val="1"/>
+      <w:numFmt w:val="bullet"/>
+      <w:lvlText w:val=""/>
+      <w:lvlJc w:val="left"/>
+      <w:pPr>
+        <w:ind w:left="1440" w:hanging="360"/>
+      </w:pPr>
+      <w:rPr>
+        <w:rFonts w:ascii="Wingdings" w:hAnsi="Wingdings" w:hint="default"/>
+      </w:rPr>
+    </w:lvl>
+    <w:lvl w:ilvl="1" w:tplc="04090003" w:tentative="1">
+      <w:start w:val="1"/>
+      <w:numFmt w:val="bullet"/>
+      <w:lvlText w:val="o"/>
+      <w:lvlJc w:val="left"/>
+      <w:pPr>
+        <w:ind w:left="2160" w:hanging="360"/>
+      </w:pPr>
+      <w:rPr>
+        <w:rFonts w:ascii="Courier New" w:hAnsi="Courier New" w:cs="Courier New" w:hint="default"/>
+      </w:rPr>
+    </w:lvl>
+    <w:lvl w:ilvl="2" w:tplc="04090005" w:tentative="1">
+      <w:start w:val="1"/>
+      <w:numFmt w:val="bullet"/>
+      <w:lvlText w:val=""/>
+      <w:lvlJc w:val="left"/>
+      <w:pPr>
+        <w:ind w:left="2880" w:hanging="360"/>
+      </w:pPr>
+      <w:rPr>
+        <w:rFonts w:ascii="Wingdings" w:hAnsi="Wingdings" w:hint="default"/>
+      </w:rPr>
+    </w:lvl>
+    <w:lvl w:ilvl="3" w:tplc="04090001" w:tentative="1">
+      <w:start w:val="1"/>
+      <w:numFmt w:val="bullet"/>
+      <w:lvlText w:val=""/>
+      <w:lvlJc w:val="left"/>
+      <w:pPr>
+        <w:ind w:left="3600" w:hanging="360"/>
+      </w:pPr>
+      <w:rPr>
+        <w:rFonts w:ascii="Symbol" w:hAnsi="Symbol" w:hint="default"/>
+      </w:rPr>
+    </w:lvl>
+    <w:lvl w:ilvl="4" w:tplc="04090003" w:tentative="1">
+      <w:start w:val="1"/>
+      <w:numFmt w:val="bullet"/>
+      <w:lvlText w:val="o"/>
+      <w:lvlJc w:val="left"/>
+      <w:pPr>
+        <w:ind w:left="4320" w:hanging="360"/>
+      </w:pPr>
+      <w:rPr>
+        <w:rFonts w:ascii="Courier New" w:hAnsi="Courier New" w:cs="Courier New" w:hint="default"/>
+      </w:rPr>
+    </w:lvl>
+    <w:lvl w:ilvl="5" w:tplc="04090005" w:tentative="1">
+      <w:start w:val="1"/>
+      <w:numFmt w:val="bullet"/>
+      <w:lvlText w:val=""/>
+      <w:lvlJc w:val="left"/>
+      <w:pPr>
+        <w:ind w:left="5040" w:hanging="360"/>
+      </w:pPr>
+      <w:rPr>
+        <w:rFonts w:ascii="Wingdings" w:hAnsi="Wingdings" w:hint="default"/>
+      </w:rPr>
+    </w:lvl>
+    <w:lvl w:ilvl="6" w:tplc="04090001" w:tentative="1">
+      <w:start w:val="1"/>
+      <w:numFmt w:val="bullet"/>
+      <w:lvlText w:val=""/>
+      <w:lvlJc w:val="left"/>
+      <w:pPr>
+        <w:ind w:left="5760" w:hanging="360"/>
+      </w:pPr>
+      <w:rPr>
+        <w:rFonts w:ascii="Symbol" w:hAnsi="Symbol" w:hint="default"/>
+      </w:rPr>
+    </w:lvl>
+    <w:lvl w:ilvl="7" w:tplc="04090003" w:tentative="1">
+      <w:start w:val="1"/>
+      <w:numFmt w:val="bullet"/>
+      <w:lvlText w:val="o"/>
+      <w:lvlJc w:val="left"/>
+      <w:pPr>
+        <w:ind w:left="6480" w:hanging="360"/>
+      </w:pPr>
+      <w:rPr>
+        <w:rFonts w:ascii="Courier New" w:hAnsi="Courier New" w:cs="Courier New" w:hint="default"/>
+      </w:rPr>
+    </w:lvl>
+    <w:lvl w:ilvl="8" w:tplc="04090005" w:tentative="1">
+      <w:start w:val="1"/>
+      <w:numFmt w:val="bullet"/>
+      <w:lvlText w:val=""/>
+      <w:lvlJc w:val="left"/>
+      <w:pPr>
+        <w:ind w:left="7200" w:hanging="360"/>
+      </w:pPr>
+      <w:rPr>
+        <w:rFonts w:ascii="Wingdings" w:hAnsi="Wingdings" w:hint="default"/>
+      </w:rPr>
+    </w:lvl>
+  </w:abstractNum>
+  <w:abstractNum w:abstractNumId="5" w15:restartNumberingAfterBreak="0">
+    <w:nsid w:val="0E9D5805"/>
+    <w:multiLevelType w:val="hybridMultilevel"/>
+    <w:tmpl w:val="092AFF14"/>
+    <w:lvl w:ilvl="0" w:tplc="04090005">
+      <w:start w:val="1"/>
+      <w:numFmt w:val="bullet"/>
+      <w:lvlText w:val=""/>
+      <w:lvlJc w:val="left"/>
+      <w:pPr>
+        <w:ind w:left="1440" w:hanging="360"/>
+      </w:pPr>
+      <w:rPr>
+        <w:rFonts w:ascii="Wingdings" w:hAnsi="Wingdings" w:hint="default"/>
+      </w:rPr>
+    </w:lvl>
+    <w:lvl w:ilvl="1" w:tplc="04090003" w:tentative="1">
+      <w:start w:val="1"/>
+      <w:numFmt w:val="bullet"/>
+      <w:lvlText w:val="o"/>
+      <w:lvlJc w:val="left"/>
+      <w:pPr>
+        <w:ind w:left="2160" w:hanging="360"/>
+      </w:pPr>
+      <w:rPr>
+        <w:rFonts w:ascii="Courier New" w:hAnsi="Courier New" w:cs="Courier New" w:hint="default"/>
+      </w:rPr>
+    </w:lvl>
+    <w:lvl w:ilvl="2" w:tplc="04090005" w:tentative="1">
+      <w:start w:val="1"/>
+      <w:numFmt w:val="bullet"/>
+      <w:lvlText w:val=""/>
+      <w:lvlJc w:val="left"/>
+      <w:pPr>
+        <w:ind w:left="2880" w:hanging="360"/>
+      </w:pPr>
+      <w:rPr>
+        <w:rFonts w:ascii="Wingdings" w:hAnsi="Wingdings" w:hint="default"/>
+      </w:rPr>
+    </w:lvl>
+    <w:lvl w:ilvl="3" w:tplc="04090001" w:tentative="1">
+      <w:start w:val="1"/>
+      <w:numFmt w:val="bullet"/>
+      <w:lvlText w:val=""/>
+      <w:lvlJc w:val="left"/>
+      <w:pPr>
+        <w:ind w:left="3600" w:hanging="360"/>
+      </w:pPr>
+      <w:rPr>
+        <w:rFonts w:ascii="Symbol" w:hAnsi="Symbol" w:hint="default"/>
+      </w:rPr>
+    </w:lvl>
+    <w:lvl w:ilvl="4" w:tplc="04090003" w:tentative="1">
+      <w:start w:val="1"/>
+      <w:numFmt w:val="bullet"/>
+      <w:lvlText w:val="o"/>
+      <w:lvlJc w:val="left"/>
+      <w:pPr>
+        <w:ind w:left="4320" w:hanging="360"/>
+      </w:pPr>
+      <w:rPr>
+        <w:rFonts w:ascii="Courier New" w:hAnsi="Courier New" w:cs="Courier New" w:hint="default"/>
+      </w:rPr>
+    </w:lvl>
+    <w:lvl w:ilvl="5" w:tplc="04090005" w:tentative="1">
+      <w:start w:val="1"/>
+      <w:numFmt w:val="bullet"/>
+      <w:lvlText w:val=""/>
+      <w:lvlJc w:val="left"/>
+      <w:pPr>
+        <w:ind w:left="5040" w:hanging="360"/>
+      </w:pPr>
+      <w:rPr>
+        <w:rFonts w:ascii="Wingdings" w:hAnsi="Wingdings" w:hint="default"/>
+      </w:rPr>
+    </w:lvl>
+    <w:lvl w:ilvl="6" w:tplc="04090001" w:tentative="1">
+      <w:start w:val="1"/>
+      <w:numFmt w:val="bullet"/>
+      <w:lvlText w:val=""/>
+      <w:lvlJc w:val="left"/>
+      <w:pPr>
+        <w:ind w:left="5760" w:hanging="360"/>
+      </w:pPr>
+      <w:rPr>
+        <w:rFonts w:ascii="Symbol" w:hAnsi="Symbol" w:hint="default"/>
+      </w:rPr>
+    </w:lvl>
+    <w:lvl w:ilvl="7" w:tplc="04090003" w:tentative="1">
+      <w:start w:val="1"/>
+      <w:numFmt w:val="bullet"/>
+      <w:lvlText w:val="o"/>
+      <w:lvlJc w:val="left"/>
+      <w:pPr>
+        <w:ind w:left="6480" w:hanging="360"/>
+      </w:pPr>
+      <w:rPr>
+        <w:rFonts w:ascii="Courier New" w:hAnsi="Courier New" w:cs="Courier New" w:hint="default"/>
+      </w:rPr>
+    </w:lvl>
+    <w:lvl w:ilvl="8" w:tplc="04090005" w:tentative="1">
+      <w:start w:val="1"/>
+      <w:numFmt w:val="bullet"/>
+      <w:lvlText w:val=""/>
+      <w:lvlJc w:val="left"/>
+      <w:pPr>
+        <w:ind w:left="7200" w:hanging="360"/>
+      </w:pPr>
+      <w:rPr>
+        <w:rFonts w:ascii="Wingdings" w:hAnsi="Wingdings" w:hint="default"/>
+      </w:rPr>
+    </w:lvl>
+  </w:abstractNum>
+  <w:abstractNum w:abstractNumId="6" w15:restartNumberingAfterBreak="0">
+    <w:nsid w:val="13B54341"/>
+    <w:multiLevelType w:val="hybridMultilevel"/>
+    <w:tmpl w:val="950ED650"/>
+    <w:lvl w:ilvl="0" w:tplc="04090005">
+      <w:start w:val="1"/>
+      <w:numFmt w:val="bullet"/>
+      <w:lvlText w:val=""/>
+      <w:lvlJc w:val="left"/>
+      <w:pPr>
+        <w:ind w:left="1440" w:hanging="360"/>
+      </w:pPr>
+      <w:rPr>
+        <w:rFonts w:ascii="Wingdings" w:hAnsi="Wingdings" w:hint="default"/>
+      </w:rPr>
+    </w:lvl>
+    <w:lvl w:ilvl="1" w:tplc="04090003" w:tentative="1">
+      <w:start w:val="1"/>
+      <w:numFmt w:val="bullet"/>
+      <w:lvlText w:val="o"/>
+      <w:lvlJc w:val="left"/>
+      <w:pPr>
+        <w:ind w:left="2160" w:hanging="360"/>
+      </w:pPr>
+      <w:rPr>
+        <w:rFonts w:ascii="Courier New" w:hAnsi="Courier New" w:cs="Courier New" w:hint="default"/>
+      </w:rPr>
+    </w:lvl>
+    <w:lvl w:ilvl="2" w:tplc="04090005" w:tentative="1">
+      <w:start w:val="1"/>
+      <w:numFmt w:val="bullet"/>
+      <w:lvlText w:val=""/>
+      <w:lvlJc w:val="left"/>
+      <w:pPr>
+        <w:ind w:left="2880" w:hanging="360"/>
+      </w:pPr>
+      <w:rPr>
+        <w:rFonts w:ascii="Wingdings" w:hAnsi="Wingdings" w:hint="default"/>
+      </w:rPr>
+    </w:lvl>
+    <w:lvl w:ilvl="3" w:tplc="04090001" w:tentative="1">
+      <w:start w:val="1"/>
+      <w:numFmt w:val="bullet"/>
+      <w:lvlText w:val=""/>
+      <w:lvlJc w:val="left"/>
+      <w:pPr>
+        <w:ind w:left="3600" w:hanging="360"/>
+      </w:pPr>
+      <w:rPr>
+        <w:rFonts w:ascii="Symbol" w:hAnsi="Symbol" w:hint="default"/>
+      </w:rPr>
+    </w:lvl>
+    <w:lvl w:ilvl="4" w:tplc="04090003" w:tentative="1">
+      <w:start w:val="1"/>
+      <w:numFmt w:val="bullet"/>
+      <w:lvlText w:val="o"/>
+      <w:lvlJc w:val="left"/>
+      <w:pPr>
+        <w:ind w:left="4320" w:hanging="360"/>
+      </w:pPr>
+      <w:rPr>
+        <w:rFonts w:ascii="Courier New" w:hAnsi="Courier New" w:cs="Courier New" w:hint="default"/>
+      </w:rPr>
+    </w:lvl>
+    <w:lvl w:ilvl="5" w:tplc="04090005" w:tentative="1">
+      <w:start w:val="1"/>
+      <w:numFmt w:val="bullet"/>
+      <w:lvlText w:val=""/>
+      <w:lvlJc w:val="left"/>
+      <w:pPr>
+        <w:ind w:left="5040" w:hanging="360"/>
+      </w:pPr>
+      <w:rPr>
+        <w:rFonts w:ascii="Wingdings" w:hAnsi="Wingdings" w:hint="default"/>
+      </w:rPr>
+    </w:lvl>
+    <w:lvl w:ilvl="6" w:tplc="04090001" w:tentative="1">
+      <w:start w:val="1"/>
+      <w:numFmt w:val="bullet"/>
+      <w:lvlText w:val=""/>
+      <w:lvlJc w:val="left"/>
+      <w:pPr>
+        <w:ind w:left="5760" w:hanging="360"/>
+      </w:pPr>
+      <w:rPr>
+        <w:rFonts w:ascii="Symbol" w:hAnsi="Symbol" w:hint="default"/>
+      </w:rPr>
+    </w:lvl>
+    <w:lvl w:ilvl="7" w:tplc="04090003" w:tentative="1">
+      <w:start w:val="1"/>
+      <w:numFmt w:val="bullet"/>
+      <w:lvlText w:val="o"/>
+      <w:lvlJc w:val="left"/>
+      <w:pPr>
+        <w:ind w:left="6480" w:hanging="360"/>
+      </w:pPr>
+      <w:rPr>
+        <w:rFonts w:ascii="Courier New" w:hAnsi="Courier New" w:cs="Courier New" w:hint="default"/>
+      </w:rPr>
+    </w:lvl>
+    <w:lvl w:ilvl="8" w:tplc="04090005" w:tentative="1">
+      <w:start w:val="1"/>
+      <w:numFmt w:val="bullet"/>
+      <w:lvlText w:val=""/>
+      <w:lvlJc w:val="left"/>
+      <w:pPr>
+        <w:ind w:left="7200" w:hanging="360"/>
+      </w:pPr>
+      <w:rPr>
+        <w:rFonts w:ascii="Wingdings" w:hAnsi="Wingdings" w:hint="default"/>
+      </w:rPr>
+    </w:lvl>
+  </w:abstractNum>
+  <w:abstractNum w:abstractNumId="7" w15:restartNumberingAfterBreak="0">
+    <w:nsid w:val="14C7553F"/>
+    <w:multiLevelType w:val="hybridMultilevel"/>
+    <w:tmpl w:val="1BFCD270"/>
+    <w:lvl w:ilvl="0" w:tplc="04090005">
+      <w:start w:val="1"/>
+      <w:numFmt w:val="bullet"/>
+      <w:lvlText w:val=""/>
+      <w:lvlJc w:val="left"/>
+      <w:pPr>
+        <w:ind w:left="1440" w:hanging="360"/>
+      </w:pPr>
+      <w:rPr>
+        <w:rFonts w:ascii="Wingdings" w:hAnsi="Wingdings" w:hint="default"/>
+      </w:rPr>
+    </w:lvl>
+    <w:lvl w:ilvl="1" w:tplc="04090003" w:tentative="1">
+      <w:start w:val="1"/>
+      <w:numFmt w:val="bullet"/>
+      <w:lvlText w:val="o"/>
+      <w:lvlJc w:val="left"/>
+      <w:pPr>
+        <w:ind w:left="2160" w:hanging="360"/>
+      </w:pPr>
+      <w:rPr>
+        <w:rFonts w:ascii="Courier New" w:hAnsi="Courier New" w:cs="Courier New" w:hint="default"/>
+      </w:rPr>
+    </w:lvl>
+    <w:lvl w:ilvl="2" w:tplc="04090005" w:tentative="1">
+      <w:start w:val="1"/>
+      <w:numFmt w:val="bullet"/>
+      <w:lvlText w:val=""/>
+      <w:lvlJc w:val="left"/>
+      <w:pPr>
+        <w:ind w:left="2880" w:hanging="360"/>
+      </w:pPr>
+      <w:rPr>
+        <w:rFonts w:ascii="Wingdings" w:hAnsi="Wingdings" w:hint="default"/>
+      </w:rPr>
+    </w:lvl>
+    <w:lvl w:ilvl="3" w:tplc="04090001" w:tentative="1">
+      <w:start w:val="1"/>
+      <w:numFmt w:val="bullet"/>
+      <w:lvlText w:val=""/>
+      <w:lvlJc w:val="left"/>
+      <w:pPr>
+        <w:ind w:left="3600" w:hanging="360"/>
+      </w:pPr>
+      <w:rPr>
+        <w:rFonts w:ascii="Symbol" w:hAnsi="Symbol" w:hint="default"/>
+      </w:rPr>
+    </w:lvl>
+    <w:lvl w:ilvl="4" w:tplc="04090003" w:tentative="1">
+      <w:start w:val="1"/>
+      <w:numFmt w:val="bullet"/>
+      <w:lvlText w:val="o"/>
+      <w:lvlJc w:val="left"/>
+      <w:pPr>
+        <w:ind w:left="4320" w:hanging="360"/>
+      </w:pPr>
+      <w:rPr>
+        <w:rFonts w:ascii="Courier New" w:hAnsi="Courier New" w:cs="Courier New" w:hint="default"/>
+      </w:rPr>
+    </w:lvl>
+    <w:lvl w:ilvl="5" w:tplc="04090005" w:tentative="1">
+      <w:start w:val="1"/>
+      <w:numFmt w:val="bullet"/>
+      <w:lvlText w:val=""/>
+      <w:lvlJc w:val="left"/>
+      <w:pPr>
+        <w:ind w:left="5040" w:hanging="360"/>
+      </w:pPr>
+      <w:rPr>
+        <w:rFonts w:ascii="Wingdings" w:hAnsi="Wingdings" w:hint="default"/>
+      </w:rPr>
+    </w:lvl>
+    <w:lvl w:ilvl="6" w:tplc="04090001" w:tentative="1">
+      <w:start w:val="1"/>
+      <w:numFmt w:val="bullet"/>
+      <w:lvlText w:val=""/>
+      <w:lvlJc w:val="left"/>
+      <w:pPr>
+        <w:ind w:left="5760" w:hanging="360"/>
+      </w:pPr>
+      <w:rPr>
+        <w:rFonts w:ascii="Symbol" w:hAnsi="Symbol" w:hint="default"/>
+      </w:rPr>
+    </w:lvl>
+    <w:lvl w:ilvl="7" w:tplc="04090003" w:tentative="1">
+      <w:start w:val="1"/>
+      <w:numFmt w:val="bullet"/>
+      <w:lvlText w:val="o"/>
+      <w:lvlJc w:val="left"/>
+      <w:pPr>
+        <w:ind w:left="6480" w:hanging="360"/>
+      </w:pPr>
+      <w:rPr>
+        <w:rFonts w:ascii="Courier New" w:hAnsi="Courier New" w:cs="Courier New" w:hint="default"/>
+      </w:rPr>
+    </w:lvl>
+    <w:lvl w:ilvl="8" w:tplc="04090005" w:tentative="1">
+      <w:start w:val="1"/>
+      <w:numFmt w:val="bullet"/>
+      <w:lvlText w:val=""/>
+      <w:lvlJc w:val="left"/>
+      <w:pPr>
+        <w:ind w:left="7200" w:hanging="360"/>
+      </w:pPr>
+      <w:rPr>
+        <w:rFonts w:ascii="Wingdings" w:hAnsi="Wingdings" w:hint="default"/>
+      </w:rPr>
+    </w:lvl>
+  </w:abstractNum>
+  <w:abstractNum w:abstractNumId="8" w15:restartNumberingAfterBreak="0">
+    <w:nsid w:val="16700592"/>
+    <w:multiLevelType w:val="hybridMultilevel"/>
+    <w:tmpl w:val="BCB4CA98"/>
+    <w:lvl w:ilvl="0" w:tplc="04090005">
+      <w:start w:val="1"/>
+      <w:numFmt w:val="bullet"/>
+      <w:lvlText w:val=""/>
+      <w:lvlJc w:val="left"/>
+      <w:pPr>
+        <w:ind w:left="1440" w:hanging="360"/>
+      </w:pPr>
+      <w:rPr>
+        <w:rFonts w:ascii="Wingdings" w:hAnsi="Wingdings" w:hint="default"/>
+      </w:rPr>
+    </w:lvl>
+    <w:lvl w:ilvl="1" w:tplc="04090003" w:tentative="1">
+      <w:start w:val="1"/>
+      <w:numFmt w:val="bullet"/>
+      <w:lvlText w:val="o"/>
+      <w:lvlJc w:val="left"/>
+      <w:pPr>
+        <w:ind w:left="2160" w:hanging="360"/>
+      </w:pPr>
+      <w:rPr>
+        <w:rFonts w:ascii="Courier New" w:hAnsi="Courier New" w:cs="Courier New" w:hint="default"/>
+      </w:rPr>
+    </w:lvl>
+    <w:lvl w:ilvl="2" w:tplc="04090005" w:tentative="1">
+      <w:start w:val="1"/>
+      <w:numFmt w:val="bullet"/>
+      <w:lvlText w:val=""/>
+      <w:lvlJc w:val="left"/>
+      <w:pPr>
+        <w:ind w:left="2880" w:hanging="360"/>
+      </w:pPr>
+      <w:rPr>
+        <w:rFonts w:ascii="Wingdings" w:hAnsi="Wingdings" w:hint="default"/>
+      </w:rPr>
+    </w:lvl>
+    <w:lvl w:ilvl="3" w:tplc="04090001" w:tentative="1">
+      <w:start w:val="1"/>
+      <w:numFmt w:val="bullet"/>
+      <w:lvlText w:val=""/>
+      <w:lvlJc w:val="left"/>
+      <w:pPr>
+        <w:ind w:left="3600" w:hanging="360"/>
+      </w:pPr>
+      <w:rPr>
+        <w:rFonts w:ascii="Symbol" w:hAnsi="Symbol" w:hint="default"/>
+      </w:rPr>
+    </w:lvl>
+    <w:lvl w:ilvl="4" w:tplc="04090003" w:tentative="1">
+      <w:start w:val="1"/>
+      <w:numFmt w:val="bullet"/>
+      <w:lvlText w:val="o"/>
+      <w:lvlJc w:val="left"/>
+      <w:pPr>
+        <w:ind w:left="4320" w:hanging="360"/>
+      </w:pPr>
+      <w:rPr>
+        <w:rFonts w:ascii="Courier New" w:hAnsi="Courier New" w:cs="Courier New" w:hint="default"/>
+      </w:rPr>
+    </w:lvl>
+    <w:lvl w:ilvl="5" w:tplc="04090005" w:tentative="1">
+      <w:start w:val="1"/>
+      <w:numFmt w:val="bullet"/>
+      <w:lvlText w:val=""/>
+      <w:lvlJc w:val="left"/>
+      <w:pPr>
+        <w:ind w:left="5040" w:hanging="360"/>
+      </w:pPr>
+      <w:rPr>
+        <w:rFonts w:ascii="Wingdings" w:hAnsi="Wingdings" w:hint="default"/>
+      </w:rPr>
+    </w:lvl>
+    <w:lvl w:ilvl="6" w:tplc="04090001" w:tentative="1">
+      <w:start w:val="1"/>
+      <w:numFmt w:val="bullet"/>
+      <w:lvlText w:val=""/>
+      <w:lvlJc w:val="left"/>
+      <w:pPr>
+        <w:ind w:left="5760" w:hanging="360"/>
+      </w:pPr>
+      <w:rPr>
+        <w:rFonts w:ascii="Symbol" w:hAnsi="Symbol" w:hint="default"/>
+      </w:rPr>
+    </w:lvl>
+    <w:lvl w:ilvl="7" w:tplc="04090003" w:tentative="1">
+      <w:start w:val="1"/>
+      <w:numFmt w:val="bullet"/>
+      <w:lvlText w:val="o"/>
+      <w:lvlJc w:val="left"/>
+      <w:pPr>
+        <w:ind w:left="6480" w:hanging="360"/>
+      </w:pPr>
+      <w:rPr>
+        <w:rFonts w:ascii="Courier New" w:hAnsi="Courier New" w:cs="Courier New" w:hint="default"/>
+      </w:rPr>
+    </w:lvl>
+    <w:lvl w:ilvl="8" w:tplc="04090005" w:tentative="1">
+      <w:start w:val="1"/>
+      <w:numFmt w:val="bullet"/>
+      <w:lvlText w:val=""/>
+      <w:lvlJc w:val="left"/>
+      <w:pPr>
+        <w:ind w:left="7200" w:hanging="360"/>
+      </w:pPr>
+      <w:rPr>
+        <w:rFonts w:ascii="Wingdings" w:hAnsi="Wingdings" w:hint="default"/>
+      </w:rPr>
+    </w:lvl>
+  </w:abstractNum>
+  <w:abstractNum w:abstractNumId="9" w15:restartNumberingAfterBreak="0">
+    <w:nsid w:val="1B106DD4"/>
+    <w:multiLevelType w:val="hybridMultilevel"/>
+    <w:tmpl w:val="5998994E"/>
+    <w:lvl w:ilvl="0" w:tplc="04090005">
+      <w:start w:val="1"/>
+      <w:numFmt w:val="bullet"/>
+      <w:lvlText w:val=""/>
+      <w:lvlJc w:val="left"/>
+      <w:pPr>
+        <w:ind w:left="1440" w:hanging="360"/>
+      </w:pPr>
+      <w:rPr>
+        <w:rFonts w:ascii="Wingdings" w:hAnsi="Wingdings" w:hint="default"/>
+      </w:rPr>
+    </w:lvl>
+    <w:lvl w:ilvl="1" w:tplc="04090003" w:tentative="1">
+      <w:start w:val="1"/>
+      <w:numFmt w:val="bullet"/>
+      <w:lvlText w:val="o"/>
+      <w:lvlJc w:val="left"/>
+      <w:pPr>
+        <w:ind w:left="2160" w:hanging="360"/>
+      </w:pPr>
+      <w:rPr>
+        <w:rFonts w:ascii="Courier New" w:hAnsi="Courier New" w:cs="Courier New" w:hint="default"/>
+      </w:rPr>
+    </w:lvl>
+    <w:lvl w:ilvl="2" w:tplc="04090005" w:tentative="1">
+      <w:start w:val="1"/>
+      <w:numFmt w:val="bullet"/>
+      <w:lvlText w:val=""/>
+      <w:lvlJc w:val="left"/>
+      <w:pPr>
+        <w:ind w:left="2880" w:hanging="360"/>
+      </w:pPr>
+      <w:rPr>
+        <w:rFonts w:ascii="Wingdings" w:hAnsi="Wingdings" w:hint="default"/>
+      </w:rPr>
+    </w:lvl>
+    <w:lvl w:ilvl="3" w:tplc="04090001" w:tentative="1">
+      <w:start w:val="1"/>
+      <w:numFmt w:val="bullet"/>
+      <w:lvlText w:val=""/>
+      <w:lvlJc w:val="left"/>
+      <w:pPr>
+        <w:ind w:left="3600" w:hanging="360"/>
+      </w:pPr>
+      <w:rPr>
+        <w:rFonts w:ascii="Symbol" w:hAnsi="Symbol" w:hint="default"/>
+      </w:rPr>
+    </w:lvl>
+    <w:lvl w:ilvl="4" w:tplc="04090003" w:tentative="1">
+      <w:start w:val="1"/>
+      <w:numFmt w:val="bullet"/>
+      <w:lvlText w:val="o"/>
+      <w:lvlJc w:val="left"/>
+      <w:pPr>
+        <w:ind w:left="4320" w:hanging="360"/>
+      </w:pPr>
+      <w:rPr>
+        <w:rFonts w:ascii="Courier New" w:hAnsi="Courier New" w:cs="Courier New" w:hint="default"/>
+      </w:rPr>
+    </w:lvl>
+    <w:lvl w:ilvl="5" w:tplc="04090005" w:tentative="1">
+      <w:start w:val="1"/>
+      <w:numFmt w:val="bullet"/>
+      <w:lvlText w:val=""/>
+      <w:lvlJc w:val="left"/>
+      <w:pPr>
+        <w:ind w:left="5040" w:hanging="360"/>
+      </w:pPr>
+      <w:rPr>
+        <w:rFonts w:ascii="Wingdings" w:hAnsi="Wingdings" w:hint="default"/>
+      </w:rPr>
+    </w:lvl>
+    <w:lvl w:ilvl="6" w:tplc="04090001" w:tentative="1">
+      <w:start w:val="1"/>
+      <w:numFmt w:val="bullet"/>
+      <w:lvlText w:val=""/>
+      <w:lvlJc w:val="left"/>
+      <w:pPr>
+        <w:ind w:left="5760" w:hanging="360"/>
+      </w:pPr>
+      <w:rPr>
+        <w:rFonts w:ascii="Symbol" w:hAnsi="Symbol" w:hint="default"/>
+      </w:rPr>
+    </w:lvl>
+    <w:lvl w:ilvl="7" w:tplc="04090003" w:tentative="1">
+      <w:start w:val="1"/>
+      <w:numFmt w:val="bullet"/>
+      <w:lvlText w:val="o"/>
+      <w:lvlJc w:val="left"/>
+      <w:pPr>
+        <w:ind w:left="6480" w:hanging="360"/>
+      </w:pPr>
+      <w:rPr>
+        <w:rFonts w:ascii="Courier New" w:hAnsi="Courier New" w:cs="Courier New" w:hint="default"/>
+      </w:rPr>
+    </w:lvl>
+    <w:lvl w:ilvl="8" w:tplc="04090005" w:tentative="1">
+      <w:start w:val="1"/>
+      <w:numFmt w:val="bullet"/>
+      <w:lvlText w:val=""/>
+      <w:lvlJc w:val="left"/>
+      <w:pPr>
+        <w:ind w:left="7200" w:hanging="360"/>
+      </w:pPr>
+      <w:rPr>
+        <w:rFonts w:ascii="Wingdings" w:hAnsi="Wingdings" w:hint="default"/>
+      </w:rPr>
+    </w:lvl>
+  </w:abstractNum>
+  <w:abstractNum w:abstractNumId="10" w15:restartNumberingAfterBreak="0">
+    <w:nsid w:val="1CDA0B3F"/>
+    <w:multiLevelType w:val="hybridMultilevel"/>
+    <w:tmpl w:val="B858965E"/>
+    <w:lvl w:ilvl="0" w:tplc="FFFFFFFF">
+      <w:start w:val="1"/>
+      <w:numFmt w:val="bullet"/>
+      <w:lvlText w:val=""/>
+      <w:lvlJc w:val="left"/>
+      <w:pPr>
+        <w:ind w:left="720" w:hanging="360"/>
+      </w:pPr>
+      <w:rPr>
+        <w:rFonts w:ascii="Symbol" w:hAnsi="Symbol" w:hint="default"/>
+      </w:rPr>
+    </w:lvl>
+    <w:lvl w:ilvl="1" w:tplc="04090005">
+      <w:start w:val="1"/>
+      <w:numFmt w:val="bullet"/>
+      <w:lvlText w:val=""/>
+      <w:lvlJc w:val="left"/>
+      <w:pPr>
+        <w:ind w:left="1440" w:hanging="360"/>
+      </w:pPr>
+      <w:rPr>
+        <w:rFonts w:ascii="Wingdings" w:hAnsi="Wingdings" w:hint="default"/>
+      </w:rPr>
+    </w:lvl>
+    <w:lvl w:ilvl="2" w:tplc="FFFFFFFF" w:tentative="1">
+      <w:start w:val="1"/>
+      <w:numFmt w:val="bullet"/>
+      <w:lvlText w:val=""/>
+      <w:lvlJc w:val="left"/>
+      <w:pPr>
+        <w:ind w:left="2160" w:hanging="360"/>
+      </w:pPr>
+      <w:rPr>
+        <w:rFonts w:ascii="Wingdings" w:hAnsi="Wingdings" w:hint="default"/>
+      </w:rPr>
+    </w:lvl>
+    <w:lvl w:ilvl="3" w:tplc="FFFFFFFF" w:tentative="1">
+      <w:start w:val="1"/>
+      <w:numFmt w:val="bullet"/>
+      <w:lvlText w:val=""/>
+      <w:lvlJc w:val="left"/>
+      <w:pPr>
+        <w:ind w:left="2880" w:hanging="360"/>
+      </w:pPr>
+      <w:rPr>
+        <w:rFonts w:ascii="Symbol" w:hAnsi="Symbol" w:hint="default"/>
+      </w:rPr>
+    </w:lvl>
+    <w:lvl w:ilvl="4" w:tplc="FFFFFFFF" w:tentative="1">
+      <w:start w:val="1"/>
+      <w:numFmt w:val="bullet"/>
+      <w:lvlText w:val="o"/>
+      <w:lvlJc w:val="left"/>
+      <w:pPr>
+        <w:ind w:left="3600" w:hanging="360"/>
+      </w:pPr>
+      <w:rPr>
+        <w:rFonts w:ascii="Courier New" w:hAnsi="Courier New" w:cs="Courier New" w:hint="default"/>
+      </w:rPr>
+    </w:lvl>
+    <w:lvl w:ilvl="5" w:tplc="FFFFFFFF" w:tentative="1">
+      <w:start w:val="1"/>
+      <w:numFmt w:val="bullet"/>
+      <w:lvlText w:val=""/>
+      <w:lvlJc w:val="left"/>
+      <w:pPr>
+        <w:ind w:left="4320" w:hanging="360"/>
+      </w:pPr>
+      <w:rPr>
+        <w:rFonts w:ascii="Wingdings" w:hAnsi="Wingdings" w:hint="default"/>
+      </w:rPr>
+    </w:lvl>
+    <w:lvl w:ilvl="6" w:tplc="FFFFFFFF" w:tentative="1">
+      <w:start w:val="1"/>
+      <w:numFmt w:val="bullet"/>
+      <w:lvlText w:val=""/>
+      <w:lvlJc w:val="left"/>
+      <w:pPr>
+        <w:ind w:left="5040" w:hanging="360"/>
+      </w:pPr>
+      <w:rPr>
+        <w:rFonts w:ascii="Symbol" w:hAnsi="Symbol" w:hint="default"/>
+      </w:rPr>
+    </w:lvl>
+    <w:lvl w:ilvl="7" w:tplc="FFFFFFFF" w:tentative="1">
+      <w:start w:val="1"/>
+      <w:numFmt w:val="bullet"/>
+      <w:lvlText w:val="o"/>
+      <w:lvlJc w:val="left"/>
+      <w:pPr>
+        <w:ind w:left="5760" w:hanging="360"/>
+      </w:pPr>
+      <w:rPr>
+        <w:rFonts w:ascii="Courier New" w:hAnsi="Courier New" w:cs="Courier New" w:hint="default"/>
+      </w:rPr>
+    </w:lvl>
+    <w:lvl w:ilvl="8" w:tplc="FFFFFFFF" w:tentative="1">
+      <w:start w:val="1"/>
+      <w:numFmt w:val="bullet"/>
+      <w:lvlText w:val=""/>
+      <w:lvlJc w:val="left"/>
+      <w:pPr>
+        <w:ind w:left="6480" w:hanging="360"/>
+      </w:pPr>
+      <w:rPr>
+        <w:rFonts w:ascii="Wingdings" w:hAnsi="Wingdings" w:hint="default"/>
+      </w:rPr>
+    </w:lvl>
+  </w:abstractNum>
+  <w:abstractNum w:abstractNumId="11" w15:restartNumberingAfterBreak="0">
     <w:nsid w:val="1F52335F"/>
     <w:multiLevelType w:val="hybridMultilevel"/>
     <w:tmpl w:val="EA043856"/>
@@ -4109,7 +6177,7 @@
       </w:rPr>
     </w:lvl>
   </w:abstractNum>
-  <w:abstractNum w:abstractNumId="1" w15:restartNumberingAfterBreak="0">
+  <w:abstractNum w:abstractNumId="12" w15:restartNumberingAfterBreak="0">
     <w:nsid w:val="1F941555"/>
     <w:multiLevelType w:val="hybridMultilevel"/>
     <w:tmpl w:val="4920C9DC"/>
@@ -4222,7 +6290,120 @@
       </w:rPr>
     </w:lvl>
   </w:abstractNum>
-  <w:abstractNum w:abstractNumId="2" w15:restartNumberingAfterBreak="0">
+  <w:abstractNum w:abstractNumId="13" w15:restartNumberingAfterBreak="0">
+    <w:nsid w:val="20B92216"/>
+    <w:multiLevelType w:val="hybridMultilevel"/>
+    <w:tmpl w:val="DE62EE3C"/>
+    <w:lvl w:ilvl="0" w:tplc="04090005">
+      <w:start w:val="1"/>
+      <w:numFmt w:val="bullet"/>
+      <w:lvlText w:val=""/>
+      <w:lvlJc w:val="left"/>
+      <w:pPr>
+        <w:ind w:left="1440" w:hanging="360"/>
+      </w:pPr>
+      <w:rPr>
+        <w:rFonts w:ascii="Wingdings" w:hAnsi="Wingdings" w:hint="default"/>
+      </w:rPr>
+    </w:lvl>
+    <w:lvl w:ilvl="1" w:tplc="04090003" w:tentative="1">
+      <w:start w:val="1"/>
+      <w:numFmt w:val="bullet"/>
+      <w:lvlText w:val="o"/>
+      <w:lvlJc w:val="left"/>
+      <w:pPr>
+        <w:ind w:left="2160" w:hanging="360"/>
+      </w:pPr>
+      <w:rPr>
+        <w:rFonts w:ascii="Courier New" w:hAnsi="Courier New" w:cs="Courier New" w:hint="default"/>
+      </w:rPr>
+    </w:lvl>
+    <w:lvl w:ilvl="2" w:tplc="04090005" w:tentative="1">
+      <w:start w:val="1"/>
+      <w:numFmt w:val="bullet"/>
+      <w:lvlText w:val=""/>
+      <w:lvlJc w:val="left"/>
+      <w:pPr>
+        <w:ind w:left="2880" w:hanging="360"/>
+      </w:pPr>
+      <w:rPr>
+        <w:rFonts w:ascii="Wingdings" w:hAnsi="Wingdings" w:hint="default"/>
+      </w:rPr>
+    </w:lvl>
+    <w:lvl w:ilvl="3" w:tplc="04090001" w:tentative="1">
+      <w:start w:val="1"/>
+      <w:numFmt w:val="bullet"/>
+      <w:lvlText w:val=""/>
+      <w:lvlJc w:val="left"/>
+      <w:pPr>
+        <w:ind w:left="3600" w:hanging="360"/>
+      </w:pPr>
+      <w:rPr>
+        <w:rFonts w:ascii="Symbol" w:hAnsi="Symbol" w:hint="default"/>
+      </w:rPr>
+    </w:lvl>
+    <w:lvl w:ilvl="4" w:tplc="04090003" w:tentative="1">
+      <w:start w:val="1"/>
+      <w:numFmt w:val="bullet"/>
+      <w:lvlText w:val="o"/>
+      <w:lvlJc w:val="left"/>
+      <w:pPr>
+        <w:ind w:left="4320" w:hanging="360"/>
+      </w:pPr>
+      <w:rPr>
+        <w:rFonts w:ascii="Courier New" w:hAnsi="Courier New" w:cs="Courier New" w:hint="default"/>
+      </w:rPr>
+    </w:lvl>
+    <w:lvl w:ilvl="5" w:tplc="04090005" w:tentative="1">
+      <w:start w:val="1"/>
+      <w:numFmt w:val="bullet"/>
+      <w:lvlText w:val=""/>
+      <w:lvlJc w:val="left"/>
+      <w:pPr>
+        <w:ind w:left="5040" w:hanging="360"/>
+      </w:pPr>
+      <w:rPr>
+        <w:rFonts w:ascii="Wingdings" w:hAnsi="Wingdings" w:hint="default"/>
+      </w:rPr>
+    </w:lvl>
+    <w:lvl w:ilvl="6" w:tplc="04090001" w:tentative="1">
+      <w:start w:val="1"/>
+      <w:numFmt w:val="bullet"/>
+      <w:lvlText w:val=""/>
+      <w:lvlJc w:val="left"/>
+      <w:pPr>
+        <w:ind w:left="5760" w:hanging="360"/>
+      </w:pPr>
+      <w:rPr>
+        <w:rFonts w:ascii="Symbol" w:hAnsi="Symbol" w:hint="default"/>
+      </w:rPr>
+    </w:lvl>
+    <w:lvl w:ilvl="7" w:tplc="04090003" w:tentative="1">
+      <w:start w:val="1"/>
+      <w:numFmt w:val="bullet"/>
+      <w:lvlText w:val="o"/>
+      <w:lvlJc w:val="left"/>
+      <w:pPr>
+        <w:ind w:left="6480" w:hanging="360"/>
+      </w:pPr>
+      <w:rPr>
+        <w:rFonts w:ascii="Courier New" w:hAnsi="Courier New" w:cs="Courier New" w:hint="default"/>
+      </w:rPr>
+    </w:lvl>
+    <w:lvl w:ilvl="8" w:tplc="04090005" w:tentative="1">
+      <w:start w:val="1"/>
+      <w:numFmt w:val="bullet"/>
+      <w:lvlText w:val=""/>
+      <w:lvlJc w:val="left"/>
+      <w:pPr>
+        <w:ind w:left="7200" w:hanging="360"/>
+      </w:pPr>
+      <w:rPr>
+        <w:rFonts w:ascii="Wingdings" w:hAnsi="Wingdings" w:hint="default"/>
+      </w:rPr>
+    </w:lvl>
+  </w:abstractNum>
+  <w:abstractNum w:abstractNumId="14" w15:restartNumberingAfterBreak="0">
     <w:nsid w:val="28725409"/>
     <w:multiLevelType w:val="hybridMultilevel"/>
     <w:tmpl w:val="620828FC"/>
@@ -4311,7 +6492,2154 @@
       </w:pPr>
     </w:lvl>
   </w:abstractNum>
-  <w:abstractNum w:abstractNumId="3" w15:restartNumberingAfterBreak="0">
+  <w:abstractNum w:abstractNumId="15" w15:restartNumberingAfterBreak="0">
+    <w:nsid w:val="2948598A"/>
+    <w:multiLevelType w:val="hybridMultilevel"/>
+    <w:tmpl w:val="85BCF134"/>
+    <w:lvl w:ilvl="0" w:tplc="04090005">
+      <w:start w:val="1"/>
+      <w:numFmt w:val="bullet"/>
+      <w:lvlText w:val=""/>
+      <w:lvlJc w:val="left"/>
+      <w:pPr>
+        <w:ind w:left="1440" w:hanging="360"/>
+      </w:pPr>
+      <w:rPr>
+        <w:rFonts w:ascii="Wingdings" w:hAnsi="Wingdings" w:hint="default"/>
+      </w:rPr>
+    </w:lvl>
+    <w:lvl w:ilvl="1" w:tplc="04090003" w:tentative="1">
+      <w:start w:val="1"/>
+      <w:numFmt w:val="bullet"/>
+      <w:lvlText w:val="o"/>
+      <w:lvlJc w:val="left"/>
+      <w:pPr>
+        <w:ind w:left="2160" w:hanging="360"/>
+      </w:pPr>
+      <w:rPr>
+        <w:rFonts w:ascii="Courier New" w:hAnsi="Courier New" w:cs="Courier New" w:hint="default"/>
+      </w:rPr>
+    </w:lvl>
+    <w:lvl w:ilvl="2" w:tplc="04090005" w:tentative="1">
+      <w:start w:val="1"/>
+      <w:numFmt w:val="bullet"/>
+      <w:lvlText w:val=""/>
+      <w:lvlJc w:val="left"/>
+      <w:pPr>
+        <w:ind w:left="2880" w:hanging="360"/>
+      </w:pPr>
+      <w:rPr>
+        <w:rFonts w:ascii="Wingdings" w:hAnsi="Wingdings" w:hint="default"/>
+      </w:rPr>
+    </w:lvl>
+    <w:lvl w:ilvl="3" w:tplc="04090001" w:tentative="1">
+      <w:start w:val="1"/>
+      <w:numFmt w:val="bullet"/>
+      <w:lvlText w:val=""/>
+      <w:lvlJc w:val="left"/>
+      <w:pPr>
+        <w:ind w:left="3600" w:hanging="360"/>
+      </w:pPr>
+      <w:rPr>
+        <w:rFonts w:ascii="Symbol" w:hAnsi="Symbol" w:hint="default"/>
+      </w:rPr>
+    </w:lvl>
+    <w:lvl w:ilvl="4" w:tplc="04090003" w:tentative="1">
+      <w:start w:val="1"/>
+      <w:numFmt w:val="bullet"/>
+      <w:lvlText w:val="o"/>
+      <w:lvlJc w:val="left"/>
+      <w:pPr>
+        <w:ind w:left="4320" w:hanging="360"/>
+      </w:pPr>
+      <w:rPr>
+        <w:rFonts w:ascii="Courier New" w:hAnsi="Courier New" w:cs="Courier New" w:hint="default"/>
+      </w:rPr>
+    </w:lvl>
+    <w:lvl w:ilvl="5" w:tplc="04090005" w:tentative="1">
+      <w:start w:val="1"/>
+      <w:numFmt w:val="bullet"/>
+      <w:lvlText w:val=""/>
+      <w:lvlJc w:val="left"/>
+      <w:pPr>
+        <w:ind w:left="5040" w:hanging="360"/>
+      </w:pPr>
+      <w:rPr>
+        <w:rFonts w:ascii="Wingdings" w:hAnsi="Wingdings" w:hint="default"/>
+      </w:rPr>
+    </w:lvl>
+    <w:lvl w:ilvl="6" w:tplc="04090001" w:tentative="1">
+      <w:start w:val="1"/>
+      <w:numFmt w:val="bullet"/>
+      <w:lvlText w:val=""/>
+      <w:lvlJc w:val="left"/>
+      <w:pPr>
+        <w:ind w:left="5760" w:hanging="360"/>
+      </w:pPr>
+      <w:rPr>
+        <w:rFonts w:ascii="Symbol" w:hAnsi="Symbol" w:hint="default"/>
+      </w:rPr>
+    </w:lvl>
+    <w:lvl w:ilvl="7" w:tplc="04090003" w:tentative="1">
+      <w:start w:val="1"/>
+      <w:numFmt w:val="bullet"/>
+      <w:lvlText w:val="o"/>
+      <w:lvlJc w:val="left"/>
+      <w:pPr>
+        <w:ind w:left="6480" w:hanging="360"/>
+      </w:pPr>
+      <w:rPr>
+        <w:rFonts w:ascii="Courier New" w:hAnsi="Courier New" w:cs="Courier New" w:hint="default"/>
+      </w:rPr>
+    </w:lvl>
+    <w:lvl w:ilvl="8" w:tplc="04090005" w:tentative="1">
+      <w:start w:val="1"/>
+      <w:numFmt w:val="bullet"/>
+      <w:lvlText w:val=""/>
+      <w:lvlJc w:val="left"/>
+      <w:pPr>
+        <w:ind w:left="7200" w:hanging="360"/>
+      </w:pPr>
+      <w:rPr>
+        <w:rFonts w:ascii="Wingdings" w:hAnsi="Wingdings" w:hint="default"/>
+      </w:rPr>
+    </w:lvl>
+  </w:abstractNum>
+  <w:abstractNum w:abstractNumId="16" w15:restartNumberingAfterBreak="0">
+    <w:nsid w:val="2B731349"/>
+    <w:multiLevelType w:val="hybridMultilevel"/>
+    <w:tmpl w:val="36364680"/>
+    <w:lvl w:ilvl="0" w:tplc="04090005">
+      <w:start w:val="1"/>
+      <w:numFmt w:val="bullet"/>
+      <w:lvlText w:val=""/>
+      <w:lvlJc w:val="left"/>
+      <w:pPr>
+        <w:ind w:left="1440" w:hanging="360"/>
+      </w:pPr>
+      <w:rPr>
+        <w:rFonts w:ascii="Wingdings" w:hAnsi="Wingdings" w:hint="default"/>
+      </w:rPr>
+    </w:lvl>
+    <w:lvl w:ilvl="1" w:tplc="04090003" w:tentative="1">
+      <w:start w:val="1"/>
+      <w:numFmt w:val="bullet"/>
+      <w:lvlText w:val="o"/>
+      <w:lvlJc w:val="left"/>
+      <w:pPr>
+        <w:ind w:left="2160" w:hanging="360"/>
+      </w:pPr>
+      <w:rPr>
+        <w:rFonts w:ascii="Courier New" w:hAnsi="Courier New" w:cs="Courier New" w:hint="default"/>
+      </w:rPr>
+    </w:lvl>
+    <w:lvl w:ilvl="2" w:tplc="04090005" w:tentative="1">
+      <w:start w:val="1"/>
+      <w:numFmt w:val="bullet"/>
+      <w:lvlText w:val=""/>
+      <w:lvlJc w:val="left"/>
+      <w:pPr>
+        <w:ind w:left="2880" w:hanging="360"/>
+      </w:pPr>
+      <w:rPr>
+        <w:rFonts w:ascii="Wingdings" w:hAnsi="Wingdings" w:hint="default"/>
+      </w:rPr>
+    </w:lvl>
+    <w:lvl w:ilvl="3" w:tplc="04090001" w:tentative="1">
+      <w:start w:val="1"/>
+      <w:numFmt w:val="bullet"/>
+      <w:lvlText w:val=""/>
+      <w:lvlJc w:val="left"/>
+      <w:pPr>
+        <w:ind w:left="3600" w:hanging="360"/>
+      </w:pPr>
+      <w:rPr>
+        <w:rFonts w:ascii="Symbol" w:hAnsi="Symbol" w:hint="default"/>
+      </w:rPr>
+    </w:lvl>
+    <w:lvl w:ilvl="4" w:tplc="04090003" w:tentative="1">
+      <w:start w:val="1"/>
+      <w:numFmt w:val="bullet"/>
+      <w:lvlText w:val="o"/>
+      <w:lvlJc w:val="left"/>
+      <w:pPr>
+        <w:ind w:left="4320" w:hanging="360"/>
+      </w:pPr>
+      <w:rPr>
+        <w:rFonts w:ascii="Courier New" w:hAnsi="Courier New" w:cs="Courier New" w:hint="default"/>
+      </w:rPr>
+    </w:lvl>
+    <w:lvl w:ilvl="5" w:tplc="04090005" w:tentative="1">
+      <w:start w:val="1"/>
+      <w:numFmt w:val="bullet"/>
+      <w:lvlText w:val=""/>
+      <w:lvlJc w:val="left"/>
+      <w:pPr>
+        <w:ind w:left="5040" w:hanging="360"/>
+      </w:pPr>
+      <w:rPr>
+        <w:rFonts w:ascii="Wingdings" w:hAnsi="Wingdings" w:hint="default"/>
+      </w:rPr>
+    </w:lvl>
+    <w:lvl w:ilvl="6" w:tplc="04090001" w:tentative="1">
+      <w:start w:val="1"/>
+      <w:numFmt w:val="bullet"/>
+      <w:lvlText w:val=""/>
+      <w:lvlJc w:val="left"/>
+      <w:pPr>
+        <w:ind w:left="5760" w:hanging="360"/>
+      </w:pPr>
+      <w:rPr>
+        <w:rFonts w:ascii="Symbol" w:hAnsi="Symbol" w:hint="default"/>
+      </w:rPr>
+    </w:lvl>
+    <w:lvl w:ilvl="7" w:tplc="04090003" w:tentative="1">
+      <w:start w:val="1"/>
+      <w:numFmt w:val="bullet"/>
+      <w:lvlText w:val="o"/>
+      <w:lvlJc w:val="left"/>
+      <w:pPr>
+        <w:ind w:left="6480" w:hanging="360"/>
+      </w:pPr>
+      <w:rPr>
+        <w:rFonts w:ascii="Courier New" w:hAnsi="Courier New" w:cs="Courier New" w:hint="default"/>
+      </w:rPr>
+    </w:lvl>
+    <w:lvl w:ilvl="8" w:tplc="04090005" w:tentative="1">
+      <w:start w:val="1"/>
+      <w:numFmt w:val="bullet"/>
+      <w:lvlText w:val=""/>
+      <w:lvlJc w:val="left"/>
+      <w:pPr>
+        <w:ind w:left="7200" w:hanging="360"/>
+      </w:pPr>
+      <w:rPr>
+        <w:rFonts w:ascii="Wingdings" w:hAnsi="Wingdings" w:hint="default"/>
+      </w:rPr>
+    </w:lvl>
+  </w:abstractNum>
+  <w:abstractNum w:abstractNumId="17" w15:restartNumberingAfterBreak="0">
+    <w:nsid w:val="31D32775"/>
+    <w:multiLevelType w:val="hybridMultilevel"/>
+    <w:tmpl w:val="FE4AE5E8"/>
+    <w:lvl w:ilvl="0" w:tplc="04090005">
+      <w:start w:val="1"/>
+      <w:numFmt w:val="bullet"/>
+      <w:lvlText w:val=""/>
+      <w:lvlJc w:val="left"/>
+      <w:pPr>
+        <w:ind w:left="1440" w:hanging="360"/>
+      </w:pPr>
+      <w:rPr>
+        <w:rFonts w:ascii="Wingdings" w:hAnsi="Wingdings" w:hint="default"/>
+      </w:rPr>
+    </w:lvl>
+    <w:lvl w:ilvl="1" w:tplc="04090003" w:tentative="1">
+      <w:start w:val="1"/>
+      <w:numFmt w:val="bullet"/>
+      <w:lvlText w:val="o"/>
+      <w:lvlJc w:val="left"/>
+      <w:pPr>
+        <w:ind w:left="2160" w:hanging="360"/>
+      </w:pPr>
+      <w:rPr>
+        <w:rFonts w:ascii="Courier New" w:hAnsi="Courier New" w:cs="Courier New" w:hint="default"/>
+      </w:rPr>
+    </w:lvl>
+    <w:lvl w:ilvl="2" w:tplc="04090005" w:tentative="1">
+      <w:start w:val="1"/>
+      <w:numFmt w:val="bullet"/>
+      <w:lvlText w:val=""/>
+      <w:lvlJc w:val="left"/>
+      <w:pPr>
+        <w:ind w:left="2880" w:hanging="360"/>
+      </w:pPr>
+      <w:rPr>
+        <w:rFonts w:ascii="Wingdings" w:hAnsi="Wingdings" w:hint="default"/>
+      </w:rPr>
+    </w:lvl>
+    <w:lvl w:ilvl="3" w:tplc="04090001" w:tentative="1">
+      <w:start w:val="1"/>
+      <w:numFmt w:val="bullet"/>
+      <w:lvlText w:val=""/>
+      <w:lvlJc w:val="left"/>
+      <w:pPr>
+        <w:ind w:left="3600" w:hanging="360"/>
+      </w:pPr>
+      <w:rPr>
+        <w:rFonts w:ascii="Symbol" w:hAnsi="Symbol" w:hint="default"/>
+      </w:rPr>
+    </w:lvl>
+    <w:lvl w:ilvl="4" w:tplc="04090003" w:tentative="1">
+      <w:start w:val="1"/>
+      <w:numFmt w:val="bullet"/>
+      <w:lvlText w:val="o"/>
+      <w:lvlJc w:val="left"/>
+      <w:pPr>
+        <w:ind w:left="4320" w:hanging="360"/>
+      </w:pPr>
+      <w:rPr>
+        <w:rFonts w:ascii="Courier New" w:hAnsi="Courier New" w:cs="Courier New" w:hint="default"/>
+      </w:rPr>
+    </w:lvl>
+    <w:lvl w:ilvl="5" w:tplc="04090005" w:tentative="1">
+      <w:start w:val="1"/>
+      <w:numFmt w:val="bullet"/>
+      <w:lvlText w:val=""/>
+      <w:lvlJc w:val="left"/>
+      <w:pPr>
+        <w:ind w:left="5040" w:hanging="360"/>
+      </w:pPr>
+      <w:rPr>
+        <w:rFonts w:ascii="Wingdings" w:hAnsi="Wingdings" w:hint="default"/>
+      </w:rPr>
+    </w:lvl>
+    <w:lvl w:ilvl="6" w:tplc="04090001" w:tentative="1">
+      <w:start w:val="1"/>
+      <w:numFmt w:val="bullet"/>
+      <w:lvlText w:val=""/>
+      <w:lvlJc w:val="left"/>
+      <w:pPr>
+        <w:ind w:left="5760" w:hanging="360"/>
+      </w:pPr>
+      <w:rPr>
+        <w:rFonts w:ascii="Symbol" w:hAnsi="Symbol" w:hint="default"/>
+      </w:rPr>
+    </w:lvl>
+    <w:lvl w:ilvl="7" w:tplc="04090003" w:tentative="1">
+      <w:start w:val="1"/>
+      <w:numFmt w:val="bullet"/>
+      <w:lvlText w:val="o"/>
+      <w:lvlJc w:val="left"/>
+      <w:pPr>
+        <w:ind w:left="6480" w:hanging="360"/>
+      </w:pPr>
+      <w:rPr>
+        <w:rFonts w:ascii="Courier New" w:hAnsi="Courier New" w:cs="Courier New" w:hint="default"/>
+      </w:rPr>
+    </w:lvl>
+    <w:lvl w:ilvl="8" w:tplc="04090005" w:tentative="1">
+      <w:start w:val="1"/>
+      <w:numFmt w:val="bullet"/>
+      <w:lvlText w:val=""/>
+      <w:lvlJc w:val="left"/>
+      <w:pPr>
+        <w:ind w:left="7200" w:hanging="360"/>
+      </w:pPr>
+      <w:rPr>
+        <w:rFonts w:ascii="Wingdings" w:hAnsi="Wingdings" w:hint="default"/>
+      </w:rPr>
+    </w:lvl>
+  </w:abstractNum>
+  <w:abstractNum w:abstractNumId="18" w15:restartNumberingAfterBreak="0">
+    <w:nsid w:val="34E45727"/>
+    <w:multiLevelType w:val="hybridMultilevel"/>
+    <w:tmpl w:val="925E9390"/>
+    <w:lvl w:ilvl="0" w:tplc="04090005">
+      <w:start w:val="1"/>
+      <w:numFmt w:val="bullet"/>
+      <w:lvlText w:val=""/>
+      <w:lvlJc w:val="left"/>
+      <w:pPr>
+        <w:ind w:left="1440" w:hanging="360"/>
+      </w:pPr>
+      <w:rPr>
+        <w:rFonts w:ascii="Wingdings" w:hAnsi="Wingdings" w:hint="default"/>
+      </w:rPr>
+    </w:lvl>
+    <w:lvl w:ilvl="1" w:tplc="04090003" w:tentative="1">
+      <w:start w:val="1"/>
+      <w:numFmt w:val="bullet"/>
+      <w:lvlText w:val="o"/>
+      <w:lvlJc w:val="left"/>
+      <w:pPr>
+        <w:ind w:left="2160" w:hanging="360"/>
+      </w:pPr>
+      <w:rPr>
+        <w:rFonts w:ascii="Courier New" w:hAnsi="Courier New" w:cs="Courier New" w:hint="default"/>
+      </w:rPr>
+    </w:lvl>
+    <w:lvl w:ilvl="2" w:tplc="04090005" w:tentative="1">
+      <w:start w:val="1"/>
+      <w:numFmt w:val="bullet"/>
+      <w:lvlText w:val=""/>
+      <w:lvlJc w:val="left"/>
+      <w:pPr>
+        <w:ind w:left="2880" w:hanging="360"/>
+      </w:pPr>
+      <w:rPr>
+        <w:rFonts w:ascii="Wingdings" w:hAnsi="Wingdings" w:hint="default"/>
+      </w:rPr>
+    </w:lvl>
+    <w:lvl w:ilvl="3" w:tplc="04090001" w:tentative="1">
+      <w:start w:val="1"/>
+      <w:numFmt w:val="bullet"/>
+      <w:lvlText w:val=""/>
+      <w:lvlJc w:val="left"/>
+      <w:pPr>
+        <w:ind w:left="3600" w:hanging="360"/>
+      </w:pPr>
+      <w:rPr>
+        <w:rFonts w:ascii="Symbol" w:hAnsi="Symbol" w:hint="default"/>
+      </w:rPr>
+    </w:lvl>
+    <w:lvl w:ilvl="4" w:tplc="04090003" w:tentative="1">
+      <w:start w:val="1"/>
+      <w:numFmt w:val="bullet"/>
+      <w:lvlText w:val="o"/>
+      <w:lvlJc w:val="left"/>
+      <w:pPr>
+        <w:ind w:left="4320" w:hanging="360"/>
+      </w:pPr>
+      <w:rPr>
+        <w:rFonts w:ascii="Courier New" w:hAnsi="Courier New" w:cs="Courier New" w:hint="default"/>
+      </w:rPr>
+    </w:lvl>
+    <w:lvl w:ilvl="5" w:tplc="04090005" w:tentative="1">
+      <w:start w:val="1"/>
+      <w:numFmt w:val="bullet"/>
+      <w:lvlText w:val=""/>
+      <w:lvlJc w:val="left"/>
+      <w:pPr>
+        <w:ind w:left="5040" w:hanging="360"/>
+      </w:pPr>
+      <w:rPr>
+        <w:rFonts w:ascii="Wingdings" w:hAnsi="Wingdings" w:hint="default"/>
+      </w:rPr>
+    </w:lvl>
+    <w:lvl w:ilvl="6" w:tplc="04090001" w:tentative="1">
+      <w:start w:val="1"/>
+      <w:numFmt w:val="bullet"/>
+      <w:lvlText w:val=""/>
+      <w:lvlJc w:val="left"/>
+      <w:pPr>
+        <w:ind w:left="5760" w:hanging="360"/>
+      </w:pPr>
+      <w:rPr>
+        <w:rFonts w:ascii="Symbol" w:hAnsi="Symbol" w:hint="default"/>
+      </w:rPr>
+    </w:lvl>
+    <w:lvl w:ilvl="7" w:tplc="04090003" w:tentative="1">
+      <w:start w:val="1"/>
+      <w:numFmt w:val="bullet"/>
+      <w:lvlText w:val="o"/>
+      <w:lvlJc w:val="left"/>
+      <w:pPr>
+        <w:ind w:left="6480" w:hanging="360"/>
+      </w:pPr>
+      <w:rPr>
+        <w:rFonts w:ascii="Courier New" w:hAnsi="Courier New" w:cs="Courier New" w:hint="default"/>
+      </w:rPr>
+    </w:lvl>
+    <w:lvl w:ilvl="8" w:tplc="04090005" w:tentative="1">
+      <w:start w:val="1"/>
+      <w:numFmt w:val="bullet"/>
+      <w:lvlText w:val=""/>
+      <w:lvlJc w:val="left"/>
+      <w:pPr>
+        <w:ind w:left="7200" w:hanging="360"/>
+      </w:pPr>
+      <w:rPr>
+        <w:rFonts w:ascii="Wingdings" w:hAnsi="Wingdings" w:hint="default"/>
+      </w:rPr>
+    </w:lvl>
+  </w:abstractNum>
+  <w:abstractNum w:abstractNumId="19" w15:restartNumberingAfterBreak="0">
+    <w:nsid w:val="45923EF4"/>
+    <w:multiLevelType w:val="hybridMultilevel"/>
+    <w:tmpl w:val="92A2B492"/>
+    <w:lvl w:ilvl="0" w:tplc="04090005">
+      <w:start w:val="1"/>
+      <w:numFmt w:val="bullet"/>
+      <w:lvlText w:val=""/>
+      <w:lvlJc w:val="left"/>
+      <w:pPr>
+        <w:ind w:left="1440" w:hanging="360"/>
+      </w:pPr>
+      <w:rPr>
+        <w:rFonts w:ascii="Wingdings" w:hAnsi="Wingdings" w:hint="default"/>
+      </w:rPr>
+    </w:lvl>
+    <w:lvl w:ilvl="1" w:tplc="04090003" w:tentative="1">
+      <w:start w:val="1"/>
+      <w:numFmt w:val="bullet"/>
+      <w:lvlText w:val="o"/>
+      <w:lvlJc w:val="left"/>
+      <w:pPr>
+        <w:ind w:left="2160" w:hanging="360"/>
+      </w:pPr>
+      <w:rPr>
+        <w:rFonts w:ascii="Courier New" w:hAnsi="Courier New" w:cs="Courier New" w:hint="default"/>
+      </w:rPr>
+    </w:lvl>
+    <w:lvl w:ilvl="2" w:tplc="04090005" w:tentative="1">
+      <w:start w:val="1"/>
+      <w:numFmt w:val="bullet"/>
+      <w:lvlText w:val=""/>
+      <w:lvlJc w:val="left"/>
+      <w:pPr>
+        <w:ind w:left="2880" w:hanging="360"/>
+      </w:pPr>
+      <w:rPr>
+        <w:rFonts w:ascii="Wingdings" w:hAnsi="Wingdings" w:hint="default"/>
+      </w:rPr>
+    </w:lvl>
+    <w:lvl w:ilvl="3" w:tplc="04090001" w:tentative="1">
+      <w:start w:val="1"/>
+      <w:numFmt w:val="bullet"/>
+      <w:lvlText w:val=""/>
+      <w:lvlJc w:val="left"/>
+      <w:pPr>
+        <w:ind w:left="3600" w:hanging="360"/>
+      </w:pPr>
+      <w:rPr>
+        <w:rFonts w:ascii="Symbol" w:hAnsi="Symbol" w:hint="default"/>
+      </w:rPr>
+    </w:lvl>
+    <w:lvl w:ilvl="4" w:tplc="04090003" w:tentative="1">
+      <w:start w:val="1"/>
+      <w:numFmt w:val="bullet"/>
+      <w:lvlText w:val="o"/>
+      <w:lvlJc w:val="left"/>
+      <w:pPr>
+        <w:ind w:left="4320" w:hanging="360"/>
+      </w:pPr>
+      <w:rPr>
+        <w:rFonts w:ascii="Courier New" w:hAnsi="Courier New" w:cs="Courier New" w:hint="default"/>
+      </w:rPr>
+    </w:lvl>
+    <w:lvl w:ilvl="5" w:tplc="04090005" w:tentative="1">
+      <w:start w:val="1"/>
+      <w:numFmt w:val="bullet"/>
+      <w:lvlText w:val=""/>
+      <w:lvlJc w:val="left"/>
+      <w:pPr>
+        <w:ind w:left="5040" w:hanging="360"/>
+      </w:pPr>
+      <w:rPr>
+        <w:rFonts w:ascii="Wingdings" w:hAnsi="Wingdings" w:hint="default"/>
+      </w:rPr>
+    </w:lvl>
+    <w:lvl w:ilvl="6" w:tplc="04090001" w:tentative="1">
+      <w:start w:val="1"/>
+      <w:numFmt w:val="bullet"/>
+      <w:lvlText w:val=""/>
+      <w:lvlJc w:val="left"/>
+      <w:pPr>
+        <w:ind w:left="5760" w:hanging="360"/>
+      </w:pPr>
+      <w:rPr>
+        <w:rFonts w:ascii="Symbol" w:hAnsi="Symbol" w:hint="default"/>
+      </w:rPr>
+    </w:lvl>
+    <w:lvl w:ilvl="7" w:tplc="04090003" w:tentative="1">
+      <w:start w:val="1"/>
+      <w:numFmt w:val="bullet"/>
+      <w:lvlText w:val="o"/>
+      <w:lvlJc w:val="left"/>
+      <w:pPr>
+        <w:ind w:left="6480" w:hanging="360"/>
+      </w:pPr>
+      <w:rPr>
+        <w:rFonts w:ascii="Courier New" w:hAnsi="Courier New" w:cs="Courier New" w:hint="default"/>
+      </w:rPr>
+    </w:lvl>
+    <w:lvl w:ilvl="8" w:tplc="04090005" w:tentative="1">
+      <w:start w:val="1"/>
+      <w:numFmt w:val="bullet"/>
+      <w:lvlText w:val=""/>
+      <w:lvlJc w:val="left"/>
+      <w:pPr>
+        <w:ind w:left="7200" w:hanging="360"/>
+      </w:pPr>
+      <w:rPr>
+        <w:rFonts w:ascii="Wingdings" w:hAnsi="Wingdings" w:hint="default"/>
+      </w:rPr>
+    </w:lvl>
+  </w:abstractNum>
+  <w:abstractNum w:abstractNumId="20" w15:restartNumberingAfterBreak="0">
+    <w:nsid w:val="47F70C1F"/>
+    <w:multiLevelType w:val="hybridMultilevel"/>
+    <w:tmpl w:val="64E2997C"/>
+    <w:lvl w:ilvl="0" w:tplc="04090005">
+      <w:start w:val="1"/>
+      <w:numFmt w:val="bullet"/>
+      <w:lvlText w:val=""/>
+      <w:lvlJc w:val="left"/>
+      <w:pPr>
+        <w:ind w:left="1440" w:hanging="360"/>
+      </w:pPr>
+      <w:rPr>
+        <w:rFonts w:ascii="Wingdings" w:hAnsi="Wingdings" w:hint="default"/>
+      </w:rPr>
+    </w:lvl>
+    <w:lvl w:ilvl="1" w:tplc="04090003" w:tentative="1">
+      <w:start w:val="1"/>
+      <w:numFmt w:val="bullet"/>
+      <w:lvlText w:val="o"/>
+      <w:lvlJc w:val="left"/>
+      <w:pPr>
+        <w:ind w:left="2160" w:hanging="360"/>
+      </w:pPr>
+      <w:rPr>
+        <w:rFonts w:ascii="Courier New" w:hAnsi="Courier New" w:cs="Courier New" w:hint="default"/>
+      </w:rPr>
+    </w:lvl>
+    <w:lvl w:ilvl="2" w:tplc="04090005" w:tentative="1">
+      <w:start w:val="1"/>
+      <w:numFmt w:val="bullet"/>
+      <w:lvlText w:val=""/>
+      <w:lvlJc w:val="left"/>
+      <w:pPr>
+        <w:ind w:left="2880" w:hanging="360"/>
+      </w:pPr>
+      <w:rPr>
+        <w:rFonts w:ascii="Wingdings" w:hAnsi="Wingdings" w:hint="default"/>
+      </w:rPr>
+    </w:lvl>
+    <w:lvl w:ilvl="3" w:tplc="04090001" w:tentative="1">
+      <w:start w:val="1"/>
+      <w:numFmt w:val="bullet"/>
+      <w:lvlText w:val=""/>
+      <w:lvlJc w:val="left"/>
+      <w:pPr>
+        <w:ind w:left="3600" w:hanging="360"/>
+      </w:pPr>
+      <w:rPr>
+        <w:rFonts w:ascii="Symbol" w:hAnsi="Symbol" w:hint="default"/>
+      </w:rPr>
+    </w:lvl>
+    <w:lvl w:ilvl="4" w:tplc="04090003" w:tentative="1">
+      <w:start w:val="1"/>
+      <w:numFmt w:val="bullet"/>
+      <w:lvlText w:val="o"/>
+      <w:lvlJc w:val="left"/>
+      <w:pPr>
+        <w:ind w:left="4320" w:hanging="360"/>
+      </w:pPr>
+      <w:rPr>
+        <w:rFonts w:ascii="Courier New" w:hAnsi="Courier New" w:cs="Courier New" w:hint="default"/>
+      </w:rPr>
+    </w:lvl>
+    <w:lvl w:ilvl="5" w:tplc="04090005" w:tentative="1">
+      <w:start w:val="1"/>
+      <w:numFmt w:val="bullet"/>
+      <w:lvlText w:val=""/>
+      <w:lvlJc w:val="left"/>
+      <w:pPr>
+        <w:ind w:left="5040" w:hanging="360"/>
+      </w:pPr>
+      <w:rPr>
+        <w:rFonts w:ascii="Wingdings" w:hAnsi="Wingdings" w:hint="default"/>
+      </w:rPr>
+    </w:lvl>
+    <w:lvl w:ilvl="6" w:tplc="04090001" w:tentative="1">
+      <w:start w:val="1"/>
+      <w:numFmt w:val="bullet"/>
+      <w:lvlText w:val=""/>
+      <w:lvlJc w:val="left"/>
+      <w:pPr>
+        <w:ind w:left="5760" w:hanging="360"/>
+      </w:pPr>
+      <w:rPr>
+        <w:rFonts w:ascii="Symbol" w:hAnsi="Symbol" w:hint="default"/>
+      </w:rPr>
+    </w:lvl>
+    <w:lvl w:ilvl="7" w:tplc="04090003" w:tentative="1">
+      <w:start w:val="1"/>
+      <w:numFmt w:val="bullet"/>
+      <w:lvlText w:val="o"/>
+      <w:lvlJc w:val="left"/>
+      <w:pPr>
+        <w:ind w:left="6480" w:hanging="360"/>
+      </w:pPr>
+      <w:rPr>
+        <w:rFonts w:ascii="Courier New" w:hAnsi="Courier New" w:cs="Courier New" w:hint="default"/>
+      </w:rPr>
+    </w:lvl>
+    <w:lvl w:ilvl="8" w:tplc="04090005" w:tentative="1">
+      <w:start w:val="1"/>
+      <w:numFmt w:val="bullet"/>
+      <w:lvlText w:val=""/>
+      <w:lvlJc w:val="left"/>
+      <w:pPr>
+        <w:ind w:left="7200" w:hanging="360"/>
+      </w:pPr>
+      <w:rPr>
+        <w:rFonts w:ascii="Wingdings" w:hAnsi="Wingdings" w:hint="default"/>
+      </w:rPr>
+    </w:lvl>
+  </w:abstractNum>
+  <w:abstractNum w:abstractNumId="21" w15:restartNumberingAfterBreak="0">
+    <w:nsid w:val="50591E12"/>
+    <w:multiLevelType w:val="hybridMultilevel"/>
+    <w:tmpl w:val="C0CA9C54"/>
+    <w:lvl w:ilvl="0" w:tplc="04090005">
+      <w:start w:val="1"/>
+      <w:numFmt w:val="bullet"/>
+      <w:lvlText w:val=""/>
+      <w:lvlJc w:val="left"/>
+      <w:pPr>
+        <w:ind w:left="1440" w:hanging="360"/>
+      </w:pPr>
+      <w:rPr>
+        <w:rFonts w:ascii="Wingdings" w:hAnsi="Wingdings" w:hint="default"/>
+      </w:rPr>
+    </w:lvl>
+    <w:lvl w:ilvl="1" w:tplc="04090003" w:tentative="1">
+      <w:start w:val="1"/>
+      <w:numFmt w:val="bullet"/>
+      <w:lvlText w:val="o"/>
+      <w:lvlJc w:val="left"/>
+      <w:pPr>
+        <w:ind w:left="2160" w:hanging="360"/>
+      </w:pPr>
+      <w:rPr>
+        <w:rFonts w:ascii="Courier New" w:hAnsi="Courier New" w:cs="Courier New" w:hint="default"/>
+      </w:rPr>
+    </w:lvl>
+    <w:lvl w:ilvl="2" w:tplc="04090005" w:tentative="1">
+      <w:start w:val="1"/>
+      <w:numFmt w:val="bullet"/>
+      <w:lvlText w:val=""/>
+      <w:lvlJc w:val="left"/>
+      <w:pPr>
+        <w:ind w:left="2880" w:hanging="360"/>
+      </w:pPr>
+      <w:rPr>
+        <w:rFonts w:ascii="Wingdings" w:hAnsi="Wingdings" w:hint="default"/>
+      </w:rPr>
+    </w:lvl>
+    <w:lvl w:ilvl="3" w:tplc="04090001" w:tentative="1">
+      <w:start w:val="1"/>
+      <w:numFmt w:val="bullet"/>
+      <w:lvlText w:val=""/>
+      <w:lvlJc w:val="left"/>
+      <w:pPr>
+        <w:ind w:left="3600" w:hanging="360"/>
+      </w:pPr>
+      <w:rPr>
+        <w:rFonts w:ascii="Symbol" w:hAnsi="Symbol" w:hint="default"/>
+      </w:rPr>
+    </w:lvl>
+    <w:lvl w:ilvl="4" w:tplc="04090003" w:tentative="1">
+      <w:start w:val="1"/>
+      <w:numFmt w:val="bullet"/>
+      <w:lvlText w:val="o"/>
+      <w:lvlJc w:val="left"/>
+      <w:pPr>
+        <w:ind w:left="4320" w:hanging="360"/>
+      </w:pPr>
+      <w:rPr>
+        <w:rFonts w:ascii="Courier New" w:hAnsi="Courier New" w:cs="Courier New" w:hint="default"/>
+      </w:rPr>
+    </w:lvl>
+    <w:lvl w:ilvl="5" w:tplc="04090005" w:tentative="1">
+      <w:start w:val="1"/>
+      <w:numFmt w:val="bullet"/>
+      <w:lvlText w:val=""/>
+      <w:lvlJc w:val="left"/>
+      <w:pPr>
+        <w:ind w:left="5040" w:hanging="360"/>
+      </w:pPr>
+      <w:rPr>
+        <w:rFonts w:ascii="Wingdings" w:hAnsi="Wingdings" w:hint="default"/>
+      </w:rPr>
+    </w:lvl>
+    <w:lvl w:ilvl="6" w:tplc="04090001" w:tentative="1">
+      <w:start w:val="1"/>
+      <w:numFmt w:val="bullet"/>
+      <w:lvlText w:val=""/>
+      <w:lvlJc w:val="left"/>
+      <w:pPr>
+        <w:ind w:left="5760" w:hanging="360"/>
+      </w:pPr>
+      <w:rPr>
+        <w:rFonts w:ascii="Symbol" w:hAnsi="Symbol" w:hint="default"/>
+      </w:rPr>
+    </w:lvl>
+    <w:lvl w:ilvl="7" w:tplc="04090003" w:tentative="1">
+      <w:start w:val="1"/>
+      <w:numFmt w:val="bullet"/>
+      <w:lvlText w:val="o"/>
+      <w:lvlJc w:val="left"/>
+      <w:pPr>
+        <w:ind w:left="6480" w:hanging="360"/>
+      </w:pPr>
+      <w:rPr>
+        <w:rFonts w:ascii="Courier New" w:hAnsi="Courier New" w:cs="Courier New" w:hint="default"/>
+      </w:rPr>
+    </w:lvl>
+    <w:lvl w:ilvl="8" w:tplc="04090005" w:tentative="1">
+      <w:start w:val="1"/>
+      <w:numFmt w:val="bullet"/>
+      <w:lvlText w:val=""/>
+      <w:lvlJc w:val="left"/>
+      <w:pPr>
+        <w:ind w:left="7200" w:hanging="360"/>
+      </w:pPr>
+      <w:rPr>
+        <w:rFonts w:ascii="Wingdings" w:hAnsi="Wingdings" w:hint="default"/>
+      </w:rPr>
+    </w:lvl>
+  </w:abstractNum>
+  <w:abstractNum w:abstractNumId="22" w15:restartNumberingAfterBreak="0">
+    <w:nsid w:val="573A060D"/>
+    <w:multiLevelType w:val="hybridMultilevel"/>
+    <w:tmpl w:val="8E2EEE02"/>
+    <w:lvl w:ilvl="0" w:tplc="04090005">
+      <w:start w:val="1"/>
+      <w:numFmt w:val="bullet"/>
+      <w:lvlText w:val=""/>
+      <w:lvlJc w:val="left"/>
+      <w:pPr>
+        <w:ind w:left="1440" w:hanging="360"/>
+      </w:pPr>
+      <w:rPr>
+        <w:rFonts w:ascii="Wingdings" w:hAnsi="Wingdings" w:hint="default"/>
+      </w:rPr>
+    </w:lvl>
+    <w:lvl w:ilvl="1" w:tplc="04090003" w:tentative="1">
+      <w:start w:val="1"/>
+      <w:numFmt w:val="bullet"/>
+      <w:lvlText w:val="o"/>
+      <w:lvlJc w:val="left"/>
+      <w:pPr>
+        <w:ind w:left="2160" w:hanging="360"/>
+      </w:pPr>
+      <w:rPr>
+        <w:rFonts w:ascii="Courier New" w:hAnsi="Courier New" w:cs="Courier New" w:hint="default"/>
+      </w:rPr>
+    </w:lvl>
+    <w:lvl w:ilvl="2" w:tplc="04090005" w:tentative="1">
+      <w:start w:val="1"/>
+      <w:numFmt w:val="bullet"/>
+      <w:lvlText w:val=""/>
+      <w:lvlJc w:val="left"/>
+      <w:pPr>
+        <w:ind w:left="2880" w:hanging="360"/>
+      </w:pPr>
+      <w:rPr>
+        <w:rFonts w:ascii="Wingdings" w:hAnsi="Wingdings" w:hint="default"/>
+      </w:rPr>
+    </w:lvl>
+    <w:lvl w:ilvl="3" w:tplc="04090001" w:tentative="1">
+      <w:start w:val="1"/>
+      <w:numFmt w:val="bullet"/>
+      <w:lvlText w:val=""/>
+      <w:lvlJc w:val="left"/>
+      <w:pPr>
+        <w:ind w:left="3600" w:hanging="360"/>
+      </w:pPr>
+      <w:rPr>
+        <w:rFonts w:ascii="Symbol" w:hAnsi="Symbol" w:hint="default"/>
+      </w:rPr>
+    </w:lvl>
+    <w:lvl w:ilvl="4" w:tplc="04090003" w:tentative="1">
+      <w:start w:val="1"/>
+      <w:numFmt w:val="bullet"/>
+      <w:lvlText w:val="o"/>
+      <w:lvlJc w:val="left"/>
+      <w:pPr>
+        <w:ind w:left="4320" w:hanging="360"/>
+      </w:pPr>
+      <w:rPr>
+        <w:rFonts w:ascii="Courier New" w:hAnsi="Courier New" w:cs="Courier New" w:hint="default"/>
+      </w:rPr>
+    </w:lvl>
+    <w:lvl w:ilvl="5" w:tplc="04090005" w:tentative="1">
+      <w:start w:val="1"/>
+      <w:numFmt w:val="bullet"/>
+      <w:lvlText w:val=""/>
+      <w:lvlJc w:val="left"/>
+      <w:pPr>
+        <w:ind w:left="5040" w:hanging="360"/>
+      </w:pPr>
+      <w:rPr>
+        <w:rFonts w:ascii="Wingdings" w:hAnsi="Wingdings" w:hint="default"/>
+      </w:rPr>
+    </w:lvl>
+    <w:lvl w:ilvl="6" w:tplc="04090001" w:tentative="1">
+      <w:start w:val="1"/>
+      <w:numFmt w:val="bullet"/>
+      <w:lvlText w:val=""/>
+      <w:lvlJc w:val="left"/>
+      <w:pPr>
+        <w:ind w:left="5760" w:hanging="360"/>
+      </w:pPr>
+      <w:rPr>
+        <w:rFonts w:ascii="Symbol" w:hAnsi="Symbol" w:hint="default"/>
+      </w:rPr>
+    </w:lvl>
+    <w:lvl w:ilvl="7" w:tplc="04090003" w:tentative="1">
+      <w:start w:val="1"/>
+      <w:numFmt w:val="bullet"/>
+      <w:lvlText w:val="o"/>
+      <w:lvlJc w:val="left"/>
+      <w:pPr>
+        <w:ind w:left="6480" w:hanging="360"/>
+      </w:pPr>
+      <w:rPr>
+        <w:rFonts w:ascii="Courier New" w:hAnsi="Courier New" w:cs="Courier New" w:hint="default"/>
+      </w:rPr>
+    </w:lvl>
+    <w:lvl w:ilvl="8" w:tplc="04090005" w:tentative="1">
+      <w:start w:val="1"/>
+      <w:numFmt w:val="bullet"/>
+      <w:lvlText w:val=""/>
+      <w:lvlJc w:val="left"/>
+      <w:pPr>
+        <w:ind w:left="7200" w:hanging="360"/>
+      </w:pPr>
+      <w:rPr>
+        <w:rFonts w:ascii="Wingdings" w:hAnsi="Wingdings" w:hint="default"/>
+      </w:rPr>
+    </w:lvl>
+  </w:abstractNum>
+  <w:abstractNum w:abstractNumId="23" w15:restartNumberingAfterBreak="0">
+    <w:nsid w:val="59696BBD"/>
+    <w:multiLevelType w:val="hybridMultilevel"/>
+    <w:tmpl w:val="0BEE2918"/>
+    <w:lvl w:ilvl="0" w:tplc="04090005">
+      <w:start w:val="1"/>
+      <w:numFmt w:val="bullet"/>
+      <w:lvlText w:val=""/>
+      <w:lvlJc w:val="left"/>
+      <w:pPr>
+        <w:ind w:left="1440" w:hanging="360"/>
+      </w:pPr>
+      <w:rPr>
+        <w:rFonts w:ascii="Wingdings" w:hAnsi="Wingdings" w:hint="default"/>
+      </w:rPr>
+    </w:lvl>
+    <w:lvl w:ilvl="1" w:tplc="04090003" w:tentative="1">
+      <w:start w:val="1"/>
+      <w:numFmt w:val="bullet"/>
+      <w:lvlText w:val="o"/>
+      <w:lvlJc w:val="left"/>
+      <w:pPr>
+        <w:ind w:left="2160" w:hanging="360"/>
+      </w:pPr>
+      <w:rPr>
+        <w:rFonts w:ascii="Courier New" w:hAnsi="Courier New" w:cs="Courier New" w:hint="default"/>
+      </w:rPr>
+    </w:lvl>
+    <w:lvl w:ilvl="2" w:tplc="04090005" w:tentative="1">
+      <w:start w:val="1"/>
+      <w:numFmt w:val="bullet"/>
+      <w:lvlText w:val=""/>
+      <w:lvlJc w:val="left"/>
+      <w:pPr>
+        <w:ind w:left="2880" w:hanging="360"/>
+      </w:pPr>
+      <w:rPr>
+        <w:rFonts w:ascii="Wingdings" w:hAnsi="Wingdings" w:hint="default"/>
+      </w:rPr>
+    </w:lvl>
+    <w:lvl w:ilvl="3" w:tplc="04090001" w:tentative="1">
+      <w:start w:val="1"/>
+      <w:numFmt w:val="bullet"/>
+      <w:lvlText w:val=""/>
+      <w:lvlJc w:val="left"/>
+      <w:pPr>
+        <w:ind w:left="3600" w:hanging="360"/>
+      </w:pPr>
+      <w:rPr>
+        <w:rFonts w:ascii="Symbol" w:hAnsi="Symbol" w:hint="default"/>
+      </w:rPr>
+    </w:lvl>
+    <w:lvl w:ilvl="4" w:tplc="04090003" w:tentative="1">
+      <w:start w:val="1"/>
+      <w:numFmt w:val="bullet"/>
+      <w:lvlText w:val="o"/>
+      <w:lvlJc w:val="left"/>
+      <w:pPr>
+        <w:ind w:left="4320" w:hanging="360"/>
+      </w:pPr>
+      <w:rPr>
+        <w:rFonts w:ascii="Courier New" w:hAnsi="Courier New" w:cs="Courier New" w:hint="default"/>
+      </w:rPr>
+    </w:lvl>
+    <w:lvl w:ilvl="5" w:tplc="04090005" w:tentative="1">
+      <w:start w:val="1"/>
+      <w:numFmt w:val="bullet"/>
+      <w:lvlText w:val=""/>
+      <w:lvlJc w:val="left"/>
+      <w:pPr>
+        <w:ind w:left="5040" w:hanging="360"/>
+      </w:pPr>
+      <w:rPr>
+        <w:rFonts w:ascii="Wingdings" w:hAnsi="Wingdings" w:hint="default"/>
+      </w:rPr>
+    </w:lvl>
+    <w:lvl w:ilvl="6" w:tplc="04090001" w:tentative="1">
+      <w:start w:val="1"/>
+      <w:numFmt w:val="bullet"/>
+      <w:lvlText w:val=""/>
+      <w:lvlJc w:val="left"/>
+      <w:pPr>
+        <w:ind w:left="5760" w:hanging="360"/>
+      </w:pPr>
+      <w:rPr>
+        <w:rFonts w:ascii="Symbol" w:hAnsi="Symbol" w:hint="default"/>
+      </w:rPr>
+    </w:lvl>
+    <w:lvl w:ilvl="7" w:tplc="04090003" w:tentative="1">
+      <w:start w:val="1"/>
+      <w:numFmt w:val="bullet"/>
+      <w:lvlText w:val="o"/>
+      <w:lvlJc w:val="left"/>
+      <w:pPr>
+        <w:ind w:left="6480" w:hanging="360"/>
+      </w:pPr>
+      <w:rPr>
+        <w:rFonts w:ascii="Courier New" w:hAnsi="Courier New" w:cs="Courier New" w:hint="default"/>
+      </w:rPr>
+    </w:lvl>
+    <w:lvl w:ilvl="8" w:tplc="04090005" w:tentative="1">
+      <w:start w:val="1"/>
+      <w:numFmt w:val="bullet"/>
+      <w:lvlText w:val=""/>
+      <w:lvlJc w:val="left"/>
+      <w:pPr>
+        <w:ind w:left="7200" w:hanging="360"/>
+      </w:pPr>
+      <w:rPr>
+        <w:rFonts w:ascii="Wingdings" w:hAnsi="Wingdings" w:hint="default"/>
+      </w:rPr>
+    </w:lvl>
+  </w:abstractNum>
+  <w:abstractNum w:abstractNumId="24" w15:restartNumberingAfterBreak="0">
+    <w:nsid w:val="5BCC6306"/>
+    <w:multiLevelType w:val="hybridMultilevel"/>
+    <w:tmpl w:val="2F44984E"/>
+    <w:lvl w:ilvl="0" w:tplc="04090005">
+      <w:start w:val="1"/>
+      <w:numFmt w:val="bullet"/>
+      <w:lvlText w:val=""/>
+      <w:lvlJc w:val="left"/>
+      <w:pPr>
+        <w:ind w:left="1440" w:hanging="360"/>
+      </w:pPr>
+      <w:rPr>
+        <w:rFonts w:ascii="Wingdings" w:hAnsi="Wingdings" w:hint="default"/>
+      </w:rPr>
+    </w:lvl>
+    <w:lvl w:ilvl="1" w:tplc="04090003" w:tentative="1">
+      <w:start w:val="1"/>
+      <w:numFmt w:val="bullet"/>
+      <w:lvlText w:val="o"/>
+      <w:lvlJc w:val="left"/>
+      <w:pPr>
+        <w:ind w:left="2160" w:hanging="360"/>
+      </w:pPr>
+      <w:rPr>
+        <w:rFonts w:ascii="Courier New" w:hAnsi="Courier New" w:cs="Courier New" w:hint="default"/>
+      </w:rPr>
+    </w:lvl>
+    <w:lvl w:ilvl="2" w:tplc="04090005" w:tentative="1">
+      <w:start w:val="1"/>
+      <w:numFmt w:val="bullet"/>
+      <w:lvlText w:val=""/>
+      <w:lvlJc w:val="left"/>
+      <w:pPr>
+        <w:ind w:left="2880" w:hanging="360"/>
+      </w:pPr>
+      <w:rPr>
+        <w:rFonts w:ascii="Wingdings" w:hAnsi="Wingdings" w:hint="default"/>
+      </w:rPr>
+    </w:lvl>
+    <w:lvl w:ilvl="3" w:tplc="04090001" w:tentative="1">
+      <w:start w:val="1"/>
+      <w:numFmt w:val="bullet"/>
+      <w:lvlText w:val=""/>
+      <w:lvlJc w:val="left"/>
+      <w:pPr>
+        <w:ind w:left="3600" w:hanging="360"/>
+      </w:pPr>
+      <w:rPr>
+        <w:rFonts w:ascii="Symbol" w:hAnsi="Symbol" w:hint="default"/>
+      </w:rPr>
+    </w:lvl>
+    <w:lvl w:ilvl="4" w:tplc="04090003" w:tentative="1">
+      <w:start w:val="1"/>
+      <w:numFmt w:val="bullet"/>
+      <w:lvlText w:val="o"/>
+      <w:lvlJc w:val="left"/>
+      <w:pPr>
+        <w:ind w:left="4320" w:hanging="360"/>
+      </w:pPr>
+      <w:rPr>
+        <w:rFonts w:ascii="Courier New" w:hAnsi="Courier New" w:cs="Courier New" w:hint="default"/>
+      </w:rPr>
+    </w:lvl>
+    <w:lvl w:ilvl="5" w:tplc="04090005" w:tentative="1">
+      <w:start w:val="1"/>
+      <w:numFmt w:val="bullet"/>
+      <w:lvlText w:val=""/>
+      <w:lvlJc w:val="left"/>
+      <w:pPr>
+        <w:ind w:left="5040" w:hanging="360"/>
+      </w:pPr>
+      <w:rPr>
+        <w:rFonts w:ascii="Wingdings" w:hAnsi="Wingdings" w:hint="default"/>
+      </w:rPr>
+    </w:lvl>
+    <w:lvl w:ilvl="6" w:tplc="04090001" w:tentative="1">
+      <w:start w:val="1"/>
+      <w:numFmt w:val="bullet"/>
+      <w:lvlText w:val=""/>
+      <w:lvlJc w:val="left"/>
+      <w:pPr>
+        <w:ind w:left="5760" w:hanging="360"/>
+      </w:pPr>
+      <w:rPr>
+        <w:rFonts w:ascii="Symbol" w:hAnsi="Symbol" w:hint="default"/>
+      </w:rPr>
+    </w:lvl>
+    <w:lvl w:ilvl="7" w:tplc="04090003" w:tentative="1">
+      <w:start w:val="1"/>
+      <w:numFmt w:val="bullet"/>
+      <w:lvlText w:val="o"/>
+      <w:lvlJc w:val="left"/>
+      <w:pPr>
+        <w:ind w:left="6480" w:hanging="360"/>
+      </w:pPr>
+      <w:rPr>
+        <w:rFonts w:ascii="Courier New" w:hAnsi="Courier New" w:cs="Courier New" w:hint="default"/>
+      </w:rPr>
+    </w:lvl>
+    <w:lvl w:ilvl="8" w:tplc="04090005" w:tentative="1">
+      <w:start w:val="1"/>
+      <w:numFmt w:val="bullet"/>
+      <w:lvlText w:val=""/>
+      <w:lvlJc w:val="left"/>
+      <w:pPr>
+        <w:ind w:left="7200" w:hanging="360"/>
+      </w:pPr>
+      <w:rPr>
+        <w:rFonts w:ascii="Wingdings" w:hAnsi="Wingdings" w:hint="default"/>
+      </w:rPr>
+    </w:lvl>
+  </w:abstractNum>
+  <w:abstractNum w:abstractNumId="25" w15:restartNumberingAfterBreak="0">
+    <w:nsid w:val="624835B9"/>
+    <w:multiLevelType w:val="hybridMultilevel"/>
+    <w:tmpl w:val="829C31DA"/>
+    <w:lvl w:ilvl="0" w:tplc="04090005">
+      <w:start w:val="1"/>
+      <w:numFmt w:val="bullet"/>
+      <w:lvlText w:val=""/>
+      <w:lvlJc w:val="left"/>
+      <w:pPr>
+        <w:ind w:left="1440" w:hanging="360"/>
+      </w:pPr>
+      <w:rPr>
+        <w:rFonts w:ascii="Wingdings" w:hAnsi="Wingdings" w:hint="default"/>
+      </w:rPr>
+    </w:lvl>
+    <w:lvl w:ilvl="1" w:tplc="04090003" w:tentative="1">
+      <w:start w:val="1"/>
+      <w:numFmt w:val="bullet"/>
+      <w:lvlText w:val="o"/>
+      <w:lvlJc w:val="left"/>
+      <w:pPr>
+        <w:ind w:left="2160" w:hanging="360"/>
+      </w:pPr>
+      <w:rPr>
+        <w:rFonts w:ascii="Courier New" w:hAnsi="Courier New" w:cs="Courier New" w:hint="default"/>
+      </w:rPr>
+    </w:lvl>
+    <w:lvl w:ilvl="2" w:tplc="04090005" w:tentative="1">
+      <w:start w:val="1"/>
+      <w:numFmt w:val="bullet"/>
+      <w:lvlText w:val=""/>
+      <w:lvlJc w:val="left"/>
+      <w:pPr>
+        <w:ind w:left="2880" w:hanging="360"/>
+      </w:pPr>
+      <w:rPr>
+        <w:rFonts w:ascii="Wingdings" w:hAnsi="Wingdings" w:hint="default"/>
+      </w:rPr>
+    </w:lvl>
+    <w:lvl w:ilvl="3" w:tplc="04090001" w:tentative="1">
+      <w:start w:val="1"/>
+      <w:numFmt w:val="bullet"/>
+      <w:lvlText w:val=""/>
+      <w:lvlJc w:val="left"/>
+      <w:pPr>
+        <w:ind w:left="3600" w:hanging="360"/>
+      </w:pPr>
+      <w:rPr>
+        <w:rFonts w:ascii="Symbol" w:hAnsi="Symbol" w:hint="default"/>
+      </w:rPr>
+    </w:lvl>
+    <w:lvl w:ilvl="4" w:tplc="04090003" w:tentative="1">
+      <w:start w:val="1"/>
+      <w:numFmt w:val="bullet"/>
+      <w:lvlText w:val="o"/>
+      <w:lvlJc w:val="left"/>
+      <w:pPr>
+        <w:ind w:left="4320" w:hanging="360"/>
+      </w:pPr>
+      <w:rPr>
+        <w:rFonts w:ascii="Courier New" w:hAnsi="Courier New" w:cs="Courier New" w:hint="default"/>
+      </w:rPr>
+    </w:lvl>
+    <w:lvl w:ilvl="5" w:tplc="04090005" w:tentative="1">
+      <w:start w:val="1"/>
+      <w:numFmt w:val="bullet"/>
+      <w:lvlText w:val=""/>
+      <w:lvlJc w:val="left"/>
+      <w:pPr>
+        <w:ind w:left="5040" w:hanging="360"/>
+      </w:pPr>
+      <w:rPr>
+        <w:rFonts w:ascii="Wingdings" w:hAnsi="Wingdings" w:hint="default"/>
+      </w:rPr>
+    </w:lvl>
+    <w:lvl w:ilvl="6" w:tplc="04090001" w:tentative="1">
+      <w:start w:val="1"/>
+      <w:numFmt w:val="bullet"/>
+      <w:lvlText w:val=""/>
+      <w:lvlJc w:val="left"/>
+      <w:pPr>
+        <w:ind w:left="5760" w:hanging="360"/>
+      </w:pPr>
+      <w:rPr>
+        <w:rFonts w:ascii="Symbol" w:hAnsi="Symbol" w:hint="default"/>
+      </w:rPr>
+    </w:lvl>
+    <w:lvl w:ilvl="7" w:tplc="04090003" w:tentative="1">
+      <w:start w:val="1"/>
+      <w:numFmt w:val="bullet"/>
+      <w:lvlText w:val="o"/>
+      <w:lvlJc w:val="left"/>
+      <w:pPr>
+        <w:ind w:left="6480" w:hanging="360"/>
+      </w:pPr>
+      <w:rPr>
+        <w:rFonts w:ascii="Courier New" w:hAnsi="Courier New" w:cs="Courier New" w:hint="default"/>
+      </w:rPr>
+    </w:lvl>
+    <w:lvl w:ilvl="8" w:tplc="04090005" w:tentative="1">
+      <w:start w:val="1"/>
+      <w:numFmt w:val="bullet"/>
+      <w:lvlText w:val=""/>
+      <w:lvlJc w:val="left"/>
+      <w:pPr>
+        <w:ind w:left="7200" w:hanging="360"/>
+      </w:pPr>
+      <w:rPr>
+        <w:rFonts w:ascii="Wingdings" w:hAnsi="Wingdings" w:hint="default"/>
+      </w:rPr>
+    </w:lvl>
+  </w:abstractNum>
+  <w:abstractNum w:abstractNumId="26" w15:restartNumberingAfterBreak="0">
+    <w:nsid w:val="6293789E"/>
+    <w:multiLevelType w:val="hybridMultilevel"/>
+    <w:tmpl w:val="43EE8512"/>
+    <w:lvl w:ilvl="0" w:tplc="04090005">
+      <w:start w:val="1"/>
+      <w:numFmt w:val="bullet"/>
+      <w:lvlText w:val=""/>
+      <w:lvlJc w:val="left"/>
+      <w:pPr>
+        <w:ind w:left="1440" w:hanging="360"/>
+      </w:pPr>
+      <w:rPr>
+        <w:rFonts w:ascii="Wingdings" w:hAnsi="Wingdings" w:hint="default"/>
+      </w:rPr>
+    </w:lvl>
+    <w:lvl w:ilvl="1" w:tplc="04090003" w:tentative="1">
+      <w:start w:val="1"/>
+      <w:numFmt w:val="bullet"/>
+      <w:lvlText w:val="o"/>
+      <w:lvlJc w:val="left"/>
+      <w:pPr>
+        <w:ind w:left="2160" w:hanging="360"/>
+      </w:pPr>
+      <w:rPr>
+        <w:rFonts w:ascii="Courier New" w:hAnsi="Courier New" w:cs="Courier New" w:hint="default"/>
+      </w:rPr>
+    </w:lvl>
+    <w:lvl w:ilvl="2" w:tplc="04090005" w:tentative="1">
+      <w:start w:val="1"/>
+      <w:numFmt w:val="bullet"/>
+      <w:lvlText w:val=""/>
+      <w:lvlJc w:val="left"/>
+      <w:pPr>
+        <w:ind w:left="2880" w:hanging="360"/>
+      </w:pPr>
+      <w:rPr>
+        <w:rFonts w:ascii="Wingdings" w:hAnsi="Wingdings" w:hint="default"/>
+      </w:rPr>
+    </w:lvl>
+    <w:lvl w:ilvl="3" w:tplc="04090001" w:tentative="1">
+      <w:start w:val="1"/>
+      <w:numFmt w:val="bullet"/>
+      <w:lvlText w:val=""/>
+      <w:lvlJc w:val="left"/>
+      <w:pPr>
+        <w:ind w:left="3600" w:hanging="360"/>
+      </w:pPr>
+      <w:rPr>
+        <w:rFonts w:ascii="Symbol" w:hAnsi="Symbol" w:hint="default"/>
+      </w:rPr>
+    </w:lvl>
+    <w:lvl w:ilvl="4" w:tplc="04090003" w:tentative="1">
+      <w:start w:val="1"/>
+      <w:numFmt w:val="bullet"/>
+      <w:lvlText w:val="o"/>
+      <w:lvlJc w:val="left"/>
+      <w:pPr>
+        <w:ind w:left="4320" w:hanging="360"/>
+      </w:pPr>
+      <w:rPr>
+        <w:rFonts w:ascii="Courier New" w:hAnsi="Courier New" w:cs="Courier New" w:hint="default"/>
+      </w:rPr>
+    </w:lvl>
+    <w:lvl w:ilvl="5" w:tplc="04090005" w:tentative="1">
+      <w:start w:val="1"/>
+      <w:numFmt w:val="bullet"/>
+      <w:lvlText w:val=""/>
+      <w:lvlJc w:val="left"/>
+      <w:pPr>
+        <w:ind w:left="5040" w:hanging="360"/>
+      </w:pPr>
+      <w:rPr>
+        <w:rFonts w:ascii="Wingdings" w:hAnsi="Wingdings" w:hint="default"/>
+      </w:rPr>
+    </w:lvl>
+    <w:lvl w:ilvl="6" w:tplc="04090001" w:tentative="1">
+      <w:start w:val="1"/>
+      <w:numFmt w:val="bullet"/>
+      <w:lvlText w:val=""/>
+      <w:lvlJc w:val="left"/>
+      <w:pPr>
+        <w:ind w:left="5760" w:hanging="360"/>
+      </w:pPr>
+      <w:rPr>
+        <w:rFonts w:ascii="Symbol" w:hAnsi="Symbol" w:hint="default"/>
+      </w:rPr>
+    </w:lvl>
+    <w:lvl w:ilvl="7" w:tplc="04090003" w:tentative="1">
+      <w:start w:val="1"/>
+      <w:numFmt w:val="bullet"/>
+      <w:lvlText w:val="o"/>
+      <w:lvlJc w:val="left"/>
+      <w:pPr>
+        <w:ind w:left="6480" w:hanging="360"/>
+      </w:pPr>
+      <w:rPr>
+        <w:rFonts w:ascii="Courier New" w:hAnsi="Courier New" w:cs="Courier New" w:hint="default"/>
+      </w:rPr>
+    </w:lvl>
+    <w:lvl w:ilvl="8" w:tplc="04090005" w:tentative="1">
+      <w:start w:val="1"/>
+      <w:numFmt w:val="bullet"/>
+      <w:lvlText w:val=""/>
+      <w:lvlJc w:val="left"/>
+      <w:pPr>
+        <w:ind w:left="7200" w:hanging="360"/>
+      </w:pPr>
+      <w:rPr>
+        <w:rFonts w:ascii="Wingdings" w:hAnsi="Wingdings" w:hint="default"/>
+      </w:rPr>
+    </w:lvl>
+  </w:abstractNum>
+  <w:abstractNum w:abstractNumId="27" w15:restartNumberingAfterBreak="0">
+    <w:nsid w:val="65A074CB"/>
+    <w:multiLevelType w:val="hybridMultilevel"/>
+    <w:tmpl w:val="AE28D19C"/>
+    <w:lvl w:ilvl="0" w:tplc="04090005">
+      <w:start w:val="1"/>
+      <w:numFmt w:val="bullet"/>
+      <w:lvlText w:val=""/>
+      <w:lvlJc w:val="left"/>
+      <w:pPr>
+        <w:ind w:left="1440" w:hanging="360"/>
+      </w:pPr>
+      <w:rPr>
+        <w:rFonts w:ascii="Wingdings" w:hAnsi="Wingdings" w:hint="default"/>
+      </w:rPr>
+    </w:lvl>
+    <w:lvl w:ilvl="1" w:tplc="04090003" w:tentative="1">
+      <w:start w:val="1"/>
+      <w:numFmt w:val="bullet"/>
+      <w:lvlText w:val="o"/>
+      <w:lvlJc w:val="left"/>
+      <w:pPr>
+        <w:ind w:left="2160" w:hanging="360"/>
+      </w:pPr>
+      <w:rPr>
+        <w:rFonts w:ascii="Courier New" w:hAnsi="Courier New" w:cs="Courier New" w:hint="default"/>
+      </w:rPr>
+    </w:lvl>
+    <w:lvl w:ilvl="2" w:tplc="04090005" w:tentative="1">
+      <w:start w:val="1"/>
+      <w:numFmt w:val="bullet"/>
+      <w:lvlText w:val=""/>
+      <w:lvlJc w:val="left"/>
+      <w:pPr>
+        <w:ind w:left="2880" w:hanging="360"/>
+      </w:pPr>
+      <w:rPr>
+        <w:rFonts w:ascii="Wingdings" w:hAnsi="Wingdings" w:hint="default"/>
+      </w:rPr>
+    </w:lvl>
+    <w:lvl w:ilvl="3" w:tplc="04090001" w:tentative="1">
+      <w:start w:val="1"/>
+      <w:numFmt w:val="bullet"/>
+      <w:lvlText w:val=""/>
+      <w:lvlJc w:val="left"/>
+      <w:pPr>
+        <w:ind w:left="3600" w:hanging="360"/>
+      </w:pPr>
+      <w:rPr>
+        <w:rFonts w:ascii="Symbol" w:hAnsi="Symbol" w:hint="default"/>
+      </w:rPr>
+    </w:lvl>
+    <w:lvl w:ilvl="4" w:tplc="04090003" w:tentative="1">
+      <w:start w:val="1"/>
+      <w:numFmt w:val="bullet"/>
+      <w:lvlText w:val="o"/>
+      <w:lvlJc w:val="left"/>
+      <w:pPr>
+        <w:ind w:left="4320" w:hanging="360"/>
+      </w:pPr>
+      <w:rPr>
+        <w:rFonts w:ascii="Courier New" w:hAnsi="Courier New" w:cs="Courier New" w:hint="default"/>
+      </w:rPr>
+    </w:lvl>
+    <w:lvl w:ilvl="5" w:tplc="04090005" w:tentative="1">
+      <w:start w:val="1"/>
+      <w:numFmt w:val="bullet"/>
+      <w:lvlText w:val=""/>
+      <w:lvlJc w:val="left"/>
+      <w:pPr>
+        <w:ind w:left="5040" w:hanging="360"/>
+      </w:pPr>
+      <w:rPr>
+        <w:rFonts w:ascii="Wingdings" w:hAnsi="Wingdings" w:hint="default"/>
+      </w:rPr>
+    </w:lvl>
+    <w:lvl w:ilvl="6" w:tplc="04090001" w:tentative="1">
+      <w:start w:val="1"/>
+      <w:numFmt w:val="bullet"/>
+      <w:lvlText w:val=""/>
+      <w:lvlJc w:val="left"/>
+      <w:pPr>
+        <w:ind w:left="5760" w:hanging="360"/>
+      </w:pPr>
+      <w:rPr>
+        <w:rFonts w:ascii="Symbol" w:hAnsi="Symbol" w:hint="default"/>
+      </w:rPr>
+    </w:lvl>
+    <w:lvl w:ilvl="7" w:tplc="04090003" w:tentative="1">
+      <w:start w:val="1"/>
+      <w:numFmt w:val="bullet"/>
+      <w:lvlText w:val="o"/>
+      <w:lvlJc w:val="left"/>
+      <w:pPr>
+        <w:ind w:left="6480" w:hanging="360"/>
+      </w:pPr>
+      <w:rPr>
+        <w:rFonts w:ascii="Courier New" w:hAnsi="Courier New" w:cs="Courier New" w:hint="default"/>
+      </w:rPr>
+    </w:lvl>
+    <w:lvl w:ilvl="8" w:tplc="04090005" w:tentative="1">
+      <w:start w:val="1"/>
+      <w:numFmt w:val="bullet"/>
+      <w:lvlText w:val=""/>
+      <w:lvlJc w:val="left"/>
+      <w:pPr>
+        <w:ind w:left="7200" w:hanging="360"/>
+      </w:pPr>
+      <w:rPr>
+        <w:rFonts w:ascii="Wingdings" w:hAnsi="Wingdings" w:hint="default"/>
+      </w:rPr>
+    </w:lvl>
+  </w:abstractNum>
+  <w:abstractNum w:abstractNumId="28" w15:restartNumberingAfterBreak="0">
+    <w:nsid w:val="69A11BD8"/>
+    <w:multiLevelType w:val="hybridMultilevel"/>
+    <w:tmpl w:val="ECD675E8"/>
+    <w:lvl w:ilvl="0" w:tplc="04090005">
+      <w:start w:val="1"/>
+      <w:numFmt w:val="bullet"/>
+      <w:lvlText w:val=""/>
+      <w:lvlJc w:val="left"/>
+      <w:pPr>
+        <w:ind w:left="1440" w:hanging="360"/>
+      </w:pPr>
+      <w:rPr>
+        <w:rFonts w:ascii="Wingdings" w:hAnsi="Wingdings" w:hint="default"/>
+      </w:rPr>
+    </w:lvl>
+    <w:lvl w:ilvl="1" w:tplc="04090003" w:tentative="1">
+      <w:start w:val="1"/>
+      <w:numFmt w:val="bullet"/>
+      <w:lvlText w:val="o"/>
+      <w:lvlJc w:val="left"/>
+      <w:pPr>
+        <w:ind w:left="2160" w:hanging="360"/>
+      </w:pPr>
+      <w:rPr>
+        <w:rFonts w:ascii="Courier New" w:hAnsi="Courier New" w:cs="Courier New" w:hint="default"/>
+      </w:rPr>
+    </w:lvl>
+    <w:lvl w:ilvl="2" w:tplc="04090005" w:tentative="1">
+      <w:start w:val="1"/>
+      <w:numFmt w:val="bullet"/>
+      <w:lvlText w:val=""/>
+      <w:lvlJc w:val="left"/>
+      <w:pPr>
+        <w:ind w:left="2880" w:hanging="360"/>
+      </w:pPr>
+      <w:rPr>
+        <w:rFonts w:ascii="Wingdings" w:hAnsi="Wingdings" w:hint="default"/>
+      </w:rPr>
+    </w:lvl>
+    <w:lvl w:ilvl="3" w:tplc="04090001" w:tentative="1">
+      <w:start w:val="1"/>
+      <w:numFmt w:val="bullet"/>
+      <w:lvlText w:val=""/>
+      <w:lvlJc w:val="left"/>
+      <w:pPr>
+        <w:ind w:left="3600" w:hanging="360"/>
+      </w:pPr>
+      <w:rPr>
+        <w:rFonts w:ascii="Symbol" w:hAnsi="Symbol" w:hint="default"/>
+      </w:rPr>
+    </w:lvl>
+    <w:lvl w:ilvl="4" w:tplc="04090003" w:tentative="1">
+      <w:start w:val="1"/>
+      <w:numFmt w:val="bullet"/>
+      <w:lvlText w:val="o"/>
+      <w:lvlJc w:val="left"/>
+      <w:pPr>
+        <w:ind w:left="4320" w:hanging="360"/>
+      </w:pPr>
+      <w:rPr>
+        <w:rFonts w:ascii="Courier New" w:hAnsi="Courier New" w:cs="Courier New" w:hint="default"/>
+      </w:rPr>
+    </w:lvl>
+    <w:lvl w:ilvl="5" w:tplc="04090005" w:tentative="1">
+      <w:start w:val="1"/>
+      <w:numFmt w:val="bullet"/>
+      <w:lvlText w:val=""/>
+      <w:lvlJc w:val="left"/>
+      <w:pPr>
+        <w:ind w:left="5040" w:hanging="360"/>
+      </w:pPr>
+      <w:rPr>
+        <w:rFonts w:ascii="Wingdings" w:hAnsi="Wingdings" w:hint="default"/>
+      </w:rPr>
+    </w:lvl>
+    <w:lvl w:ilvl="6" w:tplc="04090001" w:tentative="1">
+      <w:start w:val="1"/>
+      <w:numFmt w:val="bullet"/>
+      <w:lvlText w:val=""/>
+      <w:lvlJc w:val="left"/>
+      <w:pPr>
+        <w:ind w:left="5760" w:hanging="360"/>
+      </w:pPr>
+      <w:rPr>
+        <w:rFonts w:ascii="Symbol" w:hAnsi="Symbol" w:hint="default"/>
+      </w:rPr>
+    </w:lvl>
+    <w:lvl w:ilvl="7" w:tplc="04090003" w:tentative="1">
+      <w:start w:val="1"/>
+      <w:numFmt w:val="bullet"/>
+      <w:lvlText w:val="o"/>
+      <w:lvlJc w:val="left"/>
+      <w:pPr>
+        <w:ind w:left="6480" w:hanging="360"/>
+      </w:pPr>
+      <w:rPr>
+        <w:rFonts w:ascii="Courier New" w:hAnsi="Courier New" w:cs="Courier New" w:hint="default"/>
+      </w:rPr>
+    </w:lvl>
+    <w:lvl w:ilvl="8" w:tplc="04090005" w:tentative="1">
+      <w:start w:val="1"/>
+      <w:numFmt w:val="bullet"/>
+      <w:lvlText w:val=""/>
+      <w:lvlJc w:val="left"/>
+      <w:pPr>
+        <w:ind w:left="7200" w:hanging="360"/>
+      </w:pPr>
+      <w:rPr>
+        <w:rFonts w:ascii="Wingdings" w:hAnsi="Wingdings" w:hint="default"/>
+      </w:rPr>
+    </w:lvl>
+  </w:abstractNum>
+  <w:abstractNum w:abstractNumId="29" w15:restartNumberingAfterBreak="0">
+    <w:nsid w:val="710B10CF"/>
+    <w:multiLevelType w:val="hybridMultilevel"/>
+    <w:tmpl w:val="24A2BE8E"/>
+    <w:lvl w:ilvl="0" w:tplc="04090005">
+      <w:start w:val="1"/>
+      <w:numFmt w:val="bullet"/>
+      <w:lvlText w:val=""/>
+      <w:lvlJc w:val="left"/>
+      <w:pPr>
+        <w:ind w:left="1440" w:hanging="360"/>
+      </w:pPr>
+      <w:rPr>
+        <w:rFonts w:ascii="Wingdings" w:hAnsi="Wingdings" w:hint="default"/>
+      </w:rPr>
+    </w:lvl>
+    <w:lvl w:ilvl="1" w:tplc="04090003" w:tentative="1">
+      <w:start w:val="1"/>
+      <w:numFmt w:val="bullet"/>
+      <w:lvlText w:val="o"/>
+      <w:lvlJc w:val="left"/>
+      <w:pPr>
+        <w:ind w:left="2160" w:hanging="360"/>
+      </w:pPr>
+      <w:rPr>
+        <w:rFonts w:ascii="Courier New" w:hAnsi="Courier New" w:cs="Courier New" w:hint="default"/>
+      </w:rPr>
+    </w:lvl>
+    <w:lvl w:ilvl="2" w:tplc="04090005" w:tentative="1">
+      <w:start w:val="1"/>
+      <w:numFmt w:val="bullet"/>
+      <w:lvlText w:val=""/>
+      <w:lvlJc w:val="left"/>
+      <w:pPr>
+        <w:ind w:left="2880" w:hanging="360"/>
+      </w:pPr>
+      <w:rPr>
+        <w:rFonts w:ascii="Wingdings" w:hAnsi="Wingdings" w:hint="default"/>
+      </w:rPr>
+    </w:lvl>
+    <w:lvl w:ilvl="3" w:tplc="04090001" w:tentative="1">
+      <w:start w:val="1"/>
+      <w:numFmt w:val="bullet"/>
+      <w:lvlText w:val=""/>
+      <w:lvlJc w:val="left"/>
+      <w:pPr>
+        <w:ind w:left="3600" w:hanging="360"/>
+      </w:pPr>
+      <w:rPr>
+        <w:rFonts w:ascii="Symbol" w:hAnsi="Symbol" w:hint="default"/>
+      </w:rPr>
+    </w:lvl>
+    <w:lvl w:ilvl="4" w:tplc="04090003" w:tentative="1">
+      <w:start w:val="1"/>
+      <w:numFmt w:val="bullet"/>
+      <w:lvlText w:val="o"/>
+      <w:lvlJc w:val="left"/>
+      <w:pPr>
+        <w:ind w:left="4320" w:hanging="360"/>
+      </w:pPr>
+      <w:rPr>
+        <w:rFonts w:ascii="Courier New" w:hAnsi="Courier New" w:cs="Courier New" w:hint="default"/>
+      </w:rPr>
+    </w:lvl>
+    <w:lvl w:ilvl="5" w:tplc="04090005" w:tentative="1">
+      <w:start w:val="1"/>
+      <w:numFmt w:val="bullet"/>
+      <w:lvlText w:val=""/>
+      <w:lvlJc w:val="left"/>
+      <w:pPr>
+        <w:ind w:left="5040" w:hanging="360"/>
+      </w:pPr>
+      <w:rPr>
+        <w:rFonts w:ascii="Wingdings" w:hAnsi="Wingdings" w:hint="default"/>
+      </w:rPr>
+    </w:lvl>
+    <w:lvl w:ilvl="6" w:tplc="04090001" w:tentative="1">
+      <w:start w:val="1"/>
+      <w:numFmt w:val="bullet"/>
+      <w:lvlText w:val=""/>
+      <w:lvlJc w:val="left"/>
+      <w:pPr>
+        <w:ind w:left="5760" w:hanging="360"/>
+      </w:pPr>
+      <w:rPr>
+        <w:rFonts w:ascii="Symbol" w:hAnsi="Symbol" w:hint="default"/>
+      </w:rPr>
+    </w:lvl>
+    <w:lvl w:ilvl="7" w:tplc="04090003" w:tentative="1">
+      <w:start w:val="1"/>
+      <w:numFmt w:val="bullet"/>
+      <w:lvlText w:val="o"/>
+      <w:lvlJc w:val="left"/>
+      <w:pPr>
+        <w:ind w:left="6480" w:hanging="360"/>
+      </w:pPr>
+      <w:rPr>
+        <w:rFonts w:ascii="Courier New" w:hAnsi="Courier New" w:cs="Courier New" w:hint="default"/>
+      </w:rPr>
+    </w:lvl>
+    <w:lvl w:ilvl="8" w:tplc="04090005" w:tentative="1">
+      <w:start w:val="1"/>
+      <w:numFmt w:val="bullet"/>
+      <w:lvlText w:val=""/>
+      <w:lvlJc w:val="left"/>
+      <w:pPr>
+        <w:ind w:left="7200" w:hanging="360"/>
+      </w:pPr>
+      <w:rPr>
+        <w:rFonts w:ascii="Wingdings" w:hAnsi="Wingdings" w:hint="default"/>
+      </w:rPr>
+    </w:lvl>
+  </w:abstractNum>
+  <w:abstractNum w:abstractNumId="30" w15:restartNumberingAfterBreak="0">
+    <w:nsid w:val="713C6236"/>
+    <w:multiLevelType w:val="hybridMultilevel"/>
+    <w:tmpl w:val="E4867E02"/>
+    <w:lvl w:ilvl="0" w:tplc="04090005">
+      <w:start w:val="1"/>
+      <w:numFmt w:val="bullet"/>
+      <w:lvlText w:val=""/>
+      <w:lvlJc w:val="left"/>
+      <w:pPr>
+        <w:ind w:left="1440" w:hanging="360"/>
+      </w:pPr>
+      <w:rPr>
+        <w:rFonts w:ascii="Wingdings" w:hAnsi="Wingdings" w:hint="default"/>
+      </w:rPr>
+    </w:lvl>
+    <w:lvl w:ilvl="1" w:tplc="04090003" w:tentative="1">
+      <w:start w:val="1"/>
+      <w:numFmt w:val="bullet"/>
+      <w:lvlText w:val="o"/>
+      <w:lvlJc w:val="left"/>
+      <w:pPr>
+        <w:ind w:left="2160" w:hanging="360"/>
+      </w:pPr>
+      <w:rPr>
+        <w:rFonts w:ascii="Courier New" w:hAnsi="Courier New" w:cs="Courier New" w:hint="default"/>
+      </w:rPr>
+    </w:lvl>
+    <w:lvl w:ilvl="2" w:tplc="04090005" w:tentative="1">
+      <w:start w:val="1"/>
+      <w:numFmt w:val="bullet"/>
+      <w:lvlText w:val=""/>
+      <w:lvlJc w:val="left"/>
+      <w:pPr>
+        <w:ind w:left="2880" w:hanging="360"/>
+      </w:pPr>
+      <w:rPr>
+        <w:rFonts w:ascii="Wingdings" w:hAnsi="Wingdings" w:hint="default"/>
+      </w:rPr>
+    </w:lvl>
+    <w:lvl w:ilvl="3" w:tplc="04090001" w:tentative="1">
+      <w:start w:val="1"/>
+      <w:numFmt w:val="bullet"/>
+      <w:lvlText w:val=""/>
+      <w:lvlJc w:val="left"/>
+      <w:pPr>
+        <w:ind w:left="3600" w:hanging="360"/>
+      </w:pPr>
+      <w:rPr>
+        <w:rFonts w:ascii="Symbol" w:hAnsi="Symbol" w:hint="default"/>
+      </w:rPr>
+    </w:lvl>
+    <w:lvl w:ilvl="4" w:tplc="04090003" w:tentative="1">
+      <w:start w:val="1"/>
+      <w:numFmt w:val="bullet"/>
+      <w:lvlText w:val="o"/>
+      <w:lvlJc w:val="left"/>
+      <w:pPr>
+        <w:ind w:left="4320" w:hanging="360"/>
+      </w:pPr>
+      <w:rPr>
+        <w:rFonts w:ascii="Courier New" w:hAnsi="Courier New" w:cs="Courier New" w:hint="default"/>
+      </w:rPr>
+    </w:lvl>
+    <w:lvl w:ilvl="5" w:tplc="04090005" w:tentative="1">
+      <w:start w:val="1"/>
+      <w:numFmt w:val="bullet"/>
+      <w:lvlText w:val=""/>
+      <w:lvlJc w:val="left"/>
+      <w:pPr>
+        <w:ind w:left="5040" w:hanging="360"/>
+      </w:pPr>
+      <w:rPr>
+        <w:rFonts w:ascii="Wingdings" w:hAnsi="Wingdings" w:hint="default"/>
+      </w:rPr>
+    </w:lvl>
+    <w:lvl w:ilvl="6" w:tplc="04090001" w:tentative="1">
+      <w:start w:val="1"/>
+      <w:numFmt w:val="bullet"/>
+      <w:lvlText w:val=""/>
+      <w:lvlJc w:val="left"/>
+      <w:pPr>
+        <w:ind w:left="5760" w:hanging="360"/>
+      </w:pPr>
+      <w:rPr>
+        <w:rFonts w:ascii="Symbol" w:hAnsi="Symbol" w:hint="default"/>
+      </w:rPr>
+    </w:lvl>
+    <w:lvl w:ilvl="7" w:tplc="04090003" w:tentative="1">
+      <w:start w:val="1"/>
+      <w:numFmt w:val="bullet"/>
+      <w:lvlText w:val="o"/>
+      <w:lvlJc w:val="left"/>
+      <w:pPr>
+        <w:ind w:left="6480" w:hanging="360"/>
+      </w:pPr>
+      <w:rPr>
+        <w:rFonts w:ascii="Courier New" w:hAnsi="Courier New" w:cs="Courier New" w:hint="default"/>
+      </w:rPr>
+    </w:lvl>
+    <w:lvl w:ilvl="8" w:tplc="04090005" w:tentative="1">
+      <w:start w:val="1"/>
+      <w:numFmt w:val="bullet"/>
+      <w:lvlText w:val=""/>
+      <w:lvlJc w:val="left"/>
+      <w:pPr>
+        <w:ind w:left="7200" w:hanging="360"/>
+      </w:pPr>
+      <w:rPr>
+        <w:rFonts w:ascii="Wingdings" w:hAnsi="Wingdings" w:hint="default"/>
+      </w:rPr>
+    </w:lvl>
+  </w:abstractNum>
+  <w:abstractNum w:abstractNumId="31" w15:restartNumberingAfterBreak="0">
+    <w:nsid w:val="73E569AE"/>
+    <w:multiLevelType w:val="hybridMultilevel"/>
+    <w:tmpl w:val="F74CB0C4"/>
+    <w:lvl w:ilvl="0" w:tplc="04090005">
+      <w:start w:val="1"/>
+      <w:numFmt w:val="bullet"/>
+      <w:lvlText w:val=""/>
+      <w:lvlJc w:val="left"/>
+      <w:pPr>
+        <w:ind w:left="1440" w:hanging="360"/>
+      </w:pPr>
+      <w:rPr>
+        <w:rFonts w:ascii="Wingdings" w:hAnsi="Wingdings" w:hint="default"/>
+      </w:rPr>
+    </w:lvl>
+    <w:lvl w:ilvl="1" w:tplc="04090003" w:tentative="1">
+      <w:start w:val="1"/>
+      <w:numFmt w:val="bullet"/>
+      <w:lvlText w:val="o"/>
+      <w:lvlJc w:val="left"/>
+      <w:pPr>
+        <w:ind w:left="2160" w:hanging="360"/>
+      </w:pPr>
+      <w:rPr>
+        <w:rFonts w:ascii="Courier New" w:hAnsi="Courier New" w:cs="Courier New" w:hint="default"/>
+      </w:rPr>
+    </w:lvl>
+    <w:lvl w:ilvl="2" w:tplc="04090005" w:tentative="1">
+      <w:start w:val="1"/>
+      <w:numFmt w:val="bullet"/>
+      <w:lvlText w:val=""/>
+      <w:lvlJc w:val="left"/>
+      <w:pPr>
+        <w:ind w:left="2880" w:hanging="360"/>
+      </w:pPr>
+      <w:rPr>
+        <w:rFonts w:ascii="Wingdings" w:hAnsi="Wingdings" w:hint="default"/>
+      </w:rPr>
+    </w:lvl>
+    <w:lvl w:ilvl="3" w:tplc="04090001" w:tentative="1">
+      <w:start w:val="1"/>
+      <w:numFmt w:val="bullet"/>
+      <w:lvlText w:val=""/>
+      <w:lvlJc w:val="left"/>
+      <w:pPr>
+        <w:ind w:left="3600" w:hanging="360"/>
+      </w:pPr>
+      <w:rPr>
+        <w:rFonts w:ascii="Symbol" w:hAnsi="Symbol" w:hint="default"/>
+      </w:rPr>
+    </w:lvl>
+    <w:lvl w:ilvl="4" w:tplc="04090003" w:tentative="1">
+      <w:start w:val="1"/>
+      <w:numFmt w:val="bullet"/>
+      <w:lvlText w:val="o"/>
+      <w:lvlJc w:val="left"/>
+      <w:pPr>
+        <w:ind w:left="4320" w:hanging="360"/>
+      </w:pPr>
+      <w:rPr>
+        <w:rFonts w:ascii="Courier New" w:hAnsi="Courier New" w:cs="Courier New" w:hint="default"/>
+      </w:rPr>
+    </w:lvl>
+    <w:lvl w:ilvl="5" w:tplc="04090005" w:tentative="1">
+      <w:start w:val="1"/>
+      <w:numFmt w:val="bullet"/>
+      <w:lvlText w:val=""/>
+      <w:lvlJc w:val="left"/>
+      <w:pPr>
+        <w:ind w:left="5040" w:hanging="360"/>
+      </w:pPr>
+      <w:rPr>
+        <w:rFonts w:ascii="Wingdings" w:hAnsi="Wingdings" w:hint="default"/>
+      </w:rPr>
+    </w:lvl>
+    <w:lvl w:ilvl="6" w:tplc="04090001" w:tentative="1">
+      <w:start w:val="1"/>
+      <w:numFmt w:val="bullet"/>
+      <w:lvlText w:val=""/>
+      <w:lvlJc w:val="left"/>
+      <w:pPr>
+        <w:ind w:left="5760" w:hanging="360"/>
+      </w:pPr>
+      <w:rPr>
+        <w:rFonts w:ascii="Symbol" w:hAnsi="Symbol" w:hint="default"/>
+      </w:rPr>
+    </w:lvl>
+    <w:lvl w:ilvl="7" w:tplc="04090003" w:tentative="1">
+      <w:start w:val="1"/>
+      <w:numFmt w:val="bullet"/>
+      <w:lvlText w:val="o"/>
+      <w:lvlJc w:val="left"/>
+      <w:pPr>
+        <w:ind w:left="6480" w:hanging="360"/>
+      </w:pPr>
+      <w:rPr>
+        <w:rFonts w:ascii="Courier New" w:hAnsi="Courier New" w:cs="Courier New" w:hint="default"/>
+      </w:rPr>
+    </w:lvl>
+    <w:lvl w:ilvl="8" w:tplc="04090005" w:tentative="1">
+      <w:start w:val="1"/>
+      <w:numFmt w:val="bullet"/>
+      <w:lvlText w:val=""/>
+      <w:lvlJc w:val="left"/>
+      <w:pPr>
+        <w:ind w:left="7200" w:hanging="360"/>
+      </w:pPr>
+      <w:rPr>
+        <w:rFonts w:ascii="Wingdings" w:hAnsi="Wingdings" w:hint="default"/>
+      </w:rPr>
+    </w:lvl>
+  </w:abstractNum>
+  <w:abstractNum w:abstractNumId="32" w15:restartNumberingAfterBreak="0">
+    <w:nsid w:val="76A14168"/>
+    <w:multiLevelType w:val="hybridMultilevel"/>
+    <w:tmpl w:val="0A8AC842"/>
+    <w:lvl w:ilvl="0" w:tplc="04090005">
+      <w:start w:val="1"/>
+      <w:numFmt w:val="bullet"/>
+      <w:lvlText w:val=""/>
+      <w:lvlJc w:val="left"/>
+      <w:pPr>
+        <w:ind w:left="1440" w:hanging="360"/>
+      </w:pPr>
+      <w:rPr>
+        <w:rFonts w:ascii="Wingdings" w:hAnsi="Wingdings" w:hint="default"/>
+      </w:rPr>
+    </w:lvl>
+    <w:lvl w:ilvl="1" w:tplc="04090003" w:tentative="1">
+      <w:start w:val="1"/>
+      <w:numFmt w:val="bullet"/>
+      <w:lvlText w:val="o"/>
+      <w:lvlJc w:val="left"/>
+      <w:pPr>
+        <w:ind w:left="2160" w:hanging="360"/>
+      </w:pPr>
+      <w:rPr>
+        <w:rFonts w:ascii="Courier New" w:hAnsi="Courier New" w:cs="Courier New" w:hint="default"/>
+      </w:rPr>
+    </w:lvl>
+    <w:lvl w:ilvl="2" w:tplc="04090005" w:tentative="1">
+      <w:start w:val="1"/>
+      <w:numFmt w:val="bullet"/>
+      <w:lvlText w:val=""/>
+      <w:lvlJc w:val="left"/>
+      <w:pPr>
+        <w:ind w:left="2880" w:hanging="360"/>
+      </w:pPr>
+      <w:rPr>
+        <w:rFonts w:ascii="Wingdings" w:hAnsi="Wingdings" w:hint="default"/>
+      </w:rPr>
+    </w:lvl>
+    <w:lvl w:ilvl="3" w:tplc="04090001" w:tentative="1">
+      <w:start w:val="1"/>
+      <w:numFmt w:val="bullet"/>
+      <w:lvlText w:val=""/>
+      <w:lvlJc w:val="left"/>
+      <w:pPr>
+        <w:ind w:left="3600" w:hanging="360"/>
+      </w:pPr>
+      <w:rPr>
+        <w:rFonts w:ascii="Symbol" w:hAnsi="Symbol" w:hint="default"/>
+      </w:rPr>
+    </w:lvl>
+    <w:lvl w:ilvl="4" w:tplc="04090003" w:tentative="1">
+      <w:start w:val="1"/>
+      <w:numFmt w:val="bullet"/>
+      <w:lvlText w:val="o"/>
+      <w:lvlJc w:val="left"/>
+      <w:pPr>
+        <w:ind w:left="4320" w:hanging="360"/>
+      </w:pPr>
+      <w:rPr>
+        <w:rFonts w:ascii="Courier New" w:hAnsi="Courier New" w:cs="Courier New" w:hint="default"/>
+      </w:rPr>
+    </w:lvl>
+    <w:lvl w:ilvl="5" w:tplc="04090005" w:tentative="1">
+      <w:start w:val="1"/>
+      <w:numFmt w:val="bullet"/>
+      <w:lvlText w:val=""/>
+      <w:lvlJc w:val="left"/>
+      <w:pPr>
+        <w:ind w:left="5040" w:hanging="360"/>
+      </w:pPr>
+      <w:rPr>
+        <w:rFonts w:ascii="Wingdings" w:hAnsi="Wingdings" w:hint="default"/>
+      </w:rPr>
+    </w:lvl>
+    <w:lvl w:ilvl="6" w:tplc="04090001" w:tentative="1">
+      <w:start w:val="1"/>
+      <w:numFmt w:val="bullet"/>
+      <w:lvlText w:val=""/>
+      <w:lvlJc w:val="left"/>
+      <w:pPr>
+        <w:ind w:left="5760" w:hanging="360"/>
+      </w:pPr>
+      <w:rPr>
+        <w:rFonts w:ascii="Symbol" w:hAnsi="Symbol" w:hint="default"/>
+      </w:rPr>
+    </w:lvl>
+    <w:lvl w:ilvl="7" w:tplc="04090003" w:tentative="1">
+      <w:start w:val="1"/>
+      <w:numFmt w:val="bullet"/>
+      <w:lvlText w:val="o"/>
+      <w:lvlJc w:val="left"/>
+      <w:pPr>
+        <w:ind w:left="6480" w:hanging="360"/>
+      </w:pPr>
+      <w:rPr>
+        <w:rFonts w:ascii="Courier New" w:hAnsi="Courier New" w:cs="Courier New" w:hint="default"/>
+      </w:rPr>
+    </w:lvl>
+    <w:lvl w:ilvl="8" w:tplc="04090005" w:tentative="1">
+      <w:start w:val="1"/>
+      <w:numFmt w:val="bullet"/>
+      <w:lvlText w:val=""/>
+      <w:lvlJc w:val="left"/>
+      <w:pPr>
+        <w:ind w:left="7200" w:hanging="360"/>
+      </w:pPr>
+      <w:rPr>
+        <w:rFonts w:ascii="Wingdings" w:hAnsi="Wingdings" w:hint="default"/>
+      </w:rPr>
+    </w:lvl>
+  </w:abstractNum>
+  <w:abstractNum w:abstractNumId="33" w15:restartNumberingAfterBreak="0">
+    <w:nsid w:val="76EE5503"/>
+    <w:multiLevelType w:val="hybridMultilevel"/>
+    <w:tmpl w:val="438E2CB8"/>
+    <w:lvl w:ilvl="0" w:tplc="04090005">
+      <w:start w:val="1"/>
+      <w:numFmt w:val="bullet"/>
+      <w:lvlText w:val=""/>
+      <w:lvlJc w:val="left"/>
+      <w:pPr>
+        <w:ind w:left="1440" w:hanging="360"/>
+      </w:pPr>
+      <w:rPr>
+        <w:rFonts w:ascii="Wingdings" w:hAnsi="Wingdings" w:hint="default"/>
+      </w:rPr>
+    </w:lvl>
+    <w:lvl w:ilvl="1" w:tplc="04090003" w:tentative="1">
+      <w:start w:val="1"/>
+      <w:numFmt w:val="bullet"/>
+      <w:lvlText w:val="o"/>
+      <w:lvlJc w:val="left"/>
+      <w:pPr>
+        <w:ind w:left="2160" w:hanging="360"/>
+      </w:pPr>
+      <w:rPr>
+        <w:rFonts w:ascii="Courier New" w:hAnsi="Courier New" w:cs="Courier New" w:hint="default"/>
+      </w:rPr>
+    </w:lvl>
+    <w:lvl w:ilvl="2" w:tplc="04090005" w:tentative="1">
+      <w:start w:val="1"/>
+      <w:numFmt w:val="bullet"/>
+      <w:lvlText w:val=""/>
+      <w:lvlJc w:val="left"/>
+      <w:pPr>
+        <w:ind w:left="2880" w:hanging="360"/>
+      </w:pPr>
+      <w:rPr>
+        <w:rFonts w:ascii="Wingdings" w:hAnsi="Wingdings" w:hint="default"/>
+      </w:rPr>
+    </w:lvl>
+    <w:lvl w:ilvl="3" w:tplc="04090001" w:tentative="1">
+      <w:start w:val="1"/>
+      <w:numFmt w:val="bullet"/>
+      <w:lvlText w:val=""/>
+      <w:lvlJc w:val="left"/>
+      <w:pPr>
+        <w:ind w:left="3600" w:hanging="360"/>
+      </w:pPr>
+      <w:rPr>
+        <w:rFonts w:ascii="Symbol" w:hAnsi="Symbol" w:hint="default"/>
+      </w:rPr>
+    </w:lvl>
+    <w:lvl w:ilvl="4" w:tplc="04090003" w:tentative="1">
+      <w:start w:val="1"/>
+      <w:numFmt w:val="bullet"/>
+      <w:lvlText w:val="o"/>
+      <w:lvlJc w:val="left"/>
+      <w:pPr>
+        <w:ind w:left="4320" w:hanging="360"/>
+      </w:pPr>
+      <w:rPr>
+        <w:rFonts w:ascii="Courier New" w:hAnsi="Courier New" w:cs="Courier New" w:hint="default"/>
+      </w:rPr>
+    </w:lvl>
+    <w:lvl w:ilvl="5" w:tplc="04090005" w:tentative="1">
+      <w:start w:val="1"/>
+      <w:numFmt w:val="bullet"/>
+      <w:lvlText w:val=""/>
+      <w:lvlJc w:val="left"/>
+      <w:pPr>
+        <w:ind w:left="5040" w:hanging="360"/>
+      </w:pPr>
+      <w:rPr>
+        <w:rFonts w:ascii="Wingdings" w:hAnsi="Wingdings" w:hint="default"/>
+      </w:rPr>
+    </w:lvl>
+    <w:lvl w:ilvl="6" w:tplc="04090001" w:tentative="1">
+      <w:start w:val="1"/>
+      <w:numFmt w:val="bullet"/>
+      <w:lvlText w:val=""/>
+      <w:lvlJc w:val="left"/>
+      <w:pPr>
+        <w:ind w:left="5760" w:hanging="360"/>
+      </w:pPr>
+      <w:rPr>
+        <w:rFonts w:ascii="Symbol" w:hAnsi="Symbol" w:hint="default"/>
+      </w:rPr>
+    </w:lvl>
+    <w:lvl w:ilvl="7" w:tplc="04090003" w:tentative="1">
+      <w:start w:val="1"/>
+      <w:numFmt w:val="bullet"/>
+      <w:lvlText w:val="o"/>
+      <w:lvlJc w:val="left"/>
+      <w:pPr>
+        <w:ind w:left="6480" w:hanging="360"/>
+      </w:pPr>
+      <w:rPr>
+        <w:rFonts w:ascii="Courier New" w:hAnsi="Courier New" w:cs="Courier New" w:hint="default"/>
+      </w:rPr>
+    </w:lvl>
+    <w:lvl w:ilvl="8" w:tplc="04090005" w:tentative="1">
+      <w:start w:val="1"/>
+      <w:numFmt w:val="bullet"/>
+      <w:lvlText w:val=""/>
+      <w:lvlJc w:val="left"/>
+      <w:pPr>
+        <w:ind w:left="7200" w:hanging="360"/>
+      </w:pPr>
+      <w:rPr>
+        <w:rFonts w:ascii="Wingdings" w:hAnsi="Wingdings" w:hint="default"/>
+      </w:rPr>
+    </w:lvl>
+  </w:abstractNum>
+  <w:abstractNum w:abstractNumId="34" w15:restartNumberingAfterBreak="0">
     <w:nsid w:val="77AD020B"/>
     <w:multiLevelType w:val="hybridMultilevel"/>
     <w:tmpl w:val="F9A833AE"/>
@@ -4425,16 +8753,109 @@
     </w:lvl>
   </w:abstractNum>
   <w:num w:numId="1" w16cid:durableId="747073040">
+    <w:abstractNumId w:val="14"/>
+  </w:num>
+  <w:num w:numId="2" w16cid:durableId="1598948762">
+    <w:abstractNumId w:val="12"/>
+  </w:num>
+  <w:num w:numId="3" w16cid:durableId="1002199960">
+    <w:abstractNumId w:val="11"/>
+  </w:num>
+  <w:num w:numId="4" w16cid:durableId="1485776877">
+    <w:abstractNumId w:val="34"/>
+  </w:num>
+  <w:num w:numId="5" w16cid:durableId="1770926666">
+    <w:abstractNumId w:val="1"/>
+  </w:num>
+  <w:num w:numId="6" w16cid:durableId="1393887721">
+    <w:abstractNumId w:val="29"/>
+  </w:num>
+  <w:num w:numId="7" w16cid:durableId="1892569182">
+    <w:abstractNumId w:val="33"/>
+  </w:num>
+  <w:num w:numId="8" w16cid:durableId="560680036">
+    <w:abstractNumId w:val="28"/>
+  </w:num>
+  <w:num w:numId="9" w16cid:durableId="2140103248">
+    <w:abstractNumId w:val="26"/>
+  </w:num>
+  <w:num w:numId="10" w16cid:durableId="417479687">
+    <w:abstractNumId w:val="6"/>
+  </w:num>
+  <w:num w:numId="11" w16cid:durableId="1974216458">
+    <w:abstractNumId w:val="25"/>
+  </w:num>
+  <w:num w:numId="12" w16cid:durableId="1734623609">
+    <w:abstractNumId w:val="4"/>
+  </w:num>
+  <w:num w:numId="13" w16cid:durableId="156845279">
+    <w:abstractNumId w:val="31"/>
+  </w:num>
+  <w:num w:numId="14" w16cid:durableId="1119488884">
+    <w:abstractNumId w:val="9"/>
+  </w:num>
+  <w:num w:numId="15" w16cid:durableId="1832327279">
+    <w:abstractNumId w:val="0"/>
+  </w:num>
+  <w:num w:numId="16" w16cid:durableId="16585634">
+    <w:abstractNumId w:val="23"/>
+  </w:num>
+  <w:num w:numId="17" w16cid:durableId="1969360218">
+    <w:abstractNumId w:val="22"/>
+  </w:num>
+  <w:num w:numId="18" w16cid:durableId="1875390066">
+    <w:abstractNumId w:val="3"/>
+  </w:num>
+  <w:num w:numId="19" w16cid:durableId="568998570">
+    <w:abstractNumId w:val="10"/>
+  </w:num>
+  <w:num w:numId="20" w16cid:durableId="830024051">
+    <w:abstractNumId w:val="24"/>
+  </w:num>
+  <w:num w:numId="21" w16cid:durableId="1662462722">
+    <w:abstractNumId w:val="15"/>
+  </w:num>
+  <w:num w:numId="22" w16cid:durableId="134953140">
+    <w:abstractNumId w:val="8"/>
+  </w:num>
+  <w:num w:numId="23" w16cid:durableId="1188644172">
+    <w:abstractNumId w:val="16"/>
+  </w:num>
+  <w:num w:numId="24" w16cid:durableId="1075516408">
+    <w:abstractNumId w:val="19"/>
+  </w:num>
+  <w:num w:numId="25" w16cid:durableId="1614434366">
+    <w:abstractNumId w:val="5"/>
+  </w:num>
+  <w:num w:numId="26" w16cid:durableId="1053971027">
     <w:abstractNumId w:val="2"/>
   </w:num>
-  <w:num w:numId="2" w16cid:durableId="1598948762">
-    <w:abstractNumId w:val="1"/>
+  <w:num w:numId="27" w16cid:durableId="2080787371">
+    <w:abstractNumId w:val="13"/>
   </w:num>
-  <w:num w:numId="3" w16cid:durableId="1002199960">
-    <w:abstractNumId w:val="0"/>
+  <w:num w:numId="28" w16cid:durableId="900943068">
+    <w:abstractNumId w:val="21"/>
   </w:num>
-  <w:num w:numId="4" w16cid:durableId="1485776877">
-    <w:abstractNumId w:val="3"/>
+  <w:num w:numId="29" w16cid:durableId="2144733937">
+    <w:abstractNumId w:val="30"/>
+  </w:num>
+  <w:num w:numId="30" w16cid:durableId="1501383131">
+    <w:abstractNumId w:val="7"/>
+  </w:num>
+  <w:num w:numId="31" w16cid:durableId="802776632">
+    <w:abstractNumId w:val="18"/>
+  </w:num>
+  <w:num w:numId="32" w16cid:durableId="436750478">
+    <w:abstractNumId w:val="17"/>
+  </w:num>
+  <w:num w:numId="33" w16cid:durableId="950555622">
+    <w:abstractNumId w:val="32"/>
+  </w:num>
+  <w:num w:numId="34" w16cid:durableId="428549170">
+    <w:abstractNumId w:val="20"/>
+  </w:num>
+  <w:num w:numId="35" w16cid:durableId="802120476">
+    <w:abstractNumId w:val="27"/>
   </w:num>
 </w:numbering>
 </file>

--- a/LMS/documantation/srs document.docx
+++ b/LMS/documantation/srs document.docx
@@ -56,21 +56,7 @@
         <w:rPr>
           <w:rFonts w:ascii="Times New Roman" w:hAnsi="Times New Roman" w:cs="Times New Roman"/>
         </w:rPr>
-        <w:t xml:space="preserve">Learning Management System for </w:t>
-      </w:r>
-      <w:proofErr w:type="spellStart"/>
-      <w:r>
-        <w:rPr>
-          <w:rFonts w:ascii="Times New Roman" w:hAnsi="Times New Roman" w:cs="Times New Roman"/>
-        </w:rPr>
-        <w:t>Rajasinghe</w:t>
-      </w:r>
-      <w:proofErr w:type="spellEnd"/>
-      <w:r>
-        <w:rPr>
-          <w:rFonts w:ascii="Times New Roman" w:hAnsi="Times New Roman" w:cs="Times New Roman"/>
-        </w:rPr>
-        <w:t xml:space="preserve"> Central College</w:t>
+        <w:t>Learning Management System for Rajasinghe Central College</w:t>
       </w:r>
     </w:p>
     <w:p>
@@ -139,14 +125,7 @@
         <w:rPr>
           <w:rFonts w:ascii="Times New Roman" w:hAnsi="Times New Roman" w:cs="Times New Roman"/>
         </w:rPr>
-        <w:t xml:space="preserve">The purpose of this document is to define the requirements for a </w:t>
-      </w:r>
-      <w:proofErr w:type="gramStart"/>
-      <w:r>
-        <w:rPr>
-          <w:rFonts w:ascii="Times New Roman" w:hAnsi="Times New Roman" w:cs="Times New Roman"/>
-        </w:rPr>
-        <w:t>web</w:t>
+        <w:t>The purpose of this document is to define the requirements for a web</w:t>
       </w:r>
       <w:r>
         <w:rPr>
@@ -158,28 +137,7 @@
         <w:rPr>
           <w:rFonts w:ascii="Times New Roman" w:hAnsi="Times New Roman" w:cs="Times New Roman"/>
         </w:rPr>
-        <w:t>based</w:t>
-      </w:r>
-      <w:proofErr w:type="gramEnd"/>
-      <w:r>
-        <w:rPr>
-          <w:rFonts w:ascii="Times New Roman" w:hAnsi="Times New Roman" w:cs="Times New Roman"/>
-        </w:rPr>
-        <w:t xml:space="preserve"> Learning Management System (LMS) for </w:t>
-      </w:r>
-      <w:proofErr w:type="spellStart"/>
-      <w:r>
-        <w:rPr>
-          <w:rFonts w:ascii="Times New Roman" w:hAnsi="Times New Roman" w:cs="Times New Roman"/>
-        </w:rPr>
-        <w:t>Rajasinghe</w:t>
-      </w:r>
-      <w:proofErr w:type="spellEnd"/>
-      <w:r>
-        <w:rPr>
-          <w:rFonts w:ascii="Times New Roman" w:hAnsi="Times New Roman" w:cs="Times New Roman"/>
-        </w:rPr>
-        <w:t xml:space="preserve"> Central College. The system will digitalize academic activities such as user management, mark handling, study material sharing, and reporting.</w:t>
+        <w:t>based Learning Management System (LMS) for Rajasinghe Central College. The system will digitalize academic activities such as user management, mark handling, study material sharing, and reporting.</w:t>
       </w:r>
     </w:p>
     <w:p>
@@ -332,21 +290,7 @@
         <w:rPr>
           <w:rFonts w:ascii="Times New Roman" w:hAnsi="Times New Roman" w:cs="Times New Roman"/>
         </w:rPr>
-        <w:t xml:space="preserve">Provide a </w:t>
-      </w:r>
-      <w:proofErr w:type="gramStart"/>
-      <w:r>
-        <w:rPr>
-          <w:rFonts w:ascii="Times New Roman" w:hAnsi="Times New Roman" w:cs="Times New Roman"/>
-        </w:rPr>
-        <w:t>public school</w:t>
-      </w:r>
-      <w:proofErr w:type="gramEnd"/>
-      <w:r>
-        <w:rPr>
-          <w:rFonts w:ascii="Times New Roman" w:hAnsi="Times New Roman" w:cs="Times New Roman"/>
-        </w:rPr>
-        <w:t xml:space="preserve"> website</w:t>
+        <w:t>Provide a public school website</w:t>
       </w:r>
       <w:r>
         <w:rPr>
@@ -1012,23 +956,7 @@
         <w:rPr>
           <w:rFonts w:ascii="Times New Roman" w:hAnsi="Times New Roman" w:cs="Times New Roman"/>
         </w:rPr>
-        <w:t>Runs on modern browsers (</w:t>
-      </w:r>
-      <w:proofErr w:type="spellStart"/>
-      <w:proofErr w:type="gramStart"/>
-      <w:r>
-        <w:rPr>
-          <w:rFonts w:ascii="Times New Roman" w:hAnsi="Times New Roman" w:cs="Times New Roman"/>
-        </w:rPr>
-        <w:t>Chrome,Edge</w:t>
-      </w:r>
-      <w:proofErr w:type="spellEnd"/>
-      <w:proofErr w:type="gramEnd"/>
-      <w:r>
-        <w:rPr>
-          <w:rFonts w:ascii="Times New Roman" w:hAnsi="Times New Roman" w:cs="Times New Roman"/>
-        </w:rPr>
-        <w:t>)</w:t>
+        <w:t>Runs on modern browsers (Chrome,Edge)</w:t>
       </w:r>
     </w:p>
     <w:p>
@@ -1138,21 +1066,7 @@
         <w:rPr>
           <w:rFonts w:ascii="Times New Roman" w:hAnsi="Times New Roman" w:cs="Times New Roman"/>
         </w:rPr>
-        <w:t xml:space="preserve">Must be responsive </w:t>
-      </w:r>
-      <w:proofErr w:type="gramStart"/>
-      <w:r>
-        <w:rPr>
-          <w:rFonts w:ascii="Times New Roman" w:hAnsi="Times New Roman" w:cs="Times New Roman"/>
-        </w:rPr>
-        <w:t>for</w:t>
-      </w:r>
-      <w:proofErr w:type="gramEnd"/>
-      <w:r>
-        <w:rPr>
-          <w:rFonts w:ascii="Times New Roman" w:hAnsi="Times New Roman" w:cs="Times New Roman"/>
-        </w:rPr>
-        <w:t xml:space="preserve"> mobile devices</w:t>
+        <w:t>Must be responsive for mobile devices</w:t>
       </w:r>
     </w:p>
     <w:p>
@@ -1450,21 +1364,7 @@
         <w:rPr>
           <w:rFonts w:ascii="Times New Roman" w:hAnsi="Times New Roman" w:cs="Times New Roman"/>
         </w:rPr>
-        <w:t xml:space="preserve">The system </w:t>
-      </w:r>
-      <w:proofErr w:type="gramStart"/>
-      <w:r>
-        <w:rPr>
-          <w:rFonts w:ascii="Times New Roman" w:hAnsi="Times New Roman" w:cs="Times New Roman"/>
-        </w:rPr>
-        <w:t>shall</w:t>
-      </w:r>
-      <w:proofErr w:type="gramEnd"/>
-      <w:r>
-        <w:rPr>
-          <w:rFonts w:ascii="Times New Roman" w:hAnsi="Times New Roman" w:cs="Times New Roman"/>
-        </w:rPr>
-        <w:t xml:space="preserve"> display user profiles based on role access.</w:t>
+        <w:t>The system shall display user profiles based on role access.</w:t>
       </w:r>
     </w:p>
     <w:p>
@@ -1508,35 +1408,7 @@
         <w:rPr>
           <w:rFonts w:ascii="Times New Roman" w:hAnsi="Times New Roman" w:cs="Times New Roman"/>
         </w:rPr>
-        <w:t xml:space="preserve">The system </w:t>
-      </w:r>
-      <w:proofErr w:type="gramStart"/>
-      <w:r>
-        <w:rPr>
-          <w:rFonts w:ascii="Times New Roman" w:hAnsi="Times New Roman" w:cs="Times New Roman"/>
-        </w:rPr>
-        <w:t>shall</w:t>
-      </w:r>
-      <w:proofErr w:type="gramEnd"/>
-      <w:r>
-        <w:rPr>
-          <w:rFonts w:ascii="Times New Roman" w:hAnsi="Times New Roman" w:cs="Times New Roman"/>
-        </w:rPr>
-        <w:t xml:space="preserve"> provide secure </w:t>
-      </w:r>
-      <w:proofErr w:type="gramStart"/>
-      <w:r>
-        <w:rPr>
-          <w:rFonts w:ascii="Times New Roman" w:hAnsi="Times New Roman" w:cs="Times New Roman"/>
-        </w:rPr>
-        <w:t>login</w:t>
-      </w:r>
-      <w:proofErr w:type="gramEnd"/>
-      <w:r>
-        <w:rPr>
-          <w:rFonts w:ascii="Times New Roman" w:hAnsi="Times New Roman" w:cs="Times New Roman"/>
-        </w:rPr>
-        <w:t xml:space="preserve"> for all users.</w:t>
+        <w:t>The system shall provide secure login for all users.</w:t>
       </w:r>
     </w:p>
     <w:p>
@@ -1556,39 +1428,17 @@
         </w:rPr>
         <w:t xml:space="preserve">The system shall authenticate users using </w:t>
       </w:r>
-      <w:proofErr w:type="gramStart"/>
-      <w:r>
-        <w:rPr>
-          <w:rFonts w:ascii="Times New Roman" w:hAnsi="Times New Roman" w:cs="Times New Roman"/>
-        </w:rPr>
-        <w:t>username</w:t>
-      </w:r>
-      <w:proofErr w:type="gramEnd"/>
-      <w:r>
-        <w:rPr>
-          <w:rFonts w:ascii="Times New Roman" w:hAnsi="Times New Roman" w:cs="Times New Roman"/>
-        </w:rPr>
-        <w:t xml:space="preserve"> </w:t>
-      </w:r>
-      <w:r>
-        <w:rPr>
-          <w:rFonts w:ascii="Times New Roman" w:hAnsi="Times New Roman" w:cs="Times New Roman"/>
-        </w:rPr>
-        <w:t xml:space="preserve">and </w:t>
-      </w:r>
-      <w:proofErr w:type="gramStart"/>
-      <w:r>
-        <w:rPr>
-          <w:rFonts w:ascii="Times New Roman" w:hAnsi="Times New Roman" w:cs="Times New Roman"/>
-        </w:rPr>
-        <w:t>password</w:t>
-      </w:r>
-      <w:proofErr w:type="gramEnd"/>
-      <w:r>
-        <w:rPr>
-          <w:rFonts w:ascii="Times New Roman" w:hAnsi="Times New Roman" w:cs="Times New Roman"/>
-        </w:rPr>
-        <w:t>.</w:t>
+      <w:r>
+        <w:rPr>
+          <w:rFonts w:ascii="Times New Roman" w:hAnsi="Times New Roman" w:cs="Times New Roman"/>
+        </w:rPr>
+        <w:t xml:space="preserve">username </w:t>
+      </w:r>
+      <w:r>
+        <w:rPr>
+          <w:rFonts w:ascii="Times New Roman" w:hAnsi="Times New Roman" w:cs="Times New Roman"/>
+        </w:rPr>
+        <w:t>and password.</w:t>
       </w:r>
     </w:p>
     <w:p>
@@ -1624,21 +1474,7 @@
         <w:rPr>
           <w:rFonts w:ascii="Times New Roman" w:hAnsi="Times New Roman" w:cs="Times New Roman"/>
         </w:rPr>
-        <w:t xml:space="preserve">The system </w:t>
-      </w:r>
-      <w:proofErr w:type="gramStart"/>
-      <w:r>
-        <w:rPr>
-          <w:rFonts w:ascii="Times New Roman" w:hAnsi="Times New Roman" w:cs="Times New Roman"/>
-        </w:rPr>
-        <w:t>shall</w:t>
-      </w:r>
-      <w:proofErr w:type="gramEnd"/>
-      <w:r>
-        <w:rPr>
-          <w:rFonts w:ascii="Times New Roman" w:hAnsi="Times New Roman" w:cs="Times New Roman"/>
-        </w:rPr>
-        <w:t xml:space="preserve"> not allow users to change their username or password.</w:t>
+        <w:t>The system shall not allow users to change their username or password.</w:t>
       </w:r>
     </w:p>
     <w:p>
@@ -1709,21 +1545,7 @@
         <w:rPr>
           <w:rFonts w:ascii="Times New Roman" w:hAnsi="Times New Roman" w:cs="Times New Roman"/>
         </w:rPr>
-        <w:t xml:space="preserve">The </w:t>
-      </w:r>
-      <w:proofErr w:type="gramStart"/>
-      <w:r>
-        <w:rPr>
-          <w:rFonts w:ascii="Times New Roman" w:hAnsi="Times New Roman" w:cs="Times New Roman"/>
-        </w:rPr>
-        <w:t>system shall</w:t>
-      </w:r>
-      <w:proofErr w:type="gramEnd"/>
-      <w:r>
-        <w:rPr>
-          <w:rFonts w:ascii="Times New Roman" w:hAnsi="Times New Roman" w:cs="Times New Roman"/>
-        </w:rPr>
-        <w:t xml:space="preserve"> allow assignment of students to classes manually.</w:t>
+        <w:t>The system shall allow assignment of students to classes manually.</w:t>
       </w:r>
     </w:p>
     <w:p>
@@ -1864,21 +1686,7 @@
         <w:rPr>
           <w:rFonts w:ascii="Times New Roman" w:hAnsi="Times New Roman" w:cs="Times New Roman"/>
         </w:rPr>
-        <w:t xml:space="preserve">The </w:t>
-      </w:r>
-      <w:proofErr w:type="gramStart"/>
-      <w:r>
-        <w:rPr>
-          <w:rFonts w:ascii="Times New Roman" w:hAnsi="Times New Roman" w:cs="Times New Roman"/>
-        </w:rPr>
-        <w:t>system shall</w:t>
-      </w:r>
-      <w:proofErr w:type="gramEnd"/>
-      <w:r>
-        <w:rPr>
-          <w:rFonts w:ascii="Times New Roman" w:hAnsi="Times New Roman" w:cs="Times New Roman"/>
-        </w:rPr>
-        <w:t xml:space="preserve"> allow teachers to upload student marks.</w:t>
+        <w:t>The system shall allow teachers to upload student marks.</w:t>
       </w:r>
     </w:p>
     <w:p>
@@ -1977,21 +1785,7 @@
         <w:rPr>
           <w:rFonts w:ascii="Times New Roman" w:hAnsi="Times New Roman" w:cs="Times New Roman"/>
         </w:rPr>
-        <w:t xml:space="preserve">The </w:t>
-      </w:r>
-      <w:proofErr w:type="gramStart"/>
-      <w:r>
-        <w:rPr>
-          <w:rFonts w:ascii="Times New Roman" w:hAnsi="Times New Roman" w:cs="Times New Roman"/>
-        </w:rPr>
-        <w:t>system shall</w:t>
-      </w:r>
-      <w:proofErr w:type="gramEnd"/>
-      <w:r>
-        <w:rPr>
-          <w:rFonts w:ascii="Times New Roman" w:hAnsi="Times New Roman" w:cs="Times New Roman"/>
-        </w:rPr>
-        <w:t xml:space="preserve"> allow teachers to upload study materials in PDF format.</w:t>
+        <w:t>The system shall allow teachers to upload study materials in PDF format.</w:t>
       </w:r>
     </w:p>
     <w:p>
@@ -2009,21 +1803,7 @@
         <w:rPr>
           <w:rFonts w:ascii="Times New Roman" w:hAnsi="Times New Roman" w:cs="Times New Roman"/>
         </w:rPr>
-        <w:t xml:space="preserve">The </w:t>
-      </w:r>
-      <w:proofErr w:type="gramStart"/>
-      <w:r>
-        <w:rPr>
-          <w:rFonts w:ascii="Times New Roman" w:hAnsi="Times New Roman" w:cs="Times New Roman"/>
-        </w:rPr>
-        <w:t>system shall</w:t>
-      </w:r>
-      <w:proofErr w:type="gramEnd"/>
-      <w:r>
-        <w:rPr>
-          <w:rFonts w:ascii="Times New Roman" w:hAnsi="Times New Roman" w:cs="Times New Roman"/>
-        </w:rPr>
-        <w:t xml:space="preserve"> allow teachers to add YouTube video links.</w:t>
+        <w:t>The system shall allow teachers to add YouTube video links.</w:t>
       </w:r>
     </w:p>
     <w:p>
@@ -2183,35 +1963,7 @@
         <w:rPr>
           <w:rFonts w:ascii="Times New Roman" w:hAnsi="Times New Roman" w:cs="Times New Roman"/>
         </w:rPr>
-        <w:t xml:space="preserve">The system </w:t>
-      </w:r>
-      <w:proofErr w:type="gramStart"/>
-      <w:r>
-        <w:rPr>
-          <w:rFonts w:ascii="Times New Roman" w:hAnsi="Times New Roman" w:cs="Times New Roman"/>
-        </w:rPr>
-        <w:t>shall</w:t>
-      </w:r>
-      <w:proofErr w:type="gramEnd"/>
-      <w:r>
-        <w:rPr>
-          <w:rFonts w:ascii="Times New Roman" w:hAnsi="Times New Roman" w:cs="Times New Roman"/>
-        </w:rPr>
-        <w:t xml:space="preserve"> provide a </w:t>
-      </w:r>
-      <w:proofErr w:type="gramStart"/>
-      <w:r>
-        <w:rPr>
-          <w:rFonts w:ascii="Times New Roman" w:hAnsi="Times New Roman" w:cs="Times New Roman"/>
-        </w:rPr>
-        <w:t>public school</w:t>
-      </w:r>
-      <w:proofErr w:type="gramEnd"/>
-      <w:r>
-        <w:rPr>
-          <w:rFonts w:ascii="Times New Roman" w:hAnsi="Times New Roman" w:cs="Times New Roman"/>
-        </w:rPr>
-        <w:t xml:space="preserve"> website.</w:t>
+        <w:t>The system shall provide a public school website.</w:t>
       </w:r>
     </w:p>
     <w:p>
@@ -2229,21 +1981,7 @@
         <w:rPr>
           <w:rFonts w:ascii="Times New Roman" w:hAnsi="Times New Roman" w:cs="Times New Roman"/>
         </w:rPr>
-        <w:t xml:space="preserve">The </w:t>
-      </w:r>
-      <w:proofErr w:type="gramStart"/>
-      <w:r>
-        <w:rPr>
-          <w:rFonts w:ascii="Times New Roman" w:hAnsi="Times New Roman" w:cs="Times New Roman"/>
-        </w:rPr>
-        <w:t>system shall</w:t>
-      </w:r>
-      <w:proofErr w:type="gramEnd"/>
-      <w:r>
-        <w:rPr>
-          <w:rFonts w:ascii="Times New Roman" w:hAnsi="Times New Roman" w:cs="Times New Roman"/>
-        </w:rPr>
-        <w:t xml:space="preserve"> display pages such as Home, Academic, Sports, Events, and Contact.</w:t>
+        <w:t>The system shall display pages such as Home, Academic, Sports, Events, and Contact.</w:t>
       </w:r>
     </w:p>
     <w:p>
@@ -2606,16 +2344,8 @@
         <w:rPr>
           <w:rFonts w:ascii="Times New Roman" w:hAnsi="Times New Roman" w:cs="Times New Roman"/>
         </w:rPr>
-        <w:t xml:space="preserve">The system shall encrypt all passwords using secure </w:t>
-      </w:r>
-      <w:proofErr w:type="gramStart"/>
-      <w:r>
-        <w:rPr>
-          <w:rFonts w:ascii="Times New Roman" w:hAnsi="Times New Roman" w:cs="Times New Roman"/>
-        </w:rPr>
-        <w:t>hashing .</w:t>
-      </w:r>
-      <w:proofErr w:type="gramEnd"/>
+        <w:t>The system shall encrypt all passwords using secure hashing .</w:t>
+      </w:r>
     </w:p>
     <w:p>
       <w:pPr>
@@ -2632,21 +2362,7 @@
         <w:rPr>
           <w:rFonts w:ascii="Times New Roman" w:hAnsi="Times New Roman" w:cs="Times New Roman"/>
         </w:rPr>
-        <w:t xml:space="preserve">The system </w:t>
-      </w:r>
-      <w:proofErr w:type="gramStart"/>
-      <w:r>
-        <w:rPr>
-          <w:rFonts w:ascii="Times New Roman" w:hAnsi="Times New Roman" w:cs="Times New Roman"/>
-        </w:rPr>
-        <w:t>shall</w:t>
-      </w:r>
-      <w:proofErr w:type="gramEnd"/>
-      <w:r>
-        <w:rPr>
-          <w:rFonts w:ascii="Times New Roman" w:hAnsi="Times New Roman" w:cs="Times New Roman"/>
-        </w:rPr>
-        <w:t xml:space="preserve"> implement role-based access control.</w:t>
+        <w:t>The system shall implement role-based access control.</w:t>
       </w:r>
     </w:p>
     <w:p>
@@ -2708,21 +2424,7 @@
         <w:rPr>
           <w:rFonts w:ascii="Times New Roman" w:hAnsi="Times New Roman" w:cs="Times New Roman"/>
         </w:rPr>
-        <w:t xml:space="preserve">The system </w:t>
-      </w:r>
-      <w:proofErr w:type="gramStart"/>
-      <w:r>
-        <w:rPr>
-          <w:rFonts w:ascii="Times New Roman" w:hAnsi="Times New Roman" w:cs="Times New Roman"/>
-        </w:rPr>
-        <w:t>shall</w:t>
-      </w:r>
-      <w:proofErr w:type="gramEnd"/>
-      <w:r>
-        <w:rPr>
-          <w:rFonts w:ascii="Times New Roman" w:hAnsi="Times New Roman" w:cs="Times New Roman"/>
-        </w:rPr>
-        <w:t xml:space="preserve"> provide a user-friendly interface.</w:t>
+        <w:t>The system shall provide a user-friendly interface.</w:t>
       </w:r>
     </w:p>
     <w:p>
@@ -2740,21 +2442,7 @@
         <w:rPr>
           <w:rFonts w:ascii="Times New Roman" w:hAnsi="Times New Roman" w:cs="Times New Roman"/>
         </w:rPr>
-        <w:t xml:space="preserve">The system </w:t>
-      </w:r>
-      <w:proofErr w:type="gramStart"/>
-      <w:r>
-        <w:rPr>
-          <w:rFonts w:ascii="Times New Roman" w:hAnsi="Times New Roman" w:cs="Times New Roman"/>
-        </w:rPr>
-        <w:t>shall</w:t>
-      </w:r>
-      <w:proofErr w:type="gramEnd"/>
-      <w:r>
-        <w:rPr>
-          <w:rFonts w:ascii="Times New Roman" w:hAnsi="Times New Roman" w:cs="Times New Roman"/>
-        </w:rPr>
-        <w:t xml:space="preserve"> have simple navigation for all user types.</w:t>
+        <w:t>The system shall have simple navigation for all user types.</w:t>
       </w:r>
     </w:p>
     <w:p>
@@ -2772,21 +2460,7 @@
         <w:rPr>
           <w:rFonts w:ascii="Times New Roman" w:hAnsi="Times New Roman" w:cs="Times New Roman"/>
         </w:rPr>
-        <w:t xml:space="preserve">The system </w:t>
-      </w:r>
-      <w:proofErr w:type="gramStart"/>
-      <w:r>
-        <w:rPr>
-          <w:rFonts w:ascii="Times New Roman" w:hAnsi="Times New Roman" w:cs="Times New Roman"/>
-        </w:rPr>
-        <w:t>shall</w:t>
-      </w:r>
-      <w:proofErr w:type="gramEnd"/>
-      <w:r>
-        <w:rPr>
-          <w:rFonts w:ascii="Times New Roman" w:hAnsi="Times New Roman" w:cs="Times New Roman"/>
-        </w:rPr>
-        <w:t xml:space="preserve"> be easy to use for non-technical school staff.</w:t>
+        <w:t>The system shall be easy to use for non-technical school staff.</w:t>
       </w:r>
     </w:p>
     <w:p>
@@ -2847,21 +2521,7 @@
         <w:rPr>
           <w:rFonts w:ascii="Times New Roman" w:hAnsi="Times New Roman" w:cs="Times New Roman"/>
         </w:rPr>
-        <w:t xml:space="preserve">The system </w:t>
-      </w:r>
-      <w:proofErr w:type="gramStart"/>
-      <w:r>
-        <w:rPr>
-          <w:rFonts w:ascii="Times New Roman" w:hAnsi="Times New Roman" w:cs="Times New Roman"/>
-        </w:rPr>
-        <w:t>shall</w:t>
-      </w:r>
-      <w:proofErr w:type="gramEnd"/>
-      <w:r>
-        <w:rPr>
-          <w:rFonts w:ascii="Times New Roman" w:hAnsi="Times New Roman" w:cs="Times New Roman"/>
-        </w:rPr>
-        <w:t xml:space="preserve"> ensure data consistency and backup.</w:t>
+        <w:t>The system shall ensure data consistency and backup.</w:t>
       </w:r>
     </w:p>
     <w:p>
@@ -2993,21 +2653,7 @@
         <w:rPr>
           <w:rFonts w:ascii="Times New Roman" w:hAnsi="Times New Roman" w:cs="Times New Roman"/>
         </w:rPr>
-        <w:t xml:space="preserve">The system </w:t>
-      </w:r>
-      <w:proofErr w:type="gramStart"/>
-      <w:r>
-        <w:rPr>
-          <w:rFonts w:ascii="Times New Roman" w:hAnsi="Times New Roman" w:cs="Times New Roman"/>
-        </w:rPr>
-        <w:t>shall</w:t>
-      </w:r>
-      <w:proofErr w:type="gramEnd"/>
-      <w:r>
-        <w:rPr>
-          <w:rFonts w:ascii="Times New Roman" w:hAnsi="Times New Roman" w:cs="Times New Roman"/>
-        </w:rPr>
-        <w:t xml:space="preserve"> separate frontend and backend clearly.</w:t>
+        <w:t>The system shall separate frontend and backend clearly.</w:t>
       </w:r>
     </w:p>
     <w:p>
@@ -3069,21 +2715,7 @@
         <w:rPr>
           <w:rFonts w:ascii="Times New Roman" w:hAnsi="Times New Roman" w:cs="Times New Roman"/>
         </w:rPr>
-        <w:t xml:space="preserve">The system </w:t>
-      </w:r>
-      <w:proofErr w:type="gramStart"/>
-      <w:r>
-        <w:rPr>
-          <w:rFonts w:ascii="Times New Roman" w:hAnsi="Times New Roman" w:cs="Times New Roman"/>
-        </w:rPr>
-        <w:t>shall</w:t>
-      </w:r>
-      <w:proofErr w:type="gramEnd"/>
-      <w:r>
-        <w:rPr>
-          <w:rFonts w:ascii="Times New Roman" w:hAnsi="Times New Roman" w:cs="Times New Roman"/>
-        </w:rPr>
-        <w:t xml:space="preserve"> run on modern web browsers.</w:t>
+        <w:t>The system shall run on modern web browsers.</w:t>
       </w:r>
     </w:p>
     <w:p>
@@ -3579,7 +3211,6 @@
                 <w:bCs/>
               </w:rPr>
             </w:pPr>
-            <w:proofErr w:type="gramStart"/>
             <w:r>
               <w:rPr>
                 <w:rFonts w:ascii="Times New Roman" w:hAnsi="Times New Roman" w:cs="Times New Roman"/>
@@ -3588,7 +3219,6 @@
               </w:rPr>
               <w:t>T.O</w:t>
             </w:r>
-            <w:proofErr w:type="gramEnd"/>
           </w:p>
         </w:tc>
         <w:tc>
@@ -4403,21 +4033,7 @@
         <w:rPr>
           <w:rFonts w:ascii="Times New Roman" w:hAnsi="Times New Roman" w:cs="Times New Roman"/>
         </w:rPr>
-        <w:t xml:space="preserve">2GB </w:t>
-      </w:r>
-      <w:proofErr w:type="gramStart"/>
-      <w:r>
-        <w:rPr>
-          <w:rFonts w:ascii="Times New Roman" w:hAnsi="Times New Roman" w:cs="Times New Roman"/>
-        </w:rPr>
-        <w:t>RAM minimum</w:t>
-      </w:r>
-      <w:proofErr w:type="gramEnd"/>
-      <w:r>
-        <w:rPr>
-          <w:rFonts w:ascii="Times New Roman" w:hAnsi="Times New Roman" w:cs="Times New Roman"/>
-        </w:rPr>
-        <w:t xml:space="preserve"> (development)</w:t>
+        <w:t>2GB RAM minimum (development)</w:t>
       </w:r>
     </w:p>
     <w:p>
@@ -4764,49 +4380,13 @@
         <w:rPr>
           <w:rFonts w:ascii="Times New Roman" w:hAnsi="Times New Roman" w:cs="Times New Roman"/>
         </w:rPr>
-        <w:t xml:space="preserve">The proposed Learning Management System for </w:t>
-      </w:r>
-      <w:proofErr w:type="spellStart"/>
-      <w:r>
-        <w:rPr>
-          <w:rFonts w:ascii="Times New Roman" w:hAnsi="Times New Roman" w:cs="Times New Roman"/>
-        </w:rPr>
-        <w:t>Rajasinghe</w:t>
-      </w:r>
-      <w:proofErr w:type="spellEnd"/>
-      <w:r>
-        <w:rPr>
-          <w:rFonts w:ascii="Times New Roman" w:hAnsi="Times New Roman" w:cs="Times New Roman"/>
-        </w:rPr>
-        <w:t xml:space="preserve"> Central College is a simple and useful web system to manage school activities. It helps to store and handle </w:t>
-      </w:r>
-      <w:proofErr w:type="gramStart"/>
-      <w:r>
-        <w:rPr>
-          <w:rFonts w:ascii="Times New Roman" w:hAnsi="Times New Roman" w:cs="Times New Roman"/>
-        </w:rPr>
-        <w:t>student</w:t>
-      </w:r>
-      <w:proofErr w:type="gramEnd"/>
-      <w:r>
-        <w:rPr>
-          <w:rFonts w:ascii="Times New Roman" w:hAnsi="Times New Roman" w:cs="Times New Roman"/>
-        </w:rPr>
-        <w:t xml:space="preserve">, </w:t>
-      </w:r>
-      <w:proofErr w:type="gramStart"/>
-      <w:r>
-        <w:rPr>
-          <w:rFonts w:ascii="Times New Roman" w:hAnsi="Times New Roman" w:cs="Times New Roman"/>
-        </w:rPr>
-        <w:t>teacher</w:t>
-      </w:r>
-      <w:proofErr w:type="gramEnd"/>
-      <w:r>
-        <w:rPr>
-          <w:rFonts w:ascii="Times New Roman" w:hAnsi="Times New Roman" w:cs="Times New Roman"/>
-        </w:rPr>
-        <w:t>, and academic information in one place. This system reduces manual work, improves communication, and makes learning easier for students through a digital platform.</w:t>
+        <w:t>The proposed Learning Management System for Rajasinghe Central College is a simple and useful web system to manage school activities. It helps to store and handle student, teacher, and academic information in one place. This system reduces manual work, improves communication, and makes learning easier for students through a digital platform</w:t>
+      </w:r>
+      <w:r>
+        <w:rPr>
+          <w:rFonts w:ascii="Times New Roman" w:hAnsi="Times New Roman" w:cs="Times New Roman"/>
+        </w:rPr>
+        <w:t>.</w:t>
       </w:r>
     </w:p>
     <w:sectPr>

--- a/LMS/documantation/srs document.docx
+++ b/LMS/documantation/srs document.docx
@@ -3680,6 +3680,55 @@
     </w:p>
     <w:p>
       <w:pPr>
+        <w:rPr>
+          <w:rFonts w:ascii="Times New Roman" w:hAnsi="Times New Roman" w:cs="Times New Roman"/>
+        </w:rPr>
+      </w:pPr>
+    </w:p>
+    <w:p>
+      <w:pPr>
+        <w:rPr>
+          <w:rFonts w:ascii="Times New Roman" w:hAnsi="Times New Roman" w:cs="Times New Roman"/>
+        </w:rPr>
+      </w:pPr>
+    </w:p>
+    <w:p>
+      <w:pPr>
+        <w:rPr>
+          <w:rFonts w:ascii="Times New Roman" w:hAnsi="Times New Roman" w:cs="Times New Roman"/>
+        </w:rPr>
+      </w:pPr>
+    </w:p>
+    <w:p>
+      <w:pPr>
+        <w:rPr>
+          <w:rFonts w:ascii="Times New Roman" w:hAnsi="Times New Roman" w:cs="Times New Roman"/>
+        </w:rPr>
+      </w:pPr>
+    </w:p>
+    <w:p>
+      <w:pPr>
+        <w:rPr>
+          <w:rFonts w:ascii="Times New Roman" w:hAnsi="Times New Roman" w:cs="Times New Roman"/>
+        </w:rPr>
+      </w:pPr>
+    </w:p>
+    <w:p>
+      <w:pPr>
+        <w:rPr>
+          <w:rFonts w:ascii="Times New Roman" w:hAnsi="Times New Roman" w:cs="Times New Roman"/>
+        </w:rPr>
+      </w:pPr>
+    </w:p>
+    <w:p>
+      <w:pPr>
+        <w:rPr>
+          <w:rFonts w:ascii="Times New Roman" w:hAnsi="Times New Roman" w:cs="Times New Roman"/>
+        </w:rPr>
+      </w:pPr>
+    </w:p>
+    <w:p>
+      <w:pPr>
         <w:pStyle w:val="ListParagraph"/>
         <w:numPr>
           <w:ilvl w:val="0"/>
@@ -3697,65 +3746,200 @@
           <w:b/>
           <w:bCs/>
         </w:rPr>
+        <w:lastRenderedPageBreak/>
         <w:t>DATABASE REQUIREMENTS</w:t>
       </w:r>
     </w:p>
     <w:p>
       <w:pPr>
-        <w:rPr>
-          <w:rFonts w:ascii="Times New Roman" w:hAnsi="Times New Roman" w:cs="Times New Roman"/>
-        </w:rPr>
-      </w:pPr>
-    </w:p>
-    <w:p>
-      <w:pPr>
-        <w:rPr>
-          <w:rFonts w:ascii="Times New Roman" w:hAnsi="Times New Roman" w:cs="Times New Roman"/>
-        </w:rPr>
-      </w:pPr>
-    </w:p>
-    <w:p>
-      <w:pPr>
-        <w:rPr>
-          <w:rFonts w:ascii="Times New Roman" w:hAnsi="Times New Roman" w:cs="Times New Roman"/>
-        </w:rPr>
-      </w:pPr>
-    </w:p>
-    <w:p>
-      <w:pPr>
-        <w:rPr>
-          <w:rFonts w:ascii="Times New Roman" w:hAnsi="Times New Roman" w:cs="Times New Roman"/>
-        </w:rPr>
-      </w:pPr>
-    </w:p>
-    <w:p>
-      <w:pPr>
-        <w:rPr>
-          <w:rFonts w:ascii="Times New Roman" w:hAnsi="Times New Roman" w:cs="Times New Roman"/>
-        </w:rPr>
-      </w:pPr>
-    </w:p>
-    <w:p>
-      <w:pPr>
-        <w:rPr>
-          <w:rFonts w:ascii="Times New Roman" w:hAnsi="Times New Roman" w:cs="Times New Roman"/>
-        </w:rPr>
-      </w:pPr>
-    </w:p>
-    <w:p>
-      <w:pPr>
-        <w:rPr>
-          <w:rFonts w:ascii="Times New Roman" w:hAnsi="Times New Roman" w:cs="Times New Roman"/>
-        </w:rPr>
-      </w:pPr>
-    </w:p>
-    <w:p>
-      <w:pPr>
-        <w:pStyle w:val="ListParagraph"/>
-        <w:numPr>
-          <w:ilvl w:val="0"/>
-          <w:numId w:val="1"/>
-        </w:numPr>
+        <w:pStyle w:val="ListParagraph"/>
+        <w:numPr>
+          <w:ilvl w:val="0"/>
+          <w:numId w:val="36"/>
+        </w:numPr>
+        <w:rPr>
+          <w:rFonts w:ascii="Times New Roman" w:hAnsi="Times New Roman" w:cs="Times New Roman"/>
+        </w:rPr>
+      </w:pPr>
+      <w:r>
+        <w:rPr>
+          <w:rFonts w:ascii="Times New Roman" w:hAnsi="Times New Roman" w:cs="Times New Roman"/>
+        </w:rPr>
+        <w:t>User</w:t>
+      </w:r>
+    </w:p>
+    <w:p>
+      <w:pPr>
+        <w:pStyle w:val="ListParagraph"/>
+        <w:numPr>
+          <w:ilvl w:val="0"/>
+          <w:numId w:val="36"/>
+        </w:numPr>
+        <w:rPr>
+          <w:rFonts w:ascii="Times New Roman" w:hAnsi="Times New Roman" w:cs="Times New Roman"/>
+        </w:rPr>
+      </w:pPr>
+      <w:r>
+        <w:rPr>
+          <w:rFonts w:ascii="Times New Roman" w:hAnsi="Times New Roman" w:cs="Times New Roman"/>
+        </w:rPr>
+        <w:t>Admin</w:t>
+      </w:r>
+    </w:p>
+    <w:p>
+      <w:pPr>
+        <w:pStyle w:val="ListParagraph"/>
+        <w:numPr>
+          <w:ilvl w:val="0"/>
+          <w:numId w:val="36"/>
+        </w:numPr>
+        <w:rPr>
+          <w:rFonts w:ascii="Times New Roman" w:hAnsi="Times New Roman" w:cs="Times New Roman"/>
+        </w:rPr>
+      </w:pPr>
+      <w:r>
+        <w:rPr>
+          <w:rFonts w:ascii="Times New Roman" w:hAnsi="Times New Roman" w:cs="Times New Roman"/>
+        </w:rPr>
+        <w:t>Student</w:t>
+      </w:r>
+    </w:p>
+    <w:p>
+      <w:pPr>
+        <w:pStyle w:val="ListParagraph"/>
+        <w:numPr>
+          <w:ilvl w:val="0"/>
+          <w:numId w:val="36"/>
+        </w:numPr>
+        <w:rPr>
+          <w:rFonts w:ascii="Times New Roman" w:hAnsi="Times New Roman" w:cs="Times New Roman"/>
+        </w:rPr>
+      </w:pPr>
+      <w:r>
+        <w:rPr>
+          <w:rFonts w:ascii="Times New Roman" w:hAnsi="Times New Roman" w:cs="Times New Roman"/>
+        </w:rPr>
+        <w:t>Teacher</w:t>
+      </w:r>
+    </w:p>
+    <w:p>
+      <w:pPr>
+        <w:pStyle w:val="ListParagraph"/>
+        <w:numPr>
+          <w:ilvl w:val="0"/>
+          <w:numId w:val="36"/>
+        </w:numPr>
+        <w:rPr>
+          <w:rFonts w:ascii="Times New Roman" w:hAnsi="Times New Roman" w:cs="Times New Roman"/>
+        </w:rPr>
+      </w:pPr>
+      <w:r>
+        <w:rPr>
+          <w:rFonts w:ascii="Times New Roman" w:hAnsi="Times New Roman" w:cs="Times New Roman"/>
+        </w:rPr>
+        <w:t>Technical Officer</w:t>
+      </w:r>
+    </w:p>
+    <w:p>
+      <w:pPr>
+        <w:pStyle w:val="ListParagraph"/>
+        <w:numPr>
+          <w:ilvl w:val="0"/>
+          <w:numId w:val="36"/>
+        </w:numPr>
+        <w:rPr>
+          <w:rFonts w:ascii="Times New Roman" w:hAnsi="Times New Roman" w:cs="Times New Roman"/>
+        </w:rPr>
+      </w:pPr>
+      <w:r>
+        <w:rPr>
+          <w:rFonts w:ascii="Times New Roman" w:hAnsi="Times New Roman" w:cs="Times New Roman"/>
+        </w:rPr>
+        <w:t>Class</w:t>
+      </w:r>
+    </w:p>
+    <w:p>
+      <w:pPr>
+        <w:pStyle w:val="ListParagraph"/>
+        <w:numPr>
+          <w:ilvl w:val="0"/>
+          <w:numId w:val="36"/>
+        </w:numPr>
+        <w:rPr>
+          <w:rFonts w:ascii="Times New Roman" w:hAnsi="Times New Roman" w:cs="Times New Roman"/>
+        </w:rPr>
+      </w:pPr>
+      <w:r>
+        <w:rPr>
+          <w:rFonts w:ascii="Times New Roman" w:hAnsi="Times New Roman" w:cs="Times New Roman"/>
+        </w:rPr>
+        <w:t>Subject</w:t>
+      </w:r>
+    </w:p>
+    <w:p>
+      <w:pPr>
+        <w:pStyle w:val="ListParagraph"/>
+        <w:numPr>
+          <w:ilvl w:val="0"/>
+          <w:numId w:val="36"/>
+        </w:numPr>
+        <w:rPr>
+          <w:rFonts w:ascii="Times New Roman" w:hAnsi="Times New Roman" w:cs="Times New Roman"/>
+        </w:rPr>
+      </w:pPr>
+      <w:r>
+        <w:rPr>
+          <w:rFonts w:ascii="Times New Roman" w:hAnsi="Times New Roman" w:cs="Times New Roman"/>
+        </w:rPr>
+        <w:t>Mark</w:t>
+      </w:r>
+    </w:p>
+    <w:p>
+      <w:pPr>
+        <w:pStyle w:val="ListParagraph"/>
+        <w:numPr>
+          <w:ilvl w:val="0"/>
+          <w:numId w:val="36"/>
+        </w:numPr>
+        <w:rPr>
+          <w:rFonts w:ascii="Times New Roman" w:hAnsi="Times New Roman" w:cs="Times New Roman"/>
+        </w:rPr>
+      </w:pPr>
+      <w:r>
+        <w:rPr>
+          <w:rFonts w:ascii="Times New Roman" w:hAnsi="Times New Roman" w:cs="Times New Roman"/>
+        </w:rPr>
+        <w:t>Document</w:t>
+      </w:r>
+    </w:p>
+    <w:p>
+      <w:pPr>
+        <w:pStyle w:val="ListParagraph"/>
+        <w:numPr>
+          <w:ilvl w:val="0"/>
+          <w:numId w:val="36"/>
+        </w:numPr>
+        <w:rPr>
+          <w:rFonts w:ascii="Times New Roman" w:hAnsi="Times New Roman" w:cs="Times New Roman"/>
+        </w:rPr>
+      </w:pPr>
+      <w:r>
+        <w:rPr>
+          <w:rFonts w:ascii="Times New Roman" w:hAnsi="Times New Roman" w:cs="Times New Roman"/>
+        </w:rPr>
+        <w:t>Report.</w:t>
+      </w:r>
+    </w:p>
+    <w:p>
+      <w:pPr>
+        <w:rPr>
+          <w:rFonts w:ascii="Times New Roman" w:hAnsi="Times New Roman" w:cs="Times New Roman"/>
+        </w:rPr>
+      </w:pPr>
+    </w:p>
+    <w:p>
+      <w:pPr>
+        <w:ind w:firstLine="720"/>
         <w:rPr>
           <w:rFonts w:ascii="Times New Roman" w:hAnsi="Times New Roman" w:cs="Times New Roman"/>
           <w:b/>
@@ -3768,6 +3952,148 @@
           <w:b/>
           <w:bCs/>
         </w:rPr>
+        <w:t>6.1 ER Diagram</w:t>
+      </w:r>
+    </w:p>
+    <w:p>
+      <w:pPr>
+        <w:rPr>
+          <w:rFonts w:ascii="Times New Roman" w:hAnsi="Times New Roman" w:cs="Times New Roman"/>
+        </w:rPr>
+      </w:pPr>
+    </w:p>
+    <w:p>
+      <w:pPr>
+        <w:rPr>
+          <w:rFonts w:ascii="Times New Roman" w:hAnsi="Times New Roman" w:cs="Times New Roman"/>
+        </w:rPr>
+      </w:pPr>
+    </w:p>
+    <w:p>
+      <w:pPr>
+        <w:rPr>
+          <w:rFonts w:ascii="Times New Roman" w:hAnsi="Times New Roman" w:cs="Times New Roman"/>
+        </w:rPr>
+      </w:pPr>
+    </w:p>
+    <w:p>
+      <w:pPr>
+        <w:rPr>
+          <w:rFonts w:ascii="Times New Roman" w:hAnsi="Times New Roman" w:cs="Times New Roman"/>
+        </w:rPr>
+      </w:pPr>
+    </w:p>
+    <w:p>
+      <w:pPr>
+        <w:rPr>
+          <w:rFonts w:ascii="Times New Roman" w:hAnsi="Times New Roman" w:cs="Times New Roman"/>
+        </w:rPr>
+      </w:pPr>
+    </w:p>
+    <w:p>
+      <w:pPr>
+        <w:rPr>
+          <w:rFonts w:ascii="Times New Roman" w:hAnsi="Times New Roman" w:cs="Times New Roman"/>
+        </w:rPr>
+      </w:pPr>
+    </w:p>
+    <w:p>
+      <w:pPr>
+        <w:rPr>
+          <w:rFonts w:ascii="Times New Roman" w:hAnsi="Times New Roman" w:cs="Times New Roman"/>
+        </w:rPr>
+      </w:pPr>
+    </w:p>
+    <w:p>
+      <w:pPr>
+        <w:rPr>
+          <w:rFonts w:ascii="Times New Roman" w:hAnsi="Times New Roman" w:cs="Times New Roman"/>
+        </w:rPr>
+      </w:pPr>
+    </w:p>
+    <w:p>
+      <w:pPr>
+        <w:rPr>
+          <w:rFonts w:ascii="Times New Roman" w:hAnsi="Times New Roman" w:cs="Times New Roman"/>
+        </w:rPr>
+      </w:pPr>
+    </w:p>
+    <w:p>
+      <w:pPr>
+        <w:rPr>
+          <w:rFonts w:ascii="Times New Roman" w:hAnsi="Times New Roman" w:cs="Times New Roman"/>
+        </w:rPr>
+      </w:pPr>
+    </w:p>
+    <w:p>
+      <w:pPr>
+        <w:rPr>
+          <w:rFonts w:ascii="Times New Roman" w:hAnsi="Times New Roman" w:cs="Times New Roman"/>
+        </w:rPr>
+      </w:pPr>
+    </w:p>
+    <w:p>
+      <w:pPr>
+        <w:rPr>
+          <w:rFonts w:ascii="Times New Roman" w:hAnsi="Times New Roman" w:cs="Times New Roman"/>
+        </w:rPr>
+      </w:pPr>
+    </w:p>
+    <w:p>
+      <w:pPr>
+        <w:rPr>
+          <w:rFonts w:ascii="Times New Roman" w:hAnsi="Times New Roman" w:cs="Times New Roman"/>
+        </w:rPr>
+      </w:pPr>
+    </w:p>
+    <w:p>
+      <w:pPr>
+        <w:rPr>
+          <w:rFonts w:ascii="Times New Roman" w:hAnsi="Times New Roman" w:cs="Times New Roman"/>
+        </w:rPr>
+      </w:pPr>
+    </w:p>
+    <w:p>
+      <w:pPr>
+        <w:rPr>
+          <w:rFonts w:ascii="Times New Roman" w:hAnsi="Times New Roman" w:cs="Times New Roman"/>
+        </w:rPr>
+      </w:pPr>
+    </w:p>
+    <w:p>
+      <w:pPr>
+        <w:rPr>
+          <w:rFonts w:ascii="Times New Roman" w:hAnsi="Times New Roman" w:cs="Times New Roman"/>
+        </w:rPr>
+      </w:pPr>
+    </w:p>
+    <w:p>
+      <w:pPr>
+        <w:rPr>
+          <w:rFonts w:ascii="Times New Roman" w:hAnsi="Times New Roman" w:cs="Times New Roman"/>
+        </w:rPr>
+      </w:pPr>
+    </w:p>
+    <w:p>
+      <w:pPr>
+        <w:pStyle w:val="ListParagraph"/>
+        <w:numPr>
+          <w:ilvl w:val="0"/>
+          <w:numId w:val="1"/>
+        </w:numPr>
+        <w:rPr>
+          <w:rFonts w:ascii="Times New Roman" w:hAnsi="Times New Roman" w:cs="Times New Roman"/>
+          <w:b/>
+          <w:bCs/>
+        </w:rPr>
+      </w:pPr>
+      <w:r>
+        <w:rPr>
+          <w:rFonts w:ascii="Times New Roman" w:hAnsi="Times New Roman" w:cs="Times New Roman"/>
+          <w:b/>
+          <w:bCs/>
+        </w:rPr>
+        <w:lastRenderedPageBreak/>
         <w:t>USER ROLES AND PERMISSIONS</w:t>
       </w:r>
     </w:p>
@@ -5223,6 +5549,119 @@
     </w:lvl>
   </w:abstractNum>
   <w:abstractNum w:abstractNumId="2" w15:restartNumberingAfterBreak="0">
+    <w:nsid w:val="0835025D"/>
+    <w:multiLevelType w:val="hybridMultilevel"/>
+    <w:tmpl w:val="BB90105C"/>
+    <w:lvl w:ilvl="0" w:tplc="04090001">
+      <w:start w:val="1"/>
+      <w:numFmt w:val="bullet"/>
+      <w:lvlText w:val=""/>
+      <w:lvlJc w:val="left"/>
+      <w:pPr>
+        <w:ind w:left="1080" w:hanging="360"/>
+      </w:pPr>
+      <w:rPr>
+        <w:rFonts w:ascii="Symbol" w:hAnsi="Symbol" w:hint="default"/>
+      </w:rPr>
+    </w:lvl>
+    <w:lvl w:ilvl="1" w:tplc="04090003" w:tentative="1">
+      <w:start w:val="1"/>
+      <w:numFmt w:val="bullet"/>
+      <w:lvlText w:val="o"/>
+      <w:lvlJc w:val="left"/>
+      <w:pPr>
+        <w:ind w:left="1800" w:hanging="360"/>
+      </w:pPr>
+      <w:rPr>
+        <w:rFonts w:ascii="Courier New" w:hAnsi="Courier New" w:cs="Courier New" w:hint="default"/>
+      </w:rPr>
+    </w:lvl>
+    <w:lvl w:ilvl="2" w:tplc="04090005" w:tentative="1">
+      <w:start w:val="1"/>
+      <w:numFmt w:val="bullet"/>
+      <w:lvlText w:val=""/>
+      <w:lvlJc w:val="left"/>
+      <w:pPr>
+        <w:ind w:left="2520" w:hanging="360"/>
+      </w:pPr>
+      <w:rPr>
+        <w:rFonts w:ascii="Wingdings" w:hAnsi="Wingdings" w:hint="default"/>
+      </w:rPr>
+    </w:lvl>
+    <w:lvl w:ilvl="3" w:tplc="04090001" w:tentative="1">
+      <w:start w:val="1"/>
+      <w:numFmt w:val="bullet"/>
+      <w:lvlText w:val=""/>
+      <w:lvlJc w:val="left"/>
+      <w:pPr>
+        <w:ind w:left="3240" w:hanging="360"/>
+      </w:pPr>
+      <w:rPr>
+        <w:rFonts w:ascii="Symbol" w:hAnsi="Symbol" w:hint="default"/>
+      </w:rPr>
+    </w:lvl>
+    <w:lvl w:ilvl="4" w:tplc="04090003" w:tentative="1">
+      <w:start w:val="1"/>
+      <w:numFmt w:val="bullet"/>
+      <w:lvlText w:val="o"/>
+      <w:lvlJc w:val="left"/>
+      <w:pPr>
+        <w:ind w:left="3960" w:hanging="360"/>
+      </w:pPr>
+      <w:rPr>
+        <w:rFonts w:ascii="Courier New" w:hAnsi="Courier New" w:cs="Courier New" w:hint="default"/>
+      </w:rPr>
+    </w:lvl>
+    <w:lvl w:ilvl="5" w:tplc="04090005" w:tentative="1">
+      <w:start w:val="1"/>
+      <w:numFmt w:val="bullet"/>
+      <w:lvlText w:val=""/>
+      <w:lvlJc w:val="left"/>
+      <w:pPr>
+        <w:ind w:left="4680" w:hanging="360"/>
+      </w:pPr>
+      <w:rPr>
+        <w:rFonts w:ascii="Wingdings" w:hAnsi="Wingdings" w:hint="default"/>
+      </w:rPr>
+    </w:lvl>
+    <w:lvl w:ilvl="6" w:tplc="04090001" w:tentative="1">
+      <w:start w:val="1"/>
+      <w:numFmt w:val="bullet"/>
+      <w:lvlText w:val=""/>
+      <w:lvlJc w:val="left"/>
+      <w:pPr>
+        <w:ind w:left="5400" w:hanging="360"/>
+      </w:pPr>
+      <w:rPr>
+        <w:rFonts w:ascii="Symbol" w:hAnsi="Symbol" w:hint="default"/>
+      </w:rPr>
+    </w:lvl>
+    <w:lvl w:ilvl="7" w:tplc="04090003" w:tentative="1">
+      <w:start w:val="1"/>
+      <w:numFmt w:val="bullet"/>
+      <w:lvlText w:val="o"/>
+      <w:lvlJc w:val="left"/>
+      <w:pPr>
+        <w:ind w:left="6120" w:hanging="360"/>
+      </w:pPr>
+      <w:rPr>
+        <w:rFonts w:ascii="Courier New" w:hAnsi="Courier New" w:cs="Courier New" w:hint="default"/>
+      </w:rPr>
+    </w:lvl>
+    <w:lvl w:ilvl="8" w:tplc="04090005" w:tentative="1">
+      <w:start w:val="1"/>
+      <w:numFmt w:val="bullet"/>
+      <w:lvlText w:val=""/>
+      <w:lvlJc w:val="left"/>
+      <w:pPr>
+        <w:ind w:left="6840" w:hanging="360"/>
+      </w:pPr>
+      <w:rPr>
+        <w:rFonts w:ascii="Wingdings" w:hAnsi="Wingdings" w:hint="default"/>
+      </w:rPr>
+    </w:lvl>
+  </w:abstractNum>
+  <w:abstractNum w:abstractNumId="3" w15:restartNumberingAfterBreak="0">
     <w:nsid w:val="0D0D4CBD"/>
     <w:multiLevelType w:val="hybridMultilevel"/>
     <w:tmpl w:val="4FFAC22C"/>
@@ -5335,7 +5774,7 @@
       </w:rPr>
     </w:lvl>
   </w:abstractNum>
-  <w:abstractNum w:abstractNumId="3" w15:restartNumberingAfterBreak="0">
+  <w:abstractNum w:abstractNumId="4" w15:restartNumberingAfterBreak="0">
     <w:nsid w:val="0D484322"/>
     <w:multiLevelType w:val="hybridMultilevel"/>
     <w:tmpl w:val="73A03260"/>
@@ -5448,7 +5887,7 @@
       </w:rPr>
     </w:lvl>
   </w:abstractNum>
-  <w:abstractNum w:abstractNumId="4" w15:restartNumberingAfterBreak="0">
+  <w:abstractNum w:abstractNumId="5" w15:restartNumberingAfterBreak="0">
     <w:nsid w:val="0DF23E50"/>
     <w:multiLevelType w:val="hybridMultilevel"/>
     <w:tmpl w:val="704C9DBE"/>
@@ -5561,7 +6000,7 @@
       </w:rPr>
     </w:lvl>
   </w:abstractNum>
-  <w:abstractNum w:abstractNumId="5" w15:restartNumberingAfterBreak="0">
+  <w:abstractNum w:abstractNumId="6" w15:restartNumberingAfterBreak="0">
     <w:nsid w:val="0E9D5805"/>
     <w:multiLevelType w:val="hybridMultilevel"/>
     <w:tmpl w:val="092AFF14"/>
@@ -5674,7 +6113,7 @@
       </w:rPr>
     </w:lvl>
   </w:abstractNum>
-  <w:abstractNum w:abstractNumId="6" w15:restartNumberingAfterBreak="0">
+  <w:abstractNum w:abstractNumId="7" w15:restartNumberingAfterBreak="0">
     <w:nsid w:val="13B54341"/>
     <w:multiLevelType w:val="hybridMultilevel"/>
     <w:tmpl w:val="950ED650"/>
@@ -5787,7 +6226,7 @@
       </w:rPr>
     </w:lvl>
   </w:abstractNum>
-  <w:abstractNum w:abstractNumId="7" w15:restartNumberingAfterBreak="0">
+  <w:abstractNum w:abstractNumId="8" w15:restartNumberingAfterBreak="0">
     <w:nsid w:val="14C7553F"/>
     <w:multiLevelType w:val="hybridMultilevel"/>
     <w:tmpl w:val="1BFCD270"/>
@@ -5900,7 +6339,7 @@
       </w:rPr>
     </w:lvl>
   </w:abstractNum>
-  <w:abstractNum w:abstractNumId="8" w15:restartNumberingAfterBreak="0">
+  <w:abstractNum w:abstractNumId="9" w15:restartNumberingAfterBreak="0">
     <w:nsid w:val="16700592"/>
     <w:multiLevelType w:val="hybridMultilevel"/>
     <w:tmpl w:val="BCB4CA98"/>
@@ -6013,7 +6452,7 @@
       </w:rPr>
     </w:lvl>
   </w:abstractNum>
-  <w:abstractNum w:abstractNumId="9" w15:restartNumberingAfterBreak="0">
+  <w:abstractNum w:abstractNumId="10" w15:restartNumberingAfterBreak="0">
     <w:nsid w:val="1B106DD4"/>
     <w:multiLevelType w:val="hybridMultilevel"/>
     <w:tmpl w:val="5998994E"/>
@@ -6126,7 +6565,7 @@
       </w:rPr>
     </w:lvl>
   </w:abstractNum>
-  <w:abstractNum w:abstractNumId="10" w15:restartNumberingAfterBreak="0">
+  <w:abstractNum w:abstractNumId="11" w15:restartNumberingAfterBreak="0">
     <w:nsid w:val="1CDA0B3F"/>
     <w:multiLevelType w:val="hybridMultilevel"/>
     <w:tmpl w:val="B858965E"/>
@@ -6239,7 +6678,7 @@
       </w:rPr>
     </w:lvl>
   </w:abstractNum>
-  <w:abstractNum w:abstractNumId="11" w15:restartNumberingAfterBreak="0">
+  <w:abstractNum w:abstractNumId="12" w15:restartNumberingAfterBreak="0">
     <w:nsid w:val="1F52335F"/>
     <w:multiLevelType w:val="hybridMultilevel"/>
     <w:tmpl w:val="EA043856"/>
@@ -6352,7 +6791,7 @@
       </w:rPr>
     </w:lvl>
   </w:abstractNum>
-  <w:abstractNum w:abstractNumId="12" w15:restartNumberingAfterBreak="0">
+  <w:abstractNum w:abstractNumId="13" w15:restartNumberingAfterBreak="0">
     <w:nsid w:val="1F941555"/>
     <w:multiLevelType w:val="hybridMultilevel"/>
     <w:tmpl w:val="4920C9DC"/>
@@ -6465,7 +6904,7 @@
       </w:rPr>
     </w:lvl>
   </w:abstractNum>
-  <w:abstractNum w:abstractNumId="13" w15:restartNumberingAfterBreak="0">
+  <w:abstractNum w:abstractNumId="14" w15:restartNumberingAfterBreak="0">
     <w:nsid w:val="20B92216"/>
     <w:multiLevelType w:val="hybridMultilevel"/>
     <w:tmpl w:val="DE62EE3C"/>
@@ -6578,7 +7017,7 @@
       </w:rPr>
     </w:lvl>
   </w:abstractNum>
-  <w:abstractNum w:abstractNumId="14" w15:restartNumberingAfterBreak="0">
+  <w:abstractNum w:abstractNumId="15" w15:restartNumberingAfterBreak="0">
     <w:nsid w:val="28725409"/>
     <w:multiLevelType w:val="multilevel"/>
     <w:tmpl w:val="D2E64B2E"/>
@@ -6699,7 +7138,7 @@
       </w:rPr>
     </w:lvl>
   </w:abstractNum>
-  <w:abstractNum w:abstractNumId="15" w15:restartNumberingAfterBreak="0">
+  <w:abstractNum w:abstractNumId="16" w15:restartNumberingAfterBreak="0">
     <w:nsid w:val="2948598A"/>
     <w:multiLevelType w:val="hybridMultilevel"/>
     <w:tmpl w:val="85BCF134"/>
@@ -6812,7 +7251,7 @@
       </w:rPr>
     </w:lvl>
   </w:abstractNum>
-  <w:abstractNum w:abstractNumId="16" w15:restartNumberingAfterBreak="0">
+  <w:abstractNum w:abstractNumId="17" w15:restartNumberingAfterBreak="0">
     <w:nsid w:val="2B731349"/>
     <w:multiLevelType w:val="hybridMultilevel"/>
     <w:tmpl w:val="36364680"/>
@@ -6925,7 +7364,7 @@
       </w:rPr>
     </w:lvl>
   </w:abstractNum>
-  <w:abstractNum w:abstractNumId="17" w15:restartNumberingAfterBreak="0">
+  <w:abstractNum w:abstractNumId="18" w15:restartNumberingAfterBreak="0">
     <w:nsid w:val="31D32775"/>
     <w:multiLevelType w:val="hybridMultilevel"/>
     <w:tmpl w:val="FE4AE5E8"/>
@@ -7038,7 +7477,7 @@
       </w:rPr>
     </w:lvl>
   </w:abstractNum>
-  <w:abstractNum w:abstractNumId="18" w15:restartNumberingAfterBreak="0">
+  <w:abstractNum w:abstractNumId="19" w15:restartNumberingAfterBreak="0">
     <w:nsid w:val="34E45727"/>
     <w:multiLevelType w:val="hybridMultilevel"/>
     <w:tmpl w:val="925E9390"/>
@@ -7151,7 +7590,7 @@
       </w:rPr>
     </w:lvl>
   </w:abstractNum>
-  <w:abstractNum w:abstractNumId="19" w15:restartNumberingAfterBreak="0">
+  <w:abstractNum w:abstractNumId="20" w15:restartNumberingAfterBreak="0">
     <w:nsid w:val="45923EF4"/>
     <w:multiLevelType w:val="hybridMultilevel"/>
     <w:tmpl w:val="92A2B492"/>
@@ -7264,7 +7703,7 @@
       </w:rPr>
     </w:lvl>
   </w:abstractNum>
-  <w:abstractNum w:abstractNumId="20" w15:restartNumberingAfterBreak="0">
+  <w:abstractNum w:abstractNumId="21" w15:restartNumberingAfterBreak="0">
     <w:nsid w:val="47F70C1F"/>
     <w:multiLevelType w:val="hybridMultilevel"/>
     <w:tmpl w:val="64E2997C"/>
@@ -7377,7 +7816,7 @@
       </w:rPr>
     </w:lvl>
   </w:abstractNum>
-  <w:abstractNum w:abstractNumId="21" w15:restartNumberingAfterBreak="0">
+  <w:abstractNum w:abstractNumId="22" w15:restartNumberingAfterBreak="0">
     <w:nsid w:val="50591E12"/>
     <w:multiLevelType w:val="hybridMultilevel"/>
     <w:tmpl w:val="C0CA9C54"/>
@@ -7490,7 +7929,7 @@
       </w:rPr>
     </w:lvl>
   </w:abstractNum>
-  <w:abstractNum w:abstractNumId="22" w15:restartNumberingAfterBreak="0">
+  <w:abstractNum w:abstractNumId="23" w15:restartNumberingAfterBreak="0">
     <w:nsid w:val="573A060D"/>
     <w:multiLevelType w:val="hybridMultilevel"/>
     <w:tmpl w:val="8E2EEE02"/>
@@ -7603,7 +8042,7 @@
       </w:rPr>
     </w:lvl>
   </w:abstractNum>
-  <w:abstractNum w:abstractNumId="23" w15:restartNumberingAfterBreak="0">
+  <w:abstractNum w:abstractNumId="24" w15:restartNumberingAfterBreak="0">
     <w:nsid w:val="59696BBD"/>
     <w:multiLevelType w:val="hybridMultilevel"/>
     <w:tmpl w:val="0BEE2918"/>
@@ -7716,7 +8155,7 @@
       </w:rPr>
     </w:lvl>
   </w:abstractNum>
-  <w:abstractNum w:abstractNumId="24" w15:restartNumberingAfterBreak="0">
+  <w:abstractNum w:abstractNumId="25" w15:restartNumberingAfterBreak="0">
     <w:nsid w:val="5BCC6306"/>
     <w:multiLevelType w:val="hybridMultilevel"/>
     <w:tmpl w:val="2F44984E"/>
@@ -7829,7 +8268,7 @@
       </w:rPr>
     </w:lvl>
   </w:abstractNum>
-  <w:abstractNum w:abstractNumId="25" w15:restartNumberingAfterBreak="0">
+  <w:abstractNum w:abstractNumId="26" w15:restartNumberingAfterBreak="0">
     <w:nsid w:val="624835B9"/>
     <w:multiLevelType w:val="hybridMultilevel"/>
     <w:tmpl w:val="829C31DA"/>
@@ -7942,7 +8381,7 @@
       </w:rPr>
     </w:lvl>
   </w:abstractNum>
-  <w:abstractNum w:abstractNumId="26" w15:restartNumberingAfterBreak="0">
+  <w:abstractNum w:abstractNumId="27" w15:restartNumberingAfterBreak="0">
     <w:nsid w:val="6293789E"/>
     <w:multiLevelType w:val="hybridMultilevel"/>
     <w:tmpl w:val="43EE8512"/>
@@ -8055,7 +8494,7 @@
       </w:rPr>
     </w:lvl>
   </w:abstractNum>
-  <w:abstractNum w:abstractNumId="27" w15:restartNumberingAfterBreak="0">
+  <w:abstractNum w:abstractNumId="28" w15:restartNumberingAfterBreak="0">
     <w:nsid w:val="65A074CB"/>
     <w:multiLevelType w:val="hybridMultilevel"/>
     <w:tmpl w:val="AE28D19C"/>
@@ -8168,7 +8607,7 @@
       </w:rPr>
     </w:lvl>
   </w:abstractNum>
-  <w:abstractNum w:abstractNumId="28" w15:restartNumberingAfterBreak="0">
+  <w:abstractNum w:abstractNumId="29" w15:restartNumberingAfterBreak="0">
     <w:nsid w:val="69A11BD8"/>
     <w:multiLevelType w:val="hybridMultilevel"/>
     <w:tmpl w:val="ECD675E8"/>
@@ -8281,7 +8720,7 @@
       </w:rPr>
     </w:lvl>
   </w:abstractNum>
-  <w:abstractNum w:abstractNumId="29" w15:restartNumberingAfterBreak="0">
+  <w:abstractNum w:abstractNumId="30" w15:restartNumberingAfterBreak="0">
     <w:nsid w:val="710B10CF"/>
     <w:multiLevelType w:val="hybridMultilevel"/>
     <w:tmpl w:val="24A2BE8E"/>
@@ -8394,7 +8833,7 @@
       </w:rPr>
     </w:lvl>
   </w:abstractNum>
-  <w:abstractNum w:abstractNumId="30" w15:restartNumberingAfterBreak="0">
+  <w:abstractNum w:abstractNumId="31" w15:restartNumberingAfterBreak="0">
     <w:nsid w:val="713C6236"/>
     <w:multiLevelType w:val="hybridMultilevel"/>
     <w:tmpl w:val="E4867E02"/>
@@ -8507,7 +8946,7 @@
       </w:rPr>
     </w:lvl>
   </w:abstractNum>
-  <w:abstractNum w:abstractNumId="31" w15:restartNumberingAfterBreak="0">
+  <w:abstractNum w:abstractNumId="32" w15:restartNumberingAfterBreak="0">
     <w:nsid w:val="73E569AE"/>
     <w:multiLevelType w:val="hybridMultilevel"/>
     <w:tmpl w:val="F74CB0C4"/>
@@ -8620,7 +9059,7 @@
       </w:rPr>
     </w:lvl>
   </w:abstractNum>
-  <w:abstractNum w:abstractNumId="32" w15:restartNumberingAfterBreak="0">
+  <w:abstractNum w:abstractNumId="33" w15:restartNumberingAfterBreak="0">
     <w:nsid w:val="76A14168"/>
     <w:multiLevelType w:val="hybridMultilevel"/>
     <w:tmpl w:val="0A8AC842"/>
@@ -8733,7 +9172,7 @@
       </w:rPr>
     </w:lvl>
   </w:abstractNum>
-  <w:abstractNum w:abstractNumId="33" w15:restartNumberingAfterBreak="0">
+  <w:abstractNum w:abstractNumId="34" w15:restartNumberingAfterBreak="0">
     <w:nsid w:val="76EE5503"/>
     <w:multiLevelType w:val="hybridMultilevel"/>
     <w:tmpl w:val="438E2CB8"/>
@@ -8846,7 +9285,7 @@
       </w:rPr>
     </w:lvl>
   </w:abstractNum>
-  <w:abstractNum w:abstractNumId="34" w15:restartNumberingAfterBreak="0">
+  <w:abstractNum w:abstractNumId="35" w15:restartNumberingAfterBreak="0">
     <w:nsid w:val="77AD020B"/>
     <w:multiLevelType w:val="hybridMultilevel"/>
     <w:tmpl w:val="F9A833AE"/>
@@ -8960,109 +9399,112 @@
     </w:lvl>
   </w:abstractNum>
   <w:num w:numId="1" w16cid:durableId="747073040">
-    <w:abstractNumId w:val="14"/>
+    <w:abstractNumId w:val="15"/>
   </w:num>
   <w:num w:numId="2" w16cid:durableId="1598948762">
+    <w:abstractNumId w:val="13"/>
+  </w:num>
+  <w:num w:numId="3" w16cid:durableId="1002199960">
     <w:abstractNumId w:val="12"/>
   </w:num>
-  <w:num w:numId="3" w16cid:durableId="1002199960">
-    <w:abstractNumId w:val="11"/>
-  </w:num>
   <w:num w:numId="4" w16cid:durableId="1485776877">
-    <w:abstractNumId w:val="34"/>
+    <w:abstractNumId w:val="35"/>
   </w:num>
   <w:num w:numId="5" w16cid:durableId="1770926666">
     <w:abstractNumId w:val="1"/>
   </w:num>
   <w:num w:numId="6" w16cid:durableId="1393887721">
+    <w:abstractNumId w:val="30"/>
+  </w:num>
+  <w:num w:numId="7" w16cid:durableId="1892569182">
+    <w:abstractNumId w:val="34"/>
+  </w:num>
+  <w:num w:numId="8" w16cid:durableId="560680036">
     <w:abstractNumId w:val="29"/>
   </w:num>
-  <w:num w:numId="7" w16cid:durableId="1892569182">
-    <w:abstractNumId w:val="33"/>
+  <w:num w:numId="9" w16cid:durableId="2140103248">
+    <w:abstractNumId w:val="27"/>
   </w:num>
-  <w:num w:numId="8" w16cid:durableId="560680036">
-    <w:abstractNumId w:val="28"/>
+  <w:num w:numId="10" w16cid:durableId="417479687">
+    <w:abstractNumId w:val="7"/>
   </w:num>
-  <w:num w:numId="9" w16cid:durableId="2140103248">
+  <w:num w:numId="11" w16cid:durableId="1974216458">
     <w:abstractNumId w:val="26"/>
   </w:num>
-  <w:num w:numId="10" w16cid:durableId="417479687">
-    <w:abstractNumId w:val="6"/>
-  </w:num>
-  <w:num w:numId="11" w16cid:durableId="1974216458">
-    <w:abstractNumId w:val="25"/>
-  </w:num>
   <w:num w:numId="12" w16cid:durableId="1734623609">
-    <w:abstractNumId w:val="4"/>
+    <w:abstractNumId w:val="5"/>
   </w:num>
   <w:num w:numId="13" w16cid:durableId="156845279">
-    <w:abstractNumId w:val="31"/>
+    <w:abstractNumId w:val="32"/>
   </w:num>
   <w:num w:numId="14" w16cid:durableId="1119488884">
-    <w:abstractNumId w:val="9"/>
+    <w:abstractNumId w:val="10"/>
   </w:num>
   <w:num w:numId="15" w16cid:durableId="1832327279">
     <w:abstractNumId w:val="0"/>
   </w:num>
   <w:num w:numId="16" w16cid:durableId="16585634">
+    <w:abstractNumId w:val="24"/>
+  </w:num>
+  <w:num w:numId="17" w16cid:durableId="1969360218">
     <w:abstractNumId w:val="23"/>
   </w:num>
-  <w:num w:numId="17" w16cid:durableId="1969360218">
+  <w:num w:numId="18" w16cid:durableId="1875390066">
+    <w:abstractNumId w:val="4"/>
+  </w:num>
+  <w:num w:numId="19" w16cid:durableId="568998570">
+    <w:abstractNumId w:val="11"/>
+  </w:num>
+  <w:num w:numId="20" w16cid:durableId="830024051">
+    <w:abstractNumId w:val="25"/>
+  </w:num>
+  <w:num w:numId="21" w16cid:durableId="1662462722">
+    <w:abstractNumId w:val="16"/>
+  </w:num>
+  <w:num w:numId="22" w16cid:durableId="134953140">
+    <w:abstractNumId w:val="9"/>
+  </w:num>
+  <w:num w:numId="23" w16cid:durableId="1188644172">
+    <w:abstractNumId w:val="17"/>
+  </w:num>
+  <w:num w:numId="24" w16cid:durableId="1075516408">
+    <w:abstractNumId w:val="20"/>
+  </w:num>
+  <w:num w:numId="25" w16cid:durableId="1614434366">
+    <w:abstractNumId w:val="6"/>
+  </w:num>
+  <w:num w:numId="26" w16cid:durableId="1053971027">
+    <w:abstractNumId w:val="3"/>
+  </w:num>
+  <w:num w:numId="27" w16cid:durableId="2080787371">
+    <w:abstractNumId w:val="14"/>
+  </w:num>
+  <w:num w:numId="28" w16cid:durableId="900943068">
     <w:abstractNumId w:val="22"/>
   </w:num>
-  <w:num w:numId="18" w16cid:durableId="1875390066">
-    <w:abstractNumId w:val="3"/>
+  <w:num w:numId="29" w16cid:durableId="2144733937">
+    <w:abstractNumId w:val="31"/>
   </w:num>
-  <w:num w:numId="19" w16cid:durableId="568998570">
-    <w:abstractNumId w:val="10"/>
-  </w:num>
-  <w:num w:numId="20" w16cid:durableId="830024051">
-    <w:abstractNumId w:val="24"/>
-  </w:num>
-  <w:num w:numId="21" w16cid:durableId="1662462722">
-    <w:abstractNumId w:val="15"/>
-  </w:num>
-  <w:num w:numId="22" w16cid:durableId="134953140">
+  <w:num w:numId="30" w16cid:durableId="1501383131">
     <w:abstractNumId w:val="8"/>
   </w:num>
-  <w:num w:numId="23" w16cid:durableId="1188644172">
-    <w:abstractNumId w:val="16"/>
-  </w:num>
-  <w:num w:numId="24" w16cid:durableId="1075516408">
+  <w:num w:numId="31" w16cid:durableId="802776632">
     <w:abstractNumId w:val="19"/>
   </w:num>
-  <w:num w:numId="25" w16cid:durableId="1614434366">
-    <w:abstractNumId w:val="5"/>
+  <w:num w:numId="32" w16cid:durableId="436750478">
+    <w:abstractNumId w:val="18"/>
   </w:num>
-  <w:num w:numId="26" w16cid:durableId="1053971027">
-    <w:abstractNumId w:val="2"/>
+  <w:num w:numId="33" w16cid:durableId="950555622">
+    <w:abstractNumId w:val="33"/>
   </w:num>
-  <w:num w:numId="27" w16cid:durableId="2080787371">
-    <w:abstractNumId w:val="13"/>
-  </w:num>
-  <w:num w:numId="28" w16cid:durableId="900943068">
+  <w:num w:numId="34" w16cid:durableId="428549170">
     <w:abstractNumId w:val="21"/>
   </w:num>
-  <w:num w:numId="29" w16cid:durableId="2144733937">
-    <w:abstractNumId w:val="30"/>
+  <w:num w:numId="35" w16cid:durableId="802120476">
+    <w:abstractNumId w:val="28"/>
   </w:num>
-  <w:num w:numId="30" w16cid:durableId="1501383131">
-    <w:abstractNumId w:val="7"/>
-  </w:num>
-  <w:num w:numId="31" w16cid:durableId="802776632">
-    <w:abstractNumId w:val="18"/>
-  </w:num>
-  <w:num w:numId="32" w16cid:durableId="436750478">
-    <w:abstractNumId w:val="17"/>
-  </w:num>
-  <w:num w:numId="33" w16cid:durableId="950555622">
-    <w:abstractNumId w:val="32"/>
-  </w:num>
-  <w:num w:numId="34" w16cid:durableId="428549170">
-    <w:abstractNumId w:val="20"/>
-  </w:num>
-  <w:num w:numId="35" w16cid:durableId="802120476">
-    <w:abstractNumId w:val="27"/>
+  <w:num w:numId="36" w16cid:durableId="1586186214">
+    <w:abstractNumId w:val="2"/>
   </w:num>
 </w:numbering>
 </file>

--- a/LMS/documantation/srs document.docx
+++ b/LMS/documantation/srs document.docx
@@ -6,509 +6,737 @@
       <w:pPr>
         <w:jc w:val="center"/>
         <w:rPr>
-          <w:rFonts w:ascii="Times New Roman" w:hAnsi="Times New Roman" w:cs="Times New Roman"/>
           <w:b/>
           <w:bCs/>
-          <w:u w:val="thick"/>
-        </w:rPr>
-      </w:pPr>
-      <w:r>
-        <w:rPr>
-          <w:rFonts w:ascii="Times New Roman" w:hAnsi="Times New Roman" w:cs="Times New Roman"/>
+          <w:sz w:val="44"/>
+          <w:szCs w:val="44"/>
+        </w:rPr>
+      </w:pPr>
+      <w:r>
+        <w:rPr>
           <w:b/>
           <w:bCs/>
-          <w:u w:val="thick"/>
+          <w:sz w:val="44"/>
+          <w:szCs w:val="44"/>
         </w:rPr>
         <w:t>SOFTWARE REQUIREMENTS SPECIFICATION (SRS)</w:t>
       </w:r>
     </w:p>
     <w:p>
       <w:pPr>
-        <w:rPr>
-          <w:rFonts w:ascii="Times New Roman" w:hAnsi="Times New Roman" w:cs="Times New Roman"/>
-        </w:rPr>
-      </w:pPr>
-    </w:p>
-    <w:p>
-      <w:pPr>
-        <w:rPr>
-          <w:rFonts w:ascii="Times New Roman" w:hAnsi="Times New Roman" w:cs="Times New Roman"/>
+        <w:jc w:val="center"/>
+        <w:rPr>
           <w:b/>
           <w:bCs/>
-        </w:rPr>
-      </w:pPr>
-      <w:r>
-        <w:rPr>
-          <w:rFonts w:ascii="Times New Roman" w:hAnsi="Times New Roman" w:cs="Times New Roman"/>
+          <w:sz w:val="40"/>
+          <w:szCs w:val="40"/>
+        </w:rPr>
+      </w:pPr>
+      <w:r>
+        <w:rPr>
           <w:b/>
           <w:bCs/>
-        </w:rPr>
-        <w:t>Project Title:</w:t>
-      </w:r>
-    </w:p>
-    <w:p>
-      <w:pPr>
-        <w:rPr>
-          <w:rFonts w:ascii="Times New Roman" w:hAnsi="Times New Roman" w:cs="Times New Roman"/>
-        </w:rPr>
-      </w:pPr>
-      <w:r>
-        <w:rPr>
-          <w:rFonts w:ascii="Times New Roman" w:hAnsi="Times New Roman" w:cs="Times New Roman"/>
-        </w:rPr>
-        <w:t>Learning Management System for Rajasinghe Central College</w:t>
-      </w:r>
-    </w:p>
-    <w:p>
-      <w:pPr>
-        <w:rPr>
-          <w:rFonts w:ascii="Times New Roman" w:hAnsi="Times New Roman" w:cs="Times New Roman"/>
-        </w:rPr>
-      </w:pPr>
-    </w:p>
-    <w:p>
-      <w:pPr>
-        <w:pStyle w:val="ListParagraph"/>
-        <w:numPr>
-          <w:ilvl w:val="0"/>
-          <w:numId w:val="1"/>
-        </w:numPr>
-        <w:rPr>
-          <w:rFonts w:ascii="Times New Roman" w:hAnsi="Times New Roman" w:cs="Times New Roman"/>
+          <w:sz w:val="40"/>
+          <w:szCs w:val="40"/>
+        </w:rPr>
+        <w:t>LEARNING MANAGEMENT SYSTEM FOR RAJASINGHE CENTRAL COLLEGE</w:t>
+      </w:r>
+    </w:p>
+    <w:p/>
+    <w:p>
+      <w:r>
+        <w:rPr>
           <w:b/>
           <w:bCs/>
-        </w:rPr>
-      </w:pPr>
-      <w:r>
-        <w:rPr>
-          <w:rFonts w:ascii="Times New Roman" w:hAnsi="Times New Roman" w:cs="Times New Roman"/>
+          <w:noProof/>
+          <w:sz w:val="56"/>
+          <w:szCs w:val="56"/>
+        </w:rPr>
+        <w:drawing>
+          <wp:anchor distT="0" distB="0" distL="114300" distR="114300" simplePos="0" relativeHeight="251659264" behindDoc="1" locked="0" layoutInCell="1" allowOverlap="1" wp14:anchorId="330807B3" wp14:editId="561C3BD6">
+            <wp:simplePos x="0" y="0"/>
+            <wp:positionH relativeFrom="column">
+              <wp:posOffset>967740</wp:posOffset>
+            </wp:positionH>
+            <wp:positionV relativeFrom="paragraph">
+              <wp:posOffset>417195</wp:posOffset>
+            </wp:positionV>
+            <wp:extent cx="3550920" cy="3550920"/>
+            <wp:effectExtent l="0" t="0" r="0" b="0"/>
+            <wp:wrapTopAndBottom/>
+            <wp:docPr id="618554681" name="Picture 1"/>
+            <wp:cNvGraphicFramePr>
+              <a:graphicFrameLocks xmlns:a="http://schemas.openxmlformats.org/drawingml/2006/main" noChangeAspect="1"/>
+            </wp:cNvGraphicFramePr>
+            <a:graphic xmlns:a="http://schemas.openxmlformats.org/drawingml/2006/main">
+              <a:graphicData uri="http://schemas.openxmlformats.org/drawingml/2006/picture">
+                <pic:pic xmlns:pic="http://schemas.openxmlformats.org/drawingml/2006/picture">
+                  <pic:nvPicPr>
+                    <pic:cNvPr id="0" name="Picture 2"/>
+                    <pic:cNvPicPr>
+                      <a:picLocks noChangeAspect="1" noChangeArrowheads="1"/>
+                    </pic:cNvPicPr>
+                  </pic:nvPicPr>
+                  <pic:blipFill>
+                    <a:blip r:embed="rId5">
+                      <a:extLst>
+                        <a:ext uri="{28A0092B-C50C-407E-A947-70E740481C1C}">
+                          <a14:useLocalDpi xmlns:a14="http://schemas.microsoft.com/office/drawing/2010/main" val="0"/>
+                        </a:ext>
+                      </a:extLst>
+                    </a:blip>
+                    <a:srcRect/>
+                    <a:stretch>
+                      <a:fillRect/>
+                    </a:stretch>
+                  </pic:blipFill>
+                  <pic:spPr bwMode="auto">
+                    <a:xfrm>
+                      <a:off x="0" y="0"/>
+                      <a:ext cx="3550920" cy="3550920"/>
+                    </a:xfrm>
+                    <a:prstGeom prst="rect">
+                      <a:avLst/>
+                    </a:prstGeom>
+                    <a:noFill/>
+                  </pic:spPr>
+                </pic:pic>
+              </a:graphicData>
+            </a:graphic>
+            <wp14:sizeRelH relativeFrom="margin">
+              <wp14:pctWidth>0</wp14:pctWidth>
+            </wp14:sizeRelH>
+            <wp14:sizeRelV relativeFrom="margin">
+              <wp14:pctHeight>0</wp14:pctHeight>
+            </wp14:sizeRelV>
+          </wp:anchor>
+        </w:drawing>
+      </w:r>
+    </w:p>
+    <w:p/>
+    <w:p/>
+    <w:p/>
+    <w:p/>
+    <w:p>
+      <w:pPr>
+        <w:jc w:val="center"/>
+        <w:rPr>
           <w:b/>
           <w:bCs/>
-        </w:rPr>
-        <w:t>INTRODUCTION</w:t>
-      </w:r>
-      <w:r>
-        <w:rPr>
-          <w:rFonts w:ascii="Times New Roman" w:hAnsi="Times New Roman" w:cs="Times New Roman"/>
+          <w:sz w:val="72"/>
+          <w:szCs w:val="72"/>
+        </w:rPr>
+      </w:pPr>
+      <w:r>
+        <w:rPr>
           <w:b/>
           <w:bCs/>
         </w:rPr>
-        <w:t>.</w:t>
-      </w:r>
-    </w:p>
-    <w:p>
-      <w:pPr>
-        <w:ind w:left="720"/>
-        <w:rPr>
-          <w:rFonts w:ascii="Times New Roman" w:hAnsi="Times New Roman" w:cs="Times New Roman"/>
+        <w:t>Course Code: ICT 3183</w:t>
+      </w:r>
+    </w:p>
+    <w:p>
+      <w:pPr>
+        <w:jc w:val="center"/>
+        <w:rPr>
           <w:b/>
           <w:bCs/>
         </w:rPr>
       </w:pPr>
       <w:r>
         <w:rPr>
-          <w:rFonts w:ascii="Times New Roman" w:hAnsi="Times New Roman" w:cs="Times New Roman"/>
           <w:b/>
           <w:bCs/>
         </w:rPr>
-        <w:t>1.1 Purpose</w:t>
-      </w:r>
-    </w:p>
-    <w:p>
-      <w:pPr>
-        <w:ind w:left="720"/>
-        <w:rPr>
-          <w:rFonts w:ascii="Times New Roman" w:hAnsi="Times New Roman" w:cs="Times New Roman"/>
-        </w:rPr>
-      </w:pPr>
-      <w:r>
-        <w:rPr>
-          <w:rFonts w:ascii="Times New Roman" w:hAnsi="Times New Roman" w:cs="Times New Roman"/>
-        </w:rPr>
-        <w:t>The purpose of this document is to define the requirements for a web</w:t>
-      </w:r>
-      <w:r>
-        <w:rPr>
-          <w:rFonts w:ascii="Times New Roman" w:hAnsi="Times New Roman" w:cs="Times New Roman"/>
-        </w:rPr>
-        <w:t xml:space="preserve"> </w:t>
-      </w:r>
-      <w:r>
-        <w:rPr>
-          <w:rFonts w:ascii="Times New Roman" w:hAnsi="Times New Roman" w:cs="Times New Roman"/>
-        </w:rPr>
-        <w:t>based Learning Management System (LMS) for Rajasinghe Central College. The system will digitalize academic activities such as user management, mark handling, study material sharing, and reporting.</w:t>
-      </w:r>
-    </w:p>
-    <w:p>
-      <w:pPr>
-        <w:rPr>
-          <w:rFonts w:ascii="Times New Roman" w:hAnsi="Times New Roman" w:cs="Times New Roman"/>
-        </w:rPr>
-      </w:pPr>
-    </w:p>
-    <w:p>
-      <w:pPr>
-        <w:ind w:left="720"/>
-        <w:rPr>
-          <w:rFonts w:ascii="Times New Roman" w:hAnsi="Times New Roman" w:cs="Times New Roman"/>
+        <w:t>Prepared By: Group 04 - Team_404</w:t>
+      </w:r>
+    </w:p>
+    <w:p>
+      <w:pPr>
+        <w:jc w:val="center"/>
+        <w:rPr>
           <w:b/>
           <w:bCs/>
         </w:rPr>
       </w:pPr>
       <w:r>
         <w:rPr>
-          <w:rFonts w:ascii="Times New Roman" w:hAnsi="Times New Roman" w:cs="Times New Roman"/>
           <w:b/>
           <w:bCs/>
         </w:rPr>
-        <w:t>1.2 Scope</w:t>
-      </w:r>
-    </w:p>
-    <w:p>
-      <w:pPr>
-        <w:ind w:left="720"/>
-        <w:rPr>
-          <w:rFonts w:ascii="Times New Roman" w:hAnsi="Times New Roman" w:cs="Times New Roman"/>
-        </w:rPr>
-      </w:pPr>
-      <w:r>
-        <w:rPr>
-          <w:rFonts w:ascii="Times New Roman" w:hAnsi="Times New Roman" w:cs="Times New Roman"/>
-        </w:rPr>
-        <w:t>The system will</w:t>
-      </w:r>
-      <w:r>
-        <w:rPr>
-          <w:rFonts w:ascii="Times New Roman" w:hAnsi="Times New Roman" w:cs="Times New Roman"/>
-        </w:rPr>
-        <w:t>,</w:t>
-      </w:r>
-    </w:p>
-    <w:p>
-      <w:pPr>
-        <w:pStyle w:val="ListParagraph"/>
-        <w:numPr>
-          <w:ilvl w:val="0"/>
-          <w:numId w:val="2"/>
-        </w:numPr>
-        <w:rPr>
-          <w:rFonts w:ascii="Times New Roman" w:hAnsi="Times New Roman" w:cs="Times New Roman"/>
-        </w:rPr>
-      </w:pPr>
-      <w:r>
-        <w:rPr>
-          <w:rFonts w:ascii="Times New Roman" w:hAnsi="Times New Roman" w:cs="Times New Roman"/>
-        </w:rPr>
-        <w:t>Manage students, teachers, and IT/admin users</w:t>
-      </w:r>
-    </w:p>
-    <w:p>
-      <w:pPr>
-        <w:pStyle w:val="ListParagraph"/>
-        <w:numPr>
-          <w:ilvl w:val="0"/>
-          <w:numId w:val="2"/>
-        </w:numPr>
-        <w:rPr>
-          <w:rFonts w:ascii="Times New Roman" w:hAnsi="Times New Roman" w:cs="Times New Roman"/>
-        </w:rPr>
-      </w:pPr>
-      <w:r>
-        <w:rPr>
-          <w:rFonts w:ascii="Times New Roman" w:hAnsi="Times New Roman" w:cs="Times New Roman"/>
-        </w:rPr>
-        <w:t>Handle academic records (marks, classes, subjects)</w:t>
-      </w:r>
-    </w:p>
-    <w:p>
-      <w:pPr>
-        <w:pStyle w:val="ListParagraph"/>
-        <w:numPr>
-          <w:ilvl w:val="0"/>
-          <w:numId w:val="2"/>
-        </w:numPr>
-        <w:rPr>
-          <w:rFonts w:ascii="Times New Roman" w:hAnsi="Times New Roman" w:cs="Times New Roman"/>
-        </w:rPr>
-      </w:pPr>
-      <w:r>
-        <w:rPr>
-          <w:rFonts w:ascii="Times New Roman" w:hAnsi="Times New Roman" w:cs="Times New Roman"/>
-        </w:rPr>
-        <w:t>Provide study materials (PDF &amp; YouTube links)</w:t>
-      </w:r>
-    </w:p>
-    <w:p>
-      <w:pPr>
-        <w:pStyle w:val="ListParagraph"/>
-        <w:numPr>
-          <w:ilvl w:val="0"/>
-          <w:numId w:val="2"/>
-        </w:numPr>
-        <w:rPr>
-          <w:rFonts w:ascii="Times New Roman" w:hAnsi="Times New Roman" w:cs="Times New Roman"/>
-        </w:rPr>
-      </w:pPr>
-      <w:r>
-        <w:rPr>
-          <w:rFonts w:ascii="Times New Roman" w:hAnsi="Times New Roman" w:cs="Times New Roman"/>
-        </w:rPr>
-        <w:t>Generate reports for students, teachers, and administration</w:t>
-      </w:r>
-    </w:p>
-    <w:p>
-      <w:pPr>
-        <w:pStyle w:val="ListParagraph"/>
-        <w:numPr>
-          <w:ilvl w:val="0"/>
-          <w:numId w:val="2"/>
-        </w:numPr>
-        <w:rPr>
-          <w:rFonts w:ascii="Times New Roman" w:hAnsi="Times New Roman" w:cs="Times New Roman"/>
-        </w:rPr>
-      </w:pPr>
-      <w:r>
-        <w:rPr>
-          <w:rFonts w:ascii="Times New Roman" w:hAnsi="Times New Roman" w:cs="Times New Roman"/>
-        </w:rPr>
-        <w:t>Support bilingual education (Sinhala &amp; English)</w:t>
-      </w:r>
-    </w:p>
-    <w:p>
-      <w:pPr>
-        <w:pStyle w:val="ListParagraph"/>
-        <w:numPr>
-          <w:ilvl w:val="0"/>
-          <w:numId w:val="2"/>
-        </w:numPr>
-        <w:rPr>
-          <w:rFonts w:ascii="Times New Roman" w:hAnsi="Times New Roman" w:cs="Times New Roman"/>
-        </w:rPr>
-      </w:pPr>
-      <w:r>
-        <w:rPr>
-          <w:rFonts w:ascii="Times New Roman" w:hAnsi="Times New Roman" w:cs="Times New Roman"/>
-        </w:rPr>
-        <w:t>Provide a public school website</w:t>
-      </w:r>
-      <w:r>
-        <w:rPr>
-          <w:rFonts w:ascii="Times New Roman" w:hAnsi="Times New Roman" w:cs="Times New Roman"/>
-        </w:rPr>
-        <w:t>.</w:t>
-      </w:r>
-    </w:p>
-    <w:p>
-      <w:pPr>
-        <w:rPr>
-          <w:rFonts w:ascii="Times New Roman" w:hAnsi="Times New Roman" w:cs="Times New Roman"/>
-        </w:rPr>
-      </w:pPr>
-    </w:p>
-    <w:p>
-      <w:pPr>
-        <w:ind w:left="720"/>
-        <w:rPr>
-          <w:rFonts w:ascii="Times New Roman" w:hAnsi="Times New Roman" w:cs="Times New Roman"/>
+        <w:t xml:space="preserve">Date: </w:t>
+      </w:r>
+      <w:r>
+        <w:rPr>
           <w:b/>
           <w:bCs/>
         </w:rPr>
-      </w:pPr>
-      <w:r>
-        <w:rPr>
-          <w:rFonts w:ascii="Times New Roman" w:hAnsi="Times New Roman" w:cs="Times New Roman"/>
+        <w:t>April</w:t>
+      </w:r>
+      <w:r>
+        <w:rPr>
           <w:b/>
           <w:bCs/>
         </w:rPr>
-        <w:t>1.3 Intended Audience</w:t>
-      </w:r>
-    </w:p>
-    <w:p>
-      <w:pPr>
-        <w:pStyle w:val="ListParagraph"/>
-        <w:numPr>
-          <w:ilvl w:val="0"/>
-          <w:numId w:val="3"/>
-        </w:numPr>
-        <w:rPr>
-          <w:rFonts w:ascii="Times New Roman" w:hAnsi="Times New Roman" w:cs="Times New Roman"/>
-        </w:rPr>
-      </w:pPr>
-      <w:r>
-        <w:rPr>
-          <w:rFonts w:ascii="Times New Roman" w:hAnsi="Times New Roman" w:cs="Times New Roman"/>
-        </w:rPr>
-        <w:t>Project supervisor / lecturers</w:t>
-      </w:r>
-    </w:p>
-    <w:p>
-      <w:pPr>
-        <w:pStyle w:val="ListParagraph"/>
-        <w:numPr>
-          <w:ilvl w:val="0"/>
-          <w:numId w:val="3"/>
-        </w:numPr>
-        <w:rPr>
-          <w:rFonts w:ascii="Times New Roman" w:hAnsi="Times New Roman" w:cs="Times New Roman"/>
-        </w:rPr>
-      </w:pPr>
-      <w:r>
-        <w:rPr>
-          <w:rFonts w:ascii="Times New Roman" w:hAnsi="Times New Roman" w:cs="Times New Roman"/>
-        </w:rPr>
-        <w:t>Development team</w:t>
-      </w:r>
-    </w:p>
-    <w:p>
-      <w:pPr>
-        <w:pStyle w:val="ListParagraph"/>
-        <w:numPr>
-          <w:ilvl w:val="0"/>
-          <w:numId w:val="3"/>
-        </w:numPr>
-        <w:rPr>
-          <w:rFonts w:ascii="Times New Roman" w:hAnsi="Times New Roman" w:cs="Times New Roman"/>
-        </w:rPr>
-      </w:pPr>
-      <w:r>
-        <w:rPr>
-          <w:rFonts w:ascii="Times New Roman" w:hAnsi="Times New Roman" w:cs="Times New Roman"/>
-        </w:rPr>
-        <w:t>School administration</w:t>
-      </w:r>
-    </w:p>
-    <w:p>
-      <w:pPr>
-        <w:rPr>
-          <w:rFonts w:ascii="Times New Roman" w:hAnsi="Times New Roman" w:cs="Times New Roman"/>
-        </w:rPr>
-      </w:pPr>
-    </w:p>
-    <w:p>
-      <w:pPr>
-        <w:ind w:left="720"/>
-        <w:rPr>
-          <w:rFonts w:ascii="Times New Roman" w:hAnsi="Times New Roman" w:cs="Times New Roman"/>
+        <w:t xml:space="preserve"> 2</w:t>
+      </w:r>
+      <w:r>
+        <w:rPr>
           <w:b/>
           <w:bCs/>
         </w:rPr>
-      </w:pPr>
-      <w:r>
-        <w:rPr>
-          <w:rFonts w:ascii="Times New Roman" w:hAnsi="Times New Roman" w:cs="Times New Roman"/>
+        <w:t>4</w:t>
+      </w:r>
+      <w:r>
+        <w:rPr>
           <w:b/>
           <w:bCs/>
         </w:rPr>
-        <w:t>1.4 Technologies Used</w:t>
-      </w:r>
-    </w:p>
-    <w:p>
-      <w:pPr>
-        <w:pStyle w:val="ListParagraph"/>
-        <w:numPr>
-          <w:ilvl w:val="0"/>
-          <w:numId w:val="4"/>
-        </w:numPr>
-        <w:rPr>
-          <w:rFonts w:ascii="Times New Roman" w:hAnsi="Times New Roman" w:cs="Times New Roman"/>
-        </w:rPr>
-      </w:pPr>
-      <w:r>
-        <w:rPr>
-          <w:rFonts w:ascii="Times New Roman" w:hAnsi="Times New Roman" w:cs="Times New Roman"/>
-        </w:rPr>
-        <w:t>Frontend: React.js</w:t>
-      </w:r>
-    </w:p>
-    <w:p>
-      <w:pPr>
-        <w:pStyle w:val="ListParagraph"/>
-        <w:numPr>
-          <w:ilvl w:val="0"/>
-          <w:numId w:val="4"/>
-        </w:numPr>
-        <w:rPr>
-          <w:rFonts w:ascii="Times New Roman" w:hAnsi="Times New Roman" w:cs="Times New Roman"/>
-        </w:rPr>
-      </w:pPr>
-      <w:r>
-        <w:rPr>
-          <w:rFonts w:ascii="Times New Roman" w:hAnsi="Times New Roman" w:cs="Times New Roman"/>
-        </w:rPr>
-        <w:t>Backend: Node.js + Express.js</w:t>
-      </w:r>
-    </w:p>
-    <w:p>
-      <w:pPr>
-        <w:pStyle w:val="ListParagraph"/>
-        <w:numPr>
-          <w:ilvl w:val="0"/>
-          <w:numId w:val="4"/>
-        </w:numPr>
-        <w:rPr>
-          <w:rFonts w:ascii="Times New Roman" w:hAnsi="Times New Roman" w:cs="Times New Roman"/>
-        </w:rPr>
-      </w:pPr>
-      <w:r>
-        <w:rPr>
-          <w:rFonts w:ascii="Times New Roman" w:hAnsi="Times New Roman" w:cs="Times New Roman"/>
-        </w:rPr>
-        <w:t>Database: MongoDB</w:t>
-      </w:r>
-    </w:p>
-    <w:p>
-      <w:pPr>
-        <w:pStyle w:val="ListParagraph"/>
-        <w:numPr>
-          <w:ilvl w:val="0"/>
-          <w:numId w:val="4"/>
-        </w:numPr>
-        <w:rPr>
-          <w:rFonts w:ascii="Times New Roman" w:hAnsi="Times New Roman" w:cs="Times New Roman"/>
-        </w:rPr>
-      </w:pPr>
-      <w:r>
-        <w:rPr>
-          <w:rFonts w:ascii="Times New Roman" w:hAnsi="Times New Roman" w:cs="Times New Roman"/>
-        </w:rPr>
-        <w:t xml:space="preserve">File Storage: Cloud </w:t>
-      </w:r>
-      <w:r>
-        <w:rPr>
-          <w:rFonts w:ascii="Times New Roman" w:hAnsi="Times New Roman" w:cs="Times New Roman"/>
-        </w:rPr>
-        <w:t>base</w:t>
-      </w:r>
-    </w:p>
-    <w:p>
-      <w:pPr>
-        <w:pStyle w:val="ListParagraph"/>
-        <w:ind w:left="1440"/>
-        <w:rPr>
-          <w:rFonts w:ascii="Times New Roman" w:hAnsi="Times New Roman" w:cs="Times New Roman"/>
-        </w:rPr>
-      </w:pPr>
-    </w:p>
-    <w:p>
-      <w:pPr>
-        <w:pStyle w:val="ListParagraph"/>
-        <w:numPr>
-          <w:ilvl w:val="0"/>
-          <w:numId w:val="1"/>
-        </w:numPr>
-        <w:rPr>
-          <w:rFonts w:ascii="Times New Roman" w:hAnsi="Times New Roman" w:cs="Times New Roman"/>
+        <w:t>, 202</w:t>
+      </w:r>
+      <w:r>
+        <w:rPr>
           <w:b/>
           <w:bCs/>
         </w:rPr>
-      </w:pPr>
-      <w:r>
+        <w:t>6</w:t>
+      </w:r>
+    </w:p>
+    <w:p>
+      <w:pPr>
+        <w:pStyle w:val="ListParagraph"/>
+        <w:numPr>
+          <w:ilvl w:val="0"/>
+          <w:numId w:val="1"/>
+        </w:numPr>
         <w:rPr>
           <w:rFonts w:ascii="Times New Roman" w:hAnsi="Times New Roman" w:cs="Times New Roman"/>
           <w:b/>
           <w:bCs/>
         </w:rPr>
+      </w:pPr>
+      <w:r>
+        <w:rPr>
+          <w:rFonts w:ascii="Times New Roman" w:hAnsi="Times New Roman" w:cs="Times New Roman"/>
+          <w:b/>
+          <w:bCs/>
+        </w:rPr>
+        <w:lastRenderedPageBreak/>
+        <w:t>INTRODUCTION.</w:t>
+      </w:r>
+    </w:p>
+    <w:p>
+      <w:pPr>
+        <w:ind w:left="720"/>
+        <w:rPr>
+          <w:rFonts w:ascii="Times New Roman" w:hAnsi="Times New Roman" w:cs="Times New Roman"/>
+          <w:b/>
+          <w:bCs/>
+        </w:rPr>
+      </w:pPr>
+      <w:r>
+        <w:rPr>
+          <w:rFonts w:ascii="Times New Roman" w:hAnsi="Times New Roman" w:cs="Times New Roman"/>
+          <w:b/>
+          <w:bCs/>
+        </w:rPr>
+        <w:t>1.1 Purpose</w:t>
+      </w:r>
+    </w:p>
+    <w:p>
+      <w:pPr>
+        <w:ind w:left="720"/>
+        <w:rPr>
+          <w:rFonts w:ascii="Times New Roman" w:hAnsi="Times New Roman" w:cs="Times New Roman"/>
+        </w:rPr>
+      </w:pPr>
+      <w:r>
+        <w:rPr>
+          <w:rFonts w:ascii="Times New Roman" w:hAnsi="Times New Roman" w:cs="Times New Roman"/>
+        </w:rPr>
+        <w:t xml:space="preserve">The purpose of this document is to define the requirements for a </w:t>
+      </w:r>
+      <w:proofErr w:type="gramStart"/>
+      <w:r>
+        <w:rPr>
+          <w:rFonts w:ascii="Times New Roman" w:hAnsi="Times New Roman" w:cs="Times New Roman"/>
+        </w:rPr>
+        <w:t>web</w:t>
+      </w:r>
+      <w:r>
+        <w:rPr>
+          <w:rFonts w:ascii="Times New Roman" w:hAnsi="Times New Roman" w:cs="Times New Roman"/>
+        </w:rPr>
+        <w:t xml:space="preserve"> </w:t>
+      </w:r>
+      <w:r>
+        <w:rPr>
+          <w:rFonts w:ascii="Times New Roman" w:hAnsi="Times New Roman" w:cs="Times New Roman"/>
+        </w:rPr>
+        <w:t>based</w:t>
+      </w:r>
+      <w:proofErr w:type="gramEnd"/>
+      <w:r>
+        <w:rPr>
+          <w:rFonts w:ascii="Times New Roman" w:hAnsi="Times New Roman" w:cs="Times New Roman"/>
+        </w:rPr>
+        <w:t xml:space="preserve"> Learning Management System (LMS) for </w:t>
+      </w:r>
+      <w:proofErr w:type="spellStart"/>
+      <w:r>
+        <w:rPr>
+          <w:rFonts w:ascii="Times New Roman" w:hAnsi="Times New Roman" w:cs="Times New Roman"/>
+        </w:rPr>
+        <w:t>Rajasinghe</w:t>
+      </w:r>
+      <w:proofErr w:type="spellEnd"/>
+      <w:r>
+        <w:rPr>
+          <w:rFonts w:ascii="Times New Roman" w:hAnsi="Times New Roman" w:cs="Times New Roman"/>
+        </w:rPr>
+        <w:t xml:space="preserve"> Central College. The system will digitalize academic activities such as user management, mark handling, study material sharing, and reporting.</w:t>
+      </w:r>
+    </w:p>
+    <w:p>
+      <w:pPr>
+        <w:rPr>
+          <w:rFonts w:ascii="Times New Roman" w:hAnsi="Times New Roman" w:cs="Times New Roman"/>
+        </w:rPr>
+      </w:pPr>
+    </w:p>
+    <w:p>
+      <w:pPr>
+        <w:ind w:left="720"/>
+        <w:rPr>
+          <w:rFonts w:ascii="Times New Roman" w:hAnsi="Times New Roman" w:cs="Times New Roman"/>
+          <w:b/>
+          <w:bCs/>
+        </w:rPr>
+      </w:pPr>
+      <w:r>
+        <w:rPr>
+          <w:rFonts w:ascii="Times New Roman" w:hAnsi="Times New Roman" w:cs="Times New Roman"/>
+          <w:b/>
+          <w:bCs/>
+        </w:rPr>
+        <w:t>1.2 Scope</w:t>
+      </w:r>
+    </w:p>
+    <w:p>
+      <w:pPr>
+        <w:ind w:left="720"/>
+        <w:rPr>
+          <w:rFonts w:ascii="Times New Roman" w:hAnsi="Times New Roman" w:cs="Times New Roman"/>
+        </w:rPr>
+      </w:pPr>
+      <w:r>
+        <w:rPr>
+          <w:rFonts w:ascii="Times New Roman" w:hAnsi="Times New Roman" w:cs="Times New Roman"/>
+        </w:rPr>
+        <w:t>The system will</w:t>
+      </w:r>
+      <w:r>
+        <w:rPr>
+          <w:rFonts w:ascii="Times New Roman" w:hAnsi="Times New Roman" w:cs="Times New Roman"/>
+        </w:rPr>
+        <w:t>,</w:t>
+      </w:r>
+    </w:p>
+    <w:p>
+      <w:pPr>
+        <w:pStyle w:val="ListParagraph"/>
+        <w:numPr>
+          <w:ilvl w:val="0"/>
+          <w:numId w:val="2"/>
+        </w:numPr>
+        <w:rPr>
+          <w:rFonts w:ascii="Times New Roman" w:hAnsi="Times New Roman" w:cs="Times New Roman"/>
+        </w:rPr>
+      </w:pPr>
+      <w:r>
+        <w:rPr>
+          <w:rFonts w:ascii="Times New Roman" w:hAnsi="Times New Roman" w:cs="Times New Roman"/>
+        </w:rPr>
+        <w:t>Manage students, teachers, and IT/admin users</w:t>
+      </w:r>
+    </w:p>
+    <w:p>
+      <w:pPr>
+        <w:pStyle w:val="ListParagraph"/>
+        <w:numPr>
+          <w:ilvl w:val="0"/>
+          <w:numId w:val="2"/>
+        </w:numPr>
+        <w:rPr>
+          <w:rFonts w:ascii="Times New Roman" w:hAnsi="Times New Roman" w:cs="Times New Roman"/>
+        </w:rPr>
+      </w:pPr>
+      <w:r>
+        <w:rPr>
+          <w:rFonts w:ascii="Times New Roman" w:hAnsi="Times New Roman" w:cs="Times New Roman"/>
+        </w:rPr>
+        <w:t>Handle academic records (marks, classes, subjects)</w:t>
+      </w:r>
+    </w:p>
+    <w:p>
+      <w:pPr>
+        <w:pStyle w:val="ListParagraph"/>
+        <w:numPr>
+          <w:ilvl w:val="0"/>
+          <w:numId w:val="2"/>
+        </w:numPr>
+        <w:rPr>
+          <w:rFonts w:ascii="Times New Roman" w:hAnsi="Times New Roman" w:cs="Times New Roman"/>
+        </w:rPr>
+      </w:pPr>
+      <w:r>
+        <w:rPr>
+          <w:rFonts w:ascii="Times New Roman" w:hAnsi="Times New Roman" w:cs="Times New Roman"/>
+        </w:rPr>
+        <w:t>Provide study materials (PDF &amp; YouTube links)</w:t>
+      </w:r>
+    </w:p>
+    <w:p>
+      <w:pPr>
+        <w:pStyle w:val="ListParagraph"/>
+        <w:numPr>
+          <w:ilvl w:val="0"/>
+          <w:numId w:val="2"/>
+        </w:numPr>
+        <w:rPr>
+          <w:rFonts w:ascii="Times New Roman" w:hAnsi="Times New Roman" w:cs="Times New Roman"/>
+        </w:rPr>
+      </w:pPr>
+      <w:r>
+        <w:rPr>
+          <w:rFonts w:ascii="Times New Roman" w:hAnsi="Times New Roman" w:cs="Times New Roman"/>
+        </w:rPr>
+        <w:t>Generate reports for students, teachers, and administration</w:t>
+      </w:r>
+    </w:p>
+    <w:p>
+      <w:pPr>
+        <w:pStyle w:val="ListParagraph"/>
+        <w:numPr>
+          <w:ilvl w:val="0"/>
+          <w:numId w:val="2"/>
+        </w:numPr>
+        <w:rPr>
+          <w:rFonts w:ascii="Times New Roman" w:hAnsi="Times New Roman" w:cs="Times New Roman"/>
+        </w:rPr>
+      </w:pPr>
+      <w:r>
+        <w:rPr>
+          <w:rFonts w:ascii="Times New Roman" w:hAnsi="Times New Roman" w:cs="Times New Roman"/>
+        </w:rPr>
+        <w:t>Support bilingual education (Sinhala &amp; English)</w:t>
+      </w:r>
+    </w:p>
+    <w:p>
+      <w:pPr>
+        <w:pStyle w:val="ListParagraph"/>
+        <w:numPr>
+          <w:ilvl w:val="0"/>
+          <w:numId w:val="2"/>
+        </w:numPr>
+        <w:rPr>
+          <w:rFonts w:ascii="Times New Roman" w:hAnsi="Times New Roman" w:cs="Times New Roman"/>
+        </w:rPr>
+      </w:pPr>
+      <w:r>
+        <w:rPr>
+          <w:rFonts w:ascii="Times New Roman" w:hAnsi="Times New Roman" w:cs="Times New Roman"/>
+        </w:rPr>
+        <w:t xml:space="preserve">Provide a </w:t>
+      </w:r>
+      <w:proofErr w:type="gramStart"/>
+      <w:r>
+        <w:rPr>
+          <w:rFonts w:ascii="Times New Roman" w:hAnsi="Times New Roman" w:cs="Times New Roman"/>
+        </w:rPr>
+        <w:t>public school</w:t>
+      </w:r>
+      <w:proofErr w:type="gramEnd"/>
+      <w:r>
+        <w:rPr>
+          <w:rFonts w:ascii="Times New Roman" w:hAnsi="Times New Roman" w:cs="Times New Roman"/>
+        </w:rPr>
+        <w:t xml:space="preserve"> website</w:t>
+      </w:r>
+      <w:r>
+        <w:rPr>
+          <w:rFonts w:ascii="Times New Roman" w:hAnsi="Times New Roman" w:cs="Times New Roman"/>
+        </w:rPr>
+        <w:t>.</w:t>
+      </w:r>
+    </w:p>
+    <w:p>
+      <w:pPr>
+        <w:rPr>
+          <w:rFonts w:ascii="Times New Roman" w:hAnsi="Times New Roman" w:cs="Times New Roman"/>
+        </w:rPr>
+      </w:pPr>
+    </w:p>
+    <w:p>
+      <w:pPr>
+        <w:ind w:left="720"/>
+        <w:rPr>
+          <w:rFonts w:ascii="Times New Roman" w:hAnsi="Times New Roman" w:cs="Times New Roman"/>
+          <w:b/>
+          <w:bCs/>
+        </w:rPr>
+      </w:pPr>
+      <w:r>
+        <w:rPr>
+          <w:rFonts w:ascii="Times New Roman" w:hAnsi="Times New Roman" w:cs="Times New Roman"/>
+          <w:b/>
+          <w:bCs/>
+        </w:rPr>
+        <w:t>1.3 Intended Audience</w:t>
+      </w:r>
+    </w:p>
+    <w:p>
+      <w:pPr>
+        <w:pStyle w:val="ListParagraph"/>
+        <w:numPr>
+          <w:ilvl w:val="0"/>
+          <w:numId w:val="3"/>
+        </w:numPr>
+        <w:rPr>
+          <w:rFonts w:ascii="Times New Roman" w:hAnsi="Times New Roman" w:cs="Times New Roman"/>
+        </w:rPr>
+      </w:pPr>
+      <w:r>
+        <w:rPr>
+          <w:rFonts w:ascii="Times New Roman" w:hAnsi="Times New Roman" w:cs="Times New Roman"/>
+        </w:rPr>
+        <w:t>Project supervisor / lecturers</w:t>
+      </w:r>
+    </w:p>
+    <w:p>
+      <w:pPr>
+        <w:pStyle w:val="ListParagraph"/>
+        <w:numPr>
+          <w:ilvl w:val="0"/>
+          <w:numId w:val="3"/>
+        </w:numPr>
+        <w:rPr>
+          <w:rFonts w:ascii="Times New Roman" w:hAnsi="Times New Roman" w:cs="Times New Roman"/>
+        </w:rPr>
+      </w:pPr>
+      <w:r>
+        <w:rPr>
+          <w:rFonts w:ascii="Times New Roman" w:hAnsi="Times New Roman" w:cs="Times New Roman"/>
+        </w:rPr>
+        <w:t>Development team</w:t>
+      </w:r>
+    </w:p>
+    <w:p>
+      <w:pPr>
+        <w:pStyle w:val="ListParagraph"/>
+        <w:numPr>
+          <w:ilvl w:val="0"/>
+          <w:numId w:val="3"/>
+        </w:numPr>
+        <w:rPr>
+          <w:rFonts w:ascii="Times New Roman" w:hAnsi="Times New Roman" w:cs="Times New Roman"/>
+        </w:rPr>
+      </w:pPr>
+      <w:r>
+        <w:rPr>
+          <w:rFonts w:ascii="Times New Roman" w:hAnsi="Times New Roman" w:cs="Times New Roman"/>
+        </w:rPr>
+        <w:t>School administration</w:t>
+      </w:r>
+    </w:p>
+    <w:p>
+      <w:pPr>
+        <w:rPr>
+          <w:rFonts w:ascii="Times New Roman" w:hAnsi="Times New Roman" w:cs="Times New Roman"/>
+        </w:rPr>
+      </w:pPr>
+    </w:p>
+    <w:p>
+      <w:pPr>
+        <w:ind w:left="720"/>
+        <w:rPr>
+          <w:rFonts w:ascii="Times New Roman" w:hAnsi="Times New Roman" w:cs="Times New Roman"/>
+          <w:b/>
+          <w:bCs/>
+        </w:rPr>
+      </w:pPr>
+      <w:r>
+        <w:rPr>
+          <w:rFonts w:ascii="Times New Roman" w:hAnsi="Times New Roman" w:cs="Times New Roman"/>
+          <w:b/>
+          <w:bCs/>
+        </w:rPr>
+        <w:t>1.4 Technologies Used</w:t>
+      </w:r>
+    </w:p>
+    <w:p>
+      <w:pPr>
+        <w:pStyle w:val="ListParagraph"/>
+        <w:numPr>
+          <w:ilvl w:val="0"/>
+          <w:numId w:val="4"/>
+        </w:numPr>
+        <w:rPr>
+          <w:rFonts w:ascii="Times New Roman" w:hAnsi="Times New Roman" w:cs="Times New Roman"/>
+        </w:rPr>
+      </w:pPr>
+      <w:r>
+        <w:rPr>
+          <w:rFonts w:ascii="Times New Roman" w:hAnsi="Times New Roman" w:cs="Times New Roman"/>
+        </w:rPr>
+        <w:t>Frontend: React.js</w:t>
+      </w:r>
+    </w:p>
+    <w:p>
+      <w:pPr>
+        <w:pStyle w:val="ListParagraph"/>
+        <w:numPr>
+          <w:ilvl w:val="0"/>
+          <w:numId w:val="4"/>
+        </w:numPr>
+        <w:rPr>
+          <w:rFonts w:ascii="Times New Roman" w:hAnsi="Times New Roman" w:cs="Times New Roman"/>
+        </w:rPr>
+      </w:pPr>
+      <w:r>
+        <w:rPr>
+          <w:rFonts w:ascii="Times New Roman" w:hAnsi="Times New Roman" w:cs="Times New Roman"/>
+        </w:rPr>
+        <w:t>Backend: Node.js + Express.js</w:t>
+      </w:r>
+    </w:p>
+    <w:p>
+      <w:pPr>
+        <w:pStyle w:val="ListParagraph"/>
+        <w:numPr>
+          <w:ilvl w:val="0"/>
+          <w:numId w:val="4"/>
+        </w:numPr>
+        <w:rPr>
+          <w:rFonts w:ascii="Times New Roman" w:hAnsi="Times New Roman" w:cs="Times New Roman"/>
+        </w:rPr>
+      </w:pPr>
+      <w:r>
+        <w:rPr>
+          <w:rFonts w:ascii="Times New Roman" w:hAnsi="Times New Roman" w:cs="Times New Roman"/>
+        </w:rPr>
+        <w:t>Database: MongoDB</w:t>
+      </w:r>
+    </w:p>
+    <w:p>
+      <w:pPr>
+        <w:pStyle w:val="ListParagraph"/>
+        <w:numPr>
+          <w:ilvl w:val="0"/>
+          <w:numId w:val="4"/>
+        </w:numPr>
+        <w:rPr>
+          <w:rFonts w:ascii="Times New Roman" w:hAnsi="Times New Roman" w:cs="Times New Roman"/>
+        </w:rPr>
+      </w:pPr>
+      <w:r>
+        <w:rPr>
+          <w:rFonts w:ascii="Times New Roman" w:hAnsi="Times New Roman" w:cs="Times New Roman"/>
+        </w:rPr>
+        <w:t>File Storage: Cloud base</w:t>
+      </w:r>
+    </w:p>
+    <w:p>
+      <w:pPr>
+        <w:pStyle w:val="ListParagraph"/>
+        <w:ind w:left="1440"/>
+        <w:rPr>
+          <w:rFonts w:ascii="Times New Roman" w:hAnsi="Times New Roman" w:cs="Times New Roman"/>
+        </w:rPr>
+      </w:pPr>
+    </w:p>
+    <w:p>
+      <w:pPr>
+        <w:pStyle w:val="ListParagraph"/>
+        <w:ind w:left="1440"/>
+        <w:rPr>
+          <w:rFonts w:ascii="Times New Roman" w:hAnsi="Times New Roman" w:cs="Times New Roman"/>
+        </w:rPr>
+      </w:pPr>
+    </w:p>
+    <w:p>
+      <w:pPr>
+        <w:pStyle w:val="ListParagraph"/>
+        <w:ind w:left="1440"/>
+        <w:rPr>
+          <w:rFonts w:ascii="Times New Roman" w:hAnsi="Times New Roman" w:cs="Times New Roman"/>
+        </w:rPr>
+      </w:pPr>
+    </w:p>
+    <w:p>
+      <w:pPr>
+        <w:pStyle w:val="ListParagraph"/>
+        <w:ind w:left="1440"/>
+        <w:rPr>
+          <w:rFonts w:ascii="Times New Roman" w:hAnsi="Times New Roman" w:cs="Times New Roman"/>
+        </w:rPr>
+      </w:pPr>
+    </w:p>
+    <w:p>
+      <w:pPr>
+        <w:pStyle w:val="ListParagraph"/>
+        <w:ind w:left="1440"/>
+        <w:rPr>
+          <w:rFonts w:ascii="Times New Roman" w:hAnsi="Times New Roman" w:cs="Times New Roman"/>
+        </w:rPr>
+      </w:pPr>
+    </w:p>
+    <w:p>
+      <w:pPr>
+        <w:pStyle w:val="ListParagraph"/>
+        <w:ind w:left="1440"/>
+        <w:rPr>
+          <w:rFonts w:ascii="Times New Roman" w:hAnsi="Times New Roman" w:cs="Times New Roman"/>
+        </w:rPr>
+      </w:pPr>
+    </w:p>
+    <w:p>
+      <w:pPr>
+        <w:pStyle w:val="ListParagraph"/>
+        <w:ind w:left="1440"/>
+        <w:rPr>
+          <w:rFonts w:ascii="Times New Roman" w:hAnsi="Times New Roman" w:cs="Times New Roman"/>
+        </w:rPr>
+      </w:pPr>
+    </w:p>
+    <w:p>
+      <w:pPr>
+        <w:pStyle w:val="ListParagraph"/>
+        <w:ind w:left="1440"/>
+        <w:rPr>
+          <w:rFonts w:ascii="Times New Roman" w:hAnsi="Times New Roman" w:cs="Times New Roman"/>
+        </w:rPr>
+      </w:pPr>
+    </w:p>
+    <w:p>
+      <w:pPr>
+        <w:pStyle w:val="ListParagraph"/>
+        <w:numPr>
+          <w:ilvl w:val="0"/>
+          <w:numId w:val="1"/>
+        </w:numPr>
+        <w:rPr>
+          <w:rFonts w:ascii="Times New Roman" w:hAnsi="Times New Roman" w:cs="Times New Roman"/>
+          <w:b/>
+          <w:bCs/>
+        </w:rPr>
+      </w:pPr>
+      <w:r>
+        <w:rPr>
+          <w:rFonts w:ascii="Times New Roman" w:hAnsi="Times New Roman" w:cs="Times New Roman"/>
+          <w:b/>
+          <w:bCs/>
+        </w:rPr>
         <w:lastRenderedPageBreak/>
         <w:t>OVERALL DESCRIPTION</w:t>
       </w:r>
@@ -547,21 +775,19 @@
     </w:p>
     <w:p>
       <w:pPr>
-        <w:rPr>
-          <w:rFonts w:ascii="Times New Roman" w:hAnsi="Times New Roman" w:cs="Times New Roman"/>
-        </w:rPr>
-      </w:pPr>
-    </w:p>
-    <w:p>
-      <w:pPr>
-        <w:rPr>
-          <w:rFonts w:ascii="Times New Roman" w:hAnsi="Times New Roman" w:cs="Times New Roman"/>
-        </w:rPr>
-      </w:pPr>
-    </w:p>
-    <w:p>
-      <w:pPr>
         <w:ind w:left="720"/>
+        <w:rPr>
+          <w:rFonts w:ascii="Times New Roman" w:hAnsi="Times New Roman" w:cs="Times New Roman"/>
+        </w:rPr>
+      </w:pPr>
+    </w:p>
+    <w:p>
+      <w:pPr>
+        <w:pStyle w:val="ListParagraph"/>
+        <w:numPr>
+          <w:ilvl w:val="2"/>
+          <w:numId w:val="1"/>
+        </w:numPr>
         <w:rPr>
           <w:rFonts w:ascii="Times New Roman" w:hAnsi="Times New Roman" w:cs="Times New Roman"/>
           <w:b/>
@@ -573,352 +799,487 @@
           <w:rFonts w:ascii="Times New Roman" w:hAnsi="Times New Roman" w:cs="Times New Roman"/>
           <w:b/>
           <w:bCs/>
-        </w:rPr>
-        <w:t>2.2 User Classes and Characteristics</w:t>
-      </w:r>
-    </w:p>
-    <w:p>
-      <w:pPr>
-        <w:ind w:left="720"/>
-        <w:rPr>
-          <w:rFonts w:ascii="Times New Roman" w:hAnsi="Times New Roman" w:cs="Times New Roman"/>
-        </w:rPr>
-      </w:pPr>
-      <w:r>
-        <w:rPr>
-          <w:rFonts w:ascii="Times New Roman" w:hAnsi="Times New Roman" w:cs="Times New Roman"/>
-        </w:rPr>
-        <w:t>Admin</w:t>
-      </w:r>
-    </w:p>
-    <w:p>
-      <w:pPr>
-        <w:pStyle w:val="ListParagraph"/>
-        <w:numPr>
-          <w:ilvl w:val="0"/>
-          <w:numId w:val="5"/>
-        </w:numPr>
-        <w:rPr>
-          <w:rFonts w:ascii="Times New Roman" w:hAnsi="Times New Roman" w:cs="Times New Roman"/>
-        </w:rPr>
-      </w:pPr>
-      <w:r>
-        <w:rPr>
-          <w:rFonts w:ascii="Times New Roman" w:hAnsi="Times New Roman" w:cs="Times New Roman"/>
-        </w:rPr>
-        <w:t>Full system control</w:t>
-      </w:r>
-    </w:p>
-    <w:p>
-      <w:pPr>
-        <w:pStyle w:val="ListParagraph"/>
-        <w:numPr>
-          <w:ilvl w:val="0"/>
-          <w:numId w:val="5"/>
-        </w:numPr>
-        <w:rPr>
-          <w:rFonts w:ascii="Times New Roman" w:hAnsi="Times New Roman" w:cs="Times New Roman"/>
-        </w:rPr>
-      </w:pPr>
-      <w:r>
-        <w:rPr>
-          <w:rFonts w:ascii="Times New Roman" w:hAnsi="Times New Roman" w:cs="Times New Roman"/>
-        </w:rPr>
-        <w:t>User and class management</w:t>
-      </w:r>
-    </w:p>
-    <w:p>
-      <w:pPr>
-        <w:pStyle w:val="ListParagraph"/>
-        <w:numPr>
-          <w:ilvl w:val="0"/>
-          <w:numId w:val="5"/>
-        </w:numPr>
-        <w:rPr>
-          <w:rFonts w:ascii="Times New Roman" w:hAnsi="Times New Roman" w:cs="Times New Roman"/>
-        </w:rPr>
-      </w:pPr>
-      <w:r>
-        <w:rPr>
-          <w:rFonts w:ascii="Times New Roman" w:hAnsi="Times New Roman" w:cs="Times New Roman"/>
-        </w:rPr>
-        <w:t>Report generation</w:t>
-      </w:r>
-    </w:p>
-    <w:p>
-      <w:pPr>
-        <w:rPr>
-          <w:rFonts w:ascii="Times New Roman" w:hAnsi="Times New Roman" w:cs="Times New Roman"/>
-        </w:rPr>
-      </w:pPr>
-    </w:p>
-    <w:p>
-      <w:pPr>
-        <w:ind w:left="720"/>
-        <w:rPr>
-          <w:rFonts w:ascii="Times New Roman" w:hAnsi="Times New Roman" w:cs="Times New Roman"/>
-        </w:rPr>
-      </w:pPr>
-      <w:r>
-        <w:rPr>
-          <w:rFonts w:ascii="Times New Roman" w:hAnsi="Times New Roman" w:cs="Times New Roman"/>
-        </w:rPr>
-        <w:t>IT Section</w:t>
-      </w:r>
-      <w:r>
-        <w:rPr>
-          <w:rFonts w:ascii="Times New Roman" w:hAnsi="Times New Roman" w:cs="Times New Roman"/>
-        </w:rPr>
-        <w:t>/technical officer</w:t>
-      </w:r>
-    </w:p>
-    <w:p>
-      <w:pPr>
-        <w:pStyle w:val="ListParagraph"/>
-        <w:numPr>
-          <w:ilvl w:val="0"/>
-          <w:numId w:val="6"/>
-        </w:numPr>
-        <w:rPr>
-          <w:rFonts w:ascii="Times New Roman" w:hAnsi="Times New Roman" w:cs="Times New Roman"/>
-        </w:rPr>
-      </w:pPr>
-      <w:r>
-        <w:rPr>
-          <w:rFonts w:ascii="Times New Roman" w:hAnsi="Times New Roman" w:cs="Times New Roman"/>
-        </w:rPr>
-        <w:t>Manage users and classes</w:t>
-      </w:r>
-    </w:p>
-    <w:p>
-      <w:pPr>
-        <w:pStyle w:val="ListParagraph"/>
-        <w:numPr>
-          <w:ilvl w:val="0"/>
-          <w:numId w:val="6"/>
-        </w:numPr>
-        <w:rPr>
-          <w:rFonts w:ascii="Times New Roman" w:hAnsi="Times New Roman" w:cs="Times New Roman"/>
-        </w:rPr>
-      </w:pPr>
-      <w:r>
-        <w:rPr>
-          <w:rFonts w:ascii="Times New Roman" w:hAnsi="Times New Roman" w:cs="Times New Roman"/>
-        </w:rPr>
-        <w:t>Update website content</w:t>
-      </w:r>
-    </w:p>
-    <w:p>
-      <w:pPr>
-        <w:pStyle w:val="ListParagraph"/>
-        <w:numPr>
-          <w:ilvl w:val="0"/>
-          <w:numId w:val="6"/>
-        </w:numPr>
-        <w:rPr>
-          <w:rFonts w:ascii="Times New Roman" w:hAnsi="Times New Roman" w:cs="Times New Roman"/>
-        </w:rPr>
-      </w:pPr>
-      <w:r>
-        <w:rPr>
-          <w:rFonts w:ascii="Times New Roman" w:hAnsi="Times New Roman" w:cs="Times New Roman"/>
-        </w:rPr>
-        <w:t>System maintenance</w:t>
-      </w:r>
-    </w:p>
-    <w:p>
-      <w:pPr>
-        <w:rPr>
-          <w:rFonts w:ascii="Times New Roman" w:hAnsi="Times New Roman" w:cs="Times New Roman"/>
-        </w:rPr>
-      </w:pPr>
-    </w:p>
-    <w:p>
-      <w:pPr>
-        <w:ind w:left="720"/>
-        <w:rPr>
-          <w:rFonts w:ascii="Times New Roman" w:hAnsi="Times New Roman" w:cs="Times New Roman"/>
-        </w:rPr>
-      </w:pPr>
-      <w:r>
-        <w:rPr>
-          <w:rFonts w:ascii="Times New Roman" w:hAnsi="Times New Roman" w:cs="Times New Roman"/>
-        </w:rPr>
-        <w:t>Teacher</w:t>
-      </w:r>
-    </w:p>
-    <w:p>
-      <w:pPr>
-        <w:pStyle w:val="ListParagraph"/>
-        <w:numPr>
-          <w:ilvl w:val="0"/>
-          <w:numId w:val="7"/>
-        </w:numPr>
-        <w:rPr>
-          <w:rFonts w:ascii="Times New Roman" w:hAnsi="Times New Roman" w:cs="Times New Roman"/>
-        </w:rPr>
-      </w:pPr>
-      <w:r>
-        <w:rPr>
-          <w:rFonts w:ascii="Times New Roman" w:hAnsi="Times New Roman" w:cs="Times New Roman"/>
-        </w:rPr>
-        <w:t>Upload marks</w:t>
-      </w:r>
-    </w:p>
-    <w:p>
-      <w:pPr>
-        <w:pStyle w:val="ListParagraph"/>
-        <w:numPr>
-          <w:ilvl w:val="0"/>
-          <w:numId w:val="7"/>
-        </w:numPr>
-        <w:rPr>
-          <w:rFonts w:ascii="Times New Roman" w:hAnsi="Times New Roman" w:cs="Times New Roman"/>
-        </w:rPr>
-      </w:pPr>
-      <w:r>
-        <w:rPr>
-          <w:rFonts w:ascii="Times New Roman" w:hAnsi="Times New Roman" w:cs="Times New Roman"/>
-        </w:rPr>
-        <w:t>Upload study materials</w:t>
-      </w:r>
-    </w:p>
-    <w:p>
-      <w:pPr>
-        <w:pStyle w:val="ListParagraph"/>
-        <w:numPr>
-          <w:ilvl w:val="0"/>
-          <w:numId w:val="7"/>
-        </w:numPr>
-        <w:rPr>
-          <w:rFonts w:ascii="Times New Roman" w:hAnsi="Times New Roman" w:cs="Times New Roman"/>
-        </w:rPr>
-      </w:pPr>
-      <w:r>
-        <w:rPr>
-          <w:rFonts w:ascii="Times New Roman" w:hAnsi="Times New Roman" w:cs="Times New Roman"/>
-        </w:rPr>
-        <w:t>View student performance</w:t>
-      </w:r>
-    </w:p>
-    <w:p>
-      <w:pPr>
-        <w:rPr>
-          <w:rFonts w:ascii="Times New Roman" w:hAnsi="Times New Roman" w:cs="Times New Roman"/>
-        </w:rPr>
-      </w:pPr>
-    </w:p>
-    <w:p>
-      <w:pPr>
-        <w:ind w:left="720"/>
-        <w:rPr>
-          <w:rFonts w:ascii="Times New Roman" w:hAnsi="Times New Roman" w:cs="Times New Roman"/>
-        </w:rPr>
-      </w:pPr>
-      <w:r>
-        <w:rPr>
-          <w:rFonts w:ascii="Times New Roman" w:hAnsi="Times New Roman" w:cs="Times New Roman"/>
-        </w:rPr>
-        <w:t>Student</w:t>
-      </w:r>
-    </w:p>
-    <w:p>
-      <w:pPr>
-        <w:pStyle w:val="ListParagraph"/>
-        <w:numPr>
-          <w:ilvl w:val="0"/>
-          <w:numId w:val="8"/>
-        </w:numPr>
-        <w:rPr>
-          <w:rFonts w:ascii="Times New Roman" w:hAnsi="Times New Roman" w:cs="Times New Roman"/>
-        </w:rPr>
-      </w:pPr>
-      <w:r>
-        <w:rPr>
-          <w:rFonts w:ascii="Times New Roman" w:hAnsi="Times New Roman" w:cs="Times New Roman"/>
-        </w:rPr>
-        <w:t>View marks and materials</w:t>
-      </w:r>
-    </w:p>
-    <w:p>
-      <w:pPr>
-        <w:pStyle w:val="ListParagraph"/>
-        <w:numPr>
-          <w:ilvl w:val="0"/>
-          <w:numId w:val="8"/>
-        </w:numPr>
-        <w:rPr>
-          <w:rFonts w:ascii="Times New Roman" w:hAnsi="Times New Roman" w:cs="Times New Roman"/>
-        </w:rPr>
-      </w:pPr>
-      <w:r>
-        <w:rPr>
-          <w:rFonts w:ascii="Times New Roman" w:hAnsi="Times New Roman" w:cs="Times New Roman"/>
-        </w:rPr>
-        <w:t>Access reports (parent view)</w:t>
-      </w:r>
-    </w:p>
-    <w:p>
-      <w:pPr>
-        <w:pStyle w:val="ListParagraph"/>
-        <w:numPr>
-          <w:ilvl w:val="0"/>
-          <w:numId w:val="8"/>
-        </w:numPr>
-        <w:rPr>
-          <w:rFonts w:ascii="Times New Roman" w:hAnsi="Times New Roman" w:cs="Times New Roman"/>
-        </w:rPr>
-      </w:pPr>
-      <w:r>
-        <w:rPr>
-          <w:rFonts w:ascii="Times New Roman" w:hAnsi="Times New Roman" w:cs="Times New Roman"/>
-        </w:rPr>
-        <w:t>Manage profile</w:t>
-      </w:r>
-    </w:p>
-    <w:p>
-      <w:pPr>
-        <w:rPr>
-          <w:rFonts w:ascii="Times New Roman" w:hAnsi="Times New Roman" w:cs="Times New Roman"/>
-        </w:rPr>
-      </w:pPr>
-    </w:p>
-    <w:p>
-      <w:pPr>
-        <w:rPr>
-          <w:rFonts w:ascii="Times New Roman" w:hAnsi="Times New Roman" w:cs="Times New Roman"/>
-        </w:rPr>
-      </w:pPr>
-    </w:p>
-    <w:p>
-      <w:pPr>
-        <w:rPr>
-          <w:rFonts w:ascii="Times New Roman" w:hAnsi="Times New Roman" w:cs="Times New Roman"/>
-        </w:rPr>
-      </w:pPr>
-    </w:p>
-    <w:p>
-      <w:pPr>
-        <w:rPr>
-          <w:rFonts w:ascii="Times New Roman" w:hAnsi="Times New Roman" w:cs="Times New Roman"/>
-        </w:rPr>
-      </w:pPr>
-    </w:p>
-    <w:p>
-      <w:pPr>
-        <w:ind w:left="720"/>
+          <w:noProof/>
+        </w:rPr>
+        <w:drawing>
+          <wp:anchor distT="0" distB="0" distL="114300" distR="114300" simplePos="0" relativeHeight="251660288" behindDoc="1" locked="0" layoutInCell="1" allowOverlap="1" wp14:anchorId="5A5EF661" wp14:editId="088DE9F3">
+            <wp:simplePos x="0" y="0"/>
+            <wp:positionH relativeFrom="margin">
+              <wp:align>right</wp:align>
+            </wp:positionH>
+            <wp:positionV relativeFrom="paragraph">
+              <wp:posOffset>461010</wp:posOffset>
+            </wp:positionV>
+            <wp:extent cx="5943600" cy="5617845"/>
+            <wp:effectExtent l="0" t="0" r="0" b="1905"/>
+            <wp:wrapTight wrapText="bothSides">
+              <wp:wrapPolygon edited="0">
+                <wp:start x="0" y="0"/>
+                <wp:lineTo x="0" y="21534"/>
+                <wp:lineTo x="21531" y="21534"/>
+                <wp:lineTo x="21531" y="0"/>
+                <wp:lineTo x="0" y="0"/>
+              </wp:wrapPolygon>
+            </wp:wrapTight>
+            <wp:docPr id="84348987" name="Picture 1"/>
+            <wp:cNvGraphicFramePr>
+              <a:graphicFrameLocks xmlns:a="http://schemas.openxmlformats.org/drawingml/2006/main" noChangeAspect="1"/>
+            </wp:cNvGraphicFramePr>
+            <a:graphic xmlns:a="http://schemas.openxmlformats.org/drawingml/2006/main">
+              <a:graphicData uri="http://schemas.openxmlformats.org/drawingml/2006/picture">
+                <pic:pic xmlns:pic="http://schemas.openxmlformats.org/drawingml/2006/picture">
+                  <pic:nvPicPr>
+                    <pic:cNvPr id="84348987" name="Picture 84348987"/>
+                    <pic:cNvPicPr/>
+                  </pic:nvPicPr>
+                  <pic:blipFill>
+                    <a:blip r:embed="rId6">
+                      <a:extLst>
+                        <a:ext uri="{28A0092B-C50C-407E-A947-70E740481C1C}">
+                          <a14:useLocalDpi xmlns:a14="http://schemas.microsoft.com/office/drawing/2010/main" val="0"/>
+                        </a:ext>
+                      </a:extLst>
+                    </a:blip>
+                    <a:stretch>
+                      <a:fillRect/>
+                    </a:stretch>
+                  </pic:blipFill>
+                  <pic:spPr>
+                    <a:xfrm>
+                      <a:off x="0" y="0"/>
+                      <a:ext cx="5943600" cy="5617845"/>
+                    </a:xfrm>
+                    <a:prstGeom prst="rect">
+                      <a:avLst/>
+                    </a:prstGeom>
+                  </pic:spPr>
+                </pic:pic>
+              </a:graphicData>
+            </a:graphic>
+          </wp:anchor>
+        </w:drawing>
+      </w:r>
+      <w:r>
         <w:rPr>
           <w:rFonts w:ascii="Times New Roman" w:hAnsi="Times New Roman" w:cs="Times New Roman"/>
           <w:b/>
           <w:bCs/>
         </w:rPr>
-      </w:pPr>
-      <w:r>
+        <w:t>Use Case Diagram</w:t>
+      </w:r>
+    </w:p>
+    <w:p>
+      <w:pPr>
         <w:rPr>
           <w:rFonts w:ascii="Times New Roman" w:hAnsi="Times New Roman" w:cs="Times New Roman"/>
           <w:b/>
           <w:bCs/>
         </w:rPr>
+      </w:pPr>
+    </w:p>
+    <w:p>
+      <w:pPr>
+        <w:rPr>
+          <w:rFonts w:ascii="Times New Roman" w:hAnsi="Times New Roman" w:cs="Times New Roman"/>
+        </w:rPr>
+      </w:pPr>
+    </w:p>
+    <w:p>
+      <w:pPr>
+        <w:rPr>
+          <w:rFonts w:ascii="Times New Roman" w:hAnsi="Times New Roman" w:cs="Times New Roman"/>
+        </w:rPr>
+      </w:pPr>
+    </w:p>
+    <w:p>
+      <w:pPr>
+        <w:ind w:left="720"/>
+        <w:rPr>
+          <w:rFonts w:ascii="Times New Roman" w:hAnsi="Times New Roman" w:cs="Times New Roman"/>
+          <w:b/>
+          <w:bCs/>
+        </w:rPr>
+      </w:pPr>
+      <w:r>
+        <w:rPr>
+          <w:rFonts w:ascii="Times New Roman" w:hAnsi="Times New Roman" w:cs="Times New Roman"/>
+          <w:b/>
+          <w:bCs/>
+        </w:rPr>
+        <w:t>2.2 User Classes and Characteristics</w:t>
+      </w:r>
+    </w:p>
+    <w:p>
+      <w:pPr>
+        <w:ind w:left="720"/>
+        <w:rPr>
+          <w:rFonts w:ascii="Times New Roman" w:hAnsi="Times New Roman" w:cs="Times New Roman"/>
+        </w:rPr>
+      </w:pPr>
+      <w:r>
+        <w:rPr>
+          <w:rFonts w:ascii="Times New Roman" w:hAnsi="Times New Roman" w:cs="Times New Roman"/>
+        </w:rPr>
+        <w:t>Admin</w:t>
+      </w:r>
+    </w:p>
+    <w:p>
+      <w:pPr>
+        <w:pStyle w:val="ListParagraph"/>
+        <w:numPr>
+          <w:ilvl w:val="0"/>
+          <w:numId w:val="5"/>
+        </w:numPr>
+        <w:rPr>
+          <w:rFonts w:ascii="Times New Roman" w:hAnsi="Times New Roman" w:cs="Times New Roman"/>
+        </w:rPr>
+      </w:pPr>
+      <w:r>
+        <w:rPr>
+          <w:rFonts w:ascii="Times New Roman" w:hAnsi="Times New Roman" w:cs="Times New Roman"/>
+        </w:rPr>
+        <w:t>Full system control</w:t>
+      </w:r>
+    </w:p>
+    <w:p>
+      <w:pPr>
+        <w:pStyle w:val="ListParagraph"/>
+        <w:numPr>
+          <w:ilvl w:val="0"/>
+          <w:numId w:val="5"/>
+        </w:numPr>
+        <w:rPr>
+          <w:rFonts w:ascii="Times New Roman" w:hAnsi="Times New Roman" w:cs="Times New Roman"/>
+        </w:rPr>
+      </w:pPr>
+      <w:r>
+        <w:rPr>
+          <w:rFonts w:ascii="Times New Roman" w:hAnsi="Times New Roman" w:cs="Times New Roman"/>
+        </w:rPr>
+        <w:t>User and class management</w:t>
+      </w:r>
+    </w:p>
+    <w:p>
+      <w:pPr>
+        <w:pStyle w:val="ListParagraph"/>
+        <w:numPr>
+          <w:ilvl w:val="0"/>
+          <w:numId w:val="5"/>
+        </w:numPr>
+        <w:rPr>
+          <w:rFonts w:ascii="Times New Roman" w:hAnsi="Times New Roman" w:cs="Times New Roman"/>
+        </w:rPr>
+      </w:pPr>
+      <w:r>
+        <w:rPr>
+          <w:rFonts w:ascii="Times New Roman" w:hAnsi="Times New Roman" w:cs="Times New Roman"/>
+        </w:rPr>
+        <w:t>Report generation</w:t>
+      </w:r>
+    </w:p>
+    <w:p>
+      <w:pPr>
+        <w:rPr>
+          <w:rFonts w:ascii="Times New Roman" w:hAnsi="Times New Roman" w:cs="Times New Roman"/>
+        </w:rPr>
+      </w:pPr>
+    </w:p>
+    <w:p>
+      <w:pPr>
+        <w:ind w:left="720"/>
+        <w:rPr>
+          <w:rFonts w:ascii="Times New Roman" w:hAnsi="Times New Roman" w:cs="Times New Roman"/>
+        </w:rPr>
+      </w:pPr>
+      <w:r>
+        <w:rPr>
+          <w:rFonts w:ascii="Times New Roman" w:hAnsi="Times New Roman" w:cs="Times New Roman"/>
+        </w:rPr>
+        <w:t>IT Section/technical officer</w:t>
+      </w:r>
+    </w:p>
+    <w:p>
+      <w:pPr>
+        <w:pStyle w:val="ListParagraph"/>
+        <w:numPr>
+          <w:ilvl w:val="0"/>
+          <w:numId w:val="6"/>
+        </w:numPr>
+        <w:rPr>
+          <w:rFonts w:ascii="Times New Roman" w:hAnsi="Times New Roman" w:cs="Times New Roman"/>
+        </w:rPr>
+      </w:pPr>
+      <w:r>
+        <w:rPr>
+          <w:rFonts w:ascii="Times New Roman" w:hAnsi="Times New Roman" w:cs="Times New Roman"/>
+        </w:rPr>
+        <w:t>Manage users and classes</w:t>
+      </w:r>
+    </w:p>
+    <w:p>
+      <w:pPr>
+        <w:pStyle w:val="ListParagraph"/>
+        <w:numPr>
+          <w:ilvl w:val="0"/>
+          <w:numId w:val="6"/>
+        </w:numPr>
+        <w:rPr>
+          <w:rFonts w:ascii="Times New Roman" w:hAnsi="Times New Roman" w:cs="Times New Roman"/>
+        </w:rPr>
+      </w:pPr>
+      <w:r>
+        <w:rPr>
+          <w:rFonts w:ascii="Times New Roman" w:hAnsi="Times New Roman" w:cs="Times New Roman"/>
+        </w:rPr>
+        <w:t>Update website content</w:t>
+      </w:r>
+    </w:p>
+    <w:p>
+      <w:pPr>
+        <w:pStyle w:val="ListParagraph"/>
+        <w:numPr>
+          <w:ilvl w:val="0"/>
+          <w:numId w:val="6"/>
+        </w:numPr>
+        <w:rPr>
+          <w:rFonts w:ascii="Times New Roman" w:hAnsi="Times New Roman" w:cs="Times New Roman"/>
+        </w:rPr>
+      </w:pPr>
+      <w:r>
+        <w:rPr>
+          <w:rFonts w:ascii="Times New Roman" w:hAnsi="Times New Roman" w:cs="Times New Roman"/>
+        </w:rPr>
+        <w:t>System maintenance</w:t>
+      </w:r>
+    </w:p>
+    <w:p>
+      <w:pPr>
+        <w:rPr>
+          <w:rFonts w:ascii="Times New Roman" w:hAnsi="Times New Roman" w:cs="Times New Roman"/>
+        </w:rPr>
+      </w:pPr>
+    </w:p>
+    <w:p>
+      <w:pPr>
+        <w:ind w:left="720"/>
+        <w:rPr>
+          <w:rFonts w:ascii="Times New Roman" w:hAnsi="Times New Roman" w:cs="Times New Roman"/>
+        </w:rPr>
+      </w:pPr>
+      <w:r>
+        <w:rPr>
+          <w:rFonts w:ascii="Times New Roman" w:hAnsi="Times New Roman" w:cs="Times New Roman"/>
+        </w:rPr>
+        <w:t>Teacher</w:t>
+      </w:r>
+    </w:p>
+    <w:p>
+      <w:pPr>
+        <w:pStyle w:val="ListParagraph"/>
+        <w:numPr>
+          <w:ilvl w:val="0"/>
+          <w:numId w:val="7"/>
+        </w:numPr>
+        <w:rPr>
+          <w:rFonts w:ascii="Times New Roman" w:hAnsi="Times New Roman" w:cs="Times New Roman"/>
+        </w:rPr>
+      </w:pPr>
+      <w:r>
+        <w:rPr>
+          <w:rFonts w:ascii="Times New Roman" w:hAnsi="Times New Roman" w:cs="Times New Roman"/>
+        </w:rPr>
+        <w:t>Upload marks</w:t>
+      </w:r>
+    </w:p>
+    <w:p>
+      <w:pPr>
+        <w:pStyle w:val="ListParagraph"/>
+        <w:numPr>
+          <w:ilvl w:val="0"/>
+          <w:numId w:val="7"/>
+        </w:numPr>
+        <w:rPr>
+          <w:rFonts w:ascii="Times New Roman" w:hAnsi="Times New Roman" w:cs="Times New Roman"/>
+        </w:rPr>
+      </w:pPr>
+      <w:r>
+        <w:rPr>
+          <w:rFonts w:ascii="Times New Roman" w:hAnsi="Times New Roman" w:cs="Times New Roman"/>
+        </w:rPr>
+        <w:t>Upload study materials</w:t>
+      </w:r>
+    </w:p>
+    <w:p>
+      <w:pPr>
+        <w:pStyle w:val="ListParagraph"/>
+        <w:numPr>
+          <w:ilvl w:val="0"/>
+          <w:numId w:val="7"/>
+        </w:numPr>
+        <w:rPr>
+          <w:rFonts w:ascii="Times New Roman" w:hAnsi="Times New Roman" w:cs="Times New Roman"/>
+        </w:rPr>
+      </w:pPr>
+      <w:r>
+        <w:rPr>
+          <w:rFonts w:ascii="Times New Roman" w:hAnsi="Times New Roman" w:cs="Times New Roman"/>
+        </w:rPr>
+        <w:t>View student performance</w:t>
+      </w:r>
+    </w:p>
+    <w:p>
+      <w:pPr>
+        <w:rPr>
+          <w:rFonts w:ascii="Times New Roman" w:hAnsi="Times New Roman" w:cs="Times New Roman"/>
+        </w:rPr>
+      </w:pPr>
+    </w:p>
+    <w:p>
+      <w:pPr>
+        <w:ind w:left="720"/>
+        <w:rPr>
+          <w:rFonts w:ascii="Times New Roman" w:hAnsi="Times New Roman" w:cs="Times New Roman"/>
+        </w:rPr>
+      </w:pPr>
+      <w:r>
+        <w:rPr>
+          <w:rFonts w:ascii="Times New Roman" w:hAnsi="Times New Roman" w:cs="Times New Roman"/>
+        </w:rPr>
+        <w:t>Student</w:t>
+      </w:r>
+    </w:p>
+    <w:p>
+      <w:pPr>
+        <w:pStyle w:val="ListParagraph"/>
+        <w:numPr>
+          <w:ilvl w:val="0"/>
+          <w:numId w:val="8"/>
+        </w:numPr>
+        <w:rPr>
+          <w:rFonts w:ascii="Times New Roman" w:hAnsi="Times New Roman" w:cs="Times New Roman"/>
+        </w:rPr>
+      </w:pPr>
+      <w:r>
+        <w:rPr>
+          <w:rFonts w:ascii="Times New Roman" w:hAnsi="Times New Roman" w:cs="Times New Roman"/>
+        </w:rPr>
+        <w:t>View marks and materials</w:t>
+      </w:r>
+    </w:p>
+    <w:p>
+      <w:pPr>
+        <w:pStyle w:val="ListParagraph"/>
+        <w:numPr>
+          <w:ilvl w:val="0"/>
+          <w:numId w:val="8"/>
+        </w:numPr>
+        <w:rPr>
+          <w:rFonts w:ascii="Times New Roman" w:hAnsi="Times New Roman" w:cs="Times New Roman"/>
+        </w:rPr>
+      </w:pPr>
+      <w:r>
+        <w:rPr>
+          <w:rFonts w:ascii="Times New Roman" w:hAnsi="Times New Roman" w:cs="Times New Roman"/>
+        </w:rPr>
+        <w:t>Access reports (parent view)</w:t>
+      </w:r>
+    </w:p>
+    <w:p>
+      <w:pPr>
+        <w:pStyle w:val="ListParagraph"/>
+        <w:numPr>
+          <w:ilvl w:val="0"/>
+          <w:numId w:val="8"/>
+        </w:numPr>
+        <w:rPr>
+          <w:rFonts w:ascii="Times New Roman" w:hAnsi="Times New Roman" w:cs="Times New Roman"/>
+        </w:rPr>
+      </w:pPr>
+      <w:r>
+        <w:rPr>
+          <w:rFonts w:ascii="Times New Roman" w:hAnsi="Times New Roman" w:cs="Times New Roman"/>
+        </w:rPr>
+        <w:t>Manage profile</w:t>
+      </w:r>
+    </w:p>
+    <w:p>
+      <w:pPr>
+        <w:rPr>
+          <w:rFonts w:ascii="Times New Roman" w:hAnsi="Times New Roman" w:cs="Times New Roman"/>
+        </w:rPr>
+      </w:pPr>
+    </w:p>
+    <w:p>
+      <w:pPr>
+        <w:rPr>
+          <w:rFonts w:ascii="Times New Roman" w:hAnsi="Times New Roman" w:cs="Times New Roman"/>
+        </w:rPr>
+      </w:pPr>
+    </w:p>
+    <w:p>
+      <w:pPr>
+        <w:rPr>
+          <w:rFonts w:ascii="Times New Roman" w:hAnsi="Times New Roman" w:cs="Times New Roman"/>
+        </w:rPr>
+      </w:pPr>
+    </w:p>
+    <w:p>
+      <w:pPr>
+        <w:rPr>
+          <w:rFonts w:ascii="Times New Roman" w:hAnsi="Times New Roman" w:cs="Times New Roman"/>
+        </w:rPr>
+      </w:pPr>
+    </w:p>
+    <w:p>
+      <w:pPr>
+        <w:rPr>
+          <w:rFonts w:ascii="Times New Roman" w:hAnsi="Times New Roman" w:cs="Times New Roman"/>
+        </w:rPr>
+      </w:pPr>
+    </w:p>
+    <w:p>
+      <w:pPr>
+        <w:rPr>
+          <w:rFonts w:ascii="Times New Roman" w:hAnsi="Times New Roman" w:cs="Times New Roman"/>
+        </w:rPr>
+      </w:pPr>
+    </w:p>
+    <w:p>
+      <w:pPr>
+        <w:rPr>
+          <w:rFonts w:ascii="Times New Roman" w:hAnsi="Times New Roman" w:cs="Times New Roman"/>
+        </w:rPr>
+      </w:pPr>
+    </w:p>
+    <w:p>
+      <w:pPr>
+        <w:rPr>
+          <w:rFonts w:ascii="Times New Roman" w:hAnsi="Times New Roman" w:cs="Times New Roman"/>
+        </w:rPr>
+      </w:pPr>
+    </w:p>
+    <w:p>
+      <w:pPr>
+        <w:rPr>
+          <w:rFonts w:ascii="Times New Roman" w:hAnsi="Times New Roman" w:cs="Times New Roman"/>
+        </w:rPr>
+      </w:pPr>
+    </w:p>
+    <w:p>
+      <w:pPr>
+        <w:ind w:left="720"/>
+        <w:rPr>
+          <w:rFonts w:ascii="Times New Roman" w:hAnsi="Times New Roman" w:cs="Times New Roman"/>
+          <w:b/>
+          <w:bCs/>
+        </w:rPr>
+      </w:pPr>
+      <w:r>
+        <w:rPr>
+          <w:rFonts w:ascii="Times New Roman" w:hAnsi="Times New Roman" w:cs="Times New Roman"/>
+          <w:b/>
+          <w:bCs/>
+        </w:rPr>
         <w:lastRenderedPageBreak/>
         <w:t>2.3 Operating Environment</w:t>
       </w:r>
@@ -956,7 +1317,23 @@
         <w:rPr>
           <w:rFonts w:ascii="Times New Roman" w:hAnsi="Times New Roman" w:cs="Times New Roman"/>
         </w:rPr>
-        <w:t>Runs on modern browsers (Chrome,Edge)</w:t>
+        <w:t>Runs on modern browsers (</w:t>
+      </w:r>
+      <w:proofErr w:type="spellStart"/>
+      <w:proofErr w:type="gramStart"/>
+      <w:r>
+        <w:rPr>
+          <w:rFonts w:ascii="Times New Roman" w:hAnsi="Times New Roman" w:cs="Times New Roman"/>
+        </w:rPr>
+        <w:t>Chrome,Edge</w:t>
+      </w:r>
+      <w:proofErr w:type="spellEnd"/>
+      <w:proofErr w:type="gramEnd"/>
+      <w:r>
+        <w:rPr>
+          <w:rFonts w:ascii="Times New Roman" w:hAnsi="Times New Roman" w:cs="Times New Roman"/>
+        </w:rPr>
+        <w:t>)</w:t>
       </w:r>
     </w:p>
     <w:p>
@@ -1018,19 +1395,7 @@
         <w:rPr>
           <w:rFonts w:ascii="Times New Roman" w:hAnsi="Times New Roman" w:cs="Times New Roman"/>
         </w:rPr>
-        <w:t>Only Admin/</w:t>
-      </w:r>
-      <w:r>
-        <w:rPr>
-          <w:rFonts w:ascii="Times New Roman" w:hAnsi="Times New Roman" w:cs="Times New Roman"/>
-        </w:rPr>
-        <w:t>Technical Officer</w:t>
-      </w:r>
-      <w:r>
-        <w:rPr>
-          <w:rFonts w:ascii="Times New Roman" w:hAnsi="Times New Roman" w:cs="Times New Roman"/>
-        </w:rPr>
-        <w:t xml:space="preserve"> can create users</w:t>
+        <w:t>Only Admin/Technical Officer can create users</w:t>
       </w:r>
     </w:p>
     <w:p>
@@ -1066,7 +1431,21 @@
         <w:rPr>
           <w:rFonts w:ascii="Times New Roman" w:hAnsi="Times New Roman" w:cs="Times New Roman"/>
         </w:rPr>
-        <w:t>Must be responsive for mobile devices</w:t>
+        <w:t xml:space="preserve">Must be responsive </w:t>
+      </w:r>
+      <w:proofErr w:type="gramStart"/>
+      <w:r>
+        <w:rPr>
+          <w:rFonts w:ascii="Times New Roman" w:hAnsi="Times New Roman" w:cs="Times New Roman"/>
+        </w:rPr>
+        <w:t>for</w:t>
+      </w:r>
+      <w:proofErr w:type="gramEnd"/>
+      <w:r>
+        <w:rPr>
+          <w:rFonts w:ascii="Times New Roman" w:hAnsi="Times New Roman" w:cs="Times New Roman"/>
+        </w:rPr>
+        <w:t xml:space="preserve"> mobile devices</w:t>
       </w:r>
     </w:p>
     <w:p>
@@ -1364,7 +1743,39 @@
         <w:rPr>
           <w:rFonts w:ascii="Times New Roman" w:hAnsi="Times New Roman" w:cs="Times New Roman"/>
         </w:rPr>
-        <w:t>The system shall display user profiles based on role access.</w:t>
+        <w:t xml:space="preserve">The system </w:t>
+      </w:r>
+      <w:proofErr w:type="gramStart"/>
+      <w:r>
+        <w:rPr>
+          <w:rFonts w:ascii="Times New Roman" w:hAnsi="Times New Roman" w:cs="Times New Roman"/>
+        </w:rPr>
+        <w:t>shall</w:t>
+      </w:r>
+      <w:proofErr w:type="gramEnd"/>
+      <w:r>
+        <w:rPr>
+          <w:rFonts w:ascii="Times New Roman" w:hAnsi="Times New Roman" w:cs="Times New Roman"/>
+        </w:rPr>
+        <w:t xml:space="preserve"> display user profiles based on role access.</w:t>
+      </w:r>
+    </w:p>
+    <w:p>
+      <w:pPr>
+        <w:pStyle w:val="ListParagraph"/>
+        <w:numPr>
+          <w:ilvl w:val="0"/>
+          <w:numId w:val="12"/>
+        </w:numPr>
+        <w:rPr>
+          <w:rFonts w:ascii="Times New Roman" w:hAnsi="Times New Roman" w:cs="Times New Roman"/>
+        </w:rPr>
+      </w:pPr>
+      <w:r>
+        <w:rPr>
+          <w:rFonts w:ascii="Times New Roman" w:hAnsi="Times New Roman" w:cs="Times New Roman"/>
+        </w:rPr>
+        <w:t>The system shall enforce a school hierarchy where higher roles have controlled administrative authority over lower roles.</w:t>
       </w:r>
     </w:p>
     <w:p>
@@ -1408,7 +1819,35 @@
         <w:rPr>
           <w:rFonts w:ascii="Times New Roman" w:hAnsi="Times New Roman" w:cs="Times New Roman"/>
         </w:rPr>
-        <w:t>The system shall provide secure login for all users.</w:t>
+        <w:t xml:space="preserve">The system </w:t>
+      </w:r>
+      <w:proofErr w:type="gramStart"/>
+      <w:r>
+        <w:rPr>
+          <w:rFonts w:ascii="Times New Roman" w:hAnsi="Times New Roman" w:cs="Times New Roman"/>
+        </w:rPr>
+        <w:t>shall</w:t>
+      </w:r>
+      <w:proofErr w:type="gramEnd"/>
+      <w:r>
+        <w:rPr>
+          <w:rFonts w:ascii="Times New Roman" w:hAnsi="Times New Roman" w:cs="Times New Roman"/>
+        </w:rPr>
+        <w:t xml:space="preserve"> provide secure </w:t>
+      </w:r>
+      <w:proofErr w:type="gramStart"/>
+      <w:r>
+        <w:rPr>
+          <w:rFonts w:ascii="Times New Roman" w:hAnsi="Times New Roman" w:cs="Times New Roman"/>
+        </w:rPr>
+        <w:t>login</w:t>
+      </w:r>
+      <w:proofErr w:type="gramEnd"/>
+      <w:r>
+        <w:rPr>
+          <w:rFonts w:ascii="Times New Roman" w:hAnsi="Times New Roman" w:cs="Times New Roman"/>
+        </w:rPr>
+        <w:t xml:space="preserve"> for all users.</w:t>
       </w:r>
     </w:p>
     <w:p>
@@ -1428,17 +1867,33 @@
         </w:rPr>
         <w:t xml:space="preserve">The system shall authenticate users using </w:t>
       </w:r>
-      <w:r>
-        <w:rPr>
-          <w:rFonts w:ascii="Times New Roman" w:hAnsi="Times New Roman" w:cs="Times New Roman"/>
-        </w:rPr>
-        <w:t xml:space="preserve">username </w:t>
-      </w:r>
-      <w:r>
-        <w:rPr>
-          <w:rFonts w:ascii="Times New Roman" w:hAnsi="Times New Roman" w:cs="Times New Roman"/>
-        </w:rPr>
-        <w:t>and password.</w:t>
+      <w:proofErr w:type="gramStart"/>
+      <w:r>
+        <w:rPr>
+          <w:rFonts w:ascii="Times New Roman" w:hAnsi="Times New Roman" w:cs="Times New Roman"/>
+        </w:rPr>
+        <w:t>username</w:t>
+      </w:r>
+      <w:proofErr w:type="gramEnd"/>
+      <w:r>
+        <w:rPr>
+          <w:rFonts w:ascii="Times New Roman" w:hAnsi="Times New Roman" w:cs="Times New Roman"/>
+        </w:rPr>
+        <w:t xml:space="preserve"> and </w:t>
+      </w:r>
+      <w:proofErr w:type="gramStart"/>
+      <w:r>
+        <w:rPr>
+          <w:rFonts w:ascii="Times New Roman" w:hAnsi="Times New Roman" w:cs="Times New Roman"/>
+        </w:rPr>
+        <w:t>password</w:t>
+      </w:r>
+      <w:proofErr w:type="gramEnd"/>
+      <w:r>
+        <w:rPr>
+          <w:rFonts w:ascii="Times New Roman" w:hAnsi="Times New Roman" w:cs="Times New Roman"/>
+        </w:rPr>
+        <w:t>.</w:t>
       </w:r>
     </w:p>
     <w:p>
@@ -1474,7 +1929,21 @@
         <w:rPr>
           <w:rFonts w:ascii="Times New Roman" w:hAnsi="Times New Roman" w:cs="Times New Roman"/>
         </w:rPr>
-        <w:t>The system shall not allow users to change their username or password.</w:t>
+        <w:t xml:space="preserve">The system </w:t>
+      </w:r>
+      <w:proofErr w:type="gramStart"/>
+      <w:r>
+        <w:rPr>
+          <w:rFonts w:ascii="Times New Roman" w:hAnsi="Times New Roman" w:cs="Times New Roman"/>
+        </w:rPr>
+        <w:t>shall</w:t>
+      </w:r>
+      <w:proofErr w:type="gramEnd"/>
+      <w:r>
+        <w:rPr>
+          <w:rFonts w:ascii="Times New Roman" w:hAnsi="Times New Roman" w:cs="Times New Roman"/>
+        </w:rPr>
+        <w:t xml:space="preserve"> not allow users to change their username or password.</w:t>
       </w:r>
     </w:p>
     <w:p>
@@ -1545,7 +2014,21 @@
         <w:rPr>
           <w:rFonts w:ascii="Times New Roman" w:hAnsi="Times New Roman" w:cs="Times New Roman"/>
         </w:rPr>
-        <w:t>The system shall allow assignment of students to classes manually.</w:t>
+        <w:t xml:space="preserve">The </w:t>
+      </w:r>
+      <w:proofErr w:type="gramStart"/>
+      <w:r>
+        <w:rPr>
+          <w:rFonts w:ascii="Times New Roman" w:hAnsi="Times New Roman" w:cs="Times New Roman"/>
+        </w:rPr>
+        <w:t>system shall</w:t>
+      </w:r>
+      <w:proofErr w:type="gramEnd"/>
+      <w:r>
+        <w:rPr>
+          <w:rFonts w:ascii="Times New Roman" w:hAnsi="Times New Roman" w:cs="Times New Roman"/>
+        </w:rPr>
+        <w:t xml:space="preserve"> allow assignment of students to classes manually.</w:t>
       </w:r>
     </w:p>
     <w:p>
@@ -1686,7 +2169,21 @@
         <w:rPr>
           <w:rFonts w:ascii="Times New Roman" w:hAnsi="Times New Roman" w:cs="Times New Roman"/>
         </w:rPr>
-        <w:t>The system shall allow teachers to upload student marks.</w:t>
+        <w:t xml:space="preserve">The </w:t>
+      </w:r>
+      <w:proofErr w:type="gramStart"/>
+      <w:r>
+        <w:rPr>
+          <w:rFonts w:ascii="Times New Roman" w:hAnsi="Times New Roman" w:cs="Times New Roman"/>
+        </w:rPr>
+        <w:t>system shall</w:t>
+      </w:r>
+      <w:proofErr w:type="gramEnd"/>
+      <w:r>
+        <w:rPr>
+          <w:rFonts w:ascii="Times New Roman" w:hAnsi="Times New Roman" w:cs="Times New Roman"/>
+        </w:rPr>
+        <w:t xml:space="preserve"> allow teachers to upload student marks.</w:t>
       </w:r>
     </w:p>
     <w:p>
@@ -1766,7 +2263,6 @@
           <w:b/>
           <w:bCs/>
         </w:rPr>
-        <w:lastRenderedPageBreak/>
         <w:t>3.6 Study Material Management</w:t>
       </w:r>
     </w:p>
@@ -1785,7 +2281,21 @@
         <w:rPr>
           <w:rFonts w:ascii="Times New Roman" w:hAnsi="Times New Roman" w:cs="Times New Roman"/>
         </w:rPr>
-        <w:t>The system shall allow teachers to upload study materials in PDF format.</w:t>
+        <w:t xml:space="preserve">The </w:t>
+      </w:r>
+      <w:proofErr w:type="gramStart"/>
+      <w:r>
+        <w:rPr>
+          <w:rFonts w:ascii="Times New Roman" w:hAnsi="Times New Roman" w:cs="Times New Roman"/>
+        </w:rPr>
+        <w:t>system shall</w:t>
+      </w:r>
+      <w:proofErr w:type="gramEnd"/>
+      <w:r>
+        <w:rPr>
+          <w:rFonts w:ascii="Times New Roman" w:hAnsi="Times New Roman" w:cs="Times New Roman"/>
+        </w:rPr>
+        <w:t xml:space="preserve"> allow teachers to upload study materials in PDF format.</w:t>
       </w:r>
     </w:p>
     <w:p>
@@ -1803,7 +2313,21 @@
         <w:rPr>
           <w:rFonts w:ascii="Times New Roman" w:hAnsi="Times New Roman" w:cs="Times New Roman"/>
         </w:rPr>
-        <w:t>The system shall allow teachers to add YouTube video links.</w:t>
+        <w:t xml:space="preserve">The </w:t>
+      </w:r>
+      <w:proofErr w:type="gramStart"/>
+      <w:r>
+        <w:rPr>
+          <w:rFonts w:ascii="Times New Roman" w:hAnsi="Times New Roman" w:cs="Times New Roman"/>
+        </w:rPr>
+        <w:t>system shall</w:t>
+      </w:r>
+      <w:proofErr w:type="gramEnd"/>
+      <w:r>
+        <w:rPr>
+          <w:rFonts w:ascii="Times New Roman" w:hAnsi="Times New Roman" w:cs="Times New Roman"/>
+        </w:rPr>
+        <w:t xml:space="preserve"> allow teachers to add YouTube video links.</w:t>
       </w:r>
     </w:p>
     <w:p>
@@ -1963,7 +2487,35 @@
         <w:rPr>
           <w:rFonts w:ascii="Times New Roman" w:hAnsi="Times New Roman" w:cs="Times New Roman"/>
         </w:rPr>
-        <w:t>The system shall provide a public school website.</w:t>
+        <w:t xml:space="preserve">The system </w:t>
+      </w:r>
+      <w:proofErr w:type="gramStart"/>
+      <w:r>
+        <w:rPr>
+          <w:rFonts w:ascii="Times New Roman" w:hAnsi="Times New Roman" w:cs="Times New Roman"/>
+        </w:rPr>
+        <w:t>shall</w:t>
+      </w:r>
+      <w:proofErr w:type="gramEnd"/>
+      <w:r>
+        <w:rPr>
+          <w:rFonts w:ascii="Times New Roman" w:hAnsi="Times New Roman" w:cs="Times New Roman"/>
+        </w:rPr>
+        <w:t xml:space="preserve"> provide a </w:t>
+      </w:r>
+      <w:proofErr w:type="gramStart"/>
+      <w:r>
+        <w:rPr>
+          <w:rFonts w:ascii="Times New Roman" w:hAnsi="Times New Roman" w:cs="Times New Roman"/>
+        </w:rPr>
+        <w:t>public school</w:t>
+      </w:r>
+      <w:proofErr w:type="gramEnd"/>
+      <w:r>
+        <w:rPr>
+          <w:rFonts w:ascii="Times New Roman" w:hAnsi="Times New Roman" w:cs="Times New Roman"/>
+        </w:rPr>
+        <w:t xml:space="preserve"> website.</w:t>
       </w:r>
     </w:p>
     <w:p>
@@ -1981,7 +2533,21 @@
         <w:rPr>
           <w:rFonts w:ascii="Times New Roman" w:hAnsi="Times New Roman" w:cs="Times New Roman"/>
         </w:rPr>
-        <w:t>The system shall display pages such as Home, Academic, Sports, Events, and Contact.</w:t>
+        <w:t xml:space="preserve">The </w:t>
+      </w:r>
+      <w:proofErr w:type="gramStart"/>
+      <w:r>
+        <w:rPr>
+          <w:rFonts w:ascii="Times New Roman" w:hAnsi="Times New Roman" w:cs="Times New Roman"/>
+        </w:rPr>
+        <w:t>system shall</w:t>
+      </w:r>
+      <w:proofErr w:type="gramEnd"/>
+      <w:r>
+        <w:rPr>
+          <w:rFonts w:ascii="Times New Roman" w:hAnsi="Times New Roman" w:cs="Times New Roman"/>
+        </w:rPr>
+        <w:t xml:space="preserve"> display pages such as Home, Academic, Sports, Events, and Contact.</w:t>
       </w:r>
     </w:p>
     <w:p>
@@ -2215,7 +2781,6 @@
           <w:b/>
           <w:bCs/>
         </w:rPr>
-        <w:lastRenderedPageBreak/>
         <w:t>NON-FUNCTIONAL REQUIREMENTS</w:t>
       </w:r>
     </w:p>
@@ -2252,19 +2817,7 @@
         <w:rPr>
           <w:rFonts w:ascii="Times New Roman" w:hAnsi="Times New Roman" w:cs="Times New Roman"/>
         </w:rPr>
-        <w:t xml:space="preserve">The system shall respond to user requests within </w:t>
-      </w:r>
-      <w:r>
-        <w:rPr>
-          <w:rFonts w:ascii="Times New Roman" w:hAnsi="Times New Roman" w:cs="Times New Roman"/>
-        </w:rPr>
-        <w:t>fast</w:t>
-      </w:r>
-      <w:r>
-        <w:rPr>
-          <w:rFonts w:ascii="Times New Roman" w:hAnsi="Times New Roman" w:cs="Times New Roman"/>
-        </w:rPr>
-        <w:t>.</w:t>
+        <w:t>The system shall respond to user requests within fast.</w:t>
       </w:r>
     </w:p>
     <w:p>
@@ -2344,8 +2897,16 @@
         <w:rPr>
           <w:rFonts w:ascii="Times New Roman" w:hAnsi="Times New Roman" w:cs="Times New Roman"/>
         </w:rPr>
-        <w:t>The system shall encrypt all passwords using secure hashing .</w:t>
-      </w:r>
+        <w:t xml:space="preserve">The system shall encrypt all passwords using secure </w:t>
+      </w:r>
+      <w:proofErr w:type="gramStart"/>
+      <w:r>
+        <w:rPr>
+          <w:rFonts w:ascii="Times New Roman" w:hAnsi="Times New Roman" w:cs="Times New Roman"/>
+        </w:rPr>
+        <w:t>hashing .</w:t>
+      </w:r>
+      <w:proofErr w:type="gramEnd"/>
     </w:p>
     <w:p>
       <w:pPr>
@@ -2362,7 +2923,21 @@
         <w:rPr>
           <w:rFonts w:ascii="Times New Roman" w:hAnsi="Times New Roman" w:cs="Times New Roman"/>
         </w:rPr>
-        <w:t>The system shall implement role-based access control.</w:t>
+        <w:t xml:space="preserve">The system </w:t>
+      </w:r>
+      <w:proofErr w:type="gramStart"/>
+      <w:r>
+        <w:rPr>
+          <w:rFonts w:ascii="Times New Roman" w:hAnsi="Times New Roman" w:cs="Times New Roman"/>
+        </w:rPr>
+        <w:t>shall</w:t>
+      </w:r>
+      <w:proofErr w:type="gramEnd"/>
+      <w:r>
+        <w:rPr>
+          <w:rFonts w:ascii="Times New Roman" w:hAnsi="Times New Roman" w:cs="Times New Roman"/>
+        </w:rPr>
+        <w:t xml:space="preserve"> implement role-based access control.</w:t>
       </w:r>
     </w:p>
     <w:p>
@@ -2424,7 +2999,21 @@
         <w:rPr>
           <w:rFonts w:ascii="Times New Roman" w:hAnsi="Times New Roman" w:cs="Times New Roman"/>
         </w:rPr>
-        <w:t>The system shall provide a user-friendly interface.</w:t>
+        <w:t xml:space="preserve">The system </w:t>
+      </w:r>
+      <w:proofErr w:type="gramStart"/>
+      <w:r>
+        <w:rPr>
+          <w:rFonts w:ascii="Times New Roman" w:hAnsi="Times New Roman" w:cs="Times New Roman"/>
+        </w:rPr>
+        <w:t>shall</w:t>
+      </w:r>
+      <w:proofErr w:type="gramEnd"/>
+      <w:r>
+        <w:rPr>
+          <w:rFonts w:ascii="Times New Roman" w:hAnsi="Times New Roman" w:cs="Times New Roman"/>
+        </w:rPr>
+        <w:t xml:space="preserve"> provide a user-friendly interface.</w:t>
       </w:r>
     </w:p>
     <w:p>
@@ -2442,7 +3031,21 @@
         <w:rPr>
           <w:rFonts w:ascii="Times New Roman" w:hAnsi="Times New Roman" w:cs="Times New Roman"/>
         </w:rPr>
-        <w:t>The system shall have simple navigation for all user types.</w:t>
+        <w:t xml:space="preserve">The system </w:t>
+      </w:r>
+      <w:proofErr w:type="gramStart"/>
+      <w:r>
+        <w:rPr>
+          <w:rFonts w:ascii="Times New Roman" w:hAnsi="Times New Roman" w:cs="Times New Roman"/>
+        </w:rPr>
+        <w:t>shall</w:t>
+      </w:r>
+      <w:proofErr w:type="gramEnd"/>
+      <w:r>
+        <w:rPr>
+          <w:rFonts w:ascii="Times New Roman" w:hAnsi="Times New Roman" w:cs="Times New Roman"/>
+        </w:rPr>
+        <w:t xml:space="preserve"> have simple navigation for all user types.</w:t>
       </w:r>
     </w:p>
     <w:p>
@@ -2460,7 +3063,21 @@
         <w:rPr>
           <w:rFonts w:ascii="Times New Roman" w:hAnsi="Times New Roman" w:cs="Times New Roman"/>
         </w:rPr>
-        <w:t>The system shall be easy to use for non-technical school staff.</w:t>
+        <w:t xml:space="preserve">The system </w:t>
+      </w:r>
+      <w:proofErr w:type="gramStart"/>
+      <w:r>
+        <w:rPr>
+          <w:rFonts w:ascii="Times New Roman" w:hAnsi="Times New Roman" w:cs="Times New Roman"/>
+        </w:rPr>
+        <w:t>shall</w:t>
+      </w:r>
+      <w:proofErr w:type="gramEnd"/>
+      <w:r>
+        <w:rPr>
+          <w:rFonts w:ascii="Times New Roman" w:hAnsi="Times New Roman" w:cs="Times New Roman"/>
+        </w:rPr>
+        <w:t xml:space="preserve"> be easy to use for non-technical school staff.</w:t>
       </w:r>
     </w:p>
     <w:p>
@@ -2521,7 +3138,21 @@
         <w:rPr>
           <w:rFonts w:ascii="Times New Roman" w:hAnsi="Times New Roman" w:cs="Times New Roman"/>
         </w:rPr>
-        <w:t>The system shall ensure data consistency and backup.</w:t>
+        <w:t xml:space="preserve">The system </w:t>
+      </w:r>
+      <w:proofErr w:type="gramStart"/>
+      <w:r>
+        <w:rPr>
+          <w:rFonts w:ascii="Times New Roman" w:hAnsi="Times New Roman" w:cs="Times New Roman"/>
+        </w:rPr>
+        <w:t>shall</w:t>
+      </w:r>
+      <w:proofErr w:type="gramEnd"/>
+      <w:r>
+        <w:rPr>
+          <w:rFonts w:ascii="Times New Roman" w:hAnsi="Times New Roman" w:cs="Times New Roman"/>
+        </w:rPr>
+        <w:t xml:space="preserve"> ensure data consistency and backup.</w:t>
       </w:r>
     </w:p>
     <w:p>
@@ -2653,7 +3284,21 @@
         <w:rPr>
           <w:rFonts w:ascii="Times New Roman" w:hAnsi="Times New Roman" w:cs="Times New Roman"/>
         </w:rPr>
-        <w:t>The system shall separate frontend and backend clearly.</w:t>
+        <w:t xml:space="preserve">The system </w:t>
+      </w:r>
+      <w:proofErr w:type="gramStart"/>
+      <w:r>
+        <w:rPr>
+          <w:rFonts w:ascii="Times New Roman" w:hAnsi="Times New Roman" w:cs="Times New Roman"/>
+        </w:rPr>
+        <w:t>shall</w:t>
+      </w:r>
+      <w:proofErr w:type="gramEnd"/>
+      <w:r>
+        <w:rPr>
+          <w:rFonts w:ascii="Times New Roman" w:hAnsi="Times New Roman" w:cs="Times New Roman"/>
+        </w:rPr>
+        <w:t xml:space="preserve"> separate frontend and backend clearly.</w:t>
       </w:r>
     </w:p>
     <w:p>
@@ -2696,7 +3341,6 @@
           <w:b/>
           <w:bCs/>
         </w:rPr>
-        <w:lastRenderedPageBreak/>
         <w:t>4.7 Compatibility Requirements</w:t>
       </w:r>
     </w:p>
@@ -2715,7 +3359,21 @@
         <w:rPr>
           <w:rFonts w:ascii="Times New Roman" w:hAnsi="Times New Roman" w:cs="Times New Roman"/>
         </w:rPr>
-        <w:t>The system shall run on modern web browsers.</w:t>
+        <w:t xml:space="preserve">The system </w:t>
+      </w:r>
+      <w:proofErr w:type="gramStart"/>
+      <w:r>
+        <w:rPr>
+          <w:rFonts w:ascii="Times New Roman" w:hAnsi="Times New Roman" w:cs="Times New Roman"/>
+        </w:rPr>
+        <w:t>shall</w:t>
+      </w:r>
+      <w:proofErr w:type="gramEnd"/>
+      <w:r>
+        <w:rPr>
+          <w:rFonts w:ascii="Times New Roman" w:hAnsi="Times New Roman" w:cs="Times New Roman"/>
+        </w:rPr>
+        <w:t xml:space="preserve"> run on modern web browsers.</w:t>
       </w:r>
     </w:p>
     <w:p>
@@ -2882,13 +3540,7 @@
         <w:rPr>
           <w:rFonts w:ascii="Times New Roman" w:hAnsi="Times New Roman" w:cs="Times New Roman"/>
         </w:rPr>
-        <w:t>React Frontend</w:t>
-      </w:r>
-      <w:r>
-        <w:rPr>
-          <w:rFonts w:ascii="Times New Roman" w:hAnsi="Times New Roman" w:cs="Times New Roman"/>
-        </w:rPr>
-        <w:t xml:space="preserve"> </w:t>
+        <w:t xml:space="preserve">React Frontend </w:t>
       </w:r>
       <w:r>
         <w:rPr>
@@ -2900,19 +3552,7 @@
         <w:rPr>
           <w:rFonts w:ascii="Times New Roman" w:hAnsi="Times New Roman" w:cs="Times New Roman"/>
         </w:rPr>
-        <w:t xml:space="preserve"> </w:t>
-      </w:r>
-      <w:r>
-        <w:rPr>
-          <w:rFonts w:ascii="Times New Roman" w:hAnsi="Times New Roman" w:cs="Times New Roman"/>
-        </w:rPr>
-        <w:t>Express API (Node.js)</w:t>
-      </w:r>
-      <w:r>
-        <w:rPr>
-          <w:rFonts w:ascii="Times New Roman" w:hAnsi="Times New Roman" w:cs="Times New Roman"/>
-        </w:rPr>
-        <w:t xml:space="preserve"> </w:t>
+        <w:t xml:space="preserve"> Express API (Node.js) </w:t>
       </w:r>
       <w:r>
         <w:rPr>
@@ -2924,13 +3564,7 @@
         <w:rPr>
           <w:rFonts w:ascii="Times New Roman" w:hAnsi="Times New Roman" w:cs="Times New Roman"/>
         </w:rPr>
-        <w:t xml:space="preserve"> </w:t>
-      </w:r>
-      <w:r>
-        <w:rPr>
-          <w:rFonts w:ascii="Times New Roman" w:hAnsi="Times New Roman" w:cs="Times New Roman"/>
-        </w:rPr>
-        <w:t>MongoDB Database</w:t>
+        <w:t xml:space="preserve"> MongoDB Database</w:t>
       </w:r>
     </w:p>
     <w:p>
@@ -3046,6 +3680,55 @@
     </w:p>
     <w:p>
       <w:pPr>
+        <w:rPr>
+          <w:rFonts w:ascii="Times New Roman" w:hAnsi="Times New Roman" w:cs="Times New Roman"/>
+        </w:rPr>
+      </w:pPr>
+    </w:p>
+    <w:p>
+      <w:pPr>
+        <w:rPr>
+          <w:rFonts w:ascii="Times New Roman" w:hAnsi="Times New Roman" w:cs="Times New Roman"/>
+        </w:rPr>
+      </w:pPr>
+    </w:p>
+    <w:p>
+      <w:pPr>
+        <w:rPr>
+          <w:rFonts w:ascii="Times New Roman" w:hAnsi="Times New Roman" w:cs="Times New Roman"/>
+        </w:rPr>
+      </w:pPr>
+    </w:p>
+    <w:p>
+      <w:pPr>
+        <w:rPr>
+          <w:rFonts w:ascii="Times New Roman" w:hAnsi="Times New Roman" w:cs="Times New Roman"/>
+        </w:rPr>
+      </w:pPr>
+    </w:p>
+    <w:p>
+      <w:pPr>
+        <w:rPr>
+          <w:rFonts w:ascii="Times New Roman" w:hAnsi="Times New Roman" w:cs="Times New Roman"/>
+        </w:rPr>
+      </w:pPr>
+    </w:p>
+    <w:p>
+      <w:pPr>
+        <w:rPr>
+          <w:rFonts w:ascii="Times New Roman" w:hAnsi="Times New Roman" w:cs="Times New Roman"/>
+        </w:rPr>
+      </w:pPr>
+    </w:p>
+    <w:p>
+      <w:pPr>
+        <w:rPr>
+          <w:rFonts w:ascii="Times New Roman" w:hAnsi="Times New Roman" w:cs="Times New Roman"/>
+        </w:rPr>
+      </w:pPr>
+    </w:p>
+    <w:p>
+      <w:pPr>
         <w:pStyle w:val="ListParagraph"/>
         <w:numPr>
           <w:ilvl w:val="0"/>
@@ -3063,8 +3746,284 @@
           <w:b/>
           <w:bCs/>
         </w:rPr>
+        <w:lastRenderedPageBreak/>
         <w:t>DATABASE REQUIREMENTS</w:t>
       </w:r>
+    </w:p>
+    <w:p>
+      <w:pPr>
+        <w:pStyle w:val="ListParagraph"/>
+        <w:numPr>
+          <w:ilvl w:val="0"/>
+          <w:numId w:val="36"/>
+        </w:numPr>
+        <w:rPr>
+          <w:rFonts w:ascii="Times New Roman" w:hAnsi="Times New Roman" w:cs="Times New Roman"/>
+        </w:rPr>
+      </w:pPr>
+      <w:r>
+        <w:rPr>
+          <w:rFonts w:ascii="Times New Roman" w:hAnsi="Times New Roman" w:cs="Times New Roman"/>
+        </w:rPr>
+        <w:t>User</w:t>
+      </w:r>
+    </w:p>
+    <w:p>
+      <w:pPr>
+        <w:pStyle w:val="ListParagraph"/>
+        <w:numPr>
+          <w:ilvl w:val="0"/>
+          <w:numId w:val="36"/>
+        </w:numPr>
+        <w:rPr>
+          <w:rFonts w:ascii="Times New Roman" w:hAnsi="Times New Roman" w:cs="Times New Roman"/>
+        </w:rPr>
+      </w:pPr>
+      <w:r>
+        <w:rPr>
+          <w:rFonts w:ascii="Times New Roman" w:hAnsi="Times New Roman" w:cs="Times New Roman"/>
+        </w:rPr>
+        <w:t>Admin</w:t>
+      </w:r>
+    </w:p>
+    <w:p>
+      <w:pPr>
+        <w:pStyle w:val="ListParagraph"/>
+        <w:numPr>
+          <w:ilvl w:val="0"/>
+          <w:numId w:val="36"/>
+        </w:numPr>
+        <w:rPr>
+          <w:rFonts w:ascii="Times New Roman" w:hAnsi="Times New Roman" w:cs="Times New Roman"/>
+        </w:rPr>
+      </w:pPr>
+      <w:r>
+        <w:rPr>
+          <w:rFonts w:ascii="Times New Roman" w:hAnsi="Times New Roman" w:cs="Times New Roman"/>
+        </w:rPr>
+        <w:t>Student</w:t>
+      </w:r>
+    </w:p>
+    <w:p>
+      <w:pPr>
+        <w:pStyle w:val="ListParagraph"/>
+        <w:numPr>
+          <w:ilvl w:val="0"/>
+          <w:numId w:val="36"/>
+        </w:numPr>
+        <w:rPr>
+          <w:rFonts w:ascii="Times New Roman" w:hAnsi="Times New Roman" w:cs="Times New Roman"/>
+        </w:rPr>
+      </w:pPr>
+      <w:r>
+        <w:rPr>
+          <w:rFonts w:ascii="Times New Roman" w:hAnsi="Times New Roman" w:cs="Times New Roman"/>
+        </w:rPr>
+        <w:t>Teacher</w:t>
+      </w:r>
+    </w:p>
+    <w:p>
+      <w:pPr>
+        <w:pStyle w:val="ListParagraph"/>
+        <w:numPr>
+          <w:ilvl w:val="0"/>
+          <w:numId w:val="36"/>
+        </w:numPr>
+        <w:rPr>
+          <w:rFonts w:ascii="Times New Roman" w:hAnsi="Times New Roman" w:cs="Times New Roman"/>
+        </w:rPr>
+      </w:pPr>
+      <w:r>
+        <w:rPr>
+          <w:rFonts w:ascii="Times New Roman" w:hAnsi="Times New Roman" w:cs="Times New Roman"/>
+        </w:rPr>
+        <w:t>Technical Officer</w:t>
+      </w:r>
+    </w:p>
+    <w:p>
+      <w:pPr>
+        <w:pStyle w:val="ListParagraph"/>
+        <w:numPr>
+          <w:ilvl w:val="0"/>
+          <w:numId w:val="36"/>
+        </w:numPr>
+        <w:rPr>
+          <w:rFonts w:ascii="Times New Roman" w:hAnsi="Times New Roman" w:cs="Times New Roman"/>
+        </w:rPr>
+      </w:pPr>
+      <w:r>
+        <w:rPr>
+          <w:rFonts w:ascii="Times New Roman" w:hAnsi="Times New Roman" w:cs="Times New Roman"/>
+        </w:rPr>
+        <w:t>Class</w:t>
+      </w:r>
+    </w:p>
+    <w:p>
+      <w:pPr>
+        <w:pStyle w:val="ListParagraph"/>
+        <w:numPr>
+          <w:ilvl w:val="0"/>
+          <w:numId w:val="36"/>
+        </w:numPr>
+        <w:rPr>
+          <w:rFonts w:ascii="Times New Roman" w:hAnsi="Times New Roman" w:cs="Times New Roman"/>
+        </w:rPr>
+      </w:pPr>
+      <w:r>
+        <w:rPr>
+          <w:rFonts w:ascii="Times New Roman" w:hAnsi="Times New Roman" w:cs="Times New Roman"/>
+        </w:rPr>
+        <w:t>Subject</w:t>
+      </w:r>
+    </w:p>
+    <w:p>
+      <w:pPr>
+        <w:pStyle w:val="ListParagraph"/>
+        <w:numPr>
+          <w:ilvl w:val="0"/>
+          <w:numId w:val="36"/>
+        </w:numPr>
+        <w:rPr>
+          <w:rFonts w:ascii="Times New Roman" w:hAnsi="Times New Roman" w:cs="Times New Roman"/>
+        </w:rPr>
+      </w:pPr>
+      <w:r>
+        <w:rPr>
+          <w:rFonts w:ascii="Times New Roman" w:hAnsi="Times New Roman" w:cs="Times New Roman"/>
+        </w:rPr>
+        <w:t>Mark</w:t>
+      </w:r>
+    </w:p>
+    <w:p>
+      <w:pPr>
+        <w:pStyle w:val="ListParagraph"/>
+        <w:numPr>
+          <w:ilvl w:val="0"/>
+          <w:numId w:val="36"/>
+        </w:numPr>
+        <w:rPr>
+          <w:rFonts w:ascii="Times New Roman" w:hAnsi="Times New Roman" w:cs="Times New Roman"/>
+        </w:rPr>
+      </w:pPr>
+      <w:r>
+        <w:rPr>
+          <w:rFonts w:ascii="Times New Roman" w:hAnsi="Times New Roman" w:cs="Times New Roman"/>
+        </w:rPr>
+        <w:t>Document</w:t>
+      </w:r>
+    </w:p>
+    <w:p>
+      <w:pPr>
+        <w:pStyle w:val="ListParagraph"/>
+        <w:numPr>
+          <w:ilvl w:val="0"/>
+          <w:numId w:val="36"/>
+        </w:numPr>
+        <w:rPr>
+          <w:rFonts w:ascii="Times New Roman" w:hAnsi="Times New Roman" w:cs="Times New Roman"/>
+        </w:rPr>
+      </w:pPr>
+      <w:r>
+        <w:rPr>
+          <w:rFonts w:ascii="Times New Roman" w:hAnsi="Times New Roman" w:cs="Times New Roman"/>
+        </w:rPr>
+        <w:t>Report.</w:t>
+      </w:r>
+    </w:p>
+    <w:p>
+      <w:pPr>
+        <w:rPr>
+          <w:rFonts w:ascii="Times New Roman" w:hAnsi="Times New Roman" w:cs="Times New Roman"/>
+        </w:rPr>
+      </w:pPr>
+    </w:p>
+    <w:p>
+      <w:pPr>
+        <w:ind w:firstLine="720"/>
+        <w:rPr>
+          <w:rFonts w:ascii="Times New Roman" w:hAnsi="Times New Roman" w:cs="Times New Roman"/>
+          <w:b/>
+          <w:bCs/>
+        </w:rPr>
+      </w:pPr>
+      <w:r>
+        <w:rPr>
+          <w:rFonts w:ascii="Times New Roman" w:hAnsi="Times New Roman" w:cs="Times New Roman"/>
+          <w:b/>
+          <w:bCs/>
+        </w:rPr>
+        <w:t>6.1 ER Diagram</w:t>
+      </w:r>
+    </w:p>
+    <w:p>
+      <w:pPr>
+        <w:rPr>
+          <w:rFonts w:ascii="Times New Roman" w:hAnsi="Times New Roman" w:cs="Times New Roman"/>
+        </w:rPr>
+      </w:pPr>
+    </w:p>
+    <w:p>
+      <w:pPr>
+        <w:rPr>
+          <w:rFonts w:ascii="Times New Roman" w:hAnsi="Times New Roman" w:cs="Times New Roman"/>
+        </w:rPr>
+      </w:pPr>
+    </w:p>
+    <w:p>
+      <w:pPr>
+        <w:rPr>
+          <w:rFonts w:ascii="Times New Roman" w:hAnsi="Times New Roman" w:cs="Times New Roman"/>
+        </w:rPr>
+      </w:pPr>
+    </w:p>
+    <w:p>
+      <w:pPr>
+        <w:rPr>
+          <w:rFonts w:ascii="Times New Roman" w:hAnsi="Times New Roman" w:cs="Times New Roman"/>
+        </w:rPr>
+      </w:pPr>
+    </w:p>
+    <w:p>
+      <w:pPr>
+        <w:rPr>
+          <w:rFonts w:ascii="Times New Roman" w:hAnsi="Times New Roman" w:cs="Times New Roman"/>
+        </w:rPr>
+      </w:pPr>
+    </w:p>
+    <w:p>
+      <w:pPr>
+        <w:rPr>
+          <w:rFonts w:ascii="Times New Roman" w:hAnsi="Times New Roman" w:cs="Times New Roman"/>
+        </w:rPr>
+      </w:pPr>
+    </w:p>
+    <w:p>
+      <w:pPr>
+        <w:rPr>
+          <w:rFonts w:ascii="Times New Roman" w:hAnsi="Times New Roman" w:cs="Times New Roman"/>
+        </w:rPr>
+      </w:pPr>
+    </w:p>
+    <w:p>
+      <w:pPr>
+        <w:rPr>
+          <w:rFonts w:ascii="Times New Roman" w:hAnsi="Times New Roman" w:cs="Times New Roman"/>
+        </w:rPr>
+      </w:pPr>
+    </w:p>
+    <w:p>
+      <w:pPr>
+        <w:rPr>
+          <w:rFonts w:ascii="Times New Roman" w:hAnsi="Times New Roman" w:cs="Times New Roman"/>
+        </w:rPr>
+      </w:pPr>
+    </w:p>
+    <w:p>
+      <w:pPr>
+        <w:rPr>
+          <w:rFonts w:ascii="Times New Roman" w:hAnsi="Times New Roman" w:cs="Times New Roman"/>
+        </w:rPr>
+      </w:pPr>
     </w:p>
     <w:p>
       <w:pPr>
@@ -3211,6 +4170,7 @@
                 <w:bCs/>
               </w:rPr>
             </w:pPr>
+            <w:proofErr w:type="gramStart"/>
             <w:r>
               <w:rPr>
                 <w:rFonts w:ascii="Times New Roman" w:hAnsi="Times New Roman" w:cs="Times New Roman"/>
@@ -3219,6 +4179,7 @@
               </w:rPr>
               <w:t>T.O</w:t>
             </w:r>
+            <w:proofErr w:type="gramEnd"/>
           </w:p>
         </w:tc>
         <w:tc>
@@ -3324,13 +4285,7 @@
               <w:rPr>
                 <w:rFonts w:ascii="Times New Roman" w:hAnsi="Times New Roman" w:cs="Times New Roman"/>
               </w:rPr>
-              <w:t>C</w:t>
-            </w:r>
-            <w:r>
-              <w:rPr>
-                <w:rFonts w:ascii="Times New Roman" w:hAnsi="Times New Roman" w:cs="Times New Roman"/>
-              </w:rPr>
-              <w:t>an</w:t>
+              <w:t>Can</w:t>
             </w:r>
           </w:p>
         </w:tc>
@@ -3411,13 +4366,7 @@
               <w:rPr>
                 <w:rFonts w:ascii="Times New Roman" w:hAnsi="Times New Roman" w:cs="Times New Roman"/>
               </w:rPr>
-              <w:t>C</w:t>
-            </w:r>
-            <w:r>
-              <w:rPr>
-                <w:rFonts w:ascii="Times New Roman" w:hAnsi="Times New Roman" w:cs="Times New Roman"/>
-              </w:rPr>
-              <w:t>an</w:t>
+              <w:t>Can</w:t>
             </w:r>
           </w:p>
         </w:tc>
@@ -3435,13 +4384,7 @@
               <w:rPr>
                 <w:rFonts w:ascii="Times New Roman" w:hAnsi="Times New Roman" w:cs="Times New Roman"/>
               </w:rPr>
-              <w:t>C</w:t>
-            </w:r>
-            <w:r>
-              <w:rPr>
-                <w:rFonts w:ascii="Times New Roman" w:hAnsi="Times New Roman" w:cs="Times New Roman"/>
-              </w:rPr>
-              <w:t>an</w:t>
+              <w:t>Can</w:t>
             </w:r>
           </w:p>
         </w:tc>
@@ -3558,13 +4501,7 @@
               <w:rPr>
                 <w:rFonts w:ascii="Times New Roman" w:hAnsi="Times New Roman" w:cs="Times New Roman"/>
               </w:rPr>
-              <w:t>C</w:t>
-            </w:r>
-            <w:r>
-              <w:rPr>
-                <w:rFonts w:ascii="Times New Roman" w:hAnsi="Times New Roman" w:cs="Times New Roman"/>
-              </w:rPr>
-              <w:t>an</w:t>
+              <w:t>Can</w:t>
             </w:r>
           </w:p>
         </w:tc>
@@ -3627,13 +4564,7 @@
               <w:rPr>
                 <w:rFonts w:ascii="Times New Roman" w:hAnsi="Times New Roman" w:cs="Times New Roman"/>
               </w:rPr>
-              <w:t>C</w:t>
-            </w:r>
-            <w:r>
-              <w:rPr>
-                <w:rFonts w:ascii="Times New Roman" w:hAnsi="Times New Roman" w:cs="Times New Roman"/>
-              </w:rPr>
-              <w:t>an</w:t>
+              <w:t>Can</w:t>
             </w:r>
           </w:p>
         </w:tc>
@@ -3651,13 +4582,7 @@
               <w:rPr>
                 <w:rFonts w:ascii="Times New Roman" w:hAnsi="Times New Roman" w:cs="Times New Roman"/>
               </w:rPr>
-              <w:t>C</w:t>
-            </w:r>
-            <w:r>
-              <w:rPr>
-                <w:rFonts w:ascii="Times New Roman" w:hAnsi="Times New Roman" w:cs="Times New Roman"/>
-              </w:rPr>
-              <w:t>an</w:t>
+              <w:t>Can</w:t>
             </w:r>
           </w:p>
         </w:tc>
@@ -3675,13 +4600,7 @@
               <w:rPr>
                 <w:rFonts w:ascii="Times New Roman" w:hAnsi="Times New Roman" w:cs="Times New Roman"/>
               </w:rPr>
-              <w:t>C</w:t>
-            </w:r>
-            <w:r>
-              <w:rPr>
-                <w:rFonts w:ascii="Times New Roman" w:hAnsi="Times New Roman" w:cs="Times New Roman"/>
-              </w:rPr>
-              <w:t>an</w:t>
+              <w:t>Can</w:t>
             </w:r>
           </w:p>
         </w:tc>
@@ -3699,13 +4618,7 @@
               <w:rPr>
                 <w:rFonts w:ascii="Times New Roman" w:hAnsi="Times New Roman" w:cs="Times New Roman"/>
               </w:rPr>
-              <w:t>C</w:t>
-            </w:r>
-            <w:r>
-              <w:rPr>
-                <w:rFonts w:ascii="Times New Roman" w:hAnsi="Times New Roman" w:cs="Times New Roman"/>
-              </w:rPr>
-              <w:t>an</w:t>
+              <w:t>Can</w:t>
             </w:r>
           </w:p>
         </w:tc>
@@ -3786,13 +4699,7 @@
               <w:rPr>
                 <w:rFonts w:ascii="Times New Roman" w:hAnsi="Times New Roman" w:cs="Times New Roman"/>
               </w:rPr>
-              <w:t>C</w:t>
-            </w:r>
-            <w:r>
-              <w:rPr>
-                <w:rFonts w:ascii="Times New Roman" w:hAnsi="Times New Roman" w:cs="Times New Roman"/>
-              </w:rPr>
-              <w:t>an</w:t>
+              <w:t>Can</w:t>
             </w:r>
           </w:p>
         </w:tc>
@@ -3855,13 +4762,7 @@
               <w:rPr>
                 <w:rFonts w:ascii="Times New Roman" w:hAnsi="Times New Roman" w:cs="Times New Roman"/>
               </w:rPr>
-              <w:t>C</w:t>
-            </w:r>
-            <w:r>
-              <w:rPr>
-                <w:rFonts w:ascii="Times New Roman" w:hAnsi="Times New Roman" w:cs="Times New Roman"/>
-              </w:rPr>
-              <w:t>an</w:t>
+              <w:t>Can</w:t>
             </w:r>
           </w:p>
         </w:tc>
@@ -3879,13 +4780,7 @@
               <w:rPr>
                 <w:rFonts w:ascii="Times New Roman" w:hAnsi="Times New Roman" w:cs="Times New Roman"/>
               </w:rPr>
-              <w:t>C</w:t>
-            </w:r>
-            <w:r>
-              <w:rPr>
-                <w:rFonts w:ascii="Times New Roman" w:hAnsi="Times New Roman" w:cs="Times New Roman"/>
-              </w:rPr>
-              <w:t>an</w:t>
+              <w:t>Can</w:t>
             </w:r>
           </w:p>
         </w:tc>
@@ -3903,13 +4798,7 @@
               <w:rPr>
                 <w:rFonts w:ascii="Times New Roman" w:hAnsi="Times New Roman" w:cs="Times New Roman"/>
               </w:rPr>
-              <w:t>C</w:t>
-            </w:r>
-            <w:r>
-              <w:rPr>
-                <w:rFonts w:ascii="Times New Roman" w:hAnsi="Times New Roman" w:cs="Times New Roman"/>
-              </w:rPr>
-              <w:t>an</w:t>
+              <w:t>Can</w:t>
             </w:r>
           </w:p>
         </w:tc>
@@ -3927,13 +4816,7 @@
               <w:rPr>
                 <w:rFonts w:ascii="Times New Roman" w:hAnsi="Times New Roman" w:cs="Times New Roman"/>
               </w:rPr>
-              <w:t>C</w:t>
-            </w:r>
-            <w:r>
-              <w:rPr>
-                <w:rFonts w:ascii="Times New Roman" w:hAnsi="Times New Roman" w:cs="Times New Roman"/>
-              </w:rPr>
-              <w:t>an</w:t>
+              <w:t>Can</w:t>
             </w:r>
           </w:p>
         </w:tc>
@@ -4033,7 +4916,21 @@
         <w:rPr>
           <w:rFonts w:ascii="Times New Roman" w:hAnsi="Times New Roman" w:cs="Times New Roman"/>
         </w:rPr>
-        <w:t>2GB RAM minimum (development)</w:t>
+        <w:t xml:space="preserve">2GB </w:t>
+      </w:r>
+      <w:proofErr w:type="gramStart"/>
+      <w:r>
+        <w:rPr>
+          <w:rFonts w:ascii="Times New Roman" w:hAnsi="Times New Roman" w:cs="Times New Roman"/>
+        </w:rPr>
+        <w:t>RAM minimum</w:t>
+      </w:r>
+      <w:proofErr w:type="gramEnd"/>
+      <w:r>
+        <w:rPr>
+          <w:rFonts w:ascii="Times New Roman" w:hAnsi="Times New Roman" w:cs="Times New Roman"/>
+        </w:rPr>
+        <w:t xml:space="preserve"> (development)</w:t>
       </w:r>
     </w:p>
     <w:p>
@@ -4131,19 +5028,7 @@
         <w:rPr>
           <w:rFonts w:ascii="Times New Roman" w:hAnsi="Times New Roman" w:cs="Times New Roman"/>
         </w:rPr>
-        <w:t xml:space="preserve">Browser </w:t>
-      </w:r>
-      <w:r>
-        <w:rPr>
-          <w:rFonts w:ascii="Times New Roman" w:hAnsi="Times New Roman" w:cs="Times New Roman"/>
-        </w:rPr>
-        <w:t xml:space="preserve">should </w:t>
-      </w:r>
-      <w:r>
-        <w:rPr>
-          <w:rFonts w:ascii="Times New Roman" w:hAnsi="Times New Roman" w:cs="Times New Roman"/>
-        </w:rPr>
-        <w:t>support</w:t>
+        <w:t>Browser should support</w:t>
       </w:r>
     </w:p>
     <w:p>
@@ -4380,13 +5265,49 @@
         <w:rPr>
           <w:rFonts w:ascii="Times New Roman" w:hAnsi="Times New Roman" w:cs="Times New Roman"/>
         </w:rPr>
-        <w:t>The proposed Learning Management System for Rajasinghe Central College is a simple and useful web system to manage school activities. It helps to store and handle student, teacher, and academic information in one place. This system reduces manual work, improves communication, and makes learning easier for students through a digital platform</w:t>
-      </w:r>
-      <w:r>
-        <w:rPr>
-          <w:rFonts w:ascii="Times New Roman" w:hAnsi="Times New Roman" w:cs="Times New Roman"/>
-        </w:rPr>
-        <w:t>.</w:t>
+        <w:t xml:space="preserve">The proposed Learning Management System for </w:t>
+      </w:r>
+      <w:proofErr w:type="spellStart"/>
+      <w:r>
+        <w:rPr>
+          <w:rFonts w:ascii="Times New Roman" w:hAnsi="Times New Roman" w:cs="Times New Roman"/>
+        </w:rPr>
+        <w:t>Rajasinghe</w:t>
+      </w:r>
+      <w:proofErr w:type="spellEnd"/>
+      <w:r>
+        <w:rPr>
+          <w:rFonts w:ascii="Times New Roman" w:hAnsi="Times New Roman" w:cs="Times New Roman"/>
+        </w:rPr>
+        <w:t xml:space="preserve"> Central College is a simple and useful web system to manage school activities. It helps to store and handle </w:t>
+      </w:r>
+      <w:proofErr w:type="gramStart"/>
+      <w:r>
+        <w:rPr>
+          <w:rFonts w:ascii="Times New Roman" w:hAnsi="Times New Roman" w:cs="Times New Roman"/>
+        </w:rPr>
+        <w:t>student</w:t>
+      </w:r>
+      <w:proofErr w:type="gramEnd"/>
+      <w:r>
+        <w:rPr>
+          <w:rFonts w:ascii="Times New Roman" w:hAnsi="Times New Roman" w:cs="Times New Roman"/>
+        </w:rPr>
+        <w:t xml:space="preserve">, </w:t>
+      </w:r>
+      <w:proofErr w:type="gramStart"/>
+      <w:r>
+        <w:rPr>
+          <w:rFonts w:ascii="Times New Roman" w:hAnsi="Times New Roman" w:cs="Times New Roman"/>
+        </w:rPr>
+        <w:t>teacher</w:t>
+      </w:r>
+      <w:proofErr w:type="gramEnd"/>
+      <w:r>
+        <w:rPr>
+          <w:rFonts w:ascii="Times New Roman" w:hAnsi="Times New Roman" w:cs="Times New Roman"/>
+        </w:rPr>
+        <w:t>, and academic information in one place. This system reduces manual work, improves communication, and makes learning easier for students through a digital platform.</w:t>
       </w:r>
     </w:p>
     <w:sectPr>
@@ -4628,6 +5549,119 @@
     </w:lvl>
   </w:abstractNum>
   <w:abstractNum w:abstractNumId="2" w15:restartNumberingAfterBreak="0">
+    <w:nsid w:val="0835025D"/>
+    <w:multiLevelType w:val="hybridMultilevel"/>
+    <w:tmpl w:val="BB90105C"/>
+    <w:lvl w:ilvl="0" w:tplc="04090001">
+      <w:start w:val="1"/>
+      <w:numFmt w:val="bullet"/>
+      <w:lvlText w:val=""/>
+      <w:lvlJc w:val="left"/>
+      <w:pPr>
+        <w:ind w:left="1080" w:hanging="360"/>
+      </w:pPr>
+      <w:rPr>
+        <w:rFonts w:ascii="Symbol" w:hAnsi="Symbol" w:hint="default"/>
+      </w:rPr>
+    </w:lvl>
+    <w:lvl w:ilvl="1" w:tplc="04090003" w:tentative="1">
+      <w:start w:val="1"/>
+      <w:numFmt w:val="bullet"/>
+      <w:lvlText w:val="o"/>
+      <w:lvlJc w:val="left"/>
+      <w:pPr>
+        <w:ind w:left="1800" w:hanging="360"/>
+      </w:pPr>
+      <w:rPr>
+        <w:rFonts w:ascii="Courier New" w:hAnsi="Courier New" w:cs="Courier New" w:hint="default"/>
+      </w:rPr>
+    </w:lvl>
+    <w:lvl w:ilvl="2" w:tplc="04090005" w:tentative="1">
+      <w:start w:val="1"/>
+      <w:numFmt w:val="bullet"/>
+      <w:lvlText w:val=""/>
+      <w:lvlJc w:val="left"/>
+      <w:pPr>
+        <w:ind w:left="2520" w:hanging="360"/>
+      </w:pPr>
+      <w:rPr>
+        <w:rFonts w:ascii="Wingdings" w:hAnsi="Wingdings" w:hint="default"/>
+      </w:rPr>
+    </w:lvl>
+    <w:lvl w:ilvl="3" w:tplc="04090001" w:tentative="1">
+      <w:start w:val="1"/>
+      <w:numFmt w:val="bullet"/>
+      <w:lvlText w:val=""/>
+      <w:lvlJc w:val="left"/>
+      <w:pPr>
+        <w:ind w:left="3240" w:hanging="360"/>
+      </w:pPr>
+      <w:rPr>
+        <w:rFonts w:ascii="Symbol" w:hAnsi="Symbol" w:hint="default"/>
+      </w:rPr>
+    </w:lvl>
+    <w:lvl w:ilvl="4" w:tplc="04090003" w:tentative="1">
+      <w:start w:val="1"/>
+      <w:numFmt w:val="bullet"/>
+      <w:lvlText w:val="o"/>
+      <w:lvlJc w:val="left"/>
+      <w:pPr>
+        <w:ind w:left="3960" w:hanging="360"/>
+      </w:pPr>
+      <w:rPr>
+        <w:rFonts w:ascii="Courier New" w:hAnsi="Courier New" w:cs="Courier New" w:hint="default"/>
+      </w:rPr>
+    </w:lvl>
+    <w:lvl w:ilvl="5" w:tplc="04090005" w:tentative="1">
+      <w:start w:val="1"/>
+      <w:numFmt w:val="bullet"/>
+      <w:lvlText w:val=""/>
+      <w:lvlJc w:val="left"/>
+      <w:pPr>
+        <w:ind w:left="4680" w:hanging="360"/>
+      </w:pPr>
+      <w:rPr>
+        <w:rFonts w:ascii="Wingdings" w:hAnsi="Wingdings" w:hint="default"/>
+      </w:rPr>
+    </w:lvl>
+    <w:lvl w:ilvl="6" w:tplc="04090001" w:tentative="1">
+      <w:start w:val="1"/>
+      <w:numFmt w:val="bullet"/>
+      <w:lvlText w:val=""/>
+      <w:lvlJc w:val="left"/>
+      <w:pPr>
+        <w:ind w:left="5400" w:hanging="360"/>
+      </w:pPr>
+      <w:rPr>
+        <w:rFonts w:ascii="Symbol" w:hAnsi="Symbol" w:hint="default"/>
+      </w:rPr>
+    </w:lvl>
+    <w:lvl w:ilvl="7" w:tplc="04090003" w:tentative="1">
+      <w:start w:val="1"/>
+      <w:numFmt w:val="bullet"/>
+      <w:lvlText w:val="o"/>
+      <w:lvlJc w:val="left"/>
+      <w:pPr>
+        <w:ind w:left="6120" w:hanging="360"/>
+      </w:pPr>
+      <w:rPr>
+        <w:rFonts w:ascii="Courier New" w:hAnsi="Courier New" w:cs="Courier New" w:hint="default"/>
+      </w:rPr>
+    </w:lvl>
+    <w:lvl w:ilvl="8" w:tplc="04090005" w:tentative="1">
+      <w:start w:val="1"/>
+      <w:numFmt w:val="bullet"/>
+      <w:lvlText w:val=""/>
+      <w:lvlJc w:val="left"/>
+      <w:pPr>
+        <w:ind w:left="6840" w:hanging="360"/>
+      </w:pPr>
+      <w:rPr>
+        <w:rFonts w:ascii="Wingdings" w:hAnsi="Wingdings" w:hint="default"/>
+      </w:rPr>
+    </w:lvl>
+  </w:abstractNum>
+  <w:abstractNum w:abstractNumId="3" w15:restartNumberingAfterBreak="0">
     <w:nsid w:val="0D0D4CBD"/>
     <w:multiLevelType w:val="hybridMultilevel"/>
     <w:tmpl w:val="4FFAC22C"/>
@@ -4740,7 +5774,7 @@
       </w:rPr>
     </w:lvl>
   </w:abstractNum>
-  <w:abstractNum w:abstractNumId="3" w15:restartNumberingAfterBreak="0">
+  <w:abstractNum w:abstractNumId="4" w15:restartNumberingAfterBreak="0">
     <w:nsid w:val="0D484322"/>
     <w:multiLevelType w:val="hybridMultilevel"/>
     <w:tmpl w:val="73A03260"/>
@@ -4853,7 +5887,7 @@
       </w:rPr>
     </w:lvl>
   </w:abstractNum>
-  <w:abstractNum w:abstractNumId="4" w15:restartNumberingAfterBreak="0">
+  <w:abstractNum w:abstractNumId="5" w15:restartNumberingAfterBreak="0">
     <w:nsid w:val="0DF23E50"/>
     <w:multiLevelType w:val="hybridMultilevel"/>
     <w:tmpl w:val="704C9DBE"/>
@@ -4966,7 +6000,7 @@
       </w:rPr>
     </w:lvl>
   </w:abstractNum>
-  <w:abstractNum w:abstractNumId="5" w15:restartNumberingAfterBreak="0">
+  <w:abstractNum w:abstractNumId="6" w15:restartNumberingAfterBreak="0">
     <w:nsid w:val="0E9D5805"/>
     <w:multiLevelType w:val="hybridMultilevel"/>
     <w:tmpl w:val="092AFF14"/>
@@ -5079,7 +6113,7 @@
       </w:rPr>
     </w:lvl>
   </w:abstractNum>
-  <w:abstractNum w:abstractNumId="6" w15:restartNumberingAfterBreak="0">
+  <w:abstractNum w:abstractNumId="7" w15:restartNumberingAfterBreak="0">
     <w:nsid w:val="13B54341"/>
     <w:multiLevelType w:val="hybridMultilevel"/>
     <w:tmpl w:val="950ED650"/>
@@ -5192,7 +6226,7 @@
       </w:rPr>
     </w:lvl>
   </w:abstractNum>
-  <w:abstractNum w:abstractNumId="7" w15:restartNumberingAfterBreak="0">
+  <w:abstractNum w:abstractNumId="8" w15:restartNumberingAfterBreak="0">
     <w:nsid w:val="14C7553F"/>
     <w:multiLevelType w:val="hybridMultilevel"/>
     <w:tmpl w:val="1BFCD270"/>
@@ -5305,7 +6339,7 @@
       </w:rPr>
     </w:lvl>
   </w:abstractNum>
-  <w:abstractNum w:abstractNumId="8" w15:restartNumberingAfterBreak="0">
+  <w:abstractNum w:abstractNumId="9" w15:restartNumberingAfterBreak="0">
     <w:nsid w:val="16700592"/>
     <w:multiLevelType w:val="hybridMultilevel"/>
     <w:tmpl w:val="BCB4CA98"/>
@@ -5418,7 +6452,7 @@
       </w:rPr>
     </w:lvl>
   </w:abstractNum>
-  <w:abstractNum w:abstractNumId="9" w15:restartNumberingAfterBreak="0">
+  <w:abstractNum w:abstractNumId="10" w15:restartNumberingAfterBreak="0">
     <w:nsid w:val="1B106DD4"/>
     <w:multiLevelType w:val="hybridMultilevel"/>
     <w:tmpl w:val="5998994E"/>
@@ -5531,7 +6565,7 @@
       </w:rPr>
     </w:lvl>
   </w:abstractNum>
-  <w:abstractNum w:abstractNumId="10" w15:restartNumberingAfterBreak="0">
+  <w:abstractNum w:abstractNumId="11" w15:restartNumberingAfterBreak="0">
     <w:nsid w:val="1CDA0B3F"/>
     <w:multiLevelType w:val="hybridMultilevel"/>
     <w:tmpl w:val="B858965E"/>
@@ -5644,7 +6678,7 @@
       </w:rPr>
     </w:lvl>
   </w:abstractNum>
-  <w:abstractNum w:abstractNumId="11" w15:restartNumberingAfterBreak="0">
+  <w:abstractNum w:abstractNumId="12" w15:restartNumberingAfterBreak="0">
     <w:nsid w:val="1F52335F"/>
     <w:multiLevelType w:val="hybridMultilevel"/>
     <w:tmpl w:val="EA043856"/>
@@ -5757,7 +6791,7 @@
       </w:rPr>
     </w:lvl>
   </w:abstractNum>
-  <w:abstractNum w:abstractNumId="12" w15:restartNumberingAfterBreak="0">
+  <w:abstractNum w:abstractNumId="13" w15:restartNumberingAfterBreak="0">
     <w:nsid w:val="1F941555"/>
     <w:multiLevelType w:val="hybridMultilevel"/>
     <w:tmpl w:val="4920C9DC"/>
@@ -5870,7 +6904,7 @@
       </w:rPr>
     </w:lvl>
   </w:abstractNum>
-  <w:abstractNum w:abstractNumId="13" w15:restartNumberingAfterBreak="0">
+  <w:abstractNum w:abstractNumId="14" w15:restartNumberingAfterBreak="0">
     <w:nsid w:val="20B92216"/>
     <w:multiLevelType w:val="hybridMultilevel"/>
     <w:tmpl w:val="DE62EE3C"/>
@@ -5983,11 +7017,11 @@
       </w:rPr>
     </w:lvl>
   </w:abstractNum>
-  <w:abstractNum w:abstractNumId="14" w15:restartNumberingAfterBreak="0">
+  <w:abstractNum w:abstractNumId="15" w15:restartNumberingAfterBreak="0">
     <w:nsid w:val="28725409"/>
-    <w:multiLevelType w:val="hybridMultilevel"/>
-    <w:tmpl w:val="620828FC"/>
-    <w:lvl w:ilvl="0" w:tplc="0409000F">
+    <w:multiLevelType w:val="multilevel"/>
+    <w:tmpl w:val="D2E64B2E"/>
+    <w:lvl w:ilvl="0">
       <w:start w:val="1"/>
       <w:numFmt w:val="decimal"/>
       <w:lvlText w:val="%1."/>
@@ -5999,80 +7033,112 @@
         <w:rFonts w:hint="default"/>
       </w:rPr>
     </w:lvl>
-    <w:lvl w:ilvl="1" w:tplc="04090019" w:tentative="1">
-      <w:start w:val="1"/>
-      <w:numFmt w:val="lowerLetter"/>
-      <w:lvlText w:val="%2."/>
-      <w:lvlJc w:val="left"/>
-      <w:pPr>
-        <w:ind w:left="1440" w:hanging="360"/>
-      </w:pPr>
-    </w:lvl>
-    <w:lvl w:ilvl="2" w:tplc="0409001B" w:tentative="1">
-      <w:start w:val="1"/>
-      <w:numFmt w:val="lowerRoman"/>
-      <w:lvlText w:val="%3."/>
-      <w:lvlJc w:val="right"/>
-      <w:pPr>
-        <w:ind w:left="2160" w:hanging="180"/>
-      </w:pPr>
-    </w:lvl>
-    <w:lvl w:ilvl="3" w:tplc="0409000F" w:tentative="1">
+    <w:lvl w:ilvl="1">
       <w:start w:val="1"/>
       <w:numFmt w:val="decimal"/>
-      <w:lvlText w:val="%4."/>
-      <w:lvlJc w:val="left"/>
-      <w:pPr>
-        <w:ind w:left="2880" w:hanging="360"/>
-      </w:pPr>
-    </w:lvl>
-    <w:lvl w:ilvl="4" w:tplc="04090019" w:tentative="1">
-      <w:start w:val="1"/>
-      <w:numFmt w:val="lowerLetter"/>
-      <w:lvlText w:val="%5."/>
-      <w:lvlJc w:val="left"/>
-      <w:pPr>
-        <w:ind w:left="3600" w:hanging="360"/>
-      </w:pPr>
-    </w:lvl>
-    <w:lvl w:ilvl="5" w:tplc="0409001B" w:tentative="1">
-      <w:start w:val="1"/>
-      <w:numFmt w:val="lowerRoman"/>
-      <w:lvlText w:val="%6."/>
-      <w:lvlJc w:val="right"/>
-      <w:pPr>
-        <w:ind w:left="4320" w:hanging="180"/>
-      </w:pPr>
-    </w:lvl>
-    <w:lvl w:ilvl="6" w:tplc="0409000F" w:tentative="1">
+      <w:isLgl/>
+      <w:lvlText w:val="%1.%2"/>
+      <w:lvlJc w:val="left"/>
+      <w:pPr>
+        <w:ind w:left="1440" w:hanging="540"/>
+      </w:pPr>
+      <w:rPr>
+        <w:rFonts w:hint="default"/>
+      </w:rPr>
+    </w:lvl>
+    <w:lvl w:ilvl="2">
       <w:start w:val="1"/>
       <w:numFmt w:val="decimal"/>
-      <w:lvlText w:val="%7."/>
-      <w:lvlJc w:val="left"/>
-      <w:pPr>
-        <w:ind w:left="5040" w:hanging="360"/>
-      </w:pPr>
-    </w:lvl>
-    <w:lvl w:ilvl="7" w:tplc="04090019" w:tentative="1">
-      <w:start w:val="1"/>
-      <w:numFmt w:val="lowerLetter"/>
-      <w:lvlText w:val="%8."/>
-      <w:lvlJc w:val="left"/>
-      <w:pPr>
-        <w:ind w:left="5760" w:hanging="360"/>
-      </w:pPr>
-    </w:lvl>
-    <w:lvl w:ilvl="8" w:tplc="0409001B" w:tentative="1">
-      <w:start w:val="1"/>
-      <w:numFmt w:val="lowerRoman"/>
-      <w:lvlText w:val="%9."/>
-      <w:lvlJc w:val="right"/>
-      <w:pPr>
-        <w:ind w:left="6480" w:hanging="180"/>
-      </w:pPr>
+      <w:isLgl/>
+      <w:lvlText w:val="%1.%2.%3"/>
+      <w:lvlJc w:val="left"/>
+      <w:pPr>
+        <w:ind w:left="2160" w:hanging="720"/>
+      </w:pPr>
+      <w:rPr>
+        <w:rFonts w:hint="default"/>
+      </w:rPr>
+    </w:lvl>
+    <w:lvl w:ilvl="3">
+      <w:start w:val="1"/>
+      <w:numFmt w:val="decimal"/>
+      <w:isLgl/>
+      <w:lvlText w:val="%1.%2.%3.%4"/>
+      <w:lvlJc w:val="left"/>
+      <w:pPr>
+        <w:ind w:left="2700" w:hanging="720"/>
+      </w:pPr>
+      <w:rPr>
+        <w:rFonts w:hint="default"/>
+      </w:rPr>
+    </w:lvl>
+    <w:lvl w:ilvl="4">
+      <w:start w:val="1"/>
+      <w:numFmt w:val="decimal"/>
+      <w:isLgl/>
+      <w:lvlText w:val="%1.%2.%3.%4.%5"/>
+      <w:lvlJc w:val="left"/>
+      <w:pPr>
+        <w:ind w:left="3600" w:hanging="1080"/>
+      </w:pPr>
+      <w:rPr>
+        <w:rFonts w:hint="default"/>
+      </w:rPr>
+    </w:lvl>
+    <w:lvl w:ilvl="5">
+      <w:start w:val="1"/>
+      <w:numFmt w:val="decimal"/>
+      <w:isLgl/>
+      <w:lvlText w:val="%1.%2.%3.%4.%5.%6"/>
+      <w:lvlJc w:val="left"/>
+      <w:pPr>
+        <w:ind w:left="4140" w:hanging="1080"/>
+      </w:pPr>
+      <w:rPr>
+        <w:rFonts w:hint="default"/>
+      </w:rPr>
+    </w:lvl>
+    <w:lvl w:ilvl="6">
+      <w:start w:val="1"/>
+      <w:numFmt w:val="decimal"/>
+      <w:isLgl/>
+      <w:lvlText w:val="%1.%2.%3.%4.%5.%6.%7"/>
+      <w:lvlJc w:val="left"/>
+      <w:pPr>
+        <w:ind w:left="5040" w:hanging="1440"/>
+      </w:pPr>
+      <w:rPr>
+        <w:rFonts w:hint="default"/>
+      </w:rPr>
+    </w:lvl>
+    <w:lvl w:ilvl="7">
+      <w:start w:val="1"/>
+      <w:numFmt w:val="decimal"/>
+      <w:isLgl/>
+      <w:lvlText w:val="%1.%2.%3.%4.%5.%6.%7.%8"/>
+      <w:lvlJc w:val="left"/>
+      <w:pPr>
+        <w:ind w:left="5580" w:hanging="1440"/>
+      </w:pPr>
+      <w:rPr>
+        <w:rFonts w:hint="default"/>
+      </w:rPr>
+    </w:lvl>
+    <w:lvl w:ilvl="8">
+      <w:start w:val="1"/>
+      <w:numFmt w:val="decimal"/>
+      <w:isLgl/>
+      <w:lvlText w:val="%1.%2.%3.%4.%5.%6.%7.%8.%9"/>
+      <w:lvlJc w:val="left"/>
+      <w:pPr>
+        <w:ind w:left="6480" w:hanging="1800"/>
+      </w:pPr>
+      <w:rPr>
+        <w:rFonts w:hint="default"/>
+      </w:rPr>
     </w:lvl>
   </w:abstractNum>
-  <w:abstractNum w:abstractNumId="15" w15:restartNumberingAfterBreak="0">
+  <w:abstractNum w:abstractNumId="16" w15:restartNumberingAfterBreak="0">
     <w:nsid w:val="2948598A"/>
     <w:multiLevelType w:val="hybridMultilevel"/>
     <w:tmpl w:val="85BCF134"/>
@@ -6185,7 +7251,7 @@
       </w:rPr>
     </w:lvl>
   </w:abstractNum>
-  <w:abstractNum w:abstractNumId="16" w15:restartNumberingAfterBreak="0">
+  <w:abstractNum w:abstractNumId="17" w15:restartNumberingAfterBreak="0">
     <w:nsid w:val="2B731349"/>
     <w:multiLevelType w:val="hybridMultilevel"/>
     <w:tmpl w:val="36364680"/>
@@ -6298,7 +7364,7 @@
       </w:rPr>
     </w:lvl>
   </w:abstractNum>
-  <w:abstractNum w:abstractNumId="17" w15:restartNumberingAfterBreak="0">
+  <w:abstractNum w:abstractNumId="18" w15:restartNumberingAfterBreak="0">
     <w:nsid w:val="31D32775"/>
     <w:multiLevelType w:val="hybridMultilevel"/>
     <w:tmpl w:val="FE4AE5E8"/>
@@ -6411,7 +7477,7 @@
       </w:rPr>
     </w:lvl>
   </w:abstractNum>
-  <w:abstractNum w:abstractNumId="18" w15:restartNumberingAfterBreak="0">
+  <w:abstractNum w:abstractNumId="19" w15:restartNumberingAfterBreak="0">
     <w:nsid w:val="34E45727"/>
     <w:multiLevelType w:val="hybridMultilevel"/>
     <w:tmpl w:val="925E9390"/>
@@ -6524,7 +7590,7 @@
       </w:rPr>
     </w:lvl>
   </w:abstractNum>
-  <w:abstractNum w:abstractNumId="19" w15:restartNumberingAfterBreak="0">
+  <w:abstractNum w:abstractNumId="20" w15:restartNumberingAfterBreak="0">
     <w:nsid w:val="45923EF4"/>
     <w:multiLevelType w:val="hybridMultilevel"/>
     <w:tmpl w:val="92A2B492"/>
@@ -6637,7 +7703,7 @@
       </w:rPr>
     </w:lvl>
   </w:abstractNum>
-  <w:abstractNum w:abstractNumId="20" w15:restartNumberingAfterBreak="0">
+  <w:abstractNum w:abstractNumId="21" w15:restartNumberingAfterBreak="0">
     <w:nsid w:val="47F70C1F"/>
     <w:multiLevelType w:val="hybridMultilevel"/>
     <w:tmpl w:val="64E2997C"/>
@@ -6750,7 +7816,7 @@
       </w:rPr>
     </w:lvl>
   </w:abstractNum>
-  <w:abstractNum w:abstractNumId="21" w15:restartNumberingAfterBreak="0">
+  <w:abstractNum w:abstractNumId="22" w15:restartNumberingAfterBreak="0">
     <w:nsid w:val="50591E12"/>
     <w:multiLevelType w:val="hybridMultilevel"/>
     <w:tmpl w:val="C0CA9C54"/>
@@ -6863,7 +7929,7 @@
       </w:rPr>
     </w:lvl>
   </w:abstractNum>
-  <w:abstractNum w:abstractNumId="22" w15:restartNumberingAfterBreak="0">
+  <w:abstractNum w:abstractNumId="23" w15:restartNumberingAfterBreak="0">
     <w:nsid w:val="573A060D"/>
     <w:multiLevelType w:val="hybridMultilevel"/>
     <w:tmpl w:val="8E2EEE02"/>
@@ -6976,7 +8042,7 @@
       </w:rPr>
     </w:lvl>
   </w:abstractNum>
-  <w:abstractNum w:abstractNumId="23" w15:restartNumberingAfterBreak="0">
+  <w:abstractNum w:abstractNumId="24" w15:restartNumberingAfterBreak="0">
     <w:nsid w:val="59696BBD"/>
     <w:multiLevelType w:val="hybridMultilevel"/>
     <w:tmpl w:val="0BEE2918"/>
@@ -7089,7 +8155,7 @@
       </w:rPr>
     </w:lvl>
   </w:abstractNum>
-  <w:abstractNum w:abstractNumId="24" w15:restartNumberingAfterBreak="0">
+  <w:abstractNum w:abstractNumId="25" w15:restartNumberingAfterBreak="0">
     <w:nsid w:val="5BCC6306"/>
     <w:multiLevelType w:val="hybridMultilevel"/>
     <w:tmpl w:val="2F44984E"/>
@@ -7202,7 +8268,7 @@
       </w:rPr>
     </w:lvl>
   </w:abstractNum>
-  <w:abstractNum w:abstractNumId="25" w15:restartNumberingAfterBreak="0">
+  <w:abstractNum w:abstractNumId="26" w15:restartNumberingAfterBreak="0">
     <w:nsid w:val="624835B9"/>
     <w:multiLevelType w:val="hybridMultilevel"/>
     <w:tmpl w:val="829C31DA"/>
@@ -7315,7 +8381,7 @@
       </w:rPr>
     </w:lvl>
   </w:abstractNum>
-  <w:abstractNum w:abstractNumId="26" w15:restartNumberingAfterBreak="0">
+  <w:abstractNum w:abstractNumId="27" w15:restartNumberingAfterBreak="0">
     <w:nsid w:val="6293789E"/>
     <w:multiLevelType w:val="hybridMultilevel"/>
     <w:tmpl w:val="43EE8512"/>
@@ -7428,7 +8494,7 @@
       </w:rPr>
     </w:lvl>
   </w:abstractNum>
-  <w:abstractNum w:abstractNumId="27" w15:restartNumberingAfterBreak="0">
+  <w:abstractNum w:abstractNumId="28" w15:restartNumberingAfterBreak="0">
     <w:nsid w:val="65A074CB"/>
     <w:multiLevelType w:val="hybridMultilevel"/>
     <w:tmpl w:val="AE28D19C"/>
@@ -7541,7 +8607,7 @@
       </w:rPr>
     </w:lvl>
   </w:abstractNum>
-  <w:abstractNum w:abstractNumId="28" w15:restartNumberingAfterBreak="0">
+  <w:abstractNum w:abstractNumId="29" w15:restartNumberingAfterBreak="0">
     <w:nsid w:val="69A11BD8"/>
     <w:multiLevelType w:val="hybridMultilevel"/>
     <w:tmpl w:val="ECD675E8"/>
@@ -7654,7 +8720,7 @@
       </w:rPr>
     </w:lvl>
   </w:abstractNum>
-  <w:abstractNum w:abstractNumId="29" w15:restartNumberingAfterBreak="0">
+  <w:abstractNum w:abstractNumId="30" w15:restartNumberingAfterBreak="0">
     <w:nsid w:val="710B10CF"/>
     <w:multiLevelType w:val="hybridMultilevel"/>
     <w:tmpl w:val="24A2BE8E"/>
@@ -7767,7 +8833,7 @@
       </w:rPr>
     </w:lvl>
   </w:abstractNum>
-  <w:abstractNum w:abstractNumId="30" w15:restartNumberingAfterBreak="0">
+  <w:abstractNum w:abstractNumId="31" w15:restartNumberingAfterBreak="0">
     <w:nsid w:val="713C6236"/>
     <w:multiLevelType w:val="hybridMultilevel"/>
     <w:tmpl w:val="E4867E02"/>
@@ -7880,7 +8946,7 @@
       </w:rPr>
     </w:lvl>
   </w:abstractNum>
-  <w:abstractNum w:abstractNumId="31" w15:restartNumberingAfterBreak="0">
+  <w:abstractNum w:abstractNumId="32" w15:restartNumberingAfterBreak="0">
     <w:nsid w:val="73E569AE"/>
     <w:multiLevelType w:val="hybridMultilevel"/>
     <w:tmpl w:val="F74CB0C4"/>
@@ -7993,7 +9059,7 @@
       </w:rPr>
     </w:lvl>
   </w:abstractNum>
-  <w:abstractNum w:abstractNumId="32" w15:restartNumberingAfterBreak="0">
+  <w:abstractNum w:abstractNumId="33" w15:restartNumberingAfterBreak="0">
     <w:nsid w:val="76A14168"/>
     <w:multiLevelType w:val="hybridMultilevel"/>
     <w:tmpl w:val="0A8AC842"/>
@@ -8106,7 +9172,7 @@
       </w:rPr>
     </w:lvl>
   </w:abstractNum>
-  <w:abstractNum w:abstractNumId="33" w15:restartNumberingAfterBreak="0">
+  <w:abstractNum w:abstractNumId="34" w15:restartNumberingAfterBreak="0">
     <w:nsid w:val="76EE5503"/>
     <w:multiLevelType w:val="hybridMultilevel"/>
     <w:tmpl w:val="438E2CB8"/>
@@ -8219,7 +9285,7 @@
       </w:rPr>
     </w:lvl>
   </w:abstractNum>
-  <w:abstractNum w:abstractNumId="34" w15:restartNumberingAfterBreak="0">
+  <w:abstractNum w:abstractNumId="35" w15:restartNumberingAfterBreak="0">
     <w:nsid w:val="77AD020B"/>
     <w:multiLevelType w:val="hybridMultilevel"/>
     <w:tmpl w:val="F9A833AE"/>
@@ -8333,109 +9399,112 @@
     </w:lvl>
   </w:abstractNum>
   <w:num w:numId="1" w16cid:durableId="747073040">
-    <w:abstractNumId w:val="14"/>
+    <w:abstractNumId w:val="15"/>
   </w:num>
   <w:num w:numId="2" w16cid:durableId="1598948762">
+    <w:abstractNumId w:val="13"/>
+  </w:num>
+  <w:num w:numId="3" w16cid:durableId="1002199960">
     <w:abstractNumId w:val="12"/>
   </w:num>
-  <w:num w:numId="3" w16cid:durableId="1002199960">
-    <w:abstractNumId w:val="11"/>
-  </w:num>
   <w:num w:numId="4" w16cid:durableId="1485776877">
-    <w:abstractNumId w:val="34"/>
+    <w:abstractNumId w:val="35"/>
   </w:num>
   <w:num w:numId="5" w16cid:durableId="1770926666">
     <w:abstractNumId w:val="1"/>
   </w:num>
   <w:num w:numId="6" w16cid:durableId="1393887721">
+    <w:abstractNumId w:val="30"/>
+  </w:num>
+  <w:num w:numId="7" w16cid:durableId="1892569182">
+    <w:abstractNumId w:val="34"/>
+  </w:num>
+  <w:num w:numId="8" w16cid:durableId="560680036">
     <w:abstractNumId w:val="29"/>
   </w:num>
-  <w:num w:numId="7" w16cid:durableId="1892569182">
-    <w:abstractNumId w:val="33"/>
+  <w:num w:numId="9" w16cid:durableId="2140103248">
+    <w:abstractNumId w:val="27"/>
   </w:num>
-  <w:num w:numId="8" w16cid:durableId="560680036">
-    <w:abstractNumId w:val="28"/>
+  <w:num w:numId="10" w16cid:durableId="417479687">
+    <w:abstractNumId w:val="7"/>
   </w:num>
-  <w:num w:numId="9" w16cid:durableId="2140103248">
+  <w:num w:numId="11" w16cid:durableId="1974216458">
     <w:abstractNumId w:val="26"/>
   </w:num>
-  <w:num w:numId="10" w16cid:durableId="417479687">
-    <w:abstractNumId w:val="6"/>
-  </w:num>
-  <w:num w:numId="11" w16cid:durableId="1974216458">
-    <w:abstractNumId w:val="25"/>
-  </w:num>
   <w:num w:numId="12" w16cid:durableId="1734623609">
-    <w:abstractNumId w:val="4"/>
+    <w:abstractNumId w:val="5"/>
   </w:num>
   <w:num w:numId="13" w16cid:durableId="156845279">
-    <w:abstractNumId w:val="31"/>
+    <w:abstractNumId w:val="32"/>
   </w:num>
   <w:num w:numId="14" w16cid:durableId="1119488884">
-    <w:abstractNumId w:val="9"/>
+    <w:abstractNumId w:val="10"/>
   </w:num>
   <w:num w:numId="15" w16cid:durableId="1832327279">
     <w:abstractNumId w:val="0"/>
   </w:num>
   <w:num w:numId="16" w16cid:durableId="16585634">
+    <w:abstractNumId w:val="24"/>
+  </w:num>
+  <w:num w:numId="17" w16cid:durableId="1969360218">
     <w:abstractNumId w:val="23"/>
   </w:num>
-  <w:num w:numId="17" w16cid:durableId="1969360218">
+  <w:num w:numId="18" w16cid:durableId="1875390066">
+    <w:abstractNumId w:val="4"/>
+  </w:num>
+  <w:num w:numId="19" w16cid:durableId="568998570">
+    <w:abstractNumId w:val="11"/>
+  </w:num>
+  <w:num w:numId="20" w16cid:durableId="830024051">
+    <w:abstractNumId w:val="25"/>
+  </w:num>
+  <w:num w:numId="21" w16cid:durableId="1662462722">
+    <w:abstractNumId w:val="16"/>
+  </w:num>
+  <w:num w:numId="22" w16cid:durableId="134953140">
+    <w:abstractNumId w:val="9"/>
+  </w:num>
+  <w:num w:numId="23" w16cid:durableId="1188644172">
+    <w:abstractNumId w:val="17"/>
+  </w:num>
+  <w:num w:numId="24" w16cid:durableId="1075516408">
+    <w:abstractNumId w:val="20"/>
+  </w:num>
+  <w:num w:numId="25" w16cid:durableId="1614434366">
+    <w:abstractNumId w:val="6"/>
+  </w:num>
+  <w:num w:numId="26" w16cid:durableId="1053971027">
+    <w:abstractNumId w:val="3"/>
+  </w:num>
+  <w:num w:numId="27" w16cid:durableId="2080787371">
+    <w:abstractNumId w:val="14"/>
+  </w:num>
+  <w:num w:numId="28" w16cid:durableId="900943068">
     <w:abstractNumId w:val="22"/>
   </w:num>
-  <w:num w:numId="18" w16cid:durableId="1875390066">
-    <w:abstractNumId w:val="3"/>
+  <w:num w:numId="29" w16cid:durableId="2144733937">
+    <w:abstractNumId w:val="31"/>
   </w:num>
-  <w:num w:numId="19" w16cid:durableId="568998570">
-    <w:abstractNumId w:val="10"/>
-  </w:num>
-  <w:num w:numId="20" w16cid:durableId="830024051">
-    <w:abstractNumId w:val="24"/>
-  </w:num>
-  <w:num w:numId="21" w16cid:durableId="1662462722">
-    <w:abstractNumId w:val="15"/>
-  </w:num>
-  <w:num w:numId="22" w16cid:durableId="134953140">
+  <w:num w:numId="30" w16cid:durableId="1501383131">
     <w:abstractNumId w:val="8"/>
   </w:num>
-  <w:num w:numId="23" w16cid:durableId="1188644172">
-    <w:abstractNumId w:val="16"/>
-  </w:num>
-  <w:num w:numId="24" w16cid:durableId="1075516408">
+  <w:num w:numId="31" w16cid:durableId="802776632">
     <w:abstractNumId w:val="19"/>
   </w:num>
-  <w:num w:numId="25" w16cid:durableId="1614434366">
-    <w:abstractNumId w:val="5"/>
+  <w:num w:numId="32" w16cid:durableId="436750478">
+    <w:abstractNumId w:val="18"/>
   </w:num>
-  <w:num w:numId="26" w16cid:durableId="1053971027">
-    <w:abstractNumId w:val="2"/>
+  <w:num w:numId="33" w16cid:durableId="950555622">
+    <w:abstractNumId w:val="33"/>
   </w:num>
-  <w:num w:numId="27" w16cid:durableId="2080787371">
-    <w:abstractNumId w:val="13"/>
-  </w:num>
-  <w:num w:numId="28" w16cid:durableId="900943068">
+  <w:num w:numId="34" w16cid:durableId="428549170">
     <w:abstractNumId w:val="21"/>
   </w:num>
-  <w:num w:numId="29" w16cid:durableId="2144733937">
-    <w:abstractNumId w:val="30"/>
+  <w:num w:numId="35" w16cid:durableId="802120476">
+    <w:abstractNumId w:val="28"/>
   </w:num>
-  <w:num w:numId="30" w16cid:durableId="1501383131">
-    <w:abstractNumId w:val="7"/>
-  </w:num>
-  <w:num w:numId="31" w16cid:durableId="802776632">
-    <w:abstractNumId w:val="18"/>
-  </w:num>
-  <w:num w:numId="32" w16cid:durableId="436750478">
-    <w:abstractNumId w:val="17"/>
-  </w:num>
-  <w:num w:numId="33" w16cid:durableId="950555622">
-    <w:abstractNumId w:val="32"/>
-  </w:num>
-  <w:num w:numId="34" w16cid:durableId="428549170">
-    <w:abstractNumId w:val="20"/>
-  </w:num>
-  <w:num w:numId="35" w16cid:durableId="802120476">
-    <w:abstractNumId w:val="27"/>
+  <w:num w:numId="36" w16cid:durableId="1586186214">
+    <w:abstractNumId w:val="2"/>
   </w:num>
 </w:numbering>
 </file>
@@ -9043,6 +10112,7 @@
   <w:style w:type="character" w:default="1" w:styleId="DefaultParagraphFont">
     <w:name w:val="Default Paragraph Font"/>
     <w:uiPriority w:val="1"/>
+    <w:semiHidden/>
     <w:unhideWhenUsed/>
   </w:style>
   <w:style w:type="table" w:default="1" w:styleId="TableNormal">

--- a/LMS/documantation/srs document.docx
+++ b/LMS/documantation/srs document.docx
@@ -3932,13 +3932,6 @@
     </w:p>
     <w:p>
       <w:pPr>
-        <w:rPr>
-          <w:rFonts w:ascii="Times New Roman" w:hAnsi="Times New Roman" w:cs="Times New Roman"/>
-        </w:rPr>
-      </w:pPr>
-    </w:p>
-    <w:p>
-      <w:pPr>
         <w:ind w:firstLine="720"/>
         <w:rPr>
           <w:rFonts w:ascii="Times New Roman" w:hAnsi="Times New Roman" w:cs="Times New Roman"/>
@@ -3968,6 +3961,146 @@
           <w:rFonts w:ascii="Times New Roman" w:hAnsi="Times New Roman" w:cs="Times New Roman"/>
         </w:rPr>
       </w:pPr>
+      <w:r>
+        <w:rPr>
+          <w:rFonts w:ascii="Times New Roman" w:hAnsi="Times New Roman" w:cs="Times New Roman"/>
+          <w:noProof/>
+        </w:rPr>
+        <w:drawing>
+          <wp:anchor distT="0" distB="0" distL="114300" distR="114300" simplePos="0" relativeHeight="251661312" behindDoc="1" locked="0" layoutInCell="1" allowOverlap="1" wp14:anchorId="379DE6B7" wp14:editId="120B1D79">
+            <wp:simplePos x="0" y="0"/>
+            <wp:positionH relativeFrom="column">
+              <wp:posOffset>434340</wp:posOffset>
+            </wp:positionH>
+            <wp:positionV relativeFrom="paragraph">
+              <wp:posOffset>-7621</wp:posOffset>
+            </wp:positionV>
+            <wp:extent cx="5334000" cy="5177497"/>
+            <wp:effectExtent l="0" t="0" r="0" b="4445"/>
+            <wp:wrapTight wrapText="bothSides">
+              <wp:wrapPolygon edited="0">
+                <wp:start x="0" y="0"/>
+                <wp:lineTo x="0" y="21539"/>
+                <wp:lineTo x="21523" y="21539"/>
+                <wp:lineTo x="21523" y="0"/>
+                <wp:lineTo x="0" y="0"/>
+              </wp:wrapPolygon>
+            </wp:wrapTight>
+            <wp:docPr id="2125222683" name="Picture 6"/>
+            <wp:cNvGraphicFramePr>
+              <a:graphicFrameLocks xmlns:a="http://schemas.openxmlformats.org/drawingml/2006/main" noChangeAspect="1"/>
+            </wp:cNvGraphicFramePr>
+            <a:graphic xmlns:a="http://schemas.openxmlformats.org/drawingml/2006/main">
+              <a:graphicData uri="http://schemas.openxmlformats.org/drawingml/2006/picture">
+                <pic:pic xmlns:pic="http://schemas.openxmlformats.org/drawingml/2006/picture">
+                  <pic:nvPicPr>
+                    <pic:cNvPr id="2125222683" name="Picture 2125222683"/>
+                    <pic:cNvPicPr/>
+                  </pic:nvPicPr>
+                  <pic:blipFill>
+                    <a:blip r:embed="rId7">
+                      <a:extLst>
+                        <a:ext uri="{28A0092B-C50C-407E-A947-70E740481C1C}">
+                          <a14:useLocalDpi xmlns:a14="http://schemas.microsoft.com/office/drawing/2010/main" val="0"/>
+                        </a:ext>
+                      </a:extLst>
+                    </a:blip>
+                    <a:stretch>
+                      <a:fillRect/>
+                    </a:stretch>
+                  </pic:blipFill>
+                  <pic:spPr>
+                    <a:xfrm>
+                      <a:off x="0" y="0"/>
+                      <a:ext cx="5334000" cy="5177497"/>
+                    </a:xfrm>
+                    <a:prstGeom prst="rect">
+                      <a:avLst/>
+                    </a:prstGeom>
+                  </pic:spPr>
+                </pic:pic>
+              </a:graphicData>
+            </a:graphic>
+            <wp14:sizeRelH relativeFrom="margin">
+              <wp14:pctWidth>0</wp14:pctWidth>
+            </wp14:sizeRelH>
+            <wp14:sizeRelV relativeFrom="margin">
+              <wp14:pctHeight>0</wp14:pctHeight>
+            </wp14:sizeRelV>
+          </wp:anchor>
+        </w:drawing>
+      </w:r>
+      <w:r>
+        <w:rPr>
+          <w:noProof/>
+        </w:rPr>
+        <mc:AlternateContent>
+          <mc:Choice Requires="wps">
+            <w:drawing>
+              <wp:inline distT="0" distB="0" distL="0" distR="0" wp14:anchorId="663A950F" wp14:editId="490660B5">
+                <wp:extent cx="304800" cy="304800"/>
+                <wp:effectExtent l="0" t="0" r="0" b="0"/>
+                <wp:docPr id="1642723832" name="Rectangle 1"/>
+                <wp:cNvGraphicFramePr>
+                  <a:graphicFrameLocks xmlns:a="http://schemas.openxmlformats.org/drawingml/2006/main" noChangeAspect="1"/>
+                </wp:cNvGraphicFramePr>
+                <a:graphic xmlns:a="http://schemas.openxmlformats.org/drawingml/2006/main">
+                  <a:graphicData uri="http://schemas.microsoft.com/office/word/2010/wordprocessingShape">
+                    <wps:wsp>
+                      <wps:cNvSpPr>
+                        <a:spLocks noChangeAspect="1" noChangeArrowheads="1"/>
+                      </wps:cNvSpPr>
+                      <wps:spPr bwMode="auto">
+                        <a:xfrm>
+                          <a:off x="0" y="0"/>
+                          <a:ext cx="304800" cy="304800"/>
+                        </a:xfrm>
+                        <a:prstGeom prst="rect">
+                          <a:avLst/>
+                        </a:prstGeom>
+                        <a:noFill/>
+                        <a:ln>
+                          <a:noFill/>
+                        </a:ln>
+                        <a:extLst>
+                          <a:ext uri="{909E8E84-426E-40DD-AFC4-6F175D3DCCD1}">
+                            <a14:hiddenFill xmlns:a14="http://schemas.microsoft.com/office/drawing/2010/main">
+                              <a:solidFill>
+                                <a:srgbClr val="FFFFFF"/>
+                              </a:solidFill>
+                            </a14:hiddenFill>
+                          </a:ext>
+                          <a:ext uri="{91240B29-F687-4F45-9708-019B960494DF}">
+                            <a14:hiddenLine xmlns:a14="http://schemas.microsoft.com/office/drawing/2010/main" w="9525">
+                              <a:solidFill>
+                                <a:srgbClr val="000000"/>
+                              </a:solidFill>
+                              <a:miter lim="800000"/>
+                              <a:headEnd/>
+                              <a:tailEnd/>
+                            </a14:hiddenLine>
+                          </a:ext>
+                        </a:extLst>
+                      </wps:spPr>
+                      <wps:bodyPr rot="0" vert="horz" wrap="square" lIns="91440" tIns="45720" rIns="91440" bIns="45720" anchor="t" anchorCtr="0" upright="1">
+                        <a:noAutofit/>
+                      </wps:bodyPr>
+                    </wps:wsp>
+                  </a:graphicData>
+                </a:graphic>
+              </wp:inline>
+            </w:drawing>
+          </mc:Choice>
+          <mc:Fallback>
+            <w:pict>
+              <v:rect w14:anchorId="2E5997F0" id="Rectangle 1" o:spid="_x0000_s1026" style="width:24pt;height:24pt;visibility:visible;mso-wrap-style:square;mso-left-percent:-10001;mso-top-percent:-10001;mso-position-horizontal:absolute;mso-position-horizontal-relative:char;mso-position-vertical:absolute;mso-position-vertical-relative:line;mso-left-percent:-10001;mso-top-percent:-10001;v-text-anchor:top" o:gfxdata="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" filled="f" stroked="f">
+                <o:lock v:ext="edit" aspectratio="t"/>
+                <w10:anchorlock/>
+              </v:rect>
+            </w:pict>
+          </mc:Fallback>
+        </mc:AlternateContent>
+      </w:r>
     </w:p>
     <w:p>
       <w:pPr>

--- a/LMS/documantation/srs document.docx
+++ b/LMS/documantation/srs document.docx
@@ -1537,109 +1537,7 @@
     </w:p>
     <w:p>
       <w:pPr>
-        <w:rPr>
-          <w:rFonts w:ascii="Times New Roman" w:hAnsi="Times New Roman" w:cs="Times New Roman"/>
-        </w:rPr>
-      </w:pPr>
-    </w:p>
-    <w:p>
-      <w:pPr>
-        <w:rPr>
-          <w:rFonts w:ascii="Times New Roman" w:hAnsi="Times New Roman" w:cs="Times New Roman"/>
-        </w:rPr>
-      </w:pPr>
-    </w:p>
-    <w:p>
-      <w:pPr>
-        <w:rPr>
-          <w:rFonts w:ascii="Times New Roman" w:hAnsi="Times New Roman" w:cs="Times New Roman"/>
-        </w:rPr>
-      </w:pPr>
-    </w:p>
-    <w:p>
-      <w:pPr>
-        <w:rPr>
-          <w:rFonts w:ascii="Times New Roman" w:hAnsi="Times New Roman" w:cs="Times New Roman"/>
-        </w:rPr>
-      </w:pPr>
-    </w:p>
-    <w:p>
-      <w:pPr>
-        <w:rPr>
-          <w:rFonts w:ascii="Times New Roman" w:hAnsi="Times New Roman" w:cs="Times New Roman"/>
-        </w:rPr>
-      </w:pPr>
-    </w:p>
-    <w:p>
-      <w:pPr>
-        <w:rPr>
-          <w:rFonts w:ascii="Times New Roman" w:hAnsi="Times New Roman" w:cs="Times New Roman"/>
-        </w:rPr>
-      </w:pPr>
-    </w:p>
-    <w:p>
-      <w:pPr>
-        <w:rPr>
-          <w:rFonts w:ascii="Times New Roman" w:hAnsi="Times New Roman" w:cs="Times New Roman"/>
-        </w:rPr>
-      </w:pPr>
-    </w:p>
-    <w:p>
-      <w:pPr>
-        <w:rPr>
-          <w:rFonts w:ascii="Times New Roman" w:hAnsi="Times New Roman" w:cs="Times New Roman"/>
-        </w:rPr>
-      </w:pPr>
-    </w:p>
-    <w:p>
-      <w:pPr>
-        <w:rPr>
-          <w:rFonts w:ascii="Times New Roman" w:hAnsi="Times New Roman" w:cs="Times New Roman"/>
-        </w:rPr>
-      </w:pPr>
-    </w:p>
-    <w:p>
-      <w:pPr>
-        <w:rPr>
-          <w:rFonts w:ascii="Times New Roman" w:hAnsi="Times New Roman" w:cs="Times New Roman"/>
-        </w:rPr>
-      </w:pPr>
-    </w:p>
-    <w:p>
-      <w:pPr>
-        <w:rPr>
-          <w:rFonts w:ascii="Times New Roman" w:hAnsi="Times New Roman" w:cs="Times New Roman"/>
-        </w:rPr>
-      </w:pPr>
-    </w:p>
-    <w:p>
-      <w:pPr>
-        <w:rPr>
-          <w:rFonts w:ascii="Times New Roman" w:hAnsi="Times New Roman" w:cs="Times New Roman"/>
-        </w:rPr>
-      </w:pPr>
-    </w:p>
-    <w:p>
-      <w:pPr>
-        <w:rPr>
-          <w:rFonts w:ascii="Times New Roman" w:hAnsi="Times New Roman" w:cs="Times New Roman"/>
-        </w:rPr>
-      </w:pPr>
-    </w:p>
-    <w:p>
-      <w:pPr>
-        <w:rPr>
-          <w:rFonts w:ascii="Times New Roman" w:hAnsi="Times New Roman" w:cs="Times New Roman"/>
-        </w:rPr>
-      </w:pPr>
-    </w:p>
-    <w:p>
-      <w:pPr>
-        <w:pStyle w:val="ListParagraph"/>
-        <w:numPr>
-          <w:ilvl w:val="0"/>
-          <w:numId w:val="1"/>
-        </w:numPr>
+        <w:ind w:firstLine="720"/>
         <w:rPr>
           <w:rFonts w:ascii="Times New Roman" w:hAnsi="Times New Roman" w:cs="Times New Roman"/>
           <w:b/>
@@ -1652,6 +1550,112 @@
           <w:b/>
           <w:bCs/>
         </w:rPr>
+        <w:t>2.6 System Development Methodology</w:t>
+      </w:r>
+    </w:p>
+    <w:p>
+      <w:pPr>
+        <w:ind w:left="720"/>
+        <w:rPr>
+          <w:rFonts w:ascii="Times New Roman" w:hAnsi="Times New Roman" w:cs="Times New Roman"/>
+        </w:rPr>
+      </w:pPr>
+      <w:r>
+        <w:rPr>
+          <w:rFonts w:ascii="Times New Roman" w:hAnsi="Times New Roman" w:cs="Times New Roman"/>
+        </w:rPr>
+        <w:t>The system is developed using the Agile software development methodology. Agile is used because it allows flexible and step-by-step development of the system. It supports continuous improvement and changes in requirements during the project.</w:t>
+      </w:r>
+    </w:p>
+    <w:p>
+      <w:pPr>
+        <w:ind w:left="720"/>
+        <w:rPr>
+          <w:rFonts w:ascii="Times New Roman" w:hAnsi="Times New Roman" w:cs="Times New Roman"/>
+        </w:rPr>
+      </w:pPr>
+      <w:r>
+        <w:rPr>
+          <w:rFonts w:ascii="Times New Roman" w:hAnsi="Times New Roman" w:cs="Times New Roman"/>
+        </w:rPr>
+        <w:t>The Scrum approach is followed, where the system is developed in small parts called sprints. Each sprint delivers a working module such as user management, marks management, or report generation. This method helps in better planning, teamwork, and faster development.</w:t>
+      </w:r>
+    </w:p>
+    <w:p>
+      <w:pPr>
+        <w:rPr>
+          <w:rFonts w:ascii="Times New Roman" w:hAnsi="Times New Roman" w:cs="Times New Roman"/>
+        </w:rPr>
+      </w:pPr>
+    </w:p>
+    <w:p>
+      <w:pPr>
+        <w:rPr>
+          <w:rFonts w:ascii="Times New Roman" w:hAnsi="Times New Roman" w:cs="Times New Roman"/>
+        </w:rPr>
+      </w:pPr>
+    </w:p>
+    <w:p>
+      <w:pPr>
+        <w:rPr>
+          <w:rFonts w:ascii="Times New Roman" w:hAnsi="Times New Roman" w:cs="Times New Roman"/>
+        </w:rPr>
+      </w:pPr>
+    </w:p>
+    <w:p>
+      <w:pPr>
+        <w:rPr>
+          <w:rFonts w:ascii="Times New Roman" w:hAnsi="Times New Roman" w:cs="Times New Roman"/>
+        </w:rPr>
+      </w:pPr>
+    </w:p>
+    <w:p>
+      <w:pPr>
+        <w:rPr>
+          <w:rFonts w:ascii="Times New Roman" w:hAnsi="Times New Roman" w:cs="Times New Roman"/>
+        </w:rPr>
+      </w:pPr>
+    </w:p>
+    <w:p>
+      <w:pPr>
+        <w:rPr>
+          <w:rFonts w:ascii="Times New Roman" w:hAnsi="Times New Roman" w:cs="Times New Roman"/>
+        </w:rPr>
+      </w:pPr>
+    </w:p>
+    <w:p>
+      <w:pPr>
+        <w:rPr>
+          <w:rFonts w:ascii="Times New Roman" w:hAnsi="Times New Roman" w:cs="Times New Roman"/>
+        </w:rPr>
+      </w:pPr>
+    </w:p>
+    <w:p>
+      <w:pPr>
+        <w:rPr>
+          <w:rFonts w:ascii="Times New Roman" w:hAnsi="Times New Roman" w:cs="Times New Roman"/>
+        </w:rPr>
+      </w:pPr>
+    </w:p>
+    <w:p>
+      <w:pPr>
+        <w:pStyle w:val="ListParagraph"/>
+        <w:numPr>
+          <w:ilvl w:val="0"/>
+          <w:numId w:val="1"/>
+        </w:numPr>
+        <w:rPr>
+          <w:rFonts w:ascii="Times New Roman" w:hAnsi="Times New Roman" w:cs="Times New Roman"/>
+          <w:b/>
+          <w:bCs/>
+        </w:rPr>
+      </w:pPr>
+      <w:r>
+        <w:rPr>
+          <w:rFonts w:ascii="Times New Roman" w:hAnsi="Times New Roman" w:cs="Times New Roman"/>
+          <w:b/>
+          <w:bCs/>
+        </w:rPr>
         <w:lastRenderedPageBreak/>
         <w:t>FUNCTIONAL REQUIREMENTS</w:t>
       </w:r>
@@ -1945,6 +1949,15 @@
         </w:rPr>
         <w:t xml:space="preserve"> not allow users to change their username or password.</w:t>
       </w:r>
+      <w:r>
+        <w:t xml:space="preserve"> </w:t>
+      </w:r>
+      <w:r>
+        <w:rPr>
+          <w:rFonts w:ascii="Times New Roman" w:hAnsi="Times New Roman" w:cs="Times New Roman"/>
+        </w:rPr>
+        <w:t>Only Admin or Technical Officer can reset user passwords for security purposes</w:t>
+      </w:r>
     </w:p>
     <w:p>
       <w:pPr>
@@ -2237,6 +2250,7 @@
         <w:rPr>
           <w:rFonts w:ascii="Times New Roman" w:hAnsi="Times New Roman" w:cs="Times New Roman"/>
         </w:rPr>
+        <w:lastRenderedPageBreak/>
         <w:t>The system shall calculate and display performance reports.</w:t>
       </w:r>
     </w:p>
@@ -2817,7 +2831,27 @@
         <w:rPr>
           <w:rFonts w:ascii="Times New Roman" w:hAnsi="Times New Roman" w:cs="Times New Roman"/>
         </w:rPr>
-        <w:t>The system shall respond to user requests within fast.</w:t>
+        <w:t xml:space="preserve">The system shall respond to user requests within </w:t>
+      </w:r>
+      <w:r>
+        <w:rPr>
+          <w:rFonts w:ascii="Times New Roman" w:hAnsi="Times New Roman" w:cs="Times New Roman"/>
+        </w:rPr>
+        <w:t xml:space="preserve">less than 5 </w:t>
+      </w:r>
+      <w:proofErr w:type="gramStart"/>
+      <w:r>
+        <w:rPr>
+          <w:rFonts w:ascii="Times New Roman" w:hAnsi="Times New Roman" w:cs="Times New Roman"/>
+        </w:rPr>
+        <w:t>second</w:t>
+      </w:r>
+      <w:proofErr w:type="gramEnd"/>
+      <w:r>
+        <w:rPr>
+          <w:rFonts w:ascii="Times New Roman" w:hAnsi="Times New Roman" w:cs="Times New Roman"/>
+        </w:rPr>
+        <w:t>.</w:t>
       </w:r>
     </w:p>
     <w:p>
@@ -3316,6 +3350,7 @@
         <w:rPr>
           <w:rFonts w:ascii="Times New Roman" w:hAnsi="Times New Roman" w:cs="Times New Roman"/>
         </w:rPr>
+        <w:lastRenderedPageBreak/>
         <w:t>The system shall allow easy updates and bug fixes.</w:t>
       </w:r>
     </w:p>
@@ -3746,7 +3781,6 @@
           <w:b/>
           <w:bCs/>
         </w:rPr>
-        <w:lastRenderedPageBreak/>
         <w:t>DATABASE REQUIREMENTS</w:t>
       </w:r>
     </w:p>
@@ -3966,8 +4000,9 @@
           <w:rFonts w:ascii="Times New Roman" w:hAnsi="Times New Roman" w:cs="Times New Roman"/>
           <w:noProof/>
         </w:rPr>
+        <w:lastRenderedPageBreak/>
         <w:drawing>
-          <wp:anchor distT="0" distB="0" distL="114300" distR="114300" simplePos="0" relativeHeight="251661312" behindDoc="1" locked="0" layoutInCell="1" allowOverlap="1" wp14:anchorId="379DE6B7" wp14:editId="120B1D79">
+          <wp:anchor distT="0" distB="0" distL="114300" distR="114300" simplePos="0" relativeHeight="251661312" behindDoc="1" locked="0" layoutInCell="1" allowOverlap="1" wp14:anchorId="379DE6B7" wp14:editId="572641B6">
             <wp:simplePos x="0" y="0"/>
             <wp:positionH relativeFrom="column">
               <wp:posOffset>434340</wp:posOffset>
@@ -4037,7 +4072,7 @@
         <mc:AlternateContent>
           <mc:Choice Requires="wps">
             <w:drawing>
-              <wp:inline distT="0" distB="0" distL="0" distR="0" wp14:anchorId="663A950F" wp14:editId="490660B5">
+              <wp:inline distT="0" distB="0" distL="0" distR="0" wp14:anchorId="663A950F" wp14:editId="05D5B426">
                 <wp:extent cx="304800" cy="304800"/>
                 <wp:effectExtent l="0" t="0" r="0" b="0"/>
                 <wp:docPr id="1642723832" name="Rectangle 1"/>
@@ -4093,7 +4128,7 @@
           </mc:Choice>
           <mc:Fallback>
             <w:pict>
-              <v:rect w14:anchorId="2E5997F0" id="Rectangle 1" o:spid="_x0000_s1026" style="width:24pt;height:24pt;visibility:visible;mso-wrap-style:square;mso-left-percent:-10001;mso-top-percent:-10001;mso-position-horizontal:absolute;mso-position-horizontal-relative:char;mso-position-vertical:absolute;mso-position-vertical-relative:line;mso-left-percent:-10001;mso-top-percent:-10001;v-text-anchor:top" o:gfxdata="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" filled="f" stroked="f">
+              <v:rect w14:anchorId="1593B473" id="Rectangle 1" o:spid="_x0000_s1026" style="width:24pt;height:24pt;visibility:visible;mso-wrap-style:square;mso-left-percent:-10001;mso-top-percent:-10001;mso-position-horizontal:absolute;mso-position-horizontal-relative:char;mso-position-vertical:absolute;mso-position-vertical-relative:line;mso-left-percent:-10001;mso-top-percent:-10001;v-text-anchor:top" o:gfxdata="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" filled="f" stroked="f">
                 <o:lock v:ext="edit" aspectratio="t"/>
                 <w10:anchorlock/>
               </v:rect>
@@ -4226,7 +4261,6 @@
           <w:b/>
           <w:bCs/>
         </w:rPr>
-        <w:lastRenderedPageBreak/>
         <w:t>USER ROLES AND PERMISSIONS</w:t>
       </w:r>
     </w:p>

--- a/LMS/documantation/srs document.docx
+++ b/LMS/documantation/srs document.docx
@@ -769,46 +769,18 @@
       <w:r>
         <w:rPr>
           <w:rFonts w:ascii="Times New Roman" w:hAnsi="Times New Roman" w:cs="Times New Roman"/>
-        </w:rPr>
-        <w:t>The LMS is a standalone web-based system integrated with the school environment, replacing manual record-keeping with a centralized digital platform.</w:t>
-      </w:r>
-    </w:p>
-    <w:p>
-      <w:pPr>
-        <w:ind w:left="720"/>
-        <w:rPr>
-          <w:rFonts w:ascii="Times New Roman" w:hAnsi="Times New Roman" w:cs="Times New Roman"/>
-        </w:rPr>
-      </w:pPr>
-    </w:p>
-    <w:p>
-      <w:pPr>
-        <w:pStyle w:val="ListParagraph"/>
-        <w:numPr>
-          <w:ilvl w:val="2"/>
-          <w:numId w:val="1"/>
-        </w:numPr>
-        <w:rPr>
-          <w:rFonts w:ascii="Times New Roman" w:hAnsi="Times New Roman" w:cs="Times New Roman"/>
-          <w:b/>
-          <w:bCs/>
-        </w:rPr>
-      </w:pPr>
-      <w:r>
-        <w:rPr>
-          <w:rFonts w:ascii="Times New Roman" w:hAnsi="Times New Roman" w:cs="Times New Roman"/>
           <w:b/>
           <w:bCs/>
           <w:noProof/>
         </w:rPr>
         <w:drawing>
-          <wp:anchor distT="0" distB="0" distL="114300" distR="114300" simplePos="0" relativeHeight="251660288" behindDoc="1" locked="0" layoutInCell="1" allowOverlap="1" wp14:anchorId="5A5EF661" wp14:editId="088DE9F3">
+          <wp:anchor distT="0" distB="0" distL="114300" distR="114300" simplePos="0" relativeHeight="251660288" behindDoc="1" locked="0" layoutInCell="1" allowOverlap="1" wp14:anchorId="5A5EF661" wp14:editId="3E13A436">
             <wp:simplePos x="0" y="0"/>
             <wp:positionH relativeFrom="margin">
-              <wp:align>right</wp:align>
+              <wp:posOffset>-60960</wp:posOffset>
             </wp:positionH>
             <wp:positionV relativeFrom="paragraph">
-              <wp:posOffset>461010</wp:posOffset>
+              <wp:posOffset>511175</wp:posOffset>
             </wp:positionV>
             <wp:extent cx="5943600" cy="5617845"/>
             <wp:effectExtent l="0" t="0" r="0" b="1905"/>
@@ -862,443 +834,472 @@
       <w:r>
         <w:rPr>
           <w:rFonts w:ascii="Times New Roman" w:hAnsi="Times New Roman" w:cs="Times New Roman"/>
+        </w:rPr>
+        <w:t>The LMS is a standalone web-based system integrated with the school environment, replacing manual record-keeping with a centralized digital platform.</w:t>
+      </w:r>
+    </w:p>
+    <w:p>
+      <w:pPr>
+        <w:ind w:left="720"/>
+        <w:rPr>
+          <w:rFonts w:ascii="Times New Roman" w:hAnsi="Times New Roman" w:cs="Times New Roman"/>
+        </w:rPr>
+      </w:pPr>
+    </w:p>
+    <w:p>
+      <w:pPr>
+        <w:pStyle w:val="ListParagraph"/>
+        <w:numPr>
+          <w:ilvl w:val="2"/>
+          <w:numId w:val="1"/>
+        </w:numPr>
+        <w:rPr>
+          <w:rFonts w:ascii="Times New Roman" w:hAnsi="Times New Roman" w:cs="Times New Roman"/>
           <w:b/>
           <w:bCs/>
         </w:rPr>
-        <w:t>Use Case Diagram</w:t>
-      </w:r>
-    </w:p>
-    <w:p>
-      <w:pPr>
+      </w:pPr>
+      <w:r>
         <w:rPr>
           <w:rFonts w:ascii="Times New Roman" w:hAnsi="Times New Roman" w:cs="Times New Roman"/>
           <w:b/>
           <w:bCs/>
         </w:rPr>
-      </w:pPr>
-    </w:p>
-    <w:p>
-      <w:pPr>
-        <w:rPr>
-          <w:rFonts w:ascii="Times New Roman" w:hAnsi="Times New Roman" w:cs="Times New Roman"/>
-        </w:rPr>
-      </w:pPr>
-    </w:p>
-    <w:p>
-      <w:pPr>
-        <w:rPr>
-          <w:rFonts w:ascii="Times New Roman" w:hAnsi="Times New Roman" w:cs="Times New Roman"/>
-        </w:rPr>
-      </w:pPr>
-    </w:p>
-    <w:p>
-      <w:pPr>
-        <w:ind w:left="720"/>
+        <w:t>Use Case Diagram</w:t>
+      </w:r>
+    </w:p>
+    <w:p>
+      <w:pPr>
         <w:rPr>
           <w:rFonts w:ascii="Times New Roman" w:hAnsi="Times New Roman" w:cs="Times New Roman"/>
           <w:b/>
           <w:bCs/>
         </w:rPr>
       </w:pPr>
-      <w:r>
+    </w:p>
+    <w:p>
+      <w:pPr>
+        <w:rPr>
+          <w:rFonts w:ascii="Times New Roman" w:hAnsi="Times New Roman" w:cs="Times New Roman"/>
+        </w:rPr>
+      </w:pPr>
+    </w:p>
+    <w:p>
+      <w:pPr>
+        <w:rPr>
+          <w:rFonts w:ascii="Times New Roman" w:hAnsi="Times New Roman" w:cs="Times New Roman"/>
+        </w:rPr>
+      </w:pPr>
+    </w:p>
+    <w:p>
+      <w:pPr>
+        <w:ind w:left="720"/>
         <w:rPr>
           <w:rFonts w:ascii="Times New Roman" w:hAnsi="Times New Roman" w:cs="Times New Roman"/>
           <w:b/>
           <w:bCs/>
         </w:rPr>
-        <w:t>2.2 User Classes and Characteristics</w:t>
-      </w:r>
-    </w:p>
-    <w:p>
-      <w:pPr>
-        <w:ind w:left="720"/>
-        <w:rPr>
-          <w:rFonts w:ascii="Times New Roman" w:hAnsi="Times New Roman" w:cs="Times New Roman"/>
-        </w:rPr>
-      </w:pPr>
-      <w:r>
-        <w:rPr>
-          <w:rFonts w:ascii="Times New Roman" w:hAnsi="Times New Roman" w:cs="Times New Roman"/>
-        </w:rPr>
-        <w:t>Admin</w:t>
-      </w:r>
-    </w:p>
-    <w:p>
-      <w:pPr>
-        <w:pStyle w:val="ListParagraph"/>
-        <w:numPr>
-          <w:ilvl w:val="0"/>
-          <w:numId w:val="5"/>
-        </w:numPr>
-        <w:rPr>
-          <w:rFonts w:ascii="Times New Roman" w:hAnsi="Times New Roman" w:cs="Times New Roman"/>
-        </w:rPr>
-      </w:pPr>
-      <w:r>
-        <w:rPr>
-          <w:rFonts w:ascii="Times New Roman" w:hAnsi="Times New Roman" w:cs="Times New Roman"/>
-        </w:rPr>
-        <w:t>Full system control</w:t>
-      </w:r>
-    </w:p>
-    <w:p>
-      <w:pPr>
-        <w:pStyle w:val="ListParagraph"/>
-        <w:numPr>
-          <w:ilvl w:val="0"/>
-          <w:numId w:val="5"/>
-        </w:numPr>
-        <w:rPr>
-          <w:rFonts w:ascii="Times New Roman" w:hAnsi="Times New Roman" w:cs="Times New Roman"/>
-        </w:rPr>
-      </w:pPr>
-      <w:r>
-        <w:rPr>
-          <w:rFonts w:ascii="Times New Roman" w:hAnsi="Times New Roman" w:cs="Times New Roman"/>
-        </w:rPr>
-        <w:t>User and class management</w:t>
-      </w:r>
-    </w:p>
-    <w:p>
-      <w:pPr>
-        <w:pStyle w:val="ListParagraph"/>
-        <w:numPr>
-          <w:ilvl w:val="0"/>
-          <w:numId w:val="5"/>
-        </w:numPr>
-        <w:rPr>
-          <w:rFonts w:ascii="Times New Roman" w:hAnsi="Times New Roman" w:cs="Times New Roman"/>
-        </w:rPr>
-      </w:pPr>
-      <w:r>
-        <w:rPr>
-          <w:rFonts w:ascii="Times New Roman" w:hAnsi="Times New Roman" w:cs="Times New Roman"/>
-        </w:rPr>
-        <w:t>Report generation</w:t>
-      </w:r>
-    </w:p>
-    <w:p>
-      <w:pPr>
-        <w:rPr>
-          <w:rFonts w:ascii="Times New Roman" w:hAnsi="Times New Roman" w:cs="Times New Roman"/>
-        </w:rPr>
-      </w:pPr>
-    </w:p>
-    <w:p>
-      <w:pPr>
-        <w:ind w:left="720"/>
-        <w:rPr>
-          <w:rFonts w:ascii="Times New Roman" w:hAnsi="Times New Roman" w:cs="Times New Roman"/>
-        </w:rPr>
-      </w:pPr>
-      <w:r>
-        <w:rPr>
-          <w:rFonts w:ascii="Times New Roman" w:hAnsi="Times New Roman" w:cs="Times New Roman"/>
-        </w:rPr>
-        <w:t>IT Section/technical officer</w:t>
-      </w:r>
-    </w:p>
-    <w:p>
-      <w:pPr>
-        <w:pStyle w:val="ListParagraph"/>
-        <w:numPr>
-          <w:ilvl w:val="0"/>
-          <w:numId w:val="6"/>
-        </w:numPr>
-        <w:rPr>
-          <w:rFonts w:ascii="Times New Roman" w:hAnsi="Times New Roman" w:cs="Times New Roman"/>
-        </w:rPr>
-      </w:pPr>
-      <w:r>
-        <w:rPr>
-          <w:rFonts w:ascii="Times New Roman" w:hAnsi="Times New Roman" w:cs="Times New Roman"/>
-        </w:rPr>
-        <w:t>Manage users and classes</w:t>
-      </w:r>
-    </w:p>
-    <w:p>
-      <w:pPr>
-        <w:pStyle w:val="ListParagraph"/>
-        <w:numPr>
-          <w:ilvl w:val="0"/>
-          <w:numId w:val="6"/>
-        </w:numPr>
-        <w:rPr>
-          <w:rFonts w:ascii="Times New Roman" w:hAnsi="Times New Roman" w:cs="Times New Roman"/>
-        </w:rPr>
-      </w:pPr>
-      <w:r>
-        <w:rPr>
-          <w:rFonts w:ascii="Times New Roman" w:hAnsi="Times New Roman" w:cs="Times New Roman"/>
-        </w:rPr>
-        <w:t>Update website content</w:t>
-      </w:r>
-    </w:p>
-    <w:p>
-      <w:pPr>
-        <w:pStyle w:val="ListParagraph"/>
-        <w:numPr>
-          <w:ilvl w:val="0"/>
-          <w:numId w:val="6"/>
-        </w:numPr>
-        <w:rPr>
-          <w:rFonts w:ascii="Times New Roman" w:hAnsi="Times New Roman" w:cs="Times New Roman"/>
-        </w:rPr>
-      </w:pPr>
-      <w:r>
-        <w:rPr>
-          <w:rFonts w:ascii="Times New Roman" w:hAnsi="Times New Roman" w:cs="Times New Roman"/>
-        </w:rPr>
-        <w:t>System maintenance</w:t>
-      </w:r>
-    </w:p>
-    <w:p>
-      <w:pPr>
-        <w:rPr>
-          <w:rFonts w:ascii="Times New Roman" w:hAnsi="Times New Roman" w:cs="Times New Roman"/>
-        </w:rPr>
-      </w:pPr>
-    </w:p>
-    <w:p>
-      <w:pPr>
-        <w:ind w:left="720"/>
-        <w:rPr>
-          <w:rFonts w:ascii="Times New Roman" w:hAnsi="Times New Roman" w:cs="Times New Roman"/>
-        </w:rPr>
-      </w:pPr>
-      <w:r>
-        <w:rPr>
-          <w:rFonts w:ascii="Times New Roman" w:hAnsi="Times New Roman" w:cs="Times New Roman"/>
-        </w:rPr>
-        <w:t>Teacher</w:t>
-      </w:r>
-    </w:p>
-    <w:p>
-      <w:pPr>
-        <w:pStyle w:val="ListParagraph"/>
-        <w:numPr>
-          <w:ilvl w:val="0"/>
-          <w:numId w:val="7"/>
-        </w:numPr>
-        <w:rPr>
-          <w:rFonts w:ascii="Times New Roman" w:hAnsi="Times New Roman" w:cs="Times New Roman"/>
-        </w:rPr>
-      </w:pPr>
-      <w:r>
-        <w:rPr>
-          <w:rFonts w:ascii="Times New Roman" w:hAnsi="Times New Roman" w:cs="Times New Roman"/>
-        </w:rPr>
-        <w:t>Upload marks</w:t>
-      </w:r>
-    </w:p>
-    <w:p>
-      <w:pPr>
-        <w:pStyle w:val="ListParagraph"/>
-        <w:numPr>
-          <w:ilvl w:val="0"/>
-          <w:numId w:val="7"/>
-        </w:numPr>
-        <w:rPr>
-          <w:rFonts w:ascii="Times New Roman" w:hAnsi="Times New Roman" w:cs="Times New Roman"/>
-        </w:rPr>
-      </w:pPr>
-      <w:r>
-        <w:rPr>
-          <w:rFonts w:ascii="Times New Roman" w:hAnsi="Times New Roman" w:cs="Times New Roman"/>
-        </w:rPr>
-        <w:t>Upload study materials</w:t>
-      </w:r>
-    </w:p>
-    <w:p>
-      <w:pPr>
-        <w:pStyle w:val="ListParagraph"/>
-        <w:numPr>
-          <w:ilvl w:val="0"/>
-          <w:numId w:val="7"/>
-        </w:numPr>
-        <w:rPr>
-          <w:rFonts w:ascii="Times New Roman" w:hAnsi="Times New Roman" w:cs="Times New Roman"/>
-        </w:rPr>
-      </w:pPr>
-      <w:r>
-        <w:rPr>
-          <w:rFonts w:ascii="Times New Roman" w:hAnsi="Times New Roman" w:cs="Times New Roman"/>
-        </w:rPr>
-        <w:t>View student performance</w:t>
-      </w:r>
-    </w:p>
-    <w:p>
-      <w:pPr>
-        <w:rPr>
-          <w:rFonts w:ascii="Times New Roman" w:hAnsi="Times New Roman" w:cs="Times New Roman"/>
-        </w:rPr>
-      </w:pPr>
-    </w:p>
-    <w:p>
-      <w:pPr>
-        <w:ind w:left="720"/>
-        <w:rPr>
-          <w:rFonts w:ascii="Times New Roman" w:hAnsi="Times New Roman" w:cs="Times New Roman"/>
-        </w:rPr>
-      </w:pPr>
-      <w:r>
-        <w:rPr>
-          <w:rFonts w:ascii="Times New Roman" w:hAnsi="Times New Roman" w:cs="Times New Roman"/>
-        </w:rPr>
-        <w:t>Student</w:t>
-      </w:r>
-    </w:p>
-    <w:p>
-      <w:pPr>
-        <w:pStyle w:val="ListParagraph"/>
-        <w:numPr>
-          <w:ilvl w:val="0"/>
-          <w:numId w:val="8"/>
-        </w:numPr>
-        <w:rPr>
-          <w:rFonts w:ascii="Times New Roman" w:hAnsi="Times New Roman" w:cs="Times New Roman"/>
-        </w:rPr>
-      </w:pPr>
-      <w:r>
-        <w:rPr>
-          <w:rFonts w:ascii="Times New Roman" w:hAnsi="Times New Roman" w:cs="Times New Roman"/>
-        </w:rPr>
-        <w:t>View marks and materials</w:t>
-      </w:r>
-    </w:p>
-    <w:p>
-      <w:pPr>
-        <w:pStyle w:val="ListParagraph"/>
-        <w:numPr>
-          <w:ilvl w:val="0"/>
-          <w:numId w:val="8"/>
-        </w:numPr>
-        <w:rPr>
-          <w:rFonts w:ascii="Times New Roman" w:hAnsi="Times New Roman" w:cs="Times New Roman"/>
-        </w:rPr>
-      </w:pPr>
-      <w:r>
-        <w:rPr>
-          <w:rFonts w:ascii="Times New Roman" w:hAnsi="Times New Roman" w:cs="Times New Roman"/>
-        </w:rPr>
-        <w:t>Access reports (parent view)</w:t>
-      </w:r>
-    </w:p>
-    <w:p>
-      <w:pPr>
-        <w:pStyle w:val="ListParagraph"/>
-        <w:numPr>
-          <w:ilvl w:val="0"/>
-          <w:numId w:val="8"/>
-        </w:numPr>
-        <w:rPr>
-          <w:rFonts w:ascii="Times New Roman" w:hAnsi="Times New Roman" w:cs="Times New Roman"/>
-        </w:rPr>
-      </w:pPr>
-      <w:r>
-        <w:rPr>
-          <w:rFonts w:ascii="Times New Roman" w:hAnsi="Times New Roman" w:cs="Times New Roman"/>
-        </w:rPr>
-        <w:t>Manage profile</w:t>
-      </w:r>
-    </w:p>
-    <w:p>
-      <w:pPr>
-        <w:rPr>
-          <w:rFonts w:ascii="Times New Roman" w:hAnsi="Times New Roman" w:cs="Times New Roman"/>
-        </w:rPr>
-      </w:pPr>
-    </w:p>
-    <w:p>
-      <w:pPr>
-        <w:rPr>
-          <w:rFonts w:ascii="Times New Roman" w:hAnsi="Times New Roman" w:cs="Times New Roman"/>
-        </w:rPr>
-      </w:pPr>
-    </w:p>
-    <w:p>
-      <w:pPr>
-        <w:rPr>
-          <w:rFonts w:ascii="Times New Roman" w:hAnsi="Times New Roman" w:cs="Times New Roman"/>
-        </w:rPr>
-      </w:pPr>
-    </w:p>
-    <w:p>
-      <w:pPr>
-        <w:rPr>
-          <w:rFonts w:ascii="Times New Roman" w:hAnsi="Times New Roman" w:cs="Times New Roman"/>
-        </w:rPr>
-      </w:pPr>
-    </w:p>
-    <w:p>
-      <w:pPr>
-        <w:rPr>
-          <w:rFonts w:ascii="Times New Roman" w:hAnsi="Times New Roman" w:cs="Times New Roman"/>
-        </w:rPr>
-      </w:pPr>
-    </w:p>
-    <w:p>
-      <w:pPr>
-        <w:rPr>
-          <w:rFonts w:ascii="Times New Roman" w:hAnsi="Times New Roman" w:cs="Times New Roman"/>
-        </w:rPr>
-      </w:pPr>
-    </w:p>
-    <w:p>
-      <w:pPr>
-        <w:rPr>
-          <w:rFonts w:ascii="Times New Roman" w:hAnsi="Times New Roman" w:cs="Times New Roman"/>
-        </w:rPr>
-      </w:pPr>
-    </w:p>
-    <w:p>
-      <w:pPr>
-        <w:rPr>
-          <w:rFonts w:ascii="Times New Roman" w:hAnsi="Times New Roman" w:cs="Times New Roman"/>
-        </w:rPr>
-      </w:pPr>
-    </w:p>
-    <w:p>
-      <w:pPr>
-        <w:rPr>
-          <w:rFonts w:ascii="Times New Roman" w:hAnsi="Times New Roman" w:cs="Times New Roman"/>
-        </w:rPr>
-      </w:pPr>
-    </w:p>
-    <w:p>
-      <w:pPr>
-        <w:ind w:left="720"/>
+      </w:pPr>
+      <w:r>
         <w:rPr>
           <w:rFonts w:ascii="Times New Roman" w:hAnsi="Times New Roman" w:cs="Times New Roman"/>
           <w:b/>
           <w:bCs/>
         </w:rPr>
-      </w:pPr>
-      <w:r>
+        <w:lastRenderedPageBreak/>
+        <w:t>2.2 User Classes and Characteristics</w:t>
+      </w:r>
+    </w:p>
+    <w:p>
+      <w:pPr>
+        <w:ind w:left="720"/>
+        <w:rPr>
+          <w:rFonts w:ascii="Times New Roman" w:hAnsi="Times New Roman" w:cs="Times New Roman"/>
+        </w:rPr>
+      </w:pPr>
+      <w:r>
+        <w:rPr>
+          <w:rFonts w:ascii="Times New Roman" w:hAnsi="Times New Roman" w:cs="Times New Roman"/>
+        </w:rPr>
+        <w:t>Admin</w:t>
+      </w:r>
+    </w:p>
+    <w:p>
+      <w:pPr>
+        <w:pStyle w:val="ListParagraph"/>
+        <w:numPr>
+          <w:ilvl w:val="0"/>
+          <w:numId w:val="5"/>
+        </w:numPr>
+        <w:rPr>
+          <w:rFonts w:ascii="Times New Roman" w:hAnsi="Times New Roman" w:cs="Times New Roman"/>
+        </w:rPr>
+      </w:pPr>
+      <w:r>
+        <w:rPr>
+          <w:rFonts w:ascii="Times New Roman" w:hAnsi="Times New Roman" w:cs="Times New Roman"/>
+        </w:rPr>
+        <w:t>Full system control</w:t>
+      </w:r>
+    </w:p>
+    <w:p>
+      <w:pPr>
+        <w:pStyle w:val="ListParagraph"/>
+        <w:numPr>
+          <w:ilvl w:val="0"/>
+          <w:numId w:val="5"/>
+        </w:numPr>
+        <w:rPr>
+          <w:rFonts w:ascii="Times New Roman" w:hAnsi="Times New Roman" w:cs="Times New Roman"/>
+        </w:rPr>
+      </w:pPr>
+      <w:r>
+        <w:rPr>
+          <w:rFonts w:ascii="Times New Roman" w:hAnsi="Times New Roman" w:cs="Times New Roman"/>
+        </w:rPr>
+        <w:t>User and class management</w:t>
+      </w:r>
+    </w:p>
+    <w:p>
+      <w:pPr>
+        <w:pStyle w:val="ListParagraph"/>
+        <w:numPr>
+          <w:ilvl w:val="0"/>
+          <w:numId w:val="5"/>
+        </w:numPr>
+        <w:rPr>
+          <w:rFonts w:ascii="Times New Roman" w:hAnsi="Times New Roman" w:cs="Times New Roman"/>
+        </w:rPr>
+      </w:pPr>
+      <w:r>
+        <w:rPr>
+          <w:rFonts w:ascii="Times New Roman" w:hAnsi="Times New Roman" w:cs="Times New Roman"/>
+        </w:rPr>
+        <w:t>Report generation</w:t>
+      </w:r>
+    </w:p>
+    <w:p>
+      <w:pPr>
+        <w:rPr>
+          <w:rFonts w:ascii="Times New Roman" w:hAnsi="Times New Roman" w:cs="Times New Roman"/>
+        </w:rPr>
+      </w:pPr>
+    </w:p>
+    <w:p>
+      <w:pPr>
+        <w:ind w:left="720"/>
+        <w:rPr>
+          <w:rFonts w:ascii="Times New Roman" w:hAnsi="Times New Roman" w:cs="Times New Roman"/>
+        </w:rPr>
+      </w:pPr>
+      <w:r>
+        <w:rPr>
+          <w:rFonts w:ascii="Times New Roman" w:hAnsi="Times New Roman" w:cs="Times New Roman"/>
+        </w:rPr>
+        <w:t>IT Section/technical officer</w:t>
+      </w:r>
+    </w:p>
+    <w:p>
+      <w:pPr>
+        <w:pStyle w:val="ListParagraph"/>
+        <w:numPr>
+          <w:ilvl w:val="0"/>
+          <w:numId w:val="6"/>
+        </w:numPr>
+        <w:rPr>
+          <w:rFonts w:ascii="Times New Roman" w:hAnsi="Times New Roman" w:cs="Times New Roman"/>
+        </w:rPr>
+      </w:pPr>
+      <w:r>
+        <w:rPr>
+          <w:rFonts w:ascii="Times New Roman" w:hAnsi="Times New Roman" w:cs="Times New Roman"/>
+        </w:rPr>
+        <w:t>Manage users and classes</w:t>
+      </w:r>
+    </w:p>
+    <w:p>
+      <w:pPr>
+        <w:pStyle w:val="ListParagraph"/>
+        <w:numPr>
+          <w:ilvl w:val="0"/>
+          <w:numId w:val="6"/>
+        </w:numPr>
+        <w:rPr>
+          <w:rFonts w:ascii="Times New Roman" w:hAnsi="Times New Roman" w:cs="Times New Roman"/>
+        </w:rPr>
+      </w:pPr>
+      <w:r>
+        <w:rPr>
+          <w:rFonts w:ascii="Times New Roman" w:hAnsi="Times New Roman" w:cs="Times New Roman"/>
+        </w:rPr>
+        <w:t>Update website content</w:t>
+      </w:r>
+    </w:p>
+    <w:p>
+      <w:pPr>
+        <w:pStyle w:val="ListParagraph"/>
+        <w:numPr>
+          <w:ilvl w:val="0"/>
+          <w:numId w:val="6"/>
+        </w:numPr>
+        <w:rPr>
+          <w:rFonts w:ascii="Times New Roman" w:hAnsi="Times New Roman" w:cs="Times New Roman"/>
+        </w:rPr>
+      </w:pPr>
+      <w:r>
+        <w:rPr>
+          <w:rFonts w:ascii="Times New Roman" w:hAnsi="Times New Roman" w:cs="Times New Roman"/>
+        </w:rPr>
+        <w:t>System maintenance</w:t>
+      </w:r>
+    </w:p>
+    <w:p>
+      <w:pPr>
+        <w:rPr>
+          <w:rFonts w:ascii="Times New Roman" w:hAnsi="Times New Roman" w:cs="Times New Roman"/>
+        </w:rPr>
+      </w:pPr>
+    </w:p>
+    <w:p>
+      <w:pPr>
+        <w:ind w:left="720"/>
+        <w:rPr>
+          <w:rFonts w:ascii="Times New Roman" w:hAnsi="Times New Roman" w:cs="Times New Roman"/>
+        </w:rPr>
+      </w:pPr>
+      <w:r>
+        <w:rPr>
+          <w:rFonts w:ascii="Times New Roman" w:hAnsi="Times New Roman" w:cs="Times New Roman"/>
+        </w:rPr>
+        <w:t>Teacher</w:t>
+      </w:r>
+    </w:p>
+    <w:p>
+      <w:pPr>
+        <w:pStyle w:val="ListParagraph"/>
+        <w:numPr>
+          <w:ilvl w:val="0"/>
+          <w:numId w:val="7"/>
+        </w:numPr>
+        <w:rPr>
+          <w:rFonts w:ascii="Times New Roman" w:hAnsi="Times New Roman" w:cs="Times New Roman"/>
+        </w:rPr>
+      </w:pPr>
+      <w:r>
+        <w:rPr>
+          <w:rFonts w:ascii="Times New Roman" w:hAnsi="Times New Roman" w:cs="Times New Roman"/>
+        </w:rPr>
+        <w:t>Upload marks</w:t>
+      </w:r>
+    </w:p>
+    <w:p>
+      <w:pPr>
+        <w:pStyle w:val="ListParagraph"/>
+        <w:numPr>
+          <w:ilvl w:val="0"/>
+          <w:numId w:val="7"/>
+        </w:numPr>
+        <w:rPr>
+          <w:rFonts w:ascii="Times New Roman" w:hAnsi="Times New Roman" w:cs="Times New Roman"/>
+        </w:rPr>
+      </w:pPr>
+      <w:r>
+        <w:rPr>
+          <w:rFonts w:ascii="Times New Roman" w:hAnsi="Times New Roman" w:cs="Times New Roman"/>
+        </w:rPr>
+        <w:t>Upload study materials</w:t>
+      </w:r>
+    </w:p>
+    <w:p>
+      <w:pPr>
+        <w:pStyle w:val="ListParagraph"/>
+        <w:numPr>
+          <w:ilvl w:val="0"/>
+          <w:numId w:val="7"/>
+        </w:numPr>
+        <w:rPr>
+          <w:rFonts w:ascii="Times New Roman" w:hAnsi="Times New Roman" w:cs="Times New Roman"/>
+        </w:rPr>
+      </w:pPr>
+      <w:r>
+        <w:rPr>
+          <w:rFonts w:ascii="Times New Roman" w:hAnsi="Times New Roman" w:cs="Times New Roman"/>
+        </w:rPr>
+        <w:t>View student performance</w:t>
+      </w:r>
+    </w:p>
+    <w:p>
+      <w:pPr>
+        <w:rPr>
+          <w:rFonts w:ascii="Times New Roman" w:hAnsi="Times New Roman" w:cs="Times New Roman"/>
+        </w:rPr>
+      </w:pPr>
+    </w:p>
+    <w:p>
+      <w:pPr>
+        <w:ind w:left="720"/>
+        <w:rPr>
+          <w:rFonts w:ascii="Times New Roman" w:hAnsi="Times New Roman" w:cs="Times New Roman"/>
+        </w:rPr>
+      </w:pPr>
+      <w:r>
+        <w:rPr>
+          <w:rFonts w:ascii="Times New Roman" w:hAnsi="Times New Roman" w:cs="Times New Roman"/>
+        </w:rPr>
+        <w:t>Student</w:t>
+      </w:r>
+    </w:p>
+    <w:p>
+      <w:pPr>
+        <w:pStyle w:val="ListParagraph"/>
+        <w:numPr>
+          <w:ilvl w:val="0"/>
+          <w:numId w:val="8"/>
+        </w:numPr>
+        <w:rPr>
+          <w:rFonts w:ascii="Times New Roman" w:hAnsi="Times New Roman" w:cs="Times New Roman"/>
+        </w:rPr>
+      </w:pPr>
+      <w:r>
+        <w:rPr>
+          <w:rFonts w:ascii="Times New Roman" w:hAnsi="Times New Roman" w:cs="Times New Roman"/>
+        </w:rPr>
+        <w:t>View marks and materials</w:t>
+      </w:r>
+    </w:p>
+    <w:p>
+      <w:pPr>
+        <w:pStyle w:val="ListParagraph"/>
+        <w:numPr>
+          <w:ilvl w:val="0"/>
+          <w:numId w:val="8"/>
+        </w:numPr>
+        <w:rPr>
+          <w:rFonts w:ascii="Times New Roman" w:hAnsi="Times New Roman" w:cs="Times New Roman"/>
+        </w:rPr>
+      </w:pPr>
+      <w:r>
+        <w:rPr>
+          <w:rFonts w:ascii="Times New Roman" w:hAnsi="Times New Roman" w:cs="Times New Roman"/>
+        </w:rPr>
+        <w:t>Access reports (parent view)</w:t>
+      </w:r>
+    </w:p>
+    <w:p>
+      <w:pPr>
+        <w:pStyle w:val="ListParagraph"/>
+        <w:numPr>
+          <w:ilvl w:val="0"/>
+          <w:numId w:val="8"/>
+        </w:numPr>
+        <w:rPr>
+          <w:rFonts w:ascii="Times New Roman" w:hAnsi="Times New Roman" w:cs="Times New Roman"/>
+        </w:rPr>
+      </w:pPr>
+      <w:r>
+        <w:rPr>
+          <w:rFonts w:ascii="Times New Roman" w:hAnsi="Times New Roman" w:cs="Times New Roman"/>
+        </w:rPr>
+        <w:t>Manage profile</w:t>
+      </w:r>
+    </w:p>
+    <w:p>
+      <w:pPr>
+        <w:rPr>
+          <w:rFonts w:ascii="Times New Roman" w:hAnsi="Times New Roman" w:cs="Times New Roman"/>
+        </w:rPr>
+      </w:pPr>
+    </w:p>
+    <w:p>
+      <w:pPr>
+        <w:rPr>
+          <w:rFonts w:ascii="Times New Roman" w:hAnsi="Times New Roman" w:cs="Times New Roman"/>
+        </w:rPr>
+      </w:pPr>
+    </w:p>
+    <w:p>
+      <w:pPr>
+        <w:rPr>
+          <w:rFonts w:ascii="Times New Roman" w:hAnsi="Times New Roman" w:cs="Times New Roman"/>
+        </w:rPr>
+      </w:pPr>
+    </w:p>
+    <w:p>
+      <w:pPr>
+        <w:rPr>
+          <w:rFonts w:ascii="Times New Roman" w:hAnsi="Times New Roman" w:cs="Times New Roman"/>
+        </w:rPr>
+      </w:pPr>
+    </w:p>
+    <w:p>
+      <w:pPr>
+        <w:rPr>
+          <w:rFonts w:ascii="Times New Roman" w:hAnsi="Times New Roman" w:cs="Times New Roman"/>
+        </w:rPr>
+      </w:pPr>
+    </w:p>
+    <w:p>
+      <w:pPr>
+        <w:rPr>
+          <w:rFonts w:ascii="Times New Roman" w:hAnsi="Times New Roman" w:cs="Times New Roman"/>
+        </w:rPr>
+      </w:pPr>
+    </w:p>
+    <w:p>
+      <w:pPr>
+        <w:rPr>
+          <w:rFonts w:ascii="Times New Roman" w:hAnsi="Times New Roman" w:cs="Times New Roman"/>
+        </w:rPr>
+      </w:pPr>
+    </w:p>
+    <w:p>
+      <w:pPr>
+        <w:rPr>
+          <w:rFonts w:ascii="Times New Roman" w:hAnsi="Times New Roman" w:cs="Times New Roman"/>
+        </w:rPr>
+      </w:pPr>
+    </w:p>
+    <w:p>
+      <w:pPr>
+        <w:rPr>
+          <w:rFonts w:ascii="Times New Roman" w:hAnsi="Times New Roman" w:cs="Times New Roman"/>
+        </w:rPr>
+      </w:pPr>
+    </w:p>
+    <w:p>
+      <w:pPr>
+        <w:ind w:left="720"/>
         <w:rPr>
           <w:rFonts w:ascii="Times New Roman" w:hAnsi="Times New Roman" w:cs="Times New Roman"/>
           <w:b/>
           <w:bCs/>
         </w:rPr>
+      </w:pPr>
+      <w:r>
+        <w:rPr>
+          <w:rFonts w:ascii="Times New Roman" w:hAnsi="Times New Roman" w:cs="Times New Roman"/>
+          <w:b/>
+          <w:bCs/>
+        </w:rPr>
+        <w:t>2.3 Operating Environment</w:t>
+      </w:r>
+    </w:p>
+    <w:p>
+      <w:pPr>
+        <w:pStyle w:val="ListParagraph"/>
+        <w:numPr>
+          <w:ilvl w:val="0"/>
+          <w:numId w:val="9"/>
+        </w:numPr>
+        <w:rPr>
+          <w:rFonts w:ascii="Times New Roman" w:hAnsi="Times New Roman" w:cs="Times New Roman"/>
+        </w:rPr>
+      </w:pPr>
+      <w:r>
+        <w:rPr>
+          <w:rFonts w:ascii="Times New Roman" w:hAnsi="Times New Roman" w:cs="Times New Roman"/>
+        </w:rPr>
         <w:lastRenderedPageBreak/>
-        <w:t>2.3 Operating Environment</w:t>
-      </w:r>
-    </w:p>
-    <w:p>
-      <w:pPr>
-        <w:pStyle w:val="ListParagraph"/>
-        <w:numPr>
-          <w:ilvl w:val="0"/>
-          <w:numId w:val="9"/>
-        </w:numPr>
-        <w:rPr>
-          <w:rFonts w:ascii="Times New Roman" w:hAnsi="Times New Roman" w:cs="Times New Roman"/>
-        </w:rPr>
-      </w:pPr>
-      <w:r>
-        <w:rPr>
-          <w:rFonts w:ascii="Times New Roman" w:hAnsi="Times New Roman" w:cs="Times New Roman"/>
-        </w:rPr>
         <w:t>Web-based system</w:t>
       </w:r>
     </w:p>
@@ -1656,7 +1657,6 @@
           <w:b/>
           <w:bCs/>
         </w:rPr>
-        <w:lastRenderedPageBreak/>
         <w:t>FUNCTIONAL REQUIREMENTS</w:t>
       </w:r>
     </w:p>
@@ -1675,6 +1675,7 @@
           <w:b/>
           <w:bCs/>
         </w:rPr>
+        <w:lastRenderedPageBreak/>
         <w:t>3.1 User Management</w:t>
       </w:r>
     </w:p>
@@ -2250,7 +2251,6 @@
         <w:rPr>
           <w:rFonts w:ascii="Times New Roman" w:hAnsi="Times New Roman" w:cs="Times New Roman"/>
         </w:rPr>
-        <w:lastRenderedPageBreak/>
         <w:t>The system shall calculate and display performance reports.</w:t>
       </w:r>
     </w:p>
@@ -3350,7 +3350,6 @@
         <w:rPr>
           <w:rFonts w:ascii="Times New Roman" w:hAnsi="Times New Roman" w:cs="Times New Roman"/>
         </w:rPr>
-        <w:lastRenderedPageBreak/>
         <w:t>The system shall allow easy updates and bug fixes.</w:t>
       </w:r>
     </w:p>
@@ -3781,6 +3780,7 @@
           <w:b/>
           <w:bCs/>
         </w:rPr>
+        <w:lastRenderedPageBreak/>
         <w:t>DATABASE REQUIREMENTS</w:t>
       </w:r>
     </w:p>
@@ -4000,7 +4000,6 @@
           <w:rFonts w:ascii="Times New Roman" w:hAnsi="Times New Roman" w:cs="Times New Roman"/>
           <w:noProof/>
         </w:rPr>
-        <w:lastRenderedPageBreak/>
         <w:drawing>
           <wp:anchor distT="0" distB="0" distL="114300" distR="114300" simplePos="0" relativeHeight="251661312" behindDoc="1" locked="0" layoutInCell="1" allowOverlap="1" wp14:anchorId="379DE6B7" wp14:editId="572641B6">
             <wp:simplePos x="0" y="0"/>
@@ -4128,7 +4127,7 @@
           </mc:Choice>
           <mc:Fallback>
             <w:pict>
-              <v:rect w14:anchorId="1593B473" id="Rectangle 1" o:spid="_x0000_s1026" style="width:24pt;height:24pt;visibility:visible;mso-wrap-style:square;mso-left-percent:-10001;mso-top-percent:-10001;mso-position-horizontal:absolute;mso-position-horizontal-relative:char;mso-position-vertical:absolute;mso-position-vertical-relative:line;mso-left-percent:-10001;mso-top-percent:-10001;v-text-anchor:top" o:gfxdata="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" filled="f" stroked="f">
+              <v:rect w14:anchorId="768BF6AA" id="Rectangle 1" o:spid="_x0000_s1026" style="width:24pt;height:24pt;visibility:visible;mso-wrap-style:square;mso-left-percent:-10001;mso-top-percent:-10001;mso-position-horizontal:absolute;mso-position-horizontal-relative:char;mso-position-vertical:absolute;mso-position-vertical-relative:line;mso-left-percent:-10001;mso-top-percent:-10001;v-text-anchor:top" o:gfxdata="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" filled="f" stroked="f">
                 <o:lock v:ext="edit" aspectratio="t"/>
                 <w10:anchorlock/>
               </v:rect>
@@ -4261,6 +4260,7 @@
           <w:b/>
           <w:bCs/>
         </w:rPr>
+        <w:lastRenderedPageBreak/>
         <w:t>USER ROLES AND PERMISSIONS</w:t>
       </w:r>
     </w:p>

--- a/LMS/documantation/srs document.docx
+++ b/LMS/documantation/srs document.docx
@@ -228,6 +228,7 @@
     <w:p>
       <w:pPr>
         <w:ind w:left="720"/>
+        <w:jc w:val="both"/>
         <w:rPr>
           <w:rFonts w:ascii="Times New Roman" w:hAnsi="Times New Roman" w:cs="Times New Roman"/>
           <w:b/>
@@ -246,6 +247,7 @@
     <w:p>
       <w:pPr>
         <w:ind w:left="720"/>
+        <w:jc w:val="both"/>
         <w:rPr>
           <w:rFonts w:ascii="Times New Roman" w:hAnsi="Times New Roman" w:cs="Times New Roman"/>
         </w:rPr>
@@ -744,6 +746,7 @@
     <w:p>
       <w:pPr>
         <w:ind w:left="720"/>
+        <w:jc w:val="both"/>
         <w:rPr>
           <w:rFonts w:ascii="Times New Roman" w:hAnsi="Times New Roman" w:cs="Times New Roman"/>
           <w:b/>
@@ -762,8 +765,54 @@
     <w:p>
       <w:pPr>
         <w:ind w:left="720"/>
-        <w:rPr>
-          <w:rFonts w:ascii="Times New Roman" w:hAnsi="Times New Roman" w:cs="Times New Roman"/>
+        <w:jc w:val="both"/>
+        <w:rPr>
+          <w:rFonts w:ascii="Times New Roman" w:hAnsi="Times New Roman" w:cs="Times New Roman"/>
+        </w:rPr>
+      </w:pPr>
+      <w:r>
+        <w:rPr>
+          <w:rFonts w:ascii="Times New Roman" w:hAnsi="Times New Roman" w:cs="Times New Roman"/>
+        </w:rPr>
+        <w:t>The LMS is a standalone web-based system integrated with the school environment, replacing manual record-keeping with a centralized digital platform.</w:t>
+      </w:r>
+    </w:p>
+    <w:p>
+      <w:pPr>
+        <w:ind w:left="720"/>
+        <w:rPr>
+          <w:rFonts w:ascii="Times New Roman" w:hAnsi="Times New Roman" w:cs="Times New Roman"/>
+        </w:rPr>
+      </w:pPr>
+    </w:p>
+    <w:p>
+      <w:pPr>
+        <w:pStyle w:val="ListParagraph"/>
+        <w:numPr>
+          <w:ilvl w:val="2"/>
+          <w:numId w:val="1"/>
+        </w:numPr>
+        <w:rPr>
+          <w:rFonts w:ascii="Times New Roman" w:hAnsi="Times New Roman" w:cs="Times New Roman"/>
+          <w:b/>
+          <w:bCs/>
+        </w:rPr>
+      </w:pPr>
+      <w:r>
+        <w:rPr>
+          <w:rFonts w:ascii="Times New Roman" w:hAnsi="Times New Roman" w:cs="Times New Roman"/>
+          <w:b/>
+          <w:bCs/>
+        </w:rPr>
+        <w:t>Use Case Diagram</w:t>
+      </w:r>
+    </w:p>
+    <w:p>
+      <w:pPr>
+        <w:rPr>
+          <w:rFonts w:ascii="Times New Roman" w:hAnsi="Times New Roman" w:cs="Times New Roman"/>
+          <w:b/>
+          <w:bCs/>
         </w:rPr>
       </w:pPr>
       <w:r>
@@ -774,13 +823,13 @@
           <w:noProof/>
         </w:rPr>
         <w:drawing>
-          <wp:anchor distT="0" distB="0" distL="114300" distR="114300" simplePos="0" relativeHeight="251660288" behindDoc="1" locked="0" layoutInCell="1" allowOverlap="1" wp14:anchorId="5A5EF661" wp14:editId="3E13A436">
+          <wp:anchor distT="0" distB="0" distL="114300" distR="114300" simplePos="0" relativeHeight="251660288" behindDoc="1" locked="0" layoutInCell="1" allowOverlap="1" wp14:anchorId="5A5EF661" wp14:editId="287D7F78">
             <wp:simplePos x="0" y="0"/>
             <wp:positionH relativeFrom="margin">
-              <wp:posOffset>-60960</wp:posOffset>
+              <wp:posOffset>-114300</wp:posOffset>
             </wp:positionH>
             <wp:positionV relativeFrom="paragraph">
-              <wp:posOffset>511175</wp:posOffset>
+              <wp:posOffset>316230</wp:posOffset>
             </wp:positionV>
             <wp:extent cx="5943600" cy="5617845"/>
             <wp:effectExtent l="0" t="0" r="0" b="1905"/>
@@ -831,28 +880,24 @@
           </wp:anchor>
         </w:drawing>
       </w:r>
-      <w:r>
-        <w:rPr>
-          <w:rFonts w:ascii="Times New Roman" w:hAnsi="Times New Roman" w:cs="Times New Roman"/>
-        </w:rPr>
-        <w:t>The LMS is a standalone web-based system integrated with the school environment, replacing manual record-keeping with a centralized digital platform.</w:t>
-      </w:r>
+    </w:p>
+    <w:p>
+      <w:pPr>
+        <w:rPr>
+          <w:rFonts w:ascii="Times New Roman" w:hAnsi="Times New Roman" w:cs="Times New Roman"/>
+        </w:rPr>
+      </w:pPr>
+    </w:p>
+    <w:p>
+      <w:pPr>
+        <w:rPr>
+          <w:rFonts w:ascii="Times New Roman" w:hAnsi="Times New Roman" w:cs="Times New Roman"/>
+        </w:rPr>
+      </w:pPr>
     </w:p>
     <w:p>
       <w:pPr>
         <w:ind w:left="720"/>
-        <w:rPr>
-          <w:rFonts w:ascii="Times New Roman" w:hAnsi="Times New Roman" w:cs="Times New Roman"/>
-        </w:rPr>
-      </w:pPr>
-    </w:p>
-    <w:p>
-      <w:pPr>
-        <w:pStyle w:val="ListParagraph"/>
-        <w:numPr>
-          <w:ilvl w:val="2"/>
-          <w:numId w:val="1"/>
-        </w:numPr>
         <w:rPr>
           <w:rFonts w:ascii="Times New Roman" w:hAnsi="Times New Roman" w:cs="Times New Roman"/>
           <w:b/>
@@ -865,880 +910,917 @@
           <w:b/>
           <w:bCs/>
         </w:rPr>
-        <w:t>Use Case Diagram</w:t>
-      </w:r>
-    </w:p>
-    <w:p>
-      <w:pPr>
+        <w:t>2.2 User Classes and Characteristics</w:t>
+      </w:r>
+    </w:p>
+    <w:p>
+      <w:pPr>
+        <w:ind w:left="720"/>
+        <w:rPr>
+          <w:rFonts w:ascii="Times New Roman" w:hAnsi="Times New Roman" w:cs="Times New Roman"/>
+        </w:rPr>
+      </w:pPr>
+      <w:r>
+        <w:rPr>
+          <w:rFonts w:ascii="Times New Roman" w:hAnsi="Times New Roman" w:cs="Times New Roman"/>
+        </w:rPr>
+        <w:t>Admin</w:t>
+      </w:r>
+    </w:p>
+    <w:p>
+      <w:pPr>
+        <w:pStyle w:val="ListParagraph"/>
+        <w:numPr>
+          <w:ilvl w:val="0"/>
+          <w:numId w:val="5"/>
+        </w:numPr>
+        <w:rPr>
+          <w:rFonts w:ascii="Times New Roman" w:hAnsi="Times New Roman" w:cs="Times New Roman"/>
+        </w:rPr>
+      </w:pPr>
+      <w:r>
+        <w:rPr>
+          <w:rFonts w:ascii="Times New Roman" w:hAnsi="Times New Roman" w:cs="Times New Roman"/>
+        </w:rPr>
+        <w:t>Full system control</w:t>
+      </w:r>
+    </w:p>
+    <w:p>
+      <w:pPr>
+        <w:pStyle w:val="ListParagraph"/>
+        <w:numPr>
+          <w:ilvl w:val="0"/>
+          <w:numId w:val="5"/>
+        </w:numPr>
+        <w:rPr>
+          <w:rFonts w:ascii="Times New Roman" w:hAnsi="Times New Roman" w:cs="Times New Roman"/>
+        </w:rPr>
+      </w:pPr>
+      <w:r>
+        <w:rPr>
+          <w:rFonts w:ascii="Times New Roman" w:hAnsi="Times New Roman" w:cs="Times New Roman"/>
+        </w:rPr>
+        <w:t>User and class management</w:t>
+      </w:r>
+    </w:p>
+    <w:p>
+      <w:pPr>
+        <w:pStyle w:val="ListParagraph"/>
+        <w:numPr>
+          <w:ilvl w:val="0"/>
+          <w:numId w:val="5"/>
+        </w:numPr>
+        <w:rPr>
+          <w:rFonts w:ascii="Times New Roman" w:hAnsi="Times New Roman" w:cs="Times New Roman"/>
+        </w:rPr>
+      </w:pPr>
+      <w:r>
+        <w:rPr>
+          <w:rFonts w:ascii="Times New Roman" w:hAnsi="Times New Roman" w:cs="Times New Roman"/>
+        </w:rPr>
+        <w:t>Report generation</w:t>
+      </w:r>
+    </w:p>
+    <w:p>
+      <w:pPr>
+        <w:rPr>
+          <w:rFonts w:ascii="Times New Roman" w:hAnsi="Times New Roman" w:cs="Times New Roman"/>
+        </w:rPr>
+      </w:pPr>
+    </w:p>
+    <w:p>
+      <w:pPr>
+        <w:ind w:left="720"/>
+        <w:rPr>
+          <w:rFonts w:ascii="Times New Roman" w:hAnsi="Times New Roman" w:cs="Times New Roman"/>
+        </w:rPr>
+      </w:pPr>
+      <w:r>
+        <w:rPr>
+          <w:rFonts w:ascii="Times New Roman" w:hAnsi="Times New Roman" w:cs="Times New Roman"/>
+        </w:rPr>
+        <w:t>IT Section/technical officer</w:t>
+      </w:r>
+    </w:p>
+    <w:p>
+      <w:pPr>
+        <w:pStyle w:val="ListParagraph"/>
+        <w:numPr>
+          <w:ilvl w:val="0"/>
+          <w:numId w:val="6"/>
+        </w:numPr>
+        <w:rPr>
+          <w:rFonts w:ascii="Times New Roman" w:hAnsi="Times New Roman" w:cs="Times New Roman"/>
+        </w:rPr>
+      </w:pPr>
+      <w:r>
+        <w:rPr>
+          <w:rFonts w:ascii="Times New Roman" w:hAnsi="Times New Roman" w:cs="Times New Roman"/>
+        </w:rPr>
+        <w:t>Manage users and classes</w:t>
+      </w:r>
+    </w:p>
+    <w:p>
+      <w:pPr>
+        <w:pStyle w:val="ListParagraph"/>
+        <w:numPr>
+          <w:ilvl w:val="0"/>
+          <w:numId w:val="6"/>
+        </w:numPr>
+        <w:rPr>
+          <w:rFonts w:ascii="Times New Roman" w:hAnsi="Times New Roman" w:cs="Times New Roman"/>
+        </w:rPr>
+      </w:pPr>
+      <w:r>
+        <w:rPr>
+          <w:rFonts w:ascii="Times New Roman" w:hAnsi="Times New Roman" w:cs="Times New Roman"/>
+        </w:rPr>
+        <w:t>Update website content</w:t>
+      </w:r>
+    </w:p>
+    <w:p>
+      <w:pPr>
+        <w:pStyle w:val="ListParagraph"/>
+        <w:numPr>
+          <w:ilvl w:val="0"/>
+          <w:numId w:val="6"/>
+        </w:numPr>
+        <w:rPr>
+          <w:rFonts w:ascii="Times New Roman" w:hAnsi="Times New Roman" w:cs="Times New Roman"/>
+        </w:rPr>
+      </w:pPr>
+      <w:r>
+        <w:rPr>
+          <w:rFonts w:ascii="Times New Roman" w:hAnsi="Times New Roman" w:cs="Times New Roman"/>
+        </w:rPr>
+        <w:t>System maintenance</w:t>
+      </w:r>
+    </w:p>
+    <w:p>
+      <w:pPr>
+        <w:rPr>
+          <w:rFonts w:ascii="Times New Roman" w:hAnsi="Times New Roman" w:cs="Times New Roman"/>
+        </w:rPr>
+      </w:pPr>
+    </w:p>
+    <w:p>
+      <w:pPr>
+        <w:ind w:left="720"/>
+        <w:rPr>
+          <w:rFonts w:ascii="Times New Roman" w:hAnsi="Times New Roman" w:cs="Times New Roman"/>
+        </w:rPr>
+      </w:pPr>
+      <w:r>
+        <w:rPr>
+          <w:rFonts w:ascii="Times New Roman" w:hAnsi="Times New Roman" w:cs="Times New Roman"/>
+        </w:rPr>
+        <w:t>Teacher</w:t>
+      </w:r>
+    </w:p>
+    <w:p>
+      <w:pPr>
+        <w:pStyle w:val="ListParagraph"/>
+        <w:numPr>
+          <w:ilvl w:val="0"/>
+          <w:numId w:val="7"/>
+        </w:numPr>
+        <w:rPr>
+          <w:rFonts w:ascii="Times New Roman" w:hAnsi="Times New Roman" w:cs="Times New Roman"/>
+        </w:rPr>
+      </w:pPr>
+      <w:r>
+        <w:rPr>
+          <w:rFonts w:ascii="Times New Roman" w:hAnsi="Times New Roman" w:cs="Times New Roman"/>
+        </w:rPr>
+        <w:t>Upload marks</w:t>
+      </w:r>
+    </w:p>
+    <w:p>
+      <w:pPr>
+        <w:pStyle w:val="ListParagraph"/>
+        <w:numPr>
+          <w:ilvl w:val="0"/>
+          <w:numId w:val="7"/>
+        </w:numPr>
+        <w:rPr>
+          <w:rFonts w:ascii="Times New Roman" w:hAnsi="Times New Roman" w:cs="Times New Roman"/>
+        </w:rPr>
+      </w:pPr>
+      <w:r>
+        <w:rPr>
+          <w:rFonts w:ascii="Times New Roman" w:hAnsi="Times New Roman" w:cs="Times New Roman"/>
+        </w:rPr>
+        <w:t>Upload study materials</w:t>
+      </w:r>
+    </w:p>
+    <w:p>
+      <w:pPr>
+        <w:pStyle w:val="ListParagraph"/>
+        <w:numPr>
+          <w:ilvl w:val="0"/>
+          <w:numId w:val="7"/>
+        </w:numPr>
+        <w:rPr>
+          <w:rFonts w:ascii="Times New Roman" w:hAnsi="Times New Roman" w:cs="Times New Roman"/>
+        </w:rPr>
+      </w:pPr>
+      <w:r>
+        <w:rPr>
+          <w:rFonts w:ascii="Times New Roman" w:hAnsi="Times New Roman" w:cs="Times New Roman"/>
+        </w:rPr>
+        <w:t>View student performance</w:t>
+      </w:r>
+    </w:p>
+    <w:p>
+      <w:pPr>
+        <w:rPr>
+          <w:rFonts w:ascii="Times New Roman" w:hAnsi="Times New Roman" w:cs="Times New Roman"/>
+        </w:rPr>
+      </w:pPr>
+    </w:p>
+    <w:p>
+      <w:pPr>
+        <w:ind w:left="720"/>
+        <w:rPr>
+          <w:rFonts w:ascii="Times New Roman" w:hAnsi="Times New Roman" w:cs="Times New Roman"/>
+        </w:rPr>
+      </w:pPr>
+      <w:r>
+        <w:rPr>
+          <w:rFonts w:ascii="Times New Roman" w:hAnsi="Times New Roman" w:cs="Times New Roman"/>
+        </w:rPr>
+        <w:t>Student</w:t>
+      </w:r>
+    </w:p>
+    <w:p>
+      <w:pPr>
+        <w:pStyle w:val="ListParagraph"/>
+        <w:numPr>
+          <w:ilvl w:val="0"/>
+          <w:numId w:val="8"/>
+        </w:numPr>
+        <w:rPr>
+          <w:rFonts w:ascii="Times New Roman" w:hAnsi="Times New Roman" w:cs="Times New Roman"/>
+        </w:rPr>
+      </w:pPr>
+      <w:r>
+        <w:rPr>
+          <w:rFonts w:ascii="Times New Roman" w:hAnsi="Times New Roman" w:cs="Times New Roman"/>
+        </w:rPr>
+        <w:t>View marks and materials</w:t>
+      </w:r>
+    </w:p>
+    <w:p>
+      <w:pPr>
+        <w:pStyle w:val="ListParagraph"/>
+        <w:numPr>
+          <w:ilvl w:val="0"/>
+          <w:numId w:val="8"/>
+        </w:numPr>
+        <w:rPr>
+          <w:rFonts w:ascii="Times New Roman" w:hAnsi="Times New Roman" w:cs="Times New Roman"/>
+        </w:rPr>
+      </w:pPr>
+      <w:r>
+        <w:rPr>
+          <w:rFonts w:ascii="Times New Roman" w:hAnsi="Times New Roman" w:cs="Times New Roman"/>
+        </w:rPr>
+        <w:t>Access reports (parent view)</w:t>
+      </w:r>
+    </w:p>
+    <w:p>
+      <w:pPr>
+        <w:pStyle w:val="ListParagraph"/>
+        <w:numPr>
+          <w:ilvl w:val="0"/>
+          <w:numId w:val="8"/>
+        </w:numPr>
+        <w:rPr>
+          <w:rFonts w:ascii="Times New Roman" w:hAnsi="Times New Roman" w:cs="Times New Roman"/>
+        </w:rPr>
+      </w:pPr>
+      <w:r>
+        <w:rPr>
+          <w:rFonts w:ascii="Times New Roman" w:hAnsi="Times New Roman" w:cs="Times New Roman"/>
+        </w:rPr>
+        <w:t>Manage profile</w:t>
+      </w:r>
+    </w:p>
+    <w:p>
+      <w:pPr>
+        <w:rPr>
+          <w:rFonts w:ascii="Times New Roman" w:hAnsi="Times New Roman" w:cs="Times New Roman"/>
+        </w:rPr>
+      </w:pPr>
+    </w:p>
+    <w:p>
+      <w:pPr>
+        <w:rPr>
+          <w:rFonts w:ascii="Times New Roman" w:hAnsi="Times New Roman" w:cs="Times New Roman"/>
+        </w:rPr>
+      </w:pPr>
+    </w:p>
+    <w:p>
+      <w:pPr>
+        <w:rPr>
+          <w:rFonts w:ascii="Times New Roman" w:hAnsi="Times New Roman" w:cs="Times New Roman"/>
+        </w:rPr>
+      </w:pPr>
+    </w:p>
+    <w:p>
+      <w:pPr>
+        <w:rPr>
+          <w:rFonts w:ascii="Times New Roman" w:hAnsi="Times New Roman" w:cs="Times New Roman"/>
+        </w:rPr>
+      </w:pPr>
+    </w:p>
+    <w:p>
+      <w:pPr>
+        <w:rPr>
+          <w:rFonts w:ascii="Times New Roman" w:hAnsi="Times New Roman" w:cs="Times New Roman"/>
+        </w:rPr>
+      </w:pPr>
+    </w:p>
+    <w:p>
+      <w:pPr>
+        <w:rPr>
+          <w:rFonts w:ascii="Times New Roman" w:hAnsi="Times New Roman" w:cs="Times New Roman"/>
+        </w:rPr>
+      </w:pPr>
+    </w:p>
+    <w:p>
+      <w:pPr>
+        <w:rPr>
+          <w:rFonts w:ascii="Times New Roman" w:hAnsi="Times New Roman" w:cs="Times New Roman"/>
+        </w:rPr>
+      </w:pPr>
+    </w:p>
+    <w:p>
+      <w:pPr>
+        <w:rPr>
+          <w:rFonts w:ascii="Times New Roman" w:hAnsi="Times New Roman" w:cs="Times New Roman"/>
+        </w:rPr>
+      </w:pPr>
+    </w:p>
+    <w:p>
+      <w:pPr>
+        <w:rPr>
+          <w:rFonts w:ascii="Times New Roman" w:hAnsi="Times New Roman" w:cs="Times New Roman"/>
+        </w:rPr>
+      </w:pPr>
+    </w:p>
+    <w:p>
+      <w:pPr>
+        <w:ind w:left="720"/>
         <w:rPr>
           <w:rFonts w:ascii="Times New Roman" w:hAnsi="Times New Roman" w:cs="Times New Roman"/>
           <w:b/>
           <w:bCs/>
         </w:rPr>
       </w:pPr>
-    </w:p>
-    <w:p>
-      <w:pPr>
-        <w:rPr>
-          <w:rFonts w:ascii="Times New Roman" w:hAnsi="Times New Roman" w:cs="Times New Roman"/>
-        </w:rPr>
-      </w:pPr>
-    </w:p>
-    <w:p>
-      <w:pPr>
-        <w:rPr>
-          <w:rFonts w:ascii="Times New Roman" w:hAnsi="Times New Roman" w:cs="Times New Roman"/>
-        </w:rPr>
-      </w:pPr>
-    </w:p>
-    <w:p>
-      <w:pPr>
-        <w:ind w:left="720"/>
+      <w:r>
         <w:rPr>
           <w:rFonts w:ascii="Times New Roman" w:hAnsi="Times New Roman" w:cs="Times New Roman"/>
           <w:b/>
           <w:bCs/>
         </w:rPr>
-      </w:pPr>
-      <w:r>
+        <w:lastRenderedPageBreak/>
+        <w:t>2.3 Operating Environment</w:t>
+      </w:r>
+    </w:p>
+    <w:p>
+      <w:pPr>
+        <w:pStyle w:val="ListParagraph"/>
+        <w:numPr>
+          <w:ilvl w:val="0"/>
+          <w:numId w:val="9"/>
+        </w:numPr>
+        <w:rPr>
+          <w:rFonts w:ascii="Times New Roman" w:hAnsi="Times New Roman" w:cs="Times New Roman"/>
+        </w:rPr>
+      </w:pPr>
+      <w:r>
+        <w:rPr>
+          <w:rFonts w:ascii="Times New Roman" w:hAnsi="Times New Roman" w:cs="Times New Roman"/>
+        </w:rPr>
+        <w:t>Web-based system</w:t>
+      </w:r>
+    </w:p>
+    <w:p>
+      <w:pPr>
+        <w:pStyle w:val="ListParagraph"/>
+        <w:numPr>
+          <w:ilvl w:val="0"/>
+          <w:numId w:val="9"/>
+        </w:numPr>
+        <w:rPr>
+          <w:rFonts w:ascii="Times New Roman" w:hAnsi="Times New Roman" w:cs="Times New Roman"/>
+        </w:rPr>
+      </w:pPr>
+      <w:r>
+        <w:rPr>
+          <w:rFonts w:ascii="Times New Roman" w:hAnsi="Times New Roman" w:cs="Times New Roman"/>
+        </w:rPr>
+        <w:t>Runs on modern browsers (</w:t>
+      </w:r>
+      <w:proofErr w:type="spellStart"/>
+      <w:proofErr w:type="gramStart"/>
+      <w:r>
+        <w:rPr>
+          <w:rFonts w:ascii="Times New Roman" w:hAnsi="Times New Roman" w:cs="Times New Roman"/>
+        </w:rPr>
+        <w:t>Chrome,Edge</w:t>
+      </w:r>
+      <w:proofErr w:type="spellEnd"/>
+      <w:proofErr w:type="gramEnd"/>
+      <w:r>
+        <w:rPr>
+          <w:rFonts w:ascii="Times New Roman" w:hAnsi="Times New Roman" w:cs="Times New Roman"/>
+        </w:rPr>
+        <w:t>)</w:t>
+      </w:r>
+    </w:p>
+    <w:p>
+      <w:pPr>
+        <w:pStyle w:val="ListParagraph"/>
+        <w:numPr>
+          <w:ilvl w:val="0"/>
+          <w:numId w:val="9"/>
+        </w:numPr>
+        <w:rPr>
+          <w:rFonts w:ascii="Times New Roman" w:hAnsi="Times New Roman" w:cs="Times New Roman"/>
+        </w:rPr>
+      </w:pPr>
+      <w:r>
+        <w:rPr>
+          <w:rFonts w:ascii="Times New Roman" w:hAnsi="Times New Roman" w:cs="Times New Roman"/>
+        </w:rPr>
+        <w:t>Cloud-hosted backend and database</w:t>
+      </w:r>
+    </w:p>
+    <w:p>
+      <w:pPr>
+        <w:ind w:left="720"/>
+        <w:rPr>
+          <w:rFonts w:ascii="Times New Roman" w:hAnsi="Times New Roman" w:cs="Times New Roman"/>
+        </w:rPr>
+      </w:pPr>
+    </w:p>
+    <w:p>
+      <w:pPr>
+        <w:ind w:left="720"/>
         <w:rPr>
           <w:rFonts w:ascii="Times New Roman" w:hAnsi="Times New Roman" w:cs="Times New Roman"/>
           <w:b/>
           <w:bCs/>
         </w:rPr>
-        <w:lastRenderedPageBreak/>
-        <w:t>2.2 User Classes and Characteristics</w:t>
-      </w:r>
-    </w:p>
-    <w:p>
-      <w:pPr>
-        <w:ind w:left="720"/>
-        <w:rPr>
-          <w:rFonts w:ascii="Times New Roman" w:hAnsi="Times New Roman" w:cs="Times New Roman"/>
-        </w:rPr>
-      </w:pPr>
-      <w:r>
-        <w:rPr>
-          <w:rFonts w:ascii="Times New Roman" w:hAnsi="Times New Roman" w:cs="Times New Roman"/>
-        </w:rPr>
-        <w:t>Admin</w:t>
-      </w:r>
-    </w:p>
-    <w:p>
-      <w:pPr>
-        <w:pStyle w:val="ListParagraph"/>
-        <w:numPr>
-          <w:ilvl w:val="0"/>
-          <w:numId w:val="5"/>
-        </w:numPr>
-        <w:rPr>
-          <w:rFonts w:ascii="Times New Roman" w:hAnsi="Times New Roman" w:cs="Times New Roman"/>
-        </w:rPr>
-      </w:pPr>
-      <w:r>
-        <w:rPr>
-          <w:rFonts w:ascii="Times New Roman" w:hAnsi="Times New Roman" w:cs="Times New Roman"/>
-        </w:rPr>
-        <w:t>Full system control</w:t>
-      </w:r>
-    </w:p>
-    <w:p>
-      <w:pPr>
-        <w:pStyle w:val="ListParagraph"/>
-        <w:numPr>
-          <w:ilvl w:val="0"/>
-          <w:numId w:val="5"/>
-        </w:numPr>
-        <w:rPr>
-          <w:rFonts w:ascii="Times New Roman" w:hAnsi="Times New Roman" w:cs="Times New Roman"/>
-        </w:rPr>
-      </w:pPr>
-      <w:r>
-        <w:rPr>
-          <w:rFonts w:ascii="Times New Roman" w:hAnsi="Times New Roman" w:cs="Times New Roman"/>
-        </w:rPr>
-        <w:t>User and class management</w:t>
-      </w:r>
-    </w:p>
-    <w:p>
-      <w:pPr>
-        <w:pStyle w:val="ListParagraph"/>
-        <w:numPr>
-          <w:ilvl w:val="0"/>
-          <w:numId w:val="5"/>
-        </w:numPr>
-        <w:rPr>
-          <w:rFonts w:ascii="Times New Roman" w:hAnsi="Times New Roman" w:cs="Times New Roman"/>
-        </w:rPr>
-      </w:pPr>
-      <w:r>
-        <w:rPr>
-          <w:rFonts w:ascii="Times New Roman" w:hAnsi="Times New Roman" w:cs="Times New Roman"/>
-        </w:rPr>
-        <w:t>Report generation</w:t>
-      </w:r>
-    </w:p>
-    <w:p>
-      <w:pPr>
-        <w:rPr>
-          <w:rFonts w:ascii="Times New Roman" w:hAnsi="Times New Roman" w:cs="Times New Roman"/>
-        </w:rPr>
-      </w:pPr>
-    </w:p>
-    <w:p>
-      <w:pPr>
-        <w:ind w:left="720"/>
-        <w:rPr>
-          <w:rFonts w:ascii="Times New Roman" w:hAnsi="Times New Roman" w:cs="Times New Roman"/>
-        </w:rPr>
-      </w:pPr>
-      <w:r>
-        <w:rPr>
-          <w:rFonts w:ascii="Times New Roman" w:hAnsi="Times New Roman" w:cs="Times New Roman"/>
-        </w:rPr>
-        <w:t>IT Section/technical officer</w:t>
-      </w:r>
-    </w:p>
-    <w:p>
-      <w:pPr>
-        <w:pStyle w:val="ListParagraph"/>
-        <w:numPr>
-          <w:ilvl w:val="0"/>
-          <w:numId w:val="6"/>
-        </w:numPr>
-        <w:rPr>
-          <w:rFonts w:ascii="Times New Roman" w:hAnsi="Times New Roman" w:cs="Times New Roman"/>
-        </w:rPr>
-      </w:pPr>
-      <w:r>
-        <w:rPr>
-          <w:rFonts w:ascii="Times New Roman" w:hAnsi="Times New Roman" w:cs="Times New Roman"/>
-        </w:rPr>
-        <w:t>Manage users and classes</w:t>
-      </w:r>
-    </w:p>
-    <w:p>
-      <w:pPr>
-        <w:pStyle w:val="ListParagraph"/>
-        <w:numPr>
-          <w:ilvl w:val="0"/>
-          <w:numId w:val="6"/>
-        </w:numPr>
-        <w:rPr>
-          <w:rFonts w:ascii="Times New Roman" w:hAnsi="Times New Roman" w:cs="Times New Roman"/>
-        </w:rPr>
-      </w:pPr>
-      <w:r>
-        <w:rPr>
-          <w:rFonts w:ascii="Times New Roman" w:hAnsi="Times New Roman" w:cs="Times New Roman"/>
-        </w:rPr>
-        <w:t>Update website content</w:t>
-      </w:r>
-    </w:p>
-    <w:p>
-      <w:pPr>
-        <w:pStyle w:val="ListParagraph"/>
-        <w:numPr>
-          <w:ilvl w:val="0"/>
-          <w:numId w:val="6"/>
-        </w:numPr>
-        <w:rPr>
-          <w:rFonts w:ascii="Times New Roman" w:hAnsi="Times New Roman" w:cs="Times New Roman"/>
-        </w:rPr>
-      </w:pPr>
-      <w:r>
-        <w:rPr>
-          <w:rFonts w:ascii="Times New Roman" w:hAnsi="Times New Roman" w:cs="Times New Roman"/>
-        </w:rPr>
-        <w:t>System maintenance</w:t>
-      </w:r>
-    </w:p>
-    <w:p>
-      <w:pPr>
-        <w:rPr>
-          <w:rFonts w:ascii="Times New Roman" w:hAnsi="Times New Roman" w:cs="Times New Roman"/>
-        </w:rPr>
-      </w:pPr>
-    </w:p>
-    <w:p>
-      <w:pPr>
-        <w:ind w:left="720"/>
-        <w:rPr>
-          <w:rFonts w:ascii="Times New Roman" w:hAnsi="Times New Roman" w:cs="Times New Roman"/>
-        </w:rPr>
-      </w:pPr>
-      <w:r>
-        <w:rPr>
-          <w:rFonts w:ascii="Times New Roman" w:hAnsi="Times New Roman" w:cs="Times New Roman"/>
-        </w:rPr>
-        <w:t>Teacher</w:t>
-      </w:r>
-    </w:p>
-    <w:p>
-      <w:pPr>
-        <w:pStyle w:val="ListParagraph"/>
-        <w:numPr>
-          <w:ilvl w:val="0"/>
-          <w:numId w:val="7"/>
-        </w:numPr>
-        <w:rPr>
-          <w:rFonts w:ascii="Times New Roman" w:hAnsi="Times New Roman" w:cs="Times New Roman"/>
-        </w:rPr>
-      </w:pPr>
-      <w:r>
-        <w:rPr>
-          <w:rFonts w:ascii="Times New Roman" w:hAnsi="Times New Roman" w:cs="Times New Roman"/>
-        </w:rPr>
-        <w:t>Upload marks</w:t>
-      </w:r>
-    </w:p>
-    <w:p>
-      <w:pPr>
-        <w:pStyle w:val="ListParagraph"/>
-        <w:numPr>
-          <w:ilvl w:val="0"/>
-          <w:numId w:val="7"/>
-        </w:numPr>
-        <w:rPr>
-          <w:rFonts w:ascii="Times New Roman" w:hAnsi="Times New Roman" w:cs="Times New Roman"/>
-        </w:rPr>
-      </w:pPr>
-      <w:r>
-        <w:rPr>
-          <w:rFonts w:ascii="Times New Roman" w:hAnsi="Times New Roman" w:cs="Times New Roman"/>
-        </w:rPr>
-        <w:t>Upload study materials</w:t>
-      </w:r>
-    </w:p>
-    <w:p>
-      <w:pPr>
-        <w:pStyle w:val="ListParagraph"/>
-        <w:numPr>
-          <w:ilvl w:val="0"/>
-          <w:numId w:val="7"/>
-        </w:numPr>
-        <w:rPr>
-          <w:rFonts w:ascii="Times New Roman" w:hAnsi="Times New Roman" w:cs="Times New Roman"/>
-        </w:rPr>
-      </w:pPr>
-      <w:r>
-        <w:rPr>
-          <w:rFonts w:ascii="Times New Roman" w:hAnsi="Times New Roman" w:cs="Times New Roman"/>
-        </w:rPr>
-        <w:t>View student performance</w:t>
-      </w:r>
-    </w:p>
-    <w:p>
-      <w:pPr>
-        <w:rPr>
-          <w:rFonts w:ascii="Times New Roman" w:hAnsi="Times New Roman" w:cs="Times New Roman"/>
-        </w:rPr>
-      </w:pPr>
-    </w:p>
-    <w:p>
-      <w:pPr>
-        <w:ind w:left="720"/>
-        <w:rPr>
-          <w:rFonts w:ascii="Times New Roman" w:hAnsi="Times New Roman" w:cs="Times New Roman"/>
-        </w:rPr>
-      </w:pPr>
-      <w:r>
-        <w:rPr>
-          <w:rFonts w:ascii="Times New Roman" w:hAnsi="Times New Roman" w:cs="Times New Roman"/>
-        </w:rPr>
-        <w:t>Student</w:t>
-      </w:r>
-    </w:p>
-    <w:p>
-      <w:pPr>
-        <w:pStyle w:val="ListParagraph"/>
-        <w:numPr>
-          <w:ilvl w:val="0"/>
-          <w:numId w:val="8"/>
-        </w:numPr>
-        <w:rPr>
-          <w:rFonts w:ascii="Times New Roman" w:hAnsi="Times New Roman" w:cs="Times New Roman"/>
-        </w:rPr>
-      </w:pPr>
-      <w:r>
-        <w:rPr>
-          <w:rFonts w:ascii="Times New Roman" w:hAnsi="Times New Roman" w:cs="Times New Roman"/>
-        </w:rPr>
-        <w:t>View marks and materials</w:t>
-      </w:r>
-    </w:p>
-    <w:p>
-      <w:pPr>
-        <w:pStyle w:val="ListParagraph"/>
-        <w:numPr>
-          <w:ilvl w:val="0"/>
-          <w:numId w:val="8"/>
-        </w:numPr>
-        <w:rPr>
-          <w:rFonts w:ascii="Times New Roman" w:hAnsi="Times New Roman" w:cs="Times New Roman"/>
-        </w:rPr>
-      </w:pPr>
-      <w:r>
-        <w:rPr>
-          <w:rFonts w:ascii="Times New Roman" w:hAnsi="Times New Roman" w:cs="Times New Roman"/>
-        </w:rPr>
-        <w:t>Access reports (parent view)</w:t>
-      </w:r>
-    </w:p>
-    <w:p>
-      <w:pPr>
-        <w:pStyle w:val="ListParagraph"/>
-        <w:numPr>
-          <w:ilvl w:val="0"/>
-          <w:numId w:val="8"/>
-        </w:numPr>
-        <w:rPr>
-          <w:rFonts w:ascii="Times New Roman" w:hAnsi="Times New Roman" w:cs="Times New Roman"/>
-        </w:rPr>
-      </w:pPr>
-      <w:r>
-        <w:rPr>
-          <w:rFonts w:ascii="Times New Roman" w:hAnsi="Times New Roman" w:cs="Times New Roman"/>
-        </w:rPr>
-        <w:t>Manage profile</w:t>
-      </w:r>
-    </w:p>
-    <w:p>
-      <w:pPr>
-        <w:rPr>
-          <w:rFonts w:ascii="Times New Roman" w:hAnsi="Times New Roman" w:cs="Times New Roman"/>
-        </w:rPr>
-      </w:pPr>
-    </w:p>
-    <w:p>
-      <w:pPr>
-        <w:rPr>
-          <w:rFonts w:ascii="Times New Roman" w:hAnsi="Times New Roman" w:cs="Times New Roman"/>
-        </w:rPr>
-      </w:pPr>
-    </w:p>
-    <w:p>
-      <w:pPr>
-        <w:rPr>
-          <w:rFonts w:ascii="Times New Roman" w:hAnsi="Times New Roman" w:cs="Times New Roman"/>
-        </w:rPr>
-      </w:pPr>
-    </w:p>
-    <w:p>
-      <w:pPr>
-        <w:rPr>
-          <w:rFonts w:ascii="Times New Roman" w:hAnsi="Times New Roman" w:cs="Times New Roman"/>
-        </w:rPr>
-      </w:pPr>
-    </w:p>
-    <w:p>
-      <w:pPr>
-        <w:rPr>
-          <w:rFonts w:ascii="Times New Roman" w:hAnsi="Times New Roman" w:cs="Times New Roman"/>
-        </w:rPr>
-      </w:pPr>
-    </w:p>
-    <w:p>
-      <w:pPr>
-        <w:rPr>
-          <w:rFonts w:ascii="Times New Roman" w:hAnsi="Times New Roman" w:cs="Times New Roman"/>
-        </w:rPr>
-      </w:pPr>
-    </w:p>
-    <w:p>
-      <w:pPr>
-        <w:rPr>
-          <w:rFonts w:ascii="Times New Roman" w:hAnsi="Times New Roman" w:cs="Times New Roman"/>
-        </w:rPr>
-      </w:pPr>
-    </w:p>
-    <w:p>
-      <w:pPr>
-        <w:rPr>
-          <w:rFonts w:ascii="Times New Roman" w:hAnsi="Times New Roman" w:cs="Times New Roman"/>
-        </w:rPr>
-      </w:pPr>
-    </w:p>
-    <w:p>
-      <w:pPr>
-        <w:rPr>
-          <w:rFonts w:ascii="Times New Roman" w:hAnsi="Times New Roman" w:cs="Times New Roman"/>
-        </w:rPr>
-      </w:pPr>
-    </w:p>
-    <w:p>
-      <w:pPr>
-        <w:ind w:left="720"/>
+      </w:pPr>
+      <w:r>
         <w:rPr>
           <w:rFonts w:ascii="Times New Roman" w:hAnsi="Times New Roman" w:cs="Times New Roman"/>
           <w:b/>
           <w:bCs/>
         </w:rPr>
-      </w:pPr>
-      <w:r>
+        <w:t>2.4 Design Constraints</w:t>
+      </w:r>
+    </w:p>
+    <w:p>
+      <w:pPr>
+        <w:pStyle w:val="ListParagraph"/>
+        <w:numPr>
+          <w:ilvl w:val="0"/>
+          <w:numId w:val="10"/>
+        </w:numPr>
+        <w:rPr>
+          <w:rFonts w:ascii="Times New Roman" w:hAnsi="Times New Roman" w:cs="Times New Roman"/>
+        </w:rPr>
+      </w:pPr>
+      <w:r>
+        <w:rPr>
+          <w:rFonts w:ascii="Times New Roman" w:hAnsi="Times New Roman" w:cs="Times New Roman"/>
+        </w:rPr>
+        <w:t>Only Admin/Technical Officer can create users</w:t>
+      </w:r>
+    </w:p>
+    <w:p>
+      <w:pPr>
+        <w:pStyle w:val="ListParagraph"/>
+        <w:numPr>
+          <w:ilvl w:val="0"/>
+          <w:numId w:val="10"/>
+        </w:numPr>
+        <w:rPr>
+          <w:rFonts w:ascii="Times New Roman" w:hAnsi="Times New Roman" w:cs="Times New Roman"/>
+        </w:rPr>
+      </w:pPr>
+      <w:r>
+        <w:rPr>
+          <w:rFonts w:ascii="Times New Roman" w:hAnsi="Times New Roman" w:cs="Times New Roman"/>
+        </w:rPr>
+        <w:t>Users cannot change username/password</w:t>
+      </w:r>
+    </w:p>
+    <w:p>
+      <w:pPr>
+        <w:pStyle w:val="ListParagraph"/>
+        <w:numPr>
+          <w:ilvl w:val="0"/>
+          <w:numId w:val="10"/>
+        </w:numPr>
+        <w:rPr>
+          <w:rFonts w:ascii="Times New Roman" w:hAnsi="Times New Roman" w:cs="Times New Roman"/>
+        </w:rPr>
+      </w:pPr>
+      <w:r>
+        <w:rPr>
+          <w:rFonts w:ascii="Times New Roman" w:hAnsi="Times New Roman" w:cs="Times New Roman"/>
+        </w:rPr>
+        <w:t xml:space="preserve">Must be responsive </w:t>
+      </w:r>
+      <w:proofErr w:type="gramStart"/>
+      <w:r>
+        <w:rPr>
+          <w:rFonts w:ascii="Times New Roman" w:hAnsi="Times New Roman" w:cs="Times New Roman"/>
+        </w:rPr>
+        <w:t>for</w:t>
+      </w:r>
+      <w:proofErr w:type="gramEnd"/>
+      <w:r>
+        <w:rPr>
+          <w:rFonts w:ascii="Times New Roman" w:hAnsi="Times New Roman" w:cs="Times New Roman"/>
+        </w:rPr>
+        <w:t xml:space="preserve"> mobile devices</w:t>
+      </w:r>
+    </w:p>
+    <w:p>
+      <w:pPr>
+        <w:ind w:left="720"/>
+        <w:rPr>
+          <w:rFonts w:ascii="Times New Roman" w:hAnsi="Times New Roman" w:cs="Times New Roman"/>
+        </w:rPr>
+      </w:pPr>
+    </w:p>
+    <w:p>
+      <w:pPr>
+        <w:ind w:left="720"/>
         <w:rPr>
           <w:rFonts w:ascii="Times New Roman" w:hAnsi="Times New Roman" w:cs="Times New Roman"/>
           <w:b/>
           <w:bCs/>
         </w:rPr>
-        <w:t>2.3 Operating Environment</w:t>
-      </w:r>
-    </w:p>
-    <w:p>
-      <w:pPr>
-        <w:pStyle w:val="ListParagraph"/>
-        <w:numPr>
-          <w:ilvl w:val="0"/>
-          <w:numId w:val="9"/>
-        </w:numPr>
-        <w:rPr>
-          <w:rFonts w:ascii="Times New Roman" w:hAnsi="Times New Roman" w:cs="Times New Roman"/>
-        </w:rPr>
-      </w:pPr>
-      <w:r>
-        <w:rPr>
-          <w:rFonts w:ascii="Times New Roman" w:hAnsi="Times New Roman" w:cs="Times New Roman"/>
-        </w:rPr>
-        <w:lastRenderedPageBreak/>
-        <w:t>Web-based system</w:t>
-      </w:r>
-    </w:p>
-    <w:p>
-      <w:pPr>
-        <w:pStyle w:val="ListParagraph"/>
-        <w:numPr>
-          <w:ilvl w:val="0"/>
-          <w:numId w:val="9"/>
-        </w:numPr>
-        <w:rPr>
-          <w:rFonts w:ascii="Times New Roman" w:hAnsi="Times New Roman" w:cs="Times New Roman"/>
-        </w:rPr>
-      </w:pPr>
-      <w:r>
-        <w:rPr>
-          <w:rFonts w:ascii="Times New Roman" w:hAnsi="Times New Roman" w:cs="Times New Roman"/>
-        </w:rPr>
-        <w:t>Runs on modern browsers (</w:t>
-      </w:r>
-      <w:proofErr w:type="spellStart"/>
-      <w:proofErr w:type="gramStart"/>
-      <w:r>
-        <w:rPr>
-          <w:rFonts w:ascii="Times New Roman" w:hAnsi="Times New Roman" w:cs="Times New Roman"/>
-        </w:rPr>
-        <w:t>Chrome,Edge</w:t>
-      </w:r>
-      <w:proofErr w:type="spellEnd"/>
-      <w:proofErr w:type="gramEnd"/>
-      <w:r>
-        <w:rPr>
-          <w:rFonts w:ascii="Times New Roman" w:hAnsi="Times New Roman" w:cs="Times New Roman"/>
-        </w:rPr>
-        <w:t>)</w:t>
-      </w:r>
-    </w:p>
-    <w:p>
-      <w:pPr>
-        <w:pStyle w:val="ListParagraph"/>
-        <w:numPr>
-          <w:ilvl w:val="0"/>
-          <w:numId w:val="9"/>
-        </w:numPr>
-        <w:rPr>
-          <w:rFonts w:ascii="Times New Roman" w:hAnsi="Times New Roman" w:cs="Times New Roman"/>
-        </w:rPr>
-      </w:pPr>
-      <w:r>
-        <w:rPr>
-          <w:rFonts w:ascii="Times New Roman" w:hAnsi="Times New Roman" w:cs="Times New Roman"/>
-        </w:rPr>
-        <w:t>Cloud-hosted backend and database</w:t>
-      </w:r>
-    </w:p>
-    <w:p>
-      <w:pPr>
-        <w:ind w:left="720"/>
-        <w:rPr>
-          <w:rFonts w:ascii="Times New Roman" w:hAnsi="Times New Roman" w:cs="Times New Roman"/>
-        </w:rPr>
-      </w:pPr>
-    </w:p>
-    <w:p>
-      <w:pPr>
-        <w:ind w:left="720"/>
+      </w:pPr>
+      <w:r>
         <w:rPr>
           <w:rFonts w:ascii="Times New Roman" w:hAnsi="Times New Roman" w:cs="Times New Roman"/>
           <w:b/>
           <w:bCs/>
         </w:rPr>
-      </w:pPr>
-      <w:r>
+        <w:t>2.5 Assumptions</w:t>
+      </w:r>
+    </w:p>
+    <w:p>
+      <w:pPr>
+        <w:pStyle w:val="ListParagraph"/>
+        <w:numPr>
+          <w:ilvl w:val="0"/>
+          <w:numId w:val="11"/>
+        </w:numPr>
+        <w:rPr>
+          <w:rFonts w:ascii="Times New Roman" w:hAnsi="Times New Roman" w:cs="Times New Roman"/>
+        </w:rPr>
+      </w:pPr>
+      <w:r>
+        <w:rPr>
+          <w:rFonts w:ascii="Times New Roman" w:hAnsi="Times New Roman" w:cs="Times New Roman"/>
+        </w:rPr>
+        <w:t>Users have internet access</w:t>
+      </w:r>
+    </w:p>
+    <w:p>
+      <w:pPr>
+        <w:pStyle w:val="ListParagraph"/>
+        <w:numPr>
+          <w:ilvl w:val="0"/>
+          <w:numId w:val="11"/>
+        </w:numPr>
+        <w:rPr>
+          <w:rFonts w:ascii="Times New Roman" w:hAnsi="Times New Roman" w:cs="Times New Roman"/>
+        </w:rPr>
+      </w:pPr>
+      <w:r>
+        <w:rPr>
+          <w:rFonts w:ascii="Times New Roman" w:hAnsi="Times New Roman" w:cs="Times New Roman"/>
+        </w:rPr>
+        <w:t>School staff will be trained to use system</w:t>
+      </w:r>
+    </w:p>
+    <w:p>
+      <w:pPr>
+        <w:pStyle w:val="ListParagraph"/>
+        <w:numPr>
+          <w:ilvl w:val="0"/>
+          <w:numId w:val="11"/>
+        </w:numPr>
+        <w:rPr>
+          <w:rFonts w:ascii="Times New Roman" w:hAnsi="Times New Roman" w:cs="Times New Roman"/>
+        </w:rPr>
+      </w:pPr>
+      <w:r>
+        <w:rPr>
+          <w:rFonts w:ascii="Times New Roman" w:hAnsi="Times New Roman" w:cs="Times New Roman"/>
+        </w:rPr>
+        <w:t>Cloud hosting services will be available</w:t>
+      </w:r>
+    </w:p>
+    <w:p>
+      <w:pPr>
+        <w:rPr>
+          <w:rFonts w:ascii="Times New Roman" w:hAnsi="Times New Roman" w:cs="Times New Roman"/>
+        </w:rPr>
+      </w:pPr>
+    </w:p>
+    <w:p>
+      <w:pPr>
+        <w:ind w:firstLine="720"/>
+        <w:jc w:val="both"/>
         <w:rPr>
           <w:rFonts w:ascii="Times New Roman" w:hAnsi="Times New Roman" w:cs="Times New Roman"/>
           <w:b/>
           <w:bCs/>
         </w:rPr>
-        <w:t>2.4 Design Constraints</w:t>
-      </w:r>
-    </w:p>
-    <w:p>
-      <w:pPr>
-        <w:pStyle w:val="ListParagraph"/>
-        <w:numPr>
-          <w:ilvl w:val="0"/>
-          <w:numId w:val="10"/>
-        </w:numPr>
-        <w:rPr>
-          <w:rFonts w:ascii="Times New Roman" w:hAnsi="Times New Roman" w:cs="Times New Roman"/>
-        </w:rPr>
-      </w:pPr>
-      <w:r>
-        <w:rPr>
-          <w:rFonts w:ascii="Times New Roman" w:hAnsi="Times New Roman" w:cs="Times New Roman"/>
-        </w:rPr>
-        <w:t>Only Admin/Technical Officer can create users</w:t>
-      </w:r>
-    </w:p>
-    <w:p>
-      <w:pPr>
-        <w:pStyle w:val="ListParagraph"/>
-        <w:numPr>
-          <w:ilvl w:val="0"/>
-          <w:numId w:val="10"/>
-        </w:numPr>
-        <w:rPr>
-          <w:rFonts w:ascii="Times New Roman" w:hAnsi="Times New Roman" w:cs="Times New Roman"/>
-        </w:rPr>
-      </w:pPr>
-      <w:r>
-        <w:rPr>
-          <w:rFonts w:ascii="Times New Roman" w:hAnsi="Times New Roman" w:cs="Times New Roman"/>
-        </w:rPr>
-        <w:t>Users cannot change username/password</w:t>
-      </w:r>
-    </w:p>
-    <w:p>
-      <w:pPr>
-        <w:pStyle w:val="ListParagraph"/>
-        <w:numPr>
-          <w:ilvl w:val="0"/>
-          <w:numId w:val="10"/>
-        </w:numPr>
-        <w:rPr>
-          <w:rFonts w:ascii="Times New Roman" w:hAnsi="Times New Roman" w:cs="Times New Roman"/>
-        </w:rPr>
-      </w:pPr>
-      <w:r>
-        <w:rPr>
-          <w:rFonts w:ascii="Times New Roman" w:hAnsi="Times New Roman" w:cs="Times New Roman"/>
-        </w:rPr>
-        <w:t xml:space="preserve">Must be responsive </w:t>
-      </w:r>
-      <w:proofErr w:type="gramStart"/>
-      <w:r>
-        <w:rPr>
-          <w:rFonts w:ascii="Times New Roman" w:hAnsi="Times New Roman" w:cs="Times New Roman"/>
-        </w:rPr>
-        <w:t>for</w:t>
-      </w:r>
-      <w:proofErr w:type="gramEnd"/>
-      <w:r>
-        <w:rPr>
-          <w:rFonts w:ascii="Times New Roman" w:hAnsi="Times New Roman" w:cs="Times New Roman"/>
-        </w:rPr>
-        <w:t xml:space="preserve"> mobile devices</w:t>
-      </w:r>
-    </w:p>
-    <w:p>
-      <w:pPr>
-        <w:ind w:left="720"/>
-        <w:rPr>
-          <w:rFonts w:ascii="Times New Roman" w:hAnsi="Times New Roman" w:cs="Times New Roman"/>
-        </w:rPr>
-      </w:pPr>
-    </w:p>
-    <w:p>
-      <w:pPr>
-        <w:ind w:left="720"/>
+      </w:pPr>
+      <w:r>
         <w:rPr>
           <w:rFonts w:ascii="Times New Roman" w:hAnsi="Times New Roman" w:cs="Times New Roman"/>
           <w:b/>
           <w:bCs/>
         </w:rPr>
-      </w:pPr>
-      <w:r>
+        <w:t>2.6 System Development Methodology</w:t>
+      </w:r>
+    </w:p>
+    <w:p>
+      <w:pPr>
+        <w:ind w:left="720"/>
+        <w:jc w:val="both"/>
+        <w:rPr>
+          <w:rFonts w:ascii="Times New Roman" w:hAnsi="Times New Roman" w:cs="Times New Roman"/>
+        </w:rPr>
+      </w:pPr>
+      <w:r>
+        <w:rPr>
+          <w:rFonts w:ascii="Times New Roman" w:hAnsi="Times New Roman" w:cs="Times New Roman"/>
+        </w:rPr>
+        <w:t>The system is developed using the Agile software development methodology. Agile is used because it allows flexible and step-by-step development of the system. It supports continuous improvement and changes in requirements during the project.</w:t>
+      </w:r>
+    </w:p>
+    <w:p>
+      <w:pPr>
+        <w:ind w:left="720"/>
+        <w:jc w:val="both"/>
+        <w:rPr>
+          <w:rFonts w:ascii="Times New Roman" w:hAnsi="Times New Roman" w:cs="Times New Roman"/>
+        </w:rPr>
+      </w:pPr>
+      <w:r>
+        <w:rPr>
+          <w:rFonts w:ascii="Times New Roman" w:hAnsi="Times New Roman" w:cs="Times New Roman"/>
+        </w:rPr>
+        <w:t>The Scrum approach is followed, where the system is developed in small parts called sprints. Each sprint delivers a working module such as user management, marks management, or report generation. This method helps in better planning, teamwork, and faster development.</w:t>
+      </w:r>
+    </w:p>
+    <w:p>
+      <w:pPr>
+        <w:rPr>
+          <w:rFonts w:ascii="Times New Roman" w:hAnsi="Times New Roman" w:cs="Times New Roman"/>
+        </w:rPr>
+      </w:pPr>
+    </w:p>
+    <w:p>
+      <w:pPr>
+        <w:rPr>
+          <w:rFonts w:ascii="Times New Roman" w:hAnsi="Times New Roman" w:cs="Times New Roman"/>
+        </w:rPr>
+      </w:pPr>
+    </w:p>
+    <w:p>
+      <w:pPr>
+        <w:rPr>
+          <w:rFonts w:ascii="Times New Roman" w:hAnsi="Times New Roman" w:cs="Times New Roman"/>
+        </w:rPr>
+      </w:pPr>
+    </w:p>
+    <w:p>
+      <w:pPr>
+        <w:rPr>
+          <w:rFonts w:ascii="Times New Roman" w:hAnsi="Times New Roman" w:cs="Times New Roman"/>
+        </w:rPr>
+      </w:pPr>
+    </w:p>
+    <w:p>
+      <w:pPr>
+        <w:rPr>
+          <w:rFonts w:ascii="Times New Roman" w:hAnsi="Times New Roman" w:cs="Times New Roman"/>
+        </w:rPr>
+      </w:pPr>
+    </w:p>
+    <w:p>
+      <w:pPr>
+        <w:rPr>
+          <w:rFonts w:ascii="Times New Roman" w:hAnsi="Times New Roman" w:cs="Times New Roman"/>
+        </w:rPr>
+      </w:pPr>
+    </w:p>
+    <w:p>
+      <w:pPr>
+        <w:rPr>
+          <w:rFonts w:ascii="Times New Roman" w:hAnsi="Times New Roman" w:cs="Times New Roman"/>
+        </w:rPr>
+      </w:pPr>
+    </w:p>
+    <w:p>
+      <w:pPr>
+        <w:rPr>
+          <w:rFonts w:ascii="Times New Roman" w:hAnsi="Times New Roman" w:cs="Times New Roman"/>
+        </w:rPr>
+      </w:pPr>
+    </w:p>
+    <w:p>
+      <w:pPr>
+        <w:pStyle w:val="ListParagraph"/>
+        <w:numPr>
+          <w:ilvl w:val="0"/>
+          <w:numId w:val="1"/>
+        </w:numPr>
         <w:rPr>
           <w:rFonts w:ascii="Times New Roman" w:hAnsi="Times New Roman" w:cs="Times New Roman"/>
           <w:b/>
           <w:bCs/>
         </w:rPr>
-        <w:t>2.5 Assumptions</w:t>
-      </w:r>
-    </w:p>
-    <w:p>
-      <w:pPr>
-        <w:pStyle w:val="ListParagraph"/>
-        <w:numPr>
-          <w:ilvl w:val="0"/>
-          <w:numId w:val="11"/>
-        </w:numPr>
-        <w:rPr>
-          <w:rFonts w:ascii="Times New Roman" w:hAnsi="Times New Roman" w:cs="Times New Roman"/>
-        </w:rPr>
-      </w:pPr>
-      <w:r>
-        <w:rPr>
-          <w:rFonts w:ascii="Times New Roman" w:hAnsi="Times New Roman" w:cs="Times New Roman"/>
-        </w:rPr>
-        <w:t>Users have internet access</w:t>
-      </w:r>
-    </w:p>
-    <w:p>
-      <w:pPr>
-        <w:pStyle w:val="ListParagraph"/>
-        <w:numPr>
-          <w:ilvl w:val="0"/>
-          <w:numId w:val="11"/>
-        </w:numPr>
-        <w:rPr>
-          <w:rFonts w:ascii="Times New Roman" w:hAnsi="Times New Roman" w:cs="Times New Roman"/>
-        </w:rPr>
-      </w:pPr>
-      <w:r>
-        <w:rPr>
-          <w:rFonts w:ascii="Times New Roman" w:hAnsi="Times New Roman" w:cs="Times New Roman"/>
-        </w:rPr>
-        <w:t>School staff will be trained to use system</w:t>
-      </w:r>
-    </w:p>
-    <w:p>
-      <w:pPr>
-        <w:pStyle w:val="ListParagraph"/>
-        <w:numPr>
-          <w:ilvl w:val="0"/>
-          <w:numId w:val="11"/>
-        </w:numPr>
-        <w:rPr>
-          <w:rFonts w:ascii="Times New Roman" w:hAnsi="Times New Roman" w:cs="Times New Roman"/>
-        </w:rPr>
-      </w:pPr>
-      <w:r>
-        <w:rPr>
-          <w:rFonts w:ascii="Times New Roman" w:hAnsi="Times New Roman" w:cs="Times New Roman"/>
-        </w:rPr>
-        <w:t>Cloud hosting services will be available</w:t>
-      </w:r>
-    </w:p>
-    <w:p>
-      <w:pPr>
-        <w:rPr>
-          <w:rFonts w:ascii="Times New Roman" w:hAnsi="Times New Roman" w:cs="Times New Roman"/>
-        </w:rPr>
-      </w:pPr>
-    </w:p>
-    <w:p>
-      <w:pPr>
-        <w:ind w:firstLine="720"/>
+      </w:pPr>
+      <w:r>
         <w:rPr>
           <w:rFonts w:ascii="Times New Roman" w:hAnsi="Times New Roman" w:cs="Times New Roman"/>
           <w:b/>
           <w:bCs/>
         </w:rPr>
-      </w:pPr>
-      <w:r>
+        <w:lastRenderedPageBreak/>
+        <w:t>FUNCTIONAL REQUIREMENTS</w:t>
+      </w:r>
+    </w:p>
+    <w:p>
+      <w:pPr>
+        <w:ind w:left="720"/>
         <w:rPr>
           <w:rFonts w:ascii="Times New Roman" w:hAnsi="Times New Roman" w:cs="Times New Roman"/>
           <w:b/>
           <w:bCs/>
         </w:rPr>
-        <w:t>2.6 System Development Methodology</w:t>
-      </w:r>
-    </w:p>
-    <w:p>
-      <w:pPr>
-        <w:ind w:left="720"/>
-        <w:rPr>
-          <w:rFonts w:ascii="Times New Roman" w:hAnsi="Times New Roman" w:cs="Times New Roman"/>
-        </w:rPr>
-      </w:pPr>
-      <w:r>
-        <w:rPr>
-          <w:rFonts w:ascii="Times New Roman" w:hAnsi="Times New Roman" w:cs="Times New Roman"/>
-        </w:rPr>
-        <w:t>The system is developed using the Agile software development methodology. Agile is used because it allows flexible and step-by-step development of the system. It supports continuous improvement and changes in requirements during the project.</w:t>
-      </w:r>
-    </w:p>
-    <w:p>
-      <w:pPr>
-        <w:ind w:left="720"/>
-        <w:rPr>
-          <w:rFonts w:ascii="Times New Roman" w:hAnsi="Times New Roman" w:cs="Times New Roman"/>
-        </w:rPr>
-      </w:pPr>
-      <w:r>
-        <w:rPr>
-          <w:rFonts w:ascii="Times New Roman" w:hAnsi="Times New Roman" w:cs="Times New Roman"/>
-        </w:rPr>
-        <w:t>The Scrum approach is followed, where the system is developed in small parts called sprints. Each sprint delivers a working module such as user management, marks management, or report generation. This method helps in better planning, teamwork, and faster development.</w:t>
-      </w:r>
-    </w:p>
-    <w:p>
-      <w:pPr>
-        <w:rPr>
-          <w:rFonts w:ascii="Times New Roman" w:hAnsi="Times New Roman" w:cs="Times New Roman"/>
-        </w:rPr>
-      </w:pPr>
-    </w:p>
-    <w:p>
-      <w:pPr>
-        <w:rPr>
-          <w:rFonts w:ascii="Times New Roman" w:hAnsi="Times New Roman" w:cs="Times New Roman"/>
-        </w:rPr>
-      </w:pPr>
-    </w:p>
-    <w:p>
-      <w:pPr>
-        <w:rPr>
-          <w:rFonts w:ascii="Times New Roman" w:hAnsi="Times New Roman" w:cs="Times New Roman"/>
-        </w:rPr>
-      </w:pPr>
-    </w:p>
-    <w:p>
-      <w:pPr>
-        <w:rPr>
-          <w:rFonts w:ascii="Times New Roman" w:hAnsi="Times New Roman" w:cs="Times New Roman"/>
-        </w:rPr>
-      </w:pPr>
-    </w:p>
-    <w:p>
-      <w:pPr>
-        <w:rPr>
-          <w:rFonts w:ascii="Times New Roman" w:hAnsi="Times New Roman" w:cs="Times New Roman"/>
-        </w:rPr>
-      </w:pPr>
-    </w:p>
-    <w:p>
-      <w:pPr>
-        <w:rPr>
-          <w:rFonts w:ascii="Times New Roman" w:hAnsi="Times New Roman" w:cs="Times New Roman"/>
-        </w:rPr>
-      </w:pPr>
-    </w:p>
-    <w:p>
-      <w:pPr>
-        <w:rPr>
-          <w:rFonts w:ascii="Times New Roman" w:hAnsi="Times New Roman" w:cs="Times New Roman"/>
-        </w:rPr>
-      </w:pPr>
-    </w:p>
-    <w:p>
-      <w:pPr>
-        <w:rPr>
-          <w:rFonts w:ascii="Times New Roman" w:hAnsi="Times New Roman" w:cs="Times New Roman"/>
-        </w:rPr>
-      </w:pPr>
-    </w:p>
-    <w:p>
-      <w:pPr>
-        <w:pStyle w:val="ListParagraph"/>
-        <w:numPr>
-          <w:ilvl w:val="0"/>
-          <w:numId w:val="1"/>
-        </w:numPr>
+      </w:pPr>
+      <w:r>
         <w:rPr>
           <w:rFonts w:ascii="Times New Roman" w:hAnsi="Times New Roman" w:cs="Times New Roman"/>
           <w:b/>
           <w:bCs/>
         </w:rPr>
-      </w:pPr>
-      <w:r>
+        <w:t>3.1 User Management</w:t>
+      </w:r>
+    </w:p>
+    <w:p>
+      <w:pPr>
+        <w:pStyle w:val="ListParagraph"/>
+        <w:numPr>
+          <w:ilvl w:val="0"/>
+          <w:numId w:val="12"/>
+        </w:numPr>
+        <w:rPr>
+          <w:rFonts w:ascii="Times New Roman" w:hAnsi="Times New Roman" w:cs="Times New Roman"/>
+        </w:rPr>
+      </w:pPr>
+      <w:r>
+        <w:rPr>
+          <w:rFonts w:ascii="Times New Roman" w:hAnsi="Times New Roman" w:cs="Times New Roman"/>
+        </w:rPr>
+        <w:t>The system shall allow Admin and IT Section to add new users (Teachers and Students).</w:t>
+      </w:r>
+    </w:p>
+    <w:p>
+      <w:pPr>
+        <w:pStyle w:val="ListParagraph"/>
+        <w:numPr>
+          <w:ilvl w:val="0"/>
+          <w:numId w:val="12"/>
+        </w:numPr>
+        <w:rPr>
+          <w:rFonts w:ascii="Times New Roman" w:hAnsi="Times New Roman" w:cs="Times New Roman"/>
+        </w:rPr>
+      </w:pPr>
+      <w:r>
+        <w:rPr>
+          <w:rFonts w:ascii="Times New Roman" w:hAnsi="Times New Roman" w:cs="Times New Roman"/>
+        </w:rPr>
+        <w:t>The system shall allow Admin and IT Section to remove existing users.</w:t>
+      </w:r>
+    </w:p>
+    <w:p>
+      <w:pPr>
+        <w:pStyle w:val="ListParagraph"/>
+        <w:numPr>
+          <w:ilvl w:val="0"/>
+          <w:numId w:val="12"/>
+        </w:numPr>
+        <w:rPr>
+          <w:rFonts w:ascii="Times New Roman" w:hAnsi="Times New Roman" w:cs="Times New Roman"/>
+        </w:rPr>
+      </w:pPr>
+      <w:r>
+        <w:rPr>
+          <w:rFonts w:ascii="Times New Roman" w:hAnsi="Times New Roman" w:cs="Times New Roman"/>
+        </w:rPr>
+        <w:t>The system shall assign roles to users (Admin, IT, Teacher, Student).</w:t>
+      </w:r>
+    </w:p>
+    <w:p>
+      <w:pPr>
+        <w:pStyle w:val="ListParagraph"/>
+        <w:numPr>
+          <w:ilvl w:val="0"/>
+          <w:numId w:val="12"/>
+        </w:numPr>
+        <w:rPr>
+          <w:rFonts w:ascii="Times New Roman" w:hAnsi="Times New Roman" w:cs="Times New Roman"/>
+        </w:rPr>
+      </w:pPr>
+      <w:r>
+        <w:rPr>
+          <w:rFonts w:ascii="Times New Roman" w:hAnsi="Times New Roman" w:cs="Times New Roman"/>
+        </w:rPr>
+        <w:t xml:space="preserve">The system </w:t>
+      </w:r>
+      <w:proofErr w:type="gramStart"/>
+      <w:r>
+        <w:rPr>
+          <w:rFonts w:ascii="Times New Roman" w:hAnsi="Times New Roman" w:cs="Times New Roman"/>
+        </w:rPr>
+        <w:t>shall</w:t>
+      </w:r>
+      <w:proofErr w:type="gramEnd"/>
+      <w:r>
+        <w:rPr>
+          <w:rFonts w:ascii="Times New Roman" w:hAnsi="Times New Roman" w:cs="Times New Roman"/>
+        </w:rPr>
+        <w:t xml:space="preserve"> display user profiles based on role access.</w:t>
+      </w:r>
+    </w:p>
+    <w:p>
+      <w:pPr>
+        <w:pStyle w:val="ListParagraph"/>
+        <w:numPr>
+          <w:ilvl w:val="0"/>
+          <w:numId w:val="12"/>
+        </w:numPr>
+        <w:rPr>
+          <w:rFonts w:ascii="Times New Roman" w:hAnsi="Times New Roman" w:cs="Times New Roman"/>
+        </w:rPr>
+      </w:pPr>
+      <w:r>
+        <w:rPr>
+          <w:rFonts w:ascii="Times New Roman" w:hAnsi="Times New Roman" w:cs="Times New Roman"/>
+        </w:rPr>
+        <w:t>The system shall enforce a school hierarchy where higher roles have controlled administrative authority over lower roles.</w:t>
+      </w:r>
+    </w:p>
+    <w:p>
+      <w:pPr>
+        <w:ind w:left="720"/>
+        <w:rPr>
+          <w:rFonts w:ascii="Times New Roman" w:hAnsi="Times New Roman" w:cs="Times New Roman"/>
+        </w:rPr>
+      </w:pPr>
+    </w:p>
+    <w:p>
+      <w:pPr>
+        <w:ind w:left="720"/>
         <w:rPr>
           <w:rFonts w:ascii="Times New Roman" w:hAnsi="Times New Roman" w:cs="Times New Roman"/>
           <w:b/>
           <w:bCs/>
         </w:rPr>
-        <w:t>FUNCTIONAL REQUIREMENTS</w:t>
-      </w:r>
-    </w:p>
-    <w:p>
-      <w:pPr>
-        <w:ind w:left="720"/>
+      </w:pPr>
+      <w:r>
         <w:rPr>
           <w:rFonts w:ascii="Times New Roman" w:hAnsi="Times New Roman" w:cs="Times New Roman"/>
           <w:b/>
           <w:bCs/>
         </w:rPr>
-      </w:pPr>
-      <w:r>
-        <w:rPr>
-          <w:rFonts w:ascii="Times New Roman" w:hAnsi="Times New Roman" w:cs="Times New Roman"/>
-          <w:b/>
-          <w:bCs/>
-        </w:rPr>
-        <w:lastRenderedPageBreak/>
-        <w:t>3.1 User Management</w:t>
-      </w:r>
-    </w:p>
-    <w:p>
-      <w:pPr>
-        <w:pStyle w:val="ListParagraph"/>
-        <w:numPr>
-          <w:ilvl w:val="0"/>
-          <w:numId w:val="12"/>
-        </w:numPr>
-        <w:rPr>
-          <w:rFonts w:ascii="Times New Roman" w:hAnsi="Times New Roman" w:cs="Times New Roman"/>
-        </w:rPr>
-      </w:pPr>
-      <w:r>
-        <w:rPr>
-          <w:rFonts w:ascii="Times New Roman" w:hAnsi="Times New Roman" w:cs="Times New Roman"/>
-        </w:rPr>
-        <w:t>The system shall allow Admin and IT Section to add new users (Teachers and Students).</w:t>
-      </w:r>
-    </w:p>
-    <w:p>
-      <w:pPr>
-        <w:pStyle w:val="ListParagraph"/>
-        <w:numPr>
-          <w:ilvl w:val="0"/>
-          <w:numId w:val="12"/>
-        </w:numPr>
-        <w:rPr>
-          <w:rFonts w:ascii="Times New Roman" w:hAnsi="Times New Roman" w:cs="Times New Roman"/>
-        </w:rPr>
-      </w:pPr>
-      <w:r>
-        <w:rPr>
-          <w:rFonts w:ascii="Times New Roman" w:hAnsi="Times New Roman" w:cs="Times New Roman"/>
-        </w:rPr>
-        <w:t>The system shall allow Admin and IT Section to remove existing users.</w:t>
-      </w:r>
-    </w:p>
-    <w:p>
-      <w:pPr>
-        <w:pStyle w:val="ListParagraph"/>
-        <w:numPr>
-          <w:ilvl w:val="0"/>
-          <w:numId w:val="12"/>
-        </w:numPr>
-        <w:rPr>
-          <w:rFonts w:ascii="Times New Roman" w:hAnsi="Times New Roman" w:cs="Times New Roman"/>
-        </w:rPr>
-      </w:pPr>
-      <w:r>
-        <w:rPr>
-          <w:rFonts w:ascii="Times New Roman" w:hAnsi="Times New Roman" w:cs="Times New Roman"/>
-        </w:rPr>
-        <w:t>The system shall assign roles to users (Admin, IT, Teacher, Student).</w:t>
-      </w:r>
-    </w:p>
-    <w:p>
-      <w:pPr>
-        <w:pStyle w:val="ListParagraph"/>
-        <w:numPr>
-          <w:ilvl w:val="0"/>
-          <w:numId w:val="12"/>
+        <w:t>3.2 Authentication System</w:t>
+      </w:r>
+    </w:p>
+    <w:p>
+      <w:pPr>
+        <w:pStyle w:val="ListParagraph"/>
+        <w:numPr>
+          <w:ilvl w:val="0"/>
+          <w:numId w:val="13"/>
         </w:numPr>
         <w:rPr>
           <w:rFonts w:ascii="Times New Roman" w:hAnsi="Times New Roman" w:cs="Times New Roman"/>
@@ -1762,51 +1844,21 @@
         <w:rPr>
           <w:rFonts w:ascii="Times New Roman" w:hAnsi="Times New Roman" w:cs="Times New Roman"/>
         </w:rPr>
-        <w:t xml:space="preserve"> display user profiles based on role access.</w:t>
-      </w:r>
-    </w:p>
-    <w:p>
-      <w:pPr>
-        <w:pStyle w:val="ListParagraph"/>
-        <w:numPr>
-          <w:ilvl w:val="0"/>
-          <w:numId w:val="12"/>
-        </w:numPr>
-        <w:rPr>
-          <w:rFonts w:ascii="Times New Roman" w:hAnsi="Times New Roman" w:cs="Times New Roman"/>
-        </w:rPr>
-      </w:pPr>
-      <w:r>
-        <w:rPr>
-          <w:rFonts w:ascii="Times New Roman" w:hAnsi="Times New Roman" w:cs="Times New Roman"/>
-        </w:rPr>
-        <w:t>The system shall enforce a school hierarchy where higher roles have controlled administrative authority over lower roles.</w:t>
-      </w:r>
-    </w:p>
-    <w:p>
-      <w:pPr>
-        <w:ind w:left="720"/>
-        <w:rPr>
-          <w:rFonts w:ascii="Times New Roman" w:hAnsi="Times New Roman" w:cs="Times New Roman"/>
-        </w:rPr>
-      </w:pPr>
-    </w:p>
-    <w:p>
-      <w:pPr>
-        <w:ind w:left="720"/>
-        <w:rPr>
-          <w:rFonts w:ascii="Times New Roman" w:hAnsi="Times New Roman" w:cs="Times New Roman"/>
-          <w:b/>
-          <w:bCs/>
-        </w:rPr>
-      </w:pPr>
-      <w:r>
-        <w:rPr>
-          <w:rFonts w:ascii="Times New Roman" w:hAnsi="Times New Roman" w:cs="Times New Roman"/>
-          <w:b/>
-          <w:bCs/>
-        </w:rPr>
-        <w:t>3.2 Authentication System</w:t>
+        <w:t xml:space="preserve"> provide secure </w:t>
+      </w:r>
+      <w:proofErr w:type="gramStart"/>
+      <w:r>
+        <w:rPr>
+          <w:rFonts w:ascii="Times New Roman" w:hAnsi="Times New Roman" w:cs="Times New Roman"/>
+        </w:rPr>
+        <w:t>login</w:t>
+      </w:r>
+      <w:proofErr w:type="gramEnd"/>
+      <w:r>
+        <w:rPr>
+          <w:rFonts w:ascii="Times New Roman" w:hAnsi="Times New Roman" w:cs="Times New Roman"/>
+        </w:rPr>
+        <w:t xml:space="preserve"> for all users.</w:t>
       </w:r>
     </w:p>
     <w:p>
@@ -1824,6 +1876,70 @@
         <w:rPr>
           <w:rFonts w:ascii="Times New Roman" w:hAnsi="Times New Roman" w:cs="Times New Roman"/>
         </w:rPr>
+        <w:t xml:space="preserve">The system shall authenticate users using </w:t>
+      </w:r>
+      <w:proofErr w:type="gramStart"/>
+      <w:r>
+        <w:rPr>
+          <w:rFonts w:ascii="Times New Roman" w:hAnsi="Times New Roman" w:cs="Times New Roman"/>
+        </w:rPr>
+        <w:t>username</w:t>
+      </w:r>
+      <w:proofErr w:type="gramEnd"/>
+      <w:r>
+        <w:rPr>
+          <w:rFonts w:ascii="Times New Roman" w:hAnsi="Times New Roman" w:cs="Times New Roman"/>
+        </w:rPr>
+        <w:t xml:space="preserve"> and </w:t>
+      </w:r>
+      <w:proofErr w:type="gramStart"/>
+      <w:r>
+        <w:rPr>
+          <w:rFonts w:ascii="Times New Roman" w:hAnsi="Times New Roman" w:cs="Times New Roman"/>
+        </w:rPr>
+        <w:t>password</w:t>
+      </w:r>
+      <w:proofErr w:type="gramEnd"/>
+      <w:r>
+        <w:rPr>
+          <w:rFonts w:ascii="Times New Roman" w:hAnsi="Times New Roman" w:cs="Times New Roman"/>
+        </w:rPr>
+        <w:t>.</w:t>
+      </w:r>
+    </w:p>
+    <w:p>
+      <w:pPr>
+        <w:pStyle w:val="ListParagraph"/>
+        <w:numPr>
+          <w:ilvl w:val="0"/>
+          <w:numId w:val="13"/>
+        </w:numPr>
+        <w:rPr>
+          <w:rFonts w:ascii="Times New Roman" w:hAnsi="Times New Roman" w:cs="Times New Roman"/>
+        </w:rPr>
+      </w:pPr>
+      <w:r>
+        <w:rPr>
+          <w:rFonts w:ascii="Times New Roman" w:hAnsi="Times New Roman" w:cs="Times New Roman"/>
+        </w:rPr>
+        <w:t>The system shall restrict access based on user roles.</w:t>
+      </w:r>
+    </w:p>
+    <w:p>
+      <w:pPr>
+        <w:pStyle w:val="ListParagraph"/>
+        <w:numPr>
+          <w:ilvl w:val="0"/>
+          <w:numId w:val="13"/>
+        </w:numPr>
+        <w:rPr>
+          <w:rFonts w:ascii="Times New Roman" w:hAnsi="Times New Roman" w:cs="Times New Roman"/>
+        </w:rPr>
+      </w:pPr>
+      <w:r>
+        <w:rPr>
+          <w:rFonts w:ascii="Times New Roman" w:hAnsi="Times New Roman" w:cs="Times New Roman"/>
+        </w:rPr>
         <w:t xml:space="preserve">The system </w:t>
       </w:r>
       <w:proofErr w:type="gramStart"/>
@@ -1838,116 +1954,6 @@
         <w:rPr>
           <w:rFonts w:ascii="Times New Roman" w:hAnsi="Times New Roman" w:cs="Times New Roman"/>
         </w:rPr>
-        <w:t xml:space="preserve"> provide secure </w:t>
-      </w:r>
-      <w:proofErr w:type="gramStart"/>
-      <w:r>
-        <w:rPr>
-          <w:rFonts w:ascii="Times New Roman" w:hAnsi="Times New Roman" w:cs="Times New Roman"/>
-        </w:rPr>
-        <w:t>login</w:t>
-      </w:r>
-      <w:proofErr w:type="gramEnd"/>
-      <w:r>
-        <w:rPr>
-          <w:rFonts w:ascii="Times New Roman" w:hAnsi="Times New Roman" w:cs="Times New Roman"/>
-        </w:rPr>
-        <w:t xml:space="preserve"> for all users.</w:t>
-      </w:r>
-    </w:p>
-    <w:p>
-      <w:pPr>
-        <w:pStyle w:val="ListParagraph"/>
-        <w:numPr>
-          <w:ilvl w:val="0"/>
-          <w:numId w:val="13"/>
-        </w:numPr>
-        <w:rPr>
-          <w:rFonts w:ascii="Times New Roman" w:hAnsi="Times New Roman" w:cs="Times New Roman"/>
-        </w:rPr>
-      </w:pPr>
-      <w:r>
-        <w:rPr>
-          <w:rFonts w:ascii="Times New Roman" w:hAnsi="Times New Roman" w:cs="Times New Roman"/>
-        </w:rPr>
-        <w:t xml:space="preserve">The system shall authenticate users using </w:t>
-      </w:r>
-      <w:proofErr w:type="gramStart"/>
-      <w:r>
-        <w:rPr>
-          <w:rFonts w:ascii="Times New Roman" w:hAnsi="Times New Roman" w:cs="Times New Roman"/>
-        </w:rPr>
-        <w:t>username</w:t>
-      </w:r>
-      <w:proofErr w:type="gramEnd"/>
-      <w:r>
-        <w:rPr>
-          <w:rFonts w:ascii="Times New Roman" w:hAnsi="Times New Roman" w:cs="Times New Roman"/>
-        </w:rPr>
-        <w:t xml:space="preserve"> and </w:t>
-      </w:r>
-      <w:proofErr w:type="gramStart"/>
-      <w:r>
-        <w:rPr>
-          <w:rFonts w:ascii="Times New Roman" w:hAnsi="Times New Roman" w:cs="Times New Roman"/>
-        </w:rPr>
-        <w:t>password</w:t>
-      </w:r>
-      <w:proofErr w:type="gramEnd"/>
-      <w:r>
-        <w:rPr>
-          <w:rFonts w:ascii="Times New Roman" w:hAnsi="Times New Roman" w:cs="Times New Roman"/>
-        </w:rPr>
-        <w:t>.</w:t>
-      </w:r>
-    </w:p>
-    <w:p>
-      <w:pPr>
-        <w:pStyle w:val="ListParagraph"/>
-        <w:numPr>
-          <w:ilvl w:val="0"/>
-          <w:numId w:val="13"/>
-        </w:numPr>
-        <w:rPr>
-          <w:rFonts w:ascii="Times New Roman" w:hAnsi="Times New Roman" w:cs="Times New Roman"/>
-        </w:rPr>
-      </w:pPr>
-      <w:r>
-        <w:rPr>
-          <w:rFonts w:ascii="Times New Roman" w:hAnsi="Times New Roman" w:cs="Times New Roman"/>
-        </w:rPr>
-        <w:t>The system shall restrict access based on user roles.</w:t>
-      </w:r>
-    </w:p>
-    <w:p>
-      <w:pPr>
-        <w:pStyle w:val="ListParagraph"/>
-        <w:numPr>
-          <w:ilvl w:val="0"/>
-          <w:numId w:val="13"/>
-        </w:numPr>
-        <w:rPr>
-          <w:rFonts w:ascii="Times New Roman" w:hAnsi="Times New Roman" w:cs="Times New Roman"/>
-        </w:rPr>
-      </w:pPr>
-      <w:r>
-        <w:rPr>
-          <w:rFonts w:ascii="Times New Roman" w:hAnsi="Times New Roman" w:cs="Times New Roman"/>
-        </w:rPr>
-        <w:t xml:space="preserve">The system </w:t>
-      </w:r>
-      <w:proofErr w:type="gramStart"/>
-      <w:r>
-        <w:rPr>
-          <w:rFonts w:ascii="Times New Roman" w:hAnsi="Times New Roman" w:cs="Times New Roman"/>
-        </w:rPr>
-        <w:t>shall</w:t>
-      </w:r>
-      <w:proofErr w:type="gramEnd"/>
-      <w:r>
-        <w:rPr>
-          <w:rFonts w:ascii="Times New Roman" w:hAnsi="Times New Roman" w:cs="Times New Roman"/>
-        </w:rPr>
         <w:t xml:space="preserve"> not allow users to change their username or password.</w:t>
       </w:r>
       <w:r>
@@ -1959,13 +1965,6 @@
         </w:rPr>
         <w:t>Only Admin or Technical Officer can reset user passwords for security purposes</w:t>
       </w:r>
-    </w:p>
-    <w:p>
-      <w:pPr>
-        <w:rPr>
-          <w:rFonts w:ascii="Times New Roman" w:hAnsi="Times New Roman" w:cs="Times New Roman"/>
-        </w:rPr>
-      </w:pPr>
     </w:p>
     <w:p>
       <w:pPr>
@@ -5406,6 +5405,7 @@
           <w:ilvl w:val="0"/>
           <w:numId w:val="1"/>
         </w:numPr>
+        <w:jc w:val="both"/>
         <w:rPr>
           <w:rFonts w:ascii="Times New Roman" w:hAnsi="Times New Roman" w:cs="Times New Roman"/>
           <w:b/>
@@ -5424,6 +5424,7 @@
     <w:p>
       <w:pPr>
         <w:ind w:left="360"/>
+        <w:jc w:val="both"/>
         <w:rPr>
           <w:rFonts w:ascii="Times New Roman" w:hAnsi="Times New Roman" w:cs="Times New Roman"/>
         </w:rPr>

--- a/LMS/documantation/srs document.docx
+++ b/LMS/documantation/srs document.docx
@@ -53,13 +53,13 @@
           <w:szCs w:val="56"/>
         </w:rPr>
         <w:drawing>
-          <wp:anchor distT="0" distB="0" distL="114300" distR="114300" simplePos="0" relativeHeight="251659264" behindDoc="1" locked="0" layoutInCell="1" allowOverlap="1" wp14:anchorId="330807B3" wp14:editId="561C3BD6">
+          <wp:anchor distT="0" distB="0" distL="114300" distR="114300" simplePos="0" relativeHeight="251659264" behindDoc="1" locked="0" layoutInCell="1" allowOverlap="1" wp14:anchorId="330807B3" wp14:editId="1B026F20">
             <wp:simplePos x="0" y="0"/>
             <wp:positionH relativeFrom="column">
-              <wp:posOffset>967740</wp:posOffset>
+              <wp:posOffset>1127760</wp:posOffset>
             </wp:positionH>
             <wp:positionV relativeFrom="paragraph">
-              <wp:posOffset>417195</wp:posOffset>
+              <wp:posOffset>348615</wp:posOffset>
             </wp:positionV>
             <wp:extent cx="3550920" cy="3550920"/>
             <wp:effectExtent l="0" t="0" r="0" b="0"/>
@@ -823,22 +823,22 @@
           <w:noProof/>
         </w:rPr>
         <w:drawing>
-          <wp:anchor distT="0" distB="0" distL="114300" distR="114300" simplePos="0" relativeHeight="251660288" behindDoc="1" locked="0" layoutInCell="1" allowOverlap="1" wp14:anchorId="5A5EF661" wp14:editId="287D7F78">
+          <wp:anchor distT="0" distB="0" distL="114300" distR="114300" simplePos="0" relativeHeight="251660288" behindDoc="1" locked="0" layoutInCell="1" allowOverlap="1" wp14:anchorId="5A5EF661" wp14:editId="5B10B239">
             <wp:simplePos x="0" y="0"/>
             <wp:positionH relativeFrom="margin">
-              <wp:posOffset>-114300</wp:posOffset>
+              <wp:posOffset>-175895</wp:posOffset>
             </wp:positionH>
             <wp:positionV relativeFrom="paragraph">
-              <wp:posOffset>316230</wp:posOffset>
+              <wp:posOffset>354330</wp:posOffset>
             </wp:positionV>
-            <wp:extent cx="5943600" cy="5617845"/>
-            <wp:effectExtent l="0" t="0" r="0" b="1905"/>
+            <wp:extent cx="6142990" cy="5806440"/>
+            <wp:effectExtent l="0" t="0" r="0" b="3810"/>
             <wp:wrapTight wrapText="bothSides">
               <wp:wrapPolygon edited="0">
                 <wp:start x="0" y="0"/>
-                <wp:lineTo x="0" y="21534"/>
-                <wp:lineTo x="21531" y="21534"/>
-                <wp:lineTo x="21531" y="0"/>
+                <wp:lineTo x="0" y="21543"/>
+                <wp:lineTo x="21502" y="21543"/>
+                <wp:lineTo x="21502" y="0"/>
                 <wp:lineTo x="0" y="0"/>
               </wp:wrapPolygon>
             </wp:wrapTight>
@@ -868,7 +868,7 @@
                   <pic:spPr>
                     <a:xfrm>
                       <a:off x="0" y="0"/>
-                      <a:ext cx="5943600" cy="5617845"/>
+                      <a:ext cx="6142990" cy="5806440"/>
                     </a:xfrm>
                     <a:prstGeom prst="rect">
                       <a:avLst/>
@@ -877,6 +877,12 @@
                 </pic:pic>
               </a:graphicData>
             </a:graphic>
+            <wp14:sizeRelH relativeFrom="margin">
+              <wp14:pctWidth>0</wp14:pctWidth>
+            </wp14:sizeRelH>
+            <wp14:sizeRelV relativeFrom="margin">
+              <wp14:pctHeight>0</wp14:pctHeight>
+            </wp14:sizeRelV>
           </wp:anchor>
         </w:drawing>
       </w:r>
@@ -3987,35 +3993,28 @@
           <w:rFonts w:ascii="Times New Roman" w:hAnsi="Times New Roman" w:cs="Times New Roman"/>
         </w:rPr>
       </w:pPr>
-    </w:p>
-    <w:p>
-      <w:pPr>
-        <w:rPr>
-          <w:rFonts w:ascii="Times New Roman" w:hAnsi="Times New Roman" w:cs="Times New Roman"/>
-        </w:rPr>
-      </w:pPr>
       <w:r>
         <w:rPr>
           <w:rFonts w:ascii="Times New Roman" w:hAnsi="Times New Roman" w:cs="Times New Roman"/>
           <w:noProof/>
         </w:rPr>
         <w:drawing>
-          <wp:anchor distT="0" distB="0" distL="114300" distR="114300" simplePos="0" relativeHeight="251661312" behindDoc="1" locked="0" layoutInCell="1" allowOverlap="1" wp14:anchorId="379DE6B7" wp14:editId="572641B6">
+          <wp:anchor distT="0" distB="0" distL="114300" distR="114300" simplePos="0" relativeHeight="251661312" behindDoc="1" locked="0" layoutInCell="1" allowOverlap="1" wp14:anchorId="379DE6B7" wp14:editId="03CB29F2">
             <wp:simplePos x="0" y="0"/>
-            <wp:positionH relativeFrom="column">
-              <wp:posOffset>434340</wp:posOffset>
+            <wp:positionH relativeFrom="margin">
+              <wp:align>right</wp:align>
             </wp:positionH>
             <wp:positionV relativeFrom="paragraph">
-              <wp:posOffset>-7621</wp:posOffset>
+              <wp:posOffset>125095</wp:posOffset>
             </wp:positionV>
-            <wp:extent cx="5334000" cy="5177497"/>
-            <wp:effectExtent l="0" t="0" r="0" b="4445"/>
+            <wp:extent cx="5509260" cy="5347614"/>
+            <wp:effectExtent l="0" t="0" r="0" b="5715"/>
             <wp:wrapTight wrapText="bothSides">
               <wp:wrapPolygon edited="0">
                 <wp:start x="0" y="0"/>
-                <wp:lineTo x="0" y="21539"/>
-                <wp:lineTo x="21523" y="21539"/>
-                <wp:lineTo x="21523" y="0"/>
+                <wp:lineTo x="0" y="21546"/>
+                <wp:lineTo x="21510" y="21546"/>
+                <wp:lineTo x="21510" y="0"/>
                 <wp:lineTo x="0" y="0"/>
               </wp:wrapPolygon>
             </wp:wrapTight>
@@ -4045,7 +4044,7 @@
                   <pic:spPr>
                     <a:xfrm>
                       <a:off x="0" y="0"/>
-                      <a:ext cx="5334000" cy="5177497"/>
+                      <a:ext cx="5509260" cy="5347614"/>
                     </a:xfrm>
                     <a:prstGeom prst="rect">
                       <a:avLst/>
@@ -4063,6 +4062,13 @@
           </wp:anchor>
         </w:drawing>
       </w:r>
+    </w:p>
+    <w:p>
+      <w:pPr>
+        <w:rPr>
+          <w:rFonts w:ascii="Times New Roman" w:hAnsi="Times New Roman" w:cs="Times New Roman"/>
+        </w:rPr>
+      </w:pPr>
       <w:r>
         <w:rPr>
           <w:noProof/>

--- a/LMS/documantation/srs document.docx
+++ b/LMS/documantation/srs document.docx
@@ -256,14 +256,7 @@
         <w:rPr>
           <w:rFonts w:ascii="Times New Roman" w:hAnsi="Times New Roman" w:cs="Times New Roman"/>
         </w:rPr>
-        <w:t xml:space="preserve">The purpose of this document is to define the requirements for a </w:t>
-      </w:r>
-      <w:proofErr w:type="gramStart"/>
-      <w:r>
-        <w:rPr>
-          <w:rFonts w:ascii="Times New Roman" w:hAnsi="Times New Roman" w:cs="Times New Roman"/>
-        </w:rPr>
-        <w:t>web</w:t>
+        <w:t>The purpose of this document is to define the requirements for a web</w:t>
       </w:r>
       <w:r>
         <w:rPr>
@@ -275,14 +268,7 @@
         <w:rPr>
           <w:rFonts w:ascii="Times New Roman" w:hAnsi="Times New Roman" w:cs="Times New Roman"/>
         </w:rPr>
-        <w:t>based</w:t>
-      </w:r>
-      <w:proofErr w:type="gramEnd"/>
-      <w:r>
-        <w:rPr>
-          <w:rFonts w:ascii="Times New Roman" w:hAnsi="Times New Roman" w:cs="Times New Roman"/>
-        </w:rPr>
-        <w:t xml:space="preserve"> Learning Management System (LMS) for </w:t>
+        <w:t xml:space="preserve">based Learning Management System (LMS) for </w:t>
       </w:r>
       <w:proofErr w:type="spellStart"/>
       <w:r>
@@ -449,21 +435,7 @@
         <w:rPr>
           <w:rFonts w:ascii="Times New Roman" w:hAnsi="Times New Roman" w:cs="Times New Roman"/>
         </w:rPr>
-        <w:t xml:space="preserve">Provide a </w:t>
-      </w:r>
-      <w:proofErr w:type="gramStart"/>
-      <w:r>
-        <w:rPr>
-          <w:rFonts w:ascii="Times New Roman" w:hAnsi="Times New Roman" w:cs="Times New Roman"/>
-        </w:rPr>
-        <w:t>public school</w:t>
-      </w:r>
-      <w:proofErr w:type="gramEnd"/>
-      <w:r>
-        <w:rPr>
-          <w:rFonts w:ascii="Times New Roman" w:hAnsi="Times New Roman" w:cs="Times New Roman"/>
-        </w:rPr>
-        <w:t xml:space="preserve"> website</w:t>
+        <w:t>Provide a public school website</w:t>
       </w:r>
       <w:r>
         <w:rPr>
@@ -1330,7 +1302,6 @@
         <w:t>Runs on modern browsers (</w:t>
       </w:r>
       <w:proofErr w:type="spellStart"/>
-      <w:proofErr w:type="gramStart"/>
       <w:r>
         <w:rPr>
           <w:rFonts w:ascii="Times New Roman" w:hAnsi="Times New Roman" w:cs="Times New Roman"/>
@@ -1338,7 +1309,6 @@
         <w:t>Chrome,Edge</w:t>
       </w:r>
       <w:proofErr w:type="spellEnd"/>
-      <w:proofErr w:type="gramEnd"/>
       <w:r>
         <w:rPr>
           <w:rFonts w:ascii="Times New Roman" w:hAnsi="Times New Roman" w:cs="Times New Roman"/>
@@ -1441,21 +1411,7 @@
         <w:rPr>
           <w:rFonts w:ascii="Times New Roman" w:hAnsi="Times New Roman" w:cs="Times New Roman"/>
         </w:rPr>
-        <w:t xml:space="preserve">Must be responsive </w:t>
-      </w:r>
-      <w:proofErr w:type="gramStart"/>
-      <w:r>
-        <w:rPr>
-          <w:rFonts w:ascii="Times New Roman" w:hAnsi="Times New Roman" w:cs="Times New Roman"/>
-        </w:rPr>
-        <w:t>for</w:t>
-      </w:r>
-      <w:proofErr w:type="gramEnd"/>
-      <w:r>
-        <w:rPr>
-          <w:rFonts w:ascii="Times New Roman" w:hAnsi="Times New Roman" w:cs="Times New Roman"/>
-        </w:rPr>
-        <w:t xml:space="preserve"> mobile devices</w:t>
+        <w:t>Must be responsive for mobile devices</w:t>
       </w:r>
     </w:p>
     <w:p>
@@ -1760,21 +1716,7 @@
         <w:rPr>
           <w:rFonts w:ascii="Times New Roman" w:hAnsi="Times New Roman" w:cs="Times New Roman"/>
         </w:rPr>
-        <w:t xml:space="preserve">The system </w:t>
-      </w:r>
-      <w:proofErr w:type="gramStart"/>
-      <w:r>
-        <w:rPr>
-          <w:rFonts w:ascii="Times New Roman" w:hAnsi="Times New Roman" w:cs="Times New Roman"/>
-        </w:rPr>
-        <w:t>shall</w:t>
-      </w:r>
-      <w:proofErr w:type="gramEnd"/>
-      <w:r>
-        <w:rPr>
-          <w:rFonts w:ascii="Times New Roman" w:hAnsi="Times New Roman" w:cs="Times New Roman"/>
-        </w:rPr>
-        <w:t xml:space="preserve"> display user profiles based on role access.</w:t>
+        <w:t>The system shall display user profiles based on role access.</w:t>
       </w:r>
     </w:p>
     <w:p>
@@ -1836,35 +1778,7 @@
         <w:rPr>
           <w:rFonts w:ascii="Times New Roman" w:hAnsi="Times New Roman" w:cs="Times New Roman"/>
         </w:rPr>
-        <w:t xml:space="preserve">The system </w:t>
-      </w:r>
-      <w:proofErr w:type="gramStart"/>
-      <w:r>
-        <w:rPr>
-          <w:rFonts w:ascii="Times New Roman" w:hAnsi="Times New Roman" w:cs="Times New Roman"/>
-        </w:rPr>
-        <w:t>shall</w:t>
-      </w:r>
-      <w:proofErr w:type="gramEnd"/>
-      <w:r>
-        <w:rPr>
-          <w:rFonts w:ascii="Times New Roman" w:hAnsi="Times New Roman" w:cs="Times New Roman"/>
-        </w:rPr>
-        <w:t xml:space="preserve"> provide secure </w:t>
-      </w:r>
-      <w:proofErr w:type="gramStart"/>
-      <w:r>
-        <w:rPr>
-          <w:rFonts w:ascii="Times New Roman" w:hAnsi="Times New Roman" w:cs="Times New Roman"/>
-        </w:rPr>
-        <w:t>login</w:t>
-      </w:r>
-      <w:proofErr w:type="gramEnd"/>
-      <w:r>
-        <w:rPr>
-          <w:rFonts w:ascii="Times New Roman" w:hAnsi="Times New Roman" w:cs="Times New Roman"/>
-        </w:rPr>
-        <w:t xml:space="preserve"> for all users.</w:t>
+        <w:t>The system shall provide secure login for all users.</w:t>
       </w:r>
     </w:p>
     <w:p>
@@ -1882,35 +1796,7 @@
         <w:rPr>
           <w:rFonts w:ascii="Times New Roman" w:hAnsi="Times New Roman" w:cs="Times New Roman"/>
         </w:rPr>
-        <w:t xml:space="preserve">The system shall authenticate users using </w:t>
-      </w:r>
-      <w:proofErr w:type="gramStart"/>
-      <w:r>
-        <w:rPr>
-          <w:rFonts w:ascii="Times New Roman" w:hAnsi="Times New Roman" w:cs="Times New Roman"/>
-        </w:rPr>
-        <w:t>username</w:t>
-      </w:r>
-      <w:proofErr w:type="gramEnd"/>
-      <w:r>
-        <w:rPr>
-          <w:rFonts w:ascii="Times New Roman" w:hAnsi="Times New Roman" w:cs="Times New Roman"/>
-        </w:rPr>
-        <w:t xml:space="preserve"> and </w:t>
-      </w:r>
-      <w:proofErr w:type="gramStart"/>
-      <w:r>
-        <w:rPr>
-          <w:rFonts w:ascii="Times New Roman" w:hAnsi="Times New Roman" w:cs="Times New Roman"/>
-        </w:rPr>
-        <w:t>password</w:t>
-      </w:r>
-      <w:proofErr w:type="gramEnd"/>
-      <w:r>
-        <w:rPr>
-          <w:rFonts w:ascii="Times New Roman" w:hAnsi="Times New Roman" w:cs="Times New Roman"/>
-        </w:rPr>
-        <w:t>.</w:t>
+        <w:t>The system shall authenticate users using username and password.</w:t>
       </w:r>
     </w:p>
     <w:p>
@@ -1946,21 +1832,7 @@
         <w:rPr>
           <w:rFonts w:ascii="Times New Roman" w:hAnsi="Times New Roman" w:cs="Times New Roman"/>
         </w:rPr>
-        <w:t xml:space="preserve">The system </w:t>
-      </w:r>
-      <w:proofErr w:type="gramStart"/>
-      <w:r>
-        <w:rPr>
-          <w:rFonts w:ascii="Times New Roman" w:hAnsi="Times New Roman" w:cs="Times New Roman"/>
-        </w:rPr>
-        <w:t>shall</w:t>
-      </w:r>
-      <w:proofErr w:type="gramEnd"/>
-      <w:r>
-        <w:rPr>
-          <w:rFonts w:ascii="Times New Roman" w:hAnsi="Times New Roman" w:cs="Times New Roman"/>
-        </w:rPr>
-        <w:t xml:space="preserve"> not allow users to change their username or password.</w:t>
+        <w:t>The system shall not allow users to change their username or password.</w:t>
       </w:r>
       <w:r>
         <w:t xml:space="preserve"> </w:t>
@@ -2033,21 +1905,7 @@
         <w:rPr>
           <w:rFonts w:ascii="Times New Roman" w:hAnsi="Times New Roman" w:cs="Times New Roman"/>
         </w:rPr>
-        <w:t xml:space="preserve">The </w:t>
-      </w:r>
-      <w:proofErr w:type="gramStart"/>
-      <w:r>
-        <w:rPr>
-          <w:rFonts w:ascii="Times New Roman" w:hAnsi="Times New Roman" w:cs="Times New Roman"/>
-        </w:rPr>
-        <w:t>system shall</w:t>
-      </w:r>
-      <w:proofErr w:type="gramEnd"/>
-      <w:r>
-        <w:rPr>
-          <w:rFonts w:ascii="Times New Roman" w:hAnsi="Times New Roman" w:cs="Times New Roman"/>
-        </w:rPr>
-        <w:t xml:space="preserve"> allow assignment of students to classes manually.</w:t>
+        <w:t>The system shall allow assignment of students to classes manually.</w:t>
       </w:r>
     </w:p>
     <w:p>
@@ -2188,21 +2046,7 @@
         <w:rPr>
           <w:rFonts w:ascii="Times New Roman" w:hAnsi="Times New Roman" w:cs="Times New Roman"/>
         </w:rPr>
-        <w:t xml:space="preserve">The </w:t>
-      </w:r>
-      <w:proofErr w:type="gramStart"/>
-      <w:r>
-        <w:rPr>
-          <w:rFonts w:ascii="Times New Roman" w:hAnsi="Times New Roman" w:cs="Times New Roman"/>
-        </w:rPr>
-        <w:t>system shall</w:t>
-      </w:r>
-      <w:proofErr w:type="gramEnd"/>
-      <w:r>
-        <w:rPr>
-          <w:rFonts w:ascii="Times New Roman" w:hAnsi="Times New Roman" w:cs="Times New Roman"/>
-        </w:rPr>
-        <w:t xml:space="preserve"> allow teachers to upload student marks.</w:t>
+        <w:t>The system shall allow teachers to upload student marks.</w:t>
       </w:r>
     </w:p>
     <w:p>
@@ -2300,21 +2144,7 @@
         <w:rPr>
           <w:rFonts w:ascii="Times New Roman" w:hAnsi="Times New Roman" w:cs="Times New Roman"/>
         </w:rPr>
-        <w:t xml:space="preserve">The </w:t>
-      </w:r>
-      <w:proofErr w:type="gramStart"/>
-      <w:r>
-        <w:rPr>
-          <w:rFonts w:ascii="Times New Roman" w:hAnsi="Times New Roman" w:cs="Times New Roman"/>
-        </w:rPr>
-        <w:t>system shall</w:t>
-      </w:r>
-      <w:proofErr w:type="gramEnd"/>
-      <w:r>
-        <w:rPr>
-          <w:rFonts w:ascii="Times New Roman" w:hAnsi="Times New Roman" w:cs="Times New Roman"/>
-        </w:rPr>
-        <w:t xml:space="preserve"> allow teachers to upload study materials in PDF format.</w:t>
+        <w:t>The system shall allow teachers to upload study materials in PDF format.</w:t>
       </w:r>
     </w:p>
     <w:p>
@@ -2332,21 +2162,7 @@
         <w:rPr>
           <w:rFonts w:ascii="Times New Roman" w:hAnsi="Times New Roman" w:cs="Times New Roman"/>
         </w:rPr>
-        <w:t xml:space="preserve">The </w:t>
-      </w:r>
-      <w:proofErr w:type="gramStart"/>
-      <w:r>
-        <w:rPr>
-          <w:rFonts w:ascii="Times New Roman" w:hAnsi="Times New Roman" w:cs="Times New Roman"/>
-        </w:rPr>
-        <w:t>system shall</w:t>
-      </w:r>
-      <w:proofErr w:type="gramEnd"/>
-      <w:r>
-        <w:rPr>
-          <w:rFonts w:ascii="Times New Roman" w:hAnsi="Times New Roman" w:cs="Times New Roman"/>
-        </w:rPr>
-        <w:t xml:space="preserve"> allow teachers to add YouTube video links.</w:t>
+        <w:t>The system shall allow teachers to add YouTube video links.</w:t>
       </w:r>
     </w:p>
     <w:p>
@@ -2506,35 +2322,7 @@
         <w:rPr>
           <w:rFonts w:ascii="Times New Roman" w:hAnsi="Times New Roman" w:cs="Times New Roman"/>
         </w:rPr>
-        <w:t xml:space="preserve">The system </w:t>
-      </w:r>
-      <w:proofErr w:type="gramStart"/>
-      <w:r>
-        <w:rPr>
-          <w:rFonts w:ascii="Times New Roman" w:hAnsi="Times New Roman" w:cs="Times New Roman"/>
-        </w:rPr>
-        <w:t>shall</w:t>
-      </w:r>
-      <w:proofErr w:type="gramEnd"/>
-      <w:r>
-        <w:rPr>
-          <w:rFonts w:ascii="Times New Roman" w:hAnsi="Times New Roman" w:cs="Times New Roman"/>
-        </w:rPr>
-        <w:t xml:space="preserve"> provide a </w:t>
-      </w:r>
-      <w:proofErr w:type="gramStart"/>
-      <w:r>
-        <w:rPr>
-          <w:rFonts w:ascii="Times New Roman" w:hAnsi="Times New Roman" w:cs="Times New Roman"/>
-        </w:rPr>
-        <w:t>public school</w:t>
-      </w:r>
-      <w:proofErr w:type="gramEnd"/>
-      <w:r>
-        <w:rPr>
-          <w:rFonts w:ascii="Times New Roman" w:hAnsi="Times New Roman" w:cs="Times New Roman"/>
-        </w:rPr>
-        <w:t xml:space="preserve"> website.</w:t>
+        <w:t>The system shall provide a public school website.</w:t>
       </w:r>
     </w:p>
     <w:p>
@@ -2552,21 +2340,7 @@
         <w:rPr>
           <w:rFonts w:ascii="Times New Roman" w:hAnsi="Times New Roman" w:cs="Times New Roman"/>
         </w:rPr>
-        <w:t xml:space="preserve">The </w:t>
-      </w:r>
-      <w:proofErr w:type="gramStart"/>
-      <w:r>
-        <w:rPr>
-          <w:rFonts w:ascii="Times New Roman" w:hAnsi="Times New Roman" w:cs="Times New Roman"/>
-        </w:rPr>
-        <w:t>system shall</w:t>
-      </w:r>
-      <w:proofErr w:type="gramEnd"/>
-      <w:r>
-        <w:rPr>
-          <w:rFonts w:ascii="Times New Roman" w:hAnsi="Times New Roman" w:cs="Times New Roman"/>
-        </w:rPr>
-        <w:t xml:space="preserve"> display pages such as Home, Academic, Sports, Events, and Contact.</w:t>
+        <w:t>The system shall display pages such as Home, Academic, Sports, Events, and Contact.</w:t>
       </w:r>
     </w:p>
     <w:p>
@@ -2842,16 +2616,8 @@
         <w:rPr>
           <w:rFonts w:ascii="Times New Roman" w:hAnsi="Times New Roman" w:cs="Times New Roman"/>
         </w:rPr>
-        <w:t xml:space="preserve">less than 5 </w:t>
-      </w:r>
-      <w:proofErr w:type="gramStart"/>
-      <w:r>
-        <w:rPr>
-          <w:rFonts w:ascii="Times New Roman" w:hAnsi="Times New Roman" w:cs="Times New Roman"/>
-        </w:rPr>
-        <w:t>second</w:t>
-      </w:r>
-      <w:proofErr w:type="gramEnd"/>
+        <w:t>less than 5 second</w:t>
+      </w:r>
       <w:r>
         <w:rPr>
           <w:rFonts w:ascii="Times New Roman" w:hAnsi="Times New Roman" w:cs="Times New Roman"/>
@@ -2936,16 +2702,8 @@
         <w:rPr>
           <w:rFonts w:ascii="Times New Roman" w:hAnsi="Times New Roman" w:cs="Times New Roman"/>
         </w:rPr>
-        <w:t xml:space="preserve">The system shall encrypt all passwords using secure </w:t>
-      </w:r>
-      <w:proofErr w:type="gramStart"/>
-      <w:r>
-        <w:rPr>
-          <w:rFonts w:ascii="Times New Roman" w:hAnsi="Times New Roman" w:cs="Times New Roman"/>
-        </w:rPr>
-        <w:t>hashing .</w:t>
-      </w:r>
-      <w:proofErr w:type="gramEnd"/>
+        <w:t>The system shall encrypt all passwords using secure hashing .</w:t>
+      </w:r>
     </w:p>
     <w:p>
       <w:pPr>
@@ -2962,21 +2720,7 @@
         <w:rPr>
           <w:rFonts w:ascii="Times New Roman" w:hAnsi="Times New Roman" w:cs="Times New Roman"/>
         </w:rPr>
-        <w:t xml:space="preserve">The system </w:t>
-      </w:r>
-      <w:proofErr w:type="gramStart"/>
-      <w:r>
-        <w:rPr>
-          <w:rFonts w:ascii="Times New Roman" w:hAnsi="Times New Roman" w:cs="Times New Roman"/>
-        </w:rPr>
-        <w:t>shall</w:t>
-      </w:r>
-      <w:proofErr w:type="gramEnd"/>
-      <w:r>
-        <w:rPr>
-          <w:rFonts w:ascii="Times New Roman" w:hAnsi="Times New Roman" w:cs="Times New Roman"/>
-        </w:rPr>
-        <w:t xml:space="preserve"> implement role-based access control.</w:t>
+        <w:t>The system shall implement role-based access control.</w:t>
       </w:r>
     </w:p>
     <w:p>
@@ -3038,21 +2782,7 @@
         <w:rPr>
           <w:rFonts w:ascii="Times New Roman" w:hAnsi="Times New Roman" w:cs="Times New Roman"/>
         </w:rPr>
-        <w:t xml:space="preserve">The system </w:t>
-      </w:r>
-      <w:proofErr w:type="gramStart"/>
-      <w:r>
-        <w:rPr>
-          <w:rFonts w:ascii="Times New Roman" w:hAnsi="Times New Roman" w:cs="Times New Roman"/>
-        </w:rPr>
-        <w:t>shall</w:t>
-      </w:r>
-      <w:proofErr w:type="gramEnd"/>
-      <w:r>
-        <w:rPr>
-          <w:rFonts w:ascii="Times New Roman" w:hAnsi="Times New Roman" w:cs="Times New Roman"/>
-        </w:rPr>
-        <w:t xml:space="preserve"> provide a user-friendly interface.</w:t>
+        <w:t>The system shall provide a user-friendly interface.</w:t>
       </w:r>
     </w:p>
     <w:p>
@@ -3070,21 +2800,7 @@
         <w:rPr>
           <w:rFonts w:ascii="Times New Roman" w:hAnsi="Times New Roman" w:cs="Times New Roman"/>
         </w:rPr>
-        <w:t xml:space="preserve">The system </w:t>
-      </w:r>
-      <w:proofErr w:type="gramStart"/>
-      <w:r>
-        <w:rPr>
-          <w:rFonts w:ascii="Times New Roman" w:hAnsi="Times New Roman" w:cs="Times New Roman"/>
-        </w:rPr>
-        <w:t>shall</w:t>
-      </w:r>
-      <w:proofErr w:type="gramEnd"/>
-      <w:r>
-        <w:rPr>
-          <w:rFonts w:ascii="Times New Roman" w:hAnsi="Times New Roman" w:cs="Times New Roman"/>
-        </w:rPr>
-        <w:t xml:space="preserve"> have simple navigation for all user types.</w:t>
+        <w:t>The system shall have simple navigation for all user types.</w:t>
       </w:r>
     </w:p>
     <w:p>
@@ -3102,21 +2818,7 @@
         <w:rPr>
           <w:rFonts w:ascii="Times New Roman" w:hAnsi="Times New Roman" w:cs="Times New Roman"/>
         </w:rPr>
-        <w:t xml:space="preserve">The system </w:t>
-      </w:r>
-      <w:proofErr w:type="gramStart"/>
-      <w:r>
-        <w:rPr>
-          <w:rFonts w:ascii="Times New Roman" w:hAnsi="Times New Roman" w:cs="Times New Roman"/>
-        </w:rPr>
-        <w:t>shall</w:t>
-      </w:r>
-      <w:proofErr w:type="gramEnd"/>
-      <w:r>
-        <w:rPr>
-          <w:rFonts w:ascii="Times New Roman" w:hAnsi="Times New Roman" w:cs="Times New Roman"/>
-        </w:rPr>
-        <w:t xml:space="preserve"> be easy to use for non-technical school staff.</w:t>
+        <w:t>The system shall be easy to use for non-technical school staff.</w:t>
       </w:r>
     </w:p>
     <w:p>
@@ -3177,21 +2879,7 @@
         <w:rPr>
           <w:rFonts w:ascii="Times New Roman" w:hAnsi="Times New Roman" w:cs="Times New Roman"/>
         </w:rPr>
-        <w:t xml:space="preserve">The system </w:t>
-      </w:r>
-      <w:proofErr w:type="gramStart"/>
-      <w:r>
-        <w:rPr>
-          <w:rFonts w:ascii="Times New Roman" w:hAnsi="Times New Roman" w:cs="Times New Roman"/>
-        </w:rPr>
-        <w:t>shall</w:t>
-      </w:r>
-      <w:proofErr w:type="gramEnd"/>
-      <w:r>
-        <w:rPr>
-          <w:rFonts w:ascii="Times New Roman" w:hAnsi="Times New Roman" w:cs="Times New Roman"/>
-        </w:rPr>
-        <w:t xml:space="preserve"> ensure data consistency and backup.</w:t>
+        <w:t>The system shall ensure data consistency and backup.</w:t>
       </w:r>
     </w:p>
     <w:p>
@@ -3323,21 +3011,7 @@
         <w:rPr>
           <w:rFonts w:ascii="Times New Roman" w:hAnsi="Times New Roman" w:cs="Times New Roman"/>
         </w:rPr>
-        <w:t xml:space="preserve">The system </w:t>
-      </w:r>
-      <w:proofErr w:type="gramStart"/>
-      <w:r>
-        <w:rPr>
-          <w:rFonts w:ascii="Times New Roman" w:hAnsi="Times New Roman" w:cs="Times New Roman"/>
-        </w:rPr>
-        <w:t>shall</w:t>
-      </w:r>
-      <w:proofErr w:type="gramEnd"/>
-      <w:r>
-        <w:rPr>
-          <w:rFonts w:ascii="Times New Roman" w:hAnsi="Times New Roman" w:cs="Times New Roman"/>
-        </w:rPr>
-        <w:t xml:space="preserve"> separate frontend and backend clearly.</w:t>
+        <w:t>The system shall separate frontend and backend clearly.</w:t>
       </w:r>
     </w:p>
     <w:p>
@@ -3398,21 +3072,7 @@
         <w:rPr>
           <w:rFonts w:ascii="Times New Roman" w:hAnsi="Times New Roman" w:cs="Times New Roman"/>
         </w:rPr>
-        <w:t xml:space="preserve">The system </w:t>
-      </w:r>
-      <w:proofErr w:type="gramStart"/>
-      <w:r>
-        <w:rPr>
-          <w:rFonts w:ascii="Times New Roman" w:hAnsi="Times New Roman" w:cs="Times New Roman"/>
-        </w:rPr>
-        <w:t>shall</w:t>
-      </w:r>
-      <w:proofErr w:type="gramEnd"/>
-      <w:r>
-        <w:rPr>
-          <w:rFonts w:ascii="Times New Roman" w:hAnsi="Times New Roman" w:cs="Times New Roman"/>
-        </w:rPr>
-        <w:t xml:space="preserve"> run on modern web browsers.</w:t>
+        <w:t>The system shall run on modern web browsers.</w:t>
       </w:r>
     </w:p>
     <w:p>
@@ -3993,75 +3653,6 @@
           <w:rFonts w:ascii="Times New Roman" w:hAnsi="Times New Roman" w:cs="Times New Roman"/>
         </w:rPr>
       </w:pPr>
-      <w:r>
-        <w:rPr>
-          <w:rFonts w:ascii="Times New Roman" w:hAnsi="Times New Roman" w:cs="Times New Roman"/>
-          <w:noProof/>
-        </w:rPr>
-        <w:drawing>
-          <wp:anchor distT="0" distB="0" distL="114300" distR="114300" simplePos="0" relativeHeight="251661312" behindDoc="1" locked="0" layoutInCell="1" allowOverlap="1" wp14:anchorId="379DE6B7" wp14:editId="03CB29F2">
-            <wp:simplePos x="0" y="0"/>
-            <wp:positionH relativeFrom="margin">
-              <wp:align>right</wp:align>
-            </wp:positionH>
-            <wp:positionV relativeFrom="paragraph">
-              <wp:posOffset>125095</wp:posOffset>
-            </wp:positionV>
-            <wp:extent cx="5509260" cy="5347614"/>
-            <wp:effectExtent l="0" t="0" r="0" b="5715"/>
-            <wp:wrapTight wrapText="bothSides">
-              <wp:wrapPolygon edited="0">
-                <wp:start x="0" y="0"/>
-                <wp:lineTo x="0" y="21546"/>
-                <wp:lineTo x="21510" y="21546"/>
-                <wp:lineTo x="21510" y="0"/>
-                <wp:lineTo x="0" y="0"/>
-              </wp:wrapPolygon>
-            </wp:wrapTight>
-            <wp:docPr id="2125222683" name="Picture 6"/>
-            <wp:cNvGraphicFramePr>
-              <a:graphicFrameLocks xmlns:a="http://schemas.openxmlformats.org/drawingml/2006/main" noChangeAspect="1"/>
-            </wp:cNvGraphicFramePr>
-            <a:graphic xmlns:a="http://schemas.openxmlformats.org/drawingml/2006/main">
-              <a:graphicData uri="http://schemas.openxmlformats.org/drawingml/2006/picture">
-                <pic:pic xmlns:pic="http://schemas.openxmlformats.org/drawingml/2006/picture">
-                  <pic:nvPicPr>
-                    <pic:cNvPr id="2125222683" name="Picture 2125222683"/>
-                    <pic:cNvPicPr/>
-                  </pic:nvPicPr>
-                  <pic:blipFill>
-                    <a:blip r:embed="rId7">
-                      <a:extLst>
-                        <a:ext uri="{28A0092B-C50C-407E-A947-70E740481C1C}">
-                          <a14:useLocalDpi xmlns:a14="http://schemas.microsoft.com/office/drawing/2010/main" val="0"/>
-                        </a:ext>
-                      </a:extLst>
-                    </a:blip>
-                    <a:stretch>
-                      <a:fillRect/>
-                    </a:stretch>
-                  </pic:blipFill>
-                  <pic:spPr>
-                    <a:xfrm>
-                      <a:off x="0" y="0"/>
-                      <a:ext cx="5509260" cy="5347614"/>
-                    </a:xfrm>
-                    <a:prstGeom prst="rect">
-                      <a:avLst/>
-                    </a:prstGeom>
-                  </pic:spPr>
-                </pic:pic>
-              </a:graphicData>
-            </a:graphic>
-            <wp14:sizeRelH relativeFrom="margin">
-              <wp14:pctWidth>0</wp14:pctWidth>
-            </wp14:sizeRelH>
-            <wp14:sizeRelV relativeFrom="margin">
-              <wp14:pctHeight>0</wp14:pctHeight>
-            </wp14:sizeRelV>
-          </wp:anchor>
-        </w:drawing>
-      </w:r>
     </w:p>
     <w:p>
       <w:pPr>
@@ -4342,7 +3933,6 @@
                 <w:bCs/>
               </w:rPr>
             </w:pPr>
-            <w:proofErr w:type="gramStart"/>
             <w:r>
               <w:rPr>
                 <w:rFonts w:ascii="Times New Roman" w:hAnsi="Times New Roman" w:cs="Times New Roman"/>
@@ -4351,7 +3941,6 @@
               </w:rPr>
               <w:t>T.O</w:t>
             </w:r>
-            <w:proofErr w:type="gramEnd"/>
           </w:p>
         </w:tc>
         <w:tc>
@@ -5088,21 +4677,7 @@
         <w:rPr>
           <w:rFonts w:ascii="Times New Roman" w:hAnsi="Times New Roman" w:cs="Times New Roman"/>
         </w:rPr>
-        <w:t xml:space="preserve">2GB </w:t>
-      </w:r>
-      <w:proofErr w:type="gramStart"/>
-      <w:r>
-        <w:rPr>
-          <w:rFonts w:ascii="Times New Roman" w:hAnsi="Times New Roman" w:cs="Times New Roman"/>
-        </w:rPr>
-        <w:t>RAM minimum</w:t>
-      </w:r>
-      <w:proofErr w:type="gramEnd"/>
-      <w:r>
-        <w:rPr>
-          <w:rFonts w:ascii="Times New Roman" w:hAnsi="Times New Roman" w:cs="Times New Roman"/>
-        </w:rPr>
-        <w:t xml:space="preserve"> (development)</w:t>
+        <w:t>2GB RAM minimum (development)</w:t>
       </w:r>
     </w:p>
     <w:p>
@@ -5453,35 +5028,7 @@
         <w:rPr>
           <w:rFonts w:ascii="Times New Roman" w:hAnsi="Times New Roman" w:cs="Times New Roman"/>
         </w:rPr>
-        <w:t xml:space="preserve"> Central College is a simple and useful web system to manage school activities. It helps to store and handle </w:t>
-      </w:r>
-      <w:proofErr w:type="gramStart"/>
-      <w:r>
-        <w:rPr>
-          <w:rFonts w:ascii="Times New Roman" w:hAnsi="Times New Roman" w:cs="Times New Roman"/>
-        </w:rPr>
-        <w:t>student</w:t>
-      </w:r>
-      <w:proofErr w:type="gramEnd"/>
-      <w:r>
-        <w:rPr>
-          <w:rFonts w:ascii="Times New Roman" w:hAnsi="Times New Roman" w:cs="Times New Roman"/>
-        </w:rPr>
-        <w:t xml:space="preserve">, </w:t>
-      </w:r>
-      <w:proofErr w:type="gramStart"/>
-      <w:r>
-        <w:rPr>
-          <w:rFonts w:ascii="Times New Roman" w:hAnsi="Times New Roman" w:cs="Times New Roman"/>
-        </w:rPr>
-        <w:t>teacher</w:t>
-      </w:r>
-      <w:proofErr w:type="gramEnd"/>
-      <w:r>
-        <w:rPr>
-          <w:rFonts w:ascii="Times New Roman" w:hAnsi="Times New Roman" w:cs="Times New Roman"/>
-        </w:rPr>
-        <w:t>, and academic information in one place. This system reduces manual work, improves communication, and makes learning easier for students through a digital platform.</w:t>
+        <w:t xml:space="preserve"> Central College is a simple and useful web system to manage school activities. It helps to store and handle student, teacher, and academic information in one place. This system reduces manual work, improves communication, and makes learning easier for students through a digital platform.</w:t>
       </w:r>
     </w:p>
     <w:sectPr>

--- a/LMS/documantation/srs document.docx
+++ b/LMS/documantation/srs document.docx
@@ -268,21 +268,7 @@
         <w:rPr>
           <w:rFonts w:ascii="Times New Roman" w:hAnsi="Times New Roman" w:cs="Times New Roman"/>
         </w:rPr>
-        <w:t xml:space="preserve">based Learning Management System (LMS) for </w:t>
-      </w:r>
-      <w:proofErr w:type="spellStart"/>
-      <w:r>
-        <w:rPr>
-          <w:rFonts w:ascii="Times New Roman" w:hAnsi="Times New Roman" w:cs="Times New Roman"/>
-        </w:rPr>
-        <w:t>Rajasinghe</w:t>
-      </w:r>
-      <w:proofErr w:type="spellEnd"/>
-      <w:r>
-        <w:rPr>
-          <w:rFonts w:ascii="Times New Roman" w:hAnsi="Times New Roman" w:cs="Times New Roman"/>
-        </w:rPr>
-        <w:t xml:space="preserve"> Central College. The system will digitalize academic activities such as user management, mark handling, study material sharing, and reporting.</w:t>
+        <w:t>based Learning Management System (LMS) for Rajasinghe Central College. The system will digitalize academic activities such as user management, mark handling, study material sharing, and reporting.</w:t>
       </w:r>
     </w:p>
     <w:p>
@@ -581,7 +567,7 @@
         <w:rPr>
           <w:rFonts w:ascii="Times New Roman" w:hAnsi="Times New Roman" w:cs="Times New Roman"/>
         </w:rPr>
-        <w:t>Backend: Node.js + Express.js</w:t>
+        <w:t xml:space="preserve">Backend: </w:t>
       </w:r>
     </w:p>
     <w:p>
@@ -1299,21 +1285,7 @@
         <w:rPr>
           <w:rFonts w:ascii="Times New Roman" w:hAnsi="Times New Roman" w:cs="Times New Roman"/>
         </w:rPr>
-        <w:t>Runs on modern browsers (</w:t>
-      </w:r>
-      <w:proofErr w:type="spellStart"/>
-      <w:r>
-        <w:rPr>
-          <w:rFonts w:ascii="Times New Roman" w:hAnsi="Times New Roman" w:cs="Times New Roman"/>
-        </w:rPr>
-        <w:t>Chrome,Edge</w:t>
-      </w:r>
-      <w:proofErr w:type="spellEnd"/>
-      <w:r>
-        <w:rPr>
-          <w:rFonts w:ascii="Times New Roman" w:hAnsi="Times New Roman" w:cs="Times New Roman"/>
-        </w:rPr>
-        <w:t>)</w:t>
+        <w:t>Runs on modern browsers (Chrome,Edge)</w:t>
       </w:r>
     </w:p>
     <w:p>
@@ -3251,7 +3223,13 @@
         <w:rPr>
           <w:rFonts w:ascii="Times New Roman" w:hAnsi="Times New Roman" w:cs="Times New Roman"/>
         </w:rPr>
-        <w:t xml:space="preserve"> Express API (Node.js) </w:t>
+        <w:t xml:space="preserve"> </w:t>
+      </w:r>
+      <w:r>
+        <w:rPr>
+          <w:rFonts w:ascii="Times New Roman" w:hAnsi="Times New Roman" w:cs="Times New Roman"/>
+        </w:rPr>
+        <w:t>……………..</w:t>
       </w:r>
       <w:r>
         <w:rPr>
@@ -3324,7 +3302,19 @@
         <w:rPr>
           <w:rFonts w:ascii="Times New Roman" w:hAnsi="Times New Roman" w:cs="Times New Roman"/>
         </w:rPr>
-        <w:t>Backend (REST API)</w:t>
+        <w:t>Backend (</w:t>
+      </w:r>
+      <w:r>
+        <w:rPr>
+          <w:rFonts w:ascii="Times New Roman" w:hAnsi="Times New Roman" w:cs="Times New Roman"/>
+        </w:rPr>
+        <w:t>……………………….</w:t>
+      </w:r>
+      <w:r>
+        <w:rPr>
+          <w:rFonts w:ascii="Times New Roman" w:hAnsi="Times New Roman" w:cs="Times New Roman"/>
+        </w:rPr>
+        <w:t>)</w:t>
       </w:r>
     </w:p>
     <w:p>
@@ -5014,21 +5004,7 @@
         <w:rPr>
           <w:rFonts w:ascii="Times New Roman" w:hAnsi="Times New Roman" w:cs="Times New Roman"/>
         </w:rPr>
-        <w:t xml:space="preserve">The proposed Learning Management System for </w:t>
-      </w:r>
-      <w:proofErr w:type="spellStart"/>
-      <w:r>
-        <w:rPr>
-          <w:rFonts w:ascii="Times New Roman" w:hAnsi="Times New Roman" w:cs="Times New Roman"/>
-        </w:rPr>
-        <w:t>Rajasinghe</w:t>
-      </w:r>
-      <w:proofErr w:type="spellEnd"/>
-      <w:r>
-        <w:rPr>
-          <w:rFonts w:ascii="Times New Roman" w:hAnsi="Times New Roman" w:cs="Times New Roman"/>
-        </w:rPr>
-        <w:t xml:space="preserve"> Central College is a simple and useful web system to manage school activities. It helps to store and handle student, teacher, and academic information in one place. This system reduces manual work, improves communication, and makes learning easier for students through a digital platform.</w:t>
+        <w:t>The proposed Learning Management System for Rajasinghe Central College is a simple and useful web system to manage school activities. It helps to store and handle student, teacher, and academic information in one place. This system reduces manual work, improves communication, and makes learning easier for students through a digital platform.</w:t>
       </w:r>
     </w:p>
     <w:sectPr>

--- a/LMS/documantation/srs document.docx
+++ b/LMS/documantation/srs document.docx
@@ -4711,7 +4711,7 @@
         <w:rPr>
           <w:rFonts w:ascii="Times New Roman" w:hAnsi="Times New Roman" w:cs="Times New Roman"/>
         </w:rPr>
-        <w:t>Node.js</w:t>
+        <w:t>……………….</w:t>
       </w:r>
     </w:p>
     <w:p>

--- a/LMS/documantation/srs document.docx
+++ b/LMS/documantation/srs document.docx
@@ -256,7 +256,14 @@
         <w:rPr>
           <w:rFonts w:ascii="Times New Roman" w:hAnsi="Times New Roman" w:cs="Times New Roman"/>
         </w:rPr>
-        <w:t>The purpose of this document is to define the requirements for a web</w:t>
+        <w:t xml:space="preserve">The purpose of this document is to define the requirements for a </w:t>
+      </w:r>
+      <w:proofErr w:type="gramStart"/>
+      <w:r>
+        <w:rPr>
+          <w:rFonts w:ascii="Times New Roman" w:hAnsi="Times New Roman" w:cs="Times New Roman"/>
+        </w:rPr>
+        <w:t>web</w:t>
       </w:r>
       <w:r>
         <w:rPr>
@@ -268,7 +275,28 @@
         <w:rPr>
           <w:rFonts w:ascii="Times New Roman" w:hAnsi="Times New Roman" w:cs="Times New Roman"/>
         </w:rPr>
-        <w:t>based Learning Management System (LMS) for Rajasinghe Central College. The system will digitalize academic activities such as user management, mark handling, study material sharing, and reporting.</w:t>
+        <w:t>based</w:t>
+      </w:r>
+      <w:proofErr w:type="gramEnd"/>
+      <w:r>
+        <w:rPr>
+          <w:rFonts w:ascii="Times New Roman" w:hAnsi="Times New Roman" w:cs="Times New Roman"/>
+        </w:rPr>
+        <w:t xml:space="preserve"> Learning Management System (LMS) for </w:t>
+      </w:r>
+      <w:proofErr w:type="spellStart"/>
+      <w:r>
+        <w:rPr>
+          <w:rFonts w:ascii="Times New Roman" w:hAnsi="Times New Roman" w:cs="Times New Roman"/>
+        </w:rPr>
+        <w:t>Rajasinghe</w:t>
+      </w:r>
+      <w:proofErr w:type="spellEnd"/>
+      <w:r>
+        <w:rPr>
+          <w:rFonts w:ascii="Times New Roman" w:hAnsi="Times New Roman" w:cs="Times New Roman"/>
+        </w:rPr>
+        <w:t xml:space="preserve"> Central College. The system will digitalize academic activities such as user management, mark handling, study material sharing, and reporting.</w:t>
       </w:r>
     </w:p>
     <w:p>
@@ -421,7 +449,21 @@
         <w:rPr>
           <w:rFonts w:ascii="Times New Roman" w:hAnsi="Times New Roman" w:cs="Times New Roman"/>
         </w:rPr>
-        <w:t>Provide a public school website</w:t>
+        <w:t xml:space="preserve">Provide a </w:t>
+      </w:r>
+      <w:proofErr w:type="gramStart"/>
+      <w:r>
+        <w:rPr>
+          <w:rFonts w:ascii="Times New Roman" w:hAnsi="Times New Roman" w:cs="Times New Roman"/>
+        </w:rPr>
+        <w:t>public school</w:t>
+      </w:r>
+      <w:proofErr w:type="gramEnd"/>
+      <w:r>
+        <w:rPr>
+          <w:rFonts w:ascii="Times New Roman" w:hAnsi="Times New Roman" w:cs="Times New Roman"/>
+        </w:rPr>
+        <w:t xml:space="preserve"> website</w:t>
       </w:r>
       <w:r>
         <w:rPr>
@@ -1285,7 +1327,23 @@
         <w:rPr>
           <w:rFonts w:ascii="Times New Roman" w:hAnsi="Times New Roman" w:cs="Times New Roman"/>
         </w:rPr>
-        <w:t>Runs on modern browsers (Chrome,Edge)</w:t>
+        <w:t>Runs on modern browsers (</w:t>
+      </w:r>
+      <w:proofErr w:type="spellStart"/>
+      <w:proofErr w:type="gramStart"/>
+      <w:r>
+        <w:rPr>
+          <w:rFonts w:ascii="Times New Roman" w:hAnsi="Times New Roman" w:cs="Times New Roman"/>
+        </w:rPr>
+        <w:t>Chrome,Edge</w:t>
+      </w:r>
+      <w:proofErr w:type="spellEnd"/>
+      <w:proofErr w:type="gramEnd"/>
+      <w:r>
+        <w:rPr>
+          <w:rFonts w:ascii="Times New Roman" w:hAnsi="Times New Roman" w:cs="Times New Roman"/>
+        </w:rPr>
+        <w:t>)</w:t>
       </w:r>
     </w:p>
     <w:p>
@@ -1383,7 +1441,21 @@
         <w:rPr>
           <w:rFonts w:ascii="Times New Roman" w:hAnsi="Times New Roman" w:cs="Times New Roman"/>
         </w:rPr>
-        <w:t>Must be responsive for mobile devices</w:t>
+        <w:t xml:space="preserve">Must be responsive </w:t>
+      </w:r>
+      <w:proofErr w:type="gramStart"/>
+      <w:r>
+        <w:rPr>
+          <w:rFonts w:ascii="Times New Roman" w:hAnsi="Times New Roman" w:cs="Times New Roman"/>
+        </w:rPr>
+        <w:t>for</w:t>
+      </w:r>
+      <w:proofErr w:type="gramEnd"/>
+      <w:r>
+        <w:rPr>
+          <w:rFonts w:ascii="Times New Roman" w:hAnsi="Times New Roman" w:cs="Times New Roman"/>
+        </w:rPr>
+        <w:t xml:space="preserve"> mobile devices</w:t>
       </w:r>
     </w:p>
     <w:p>
@@ -1688,7 +1760,21 @@
         <w:rPr>
           <w:rFonts w:ascii="Times New Roman" w:hAnsi="Times New Roman" w:cs="Times New Roman"/>
         </w:rPr>
-        <w:t>The system shall display user profiles based on role access.</w:t>
+        <w:t xml:space="preserve">The system </w:t>
+      </w:r>
+      <w:proofErr w:type="gramStart"/>
+      <w:r>
+        <w:rPr>
+          <w:rFonts w:ascii="Times New Roman" w:hAnsi="Times New Roman" w:cs="Times New Roman"/>
+        </w:rPr>
+        <w:t>shall</w:t>
+      </w:r>
+      <w:proofErr w:type="gramEnd"/>
+      <w:r>
+        <w:rPr>
+          <w:rFonts w:ascii="Times New Roman" w:hAnsi="Times New Roman" w:cs="Times New Roman"/>
+        </w:rPr>
+        <w:t xml:space="preserve"> display user profiles based on role access.</w:t>
       </w:r>
     </w:p>
     <w:p>
@@ -1750,7 +1836,35 @@
         <w:rPr>
           <w:rFonts w:ascii="Times New Roman" w:hAnsi="Times New Roman" w:cs="Times New Roman"/>
         </w:rPr>
-        <w:t>The system shall provide secure login for all users.</w:t>
+        <w:t xml:space="preserve">The system </w:t>
+      </w:r>
+      <w:proofErr w:type="gramStart"/>
+      <w:r>
+        <w:rPr>
+          <w:rFonts w:ascii="Times New Roman" w:hAnsi="Times New Roman" w:cs="Times New Roman"/>
+        </w:rPr>
+        <w:t>shall</w:t>
+      </w:r>
+      <w:proofErr w:type="gramEnd"/>
+      <w:r>
+        <w:rPr>
+          <w:rFonts w:ascii="Times New Roman" w:hAnsi="Times New Roman" w:cs="Times New Roman"/>
+        </w:rPr>
+        <w:t xml:space="preserve"> provide secure </w:t>
+      </w:r>
+      <w:proofErr w:type="gramStart"/>
+      <w:r>
+        <w:rPr>
+          <w:rFonts w:ascii="Times New Roman" w:hAnsi="Times New Roman" w:cs="Times New Roman"/>
+        </w:rPr>
+        <w:t>login</w:t>
+      </w:r>
+      <w:proofErr w:type="gramEnd"/>
+      <w:r>
+        <w:rPr>
+          <w:rFonts w:ascii="Times New Roman" w:hAnsi="Times New Roman" w:cs="Times New Roman"/>
+        </w:rPr>
+        <w:t xml:space="preserve"> for all users.</w:t>
       </w:r>
     </w:p>
     <w:p>
@@ -1768,7 +1882,35 @@
         <w:rPr>
           <w:rFonts w:ascii="Times New Roman" w:hAnsi="Times New Roman" w:cs="Times New Roman"/>
         </w:rPr>
-        <w:t>The system shall authenticate users using username and password.</w:t>
+        <w:t xml:space="preserve">The system shall authenticate users using </w:t>
+      </w:r>
+      <w:proofErr w:type="gramStart"/>
+      <w:r>
+        <w:rPr>
+          <w:rFonts w:ascii="Times New Roman" w:hAnsi="Times New Roman" w:cs="Times New Roman"/>
+        </w:rPr>
+        <w:t>username</w:t>
+      </w:r>
+      <w:proofErr w:type="gramEnd"/>
+      <w:r>
+        <w:rPr>
+          <w:rFonts w:ascii="Times New Roman" w:hAnsi="Times New Roman" w:cs="Times New Roman"/>
+        </w:rPr>
+        <w:t xml:space="preserve"> and </w:t>
+      </w:r>
+      <w:proofErr w:type="gramStart"/>
+      <w:r>
+        <w:rPr>
+          <w:rFonts w:ascii="Times New Roman" w:hAnsi="Times New Roman" w:cs="Times New Roman"/>
+        </w:rPr>
+        <w:t>password</w:t>
+      </w:r>
+      <w:proofErr w:type="gramEnd"/>
+      <w:r>
+        <w:rPr>
+          <w:rFonts w:ascii="Times New Roman" w:hAnsi="Times New Roman" w:cs="Times New Roman"/>
+        </w:rPr>
+        <w:t>.</w:t>
       </w:r>
     </w:p>
     <w:p>
@@ -1804,7 +1946,21 @@
         <w:rPr>
           <w:rFonts w:ascii="Times New Roman" w:hAnsi="Times New Roman" w:cs="Times New Roman"/>
         </w:rPr>
-        <w:t>The system shall not allow users to change their username or password.</w:t>
+        <w:t xml:space="preserve">The system </w:t>
+      </w:r>
+      <w:proofErr w:type="gramStart"/>
+      <w:r>
+        <w:rPr>
+          <w:rFonts w:ascii="Times New Roman" w:hAnsi="Times New Roman" w:cs="Times New Roman"/>
+        </w:rPr>
+        <w:t>shall</w:t>
+      </w:r>
+      <w:proofErr w:type="gramEnd"/>
+      <w:r>
+        <w:rPr>
+          <w:rFonts w:ascii="Times New Roman" w:hAnsi="Times New Roman" w:cs="Times New Roman"/>
+        </w:rPr>
+        <w:t xml:space="preserve"> not allow users to change their username or password.</w:t>
       </w:r>
       <w:r>
         <w:t xml:space="preserve"> </w:t>
@@ -1877,7 +2033,21 @@
         <w:rPr>
           <w:rFonts w:ascii="Times New Roman" w:hAnsi="Times New Roman" w:cs="Times New Roman"/>
         </w:rPr>
-        <w:t>The system shall allow assignment of students to classes manually.</w:t>
+        <w:t xml:space="preserve">The </w:t>
+      </w:r>
+      <w:proofErr w:type="gramStart"/>
+      <w:r>
+        <w:rPr>
+          <w:rFonts w:ascii="Times New Roman" w:hAnsi="Times New Roman" w:cs="Times New Roman"/>
+        </w:rPr>
+        <w:t>system shall</w:t>
+      </w:r>
+      <w:proofErr w:type="gramEnd"/>
+      <w:r>
+        <w:rPr>
+          <w:rFonts w:ascii="Times New Roman" w:hAnsi="Times New Roman" w:cs="Times New Roman"/>
+        </w:rPr>
+        <w:t xml:space="preserve"> allow assignment of students to classes manually.</w:t>
       </w:r>
     </w:p>
     <w:p>
@@ -2018,7 +2188,21 @@
         <w:rPr>
           <w:rFonts w:ascii="Times New Roman" w:hAnsi="Times New Roman" w:cs="Times New Roman"/>
         </w:rPr>
-        <w:t>The system shall allow teachers to upload student marks.</w:t>
+        <w:t xml:space="preserve">The </w:t>
+      </w:r>
+      <w:proofErr w:type="gramStart"/>
+      <w:r>
+        <w:rPr>
+          <w:rFonts w:ascii="Times New Roman" w:hAnsi="Times New Roman" w:cs="Times New Roman"/>
+        </w:rPr>
+        <w:t>system shall</w:t>
+      </w:r>
+      <w:proofErr w:type="gramEnd"/>
+      <w:r>
+        <w:rPr>
+          <w:rFonts w:ascii="Times New Roman" w:hAnsi="Times New Roman" w:cs="Times New Roman"/>
+        </w:rPr>
+        <w:t xml:space="preserve"> allow teachers to upload student marks.</w:t>
       </w:r>
     </w:p>
     <w:p>
@@ -2116,7 +2300,21 @@
         <w:rPr>
           <w:rFonts w:ascii="Times New Roman" w:hAnsi="Times New Roman" w:cs="Times New Roman"/>
         </w:rPr>
-        <w:t>The system shall allow teachers to upload study materials in PDF format.</w:t>
+        <w:t xml:space="preserve">The </w:t>
+      </w:r>
+      <w:proofErr w:type="gramStart"/>
+      <w:r>
+        <w:rPr>
+          <w:rFonts w:ascii="Times New Roman" w:hAnsi="Times New Roman" w:cs="Times New Roman"/>
+        </w:rPr>
+        <w:t>system shall</w:t>
+      </w:r>
+      <w:proofErr w:type="gramEnd"/>
+      <w:r>
+        <w:rPr>
+          <w:rFonts w:ascii="Times New Roman" w:hAnsi="Times New Roman" w:cs="Times New Roman"/>
+        </w:rPr>
+        <w:t xml:space="preserve"> allow teachers to upload study materials in PDF format.</w:t>
       </w:r>
     </w:p>
     <w:p>
@@ -2134,7 +2332,21 @@
         <w:rPr>
           <w:rFonts w:ascii="Times New Roman" w:hAnsi="Times New Roman" w:cs="Times New Roman"/>
         </w:rPr>
-        <w:t>The system shall allow teachers to add YouTube video links.</w:t>
+        <w:t xml:space="preserve">The </w:t>
+      </w:r>
+      <w:proofErr w:type="gramStart"/>
+      <w:r>
+        <w:rPr>
+          <w:rFonts w:ascii="Times New Roman" w:hAnsi="Times New Roman" w:cs="Times New Roman"/>
+        </w:rPr>
+        <w:t>system shall</w:t>
+      </w:r>
+      <w:proofErr w:type="gramEnd"/>
+      <w:r>
+        <w:rPr>
+          <w:rFonts w:ascii="Times New Roman" w:hAnsi="Times New Roman" w:cs="Times New Roman"/>
+        </w:rPr>
+        <w:t xml:space="preserve"> allow teachers to add YouTube video links.</w:t>
       </w:r>
     </w:p>
     <w:p>
@@ -2294,7 +2506,35 @@
         <w:rPr>
           <w:rFonts w:ascii="Times New Roman" w:hAnsi="Times New Roman" w:cs="Times New Roman"/>
         </w:rPr>
-        <w:t>The system shall provide a public school website.</w:t>
+        <w:t xml:space="preserve">The system </w:t>
+      </w:r>
+      <w:proofErr w:type="gramStart"/>
+      <w:r>
+        <w:rPr>
+          <w:rFonts w:ascii="Times New Roman" w:hAnsi="Times New Roman" w:cs="Times New Roman"/>
+        </w:rPr>
+        <w:t>shall</w:t>
+      </w:r>
+      <w:proofErr w:type="gramEnd"/>
+      <w:r>
+        <w:rPr>
+          <w:rFonts w:ascii="Times New Roman" w:hAnsi="Times New Roman" w:cs="Times New Roman"/>
+        </w:rPr>
+        <w:t xml:space="preserve"> provide a </w:t>
+      </w:r>
+      <w:proofErr w:type="gramStart"/>
+      <w:r>
+        <w:rPr>
+          <w:rFonts w:ascii="Times New Roman" w:hAnsi="Times New Roman" w:cs="Times New Roman"/>
+        </w:rPr>
+        <w:t>public school</w:t>
+      </w:r>
+      <w:proofErr w:type="gramEnd"/>
+      <w:r>
+        <w:rPr>
+          <w:rFonts w:ascii="Times New Roman" w:hAnsi="Times New Roman" w:cs="Times New Roman"/>
+        </w:rPr>
+        <w:t xml:space="preserve"> website.</w:t>
       </w:r>
     </w:p>
     <w:p>
@@ -2312,7 +2552,21 @@
         <w:rPr>
           <w:rFonts w:ascii="Times New Roman" w:hAnsi="Times New Roman" w:cs="Times New Roman"/>
         </w:rPr>
-        <w:t>The system shall display pages such as Home, Academic, Sports, Events, and Contact.</w:t>
+        <w:t xml:space="preserve">The </w:t>
+      </w:r>
+      <w:proofErr w:type="gramStart"/>
+      <w:r>
+        <w:rPr>
+          <w:rFonts w:ascii="Times New Roman" w:hAnsi="Times New Roman" w:cs="Times New Roman"/>
+        </w:rPr>
+        <w:t>system shall</w:t>
+      </w:r>
+      <w:proofErr w:type="gramEnd"/>
+      <w:r>
+        <w:rPr>
+          <w:rFonts w:ascii="Times New Roman" w:hAnsi="Times New Roman" w:cs="Times New Roman"/>
+        </w:rPr>
+        <w:t xml:space="preserve"> display pages such as Home, Academic, Sports, Events, and Contact.</w:t>
       </w:r>
     </w:p>
     <w:p>
@@ -2588,8 +2842,16 @@
         <w:rPr>
           <w:rFonts w:ascii="Times New Roman" w:hAnsi="Times New Roman" w:cs="Times New Roman"/>
         </w:rPr>
-        <w:t>less than 5 second</w:t>
-      </w:r>
+        <w:t xml:space="preserve">less than 5 </w:t>
+      </w:r>
+      <w:proofErr w:type="gramStart"/>
+      <w:r>
+        <w:rPr>
+          <w:rFonts w:ascii="Times New Roman" w:hAnsi="Times New Roman" w:cs="Times New Roman"/>
+        </w:rPr>
+        <w:t>second</w:t>
+      </w:r>
+      <w:proofErr w:type="gramEnd"/>
       <w:r>
         <w:rPr>
           <w:rFonts w:ascii="Times New Roman" w:hAnsi="Times New Roman" w:cs="Times New Roman"/>
@@ -2674,8 +2936,16 @@
         <w:rPr>
           <w:rFonts w:ascii="Times New Roman" w:hAnsi="Times New Roman" w:cs="Times New Roman"/>
         </w:rPr>
-        <w:t>The system shall encrypt all passwords using secure hashing .</w:t>
-      </w:r>
+        <w:t xml:space="preserve">The system shall encrypt all passwords using secure </w:t>
+      </w:r>
+      <w:proofErr w:type="gramStart"/>
+      <w:r>
+        <w:rPr>
+          <w:rFonts w:ascii="Times New Roman" w:hAnsi="Times New Roman" w:cs="Times New Roman"/>
+        </w:rPr>
+        <w:t>hashing .</w:t>
+      </w:r>
+      <w:proofErr w:type="gramEnd"/>
     </w:p>
     <w:p>
       <w:pPr>
@@ -2692,7 +2962,21 @@
         <w:rPr>
           <w:rFonts w:ascii="Times New Roman" w:hAnsi="Times New Roman" w:cs="Times New Roman"/>
         </w:rPr>
-        <w:t>The system shall implement role-based access control.</w:t>
+        <w:t xml:space="preserve">The system </w:t>
+      </w:r>
+      <w:proofErr w:type="gramStart"/>
+      <w:r>
+        <w:rPr>
+          <w:rFonts w:ascii="Times New Roman" w:hAnsi="Times New Roman" w:cs="Times New Roman"/>
+        </w:rPr>
+        <w:t>shall</w:t>
+      </w:r>
+      <w:proofErr w:type="gramEnd"/>
+      <w:r>
+        <w:rPr>
+          <w:rFonts w:ascii="Times New Roman" w:hAnsi="Times New Roman" w:cs="Times New Roman"/>
+        </w:rPr>
+        <w:t xml:space="preserve"> implement role-based access control.</w:t>
       </w:r>
     </w:p>
     <w:p>
@@ -2754,7 +3038,21 @@
         <w:rPr>
           <w:rFonts w:ascii="Times New Roman" w:hAnsi="Times New Roman" w:cs="Times New Roman"/>
         </w:rPr>
-        <w:t>The system shall provide a user-friendly interface.</w:t>
+        <w:t xml:space="preserve">The system </w:t>
+      </w:r>
+      <w:proofErr w:type="gramStart"/>
+      <w:r>
+        <w:rPr>
+          <w:rFonts w:ascii="Times New Roman" w:hAnsi="Times New Roman" w:cs="Times New Roman"/>
+        </w:rPr>
+        <w:t>shall</w:t>
+      </w:r>
+      <w:proofErr w:type="gramEnd"/>
+      <w:r>
+        <w:rPr>
+          <w:rFonts w:ascii="Times New Roman" w:hAnsi="Times New Roman" w:cs="Times New Roman"/>
+        </w:rPr>
+        <w:t xml:space="preserve"> provide a user-friendly interface.</w:t>
       </w:r>
     </w:p>
     <w:p>
@@ -2772,7 +3070,21 @@
         <w:rPr>
           <w:rFonts w:ascii="Times New Roman" w:hAnsi="Times New Roman" w:cs="Times New Roman"/>
         </w:rPr>
-        <w:t>The system shall have simple navigation for all user types.</w:t>
+        <w:t xml:space="preserve">The system </w:t>
+      </w:r>
+      <w:proofErr w:type="gramStart"/>
+      <w:r>
+        <w:rPr>
+          <w:rFonts w:ascii="Times New Roman" w:hAnsi="Times New Roman" w:cs="Times New Roman"/>
+        </w:rPr>
+        <w:t>shall</w:t>
+      </w:r>
+      <w:proofErr w:type="gramEnd"/>
+      <w:r>
+        <w:rPr>
+          <w:rFonts w:ascii="Times New Roman" w:hAnsi="Times New Roman" w:cs="Times New Roman"/>
+        </w:rPr>
+        <w:t xml:space="preserve"> have simple navigation for all user types.</w:t>
       </w:r>
     </w:p>
     <w:p>
@@ -2790,7 +3102,21 @@
         <w:rPr>
           <w:rFonts w:ascii="Times New Roman" w:hAnsi="Times New Roman" w:cs="Times New Roman"/>
         </w:rPr>
-        <w:t>The system shall be easy to use for non-technical school staff.</w:t>
+        <w:t xml:space="preserve">The system </w:t>
+      </w:r>
+      <w:proofErr w:type="gramStart"/>
+      <w:r>
+        <w:rPr>
+          <w:rFonts w:ascii="Times New Roman" w:hAnsi="Times New Roman" w:cs="Times New Roman"/>
+        </w:rPr>
+        <w:t>shall</w:t>
+      </w:r>
+      <w:proofErr w:type="gramEnd"/>
+      <w:r>
+        <w:rPr>
+          <w:rFonts w:ascii="Times New Roman" w:hAnsi="Times New Roman" w:cs="Times New Roman"/>
+        </w:rPr>
+        <w:t xml:space="preserve"> be easy to use for non-technical school staff.</w:t>
       </w:r>
     </w:p>
     <w:p>
@@ -2851,7 +3177,21 @@
         <w:rPr>
           <w:rFonts w:ascii="Times New Roman" w:hAnsi="Times New Roman" w:cs="Times New Roman"/>
         </w:rPr>
-        <w:t>The system shall ensure data consistency and backup.</w:t>
+        <w:t xml:space="preserve">The system </w:t>
+      </w:r>
+      <w:proofErr w:type="gramStart"/>
+      <w:r>
+        <w:rPr>
+          <w:rFonts w:ascii="Times New Roman" w:hAnsi="Times New Roman" w:cs="Times New Roman"/>
+        </w:rPr>
+        <w:t>shall</w:t>
+      </w:r>
+      <w:proofErr w:type="gramEnd"/>
+      <w:r>
+        <w:rPr>
+          <w:rFonts w:ascii="Times New Roman" w:hAnsi="Times New Roman" w:cs="Times New Roman"/>
+        </w:rPr>
+        <w:t xml:space="preserve"> ensure data consistency and backup.</w:t>
       </w:r>
     </w:p>
     <w:p>
@@ -2965,7 +3305,21 @@
         <w:rPr>
           <w:rFonts w:ascii="Times New Roman" w:hAnsi="Times New Roman" w:cs="Times New Roman"/>
         </w:rPr>
-        <w:t>The system shall follow modular MERN architecture.</w:t>
+        <w:t xml:space="preserve">The system shall follow </w:t>
+      </w:r>
+      <w:proofErr w:type="spellStart"/>
+      <w:r>
+        <w:rPr>
+          <w:rFonts w:ascii="Times New Roman" w:hAnsi="Times New Roman" w:cs="Times New Roman"/>
+        </w:rPr>
+        <w:t>mvc</w:t>
+      </w:r>
+      <w:proofErr w:type="spellEnd"/>
+      <w:r>
+        <w:rPr>
+          <w:rFonts w:ascii="Times New Roman" w:hAnsi="Times New Roman" w:cs="Times New Roman"/>
+        </w:rPr>
+        <w:t xml:space="preserve"> architecture.</w:t>
       </w:r>
     </w:p>
     <w:p>
@@ -2983,7 +3337,21 @@
         <w:rPr>
           <w:rFonts w:ascii="Times New Roman" w:hAnsi="Times New Roman" w:cs="Times New Roman"/>
         </w:rPr>
-        <w:t>The system shall separate frontend and backend clearly.</w:t>
+        <w:t xml:space="preserve">The system </w:t>
+      </w:r>
+      <w:proofErr w:type="gramStart"/>
+      <w:r>
+        <w:rPr>
+          <w:rFonts w:ascii="Times New Roman" w:hAnsi="Times New Roman" w:cs="Times New Roman"/>
+        </w:rPr>
+        <w:t>shall</w:t>
+      </w:r>
+      <w:proofErr w:type="gramEnd"/>
+      <w:r>
+        <w:rPr>
+          <w:rFonts w:ascii="Times New Roman" w:hAnsi="Times New Roman" w:cs="Times New Roman"/>
+        </w:rPr>
+        <w:t xml:space="preserve"> separate frontend and backend clearly.</w:t>
       </w:r>
     </w:p>
     <w:p>
@@ -3044,7 +3412,21 @@
         <w:rPr>
           <w:rFonts w:ascii="Times New Roman" w:hAnsi="Times New Roman" w:cs="Times New Roman"/>
         </w:rPr>
-        <w:t>The system shall run on modern web browsers.</w:t>
+        <w:t xml:space="preserve">The system </w:t>
+      </w:r>
+      <w:proofErr w:type="gramStart"/>
+      <w:r>
+        <w:rPr>
+          <w:rFonts w:ascii="Times New Roman" w:hAnsi="Times New Roman" w:cs="Times New Roman"/>
+        </w:rPr>
+        <w:t>shall</w:t>
+      </w:r>
+      <w:proofErr w:type="gramEnd"/>
+      <w:r>
+        <w:rPr>
+          <w:rFonts w:ascii="Times New Roman" w:hAnsi="Times New Roman" w:cs="Times New Roman"/>
+        </w:rPr>
+        <w:t xml:space="preserve"> run on modern web browsers.</w:t>
       </w:r>
     </w:p>
     <w:p>
@@ -3229,8 +3611,16 @@
         <w:rPr>
           <w:rFonts w:ascii="Times New Roman" w:hAnsi="Times New Roman" w:cs="Times New Roman"/>
         </w:rPr>
-        <w:t>……………..</w:t>
-      </w:r>
+        <w:t>…………</w:t>
+      </w:r>
+      <w:proofErr w:type="gramStart"/>
+      <w:r>
+        <w:rPr>
+          <w:rFonts w:ascii="Times New Roman" w:hAnsi="Times New Roman" w:cs="Times New Roman"/>
+        </w:rPr>
+        <w:t>…..</w:t>
+      </w:r>
+      <w:proofErr w:type="gramEnd"/>
       <w:r>
         <w:rPr>
           <w:rFonts w:ascii="Times New Roman" w:hAnsi="Times New Roman" w:cs="Times New Roman"/>
@@ -3923,6 +4313,7 @@
                 <w:bCs/>
               </w:rPr>
             </w:pPr>
+            <w:proofErr w:type="gramStart"/>
             <w:r>
               <w:rPr>
                 <w:rFonts w:ascii="Times New Roman" w:hAnsi="Times New Roman" w:cs="Times New Roman"/>
@@ -3931,6 +4322,7 @@
               </w:rPr>
               <w:t>T.O</w:t>
             </w:r>
+            <w:proofErr w:type="gramEnd"/>
           </w:p>
         </w:tc>
         <w:tc>
@@ -4667,7 +5059,21 @@
         <w:rPr>
           <w:rFonts w:ascii="Times New Roman" w:hAnsi="Times New Roman" w:cs="Times New Roman"/>
         </w:rPr>
-        <w:t>2GB RAM minimum (development)</w:t>
+        <w:t xml:space="preserve">2GB </w:t>
+      </w:r>
+      <w:proofErr w:type="gramStart"/>
+      <w:r>
+        <w:rPr>
+          <w:rFonts w:ascii="Times New Roman" w:hAnsi="Times New Roman" w:cs="Times New Roman"/>
+        </w:rPr>
+        <w:t>RAM minimum</w:t>
+      </w:r>
+      <w:proofErr w:type="gramEnd"/>
+      <w:r>
+        <w:rPr>
+          <w:rFonts w:ascii="Times New Roman" w:hAnsi="Times New Roman" w:cs="Times New Roman"/>
+        </w:rPr>
+        <w:t xml:space="preserve"> (development)</w:t>
       </w:r>
     </w:p>
     <w:p>
@@ -5004,7 +5410,49 @@
         <w:rPr>
           <w:rFonts w:ascii="Times New Roman" w:hAnsi="Times New Roman" w:cs="Times New Roman"/>
         </w:rPr>
-        <w:t>The proposed Learning Management System for Rajasinghe Central College is a simple and useful web system to manage school activities. It helps to store and handle student, teacher, and academic information in one place. This system reduces manual work, improves communication, and makes learning easier for students through a digital platform.</w:t>
+        <w:t xml:space="preserve">The proposed Learning Management System for </w:t>
+      </w:r>
+      <w:proofErr w:type="spellStart"/>
+      <w:r>
+        <w:rPr>
+          <w:rFonts w:ascii="Times New Roman" w:hAnsi="Times New Roman" w:cs="Times New Roman"/>
+        </w:rPr>
+        <w:t>Rajasinghe</w:t>
+      </w:r>
+      <w:proofErr w:type="spellEnd"/>
+      <w:r>
+        <w:rPr>
+          <w:rFonts w:ascii="Times New Roman" w:hAnsi="Times New Roman" w:cs="Times New Roman"/>
+        </w:rPr>
+        <w:t xml:space="preserve"> Central College is a simple and useful web system to manage school activities. It helps to store and handle </w:t>
+      </w:r>
+      <w:proofErr w:type="gramStart"/>
+      <w:r>
+        <w:rPr>
+          <w:rFonts w:ascii="Times New Roman" w:hAnsi="Times New Roman" w:cs="Times New Roman"/>
+        </w:rPr>
+        <w:t>student</w:t>
+      </w:r>
+      <w:proofErr w:type="gramEnd"/>
+      <w:r>
+        <w:rPr>
+          <w:rFonts w:ascii="Times New Roman" w:hAnsi="Times New Roman" w:cs="Times New Roman"/>
+        </w:rPr>
+        <w:t xml:space="preserve">, </w:t>
+      </w:r>
+      <w:proofErr w:type="gramStart"/>
+      <w:r>
+        <w:rPr>
+          <w:rFonts w:ascii="Times New Roman" w:hAnsi="Times New Roman" w:cs="Times New Roman"/>
+        </w:rPr>
+        <w:t>teacher</w:t>
+      </w:r>
+      <w:proofErr w:type="gramEnd"/>
+      <w:r>
+        <w:rPr>
+          <w:rFonts w:ascii="Times New Roman" w:hAnsi="Times New Roman" w:cs="Times New Roman"/>
+        </w:rPr>
+        <w:t>, and academic information in one place. This system reduces manual work, improves communication, and makes learning easier for students through a digital platform.</w:t>
       </w:r>
     </w:p>
     <w:sectPr>

--- a/LMS/documantation/srs document.docx
+++ b/LMS/documantation/srs document.docx
@@ -256,14 +256,7 @@
         <w:rPr>
           <w:rFonts w:ascii="Times New Roman" w:hAnsi="Times New Roman" w:cs="Times New Roman"/>
         </w:rPr>
-        <w:t xml:space="preserve">The purpose of this document is to define the requirements for a </w:t>
-      </w:r>
-      <w:proofErr w:type="gramStart"/>
-      <w:r>
-        <w:rPr>
-          <w:rFonts w:ascii="Times New Roman" w:hAnsi="Times New Roman" w:cs="Times New Roman"/>
-        </w:rPr>
-        <w:t>web</w:t>
+        <w:t>The purpose of this document is to define the requirements for a web</w:t>
       </w:r>
       <w:r>
         <w:rPr>
@@ -275,28 +268,7 @@
         <w:rPr>
           <w:rFonts w:ascii="Times New Roman" w:hAnsi="Times New Roman" w:cs="Times New Roman"/>
         </w:rPr>
-        <w:t>based</w:t>
-      </w:r>
-      <w:proofErr w:type="gramEnd"/>
-      <w:r>
-        <w:rPr>
-          <w:rFonts w:ascii="Times New Roman" w:hAnsi="Times New Roman" w:cs="Times New Roman"/>
-        </w:rPr>
-        <w:t xml:space="preserve"> Learning Management System (LMS) for </w:t>
-      </w:r>
-      <w:proofErr w:type="spellStart"/>
-      <w:r>
-        <w:rPr>
-          <w:rFonts w:ascii="Times New Roman" w:hAnsi="Times New Roman" w:cs="Times New Roman"/>
-        </w:rPr>
-        <w:t>Rajasinghe</w:t>
-      </w:r>
-      <w:proofErr w:type="spellEnd"/>
-      <w:r>
-        <w:rPr>
-          <w:rFonts w:ascii="Times New Roman" w:hAnsi="Times New Roman" w:cs="Times New Roman"/>
-        </w:rPr>
-        <w:t xml:space="preserve"> Central College. The system will digitalize academic activities such as user management, mark handling, study material sharing, and reporting.</w:t>
+        <w:t>based Learning Management System (LMS) for Rajasinghe Central College. The system will digitalize academic activities such as user management, mark handling, study material sharing, and reporting.</w:t>
       </w:r>
     </w:p>
     <w:p>
@@ -449,21 +421,7 @@
         <w:rPr>
           <w:rFonts w:ascii="Times New Roman" w:hAnsi="Times New Roman" w:cs="Times New Roman"/>
         </w:rPr>
-        <w:t xml:space="preserve">Provide a </w:t>
-      </w:r>
-      <w:proofErr w:type="gramStart"/>
-      <w:r>
-        <w:rPr>
-          <w:rFonts w:ascii="Times New Roman" w:hAnsi="Times New Roman" w:cs="Times New Roman"/>
-        </w:rPr>
-        <w:t>public school</w:t>
-      </w:r>
-      <w:proofErr w:type="gramEnd"/>
-      <w:r>
-        <w:rPr>
-          <w:rFonts w:ascii="Times New Roman" w:hAnsi="Times New Roman" w:cs="Times New Roman"/>
-        </w:rPr>
-        <w:t xml:space="preserve"> website</w:t>
+        <w:t>Provide a public school website</w:t>
       </w:r>
       <w:r>
         <w:rPr>
@@ -1327,23 +1285,7 @@
         <w:rPr>
           <w:rFonts w:ascii="Times New Roman" w:hAnsi="Times New Roman" w:cs="Times New Roman"/>
         </w:rPr>
-        <w:t>Runs on modern browsers (</w:t>
-      </w:r>
-      <w:proofErr w:type="spellStart"/>
-      <w:proofErr w:type="gramStart"/>
-      <w:r>
-        <w:rPr>
-          <w:rFonts w:ascii="Times New Roman" w:hAnsi="Times New Roman" w:cs="Times New Roman"/>
-        </w:rPr>
-        <w:t>Chrome,Edge</w:t>
-      </w:r>
-      <w:proofErr w:type="spellEnd"/>
-      <w:proofErr w:type="gramEnd"/>
-      <w:r>
-        <w:rPr>
-          <w:rFonts w:ascii="Times New Roman" w:hAnsi="Times New Roman" w:cs="Times New Roman"/>
-        </w:rPr>
-        <w:t>)</w:t>
+        <w:t>Runs on modern browsers (Chrome,Edge)</w:t>
       </w:r>
     </w:p>
     <w:p>
@@ -1441,21 +1383,7 @@
         <w:rPr>
           <w:rFonts w:ascii="Times New Roman" w:hAnsi="Times New Roman" w:cs="Times New Roman"/>
         </w:rPr>
-        <w:t xml:space="preserve">Must be responsive </w:t>
-      </w:r>
-      <w:proofErr w:type="gramStart"/>
-      <w:r>
-        <w:rPr>
-          <w:rFonts w:ascii="Times New Roman" w:hAnsi="Times New Roman" w:cs="Times New Roman"/>
-        </w:rPr>
-        <w:t>for</w:t>
-      </w:r>
-      <w:proofErr w:type="gramEnd"/>
-      <w:r>
-        <w:rPr>
-          <w:rFonts w:ascii="Times New Roman" w:hAnsi="Times New Roman" w:cs="Times New Roman"/>
-        </w:rPr>
-        <w:t xml:space="preserve"> mobile devices</w:t>
+        <w:t>Must be responsive for mobile devices</w:t>
       </w:r>
     </w:p>
     <w:p>
@@ -1760,21 +1688,7 @@
         <w:rPr>
           <w:rFonts w:ascii="Times New Roman" w:hAnsi="Times New Roman" w:cs="Times New Roman"/>
         </w:rPr>
-        <w:t xml:space="preserve">The system </w:t>
-      </w:r>
-      <w:proofErr w:type="gramStart"/>
-      <w:r>
-        <w:rPr>
-          <w:rFonts w:ascii="Times New Roman" w:hAnsi="Times New Roman" w:cs="Times New Roman"/>
-        </w:rPr>
-        <w:t>shall</w:t>
-      </w:r>
-      <w:proofErr w:type="gramEnd"/>
-      <w:r>
-        <w:rPr>
-          <w:rFonts w:ascii="Times New Roman" w:hAnsi="Times New Roman" w:cs="Times New Roman"/>
-        </w:rPr>
-        <w:t xml:space="preserve"> display user profiles based on role access.</w:t>
+        <w:t>The system shall display user profiles based on role access.</w:t>
       </w:r>
     </w:p>
     <w:p>
@@ -1836,35 +1750,7 @@
         <w:rPr>
           <w:rFonts w:ascii="Times New Roman" w:hAnsi="Times New Roman" w:cs="Times New Roman"/>
         </w:rPr>
-        <w:t xml:space="preserve">The system </w:t>
-      </w:r>
-      <w:proofErr w:type="gramStart"/>
-      <w:r>
-        <w:rPr>
-          <w:rFonts w:ascii="Times New Roman" w:hAnsi="Times New Roman" w:cs="Times New Roman"/>
-        </w:rPr>
-        <w:t>shall</w:t>
-      </w:r>
-      <w:proofErr w:type="gramEnd"/>
-      <w:r>
-        <w:rPr>
-          <w:rFonts w:ascii="Times New Roman" w:hAnsi="Times New Roman" w:cs="Times New Roman"/>
-        </w:rPr>
-        <w:t xml:space="preserve"> provide secure </w:t>
-      </w:r>
-      <w:proofErr w:type="gramStart"/>
-      <w:r>
-        <w:rPr>
-          <w:rFonts w:ascii="Times New Roman" w:hAnsi="Times New Roman" w:cs="Times New Roman"/>
-        </w:rPr>
-        <w:t>login</w:t>
-      </w:r>
-      <w:proofErr w:type="gramEnd"/>
-      <w:r>
-        <w:rPr>
-          <w:rFonts w:ascii="Times New Roman" w:hAnsi="Times New Roman" w:cs="Times New Roman"/>
-        </w:rPr>
-        <w:t xml:space="preserve"> for all users.</w:t>
+        <w:t>The system shall provide secure login for all users.</w:t>
       </w:r>
     </w:p>
     <w:p>
@@ -1882,35 +1768,7 @@
         <w:rPr>
           <w:rFonts w:ascii="Times New Roman" w:hAnsi="Times New Roman" w:cs="Times New Roman"/>
         </w:rPr>
-        <w:t xml:space="preserve">The system shall authenticate users using </w:t>
-      </w:r>
-      <w:proofErr w:type="gramStart"/>
-      <w:r>
-        <w:rPr>
-          <w:rFonts w:ascii="Times New Roman" w:hAnsi="Times New Roman" w:cs="Times New Roman"/>
-        </w:rPr>
-        <w:t>username</w:t>
-      </w:r>
-      <w:proofErr w:type="gramEnd"/>
-      <w:r>
-        <w:rPr>
-          <w:rFonts w:ascii="Times New Roman" w:hAnsi="Times New Roman" w:cs="Times New Roman"/>
-        </w:rPr>
-        <w:t xml:space="preserve"> and </w:t>
-      </w:r>
-      <w:proofErr w:type="gramStart"/>
-      <w:r>
-        <w:rPr>
-          <w:rFonts w:ascii="Times New Roman" w:hAnsi="Times New Roman" w:cs="Times New Roman"/>
-        </w:rPr>
-        <w:t>password</w:t>
-      </w:r>
-      <w:proofErr w:type="gramEnd"/>
-      <w:r>
-        <w:rPr>
-          <w:rFonts w:ascii="Times New Roman" w:hAnsi="Times New Roman" w:cs="Times New Roman"/>
-        </w:rPr>
-        <w:t>.</w:t>
+        <w:t>The system shall authenticate users using username and password.</w:t>
       </w:r>
     </w:p>
     <w:p>
@@ -1946,21 +1804,7 @@
         <w:rPr>
           <w:rFonts w:ascii="Times New Roman" w:hAnsi="Times New Roman" w:cs="Times New Roman"/>
         </w:rPr>
-        <w:t xml:space="preserve">The system </w:t>
-      </w:r>
-      <w:proofErr w:type="gramStart"/>
-      <w:r>
-        <w:rPr>
-          <w:rFonts w:ascii="Times New Roman" w:hAnsi="Times New Roman" w:cs="Times New Roman"/>
-        </w:rPr>
-        <w:t>shall</w:t>
-      </w:r>
-      <w:proofErr w:type="gramEnd"/>
-      <w:r>
-        <w:rPr>
-          <w:rFonts w:ascii="Times New Roman" w:hAnsi="Times New Roman" w:cs="Times New Roman"/>
-        </w:rPr>
-        <w:t xml:space="preserve"> not allow users to change their username or password.</w:t>
+        <w:t>The system shall not allow users to change their username or password.</w:t>
       </w:r>
       <w:r>
         <w:t xml:space="preserve"> </w:t>
@@ -2033,21 +1877,7 @@
         <w:rPr>
           <w:rFonts w:ascii="Times New Roman" w:hAnsi="Times New Roman" w:cs="Times New Roman"/>
         </w:rPr>
-        <w:t xml:space="preserve">The </w:t>
-      </w:r>
-      <w:proofErr w:type="gramStart"/>
-      <w:r>
-        <w:rPr>
-          <w:rFonts w:ascii="Times New Roman" w:hAnsi="Times New Roman" w:cs="Times New Roman"/>
-        </w:rPr>
-        <w:t>system shall</w:t>
-      </w:r>
-      <w:proofErr w:type="gramEnd"/>
-      <w:r>
-        <w:rPr>
-          <w:rFonts w:ascii="Times New Roman" w:hAnsi="Times New Roman" w:cs="Times New Roman"/>
-        </w:rPr>
-        <w:t xml:space="preserve"> allow assignment of students to classes manually.</w:t>
+        <w:t>The system shall allow assignment of students to classes manually.</w:t>
       </w:r>
     </w:p>
     <w:p>
@@ -2188,21 +2018,7 @@
         <w:rPr>
           <w:rFonts w:ascii="Times New Roman" w:hAnsi="Times New Roman" w:cs="Times New Roman"/>
         </w:rPr>
-        <w:t xml:space="preserve">The </w:t>
-      </w:r>
-      <w:proofErr w:type="gramStart"/>
-      <w:r>
-        <w:rPr>
-          <w:rFonts w:ascii="Times New Roman" w:hAnsi="Times New Roman" w:cs="Times New Roman"/>
-        </w:rPr>
-        <w:t>system shall</w:t>
-      </w:r>
-      <w:proofErr w:type="gramEnd"/>
-      <w:r>
-        <w:rPr>
-          <w:rFonts w:ascii="Times New Roman" w:hAnsi="Times New Roman" w:cs="Times New Roman"/>
-        </w:rPr>
-        <w:t xml:space="preserve"> allow teachers to upload student marks.</w:t>
+        <w:t>The system shall allow teachers to upload student marks.</w:t>
       </w:r>
     </w:p>
     <w:p>
@@ -2300,21 +2116,7 @@
         <w:rPr>
           <w:rFonts w:ascii="Times New Roman" w:hAnsi="Times New Roman" w:cs="Times New Roman"/>
         </w:rPr>
-        <w:t xml:space="preserve">The </w:t>
-      </w:r>
-      <w:proofErr w:type="gramStart"/>
-      <w:r>
-        <w:rPr>
-          <w:rFonts w:ascii="Times New Roman" w:hAnsi="Times New Roman" w:cs="Times New Roman"/>
-        </w:rPr>
-        <w:t>system shall</w:t>
-      </w:r>
-      <w:proofErr w:type="gramEnd"/>
-      <w:r>
-        <w:rPr>
-          <w:rFonts w:ascii="Times New Roman" w:hAnsi="Times New Roman" w:cs="Times New Roman"/>
-        </w:rPr>
-        <w:t xml:space="preserve"> allow teachers to upload study materials in PDF format.</w:t>
+        <w:t>The system shall allow teachers to upload study materials in PDF format.</w:t>
       </w:r>
     </w:p>
     <w:p>
@@ -2332,21 +2134,7 @@
         <w:rPr>
           <w:rFonts w:ascii="Times New Roman" w:hAnsi="Times New Roman" w:cs="Times New Roman"/>
         </w:rPr>
-        <w:t xml:space="preserve">The </w:t>
-      </w:r>
-      <w:proofErr w:type="gramStart"/>
-      <w:r>
-        <w:rPr>
-          <w:rFonts w:ascii="Times New Roman" w:hAnsi="Times New Roman" w:cs="Times New Roman"/>
-        </w:rPr>
-        <w:t>system shall</w:t>
-      </w:r>
-      <w:proofErr w:type="gramEnd"/>
-      <w:r>
-        <w:rPr>
-          <w:rFonts w:ascii="Times New Roman" w:hAnsi="Times New Roman" w:cs="Times New Roman"/>
-        </w:rPr>
-        <w:t xml:space="preserve"> allow teachers to add YouTube video links.</w:t>
+        <w:t>The system shall allow teachers to add YouTube video links.</w:t>
       </w:r>
     </w:p>
     <w:p>
@@ -2506,35 +2294,7 @@
         <w:rPr>
           <w:rFonts w:ascii="Times New Roman" w:hAnsi="Times New Roman" w:cs="Times New Roman"/>
         </w:rPr>
-        <w:t xml:space="preserve">The system </w:t>
-      </w:r>
-      <w:proofErr w:type="gramStart"/>
-      <w:r>
-        <w:rPr>
-          <w:rFonts w:ascii="Times New Roman" w:hAnsi="Times New Roman" w:cs="Times New Roman"/>
-        </w:rPr>
-        <w:t>shall</w:t>
-      </w:r>
-      <w:proofErr w:type="gramEnd"/>
-      <w:r>
-        <w:rPr>
-          <w:rFonts w:ascii="Times New Roman" w:hAnsi="Times New Roman" w:cs="Times New Roman"/>
-        </w:rPr>
-        <w:t xml:space="preserve"> provide a </w:t>
-      </w:r>
-      <w:proofErr w:type="gramStart"/>
-      <w:r>
-        <w:rPr>
-          <w:rFonts w:ascii="Times New Roman" w:hAnsi="Times New Roman" w:cs="Times New Roman"/>
-        </w:rPr>
-        <w:t>public school</w:t>
-      </w:r>
-      <w:proofErr w:type="gramEnd"/>
-      <w:r>
-        <w:rPr>
-          <w:rFonts w:ascii="Times New Roman" w:hAnsi="Times New Roman" w:cs="Times New Roman"/>
-        </w:rPr>
-        <w:t xml:space="preserve"> website.</w:t>
+        <w:t>The system shall provide a public school website.</w:t>
       </w:r>
     </w:p>
     <w:p>
@@ -2552,21 +2312,7 @@
         <w:rPr>
           <w:rFonts w:ascii="Times New Roman" w:hAnsi="Times New Roman" w:cs="Times New Roman"/>
         </w:rPr>
-        <w:t xml:space="preserve">The </w:t>
-      </w:r>
-      <w:proofErr w:type="gramStart"/>
-      <w:r>
-        <w:rPr>
-          <w:rFonts w:ascii="Times New Roman" w:hAnsi="Times New Roman" w:cs="Times New Roman"/>
-        </w:rPr>
-        <w:t>system shall</w:t>
-      </w:r>
-      <w:proofErr w:type="gramEnd"/>
-      <w:r>
-        <w:rPr>
-          <w:rFonts w:ascii="Times New Roman" w:hAnsi="Times New Roman" w:cs="Times New Roman"/>
-        </w:rPr>
-        <w:t xml:space="preserve"> display pages such as Home, Academic, Sports, Events, and Contact.</w:t>
+        <w:t>The system shall display pages such as Home, Academic, Sports, Events, and Contact.</w:t>
       </w:r>
     </w:p>
     <w:p>
@@ -2842,16 +2588,8 @@
         <w:rPr>
           <w:rFonts w:ascii="Times New Roman" w:hAnsi="Times New Roman" w:cs="Times New Roman"/>
         </w:rPr>
-        <w:t xml:space="preserve">less than 5 </w:t>
-      </w:r>
-      <w:proofErr w:type="gramStart"/>
-      <w:r>
-        <w:rPr>
-          <w:rFonts w:ascii="Times New Roman" w:hAnsi="Times New Roman" w:cs="Times New Roman"/>
-        </w:rPr>
-        <w:t>second</w:t>
-      </w:r>
-      <w:proofErr w:type="gramEnd"/>
+        <w:t>less than 5 second</w:t>
+      </w:r>
       <w:r>
         <w:rPr>
           <w:rFonts w:ascii="Times New Roman" w:hAnsi="Times New Roman" w:cs="Times New Roman"/>
@@ -2936,16 +2674,8 @@
         <w:rPr>
           <w:rFonts w:ascii="Times New Roman" w:hAnsi="Times New Roman" w:cs="Times New Roman"/>
         </w:rPr>
-        <w:t xml:space="preserve">The system shall encrypt all passwords using secure </w:t>
-      </w:r>
-      <w:proofErr w:type="gramStart"/>
-      <w:r>
-        <w:rPr>
-          <w:rFonts w:ascii="Times New Roman" w:hAnsi="Times New Roman" w:cs="Times New Roman"/>
-        </w:rPr>
-        <w:t>hashing .</w:t>
-      </w:r>
-      <w:proofErr w:type="gramEnd"/>
+        <w:t>The system shall encrypt all passwords using secure hashing .</w:t>
+      </w:r>
     </w:p>
     <w:p>
       <w:pPr>
@@ -2962,21 +2692,7 @@
         <w:rPr>
           <w:rFonts w:ascii="Times New Roman" w:hAnsi="Times New Roman" w:cs="Times New Roman"/>
         </w:rPr>
-        <w:t xml:space="preserve">The system </w:t>
-      </w:r>
-      <w:proofErr w:type="gramStart"/>
-      <w:r>
-        <w:rPr>
-          <w:rFonts w:ascii="Times New Roman" w:hAnsi="Times New Roman" w:cs="Times New Roman"/>
-        </w:rPr>
-        <w:t>shall</w:t>
-      </w:r>
-      <w:proofErr w:type="gramEnd"/>
-      <w:r>
-        <w:rPr>
-          <w:rFonts w:ascii="Times New Roman" w:hAnsi="Times New Roman" w:cs="Times New Roman"/>
-        </w:rPr>
-        <w:t xml:space="preserve"> implement role-based access control.</w:t>
+        <w:t>The system shall implement role-based access control.</w:t>
       </w:r>
     </w:p>
     <w:p>
@@ -3038,21 +2754,7 @@
         <w:rPr>
           <w:rFonts w:ascii="Times New Roman" w:hAnsi="Times New Roman" w:cs="Times New Roman"/>
         </w:rPr>
-        <w:t xml:space="preserve">The system </w:t>
-      </w:r>
-      <w:proofErr w:type="gramStart"/>
-      <w:r>
-        <w:rPr>
-          <w:rFonts w:ascii="Times New Roman" w:hAnsi="Times New Roman" w:cs="Times New Roman"/>
-        </w:rPr>
-        <w:t>shall</w:t>
-      </w:r>
-      <w:proofErr w:type="gramEnd"/>
-      <w:r>
-        <w:rPr>
-          <w:rFonts w:ascii="Times New Roman" w:hAnsi="Times New Roman" w:cs="Times New Roman"/>
-        </w:rPr>
-        <w:t xml:space="preserve"> provide a user-friendly interface.</w:t>
+        <w:t>The system shall provide a user-friendly interface.</w:t>
       </w:r>
     </w:p>
     <w:p>
@@ -3070,21 +2772,7 @@
         <w:rPr>
           <w:rFonts w:ascii="Times New Roman" w:hAnsi="Times New Roman" w:cs="Times New Roman"/>
         </w:rPr>
-        <w:t xml:space="preserve">The system </w:t>
-      </w:r>
-      <w:proofErr w:type="gramStart"/>
-      <w:r>
-        <w:rPr>
-          <w:rFonts w:ascii="Times New Roman" w:hAnsi="Times New Roman" w:cs="Times New Roman"/>
-        </w:rPr>
-        <w:t>shall</w:t>
-      </w:r>
-      <w:proofErr w:type="gramEnd"/>
-      <w:r>
-        <w:rPr>
-          <w:rFonts w:ascii="Times New Roman" w:hAnsi="Times New Roman" w:cs="Times New Roman"/>
-        </w:rPr>
-        <w:t xml:space="preserve"> have simple navigation for all user types.</w:t>
+        <w:t>The system shall have simple navigation for all user types.</w:t>
       </w:r>
     </w:p>
     <w:p>
@@ -3102,21 +2790,7 @@
         <w:rPr>
           <w:rFonts w:ascii="Times New Roman" w:hAnsi="Times New Roman" w:cs="Times New Roman"/>
         </w:rPr>
-        <w:t xml:space="preserve">The system </w:t>
-      </w:r>
-      <w:proofErr w:type="gramStart"/>
-      <w:r>
-        <w:rPr>
-          <w:rFonts w:ascii="Times New Roman" w:hAnsi="Times New Roman" w:cs="Times New Roman"/>
-        </w:rPr>
-        <w:t>shall</w:t>
-      </w:r>
-      <w:proofErr w:type="gramEnd"/>
-      <w:r>
-        <w:rPr>
-          <w:rFonts w:ascii="Times New Roman" w:hAnsi="Times New Roman" w:cs="Times New Roman"/>
-        </w:rPr>
-        <w:t xml:space="preserve"> be easy to use for non-technical school staff.</w:t>
+        <w:t>The system shall be easy to use for non-technical school staff.</w:t>
       </w:r>
     </w:p>
     <w:p>
@@ -3177,21 +2851,7 @@
         <w:rPr>
           <w:rFonts w:ascii="Times New Roman" w:hAnsi="Times New Roman" w:cs="Times New Roman"/>
         </w:rPr>
-        <w:t xml:space="preserve">The system </w:t>
-      </w:r>
-      <w:proofErr w:type="gramStart"/>
-      <w:r>
-        <w:rPr>
-          <w:rFonts w:ascii="Times New Roman" w:hAnsi="Times New Roman" w:cs="Times New Roman"/>
-        </w:rPr>
-        <w:t>shall</w:t>
-      </w:r>
-      <w:proofErr w:type="gramEnd"/>
-      <w:r>
-        <w:rPr>
-          <w:rFonts w:ascii="Times New Roman" w:hAnsi="Times New Roman" w:cs="Times New Roman"/>
-        </w:rPr>
-        <w:t xml:space="preserve"> ensure data consistency and backup.</w:t>
+        <w:t>The system shall ensure data consistency and backup.</w:t>
       </w:r>
     </w:p>
     <w:p>
@@ -3307,14 +2967,12 @@
         </w:rPr>
         <w:t xml:space="preserve">The system shall follow </w:t>
       </w:r>
-      <w:proofErr w:type="spellStart"/>
       <w:r>
         <w:rPr>
           <w:rFonts w:ascii="Times New Roman" w:hAnsi="Times New Roman" w:cs="Times New Roman"/>
         </w:rPr>
         <w:t>mvc</w:t>
       </w:r>
-      <w:proofErr w:type="spellEnd"/>
       <w:r>
         <w:rPr>
           <w:rFonts w:ascii="Times New Roman" w:hAnsi="Times New Roman" w:cs="Times New Roman"/>
@@ -3337,21 +2995,7 @@
         <w:rPr>
           <w:rFonts w:ascii="Times New Roman" w:hAnsi="Times New Roman" w:cs="Times New Roman"/>
         </w:rPr>
-        <w:t xml:space="preserve">The system </w:t>
-      </w:r>
-      <w:proofErr w:type="gramStart"/>
-      <w:r>
-        <w:rPr>
-          <w:rFonts w:ascii="Times New Roman" w:hAnsi="Times New Roman" w:cs="Times New Roman"/>
-        </w:rPr>
-        <w:t>shall</w:t>
-      </w:r>
-      <w:proofErr w:type="gramEnd"/>
-      <w:r>
-        <w:rPr>
-          <w:rFonts w:ascii="Times New Roman" w:hAnsi="Times New Roman" w:cs="Times New Roman"/>
-        </w:rPr>
-        <w:t xml:space="preserve"> separate frontend and backend clearly.</w:t>
+        <w:t>The system shall separate frontend and backend clearly.</w:t>
       </w:r>
     </w:p>
     <w:p>
@@ -3412,21 +3056,7 @@
         <w:rPr>
           <w:rFonts w:ascii="Times New Roman" w:hAnsi="Times New Roman" w:cs="Times New Roman"/>
         </w:rPr>
-        <w:t xml:space="preserve">The system </w:t>
-      </w:r>
-      <w:proofErr w:type="gramStart"/>
-      <w:r>
-        <w:rPr>
-          <w:rFonts w:ascii="Times New Roman" w:hAnsi="Times New Roman" w:cs="Times New Roman"/>
-        </w:rPr>
-        <w:t>shall</w:t>
-      </w:r>
-      <w:proofErr w:type="gramEnd"/>
-      <w:r>
-        <w:rPr>
-          <w:rFonts w:ascii="Times New Roman" w:hAnsi="Times New Roman" w:cs="Times New Roman"/>
-        </w:rPr>
-        <w:t xml:space="preserve"> run on modern web browsers.</w:t>
+        <w:t>The system shall run on modern web browsers.</w:t>
       </w:r>
     </w:p>
     <w:p>
@@ -3611,16 +3241,8 @@
         <w:rPr>
           <w:rFonts w:ascii="Times New Roman" w:hAnsi="Times New Roman" w:cs="Times New Roman"/>
         </w:rPr>
-        <w:t>…………</w:t>
-      </w:r>
-      <w:proofErr w:type="gramStart"/>
-      <w:r>
-        <w:rPr>
-          <w:rFonts w:ascii="Times New Roman" w:hAnsi="Times New Roman" w:cs="Times New Roman"/>
-        </w:rPr>
-        <w:t>…..</w:t>
-      </w:r>
-      <w:proofErr w:type="gramEnd"/>
+        <w:t>SpringBoot backend</w:t>
+      </w:r>
       <w:r>
         <w:rPr>
           <w:rFonts w:ascii="Times New Roman" w:hAnsi="Times New Roman" w:cs="Times New Roman"/>
@@ -3698,7 +3320,7 @@
         <w:rPr>
           <w:rFonts w:ascii="Times New Roman" w:hAnsi="Times New Roman" w:cs="Times New Roman"/>
         </w:rPr>
-        <w:t>……………………….</w:t>
+        <w:t>SpringBoot</w:t>
       </w:r>
       <w:r>
         <w:rPr>
@@ -4313,7 +3935,6 @@
                 <w:bCs/>
               </w:rPr>
             </w:pPr>
-            <w:proofErr w:type="gramStart"/>
             <w:r>
               <w:rPr>
                 <w:rFonts w:ascii="Times New Roman" w:hAnsi="Times New Roman" w:cs="Times New Roman"/>
@@ -4322,7 +3943,6 @@
               </w:rPr>
               <w:t>T.O</w:t>
             </w:r>
-            <w:proofErr w:type="gramEnd"/>
           </w:p>
         </w:tc>
         <w:tc>
@@ -5059,21 +4679,7 @@
         <w:rPr>
           <w:rFonts w:ascii="Times New Roman" w:hAnsi="Times New Roman" w:cs="Times New Roman"/>
         </w:rPr>
-        <w:t xml:space="preserve">2GB </w:t>
-      </w:r>
-      <w:proofErr w:type="gramStart"/>
-      <w:r>
-        <w:rPr>
-          <w:rFonts w:ascii="Times New Roman" w:hAnsi="Times New Roman" w:cs="Times New Roman"/>
-        </w:rPr>
-        <w:t>RAM minimum</w:t>
-      </w:r>
-      <w:proofErr w:type="gramEnd"/>
-      <w:r>
-        <w:rPr>
-          <w:rFonts w:ascii="Times New Roman" w:hAnsi="Times New Roman" w:cs="Times New Roman"/>
-        </w:rPr>
-        <w:t xml:space="preserve"> (development)</w:t>
+        <w:t>2GB RAM minimum (development)</w:t>
       </w:r>
     </w:p>
     <w:p>
@@ -5410,49 +5016,7 @@
         <w:rPr>
           <w:rFonts w:ascii="Times New Roman" w:hAnsi="Times New Roman" w:cs="Times New Roman"/>
         </w:rPr>
-        <w:t xml:space="preserve">The proposed Learning Management System for </w:t>
-      </w:r>
-      <w:proofErr w:type="spellStart"/>
-      <w:r>
-        <w:rPr>
-          <w:rFonts w:ascii="Times New Roman" w:hAnsi="Times New Roman" w:cs="Times New Roman"/>
-        </w:rPr>
-        <w:t>Rajasinghe</w:t>
-      </w:r>
-      <w:proofErr w:type="spellEnd"/>
-      <w:r>
-        <w:rPr>
-          <w:rFonts w:ascii="Times New Roman" w:hAnsi="Times New Roman" w:cs="Times New Roman"/>
-        </w:rPr>
-        <w:t xml:space="preserve"> Central College is a simple and useful web system to manage school activities. It helps to store and handle </w:t>
-      </w:r>
-      <w:proofErr w:type="gramStart"/>
-      <w:r>
-        <w:rPr>
-          <w:rFonts w:ascii="Times New Roman" w:hAnsi="Times New Roman" w:cs="Times New Roman"/>
-        </w:rPr>
-        <w:t>student</w:t>
-      </w:r>
-      <w:proofErr w:type="gramEnd"/>
-      <w:r>
-        <w:rPr>
-          <w:rFonts w:ascii="Times New Roman" w:hAnsi="Times New Roman" w:cs="Times New Roman"/>
-        </w:rPr>
-        <w:t xml:space="preserve">, </w:t>
-      </w:r>
-      <w:proofErr w:type="gramStart"/>
-      <w:r>
-        <w:rPr>
-          <w:rFonts w:ascii="Times New Roman" w:hAnsi="Times New Roman" w:cs="Times New Roman"/>
-        </w:rPr>
-        <w:t>teacher</w:t>
-      </w:r>
-      <w:proofErr w:type="gramEnd"/>
-      <w:r>
-        <w:rPr>
-          <w:rFonts w:ascii="Times New Roman" w:hAnsi="Times New Roman" w:cs="Times New Roman"/>
-        </w:rPr>
-        <w:t>, and academic information in one place. This system reduces manual work, improves communication, and makes learning easier for students through a digital platform.</w:t>
+        <w:t>The proposed Learning Management System for Rajasinghe Central College is a simple and useful web system to manage school activities. It helps to store and handle student, teacher, and academic information in one place. This system reduces manual work, improves communication, and makes learning easier for students through a digital platform.</w:t>
       </w:r>
     </w:p>
     <w:sectPr>

--- a/LMS/documantation/srs document.docx
+++ b/LMS/documantation/srs document.docx
@@ -4408,7 +4408,23 @@
                 <w:b/>
                 <w:bCs/>
               </w:rPr>
-              <w:t>Upload Materials</w:t>
+              <w:t>Upload</w:t>
+            </w:r>
+            <w:r>
+              <w:rPr>
+                <w:rFonts w:ascii="Times New Roman" w:hAnsi="Times New Roman" w:cs="Times New Roman"/>
+                <w:b/>
+                <w:bCs/>
+              </w:rPr>
+              <w:t xml:space="preserve"> Study </w:t>
+            </w:r>
+            <w:r>
+              <w:rPr>
+                <w:rFonts w:ascii="Times New Roman" w:hAnsi="Times New Roman" w:cs="Times New Roman"/>
+                <w:b/>
+                <w:bCs/>
+              </w:rPr>
+              <w:t>Materials</w:t>
             </w:r>
           </w:p>
         </w:tc>
@@ -4723,7 +4739,7 @@
         <w:rPr>
           <w:rFonts w:ascii="Times New Roman" w:hAnsi="Times New Roman" w:cs="Times New Roman"/>
         </w:rPr>
-        <w:t>……………….</w:t>
+        <w:t>SpringBoot</w:t>
       </w:r>
     </w:p>
     <w:p>

--- a/LMS/documantation/srs document.docx
+++ b/LMS/documantation/srs document.docx
@@ -256,7 +256,14 @@
         <w:rPr>
           <w:rFonts w:ascii="Times New Roman" w:hAnsi="Times New Roman" w:cs="Times New Roman"/>
         </w:rPr>
-        <w:t>The purpose of this document is to define the requirements for a web</w:t>
+        <w:t xml:space="preserve">The purpose of this document is to define the requirements for a </w:t>
+      </w:r>
+      <w:proofErr w:type="gramStart"/>
+      <w:r>
+        <w:rPr>
+          <w:rFonts w:ascii="Times New Roman" w:hAnsi="Times New Roman" w:cs="Times New Roman"/>
+        </w:rPr>
+        <w:t>web</w:t>
       </w:r>
       <w:r>
         <w:rPr>
@@ -268,7 +275,28 @@
         <w:rPr>
           <w:rFonts w:ascii="Times New Roman" w:hAnsi="Times New Roman" w:cs="Times New Roman"/>
         </w:rPr>
-        <w:t>based Learning Management System (LMS) for Rajasinghe Central College. The system will digitalize academic activities such as user management, mark handling, study material sharing, and reporting.</w:t>
+        <w:t>based</w:t>
+      </w:r>
+      <w:proofErr w:type="gramEnd"/>
+      <w:r>
+        <w:rPr>
+          <w:rFonts w:ascii="Times New Roman" w:hAnsi="Times New Roman" w:cs="Times New Roman"/>
+        </w:rPr>
+        <w:t xml:space="preserve"> Learning Management System (LMS) for </w:t>
+      </w:r>
+      <w:proofErr w:type="spellStart"/>
+      <w:r>
+        <w:rPr>
+          <w:rFonts w:ascii="Times New Roman" w:hAnsi="Times New Roman" w:cs="Times New Roman"/>
+        </w:rPr>
+        <w:t>Rajasinghe</w:t>
+      </w:r>
+      <w:proofErr w:type="spellEnd"/>
+      <w:r>
+        <w:rPr>
+          <w:rFonts w:ascii="Times New Roman" w:hAnsi="Times New Roman" w:cs="Times New Roman"/>
+        </w:rPr>
+        <w:t xml:space="preserve"> Central College. The system will digitalize academic activities such as user management, mark handling, study material sharing, and reporting.</w:t>
       </w:r>
     </w:p>
     <w:p>
@@ -421,7 +449,21 @@
         <w:rPr>
           <w:rFonts w:ascii="Times New Roman" w:hAnsi="Times New Roman" w:cs="Times New Roman"/>
         </w:rPr>
-        <w:t>Provide a public school website</w:t>
+        <w:t xml:space="preserve">Provide a </w:t>
+      </w:r>
+      <w:proofErr w:type="gramStart"/>
+      <w:r>
+        <w:rPr>
+          <w:rFonts w:ascii="Times New Roman" w:hAnsi="Times New Roman" w:cs="Times New Roman"/>
+        </w:rPr>
+        <w:t>public school</w:t>
+      </w:r>
+      <w:proofErr w:type="gramEnd"/>
+      <w:r>
+        <w:rPr>
+          <w:rFonts w:ascii="Times New Roman" w:hAnsi="Times New Roman" w:cs="Times New Roman"/>
+        </w:rPr>
+        <w:t xml:space="preserve"> website</w:t>
       </w:r>
       <w:r>
         <w:rPr>
@@ -569,6 +611,14 @@
         </w:rPr>
         <w:t xml:space="preserve">Backend: </w:t>
       </w:r>
+      <w:proofErr w:type="spellStart"/>
+      <w:r>
+        <w:rPr>
+          <w:rFonts w:ascii="Times New Roman" w:hAnsi="Times New Roman" w:cs="Times New Roman"/>
+        </w:rPr>
+        <w:t>SpringBoot</w:t>
+      </w:r>
+      <w:proofErr w:type="spellEnd"/>
     </w:p>
     <w:p>
       <w:pPr>
@@ -585,8 +635,16 @@
         <w:rPr>
           <w:rFonts w:ascii="Times New Roman" w:hAnsi="Times New Roman" w:cs="Times New Roman"/>
         </w:rPr>
-        <w:t>Database: MongoDB</w:t>
-      </w:r>
+        <w:t xml:space="preserve">Database: </w:t>
+      </w:r>
+      <w:proofErr w:type="spellStart"/>
+      <w:r>
+        <w:rPr>
+          <w:rFonts w:ascii="Times New Roman" w:hAnsi="Times New Roman" w:cs="Times New Roman"/>
+        </w:rPr>
+        <w:t>mysql</w:t>
+      </w:r>
+      <w:proofErr w:type="spellEnd"/>
     </w:p>
     <w:p>
       <w:pPr>
@@ -1285,7 +1343,23 @@
         <w:rPr>
           <w:rFonts w:ascii="Times New Roman" w:hAnsi="Times New Roman" w:cs="Times New Roman"/>
         </w:rPr>
-        <w:t>Runs on modern browsers (Chrome,Edge)</w:t>
+        <w:t>Runs on modern browsers (</w:t>
+      </w:r>
+      <w:proofErr w:type="spellStart"/>
+      <w:proofErr w:type="gramStart"/>
+      <w:r>
+        <w:rPr>
+          <w:rFonts w:ascii="Times New Roman" w:hAnsi="Times New Roman" w:cs="Times New Roman"/>
+        </w:rPr>
+        <w:t>Chrome,Edge</w:t>
+      </w:r>
+      <w:proofErr w:type="spellEnd"/>
+      <w:proofErr w:type="gramEnd"/>
+      <w:r>
+        <w:rPr>
+          <w:rFonts w:ascii="Times New Roman" w:hAnsi="Times New Roman" w:cs="Times New Roman"/>
+        </w:rPr>
+        <w:t>)</w:t>
       </w:r>
     </w:p>
     <w:p>
@@ -1383,7 +1457,21 @@
         <w:rPr>
           <w:rFonts w:ascii="Times New Roman" w:hAnsi="Times New Roman" w:cs="Times New Roman"/>
         </w:rPr>
-        <w:t>Must be responsive for mobile devices</w:t>
+        <w:t xml:space="preserve">Must be responsive </w:t>
+      </w:r>
+      <w:proofErr w:type="gramStart"/>
+      <w:r>
+        <w:rPr>
+          <w:rFonts w:ascii="Times New Roman" w:hAnsi="Times New Roman" w:cs="Times New Roman"/>
+        </w:rPr>
+        <w:t>for</w:t>
+      </w:r>
+      <w:proofErr w:type="gramEnd"/>
+      <w:r>
+        <w:rPr>
+          <w:rFonts w:ascii="Times New Roman" w:hAnsi="Times New Roman" w:cs="Times New Roman"/>
+        </w:rPr>
+        <w:t xml:space="preserve"> mobile devices</w:t>
       </w:r>
     </w:p>
     <w:p>
@@ -1688,7 +1776,21 @@
         <w:rPr>
           <w:rFonts w:ascii="Times New Roman" w:hAnsi="Times New Roman" w:cs="Times New Roman"/>
         </w:rPr>
-        <w:t>The system shall display user profiles based on role access.</w:t>
+        <w:t xml:space="preserve">The system </w:t>
+      </w:r>
+      <w:proofErr w:type="gramStart"/>
+      <w:r>
+        <w:rPr>
+          <w:rFonts w:ascii="Times New Roman" w:hAnsi="Times New Roman" w:cs="Times New Roman"/>
+        </w:rPr>
+        <w:t>shall</w:t>
+      </w:r>
+      <w:proofErr w:type="gramEnd"/>
+      <w:r>
+        <w:rPr>
+          <w:rFonts w:ascii="Times New Roman" w:hAnsi="Times New Roman" w:cs="Times New Roman"/>
+        </w:rPr>
+        <w:t xml:space="preserve"> display user profiles based on role access.</w:t>
       </w:r>
     </w:p>
     <w:p>
@@ -1750,7 +1852,35 @@
         <w:rPr>
           <w:rFonts w:ascii="Times New Roman" w:hAnsi="Times New Roman" w:cs="Times New Roman"/>
         </w:rPr>
-        <w:t>The system shall provide secure login for all users.</w:t>
+        <w:t xml:space="preserve">The system </w:t>
+      </w:r>
+      <w:proofErr w:type="gramStart"/>
+      <w:r>
+        <w:rPr>
+          <w:rFonts w:ascii="Times New Roman" w:hAnsi="Times New Roman" w:cs="Times New Roman"/>
+        </w:rPr>
+        <w:t>shall</w:t>
+      </w:r>
+      <w:proofErr w:type="gramEnd"/>
+      <w:r>
+        <w:rPr>
+          <w:rFonts w:ascii="Times New Roman" w:hAnsi="Times New Roman" w:cs="Times New Roman"/>
+        </w:rPr>
+        <w:t xml:space="preserve"> provide secure </w:t>
+      </w:r>
+      <w:proofErr w:type="gramStart"/>
+      <w:r>
+        <w:rPr>
+          <w:rFonts w:ascii="Times New Roman" w:hAnsi="Times New Roman" w:cs="Times New Roman"/>
+        </w:rPr>
+        <w:t>login</w:t>
+      </w:r>
+      <w:proofErr w:type="gramEnd"/>
+      <w:r>
+        <w:rPr>
+          <w:rFonts w:ascii="Times New Roman" w:hAnsi="Times New Roman" w:cs="Times New Roman"/>
+        </w:rPr>
+        <w:t xml:space="preserve"> for all users.</w:t>
       </w:r>
     </w:p>
     <w:p>
@@ -1768,7 +1898,35 @@
         <w:rPr>
           <w:rFonts w:ascii="Times New Roman" w:hAnsi="Times New Roman" w:cs="Times New Roman"/>
         </w:rPr>
-        <w:t>The system shall authenticate users using username and password.</w:t>
+        <w:t xml:space="preserve">The system shall authenticate users using </w:t>
+      </w:r>
+      <w:proofErr w:type="gramStart"/>
+      <w:r>
+        <w:rPr>
+          <w:rFonts w:ascii="Times New Roman" w:hAnsi="Times New Roman" w:cs="Times New Roman"/>
+        </w:rPr>
+        <w:t>username</w:t>
+      </w:r>
+      <w:proofErr w:type="gramEnd"/>
+      <w:r>
+        <w:rPr>
+          <w:rFonts w:ascii="Times New Roman" w:hAnsi="Times New Roman" w:cs="Times New Roman"/>
+        </w:rPr>
+        <w:t xml:space="preserve"> and </w:t>
+      </w:r>
+      <w:proofErr w:type="gramStart"/>
+      <w:r>
+        <w:rPr>
+          <w:rFonts w:ascii="Times New Roman" w:hAnsi="Times New Roman" w:cs="Times New Roman"/>
+        </w:rPr>
+        <w:t>password</w:t>
+      </w:r>
+      <w:proofErr w:type="gramEnd"/>
+      <w:r>
+        <w:rPr>
+          <w:rFonts w:ascii="Times New Roman" w:hAnsi="Times New Roman" w:cs="Times New Roman"/>
+        </w:rPr>
+        <w:t>.</w:t>
       </w:r>
     </w:p>
     <w:p>
@@ -1804,7 +1962,21 @@
         <w:rPr>
           <w:rFonts w:ascii="Times New Roman" w:hAnsi="Times New Roman" w:cs="Times New Roman"/>
         </w:rPr>
-        <w:t>The system shall not allow users to change their username or password.</w:t>
+        <w:t xml:space="preserve">The system </w:t>
+      </w:r>
+      <w:proofErr w:type="gramStart"/>
+      <w:r>
+        <w:rPr>
+          <w:rFonts w:ascii="Times New Roman" w:hAnsi="Times New Roman" w:cs="Times New Roman"/>
+        </w:rPr>
+        <w:t>shall</w:t>
+      </w:r>
+      <w:proofErr w:type="gramEnd"/>
+      <w:r>
+        <w:rPr>
+          <w:rFonts w:ascii="Times New Roman" w:hAnsi="Times New Roman" w:cs="Times New Roman"/>
+        </w:rPr>
+        <w:t xml:space="preserve"> not allow users to change their username or password.</w:t>
       </w:r>
       <w:r>
         <w:t xml:space="preserve"> </w:t>
@@ -1877,7 +2049,21 @@
         <w:rPr>
           <w:rFonts w:ascii="Times New Roman" w:hAnsi="Times New Roman" w:cs="Times New Roman"/>
         </w:rPr>
-        <w:t>The system shall allow assignment of students to classes manually.</w:t>
+        <w:t xml:space="preserve">The </w:t>
+      </w:r>
+      <w:proofErr w:type="gramStart"/>
+      <w:r>
+        <w:rPr>
+          <w:rFonts w:ascii="Times New Roman" w:hAnsi="Times New Roman" w:cs="Times New Roman"/>
+        </w:rPr>
+        <w:t>system shall</w:t>
+      </w:r>
+      <w:proofErr w:type="gramEnd"/>
+      <w:r>
+        <w:rPr>
+          <w:rFonts w:ascii="Times New Roman" w:hAnsi="Times New Roman" w:cs="Times New Roman"/>
+        </w:rPr>
+        <w:t xml:space="preserve"> allow assignment of students to classes manually.</w:t>
       </w:r>
     </w:p>
     <w:p>
@@ -2018,7 +2204,21 @@
         <w:rPr>
           <w:rFonts w:ascii="Times New Roman" w:hAnsi="Times New Roman" w:cs="Times New Roman"/>
         </w:rPr>
-        <w:t>The system shall allow teachers to upload student marks.</w:t>
+        <w:t xml:space="preserve">The </w:t>
+      </w:r>
+      <w:proofErr w:type="gramStart"/>
+      <w:r>
+        <w:rPr>
+          <w:rFonts w:ascii="Times New Roman" w:hAnsi="Times New Roman" w:cs="Times New Roman"/>
+        </w:rPr>
+        <w:t>system shall</w:t>
+      </w:r>
+      <w:proofErr w:type="gramEnd"/>
+      <w:r>
+        <w:rPr>
+          <w:rFonts w:ascii="Times New Roman" w:hAnsi="Times New Roman" w:cs="Times New Roman"/>
+        </w:rPr>
+        <w:t xml:space="preserve"> allow teachers to upload student marks.</w:t>
       </w:r>
     </w:p>
     <w:p>
@@ -2116,7 +2316,21 @@
         <w:rPr>
           <w:rFonts w:ascii="Times New Roman" w:hAnsi="Times New Roman" w:cs="Times New Roman"/>
         </w:rPr>
-        <w:t>The system shall allow teachers to upload study materials in PDF format.</w:t>
+        <w:t xml:space="preserve">The </w:t>
+      </w:r>
+      <w:proofErr w:type="gramStart"/>
+      <w:r>
+        <w:rPr>
+          <w:rFonts w:ascii="Times New Roman" w:hAnsi="Times New Roman" w:cs="Times New Roman"/>
+        </w:rPr>
+        <w:t>system shall</w:t>
+      </w:r>
+      <w:proofErr w:type="gramEnd"/>
+      <w:r>
+        <w:rPr>
+          <w:rFonts w:ascii="Times New Roman" w:hAnsi="Times New Roman" w:cs="Times New Roman"/>
+        </w:rPr>
+        <w:t xml:space="preserve"> allow teachers to upload study materials in PDF format.</w:t>
       </w:r>
     </w:p>
     <w:p>
@@ -2134,7 +2348,21 @@
         <w:rPr>
           <w:rFonts w:ascii="Times New Roman" w:hAnsi="Times New Roman" w:cs="Times New Roman"/>
         </w:rPr>
-        <w:t>The system shall allow teachers to add YouTube video links.</w:t>
+        <w:t xml:space="preserve">The </w:t>
+      </w:r>
+      <w:proofErr w:type="gramStart"/>
+      <w:r>
+        <w:rPr>
+          <w:rFonts w:ascii="Times New Roman" w:hAnsi="Times New Roman" w:cs="Times New Roman"/>
+        </w:rPr>
+        <w:t>system shall</w:t>
+      </w:r>
+      <w:proofErr w:type="gramEnd"/>
+      <w:r>
+        <w:rPr>
+          <w:rFonts w:ascii="Times New Roman" w:hAnsi="Times New Roman" w:cs="Times New Roman"/>
+        </w:rPr>
+        <w:t xml:space="preserve"> allow teachers to add YouTube video links.</w:t>
       </w:r>
     </w:p>
     <w:p>
@@ -2294,7 +2522,35 @@
         <w:rPr>
           <w:rFonts w:ascii="Times New Roman" w:hAnsi="Times New Roman" w:cs="Times New Roman"/>
         </w:rPr>
-        <w:t>The system shall provide a public school website.</w:t>
+        <w:t xml:space="preserve">The system </w:t>
+      </w:r>
+      <w:proofErr w:type="gramStart"/>
+      <w:r>
+        <w:rPr>
+          <w:rFonts w:ascii="Times New Roman" w:hAnsi="Times New Roman" w:cs="Times New Roman"/>
+        </w:rPr>
+        <w:t>shall</w:t>
+      </w:r>
+      <w:proofErr w:type="gramEnd"/>
+      <w:r>
+        <w:rPr>
+          <w:rFonts w:ascii="Times New Roman" w:hAnsi="Times New Roman" w:cs="Times New Roman"/>
+        </w:rPr>
+        <w:t xml:space="preserve"> provide a </w:t>
+      </w:r>
+      <w:proofErr w:type="gramStart"/>
+      <w:r>
+        <w:rPr>
+          <w:rFonts w:ascii="Times New Roman" w:hAnsi="Times New Roman" w:cs="Times New Roman"/>
+        </w:rPr>
+        <w:t>public school</w:t>
+      </w:r>
+      <w:proofErr w:type="gramEnd"/>
+      <w:r>
+        <w:rPr>
+          <w:rFonts w:ascii="Times New Roman" w:hAnsi="Times New Roman" w:cs="Times New Roman"/>
+        </w:rPr>
+        <w:t xml:space="preserve"> website.</w:t>
       </w:r>
     </w:p>
     <w:p>
@@ -2312,7 +2568,21 @@
         <w:rPr>
           <w:rFonts w:ascii="Times New Roman" w:hAnsi="Times New Roman" w:cs="Times New Roman"/>
         </w:rPr>
-        <w:t>The system shall display pages such as Home, Academic, Sports, Events, and Contact.</w:t>
+        <w:t xml:space="preserve">The </w:t>
+      </w:r>
+      <w:proofErr w:type="gramStart"/>
+      <w:r>
+        <w:rPr>
+          <w:rFonts w:ascii="Times New Roman" w:hAnsi="Times New Roman" w:cs="Times New Roman"/>
+        </w:rPr>
+        <w:t>system shall</w:t>
+      </w:r>
+      <w:proofErr w:type="gramEnd"/>
+      <w:r>
+        <w:rPr>
+          <w:rFonts w:ascii="Times New Roman" w:hAnsi="Times New Roman" w:cs="Times New Roman"/>
+        </w:rPr>
+        <w:t xml:space="preserve"> display pages such as Home, Academic, Sports, Events, and Contact.</w:t>
       </w:r>
     </w:p>
     <w:p>
@@ -2588,8 +2858,16 @@
         <w:rPr>
           <w:rFonts w:ascii="Times New Roman" w:hAnsi="Times New Roman" w:cs="Times New Roman"/>
         </w:rPr>
-        <w:t>less than 5 second</w:t>
-      </w:r>
+        <w:t xml:space="preserve">less than 5 </w:t>
+      </w:r>
+      <w:proofErr w:type="gramStart"/>
+      <w:r>
+        <w:rPr>
+          <w:rFonts w:ascii="Times New Roman" w:hAnsi="Times New Roman" w:cs="Times New Roman"/>
+        </w:rPr>
+        <w:t>second</w:t>
+      </w:r>
+      <w:proofErr w:type="gramEnd"/>
       <w:r>
         <w:rPr>
           <w:rFonts w:ascii="Times New Roman" w:hAnsi="Times New Roman" w:cs="Times New Roman"/>
@@ -2674,8 +2952,16 @@
         <w:rPr>
           <w:rFonts w:ascii="Times New Roman" w:hAnsi="Times New Roman" w:cs="Times New Roman"/>
         </w:rPr>
-        <w:t>The system shall encrypt all passwords using secure hashing .</w:t>
-      </w:r>
+        <w:t xml:space="preserve">The system shall encrypt all passwords using secure </w:t>
+      </w:r>
+      <w:proofErr w:type="gramStart"/>
+      <w:r>
+        <w:rPr>
+          <w:rFonts w:ascii="Times New Roman" w:hAnsi="Times New Roman" w:cs="Times New Roman"/>
+        </w:rPr>
+        <w:t>hashing .</w:t>
+      </w:r>
+      <w:proofErr w:type="gramEnd"/>
     </w:p>
     <w:p>
       <w:pPr>
@@ -2692,7 +2978,21 @@
         <w:rPr>
           <w:rFonts w:ascii="Times New Roman" w:hAnsi="Times New Roman" w:cs="Times New Roman"/>
         </w:rPr>
-        <w:t>The system shall implement role-based access control.</w:t>
+        <w:t xml:space="preserve">The system </w:t>
+      </w:r>
+      <w:proofErr w:type="gramStart"/>
+      <w:r>
+        <w:rPr>
+          <w:rFonts w:ascii="Times New Roman" w:hAnsi="Times New Roman" w:cs="Times New Roman"/>
+        </w:rPr>
+        <w:t>shall</w:t>
+      </w:r>
+      <w:proofErr w:type="gramEnd"/>
+      <w:r>
+        <w:rPr>
+          <w:rFonts w:ascii="Times New Roman" w:hAnsi="Times New Roman" w:cs="Times New Roman"/>
+        </w:rPr>
+        <w:t xml:space="preserve"> implement role-based access control.</w:t>
       </w:r>
     </w:p>
     <w:p>
@@ -2754,7 +3054,21 @@
         <w:rPr>
           <w:rFonts w:ascii="Times New Roman" w:hAnsi="Times New Roman" w:cs="Times New Roman"/>
         </w:rPr>
-        <w:t>The system shall provide a user-friendly interface.</w:t>
+        <w:t xml:space="preserve">The system </w:t>
+      </w:r>
+      <w:proofErr w:type="gramStart"/>
+      <w:r>
+        <w:rPr>
+          <w:rFonts w:ascii="Times New Roman" w:hAnsi="Times New Roman" w:cs="Times New Roman"/>
+        </w:rPr>
+        <w:t>shall</w:t>
+      </w:r>
+      <w:proofErr w:type="gramEnd"/>
+      <w:r>
+        <w:rPr>
+          <w:rFonts w:ascii="Times New Roman" w:hAnsi="Times New Roman" w:cs="Times New Roman"/>
+        </w:rPr>
+        <w:t xml:space="preserve"> provide a user-friendly interface.</w:t>
       </w:r>
     </w:p>
     <w:p>
@@ -2772,7 +3086,21 @@
         <w:rPr>
           <w:rFonts w:ascii="Times New Roman" w:hAnsi="Times New Roman" w:cs="Times New Roman"/>
         </w:rPr>
-        <w:t>The system shall have simple navigation for all user types.</w:t>
+        <w:t xml:space="preserve">The system </w:t>
+      </w:r>
+      <w:proofErr w:type="gramStart"/>
+      <w:r>
+        <w:rPr>
+          <w:rFonts w:ascii="Times New Roman" w:hAnsi="Times New Roman" w:cs="Times New Roman"/>
+        </w:rPr>
+        <w:t>shall</w:t>
+      </w:r>
+      <w:proofErr w:type="gramEnd"/>
+      <w:r>
+        <w:rPr>
+          <w:rFonts w:ascii="Times New Roman" w:hAnsi="Times New Roman" w:cs="Times New Roman"/>
+        </w:rPr>
+        <w:t xml:space="preserve"> have simple navigation for all user types.</w:t>
       </w:r>
     </w:p>
     <w:p>
@@ -2790,7 +3118,21 @@
         <w:rPr>
           <w:rFonts w:ascii="Times New Roman" w:hAnsi="Times New Roman" w:cs="Times New Roman"/>
         </w:rPr>
-        <w:t>The system shall be easy to use for non-technical school staff.</w:t>
+        <w:t xml:space="preserve">The system </w:t>
+      </w:r>
+      <w:proofErr w:type="gramStart"/>
+      <w:r>
+        <w:rPr>
+          <w:rFonts w:ascii="Times New Roman" w:hAnsi="Times New Roman" w:cs="Times New Roman"/>
+        </w:rPr>
+        <w:t>shall</w:t>
+      </w:r>
+      <w:proofErr w:type="gramEnd"/>
+      <w:r>
+        <w:rPr>
+          <w:rFonts w:ascii="Times New Roman" w:hAnsi="Times New Roman" w:cs="Times New Roman"/>
+        </w:rPr>
+        <w:t xml:space="preserve"> be easy to use for non-technical school staff.</w:t>
       </w:r>
     </w:p>
     <w:p>
@@ -2851,7 +3193,21 @@
         <w:rPr>
           <w:rFonts w:ascii="Times New Roman" w:hAnsi="Times New Roman" w:cs="Times New Roman"/>
         </w:rPr>
-        <w:t>The system shall ensure data consistency and backup.</w:t>
+        <w:t xml:space="preserve">The system </w:t>
+      </w:r>
+      <w:proofErr w:type="gramStart"/>
+      <w:r>
+        <w:rPr>
+          <w:rFonts w:ascii="Times New Roman" w:hAnsi="Times New Roman" w:cs="Times New Roman"/>
+        </w:rPr>
+        <w:t>shall</w:t>
+      </w:r>
+      <w:proofErr w:type="gramEnd"/>
+      <w:r>
+        <w:rPr>
+          <w:rFonts w:ascii="Times New Roman" w:hAnsi="Times New Roman" w:cs="Times New Roman"/>
+        </w:rPr>
+        <w:t xml:space="preserve"> ensure data consistency and backup.</w:t>
       </w:r>
     </w:p>
     <w:p>
@@ -2967,12 +3323,14 @@
         </w:rPr>
         <w:t xml:space="preserve">The system shall follow </w:t>
       </w:r>
+      <w:proofErr w:type="spellStart"/>
       <w:r>
         <w:rPr>
           <w:rFonts w:ascii="Times New Roman" w:hAnsi="Times New Roman" w:cs="Times New Roman"/>
         </w:rPr>
         <w:t>mvc</w:t>
       </w:r>
+      <w:proofErr w:type="spellEnd"/>
       <w:r>
         <w:rPr>
           <w:rFonts w:ascii="Times New Roman" w:hAnsi="Times New Roman" w:cs="Times New Roman"/>
@@ -2995,7 +3353,21 @@
         <w:rPr>
           <w:rFonts w:ascii="Times New Roman" w:hAnsi="Times New Roman" w:cs="Times New Roman"/>
         </w:rPr>
-        <w:t>The system shall separate frontend and backend clearly.</w:t>
+        <w:t xml:space="preserve">The system </w:t>
+      </w:r>
+      <w:proofErr w:type="gramStart"/>
+      <w:r>
+        <w:rPr>
+          <w:rFonts w:ascii="Times New Roman" w:hAnsi="Times New Roman" w:cs="Times New Roman"/>
+        </w:rPr>
+        <w:t>shall</w:t>
+      </w:r>
+      <w:proofErr w:type="gramEnd"/>
+      <w:r>
+        <w:rPr>
+          <w:rFonts w:ascii="Times New Roman" w:hAnsi="Times New Roman" w:cs="Times New Roman"/>
+        </w:rPr>
+        <w:t xml:space="preserve"> separate frontend and backend clearly.</w:t>
       </w:r>
     </w:p>
     <w:p>
@@ -3056,7 +3428,21 @@
         <w:rPr>
           <w:rFonts w:ascii="Times New Roman" w:hAnsi="Times New Roman" w:cs="Times New Roman"/>
         </w:rPr>
-        <w:t>The system shall run on modern web browsers.</w:t>
+        <w:t xml:space="preserve">The system </w:t>
+      </w:r>
+      <w:proofErr w:type="gramStart"/>
+      <w:r>
+        <w:rPr>
+          <w:rFonts w:ascii="Times New Roman" w:hAnsi="Times New Roman" w:cs="Times New Roman"/>
+        </w:rPr>
+        <w:t>shall</w:t>
+      </w:r>
+      <w:proofErr w:type="gramEnd"/>
+      <w:r>
+        <w:rPr>
+          <w:rFonts w:ascii="Times New Roman" w:hAnsi="Times New Roman" w:cs="Times New Roman"/>
+        </w:rPr>
+        <w:t xml:space="preserve"> run on modern web browsers.</w:t>
       </w:r>
     </w:p>
     <w:p>
@@ -3148,7 +3534,21 @@
         <w:rPr>
           <w:rFonts w:ascii="Times New Roman" w:hAnsi="Times New Roman" w:cs="Times New Roman"/>
         </w:rPr>
-        <w:t>The system shall use MongoDB for database hosting.</w:t>
+        <w:t xml:space="preserve">The system shall use </w:t>
+      </w:r>
+      <w:proofErr w:type="spellStart"/>
+      <w:r>
+        <w:rPr>
+          <w:rFonts w:ascii="Times New Roman" w:hAnsi="Times New Roman" w:cs="Times New Roman"/>
+        </w:rPr>
+        <w:t>mysql</w:t>
+      </w:r>
+      <w:proofErr w:type="spellEnd"/>
+      <w:r>
+        <w:rPr>
+          <w:rFonts w:ascii="Times New Roman" w:hAnsi="Times New Roman" w:cs="Times New Roman"/>
+        </w:rPr>
+        <w:t xml:space="preserve"> for database hosting.</w:t>
       </w:r>
     </w:p>
     <w:p>
@@ -3237,11 +3637,19 @@
         </w:rPr>
         <w:t xml:space="preserve"> </w:t>
       </w:r>
-      <w:r>
-        <w:rPr>
-          <w:rFonts w:ascii="Times New Roman" w:hAnsi="Times New Roman" w:cs="Times New Roman"/>
-        </w:rPr>
-        <w:t>SpringBoot backend</w:t>
+      <w:proofErr w:type="spellStart"/>
+      <w:r>
+        <w:rPr>
+          <w:rFonts w:ascii="Times New Roman" w:hAnsi="Times New Roman" w:cs="Times New Roman"/>
+        </w:rPr>
+        <w:t>SpringBoot</w:t>
+      </w:r>
+      <w:proofErr w:type="spellEnd"/>
+      <w:r>
+        <w:rPr>
+          <w:rFonts w:ascii="Times New Roman" w:hAnsi="Times New Roman" w:cs="Times New Roman"/>
+        </w:rPr>
+        <w:t xml:space="preserve"> backend</w:t>
       </w:r>
       <w:r>
         <w:rPr>
@@ -3253,7 +3661,21 @@
         <w:rPr>
           <w:rFonts w:ascii="Times New Roman" w:hAnsi="Times New Roman" w:cs="Times New Roman"/>
         </w:rPr>
-        <w:t xml:space="preserve"> MongoDB Database</w:t>
+        <w:t xml:space="preserve"> </w:t>
+      </w:r>
+      <w:proofErr w:type="spellStart"/>
+      <w:r>
+        <w:rPr>
+          <w:rFonts w:ascii="Times New Roman" w:hAnsi="Times New Roman" w:cs="Times New Roman"/>
+        </w:rPr>
+        <w:t>mysql</w:t>
+      </w:r>
+      <w:proofErr w:type="spellEnd"/>
+      <w:r>
+        <w:rPr>
+          <w:rFonts w:ascii="Times New Roman" w:hAnsi="Times New Roman" w:cs="Times New Roman"/>
+        </w:rPr>
+        <w:t xml:space="preserve"> Database</w:t>
       </w:r>
     </w:p>
     <w:p>
@@ -3316,12 +3738,14 @@
         </w:rPr>
         <w:t>Backend (</w:t>
       </w:r>
+      <w:proofErr w:type="spellStart"/>
       <w:r>
         <w:rPr>
           <w:rFonts w:ascii="Times New Roman" w:hAnsi="Times New Roman" w:cs="Times New Roman"/>
         </w:rPr>
         <w:t>SpringBoot</w:t>
       </w:r>
+      <w:proofErr w:type="spellEnd"/>
       <w:r>
         <w:rPr>
           <w:rFonts w:ascii="Times New Roman" w:hAnsi="Times New Roman" w:cs="Times New Roman"/>
@@ -3344,7 +3768,21 @@
         <w:rPr>
           <w:rFonts w:ascii="Times New Roman" w:hAnsi="Times New Roman" w:cs="Times New Roman"/>
         </w:rPr>
-        <w:t>Database (MongoDB)</w:t>
+        <w:t>Database (</w:t>
+      </w:r>
+      <w:proofErr w:type="spellStart"/>
+      <w:r>
+        <w:rPr>
+          <w:rFonts w:ascii="Times New Roman" w:hAnsi="Times New Roman" w:cs="Times New Roman"/>
+        </w:rPr>
+        <w:t>Mysql</w:t>
+      </w:r>
+      <w:proofErr w:type="spellEnd"/>
+      <w:r>
+        <w:rPr>
+          <w:rFonts w:ascii="Times New Roman" w:hAnsi="Times New Roman" w:cs="Times New Roman"/>
+        </w:rPr>
+        <w:t>)</w:t>
       </w:r>
     </w:p>
     <w:p>
@@ -3935,6 +4373,7 @@
                 <w:bCs/>
               </w:rPr>
             </w:pPr>
+            <w:proofErr w:type="gramStart"/>
             <w:r>
               <w:rPr>
                 <w:rFonts w:ascii="Times New Roman" w:hAnsi="Times New Roman" w:cs="Times New Roman"/>
@@ -3943,6 +4382,7 @@
               </w:rPr>
               <w:t>T.O</w:t>
             </w:r>
+            <w:proofErr w:type="gramEnd"/>
           </w:p>
         </w:tc>
         <w:tc>
@@ -4695,7 +5135,21 @@
         <w:rPr>
           <w:rFonts w:ascii="Times New Roman" w:hAnsi="Times New Roman" w:cs="Times New Roman"/>
         </w:rPr>
-        <w:t>2GB RAM minimum (development)</w:t>
+        <w:t xml:space="preserve">2GB </w:t>
+      </w:r>
+      <w:proofErr w:type="gramStart"/>
+      <w:r>
+        <w:rPr>
+          <w:rFonts w:ascii="Times New Roman" w:hAnsi="Times New Roman" w:cs="Times New Roman"/>
+        </w:rPr>
+        <w:t>RAM minimum</w:t>
+      </w:r>
+      <w:proofErr w:type="gramEnd"/>
+      <w:r>
+        <w:rPr>
+          <w:rFonts w:ascii="Times New Roman" w:hAnsi="Times New Roman" w:cs="Times New Roman"/>
+        </w:rPr>
+        <w:t xml:space="preserve"> (development)</w:t>
       </w:r>
     </w:p>
     <w:p>
@@ -4735,12 +5189,14 @@
           <w:rFonts w:ascii="Times New Roman" w:hAnsi="Times New Roman" w:cs="Times New Roman"/>
         </w:rPr>
       </w:pPr>
+      <w:proofErr w:type="spellStart"/>
       <w:r>
         <w:rPr>
           <w:rFonts w:ascii="Times New Roman" w:hAnsi="Times New Roman" w:cs="Times New Roman"/>
         </w:rPr>
         <w:t>SpringBoot</w:t>
       </w:r>
+      <w:proofErr w:type="spellEnd"/>
     </w:p>
     <w:p>
       <w:pPr>
@@ -4753,11 +5209,19 @@
           <w:rFonts w:ascii="Times New Roman" w:hAnsi="Times New Roman" w:cs="Times New Roman"/>
         </w:rPr>
       </w:pPr>
-      <w:r>
-        <w:rPr>
-          <w:rFonts w:ascii="Times New Roman" w:hAnsi="Times New Roman" w:cs="Times New Roman"/>
-        </w:rPr>
-        <w:t>MongoDB</w:t>
+      <w:proofErr w:type="spellStart"/>
+      <w:r>
+        <w:rPr>
+          <w:rFonts w:ascii="Times New Roman" w:hAnsi="Times New Roman" w:cs="Times New Roman"/>
+        </w:rPr>
+        <w:t>Mysql</w:t>
+      </w:r>
+      <w:proofErr w:type="spellEnd"/>
+      <w:r>
+        <w:rPr>
+          <w:rFonts w:ascii="Times New Roman" w:hAnsi="Times New Roman" w:cs="Times New Roman"/>
+        </w:rPr>
+        <w:t xml:space="preserve"> </w:t>
       </w:r>
     </w:p>
     <w:p>
@@ -5032,7 +5496,49 @@
         <w:rPr>
           <w:rFonts w:ascii="Times New Roman" w:hAnsi="Times New Roman" w:cs="Times New Roman"/>
         </w:rPr>
-        <w:t>The proposed Learning Management System for Rajasinghe Central College is a simple and useful web system to manage school activities. It helps to store and handle student, teacher, and academic information in one place. This system reduces manual work, improves communication, and makes learning easier for students through a digital platform.</w:t>
+        <w:t xml:space="preserve">The proposed Learning Management System for </w:t>
+      </w:r>
+      <w:proofErr w:type="spellStart"/>
+      <w:r>
+        <w:rPr>
+          <w:rFonts w:ascii="Times New Roman" w:hAnsi="Times New Roman" w:cs="Times New Roman"/>
+        </w:rPr>
+        <w:t>Rajasinghe</w:t>
+      </w:r>
+      <w:proofErr w:type="spellEnd"/>
+      <w:r>
+        <w:rPr>
+          <w:rFonts w:ascii="Times New Roman" w:hAnsi="Times New Roman" w:cs="Times New Roman"/>
+        </w:rPr>
+        <w:t xml:space="preserve"> Central College is a simple and useful web system to manage school activities. It helps to store and handle </w:t>
+      </w:r>
+      <w:proofErr w:type="gramStart"/>
+      <w:r>
+        <w:rPr>
+          <w:rFonts w:ascii="Times New Roman" w:hAnsi="Times New Roman" w:cs="Times New Roman"/>
+        </w:rPr>
+        <w:t>student</w:t>
+      </w:r>
+      <w:proofErr w:type="gramEnd"/>
+      <w:r>
+        <w:rPr>
+          <w:rFonts w:ascii="Times New Roman" w:hAnsi="Times New Roman" w:cs="Times New Roman"/>
+        </w:rPr>
+        <w:t xml:space="preserve">, </w:t>
+      </w:r>
+      <w:proofErr w:type="gramStart"/>
+      <w:r>
+        <w:rPr>
+          <w:rFonts w:ascii="Times New Roman" w:hAnsi="Times New Roman" w:cs="Times New Roman"/>
+        </w:rPr>
+        <w:t>teacher</w:t>
+      </w:r>
+      <w:proofErr w:type="gramEnd"/>
+      <w:r>
+        <w:rPr>
+          <w:rFonts w:ascii="Times New Roman" w:hAnsi="Times New Roman" w:cs="Times New Roman"/>
+        </w:rPr>
+        <w:t>, and academic information in one place. This system reduces manual work, improves communication, and makes learning easier for students through a digital platform.</w:t>
       </w:r>
     </w:p>
     <w:sectPr>

--- a/LMS/documantation/srs document.docx
+++ b/LMS/documantation/srs document.docx
@@ -4093,6 +4093,75 @@
           <w:rFonts w:ascii="Times New Roman" w:hAnsi="Times New Roman" w:cs="Times New Roman"/>
         </w:rPr>
       </w:pPr>
+      <w:r>
+        <w:rPr>
+          <w:rFonts w:ascii="Times New Roman" w:hAnsi="Times New Roman" w:cs="Times New Roman"/>
+          <w:noProof/>
+        </w:rPr>
+        <w:drawing>
+          <wp:anchor distT="0" distB="0" distL="114300" distR="114300" simplePos="0" relativeHeight="251661312" behindDoc="1" locked="0" layoutInCell="1" allowOverlap="1" wp14:anchorId="3D6B27C6" wp14:editId="7070C7EB">
+            <wp:simplePos x="0" y="0"/>
+            <wp:positionH relativeFrom="margin">
+              <wp:align>center</wp:align>
+            </wp:positionH>
+            <wp:positionV relativeFrom="paragraph">
+              <wp:posOffset>193040</wp:posOffset>
+            </wp:positionV>
+            <wp:extent cx="6324600" cy="4686300"/>
+            <wp:effectExtent l="0" t="0" r="0" b="0"/>
+            <wp:wrapTight wrapText="bothSides">
+              <wp:wrapPolygon edited="0">
+                <wp:start x="0" y="0"/>
+                <wp:lineTo x="0" y="21512"/>
+                <wp:lineTo x="21535" y="21512"/>
+                <wp:lineTo x="21535" y="0"/>
+                <wp:lineTo x="0" y="0"/>
+              </wp:wrapPolygon>
+            </wp:wrapTight>
+            <wp:docPr id="1617937187" name="Picture 2"/>
+            <wp:cNvGraphicFramePr>
+              <a:graphicFrameLocks xmlns:a="http://schemas.openxmlformats.org/drawingml/2006/main" noChangeAspect="1"/>
+            </wp:cNvGraphicFramePr>
+            <a:graphic xmlns:a="http://schemas.openxmlformats.org/drawingml/2006/main">
+              <a:graphicData uri="http://schemas.openxmlformats.org/drawingml/2006/picture">
+                <pic:pic xmlns:pic="http://schemas.openxmlformats.org/drawingml/2006/picture">
+                  <pic:nvPicPr>
+                    <pic:cNvPr id="1617937187" name="Picture 1617937187"/>
+                    <pic:cNvPicPr/>
+                  </pic:nvPicPr>
+                  <pic:blipFill>
+                    <a:blip r:embed="rId7">
+                      <a:extLst>
+                        <a:ext uri="{28A0092B-C50C-407E-A947-70E740481C1C}">
+                          <a14:useLocalDpi xmlns:a14="http://schemas.microsoft.com/office/drawing/2010/main" val="0"/>
+                        </a:ext>
+                      </a:extLst>
+                    </a:blip>
+                    <a:stretch>
+                      <a:fillRect/>
+                    </a:stretch>
+                  </pic:blipFill>
+                  <pic:spPr>
+                    <a:xfrm>
+                      <a:off x="0" y="0"/>
+                      <a:ext cx="6324600" cy="4686300"/>
+                    </a:xfrm>
+                    <a:prstGeom prst="rect">
+                      <a:avLst/>
+                    </a:prstGeom>
+                  </pic:spPr>
+                </pic:pic>
+              </a:graphicData>
+            </a:graphic>
+            <wp14:sizeRelH relativeFrom="margin">
+              <wp14:pctWidth>0</wp14:pctWidth>
+            </wp14:sizeRelH>
+            <wp14:sizeRelV relativeFrom="margin">
+              <wp14:pctHeight>0</wp14:pctHeight>
+            </wp14:sizeRelV>
+          </wp:anchor>
+        </w:drawing>
+      </w:r>
     </w:p>
     <w:p>
       <w:pPr>
@@ -4296,7 +4365,6 @@
           <w:b/>
           <w:bCs/>
         </w:rPr>
-        <w:lastRenderedPageBreak/>
         <w:t>USER ROLES AND PERMISSIONS</w:t>
       </w:r>
     </w:p>
@@ -5099,6 +5167,7 @@
           <w:b/>
           <w:bCs/>
         </w:rPr>
+        <w:lastRenderedPageBreak/>
         <w:t>8.1 Hardware</w:t>
       </w:r>
     </w:p>

--- a/LMS/documantation/srs document.docx
+++ b/LMS/documantation/srs document.docx
@@ -256,14 +256,7 @@
         <w:rPr>
           <w:rFonts w:ascii="Times New Roman" w:hAnsi="Times New Roman" w:cs="Times New Roman"/>
         </w:rPr>
-        <w:t xml:space="preserve">The purpose of this document is to define the requirements for a </w:t>
-      </w:r>
-      <w:proofErr w:type="gramStart"/>
-      <w:r>
-        <w:rPr>
-          <w:rFonts w:ascii="Times New Roman" w:hAnsi="Times New Roman" w:cs="Times New Roman"/>
-        </w:rPr>
-        <w:t>web</w:t>
+        <w:t>The purpose of this document is to define the requirements for a web</w:t>
       </w:r>
       <w:r>
         <w:rPr>
@@ -275,28 +268,7 @@
         <w:rPr>
           <w:rFonts w:ascii="Times New Roman" w:hAnsi="Times New Roman" w:cs="Times New Roman"/>
         </w:rPr>
-        <w:t>based</w:t>
-      </w:r>
-      <w:proofErr w:type="gramEnd"/>
-      <w:r>
-        <w:rPr>
-          <w:rFonts w:ascii="Times New Roman" w:hAnsi="Times New Roman" w:cs="Times New Roman"/>
-        </w:rPr>
-        <w:t xml:space="preserve"> Learning Management System (LMS) for </w:t>
-      </w:r>
-      <w:proofErr w:type="spellStart"/>
-      <w:r>
-        <w:rPr>
-          <w:rFonts w:ascii="Times New Roman" w:hAnsi="Times New Roman" w:cs="Times New Roman"/>
-        </w:rPr>
-        <w:t>Rajasinghe</w:t>
-      </w:r>
-      <w:proofErr w:type="spellEnd"/>
-      <w:r>
-        <w:rPr>
-          <w:rFonts w:ascii="Times New Roman" w:hAnsi="Times New Roman" w:cs="Times New Roman"/>
-        </w:rPr>
-        <w:t xml:space="preserve"> Central College. The system will digitalize academic activities such as user management, mark handling, study material sharing, and reporting.</w:t>
+        <w:t>based Learning Management System (LMS) for Rajasinghe Central College. The system will digitalize academic activities such as user management, mark handling, study material sharing, and reporting.</w:t>
       </w:r>
     </w:p>
     <w:p>
@@ -449,21 +421,7 @@
         <w:rPr>
           <w:rFonts w:ascii="Times New Roman" w:hAnsi="Times New Roman" w:cs="Times New Roman"/>
         </w:rPr>
-        <w:t xml:space="preserve">Provide a </w:t>
-      </w:r>
-      <w:proofErr w:type="gramStart"/>
-      <w:r>
-        <w:rPr>
-          <w:rFonts w:ascii="Times New Roman" w:hAnsi="Times New Roman" w:cs="Times New Roman"/>
-        </w:rPr>
-        <w:t>public school</w:t>
-      </w:r>
-      <w:proofErr w:type="gramEnd"/>
-      <w:r>
-        <w:rPr>
-          <w:rFonts w:ascii="Times New Roman" w:hAnsi="Times New Roman" w:cs="Times New Roman"/>
-        </w:rPr>
-        <w:t xml:space="preserve"> website</w:t>
+        <w:t>Provide a public school website</w:t>
       </w:r>
       <w:r>
         <w:rPr>
@@ -611,14 +569,12 @@
         </w:rPr>
         <w:t xml:space="preserve">Backend: </w:t>
       </w:r>
-      <w:proofErr w:type="spellStart"/>
       <w:r>
         <w:rPr>
           <w:rFonts w:ascii="Times New Roman" w:hAnsi="Times New Roman" w:cs="Times New Roman"/>
         </w:rPr>
         <w:t>SpringBoot</w:t>
       </w:r>
-      <w:proofErr w:type="spellEnd"/>
     </w:p>
     <w:p>
       <w:pPr>
@@ -637,14 +593,12 @@
         </w:rPr>
         <w:t xml:space="preserve">Database: </w:t>
       </w:r>
-      <w:proofErr w:type="spellStart"/>
       <w:r>
         <w:rPr>
           <w:rFonts w:ascii="Times New Roman" w:hAnsi="Times New Roman" w:cs="Times New Roman"/>
         </w:rPr>
         <w:t>mysql</w:t>
       </w:r>
-      <w:proofErr w:type="spellEnd"/>
     </w:p>
     <w:p>
       <w:pPr>
@@ -1343,23 +1297,7 @@
         <w:rPr>
           <w:rFonts w:ascii="Times New Roman" w:hAnsi="Times New Roman" w:cs="Times New Roman"/>
         </w:rPr>
-        <w:t>Runs on modern browsers (</w:t>
-      </w:r>
-      <w:proofErr w:type="spellStart"/>
-      <w:proofErr w:type="gramStart"/>
-      <w:r>
-        <w:rPr>
-          <w:rFonts w:ascii="Times New Roman" w:hAnsi="Times New Roman" w:cs="Times New Roman"/>
-        </w:rPr>
-        <w:t>Chrome,Edge</w:t>
-      </w:r>
-      <w:proofErr w:type="spellEnd"/>
-      <w:proofErr w:type="gramEnd"/>
-      <w:r>
-        <w:rPr>
-          <w:rFonts w:ascii="Times New Roman" w:hAnsi="Times New Roman" w:cs="Times New Roman"/>
-        </w:rPr>
-        <w:t>)</w:t>
+        <w:t>Runs on modern browsers (Chrome,Edge)</w:t>
       </w:r>
     </w:p>
     <w:p>
@@ -1457,21 +1395,7 @@
         <w:rPr>
           <w:rFonts w:ascii="Times New Roman" w:hAnsi="Times New Roman" w:cs="Times New Roman"/>
         </w:rPr>
-        <w:t xml:space="preserve">Must be responsive </w:t>
-      </w:r>
-      <w:proofErr w:type="gramStart"/>
-      <w:r>
-        <w:rPr>
-          <w:rFonts w:ascii="Times New Roman" w:hAnsi="Times New Roman" w:cs="Times New Roman"/>
-        </w:rPr>
-        <w:t>for</w:t>
-      </w:r>
-      <w:proofErr w:type="gramEnd"/>
-      <w:r>
-        <w:rPr>
-          <w:rFonts w:ascii="Times New Roman" w:hAnsi="Times New Roman" w:cs="Times New Roman"/>
-        </w:rPr>
-        <w:t xml:space="preserve"> mobile devices</w:t>
+        <w:t>Must be responsive for mobile devices</w:t>
       </w:r>
     </w:p>
     <w:p>
@@ -1776,21 +1700,7 @@
         <w:rPr>
           <w:rFonts w:ascii="Times New Roman" w:hAnsi="Times New Roman" w:cs="Times New Roman"/>
         </w:rPr>
-        <w:t xml:space="preserve">The system </w:t>
-      </w:r>
-      <w:proofErr w:type="gramStart"/>
-      <w:r>
-        <w:rPr>
-          <w:rFonts w:ascii="Times New Roman" w:hAnsi="Times New Roman" w:cs="Times New Roman"/>
-        </w:rPr>
-        <w:t>shall</w:t>
-      </w:r>
-      <w:proofErr w:type="gramEnd"/>
-      <w:r>
-        <w:rPr>
-          <w:rFonts w:ascii="Times New Roman" w:hAnsi="Times New Roman" w:cs="Times New Roman"/>
-        </w:rPr>
-        <w:t xml:space="preserve"> display user profiles based on role access.</w:t>
+        <w:t>The system shall display user profiles based on role access.</w:t>
       </w:r>
     </w:p>
     <w:p>
@@ -1852,35 +1762,7 @@
         <w:rPr>
           <w:rFonts w:ascii="Times New Roman" w:hAnsi="Times New Roman" w:cs="Times New Roman"/>
         </w:rPr>
-        <w:t xml:space="preserve">The system </w:t>
-      </w:r>
-      <w:proofErr w:type="gramStart"/>
-      <w:r>
-        <w:rPr>
-          <w:rFonts w:ascii="Times New Roman" w:hAnsi="Times New Roman" w:cs="Times New Roman"/>
-        </w:rPr>
-        <w:t>shall</w:t>
-      </w:r>
-      <w:proofErr w:type="gramEnd"/>
-      <w:r>
-        <w:rPr>
-          <w:rFonts w:ascii="Times New Roman" w:hAnsi="Times New Roman" w:cs="Times New Roman"/>
-        </w:rPr>
-        <w:t xml:space="preserve"> provide secure </w:t>
-      </w:r>
-      <w:proofErr w:type="gramStart"/>
-      <w:r>
-        <w:rPr>
-          <w:rFonts w:ascii="Times New Roman" w:hAnsi="Times New Roman" w:cs="Times New Roman"/>
-        </w:rPr>
-        <w:t>login</w:t>
-      </w:r>
-      <w:proofErr w:type="gramEnd"/>
-      <w:r>
-        <w:rPr>
-          <w:rFonts w:ascii="Times New Roman" w:hAnsi="Times New Roman" w:cs="Times New Roman"/>
-        </w:rPr>
-        <w:t xml:space="preserve"> for all users.</w:t>
+        <w:t>The system shall provide secure login for all users.</w:t>
       </w:r>
     </w:p>
     <w:p>
@@ -1898,35 +1780,7 @@
         <w:rPr>
           <w:rFonts w:ascii="Times New Roman" w:hAnsi="Times New Roman" w:cs="Times New Roman"/>
         </w:rPr>
-        <w:t xml:space="preserve">The system shall authenticate users using </w:t>
-      </w:r>
-      <w:proofErr w:type="gramStart"/>
-      <w:r>
-        <w:rPr>
-          <w:rFonts w:ascii="Times New Roman" w:hAnsi="Times New Roman" w:cs="Times New Roman"/>
-        </w:rPr>
-        <w:t>username</w:t>
-      </w:r>
-      <w:proofErr w:type="gramEnd"/>
-      <w:r>
-        <w:rPr>
-          <w:rFonts w:ascii="Times New Roman" w:hAnsi="Times New Roman" w:cs="Times New Roman"/>
-        </w:rPr>
-        <w:t xml:space="preserve"> and </w:t>
-      </w:r>
-      <w:proofErr w:type="gramStart"/>
-      <w:r>
-        <w:rPr>
-          <w:rFonts w:ascii="Times New Roman" w:hAnsi="Times New Roman" w:cs="Times New Roman"/>
-        </w:rPr>
-        <w:t>password</w:t>
-      </w:r>
-      <w:proofErr w:type="gramEnd"/>
-      <w:r>
-        <w:rPr>
-          <w:rFonts w:ascii="Times New Roman" w:hAnsi="Times New Roman" w:cs="Times New Roman"/>
-        </w:rPr>
-        <w:t>.</w:t>
+        <w:t>The system shall authenticate users using username and password.</w:t>
       </w:r>
     </w:p>
     <w:p>
@@ -1962,21 +1816,7 @@
         <w:rPr>
           <w:rFonts w:ascii="Times New Roman" w:hAnsi="Times New Roman" w:cs="Times New Roman"/>
         </w:rPr>
-        <w:t xml:space="preserve">The system </w:t>
-      </w:r>
-      <w:proofErr w:type="gramStart"/>
-      <w:r>
-        <w:rPr>
-          <w:rFonts w:ascii="Times New Roman" w:hAnsi="Times New Roman" w:cs="Times New Roman"/>
-        </w:rPr>
-        <w:t>shall</w:t>
-      </w:r>
-      <w:proofErr w:type="gramEnd"/>
-      <w:r>
-        <w:rPr>
-          <w:rFonts w:ascii="Times New Roman" w:hAnsi="Times New Roman" w:cs="Times New Roman"/>
-        </w:rPr>
-        <w:t xml:space="preserve"> not allow users to change their username or password.</w:t>
+        <w:t>The system shall not allow users to change their username or password.</w:t>
       </w:r>
       <w:r>
         <w:t xml:space="preserve"> </w:t>
@@ -2049,21 +1889,7 @@
         <w:rPr>
           <w:rFonts w:ascii="Times New Roman" w:hAnsi="Times New Roman" w:cs="Times New Roman"/>
         </w:rPr>
-        <w:t xml:space="preserve">The </w:t>
-      </w:r>
-      <w:proofErr w:type="gramStart"/>
-      <w:r>
-        <w:rPr>
-          <w:rFonts w:ascii="Times New Roman" w:hAnsi="Times New Roman" w:cs="Times New Roman"/>
-        </w:rPr>
-        <w:t>system shall</w:t>
-      </w:r>
-      <w:proofErr w:type="gramEnd"/>
-      <w:r>
-        <w:rPr>
-          <w:rFonts w:ascii="Times New Roman" w:hAnsi="Times New Roman" w:cs="Times New Roman"/>
-        </w:rPr>
-        <w:t xml:space="preserve"> allow assignment of students to classes manually.</w:t>
+        <w:t>The system shall allow assignment of students to classes manually.</w:t>
       </w:r>
     </w:p>
     <w:p>
@@ -2204,21 +2030,7 @@
         <w:rPr>
           <w:rFonts w:ascii="Times New Roman" w:hAnsi="Times New Roman" w:cs="Times New Roman"/>
         </w:rPr>
-        <w:t xml:space="preserve">The </w:t>
-      </w:r>
-      <w:proofErr w:type="gramStart"/>
-      <w:r>
-        <w:rPr>
-          <w:rFonts w:ascii="Times New Roman" w:hAnsi="Times New Roman" w:cs="Times New Roman"/>
-        </w:rPr>
-        <w:t>system shall</w:t>
-      </w:r>
-      <w:proofErr w:type="gramEnd"/>
-      <w:r>
-        <w:rPr>
-          <w:rFonts w:ascii="Times New Roman" w:hAnsi="Times New Roman" w:cs="Times New Roman"/>
-        </w:rPr>
-        <w:t xml:space="preserve"> allow teachers to upload student marks.</w:t>
+        <w:t>The system shall allow teachers to upload student marks.</w:t>
       </w:r>
     </w:p>
     <w:p>
@@ -2316,21 +2128,7 @@
         <w:rPr>
           <w:rFonts w:ascii="Times New Roman" w:hAnsi="Times New Roman" w:cs="Times New Roman"/>
         </w:rPr>
-        <w:t xml:space="preserve">The </w:t>
-      </w:r>
-      <w:proofErr w:type="gramStart"/>
-      <w:r>
-        <w:rPr>
-          <w:rFonts w:ascii="Times New Roman" w:hAnsi="Times New Roman" w:cs="Times New Roman"/>
-        </w:rPr>
-        <w:t>system shall</w:t>
-      </w:r>
-      <w:proofErr w:type="gramEnd"/>
-      <w:r>
-        <w:rPr>
-          <w:rFonts w:ascii="Times New Roman" w:hAnsi="Times New Roman" w:cs="Times New Roman"/>
-        </w:rPr>
-        <w:t xml:space="preserve"> allow teachers to upload study materials in PDF format.</w:t>
+        <w:t>The system shall allow teachers to upload study materials in PDF format.</w:t>
       </w:r>
     </w:p>
     <w:p>
@@ -2348,21 +2146,7 @@
         <w:rPr>
           <w:rFonts w:ascii="Times New Roman" w:hAnsi="Times New Roman" w:cs="Times New Roman"/>
         </w:rPr>
-        <w:t xml:space="preserve">The </w:t>
-      </w:r>
-      <w:proofErr w:type="gramStart"/>
-      <w:r>
-        <w:rPr>
-          <w:rFonts w:ascii="Times New Roman" w:hAnsi="Times New Roman" w:cs="Times New Roman"/>
-        </w:rPr>
-        <w:t>system shall</w:t>
-      </w:r>
-      <w:proofErr w:type="gramEnd"/>
-      <w:r>
-        <w:rPr>
-          <w:rFonts w:ascii="Times New Roman" w:hAnsi="Times New Roman" w:cs="Times New Roman"/>
-        </w:rPr>
-        <w:t xml:space="preserve"> allow teachers to add YouTube video links.</w:t>
+        <w:t>The system shall allow teachers to add YouTube video links.</w:t>
       </w:r>
     </w:p>
     <w:p>
@@ -2522,35 +2306,7 @@
         <w:rPr>
           <w:rFonts w:ascii="Times New Roman" w:hAnsi="Times New Roman" w:cs="Times New Roman"/>
         </w:rPr>
-        <w:t xml:space="preserve">The system </w:t>
-      </w:r>
-      <w:proofErr w:type="gramStart"/>
-      <w:r>
-        <w:rPr>
-          <w:rFonts w:ascii="Times New Roman" w:hAnsi="Times New Roman" w:cs="Times New Roman"/>
-        </w:rPr>
-        <w:t>shall</w:t>
-      </w:r>
-      <w:proofErr w:type="gramEnd"/>
-      <w:r>
-        <w:rPr>
-          <w:rFonts w:ascii="Times New Roman" w:hAnsi="Times New Roman" w:cs="Times New Roman"/>
-        </w:rPr>
-        <w:t xml:space="preserve"> provide a </w:t>
-      </w:r>
-      <w:proofErr w:type="gramStart"/>
-      <w:r>
-        <w:rPr>
-          <w:rFonts w:ascii="Times New Roman" w:hAnsi="Times New Roman" w:cs="Times New Roman"/>
-        </w:rPr>
-        <w:t>public school</w:t>
-      </w:r>
-      <w:proofErr w:type="gramEnd"/>
-      <w:r>
-        <w:rPr>
-          <w:rFonts w:ascii="Times New Roman" w:hAnsi="Times New Roman" w:cs="Times New Roman"/>
-        </w:rPr>
-        <w:t xml:space="preserve"> website.</w:t>
+        <w:t>The system shall provide a public school website.</w:t>
       </w:r>
     </w:p>
     <w:p>
@@ -2568,21 +2324,7 @@
         <w:rPr>
           <w:rFonts w:ascii="Times New Roman" w:hAnsi="Times New Roman" w:cs="Times New Roman"/>
         </w:rPr>
-        <w:t xml:space="preserve">The </w:t>
-      </w:r>
-      <w:proofErr w:type="gramStart"/>
-      <w:r>
-        <w:rPr>
-          <w:rFonts w:ascii="Times New Roman" w:hAnsi="Times New Roman" w:cs="Times New Roman"/>
-        </w:rPr>
-        <w:t>system shall</w:t>
-      </w:r>
-      <w:proofErr w:type="gramEnd"/>
-      <w:r>
-        <w:rPr>
-          <w:rFonts w:ascii="Times New Roman" w:hAnsi="Times New Roman" w:cs="Times New Roman"/>
-        </w:rPr>
-        <w:t xml:space="preserve"> display pages such as Home, Academic, Sports, Events, and Contact.</w:t>
+        <w:t>The system shall display pages such as Home, Academic, Sports, Events, and Contact.</w:t>
       </w:r>
     </w:p>
     <w:p>
@@ -2858,16 +2600,8 @@
         <w:rPr>
           <w:rFonts w:ascii="Times New Roman" w:hAnsi="Times New Roman" w:cs="Times New Roman"/>
         </w:rPr>
-        <w:t xml:space="preserve">less than 5 </w:t>
-      </w:r>
-      <w:proofErr w:type="gramStart"/>
-      <w:r>
-        <w:rPr>
-          <w:rFonts w:ascii="Times New Roman" w:hAnsi="Times New Roman" w:cs="Times New Roman"/>
-        </w:rPr>
-        <w:t>second</w:t>
-      </w:r>
-      <w:proofErr w:type="gramEnd"/>
+        <w:t>less than 5 second</w:t>
+      </w:r>
       <w:r>
         <w:rPr>
           <w:rFonts w:ascii="Times New Roman" w:hAnsi="Times New Roman" w:cs="Times New Roman"/>
@@ -2952,16 +2686,8 @@
         <w:rPr>
           <w:rFonts w:ascii="Times New Roman" w:hAnsi="Times New Roman" w:cs="Times New Roman"/>
         </w:rPr>
-        <w:t xml:space="preserve">The system shall encrypt all passwords using secure </w:t>
-      </w:r>
-      <w:proofErr w:type="gramStart"/>
-      <w:r>
-        <w:rPr>
-          <w:rFonts w:ascii="Times New Roman" w:hAnsi="Times New Roman" w:cs="Times New Roman"/>
-        </w:rPr>
-        <w:t>hashing .</w:t>
-      </w:r>
-      <w:proofErr w:type="gramEnd"/>
+        <w:t>The system shall encrypt all passwords using secure hashing .</w:t>
+      </w:r>
     </w:p>
     <w:p>
       <w:pPr>
@@ -2978,21 +2704,7 @@
         <w:rPr>
           <w:rFonts w:ascii="Times New Roman" w:hAnsi="Times New Roman" w:cs="Times New Roman"/>
         </w:rPr>
-        <w:t xml:space="preserve">The system </w:t>
-      </w:r>
-      <w:proofErr w:type="gramStart"/>
-      <w:r>
-        <w:rPr>
-          <w:rFonts w:ascii="Times New Roman" w:hAnsi="Times New Roman" w:cs="Times New Roman"/>
-        </w:rPr>
-        <w:t>shall</w:t>
-      </w:r>
-      <w:proofErr w:type="gramEnd"/>
-      <w:r>
-        <w:rPr>
-          <w:rFonts w:ascii="Times New Roman" w:hAnsi="Times New Roman" w:cs="Times New Roman"/>
-        </w:rPr>
-        <w:t xml:space="preserve"> implement role-based access control.</w:t>
+        <w:t>The system shall implement role-based access control.</w:t>
       </w:r>
     </w:p>
     <w:p>
@@ -3054,21 +2766,7 @@
         <w:rPr>
           <w:rFonts w:ascii="Times New Roman" w:hAnsi="Times New Roman" w:cs="Times New Roman"/>
         </w:rPr>
-        <w:t xml:space="preserve">The system </w:t>
-      </w:r>
-      <w:proofErr w:type="gramStart"/>
-      <w:r>
-        <w:rPr>
-          <w:rFonts w:ascii="Times New Roman" w:hAnsi="Times New Roman" w:cs="Times New Roman"/>
-        </w:rPr>
-        <w:t>shall</w:t>
-      </w:r>
-      <w:proofErr w:type="gramEnd"/>
-      <w:r>
-        <w:rPr>
-          <w:rFonts w:ascii="Times New Roman" w:hAnsi="Times New Roman" w:cs="Times New Roman"/>
-        </w:rPr>
-        <w:t xml:space="preserve"> provide a user-friendly interface.</w:t>
+        <w:t>The system shall provide a user-friendly interface.</w:t>
       </w:r>
     </w:p>
     <w:p>
@@ -3086,21 +2784,7 @@
         <w:rPr>
           <w:rFonts w:ascii="Times New Roman" w:hAnsi="Times New Roman" w:cs="Times New Roman"/>
         </w:rPr>
-        <w:t xml:space="preserve">The system </w:t>
-      </w:r>
-      <w:proofErr w:type="gramStart"/>
-      <w:r>
-        <w:rPr>
-          <w:rFonts w:ascii="Times New Roman" w:hAnsi="Times New Roman" w:cs="Times New Roman"/>
-        </w:rPr>
-        <w:t>shall</w:t>
-      </w:r>
-      <w:proofErr w:type="gramEnd"/>
-      <w:r>
-        <w:rPr>
-          <w:rFonts w:ascii="Times New Roman" w:hAnsi="Times New Roman" w:cs="Times New Roman"/>
-        </w:rPr>
-        <w:t xml:space="preserve"> have simple navigation for all user types.</w:t>
+        <w:t>The system shall have simple navigation for all user types.</w:t>
       </w:r>
     </w:p>
     <w:p>
@@ -3118,21 +2802,7 @@
         <w:rPr>
           <w:rFonts w:ascii="Times New Roman" w:hAnsi="Times New Roman" w:cs="Times New Roman"/>
         </w:rPr>
-        <w:t xml:space="preserve">The system </w:t>
-      </w:r>
-      <w:proofErr w:type="gramStart"/>
-      <w:r>
-        <w:rPr>
-          <w:rFonts w:ascii="Times New Roman" w:hAnsi="Times New Roman" w:cs="Times New Roman"/>
-        </w:rPr>
-        <w:t>shall</w:t>
-      </w:r>
-      <w:proofErr w:type="gramEnd"/>
-      <w:r>
-        <w:rPr>
-          <w:rFonts w:ascii="Times New Roman" w:hAnsi="Times New Roman" w:cs="Times New Roman"/>
-        </w:rPr>
-        <w:t xml:space="preserve"> be easy to use for non-technical school staff.</w:t>
+        <w:t>The system shall be easy to use for non-technical school staff.</w:t>
       </w:r>
     </w:p>
     <w:p>
@@ -3193,21 +2863,7 @@
         <w:rPr>
           <w:rFonts w:ascii="Times New Roman" w:hAnsi="Times New Roman" w:cs="Times New Roman"/>
         </w:rPr>
-        <w:t xml:space="preserve">The system </w:t>
-      </w:r>
-      <w:proofErr w:type="gramStart"/>
-      <w:r>
-        <w:rPr>
-          <w:rFonts w:ascii="Times New Roman" w:hAnsi="Times New Roman" w:cs="Times New Roman"/>
-        </w:rPr>
-        <w:t>shall</w:t>
-      </w:r>
-      <w:proofErr w:type="gramEnd"/>
-      <w:r>
-        <w:rPr>
-          <w:rFonts w:ascii="Times New Roman" w:hAnsi="Times New Roman" w:cs="Times New Roman"/>
-        </w:rPr>
-        <w:t xml:space="preserve"> ensure data consistency and backup.</w:t>
+        <w:t>The system shall ensure data consistency and backup.</w:t>
       </w:r>
     </w:p>
     <w:p>
@@ -3323,14 +2979,12 @@
         </w:rPr>
         <w:t xml:space="preserve">The system shall follow </w:t>
       </w:r>
-      <w:proofErr w:type="spellStart"/>
       <w:r>
         <w:rPr>
           <w:rFonts w:ascii="Times New Roman" w:hAnsi="Times New Roman" w:cs="Times New Roman"/>
         </w:rPr>
         <w:t>mvc</w:t>
       </w:r>
-      <w:proofErr w:type="spellEnd"/>
       <w:r>
         <w:rPr>
           <w:rFonts w:ascii="Times New Roman" w:hAnsi="Times New Roman" w:cs="Times New Roman"/>
@@ -3353,21 +3007,7 @@
         <w:rPr>
           <w:rFonts w:ascii="Times New Roman" w:hAnsi="Times New Roman" w:cs="Times New Roman"/>
         </w:rPr>
-        <w:t xml:space="preserve">The system </w:t>
-      </w:r>
-      <w:proofErr w:type="gramStart"/>
-      <w:r>
-        <w:rPr>
-          <w:rFonts w:ascii="Times New Roman" w:hAnsi="Times New Roman" w:cs="Times New Roman"/>
-        </w:rPr>
-        <w:t>shall</w:t>
-      </w:r>
-      <w:proofErr w:type="gramEnd"/>
-      <w:r>
-        <w:rPr>
-          <w:rFonts w:ascii="Times New Roman" w:hAnsi="Times New Roman" w:cs="Times New Roman"/>
-        </w:rPr>
-        <w:t xml:space="preserve"> separate frontend and backend clearly.</w:t>
+        <w:t>The system shall separate frontend and backend clearly.</w:t>
       </w:r>
     </w:p>
     <w:p>
@@ -3428,21 +3068,7 @@
         <w:rPr>
           <w:rFonts w:ascii="Times New Roman" w:hAnsi="Times New Roman" w:cs="Times New Roman"/>
         </w:rPr>
-        <w:t xml:space="preserve">The system </w:t>
-      </w:r>
-      <w:proofErr w:type="gramStart"/>
-      <w:r>
-        <w:rPr>
-          <w:rFonts w:ascii="Times New Roman" w:hAnsi="Times New Roman" w:cs="Times New Roman"/>
-        </w:rPr>
-        <w:t>shall</w:t>
-      </w:r>
-      <w:proofErr w:type="gramEnd"/>
-      <w:r>
-        <w:rPr>
-          <w:rFonts w:ascii="Times New Roman" w:hAnsi="Times New Roman" w:cs="Times New Roman"/>
-        </w:rPr>
-        <w:t xml:space="preserve"> run on modern web browsers.</w:t>
+        <w:t>The system shall run on modern web browsers.</w:t>
       </w:r>
     </w:p>
     <w:p>
@@ -3536,14 +3162,12 @@
         </w:rPr>
         <w:t xml:space="preserve">The system shall use </w:t>
       </w:r>
-      <w:proofErr w:type="spellStart"/>
       <w:r>
         <w:rPr>
           <w:rFonts w:ascii="Times New Roman" w:hAnsi="Times New Roman" w:cs="Times New Roman"/>
         </w:rPr>
         <w:t>mysql</w:t>
       </w:r>
-      <w:proofErr w:type="spellEnd"/>
       <w:r>
         <w:rPr>
           <w:rFonts w:ascii="Times New Roman" w:hAnsi="Times New Roman" w:cs="Times New Roman"/>
@@ -3637,70 +3261,108 @@
         </w:rPr>
         <w:t xml:space="preserve"> </w:t>
       </w:r>
-      <w:proofErr w:type="spellStart"/>
+      <w:r>
+        <w:rPr>
+          <w:rFonts w:ascii="Times New Roman" w:hAnsi="Times New Roman" w:cs="Times New Roman"/>
+        </w:rPr>
+        <w:t>SpringBoot backend</w:t>
+      </w:r>
+      <w:r>
+        <w:rPr>
+          <w:rFonts w:ascii="Times New Roman" w:hAnsi="Times New Roman" w:cs="Times New Roman"/>
+        </w:rPr>
+        <w:sym w:font="Wingdings" w:char="F0E0"/>
+      </w:r>
+      <w:r>
+        <w:rPr>
+          <w:rFonts w:ascii="Times New Roman" w:hAnsi="Times New Roman" w:cs="Times New Roman"/>
+        </w:rPr>
+        <w:t xml:space="preserve"> </w:t>
+      </w:r>
+      <w:r>
+        <w:rPr>
+          <w:rFonts w:ascii="Times New Roman" w:hAnsi="Times New Roman" w:cs="Times New Roman"/>
+        </w:rPr>
+        <w:t>mysql</w:t>
+      </w:r>
+      <w:r>
+        <w:rPr>
+          <w:rFonts w:ascii="Times New Roman" w:hAnsi="Times New Roman" w:cs="Times New Roman"/>
+        </w:rPr>
+        <w:t xml:space="preserve"> Database</w:t>
+      </w:r>
+    </w:p>
+    <w:p>
+      <w:pPr>
+        <w:rPr>
+          <w:rFonts w:ascii="Times New Roman" w:hAnsi="Times New Roman" w:cs="Times New Roman"/>
+        </w:rPr>
+      </w:pPr>
+    </w:p>
+    <w:p>
+      <w:pPr>
+        <w:ind w:left="720"/>
+        <w:rPr>
+          <w:rFonts w:ascii="Times New Roman" w:hAnsi="Times New Roman" w:cs="Times New Roman"/>
+          <w:b/>
+          <w:bCs/>
+        </w:rPr>
+      </w:pPr>
+      <w:r>
+        <w:rPr>
+          <w:rFonts w:ascii="Times New Roman" w:hAnsi="Times New Roman" w:cs="Times New Roman"/>
+          <w:b/>
+          <w:bCs/>
+        </w:rPr>
+        <w:t>5.2 Components</w:t>
+      </w:r>
+    </w:p>
+    <w:p>
+      <w:pPr>
+        <w:pStyle w:val="ListParagraph"/>
+        <w:numPr>
+          <w:ilvl w:val="0"/>
+          <w:numId w:val="31"/>
+        </w:numPr>
+        <w:rPr>
+          <w:rFonts w:ascii="Times New Roman" w:hAnsi="Times New Roman" w:cs="Times New Roman"/>
+        </w:rPr>
+      </w:pPr>
+      <w:r>
+        <w:rPr>
+          <w:rFonts w:ascii="Times New Roman" w:hAnsi="Times New Roman" w:cs="Times New Roman"/>
+        </w:rPr>
+        <w:t>Frontend (React UI)</w:t>
+      </w:r>
+    </w:p>
+    <w:p>
+      <w:pPr>
+        <w:pStyle w:val="ListParagraph"/>
+        <w:numPr>
+          <w:ilvl w:val="0"/>
+          <w:numId w:val="31"/>
+        </w:numPr>
+        <w:rPr>
+          <w:rFonts w:ascii="Times New Roman" w:hAnsi="Times New Roman" w:cs="Times New Roman"/>
+        </w:rPr>
+      </w:pPr>
+      <w:r>
+        <w:rPr>
+          <w:rFonts w:ascii="Times New Roman" w:hAnsi="Times New Roman" w:cs="Times New Roman"/>
+        </w:rPr>
+        <w:t>Backend (</w:t>
+      </w:r>
       <w:r>
         <w:rPr>
           <w:rFonts w:ascii="Times New Roman" w:hAnsi="Times New Roman" w:cs="Times New Roman"/>
         </w:rPr>
         <w:t>SpringBoot</w:t>
       </w:r>
-      <w:proofErr w:type="spellEnd"/>
-      <w:r>
-        <w:rPr>
-          <w:rFonts w:ascii="Times New Roman" w:hAnsi="Times New Roman" w:cs="Times New Roman"/>
-        </w:rPr>
-        <w:t xml:space="preserve"> backend</w:t>
-      </w:r>
-      <w:r>
-        <w:rPr>
-          <w:rFonts w:ascii="Times New Roman" w:hAnsi="Times New Roman" w:cs="Times New Roman"/>
-        </w:rPr>
-        <w:sym w:font="Wingdings" w:char="F0E0"/>
-      </w:r>
-      <w:r>
-        <w:rPr>
-          <w:rFonts w:ascii="Times New Roman" w:hAnsi="Times New Roman" w:cs="Times New Roman"/>
-        </w:rPr>
-        <w:t xml:space="preserve"> </w:t>
-      </w:r>
-      <w:proofErr w:type="spellStart"/>
-      <w:r>
-        <w:rPr>
-          <w:rFonts w:ascii="Times New Roman" w:hAnsi="Times New Roman" w:cs="Times New Roman"/>
-        </w:rPr>
-        <w:t>mysql</w:t>
-      </w:r>
-      <w:proofErr w:type="spellEnd"/>
-      <w:r>
-        <w:rPr>
-          <w:rFonts w:ascii="Times New Roman" w:hAnsi="Times New Roman" w:cs="Times New Roman"/>
-        </w:rPr>
-        <w:t xml:space="preserve"> Database</w:t>
-      </w:r>
-    </w:p>
-    <w:p>
-      <w:pPr>
-        <w:rPr>
-          <w:rFonts w:ascii="Times New Roman" w:hAnsi="Times New Roman" w:cs="Times New Roman"/>
-        </w:rPr>
-      </w:pPr>
-    </w:p>
-    <w:p>
-      <w:pPr>
-        <w:ind w:left="720"/>
-        <w:rPr>
-          <w:rFonts w:ascii="Times New Roman" w:hAnsi="Times New Roman" w:cs="Times New Roman"/>
-          <w:b/>
-          <w:bCs/>
-        </w:rPr>
-      </w:pPr>
-      <w:r>
-        <w:rPr>
-          <w:rFonts w:ascii="Times New Roman" w:hAnsi="Times New Roman" w:cs="Times New Roman"/>
-          <w:b/>
-          <w:bCs/>
-        </w:rPr>
-        <w:t>5.2 Components</w:t>
+      <w:r>
+        <w:rPr>
+          <w:rFonts w:ascii="Times New Roman" w:hAnsi="Times New Roman" w:cs="Times New Roman"/>
+        </w:rPr>
+        <w:t>)</w:t>
       </w:r>
     </w:p>
     <w:p>
@@ -3718,66 +3380,14 @@
         <w:rPr>
           <w:rFonts w:ascii="Times New Roman" w:hAnsi="Times New Roman" w:cs="Times New Roman"/>
         </w:rPr>
-        <w:t>Frontend (React UI)</w:t>
-      </w:r>
-    </w:p>
-    <w:p>
-      <w:pPr>
-        <w:pStyle w:val="ListParagraph"/>
-        <w:numPr>
-          <w:ilvl w:val="0"/>
-          <w:numId w:val="31"/>
-        </w:numPr>
-        <w:rPr>
-          <w:rFonts w:ascii="Times New Roman" w:hAnsi="Times New Roman" w:cs="Times New Roman"/>
-        </w:rPr>
-      </w:pPr>
-      <w:r>
-        <w:rPr>
-          <w:rFonts w:ascii="Times New Roman" w:hAnsi="Times New Roman" w:cs="Times New Roman"/>
-        </w:rPr>
-        <w:t>Backend (</w:t>
-      </w:r>
-      <w:proofErr w:type="spellStart"/>
-      <w:r>
-        <w:rPr>
-          <w:rFonts w:ascii="Times New Roman" w:hAnsi="Times New Roman" w:cs="Times New Roman"/>
-        </w:rPr>
-        <w:t>SpringBoot</w:t>
-      </w:r>
-      <w:proofErr w:type="spellEnd"/>
-      <w:r>
-        <w:rPr>
-          <w:rFonts w:ascii="Times New Roman" w:hAnsi="Times New Roman" w:cs="Times New Roman"/>
-        </w:rPr>
-        <w:t>)</w:t>
-      </w:r>
-    </w:p>
-    <w:p>
-      <w:pPr>
-        <w:pStyle w:val="ListParagraph"/>
-        <w:numPr>
-          <w:ilvl w:val="0"/>
-          <w:numId w:val="31"/>
-        </w:numPr>
-        <w:rPr>
-          <w:rFonts w:ascii="Times New Roman" w:hAnsi="Times New Roman" w:cs="Times New Roman"/>
-        </w:rPr>
-      </w:pPr>
-      <w:r>
-        <w:rPr>
-          <w:rFonts w:ascii="Times New Roman" w:hAnsi="Times New Roman" w:cs="Times New Roman"/>
-        </w:rPr>
         <w:t>Database (</w:t>
       </w:r>
-      <w:proofErr w:type="spellStart"/>
       <w:r>
         <w:rPr>
           <w:rFonts w:ascii="Times New Roman" w:hAnsi="Times New Roman" w:cs="Times New Roman"/>
         </w:rPr>
         <w:t>Mysql</w:t>
       </w:r>
-      <w:proofErr w:type="spellEnd"/>
       <w:r>
         <w:rPr>
           <w:rFonts w:ascii="Times New Roman" w:hAnsi="Times New Roman" w:cs="Times New Roman"/>
@@ -4243,111 +3853,6 @@
     </w:p>
     <w:p>
       <w:pPr>
-        <w:rPr>
-          <w:rFonts w:ascii="Times New Roman" w:hAnsi="Times New Roman" w:cs="Times New Roman"/>
-        </w:rPr>
-      </w:pPr>
-    </w:p>
-    <w:p>
-      <w:pPr>
-        <w:rPr>
-          <w:rFonts w:ascii="Times New Roman" w:hAnsi="Times New Roman" w:cs="Times New Roman"/>
-        </w:rPr>
-      </w:pPr>
-    </w:p>
-    <w:p>
-      <w:pPr>
-        <w:rPr>
-          <w:rFonts w:ascii="Times New Roman" w:hAnsi="Times New Roman" w:cs="Times New Roman"/>
-        </w:rPr>
-      </w:pPr>
-    </w:p>
-    <w:p>
-      <w:pPr>
-        <w:rPr>
-          <w:rFonts w:ascii="Times New Roman" w:hAnsi="Times New Roman" w:cs="Times New Roman"/>
-        </w:rPr>
-      </w:pPr>
-    </w:p>
-    <w:p>
-      <w:pPr>
-        <w:rPr>
-          <w:rFonts w:ascii="Times New Roman" w:hAnsi="Times New Roman" w:cs="Times New Roman"/>
-        </w:rPr>
-      </w:pPr>
-    </w:p>
-    <w:p>
-      <w:pPr>
-        <w:rPr>
-          <w:rFonts w:ascii="Times New Roman" w:hAnsi="Times New Roman" w:cs="Times New Roman"/>
-        </w:rPr>
-      </w:pPr>
-    </w:p>
-    <w:p>
-      <w:pPr>
-        <w:rPr>
-          <w:rFonts w:ascii="Times New Roman" w:hAnsi="Times New Roman" w:cs="Times New Roman"/>
-        </w:rPr>
-      </w:pPr>
-    </w:p>
-    <w:p>
-      <w:pPr>
-        <w:rPr>
-          <w:rFonts w:ascii="Times New Roman" w:hAnsi="Times New Roman" w:cs="Times New Roman"/>
-        </w:rPr>
-      </w:pPr>
-    </w:p>
-    <w:p>
-      <w:pPr>
-        <w:rPr>
-          <w:rFonts w:ascii="Times New Roman" w:hAnsi="Times New Roman" w:cs="Times New Roman"/>
-        </w:rPr>
-      </w:pPr>
-    </w:p>
-    <w:p>
-      <w:pPr>
-        <w:rPr>
-          <w:rFonts w:ascii="Times New Roman" w:hAnsi="Times New Roman" w:cs="Times New Roman"/>
-        </w:rPr>
-      </w:pPr>
-    </w:p>
-    <w:p>
-      <w:pPr>
-        <w:rPr>
-          <w:rFonts w:ascii="Times New Roman" w:hAnsi="Times New Roman" w:cs="Times New Roman"/>
-        </w:rPr>
-      </w:pPr>
-    </w:p>
-    <w:p>
-      <w:pPr>
-        <w:rPr>
-          <w:rFonts w:ascii="Times New Roman" w:hAnsi="Times New Roman" w:cs="Times New Roman"/>
-        </w:rPr>
-      </w:pPr>
-    </w:p>
-    <w:p>
-      <w:pPr>
-        <w:rPr>
-          <w:rFonts w:ascii="Times New Roman" w:hAnsi="Times New Roman" w:cs="Times New Roman"/>
-        </w:rPr>
-      </w:pPr>
-    </w:p>
-    <w:p>
-      <w:pPr>
-        <w:rPr>
-          <w:rFonts w:ascii="Times New Roman" w:hAnsi="Times New Roman" w:cs="Times New Roman"/>
-        </w:rPr>
-      </w:pPr>
-    </w:p>
-    <w:p>
-      <w:pPr>
-        <w:rPr>
-          <w:rFonts w:ascii="Times New Roman" w:hAnsi="Times New Roman" w:cs="Times New Roman"/>
-        </w:rPr>
-      </w:pPr>
-    </w:p>
-    <w:p>
-      <w:pPr>
         <w:pStyle w:val="ListParagraph"/>
         <w:numPr>
           <w:ilvl w:val="0"/>
@@ -4365,6 +3870,7 @@
           <w:b/>
           <w:bCs/>
         </w:rPr>
+        <w:lastRenderedPageBreak/>
         <w:t>USER ROLES AND PERMISSIONS</w:t>
       </w:r>
     </w:p>
@@ -4441,7 +3947,6 @@
                 <w:bCs/>
               </w:rPr>
             </w:pPr>
-            <w:proofErr w:type="gramStart"/>
             <w:r>
               <w:rPr>
                 <w:rFonts w:ascii="Times New Roman" w:hAnsi="Times New Roman" w:cs="Times New Roman"/>
@@ -4450,7 +3955,6 @@
               </w:rPr>
               <w:t>T.O</w:t>
             </w:r>
-            <w:proofErr w:type="gramEnd"/>
           </w:p>
         </w:tc>
         <w:tc>
@@ -5167,7 +4671,6 @@
           <w:b/>
           <w:bCs/>
         </w:rPr>
-        <w:lastRenderedPageBreak/>
         <w:t>8.1 Hardware</w:t>
       </w:r>
     </w:p>
@@ -5204,21 +4707,7 @@
         <w:rPr>
           <w:rFonts w:ascii="Times New Roman" w:hAnsi="Times New Roman" w:cs="Times New Roman"/>
         </w:rPr>
-        <w:t xml:space="preserve">2GB </w:t>
-      </w:r>
-      <w:proofErr w:type="gramStart"/>
-      <w:r>
-        <w:rPr>
-          <w:rFonts w:ascii="Times New Roman" w:hAnsi="Times New Roman" w:cs="Times New Roman"/>
-        </w:rPr>
-        <w:t>RAM minimum</w:t>
-      </w:r>
-      <w:proofErr w:type="gramEnd"/>
-      <w:r>
-        <w:rPr>
-          <w:rFonts w:ascii="Times New Roman" w:hAnsi="Times New Roman" w:cs="Times New Roman"/>
-        </w:rPr>
-        <w:t xml:space="preserve"> (development)</w:t>
+        <w:t>2GB RAM minimum (development)</w:t>
       </w:r>
     </w:p>
     <w:p>
@@ -5258,14 +4747,12 @@
           <w:rFonts w:ascii="Times New Roman" w:hAnsi="Times New Roman" w:cs="Times New Roman"/>
         </w:rPr>
       </w:pPr>
-      <w:proofErr w:type="spellStart"/>
       <w:r>
         <w:rPr>
           <w:rFonts w:ascii="Times New Roman" w:hAnsi="Times New Roman" w:cs="Times New Roman"/>
         </w:rPr>
         <w:t>SpringBoot</w:t>
       </w:r>
-      <w:proofErr w:type="spellEnd"/>
     </w:p>
     <w:p>
       <w:pPr>
@@ -5278,19 +4765,11 @@
           <w:rFonts w:ascii="Times New Roman" w:hAnsi="Times New Roman" w:cs="Times New Roman"/>
         </w:rPr>
       </w:pPr>
-      <w:proofErr w:type="spellStart"/>
-      <w:r>
-        <w:rPr>
-          <w:rFonts w:ascii="Times New Roman" w:hAnsi="Times New Roman" w:cs="Times New Roman"/>
-        </w:rPr>
-        <w:t>Mysql</w:t>
-      </w:r>
-      <w:proofErr w:type="spellEnd"/>
-      <w:r>
-        <w:rPr>
-          <w:rFonts w:ascii="Times New Roman" w:hAnsi="Times New Roman" w:cs="Times New Roman"/>
-        </w:rPr>
-        <w:t xml:space="preserve"> </w:t>
+      <w:r>
+        <w:rPr>
+          <w:rFonts w:ascii="Times New Roman" w:hAnsi="Times New Roman" w:cs="Times New Roman"/>
+        </w:rPr>
+        <w:t xml:space="preserve">Mysql </w:t>
       </w:r>
     </w:p>
     <w:p>
@@ -5565,49 +5044,7 @@
         <w:rPr>
           <w:rFonts w:ascii="Times New Roman" w:hAnsi="Times New Roman" w:cs="Times New Roman"/>
         </w:rPr>
-        <w:t xml:space="preserve">The proposed Learning Management System for </w:t>
-      </w:r>
-      <w:proofErr w:type="spellStart"/>
-      <w:r>
-        <w:rPr>
-          <w:rFonts w:ascii="Times New Roman" w:hAnsi="Times New Roman" w:cs="Times New Roman"/>
-        </w:rPr>
-        <w:t>Rajasinghe</w:t>
-      </w:r>
-      <w:proofErr w:type="spellEnd"/>
-      <w:r>
-        <w:rPr>
-          <w:rFonts w:ascii="Times New Roman" w:hAnsi="Times New Roman" w:cs="Times New Roman"/>
-        </w:rPr>
-        <w:t xml:space="preserve"> Central College is a simple and useful web system to manage school activities. It helps to store and handle </w:t>
-      </w:r>
-      <w:proofErr w:type="gramStart"/>
-      <w:r>
-        <w:rPr>
-          <w:rFonts w:ascii="Times New Roman" w:hAnsi="Times New Roman" w:cs="Times New Roman"/>
-        </w:rPr>
-        <w:t>student</w:t>
-      </w:r>
-      <w:proofErr w:type="gramEnd"/>
-      <w:r>
-        <w:rPr>
-          <w:rFonts w:ascii="Times New Roman" w:hAnsi="Times New Roman" w:cs="Times New Roman"/>
-        </w:rPr>
-        <w:t xml:space="preserve">, </w:t>
-      </w:r>
-      <w:proofErr w:type="gramStart"/>
-      <w:r>
-        <w:rPr>
-          <w:rFonts w:ascii="Times New Roman" w:hAnsi="Times New Roman" w:cs="Times New Roman"/>
-        </w:rPr>
-        <w:t>teacher</w:t>
-      </w:r>
-      <w:proofErr w:type="gramEnd"/>
-      <w:r>
-        <w:rPr>
-          <w:rFonts w:ascii="Times New Roman" w:hAnsi="Times New Roman" w:cs="Times New Roman"/>
-        </w:rPr>
-        <w:t>, and academic information in one place. This system reduces manual work, improves communication, and makes learning easier for students through a digital platform.</w:t>
+        <w:t>The proposed Learning Management System for Rajasinghe Central College is a simple and useful web system to manage school activities. It helps to store and handle student, teacher, and academic information in one place. This system reduces manual work, improves communication, and makes learning easier for students through a digital platform.</w:t>
       </w:r>
     </w:p>
     <w:sectPr>
